--- a/docs/facades_beginner_3009/Facades_Beginner_Manual_30.09.docx
+++ b/docs/facades_beginner_3009/Facades_Beginner_Manual_30.09.docx
@@ -368,7 +368,7 @@
         <w:t>build-info</w:t>
       </w:r>
       <w:r>
-        <w:t xml:space="preserve"> при его наличии и строки загрузки DLL. В описании должны быть отражены безопасная перегенерация/отмена, защита шин без опор и новая команда ATFZONERESET. Если нужной сборки ещё нет, материал можно изучать и открыть учебные исходники, но не считать старый установленный комплект прошедшим этот сценарий. Точный идентификатор проверенного кода/выпуска приведён в листе версии комплектной инструкции.</w:t>
+        <w:t xml:space="preserve"> при его наличии и строки загрузки DLL. В описании должны быть отражены безопасная перегенерация/отмена, проверка актуальности геометрии зон и раскладок, защита шин без опор и новая команда ATFZONERESET. Если нужной сборки ещё нет, материал можно изучать и открыть учебные исходники, но не считать старый установленный комплект прошедшим этот сценарий. Точный идентификатор проверенного кода/выпуска приведён в листе версии комплектной инструкции.</w:t>
       </w:r>
     </w:p>
     <w:p>
@@ -3652,6 +3652,20 @@
         <w:t>На стене появляется штриховка с двумя отверстиями, марка У-1 и площадь. Штриховка не должна закрывать окна. В командной строке не должно быть непринятых контуров.</w:t>
       </w:r>
     </w:p>
+    <w:p>
+      <w:r>
+        <w:t xml:space="preserve">Новая ATFZONE сохраняет </w:t>
+      </w:r>
+      <w:r>
+        <w:rPr>
+          <w:b/>
+        </w:rPr>
+        <w:t>контрольный снимок геометрии</w:t>
+      </w:r>
+      <w:r>
+        <w:t>: форму и положение выбранных наружных контуров, зарегистрированных проёмов и границ штриховки, а также рассчитанные данные зоны. Здесь «снимок» означает служебную запись для проверки, а не картинку. Следующие команды сверяют с ней текущий чертёж. Поэтому исходные контуры сохраняйте: одной красивой штриховки недостаточно для дальнейшей работы.</w:t>
+      </w:r>
+    </w:p>
     <w:tbl>
       <w:tblPr>
         <w:tblW w:type="auto" w:w="0"/>
@@ -4085,14 +4099,14 @@
       </w:r>
     </w:p>
     <w:p>
-      <w:bookmarkStart w:id="148" w:name="chapter_7"/>
+      <w:bookmarkStart w:id="150" w:name="chapter_7"/>
       <w:pPr>
         <w:pStyle w:val="Heading1"/>
       </w:pPr>
       <w:r>
         <w:t>6 Шаг 2 разложить плитку командой ATTILE</w:t>
       </w:r>
-      <w:bookmarkEnd w:id="148"/>
+      <w:bookmarkEnd w:id="150"/>
     </w:p>
     <w:p>
       <w:pPr>
@@ -6087,14 +6101,14 @@
       </w:r>
     </w:p>
     <w:p>
-      <w:bookmarkStart w:id="203" w:name="chapter_8"/>
+      <w:bookmarkStart w:id="205" w:name="chapter_8"/>
       <w:pPr>
         <w:pStyle w:val="Heading1"/>
       </w:pPr>
       <w:r>
         <w:t>7 Шаг 3 построить подсистему ATFRAME</w:t>
       </w:r>
-      <w:bookmarkEnd w:id="203"/>
+      <w:bookmarkEnd w:id="205"/>
     </w:p>
     <w:p>
       <w:pPr>
@@ -6131,6 +6145,16 @@
       </w:r>
       <w:r>
         <w:t>. Если программа пишет, что раскладки нет, нажмите «Отмена» в окне и проверьте выбор: для сквозного упражнения ряды должны поступить из ATTILE.</w:t>
+      </w:r>
+    </w:p>
+    <w:p>
+      <w:r>
+        <w:t>ATFRAME также проверяет актуальность самой раскладки. Если она создана старой сборкой без контрольного снимка, изменились её исходные контуры или после неё повторяли ATFZONE, сначала заново выполните ATTILE по актуальной зоне. Для прежнего проекта с ATCLAD повторите ATCLAD. Наличие старых плиток и осей на экране не заменяет эту проверку.</w:t>
+      </w:r>
+    </w:p>
+    <w:p>
+      <w:r>
+        <w:t>Если ранее раскладывали общий набор из нескольких зон или контуров с окнами, выбирайте его целиком. Проверка охватывает все источники одного запуска ATTILE/ATCLAD, даже независимые зоны: ATFRAME может потребовать выбрать весь этот набор. Выбор только одной части общей раскладки либо наружного контура без ранее учтённого окна отклоняется: выберите весь исходный набор с проёмами или сначала заново разложите нужный самостоятельный участок. При отказе использовать оси прежней раскладки существующая подсистема сохраняется.</w:t>
       </w:r>
     </w:p>
     <w:p>
@@ -7745,14 +7769,14 @@
       </w:r>
     </w:p>
     <w:p>
-      <w:bookmarkStart w:id="254" w:name="chapter_9"/>
+      <w:bookmarkStart w:id="260" w:name="chapter_9"/>
       <w:pPr>
         <w:pStyle w:val="Heading1"/>
       </w:pPr>
       <w:r>
         <w:t>8 Шаг 4 построить ведомость ATFTABLE</w:t>
       </w:r>
-      <w:bookmarkEnd w:id="254"/>
+      <w:bookmarkEnd w:id="260"/>
     </w:p>
     <w:p>
       <w:pPr>
@@ -7924,7 +7948,7 @@
     </w:p>
     <w:p>
       <w:r>
-        <w:t>Если зона заведомо устарела, исправленная команда не создаёт по ней ведомость работ. Сначала обновите исходные данные. Если толщина не задана в наименовании/данных, в форме явно указывается «толщина не указана» — программа не должна угадывать её.</w:t>
+        <w:t>ATFTABLE проверяет актуальность выбранных зон до создания таблиц. Изменённая геометрия, скопированный носитель зоны или старая зона без контрольного снимка требуют повторить ATFZONE; совпадение прежней и новой площади не отменяет отказ. Обновите зону и остальные результаты по главе 10, затем повторите ведомость. Если толщина не задана в наименовании/данных, в форме явно указывается «толщина не указана» — программа не должна угадывать её.</w:t>
       </w:r>
     </w:p>
     <w:p>
@@ -7933,14 +7957,14 @@
       </w:r>
     </w:p>
     <w:p>
-      <w:bookmarkStart w:id="280" w:name="chapter_10"/>
+      <w:bookmarkStart w:id="286" w:name="chapter_10"/>
       <w:pPr>
         <w:pStyle w:val="Heading1"/>
       </w:pPr>
       <w:r>
         <w:t>9 Как проверять весь фасад не запутавшись в слоях</w:t>
       </w:r>
-      <w:bookmarkEnd w:id="280"/>
+      <w:bookmarkEnd w:id="286"/>
     </w:p>
     <w:p>
       <w:pPr>
@@ -8446,14 +8470,14 @@
       </w:r>
     </w:p>
     <w:p>
-      <w:bookmarkStart w:id="297" w:name="chapter_11"/>
+      <w:bookmarkStart w:id="303" w:name="chapter_11"/>
       <w:pPr>
         <w:pStyle w:val="Heading1"/>
       </w:pPr>
       <w:r>
         <w:t>10 Изменения повторный запуск и отмена</w:t>
       </w:r>
-      <w:bookmarkEnd w:id="297"/>
+      <w:bookmarkEnd w:id="303"/>
     </w:p>
     <w:p>
       <w:pPr>
@@ -8487,16 +8511,32 @@
     </w:p>
     <w:p>
       <w:r>
-        <w:t xml:space="preserve">Рабочая зависимость начинается заново от ATFZONE: </w:t>
+        <w:t xml:space="preserve">После правки геометрии пользовательский порядок такой: </w:t>
       </w:r>
       <w:r>
         <w:rPr>
           <w:b/>
         </w:rPr>
-        <w:t>изменение контуров → актуальная зона → новая ATTILE → новая ATFRAME → свежая ATFTABLE</w:t>
-      </w:r>
-      <w:r>
-        <w:t>. Простое растягивание штриховки или перемещение марки не обновляет всю цепочку.</w:t>
+        <w:t>ATFZONE → ATTILE → ATFRAME → ATFTABLE</w:t>
+      </w:r>
+      <w:r>
+        <w:t>. В прежнем проекте, где применяется ATCLAD, повторите её вместо ATTILE. Простое растягивание штриховки или перемещение марки не обновляет всю цепочку.</w:t>
+      </w:r>
+    </w:p>
+    <w:p>
+      <w:r>
+        <w:t>Программа сравнивает форму и положение сохранённых контуров и границ штриховки, а не только площадь и габариты. Например, перенос окна при той же площади либо изменение формы стены с сохранением площади делает прежние данные неактуальными. ATTILE/ATCLAD, ATFRAME и ATFTABLE выдают отказ по такой зоне до построения или замены объектов; прежние объекты сохраняются. Старые зоны без контрольного снимка тоже требуют повторить ATFZONE.</w:t>
+      </w:r>
+    </w:p>
+    <w:p>
+      <w:r>
+        <w:rPr>
+          <w:b/>
+        </w:rPr>
+        <w:t>Новый проём нужно выбрать явно.</w:t>
+      </w:r>
+      <w:r>
+        <w:t xml:space="preserve"> Если вы просто нарисовали ещё одну полилинию окна, программа не добавит её к ранее зарегистрированным проёмам автоматически. При повторном ATFZONE выберите наружный контур и все нужные проёмы, включая новый. Отсутствие отказа не доказывает, что невыбранное окно учтено.</w:t>
       </w:r>
     </w:p>
     <w:p>
@@ -8525,7 +8565,7 @@
     </w:p>
     <w:p>
       <w:r>
-        <w:t>Когда для рабочего задания нужно полностью перенести фасад или сделать его копию, сначала сохраняйте отдельную версию и проверяйте связи заново. Обычное COPY геометрии не заменяет оформление копии как новой зоны: при запросе программы выполните ATFZONE для копии, чтобы она получила собственный номер.</w:t>
+        <w:t>Когда для рабочего задания нужно полностью перенести фасад или сделать его копию, сначала сохраняйте отдельную версию и проверяйте связи заново. Скопированные марки и штриховки не признаются актуальными автоматически, даже если выглядят правильно. Оформите копию через ATFZONE по её исходным контурам, затем повторите раскладку, подсистему и ведомость. Не используйте метку копии как доказательство того, что данные исходной зоны относятся к новому месту.</w:t>
       </w:r>
     </w:p>
     <w:p>
@@ -8543,7 +8583,21 @@
     </w:p>
     <w:p>
       <w:r>
-        <w:t>Если команда сообщает, что геометрия устарела, восстановите актуальные зоны по порядку из раздела 10.2, затем повторите остальные этапы. Отсутствие предупреждения само по себе не заменяет визуальную сверку после перемещения/правки исходников.</w:t>
+        <w:t>Если отказ требует повторить ATFZONE, восстановите актуальные зоны по порядку из раздела 10.2, затем повторите раскладку и остальные этапы. Если ATFRAME сообщает об отсутствии контрольного снимка раскладки, сначала повторите ATTILE или ATCLAD по уже актуальной зоне. Новая зона сама по себе не делает прежнюю раскладку свежей. При работе напрямую по полилиниям ATTILE/ATCLAD нужно заново выбрать весь наружный контур и проёмы: раскладка сохранит контрольный снимок именно этих источников.</w:t>
+      </w:r>
+    </w:p>
+    <w:p>
+      <w:r>
+        <w:t xml:space="preserve">У копии общей раскладки, созданной напрямую по полилиниям, полный выбор контуров сам по себе может не снять отказ. Сначала сохраните рабочую копию DWG и вручную удалите </w:t>
+      </w:r>
+      <w:r>
+        <w:rPr>
+          <w:b/>
+        </w:rPr>
+        <w:t>только скопированные плитки этого участка</w:t>
+      </w:r>
+      <w:r>
+        <w:t>, сохранив контуры и исходную раскладку. Затем выберите полный набор контуров копии с окнами и повторите ATTILE/ATCLAD. Для старых меток без проверяемых связей после очистки копии нужны новые самостоятельные контуры без старых меток; проще начать с чистых исходников, как в разделе 10.2.</w:t>
       </w:r>
     </w:p>
     <w:p>
@@ -8719,14 +8773,14 @@
       </w:r>
     </w:p>
     <w:p>
-      <w:bookmarkStart w:id="340" w:name="chapter_12"/>
+      <w:bookmarkStart w:id="352" w:name="chapter_12"/>
       <w:pPr>
         <w:pStyle w:val="Heading1"/>
       </w:pPr>
       <w:r>
         <w:t>11 Второе упражнение фронтон со скатами</w:t>
       </w:r>
-      <w:bookmarkEnd w:id="340"/>
+      <w:bookmarkEnd w:id="352"/>
     </w:p>
     <w:p>
       <w:pPr>
@@ -8885,14 +8939,14 @@
       </w:r>
     </w:p>
     <w:p>
-      <w:bookmarkStart w:id="356" w:name="chapter_13"/>
+      <w:bookmarkStart w:id="368" w:name="chapter_13"/>
       <w:pPr>
         <w:pStyle w:val="Heading1"/>
       </w:pPr>
       <w:r>
         <w:t>12 ATTILE справочник режимов после первого урока</w:t>
       </w:r>
-      <w:bookmarkEnd w:id="356"/>
+      <w:bookmarkEnd w:id="368"/>
     </w:p>
     <w:p>
       <w:pPr>
@@ -9512,14 +9566,14 @@
       </w:r>
     </w:p>
     <w:p>
-      <w:bookmarkStart w:id="392" w:name="chapter_14"/>
+      <w:bookmarkStart w:id="404" w:name="chapter_14"/>
       <w:pPr>
         <w:pStyle w:val="Heading1"/>
       </w:pPr>
       <w:r>
         <w:t>13 ATFRAME какие режимы выбирать</w:t>
       </w:r>
-      <w:bookmarkEnd w:id="392"/>
+      <w:bookmarkEnd w:id="404"/>
     </w:p>
     <w:p>
       <w:pPr>
@@ -9869,14 +9923,14 @@
       </w:r>
     </w:p>
     <w:p>
-      <w:bookmarkStart w:id="434" w:name="chapter_15"/>
+      <w:bookmarkStart w:id="446" w:name="chapter_15"/>
       <w:pPr>
         <w:pStyle w:val="Heading1"/>
       </w:pPr>
       <w:r>
         <w:t>14 Размеры и поиск дублей</w:t>
       </w:r>
-      <w:bookmarkEnd w:id="434"/>
+      <w:bookmarkEnd w:id="446"/>
     </w:p>
     <w:p>
       <w:r>
@@ -9918,14 +9972,14 @@
       </w:r>
     </w:p>
     <w:p>
-      <w:bookmarkStart w:id="442" w:name="chapter_16"/>
+      <w:bookmarkStart w:id="454" w:name="chapter_16"/>
       <w:pPr>
         <w:pStyle w:val="Heading1"/>
       </w:pPr>
       <w:r>
         <w:t>15 Зачем осталась команда ATCLAD</w:t>
       </w:r>
-      <w:bookmarkEnd w:id="442"/>
+      <w:bookmarkEnd w:id="454"/>
     </w:p>
     <w:p>
       <w:r>
@@ -9943,14 +9997,14 @@
       </w:r>
     </w:p>
     <w:p>
-      <w:bookmarkStart w:id="450" w:name="chapter_17"/>
+      <w:bookmarkStart w:id="462" w:name="chapter_17"/>
       <w:pPr>
         <w:pStyle w:val="Heading1"/>
       </w:pPr>
       <w:r>
         <w:t>16 Частые ошибки что делать по сообщению</w:t>
       </w:r>
-      <w:bookmarkEnd w:id="450"/>
+      <w:bookmarkEnd w:id="462"/>
     </w:p>
     <w:tbl>
       <w:tblPr>
@@ -9967,9 +10021,9 @@
         </w:tblBorders>
       </w:tblPr>
       <w:tblGrid>
-        <w:gridCol w:w="2685"/>
-        <w:gridCol w:w="3366"/>
-        <w:gridCol w:w="4029"/>
+        <w:gridCol w:w="2700"/>
+        <w:gridCol w:w="3690"/>
+        <w:gridCol w:w="3690"/>
       </w:tblGrid>
       <w:tr>
         <w:trPr>
@@ -9978,7 +10032,7 @@
         </w:trPr>
         <w:tc>
           <w:tcPr>
-            <w:tcW w:type="dxa" w:w="2685"/>
+            <w:tcW w:type="dxa" w:w="2700"/>
             <w:vAlign w:val="center"/>
             <w:tcMar>
               <w:top w:w="85" w:type="dxa"/>
@@ -10004,7 +10058,7 @@
         </w:tc>
         <w:tc>
           <w:tcPr>
-            <w:tcW w:type="dxa" w:w="3366"/>
+            <w:tcW w:type="dxa" w:w="3690"/>
             <w:vAlign w:val="center"/>
             <w:tcMar>
               <w:top w:w="85" w:type="dxa"/>
@@ -10030,7 +10084,7 @@
         </w:tc>
         <w:tc>
           <w:tcPr>
-            <w:tcW w:type="dxa" w:w="4029"/>
+            <w:tcW w:type="dxa" w:w="3690"/>
             <w:vAlign w:val="center"/>
             <w:tcMar>
               <w:top w:w="85" w:type="dxa"/>
@@ -10061,7 +10115,7 @@
         </w:trPr>
         <w:tc>
           <w:tcPr>
-            <w:tcW w:type="dxa" w:w="2685"/>
+            <w:tcW w:type="dxa" w:w="2700"/>
             <w:vAlign w:val="center"/>
             <w:tcMar>
               <w:top w:w="85" w:type="dxa"/>
@@ -10086,7 +10140,7 @@
         </w:tc>
         <w:tc>
           <w:tcPr>
-            <w:tcW w:type="dxa" w:w="3366"/>
+            <w:tcW w:type="dxa" w:w="3690"/>
             <w:vAlign w:val="center"/>
             <w:tcMar>
               <w:top w:w="85" w:type="dxa"/>
@@ -10111,7 +10165,7 @@
         </w:tc>
         <w:tc>
           <w:tcPr>
-            <w:tcW w:type="dxa" w:w="4029"/>
+            <w:tcW w:type="dxa" w:w="3690"/>
             <w:vAlign w:val="center"/>
             <w:tcMar>
               <w:top w:w="85" w:type="dxa"/>
@@ -10141,7 +10195,7 @@
         </w:trPr>
         <w:tc>
           <w:tcPr>
-            <w:tcW w:type="dxa" w:w="2685"/>
+            <w:tcW w:type="dxa" w:w="2700"/>
             <w:vAlign w:val="center"/>
             <w:tcMar>
               <w:top w:w="85" w:type="dxa"/>
@@ -10166,7 +10220,7 @@
         </w:tc>
         <w:tc>
           <w:tcPr>
-            <w:tcW w:type="dxa" w:w="3366"/>
+            <w:tcW w:type="dxa" w:w="3690"/>
             <w:vAlign w:val="center"/>
             <w:tcMar>
               <w:top w:w="85" w:type="dxa"/>
@@ -10191,7 +10245,7 @@
         </w:tc>
         <w:tc>
           <w:tcPr>
-            <w:tcW w:type="dxa" w:w="4029"/>
+            <w:tcW w:type="dxa" w:w="3690"/>
             <w:vAlign w:val="center"/>
             <w:tcMar>
               <w:top w:w="85" w:type="dxa"/>
@@ -10221,7 +10275,7 @@
         </w:trPr>
         <w:tc>
           <w:tcPr>
-            <w:tcW w:type="dxa" w:w="2685"/>
+            <w:tcW w:type="dxa" w:w="2700"/>
             <w:vAlign w:val="center"/>
             <w:tcMar>
               <w:top w:w="85" w:type="dxa"/>
@@ -10246,7 +10300,7 @@
         </w:tc>
         <w:tc>
           <w:tcPr>
-            <w:tcW w:type="dxa" w:w="3366"/>
+            <w:tcW w:type="dxa" w:w="3690"/>
             <w:vAlign w:val="center"/>
             <w:tcMar>
               <w:top w:w="85" w:type="dxa"/>
@@ -10271,7 +10325,7 @@
         </w:tc>
         <w:tc>
           <w:tcPr>
-            <w:tcW w:type="dxa" w:w="4029"/>
+            <w:tcW w:type="dxa" w:w="3690"/>
             <w:vAlign w:val="center"/>
             <w:tcMar>
               <w:top w:w="85" w:type="dxa"/>
@@ -10301,7 +10355,7 @@
         </w:trPr>
         <w:tc>
           <w:tcPr>
-            <w:tcW w:type="dxa" w:w="2685"/>
+            <w:tcW w:type="dxa" w:w="2700"/>
             <w:vAlign w:val="center"/>
             <w:tcMar>
               <w:top w:w="85" w:type="dxa"/>
@@ -10326,7 +10380,7 @@
         </w:tc>
         <w:tc>
           <w:tcPr>
-            <w:tcW w:type="dxa" w:w="3366"/>
+            <w:tcW w:type="dxa" w:w="3690"/>
             <w:vAlign w:val="center"/>
             <w:tcMar>
               <w:top w:w="85" w:type="dxa"/>
@@ -10351,7 +10405,7 @@
         </w:tc>
         <w:tc>
           <w:tcPr>
-            <w:tcW w:type="dxa" w:w="4029"/>
+            <w:tcW w:type="dxa" w:w="3690"/>
             <w:vAlign w:val="center"/>
             <w:tcMar>
               <w:top w:w="85" w:type="dxa"/>
@@ -10381,7 +10435,7 @@
         </w:trPr>
         <w:tc>
           <w:tcPr>
-            <w:tcW w:type="dxa" w:w="2685"/>
+            <w:tcW w:type="dxa" w:w="2700"/>
             <w:vAlign w:val="center"/>
             <w:tcMar>
               <w:top w:w="85" w:type="dxa"/>
@@ -10406,7 +10460,7 @@
         </w:tc>
         <w:tc>
           <w:tcPr>
-            <w:tcW w:type="dxa" w:w="3366"/>
+            <w:tcW w:type="dxa" w:w="3690"/>
             <w:vAlign w:val="center"/>
             <w:tcMar>
               <w:top w:w="85" w:type="dxa"/>
@@ -10431,7 +10485,7 @@
         </w:tc>
         <w:tc>
           <w:tcPr>
-            <w:tcW w:type="dxa" w:w="4029"/>
+            <w:tcW w:type="dxa" w:w="3690"/>
             <w:vAlign w:val="center"/>
             <w:tcMar>
               <w:top w:w="85" w:type="dxa"/>
@@ -10461,7 +10515,7 @@
         </w:trPr>
         <w:tc>
           <w:tcPr>
-            <w:tcW w:type="dxa" w:w="2685"/>
+            <w:tcW w:type="dxa" w:w="2700"/>
             <w:vAlign w:val="center"/>
             <w:tcMar>
               <w:top w:w="85" w:type="dxa"/>
@@ -10480,13 +10534,13 @@
                 <w:color w:val="000000"/>
                 <w:sz w:val="20"/>
               </w:rPr>
-              <w:t>Зона со звёздочкой в ведомости</w:t>
+              <w:t>Команда требует повторить ATFZONE</w:t>
             </w:r>
           </w:p>
         </w:tc>
         <w:tc>
           <w:tcPr>
-            <w:tcW w:type="dxa" w:w="3366"/>
+            <w:tcW w:type="dxa" w:w="3690"/>
             <w:vAlign w:val="center"/>
             <w:tcMar>
               <w:top w:w="85" w:type="dxa"/>
@@ -10505,13 +10559,13 @@
                 <w:color w:val="000000"/>
                 <w:sz w:val="20"/>
               </w:rPr>
-              <w:t>Есть признак изменения после обсчёта</w:t>
+              <w:t>Изменены контуры, проёмы или штриховка; либо зона создана без контрольного снимка</w:t>
             </w:r>
           </w:p>
         </w:tc>
         <w:tc>
           <w:tcPr>
-            <w:tcW w:type="dxa" w:w="4029"/>
+            <w:tcW w:type="dxa" w:w="3690"/>
             <w:vAlign w:val="center"/>
             <w:tcMar>
               <w:top w:w="85" w:type="dxa"/>
@@ -10530,7 +10584,7 @@
                 <w:color w:val="000000"/>
                 <w:sz w:val="20"/>
               </w:rPr>
-              <w:t>Пересчитать зону и зависимые результаты; не удалять звёздочку вручную</w:t>
+              <w:t>Восстановить актуальную зону по разделу 10.2, затем повторить раскладку, подсистему и ведомость</w:t>
             </w:r>
           </w:p>
         </w:tc>
@@ -10541,7 +10595,7 @@
         </w:trPr>
         <w:tc>
           <w:tcPr>
-            <w:tcW w:type="dxa" w:w="2685"/>
+            <w:tcW w:type="dxa" w:w="2700"/>
             <w:vAlign w:val="center"/>
             <w:tcMar>
               <w:top w:w="85" w:type="dxa"/>
@@ -10560,13 +10614,13 @@
                 <w:color w:val="000000"/>
                 <w:sz w:val="20"/>
               </w:rPr>
-              <w:t>Две одинаковые марки зоны</w:t>
+              <w:t>Площадь прежняя, но команда отказывает</w:t>
             </w:r>
           </w:p>
         </w:tc>
         <w:tc>
           <w:tcPr>
-            <w:tcW w:type="dxa" w:w="3366"/>
+            <w:tcW w:type="dxa" w:w="3690"/>
             <w:vAlign w:val="center"/>
             <w:tcMar>
               <w:top w:w="85" w:type="dxa"/>
@@ -10585,13 +10639,13 @@
                 <w:color w:val="000000"/>
                 <w:sz w:val="20"/>
               </w:rPr>
-              <w:t>Повторное создание/копирование без новой идентичности</w:t>
+              <w:t>Форма или положение геометрии изменились; проверяется не только площадь</w:t>
             </w:r>
           </w:p>
         </w:tc>
         <w:tc>
           <w:tcPr>
-            <w:tcW w:type="dxa" w:w="4029"/>
+            <w:tcW w:type="dxa" w:w="3690"/>
             <w:vAlign w:val="center"/>
             <w:tcMar>
               <w:top w:w="85" w:type="dxa"/>
@@ -10610,7 +10664,7 @@
                 <w:color w:val="000000"/>
                 <w:sz w:val="20"/>
               </w:rPr>
-              <w:t>Отменить сомнительное действие; назначить самостоятельную зону копии</w:t>
+              <w:t>Повторить цепочку после правки; не пытаться обойти отказ редактированием марки</w:t>
             </w:r>
           </w:p>
         </w:tc>
@@ -10621,7 +10675,7 @@
         </w:trPr>
         <w:tc>
           <w:tcPr>
-            <w:tcW w:type="dxa" w:w="2685"/>
+            <w:tcW w:type="dxa" w:w="2700"/>
             <w:vAlign w:val="center"/>
             <w:tcMar>
               <w:top w:w="85" w:type="dxa"/>
@@ -10640,13 +10694,13 @@
                 <w:color w:val="000000"/>
                 <w:sz w:val="20"/>
               </w:rPr>
-              <w:t>В ATTILE рисунок начинается не там</w:t>
+              <w:t>ATFRAME требует повторить ATTILE/ATCLAD</w:t>
             </w:r>
           </w:p>
         </w:tc>
         <w:tc>
           <w:tcPr>
-            <w:tcW w:type="dxa" w:w="3366"/>
+            <w:tcW w:type="dxa" w:w="3690"/>
             <w:vAlign w:val="center"/>
             <w:tcMar>
               <w:top w:w="85" w:type="dxa"/>
@@ -10665,13 +10719,13 @@
                 <w:color w:val="000000"/>
                 <w:sz w:val="20"/>
               </w:rPr>
-              <w:t>Изменён отсчёт/общая точка/«основная стена»</w:t>
+              <w:t>У старой раскладки нет снимка, изменились источники или заново создана зона</w:t>
             </w:r>
           </w:p>
         </w:tc>
         <w:tc>
           <w:tcPr>
-            <w:tcW w:type="dxa" w:w="4029"/>
+            <w:tcW w:type="dxa" w:w="3690"/>
             <w:vAlign w:val="center"/>
             <w:tcMar>
               <w:top w:w="85" w:type="dxa"/>
@@ -10690,7 +10744,7 @@
                 <w:color w:val="000000"/>
                 <w:sz w:val="20"/>
               </w:rPr>
-              <w:t>Проверить раздел 4 и повторить на одной зоне</w:t>
+              <w:t>Сначала актуальная ATFZONE, затем нужная команда раскладки и ATFRAME</w:t>
             </w:r>
           </w:p>
         </w:tc>
@@ -10701,7 +10755,7 @@
         </w:trPr>
         <w:tc>
           <w:tcPr>
-            <w:tcW w:type="dxa" w:w="2685"/>
+            <w:tcW w:type="dxa" w:w="2700"/>
             <w:vAlign w:val="center"/>
             <w:tcMar>
               <w:top w:w="85" w:type="dxa"/>
@@ -10720,13 +10774,13 @@
                 <w:color w:val="000000"/>
                 <w:sz w:val="20"/>
               </w:rPr>
-              <w:t>Цвета образца не совпали</w:t>
+              <w:t>Скопированная марка или штриховка не принимается</w:t>
             </w:r>
           </w:p>
         </w:tc>
         <w:tc>
           <w:tcPr>
-            <w:tcW w:type="dxa" w:w="3366"/>
+            <w:tcW w:type="dxa" w:w="3690"/>
             <w:vAlign w:val="center"/>
             <w:tcMar>
               <w:top w:w="85" w:type="dxa"/>
@@ -10745,13 +10799,13 @@
                 <w:color w:val="000000"/>
                 <w:sz w:val="20"/>
               </w:rPr>
-              <w:t>Типы на разных/неверных слоях, выбрана лишняя графика</w:t>
+              <w:t>COPY не подтверждает актуальность зоны/раскладки</w:t>
             </w:r>
           </w:p>
         </w:tc>
         <w:tc>
           <w:tcPr>
-            <w:tcW w:type="dxa" w:w="4029"/>
+            <w:tcW w:type="dxa" w:w="3690"/>
             <w:vAlign w:val="center"/>
             <w:tcMar>
               <w:top w:w="85" w:type="dxa"/>
@@ -10770,7 +10824,7 @@
                 <w:color w:val="000000"/>
                 <w:sz w:val="20"/>
               </w:rPr>
-              <w:t>Упростить образец, проверить слои типов, повторить небольшой участок</w:t>
+              <w:t>По исходным контурам копии создать собственную зону и повторить цепочку</w:t>
             </w:r>
           </w:p>
         </w:tc>
@@ -10781,7 +10835,7 @@
         </w:trPr>
         <w:tc>
           <w:tcPr>
-            <w:tcW w:type="dxa" w:w="2685"/>
+            <w:tcW w:type="dxa" w:w="2700"/>
             <w:vAlign w:val="center"/>
             <w:tcMar>
               <w:top w:w="85" w:type="dxa"/>
@@ -10800,13 +10854,13 @@
                 <w:color w:val="000000"/>
                 <w:sz w:val="20"/>
               </w:rPr>
-              <w:t>Очень узкие полоски отсутствуют</w:t>
+              <w:t>Две одинаковые марки зоны</w:t>
             </w:r>
           </w:p>
         </w:tc>
         <w:tc>
           <w:tcPr>
-            <w:tcW w:type="dxa" w:w="3366"/>
+            <w:tcW w:type="dxa" w:w="3690"/>
             <w:vAlign w:val="center"/>
             <w:tcMar>
               <w:top w:w="85" w:type="dxa"/>
@@ -10825,13 +10879,13 @@
                 <w:color w:val="000000"/>
                 <w:sz w:val="20"/>
               </w:rPr>
-              <w:t>Сработал порог «не класть куски тоньше»</w:t>
+              <w:t>Повторное создание/копирование без новой идентичности</w:t>
             </w:r>
           </w:p>
         </w:tc>
         <w:tc>
           <w:tcPr>
-            <w:tcW w:type="dxa" w:w="4029"/>
+            <w:tcW w:type="dxa" w:w="3690"/>
             <w:vAlign w:val="center"/>
             <w:tcMar>
               <w:top w:w="85" w:type="dxa"/>
@@ -10850,7 +10904,7 @@
                 <w:color w:val="000000"/>
                 <w:sz w:val="20"/>
               </w:rPr>
-              <w:t>Прочитать число исключений; изменить технологию/отсчёт осознанно</w:t>
+              <w:t>Отменить сомнительное действие; назначить самостоятельную зону копии</w:t>
             </w:r>
           </w:p>
         </w:tc>
@@ -10861,7 +10915,7 @@
         </w:trPr>
         <w:tc>
           <w:tcPr>
-            <w:tcW w:type="dxa" w:w="2685"/>
+            <w:tcW w:type="dxa" w:w="2700"/>
             <w:vAlign w:val="center"/>
             <w:tcMar>
               <w:top w:w="85" w:type="dxa"/>
@@ -10880,13 +10934,13 @@
                 <w:color w:val="000000"/>
                 <w:sz w:val="20"/>
               </w:rPr>
-              <w:t>В ATFRAME нет осей раскладки</w:t>
+              <w:t>В ATTILE рисунок начинается не там</w:t>
             </w:r>
           </w:p>
         </w:tc>
         <w:tc>
           <w:tcPr>
-            <w:tcW w:type="dxa" w:w="3366"/>
+            <w:tcW w:type="dxa" w:w="3690"/>
             <w:vAlign w:val="center"/>
             <w:tcMar>
               <w:top w:w="85" w:type="dxa"/>
@@ -10905,13 +10959,13 @@
                 <w:color w:val="000000"/>
                 <w:sz w:val="20"/>
               </w:rPr>
-              <w:t>Выбрана другая зона или старая метка</w:t>
+              <w:t>Изменён отсчёт/общая точка/«основная стена»</w:t>
             </w:r>
           </w:p>
         </w:tc>
         <w:tc>
           <w:tcPr>
-            <w:tcW w:type="dxa" w:w="4029"/>
+            <w:tcW w:type="dxa" w:w="3690"/>
             <w:vAlign w:val="center"/>
             <w:tcMar>
               <w:top w:w="85" w:type="dxa"/>
@@ -10930,7 +10984,7 @@
                 <w:color w:val="000000"/>
                 <w:sz w:val="20"/>
               </w:rPr>
-              <w:t>Отменить; выполнить ATTILE по правильной зоне, затем ATFRAME</w:t>
+              <w:t>Проверить раздел 4 и повторить на одной зоне</w:t>
             </w:r>
           </w:p>
         </w:tc>
@@ -10941,7 +10995,7 @@
         </w:trPr>
         <w:tc>
           <w:tcPr>
-            <w:tcW w:type="dxa" w:w="2685"/>
+            <w:tcW w:type="dxa" w:w="2700"/>
             <w:vAlign w:val="center"/>
             <w:tcMar>
               <w:top w:w="85" w:type="dxa"/>
@@ -10960,13 +11014,13 @@
                 <w:color w:val="000000"/>
                 <w:sz w:val="20"/>
               </w:rPr>
-              <w:t>Кляммеров нет у бетонной плитки</w:t>
+              <w:t>Цвета образца не совпали</w:t>
             </w:r>
           </w:p>
         </w:tc>
         <w:tc>
           <w:tcPr>
-            <w:tcW w:type="dxa" w:w="3366"/>
+            <w:tcW w:type="dxa" w:w="3690"/>
             <w:vAlign w:val="center"/>
             <w:tcMar>
               <w:top w:w="85" w:type="dxa"/>
@@ -10985,13 +11039,13 @@
                 <w:color w:val="000000"/>
                 <w:sz w:val="20"/>
               </w:rPr>
-              <w:t>В этом режиме применяются шины</w:t>
+              <w:t>Типы на разных/неверных слоях, выбрана лишняя графика</w:t>
             </w:r>
           </w:p>
         </w:tc>
         <w:tc>
           <w:tcPr>
-            <w:tcW w:type="dxa" w:w="4029"/>
+            <w:tcW w:type="dxa" w:w="3690"/>
             <w:vAlign w:val="center"/>
             <w:tcMar>
               <w:top w:w="85" w:type="dxa"/>
@@ -11010,7 +11064,7 @@
                 <w:color w:val="000000"/>
                 <w:sz w:val="20"/>
               </w:rPr>
-              <w:t>Проверить количество шин; это ожидаемое поведение</w:t>
+              <w:t>Упростить образец, проверить слои типов, повторить небольшой участок</w:t>
             </w:r>
           </w:p>
         </w:tc>
@@ -11021,7 +11075,7 @@
         </w:trPr>
         <w:tc>
           <w:tcPr>
-            <w:tcW w:type="dxa" w:w="2685"/>
+            <w:tcW w:type="dxa" w:w="2700"/>
             <w:vAlign w:val="center"/>
             <w:tcMar>
               <w:top w:w="85" w:type="dxa"/>
@@ -11040,13 +11094,13 @@
                 <w:color w:val="000000"/>
                 <w:sz w:val="20"/>
               </w:rPr>
-              <w:t>Не удаётся построить шину без опоры</w:t>
+              <w:t>Очень узкие полоски отсутствуют</w:t>
             </w:r>
           </w:p>
         </w:tc>
         <w:tc>
           <w:tcPr>
-            <w:tcW w:type="dxa" w:w="3366"/>
+            <w:tcW w:type="dxa" w:w="3690"/>
             <w:vAlign w:val="center"/>
             <w:tcMar>
               <w:top w:w="85" w:type="dxa"/>
@@ -11065,13 +11119,13 @@
                 <w:color w:val="000000"/>
                 <w:sz w:val="20"/>
               </w:rPr>
-              <w:t>Для короткого участка нет направляющей</w:t>
+              <w:t>Сработал порог «не класть куски тоньше»</w:t>
             </w:r>
           </w:p>
         </w:tc>
         <w:tc>
           <w:tcPr>
-            <w:tcW w:type="dxa" w:w="4029"/>
+            <w:tcW w:type="dxa" w:w="3690"/>
             <w:vAlign w:val="center"/>
             <w:tcMar>
               <w:top w:w="85" w:type="dxa"/>
@@ -11090,7 +11144,7 @@
                 <w:color w:val="000000"/>
                 <w:sz w:val="20"/>
               </w:rPr>
-              <w:t>Проверить координату из сообщения; изменить разбиение/шаг по проекту, пересчитать</w:t>
+              <w:t>Прочитать число исключений; изменить технологию/отсчёт осознанно</w:t>
             </w:r>
           </w:p>
         </w:tc>
@@ -11101,7 +11155,7 @@
         </w:trPr>
         <w:tc>
           <w:tcPr>
-            <w:tcW w:type="dxa" w:w="2685"/>
+            <w:tcW w:type="dxa" w:w="2700"/>
             <w:vAlign w:val="center"/>
             <w:tcMar>
               <w:top w:w="85" w:type="dxa"/>
@@ -11120,13 +11174,13 @@
                 <w:color w:val="000000"/>
                 <w:sz w:val="20"/>
               </w:rPr>
-              <w:t>Композит с кляммерами не принимается</w:t>
+              <w:t>В ATFRAME нет осей раскладки</w:t>
             </w:r>
           </w:p>
         </w:tc>
         <w:tc>
           <w:tcPr>
-            <w:tcW w:type="dxa" w:w="3366"/>
+            <w:tcW w:type="dxa" w:w="3690"/>
             <w:vAlign w:val="center"/>
             <w:tcMar>
               <w:top w:w="85" w:type="dxa"/>
@@ -11145,13 +11199,13 @@
                 <w:color w:val="000000"/>
                 <w:sz w:val="20"/>
               </w:rPr>
-              <w:t>Неподходящий состав крепления</w:t>
+              <w:t>Выбрана другая зона или старая метка</w:t>
             </w:r>
           </w:p>
         </w:tc>
         <w:tc>
           <w:tcPr>
-            <w:tcW w:type="dxa" w:w="4029"/>
+            <w:tcW w:type="dxa" w:w="3690"/>
             <w:vAlign w:val="center"/>
             <w:tcMar>
               <w:top w:w="85" w:type="dxa"/>
@@ -11170,7 +11224,7 @@
                 <w:color w:val="000000"/>
                 <w:sz w:val="20"/>
               </w:rPr>
-              <w:t>Выбрать «только подсистему» и проектное решение крепления</w:t>
+              <w:t>Отменить; выполнить ATTILE по правильной зоне, затем ATFRAME</w:t>
             </w:r>
           </w:p>
         </w:tc>
@@ -11181,7 +11235,7 @@
         </w:trPr>
         <w:tc>
           <w:tcPr>
-            <w:tcW w:type="dxa" w:w="2685"/>
+            <w:tcW w:type="dxa" w:w="2700"/>
             <w:vAlign w:val="center"/>
             <w:tcMar>
               <w:top w:w="85" w:type="dxa"/>
@@ -11200,13 +11254,13 @@
                 <w:color w:val="000000"/>
                 <w:sz w:val="20"/>
               </w:rPr>
-              <w:t>Таблица слишком большая</w:t>
+              <w:t>Кляммеров нет у бетонной плитки</w:t>
             </w:r>
           </w:p>
         </w:tc>
         <w:tc>
           <w:tcPr>
-            <w:tcW w:type="dxa" w:w="3366"/>
+            <w:tcW w:type="dxa" w:w="3690"/>
             <w:vAlign w:val="center"/>
             <w:tcMar>
               <w:top w:w="85" w:type="dxa"/>
@@ -11225,13 +11279,13 @@
                 <w:color w:val="000000"/>
                 <w:sz w:val="20"/>
               </w:rPr>
-              <w:t>Высота текста задана в единицах модели</w:t>
+              <w:t>В этом режиме применяются шины</w:t>
             </w:r>
           </w:p>
         </w:tc>
         <w:tc>
           <w:tcPr>
-            <w:tcW w:type="dxa" w:w="4029"/>
+            <w:tcW w:type="dxa" w:w="3690"/>
             <w:vAlign w:val="center"/>
             <w:tcMar>
               <w:top w:w="85" w:type="dxa"/>
@@ -11250,7 +11304,7 @@
                 <w:color w:val="000000"/>
                 <w:sz w:val="20"/>
               </w:rPr>
-              <w:t>Перестроить таблицу с меньшей высотой текста; контуры не масштабировать</w:t>
+              <w:t>Проверить количество шин; это ожидаемое поведение</w:t>
             </w:r>
           </w:p>
         </w:tc>
@@ -11261,7 +11315,7 @@
         </w:trPr>
         <w:tc>
           <w:tcPr>
-            <w:tcW w:type="dxa" w:w="2685"/>
+            <w:tcW w:type="dxa" w:w="2700"/>
             <w:vAlign w:val="center"/>
             <w:tcMar>
               <w:top w:w="85" w:type="dxa"/>
@@ -11280,13 +11334,13 @@
                 <w:color w:val="000000"/>
                 <w:sz w:val="20"/>
               </w:rPr>
-              <w:t>После Save As не найдены зоны</w:t>
+              <w:t>Не удаётся построить шину без опоры</w:t>
             </w:r>
           </w:p>
         </w:tc>
         <w:tc>
           <w:tcPr>
-            <w:tcW w:type="dxa" w:w="3366"/>
+            <w:tcW w:type="dxa" w:w="3690"/>
             <w:vAlign w:val="center"/>
             <w:tcMar>
               <w:top w:w="85" w:type="dxa"/>
@@ -11305,13 +11359,13 @@
                 <w:color w:val="000000"/>
                 <w:sz w:val="20"/>
               </w:rPr>
-              <w:t>Отдельный JSON не перенесён/не соответствует DWG</w:t>
+              <w:t>Для короткого участка нет направляющей</w:t>
             </w:r>
           </w:p>
         </w:tc>
         <w:tc>
           <w:tcPr>
-            <w:tcW w:type="dxa" w:w="4029"/>
+            <w:tcW w:type="dxa" w:w="3690"/>
             <w:vAlign w:val="center"/>
             <w:tcMar>
               <w:top w:w="85" w:type="dxa"/>
@@ -11330,7 +11384,7 @@
                 <w:color w:val="000000"/>
                 <w:sz w:val="20"/>
               </w:rPr>
-              <w:t>Проверить пару файлов и пересчитать/сохранить зоны в новой папке</w:t>
+              <w:t>Проверить координату из сообщения; изменить разбиение/шаг по проекту, пересчитать</w:t>
             </w:r>
           </w:p>
         </w:tc>
@@ -11341,7 +11395,7 @@
         </w:trPr>
         <w:tc>
           <w:tcPr>
-            <w:tcW w:type="dxa" w:w="2685"/>
+            <w:tcW w:type="dxa" w:w="2700"/>
             <w:vAlign w:val="center"/>
             <w:tcMar>
               <w:top w:w="85" w:type="dxa"/>
@@ -11360,13 +11414,13 @@
                 <w:color w:val="000000"/>
                 <w:sz w:val="20"/>
               </w:rPr>
-              <w:t>Вставка идёт долго</w:t>
+              <w:t>Композит с кляммерами не принимается</w:t>
             </w:r>
           </w:p>
         </w:tc>
         <w:tc>
           <w:tcPr>
-            <w:tcW w:type="dxa" w:w="3366"/>
+            <w:tcW w:type="dxa" w:w="3690"/>
             <w:vAlign w:val="center"/>
             <w:tcMar>
               <w:top w:w="85" w:type="dxa"/>
@@ -11385,13 +11439,13 @@
                 <w:color w:val="000000"/>
                 <w:sz w:val="20"/>
               </w:rPr>
-              <w:t>Большая зона, много разных подрезок или сложные блоки</w:t>
+              <w:t>Неподходящий состав крепления</w:t>
             </w:r>
           </w:p>
         </w:tc>
         <w:tc>
           <w:tcPr>
-            <w:tcW w:type="dxa" w:w="4029"/>
+            <w:tcW w:type="dxa" w:w="3690"/>
             <w:vAlign w:val="center"/>
             <w:tcMar>
               <w:top w:w="85" w:type="dxa"/>
@@ -11410,7 +11464,7 @@
                 <w:color w:val="000000"/>
                 <w:sz w:val="20"/>
               </w:rPr>
-              <w:t>Дождаться сообщения завершения; первый тест делать на небольшом участке</w:t>
+              <w:t>Выбрать «только подсистему» и проектное решение крепления</w:t>
             </w:r>
           </w:p>
         </w:tc>
@@ -11421,7 +11475,7 @@
         </w:trPr>
         <w:tc>
           <w:tcPr>
-            <w:tcW w:type="dxa" w:w="2685"/>
+            <w:tcW w:type="dxa" w:w="2700"/>
             <w:vAlign w:val="center"/>
             <w:tcMar>
               <w:top w:w="85" w:type="dxa"/>
@@ -11440,13 +11494,13 @@
                 <w:color w:val="000000"/>
                 <w:sz w:val="20"/>
               </w:rPr>
-              <w:t>Старая схема линий, предложен ATFZONERESET</w:t>
+              <w:t>Таблица слишком большая</w:t>
             </w:r>
           </w:p>
         </w:tc>
         <w:tc>
           <w:tcPr>
-            <w:tcW w:type="dxa" w:w="3366"/>
+            <w:tcW w:type="dxa" w:w="3690"/>
             <w:vAlign w:val="center"/>
             <w:tcMar>
               <w:top w:w="85" w:type="dxa"/>
@@ -11465,13 +11519,13 @@
                 <w:color w:val="000000"/>
                 <w:sz w:val="20"/>
               </w:rPr>
-              <w:t>У старых объектов нет безопасных связей</w:t>
+              <w:t>Высота текста задана в единицах модели</w:t>
             </w:r>
           </w:p>
         </w:tc>
         <w:tc>
           <w:tcPr>
-            <w:tcW w:type="dxa" w:w="4029"/>
+            <w:tcW w:type="dxa" w:w="3690"/>
             <w:vAlign w:val="center"/>
             <w:tcMar>
               <w:top w:w="85" w:type="dxa"/>
@@ -11490,7 +11544,7 @@
                 <w:color w:val="000000"/>
                 <w:sz w:val="20"/>
               </w:rPr>
-              <w:t>Выполнить главу 10.4 на контрольной копии, выбрать только свой участок</w:t>
+              <w:t>Перестроить таблицу с меньшей высотой текста; контуры не масштабировать</w:t>
             </w:r>
           </w:p>
         </w:tc>
@@ -11501,7 +11555,7 @@
         </w:trPr>
         <w:tc>
           <w:tcPr>
-            <w:tcW w:type="dxa" w:w="2685"/>
+            <w:tcW w:type="dxa" w:w="2700"/>
             <w:vAlign w:val="center"/>
             <w:tcMar>
               <w:top w:w="85" w:type="dxa"/>
@@ -11520,13 +11574,13 @@
                 <w:color w:val="000000"/>
                 <w:sz w:val="20"/>
               </w:rPr>
-              <w:t>Внутренняя ошибка</w:t>
+              <w:t>После Save As не найдены зоны</w:t>
             </w:r>
           </w:p>
         </w:tc>
         <w:tc>
           <w:tcPr>
-            <w:tcW w:type="dxa" w:w="3366"/>
+            <w:tcW w:type="dxa" w:w="3690"/>
             <w:vAlign w:val="center"/>
             <w:tcMar>
               <w:top w:w="85" w:type="dxa"/>
@@ -11545,13 +11599,13 @@
                 <w:color w:val="000000"/>
                 <w:sz w:val="20"/>
               </w:rPr>
-              <w:t>Нужны исходные данные и журнал</w:t>
+              <w:t>Отдельный JSON не перенесён/не соответствует DWG</w:t>
             </w:r>
           </w:p>
         </w:tc>
         <w:tc>
           <w:tcPr>
-            <w:tcW w:type="dxa" w:w="4029"/>
+            <w:tcW w:type="dxa" w:w="3690"/>
             <w:vAlign w:val="center"/>
             <w:tcMar>
               <w:top w:w="85" w:type="dxa"/>
@@ -11570,6 +11624,246 @@
                 <w:color w:val="000000"/>
                 <w:sz w:val="20"/>
               </w:rPr>
+              <w:t>Проверить пару файлов и пересчитать/сохранить зоны в новой папке</w:t>
+            </w:r>
+          </w:p>
+        </w:tc>
+      </w:tr>
+      <w:tr>
+        <w:trPr>
+          <w:cantSplit/>
+        </w:trPr>
+        <w:tc>
+          <w:tcPr>
+            <w:tcW w:type="dxa" w:w="2700"/>
+            <w:vAlign w:val="center"/>
+            <w:tcMar>
+              <w:top w:w="85" w:type="dxa"/>
+              <w:bottom w:w="85" w:type="dxa"/>
+              <w:left w:w="100" w:type="dxa"/>
+              <w:right w:w="100" w:type="dxa"/>
+            </w:tcMar>
+            <w:shd w:fill="F1F5F7"/>
+          </w:tcPr>
+          <w:p>
+            <w:pPr>
+              <w:spacing w:after="0" w:before="0" w:line="259" w:lineRule="auto"/>
+            </w:pPr>
+            <w:r>
+              <w:rPr>
+                <w:color w:val="000000"/>
+                <w:sz w:val="20"/>
+              </w:rPr>
+              <w:t>Вставка идёт долго</w:t>
+            </w:r>
+          </w:p>
+        </w:tc>
+        <w:tc>
+          <w:tcPr>
+            <w:tcW w:type="dxa" w:w="3690"/>
+            <w:vAlign w:val="center"/>
+            <w:tcMar>
+              <w:top w:w="85" w:type="dxa"/>
+              <w:bottom w:w="85" w:type="dxa"/>
+              <w:left w:w="100" w:type="dxa"/>
+              <w:right w:w="100" w:type="dxa"/>
+            </w:tcMar>
+            <w:shd w:fill="F1F5F7"/>
+          </w:tcPr>
+          <w:p>
+            <w:pPr>
+              <w:spacing w:after="0" w:before="0" w:line="259" w:lineRule="auto"/>
+            </w:pPr>
+            <w:r>
+              <w:rPr>
+                <w:color w:val="000000"/>
+                <w:sz w:val="20"/>
+              </w:rPr>
+              <w:t>Большая зона, много разных подрезок или сложные блоки</w:t>
+            </w:r>
+          </w:p>
+        </w:tc>
+        <w:tc>
+          <w:tcPr>
+            <w:tcW w:type="dxa" w:w="3690"/>
+            <w:vAlign w:val="center"/>
+            <w:tcMar>
+              <w:top w:w="85" w:type="dxa"/>
+              <w:bottom w:w="85" w:type="dxa"/>
+              <w:left w:w="100" w:type="dxa"/>
+              <w:right w:w="100" w:type="dxa"/>
+            </w:tcMar>
+            <w:shd w:fill="F1F5F7"/>
+          </w:tcPr>
+          <w:p>
+            <w:pPr>
+              <w:spacing w:after="0" w:before="0" w:line="259" w:lineRule="auto"/>
+            </w:pPr>
+            <w:r>
+              <w:rPr>
+                <w:color w:val="000000"/>
+                <w:sz w:val="20"/>
+              </w:rPr>
+              <w:t>Дождаться сообщения завершения; первый тест делать на небольшом участке</w:t>
+            </w:r>
+          </w:p>
+        </w:tc>
+      </w:tr>
+      <w:tr>
+        <w:trPr>
+          <w:cantSplit/>
+        </w:trPr>
+        <w:tc>
+          <w:tcPr>
+            <w:tcW w:type="dxa" w:w="2700"/>
+            <w:vAlign w:val="center"/>
+            <w:tcMar>
+              <w:top w:w="85" w:type="dxa"/>
+              <w:bottom w:w="85" w:type="dxa"/>
+              <w:left w:w="100" w:type="dxa"/>
+              <w:right w:w="100" w:type="dxa"/>
+            </w:tcMar>
+            <w:shd w:fill="FFFFFF"/>
+          </w:tcPr>
+          <w:p>
+            <w:pPr>
+              <w:spacing w:after="0" w:before="0" w:line="259" w:lineRule="auto"/>
+            </w:pPr>
+            <w:r>
+              <w:rPr>
+                <w:color w:val="000000"/>
+                <w:sz w:val="20"/>
+              </w:rPr>
+              <w:t>Старая схема линий, предложен ATFZONERESET</w:t>
+            </w:r>
+          </w:p>
+        </w:tc>
+        <w:tc>
+          <w:tcPr>
+            <w:tcW w:type="dxa" w:w="3690"/>
+            <w:vAlign w:val="center"/>
+            <w:tcMar>
+              <w:top w:w="85" w:type="dxa"/>
+              <w:bottom w:w="85" w:type="dxa"/>
+              <w:left w:w="100" w:type="dxa"/>
+              <w:right w:w="100" w:type="dxa"/>
+            </w:tcMar>
+            <w:shd w:fill="FFFFFF"/>
+          </w:tcPr>
+          <w:p>
+            <w:pPr>
+              <w:spacing w:after="0" w:before="0" w:line="259" w:lineRule="auto"/>
+            </w:pPr>
+            <w:r>
+              <w:rPr>
+                <w:color w:val="000000"/>
+                <w:sz w:val="20"/>
+              </w:rPr>
+              <w:t>У старых объектов нет безопасных связей</w:t>
+            </w:r>
+          </w:p>
+        </w:tc>
+        <w:tc>
+          <w:tcPr>
+            <w:tcW w:type="dxa" w:w="3690"/>
+            <w:vAlign w:val="center"/>
+            <w:tcMar>
+              <w:top w:w="85" w:type="dxa"/>
+              <w:bottom w:w="85" w:type="dxa"/>
+              <w:left w:w="100" w:type="dxa"/>
+              <w:right w:w="100" w:type="dxa"/>
+            </w:tcMar>
+            <w:shd w:fill="FFFFFF"/>
+          </w:tcPr>
+          <w:p>
+            <w:pPr>
+              <w:spacing w:after="0" w:before="0" w:line="259" w:lineRule="auto"/>
+            </w:pPr>
+            <w:r>
+              <w:rPr>
+                <w:color w:val="000000"/>
+                <w:sz w:val="20"/>
+              </w:rPr>
+              <w:t>Выполнить главу 10.4 на контрольной копии, выбрать только свой участок</w:t>
+            </w:r>
+          </w:p>
+        </w:tc>
+      </w:tr>
+      <w:tr>
+        <w:trPr>
+          <w:cantSplit/>
+        </w:trPr>
+        <w:tc>
+          <w:tcPr>
+            <w:tcW w:type="dxa" w:w="2700"/>
+            <w:vAlign w:val="center"/>
+            <w:tcMar>
+              <w:top w:w="85" w:type="dxa"/>
+              <w:bottom w:w="85" w:type="dxa"/>
+              <w:left w:w="100" w:type="dxa"/>
+              <w:right w:w="100" w:type="dxa"/>
+            </w:tcMar>
+            <w:shd w:fill="F1F5F7"/>
+          </w:tcPr>
+          <w:p>
+            <w:pPr>
+              <w:spacing w:after="0" w:before="0" w:line="259" w:lineRule="auto"/>
+            </w:pPr>
+            <w:r>
+              <w:rPr>
+                <w:color w:val="000000"/>
+                <w:sz w:val="20"/>
+              </w:rPr>
+              <w:t>Внутренняя ошибка</w:t>
+            </w:r>
+          </w:p>
+        </w:tc>
+        <w:tc>
+          <w:tcPr>
+            <w:tcW w:type="dxa" w:w="3690"/>
+            <w:vAlign w:val="center"/>
+            <w:tcMar>
+              <w:top w:w="85" w:type="dxa"/>
+              <w:bottom w:w="85" w:type="dxa"/>
+              <w:left w:w="100" w:type="dxa"/>
+              <w:right w:w="100" w:type="dxa"/>
+            </w:tcMar>
+            <w:shd w:fill="F1F5F7"/>
+          </w:tcPr>
+          <w:p>
+            <w:pPr>
+              <w:spacing w:after="0" w:before="0" w:line="259" w:lineRule="auto"/>
+            </w:pPr>
+            <w:r>
+              <w:rPr>
+                <w:color w:val="000000"/>
+                <w:sz w:val="20"/>
+              </w:rPr>
+              <w:t>Нужны исходные данные и журнал</w:t>
+            </w:r>
+          </w:p>
+        </w:tc>
+        <w:tc>
+          <w:tcPr>
+            <w:tcW w:type="dxa" w:w="3690"/>
+            <w:vAlign w:val="center"/>
+            <w:tcMar>
+              <w:top w:w="85" w:type="dxa"/>
+              <w:bottom w:w="85" w:type="dxa"/>
+              <w:left w:w="100" w:type="dxa"/>
+              <w:right w:w="100" w:type="dxa"/>
+            </w:tcMar>
+            <w:shd w:fill="F1F5F7"/>
+          </w:tcPr>
+          <w:p>
+            <w:pPr>
+              <w:spacing w:after="0" w:before="0" w:line="259" w:lineRule="auto"/>
+            </w:pPr>
+            <w:r>
+              <w:rPr>
+                <w:color w:val="000000"/>
+                <w:sz w:val="20"/>
+              </w:rPr>
               <w:t>Сохранить копию; передать комплект диагностики из главы 18</w:t>
             </w:r>
           </w:p>
@@ -11582,14 +11876,14 @@
       </w:pPr>
     </w:p>
     <w:p>
-      <w:bookmarkStart w:id="474" w:name="chapter_18"/>
+      <w:bookmarkStart w:id="489" w:name="chapter_18"/>
       <w:pPr>
         <w:pStyle w:val="Heading1"/>
       </w:pPr>
       <w:r>
         <w:t>17 Сохранение и передача результата</w:t>
       </w:r>
-      <w:bookmarkEnd w:id="474"/>
+      <w:bookmarkEnd w:id="489"/>
     </w:p>
     <w:p>
       <w:r>
@@ -11613,6 +11907,21 @@
     </w:p>
     <w:p>
       <w:r>
+        <w:t xml:space="preserve">Контрольные снимки не заменяют внешний </w:t>
+      </w:r>
+      <w:r>
+        <w:rPr>
+          <w:rFonts w:ascii="DejaVu Sans Mono" w:hAnsi="DejaVu Sans Mono"/>
+          <w:sz w:val="19"/>
+        </w:rPr>
+        <w:t>_fzones.json</w:t>
+      </w:r>
+      <w:r>
+        <w:t>: храните соответствующий файл рядом с DWG. После правки исходников, переноса или копирования подтвердите актуальность всей цепочки. Любой новый проём должен быть явно включён в выбор ATFZONE, даже если команды ещё не сообщили об устаревании.</w:t>
+      </w:r>
+    </w:p>
+    <w:p>
+      <w:r>
         <w:t xml:space="preserve">Исходный учебный DXF и DXF-эталон имеют разное назначение. Файлы </w:t>
       </w:r>
       <w:r>
@@ -11656,14 +11965,14 @@
       </w:r>
     </w:p>
     <w:p>
-      <w:bookmarkStart w:id="482" w:name="chapter_19"/>
+      <w:bookmarkStart w:id="499" w:name="chapter_19"/>
       <w:pPr>
         <w:pStyle w:val="Heading1"/>
       </w:pPr>
       <w:r>
         <w:t>18 Как сообщить о проблеме чтобы её можно было исправить</w:t>
       </w:r>
-      <w:bookmarkEnd w:id="482"/>
+      <w:bookmarkEnd w:id="499"/>
     </w:p>
     <w:p>
       <w:r>
@@ -11676,14 +11985,14 @@
       </w:r>
     </w:p>
     <w:p>
-      <w:bookmarkStart w:id="488" w:name="chapter_20"/>
+      <w:bookmarkStart w:id="505" w:name="chapter_20"/>
       <w:pPr>
         <w:pStyle w:val="Heading1"/>
       </w:pPr>
       <w:r>
         <w:t>19 Словарь начинающего пользователя</w:t>
       </w:r>
-      <w:bookmarkEnd w:id="488"/>
+      <w:bookmarkEnd w:id="505"/>
     </w:p>
     <w:tbl>
       <w:tblPr>
@@ -11700,8 +12009,8 @@
         </w:tblBorders>
       </w:tblPr>
       <w:tblGrid>
-        <w:gridCol w:w="2789"/>
-        <w:gridCol w:w="7291"/>
+        <w:gridCol w:w="3368"/>
+        <w:gridCol w:w="6712"/>
       </w:tblGrid>
       <w:tr>
         <w:trPr>
@@ -11710,7 +12019,7 @@
         </w:trPr>
         <w:tc>
           <w:tcPr>
-            <w:tcW w:type="dxa" w:w="2789"/>
+            <w:tcW w:type="dxa" w:w="3368"/>
             <w:vAlign w:val="center"/>
             <w:tcMar>
               <w:top w:w="85" w:type="dxa"/>
@@ -11736,7 +12045,7 @@
         </w:tc>
         <w:tc>
           <w:tcPr>
-            <w:tcW w:type="dxa" w:w="7291"/>
+            <w:tcW w:type="dxa" w:w="6712"/>
             <w:vAlign w:val="center"/>
             <w:tcMar>
               <w:top w:w="85" w:type="dxa"/>
@@ -11767,7 +12076,7 @@
         </w:trPr>
         <w:tc>
           <w:tcPr>
-            <w:tcW w:type="dxa" w:w="2789"/>
+            <w:tcW w:type="dxa" w:w="3368"/>
             <w:vAlign w:val="center"/>
             <w:tcMar>
               <w:top w:w="85" w:type="dxa"/>
@@ -11792,7 +12101,7 @@
         </w:tc>
         <w:tc>
           <w:tcPr>
-            <w:tcW w:type="dxa" w:w="7291"/>
+            <w:tcW w:type="dxa" w:w="6712"/>
             <w:vAlign w:val="center"/>
             <w:tcMar>
               <w:top w:w="85" w:type="dxa"/>
@@ -11822,7 +12131,7 @@
         </w:trPr>
         <w:tc>
           <w:tcPr>
-            <w:tcW w:type="dxa" w:w="2789"/>
+            <w:tcW w:type="dxa" w:w="3368"/>
             <w:vAlign w:val="center"/>
             <w:tcMar>
               <w:top w:w="85" w:type="dxa"/>
@@ -11847,7 +12156,7 @@
         </w:tc>
         <w:tc>
           <w:tcPr>
-            <w:tcW w:type="dxa" w:w="7291"/>
+            <w:tcW w:type="dxa" w:w="6712"/>
             <w:vAlign w:val="center"/>
             <w:tcMar>
               <w:top w:w="85" w:type="dxa"/>
@@ -11877,7 +12186,7 @@
         </w:trPr>
         <w:tc>
           <w:tcPr>
-            <w:tcW w:type="dxa" w:w="2789"/>
+            <w:tcW w:type="dxa" w:w="3368"/>
             <w:vAlign w:val="center"/>
             <w:tcMar>
               <w:top w:w="85" w:type="dxa"/>
@@ -11902,7 +12211,7 @@
         </w:tc>
         <w:tc>
           <w:tcPr>
-            <w:tcW w:type="dxa" w:w="7291"/>
+            <w:tcW w:type="dxa" w:w="6712"/>
             <w:vAlign w:val="center"/>
             <w:tcMar>
               <w:top w:w="85" w:type="dxa"/>
@@ -11932,7 +12241,7 @@
         </w:trPr>
         <w:tc>
           <w:tcPr>
-            <w:tcW w:type="dxa" w:w="2789"/>
+            <w:tcW w:type="dxa" w:w="3368"/>
             <w:vAlign w:val="center"/>
             <w:tcMar>
               <w:top w:w="85" w:type="dxa"/>
@@ -11957,7 +12266,7 @@
         </w:tc>
         <w:tc>
           <w:tcPr>
-            <w:tcW w:type="dxa" w:w="7291"/>
+            <w:tcW w:type="dxa" w:w="6712"/>
             <w:vAlign w:val="center"/>
             <w:tcMar>
               <w:top w:w="85" w:type="dxa"/>
@@ -11987,7 +12296,7 @@
         </w:trPr>
         <w:tc>
           <w:tcPr>
-            <w:tcW w:type="dxa" w:w="2789"/>
+            <w:tcW w:type="dxa" w:w="3368"/>
             <w:vAlign w:val="center"/>
             <w:tcMar>
               <w:top w:w="85" w:type="dxa"/>
@@ -12012,7 +12321,7 @@
         </w:tc>
         <w:tc>
           <w:tcPr>
-            <w:tcW w:type="dxa" w:w="7291"/>
+            <w:tcW w:type="dxa" w:w="6712"/>
             <w:vAlign w:val="center"/>
             <w:tcMar>
               <w:top w:w="85" w:type="dxa"/>
@@ -12042,7 +12351,7 @@
         </w:trPr>
         <w:tc>
           <w:tcPr>
-            <w:tcW w:type="dxa" w:w="2789"/>
+            <w:tcW w:type="dxa" w:w="3368"/>
             <w:vAlign w:val="center"/>
             <w:tcMar>
               <w:top w:w="85" w:type="dxa"/>
@@ -12067,7 +12376,7 @@
         </w:tc>
         <w:tc>
           <w:tcPr>
-            <w:tcW w:type="dxa" w:w="7291"/>
+            <w:tcW w:type="dxa" w:w="6712"/>
             <w:vAlign w:val="center"/>
             <w:tcMar>
               <w:top w:w="85" w:type="dxa"/>
@@ -12097,7 +12406,7 @@
         </w:trPr>
         <w:tc>
           <w:tcPr>
-            <w:tcW w:type="dxa" w:w="2789"/>
+            <w:tcW w:type="dxa" w:w="3368"/>
             <w:vAlign w:val="center"/>
             <w:tcMar>
               <w:top w:w="85" w:type="dxa"/>
@@ -12122,7 +12431,7 @@
         </w:tc>
         <w:tc>
           <w:tcPr>
-            <w:tcW w:type="dxa" w:w="7291"/>
+            <w:tcW w:type="dxa" w:w="6712"/>
             <w:vAlign w:val="center"/>
             <w:tcMar>
               <w:top w:w="85" w:type="dxa"/>
@@ -12152,7 +12461,7 @@
         </w:trPr>
         <w:tc>
           <w:tcPr>
-            <w:tcW w:type="dxa" w:w="2789"/>
+            <w:tcW w:type="dxa" w:w="3368"/>
             <w:vAlign w:val="center"/>
             <w:tcMar>
               <w:top w:w="85" w:type="dxa"/>
@@ -12177,7 +12486,7 @@
         </w:tc>
         <w:tc>
           <w:tcPr>
-            <w:tcW w:type="dxa" w:w="7291"/>
+            <w:tcW w:type="dxa" w:w="6712"/>
             <w:vAlign w:val="center"/>
             <w:tcMar>
               <w:top w:w="85" w:type="dxa"/>
@@ -12207,7 +12516,7 @@
         </w:trPr>
         <w:tc>
           <w:tcPr>
-            <w:tcW w:type="dxa" w:w="2789"/>
+            <w:tcW w:type="dxa" w:w="3368"/>
             <w:vAlign w:val="center"/>
             <w:tcMar>
               <w:top w:w="85" w:type="dxa"/>
@@ -12232,7 +12541,7 @@
         </w:tc>
         <w:tc>
           <w:tcPr>
-            <w:tcW w:type="dxa" w:w="7291"/>
+            <w:tcW w:type="dxa" w:w="6712"/>
             <w:vAlign w:val="center"/>
             <w:tcMar>
               <w:top w:w="85" w:type="dxa"/>
@@ -12262,7 +12571,7 @@
         </w:trPr>
         <w:tc>
           <w:tcPr>
-            <w:tcW w:type="dxa" w:w="2789"/>
+            <w:tcW w:type="dxa" w:w="3368"/>
             <w:vAlign w:val="center"/>
             <w:tcMar>
               <w:top w:w="85" w:type="dxa"/>
@@ -12287,7 +12596,7 @@
         </w:tc>
         <w:tc>
           <w:tcPr>
-            <w:tcW w:type="dxa" w:w="7291"/>
+            <w:tcW w:type="dxa" w:w="6712"/>
             <w:vAlign w:val="center"/>
             <w:tcMar>
               <w:top w:w="85" w:type="dxa"/>
@@ -12317,7 +12626,7 @@
         </w:trPr>
         <w:tc>
           <w:tcPr>
-            <w:tcW w:type="dxa" w:w="2789"/>
+            <w:tcW w:type="dxa" w:w="3368"/>
             <w:vAlign w:val="center"/>
             <w:tcMar>
               <w:top w:w="85" w:type="dxa"/>
@@ -12342,7 +12651,7 @@
         </w:tc>
         <w:tc>
           <w:tcPr>
-            <w:tcW w:type="dxa" w:w="7291"/>
+            <w:tcW w:type="dxa" w:w="6712"/>
             <w:vAlign w:val="center"/>
             <w:tcMar>
               <w:top w:w="85" w:type="dxa"/>
@@ -12372,7 +12681,7 @@
         </w:trPr>
         <w:tc>
           <w:tcPr>
-            <w:tcW w:type="dxa" w:w="2789"/>
+            <w:tcW w:type="dxa" w:w="3368"/>
             <w:vAlign w:val="center"/>
             <w:tcMar>
               <w:top w:w="85" w:type="dxa"/>
@@ -12397,7 +12706,7 @@
         </w:tc>
         <w:tc>
           <w:tcPr>
-            <w:tcW w:type="dxa" w:w="7291"/>
+            <w:tcW w:type="dxa" w:w="6712"/>
             <w:vAlign w:val="center"/>
             <w:tcMar>
               <w:top w:w="85" w:type="dxa"/>
@@ -12427,7 +12736,7 @@
         </w:trPr>
         <w:tc>
           <w:tcPr>
-            <w:tcW w:type="dxa" w:w="2789"/>
+            <w:tcW w:type="dxa" w:w="3368"/>
             <w:vAlign w:val="center"/>
             <w:tcMar>
               <w:top w:w="85" w:type="dxa"/>
@@ -12452,7 +12761,7 @@
         </w:tc>
         <w:tc>
           <w:tcPr>
-            <w:tcW w:type="dxa" w:w="7291"/>
+            <w:tcW w:type="dxa" w:w="6712"/>
             <w:vAlign w:val="center"/>
             <w:tcMar>
               <w:top w:w="85" w:type="dxa"/>
@@ -12482,7 +12791,7 @@
         </w:trPr>
         <w:tc>
           <w:tcPr>
-            <w:tcW w:type="dxa" w:w="2789"/>
+            <w:tcW w:type="dxa" w:w="3368"/>
             <w:vAlign w:val="center"/>
             <w:tcMar>
               <w:top w:w="85" w:type="dxa"/>
@@ -12507,7 +12816,7 @@
         </w:tc>
         <w:tc>
           <w:tcPr>
-            <w:tcW w:type="dxa" w:w="7291"/>
+            <w:tcW w:type="dxa" w:w="6712"/>
             <w:vAlign w:val="center"/>
             <w:tcMar>
               <w:top w:w="85" w:type="dxa"/>
@@ -12537,7 +12846,7 @@
         </w:trPr>
         <w:tc>
           <w:tcPr>
-            <w:tcW w:type="dxa" w:w="2789"/>
+            <w:tcW w:type="dxa" w:w="3368"/>
             <w:vAlign w:val="center"/>
             <w:tcMar>
               <w:top w:w="85" w:type="dxa"/>
@@ -12562,7 +12871,7 @@
         </w:tc>
         <w:tc>
           <w:tcPr>
-            <w:tcW w:type="dxa" w:w="7291"/>
+            <w:tcW w:type="dxa" w:w="6712"/>
             <w:vAlign w:val="center"/>
             <w:tcMar>
               <w:top w:w="85" w:type="dxa"/>
@@ -12592,7 +12901,7 @@
         </w:trPr>
         <w:tc>
           <w:tcPr>
-            <w:tcW w:type="dxa" w:w="2789"/>
+            <w:tcW w:type="dxa" w:w="3368"/>
             <w:vAlign w:val="center"/>
             <w:tcMar>
               <w:top w:w="85" w:type="dxa"/>
@@ -12617,7 +12926,7 @@
         </w:tc>
         <w:tc>
           <w:tcPr>
-            <w:tcW w:type="dxa" w:w="7291"/>
+            <w:tcW w:type="dxa" w:w="6712"/>
             <w:vAlign w:val="center"/>
             <w:tcMar>
               <w:top w:w="85" w:type="dxa"/>
@@ -12647,7 +12956,7 @@
         </w:trPr>
         <w:tc>
           <w:tcPr>
-            <w:tcW w:type="dxa" w:w="2789"/>
+            <w:tcW w:type="dxa" w:w="3368"/>
             <w:vAlign w:val="center"/>
             <w:tcMar>
               <w:top w:w="85" w:type="dxa"/>
@@ -12672,7 +12981,7 @@
         </w:tc>
         <w:tc>
           <w:tcPr>
-            <w:tcW w:type="dxa" w:w="7291"/>
+            <w:tcW w:type="dxa" w:w="6712"/>
             <w:vAlign w:val="center"/>
             <w:tcMar>
               <w:top w:w="85" w:type="dxa"/>
@@ -12702,7 +13011,7 @@
         </w:trPr>
         <w:tc>
           <w:tcPr>
-            <w:tcW w:type="dxa" w:w="2789"/>
+            <w:tcW w:type="dxa" w:w="3368"/>
             <w:vAlign w:val="center"/>
             <w:tcMar>
               <w:top w:w="85" w:type="dxa"/>
@@ -12727,7 +13036,7 @@
         </w:tc>
         <w:tc>
           <w:tcPr>
-            <w:tcW w:type="dxa" w:w="7291"/>
+            <w:tcW w:type="dxa" w:w="6712"/>
             <w:vAlign w:val="center"/>
             <w:tcMar>
               <w:top w:w="85" w:type="dxa"/>
@@ -12757,7 +13066,7 @@
         </w:trPr>
         <w:tc>
           <w:tcPr>
-            <w:tcW w:type="dxa" w:w="2789"/>
+            <w:tcW w:type="dxa" w:w="3368"/>
             <w:vAlign w:val="center"/>
             <w:tcMar>
               <w:top w:w="85" w:type="dxa"/>
@@ -12782,7 +13091,7 @@
         </w:tc>
         <w:tc>
           <w:tcPr>
-            <w:tcW w:type="dxa" w:w="7291"/>
+            <w:tcW w:type="dxa" w:w="6712"/>
             <w:vAlign w:val="center"/>
             <w:tcMar>
               <w:top w:w="85" w:type="dxa"/>
@@ -12812,7 +13121,7 @@
         </w:trPr>
         <w:tc>
           <w:tcPr>
-            <w:tcW w:type="dxa" w:w="2789"/>
+            <w:tcW w:type="dxa" w:w="3368"/>
             <w:vAlign w:val="center"/>
             <w:tcMar>
               <w:top w:w="85" w:type="dxa"/>
@@ -12837,7 +13146,7 @@
         </w:tc>
         <w:tc>
           <w:tcPr>
-            <w:tcW w:type="dxa" w:w="7291"/>
+            <w:tcW w:type="dxa" w:w="6712"/>
             <w:vAlign w:val="center"/>
             <w:tcMar>
               <w:top w:w="85" w:type="dxa"/>
@@ -12867,7 +13176,7 @@
         </w:trPr>
         <w:tc>
           <w:tcPr>
-            <w:tcW w:type="dxa" w:w="2789"/>
+            <w:tcW w:type="dxa" w:w="3368"/>
             <w:vAlign w:val="center"/>
             <w:tcMar>
               <w:top w:w="85" w:type="dxa"/>
@@ -12892,7 +13201,7 @@
         </w:tc>
         <w:tc>
           <w:tcPr>
-            <w:tcW w:type="dxa" w:w="7291"/>
+            <w:tcW w:type="dxa" w:w="6712"/>
             <w:vAlign w:val="center"/>
             <w:tcMar>
               <w:top w:w="85" w:type="dxa"/>
@@ -12922,7 +13231,7 @@
         </w:trPr>
         <w:tc>
           <w:tcPr>
-            <w:tcW w:type="dxa" w:w="2789"/>
+            <w:tcW w:type="dxa" w:w="3368"/>
             <w:vAlign w:val="center"/>
             <w:tcMar>
               <w:top w:w="85" w:type="dxa"/>
@@ -12947,7 +13256,7 @@
         </w:tc>
         <w:tc>
           <w:tcPr>
-            <w:tcW w:type="dxa" w:w="7291"/>
+            <w:tcW w:type="dxa" w:w="6712"/>
             <w:vAlign w:val="center"/>
             <w:tcMar>
               <w:top w:w="85" w:type="dxa"/>
@@ -12977,7 +13286,7 @@
         </w:trPr>
         <w:tc>
           <w:tcPr>
-            <w:tcW w:type="dxa" w:w="2789"/>
+            <w:tcW w:type="dxa" w:w="3368"/>
             <w:vAlign w:val="center"/>
             <w:tcMar>
               <w:top w:w="85" w:type="dxa"/>
@@ -13002,7 +13311,7 @@
         </w:tc>
         <w:tc>
           <w:tcPr>
-            <w:tcW w:type="dxa" w:w="7291"/>
+            <w:tcW w:type="dxa" w:w="6712"/>
             <w:vAlign w:val="center"/>
             <w:tcMar>
               <w:top w:w="85" w:type="dxa"/>
@@ -13032,7 +13341,7 @@
         </w:trPr>
         <w:tc>
           <w:tcPr>
-            <w:tcW w:type="dxa" w:w="2789"/>
+            <w:tcW w:type="dxa" w:w="3368"/>
             <w:vAlign w:val="center"/>
             <w:tcMar>
               <w:top w:w="85" w:type="dxa"/>
@@ -13051,13 +13360,13 @@
                 <w:color w:val="000000"/>
                 <w:sz w:val="20"/>
               </w:rPr>
-              <w:t>JSON рядом с DWG</w:t>
+              <w:t>Контрольный снимок геометрии</w:t>
             </w:r>
           </w:p>
         </w:tc>
         <w:tc>
           <w:tcPr>
-            <w:tcW w:type="dxa" w:w="7291"/>
+            <w:tcW w:type="dxa" w:w="6712"/>
             <w:vAlign w:val="center"/>
             <w:tcMar>
               <w:top w:w="85" w:type="dxa"/>
@@ -13076,7 +13385,7 @@
                 <w:color w:val="000000"/>
                 <w:sz w:val="20"/>
               </w:rPr>
-              <w:t>Дополнительный файл геометрии/данных зон</w:t>
+              <w:t>Сохранённые данные о форме и положении исходников, с которыми команда сравнивает текущий чертёж</w:t>
             </w:r>
           </w:p>
         </w:tc>
@@ -13087,7 +13396,7 @@
         </w:trPr>
         <w:tc>
           <w:tcPr>
-            <w:tcW w:type="dxa" w:w="2789"/>
+            <w:tcW w:type="dxa" w:w="3368"/>
             <w:vAlign w:val="center"/>
             <w:tcMar>
               <w:top w:w="85" w:type="dxa"/>
@@ -13106,13 +13415,13 @@
                 <w:color w:val="000000"/>
                 <w:sz w:val="20"/>
               </w:rPr>
-              <w:t>Слой</w:t>
+              <w:t>JSON рядом с DWG</w:t>
             </w:r>
           </w:p>
         </w:tc>
         <w:tc>
           <w:tcPr>
-            <w:tcW w:type="dxa" w:w="7291"/>
+            <w:tcW w:type="dxa" w:w="6712"/>
             <w:vAlign w:val="center"/>
             <w:tcMar>
               <w:top w:w="85" w:type="dxa"/>
@@ -13131,6 +13440,61 @@
                 <w:color w:val="000000"/>
                 <w:sz w:val="20"/>
               </w:rPr>
+              <w:t>Дополнительный файл геометрии/данных зон</w:t>
+            </w:r>
+          </w:p>
+        </w:tc>
+      </w:tr>
+      <w:tr>
+        <w:trPr>
+          <w:cantSplit/>
+        </w:trPr>
+        <w:tc>
+          <w:tcPr>
+            <w:tcW w:type="dxa" w:w="3368"/>
+            <w:vAlign w:val="center"/>
+            <w:tcMar>
+              <w:top w:w="85" w:type="dxa"/>
+              <w:bottom w:w="85" w:type="dxa"/>
+              <w:left w:w="100" w:type="dxa"/>
+              <w:right w:w="100" w:type="dxa"/>
+            </w:tcMar>
+            <w:shd w:fill="F1F5F7"/>
+          </w:tcPr>
+          <w:p>
+            <w:pPr>
+              <w:spacing w:after="0" w:before="0" w:line="259" w:lineRule="auto"/>
+            </w:pPr>
+            <w:r>
+              <w:rPr>
+                <w:color w:val="000000"/>
+                <w:sz w:val="20"/>
+              </w:rPr>
+              <w:t>Слой</w:t>
+            </w:r>
+          </w:p>
+        </w:tc>
+        <w:tc>
+          <w:tcPr>
+            <w:tcW w:type="dxa" w:w="6712"/>
+            <w:vAlign w:val="center"/>
+            <w:tcMar>
+              <w:top w:w="85" w:type="dxa"/>
+              <w:bottom w:w="85" w:type="dxa"/>
+              <w:left w:w="100" w:type="dxa"/>
+              <w:right w:w="100" w:type="dxa"/>
+            </w:tcMar>
+            <w:shd w:fill="F1F5F7"/>
+          </w:tcPr>
+          <w:p>
+            <w:pPr>
+              <w:spacing w:after="0" w:before="0" w:line="259" w:lineRule="auto"/>
+            </w:pPr>
+            <w:r>
+              <w:rPr>
+                <w:color w:val="000000"/>
+                <w:sz w:val="20"/>
+              </w:rPr>
               <w:t>Группа объектов AutoCAD с общей организацией и видимостью</w:t>
             </w:r>
           </w:p>
@@ -13143,14 +13507,14 @@
       </w:pPr>
     </w:p>
     <w:p>
-      <w:bookmarkStart w:id="518" w:name="chapter_21"/>
+      <w:bookmarkStart w:id="536" w:name="chapter_21"/>
       <w:pPr>
         <w:pStyle w:val="Heading1"/>
       </w:pPr>
       <w:r>
         <w:t>20 Финальная самопроверка первого урока</w:t>
       </w:r>
-      <w:bookmarkEnd w:id="518"/>
+      <w:bookmarkEnd w:id="536"/>
     </w:p>
     <w:p>
       <w:r>
@@ -13195,6 +13559,14 @@
       </w:pPr>
       <w:r>
         <w:t>• окна свободны, подрезки просмотрены, предупреждения поняты;</w:t>
+      </w:r>
+    </w:p>
+    <w:p>
+      <w:pPr>
+        <w:ind w:left="317" w:hanging="317"/>
+      </w:pPr>
+      <w:r>
+        <w:t>• все новые проёмы включены в ATFZONE, после правок повторена вся цепочка, отказов об устаревших данных нет;</w:t>
       </w:r>
     </w:p>
     <w:p>

--- a/docs/facades_beginner_3009/Facades_Beginner_Manual_30.09.docx
+++ b/docs/facades_beginner_3009/Facades_Beginner_Manual_30.09.docx
@@ -9873,7 +9873,12 @@
     </w:p>
     <w:p>
       <w:r>
-        <w:t>Для межэтажной системы расчётный режим также проверяет, что каждый выданный кусок НСП имеет как минимум две геометрические точки пересечения с НГП. При недостатке опор программа отказывает до замены схемы. Успешный расчёт проверяет реализованную цепочку и назначение шагов; узлы, консоли, другие профили и проект в целом принимает конструктор отдельно.</w:t>
+        <w:t>Для межэтажной системы расчётный режим проверяет опоры каждого куска НСП и отказывает при свободных концевых консолях, для которых нет расчётной модели. При таком отказе прежняя схема сохраняется. Успешный результат проверяет реализованную цепочку и шаги; соединения, противопожарные узлы и проект в целом принимает конструктор отдельно.</w:t>
+      </w:r>
+    </w:p>
+    <w:p>
+      <w:r>
+        <w:t>Для ГП-60-40 расчётный подбор пока недоступен: не подтверждены сечение и масса профиля. Выберите профиль с известными характеристиками либо ручные шаги по отдельному инженерному расчёту. Замечания об отсутствующих узлах после ATFRAME означают, что эти детали программа не построила и не проверила.</w:t>
       </w:r>
     </w:p>
     <w:p>
@@ -9923,14 +9928,14 @@
       </w:r>
     </w:p>
     <w:p>
-      <w:bookmarkStart w:id="446" w:name="chapter_15"/>
+      <w:bookmarkStart w:id="448" w:name="chapter_15"/>
       <w:pPr>
         <w:pStyle w:val="Heading1"/>
       </w:pPr>
       <w:r>
         <w:t>14 Размеры и поиск дублей</w:t>
       </w:r>
-      <w:bookmarkEnd w:id="446"/>
+      <w:bookmarkEnd w:id="448"/>
     </w:p>
     <w:p>
       <w:r>
@@ -9972,14 +9977,14 @@
       </w:r>
     </w:p>
     <w:p>
-      <w:bookmarkStart w:id="454" w:name="chapter_16"/>
+      <w:bookmarkStart w:id="456" w:name="chapter_16"/>
       <w:pPr>
         <w:pStyle w:val="Heading1"/>
       </w:pPr>
       <w:r>
         <w:t>15 Зачем осталась команда ATCLAD</w:t>
       </w:r>
-      <w:bookmarkEnd w:id="454"/>
+      <w:bookmarkEnd w:id="456"/>
     </w:p>
     <w:p>
       <w:r>
@@ -9997,14 +10002,14 @@
       </w:r>
     </w:p>
     <w:p>
-      <w:bookmarkStart w:id="462" w:name="chapter_17"/>
+      <w:bookmarkStart w:id="464" w:name="chapter_17"/>
       <w:pPr>
         <w:pStyle w:val="Heading1"/>
       </w:pPr>
       <w:r>
         <w:t>16 Частые ошибки что делать по сообщению</w:t>
       </w:r>
-      <w:bookmarkEnd w:id="462"/>
+      <w:bookmarkEnd w:id="464"/>
     </w:p>
     <w:tbl>
       <w:tblPr>
@@ -11876,14 +11881,14 @@
       </w:pPr>
     </w:p>
     <w:p>
-      <w:bookmarkStart w:id="489" w:name="chapter_18"/>
+      <w:bookmarkStart w:id="491" w:name="chapter_18"/>
       <w:pPr>
         <w:pStyle w:val="Heading1"/>
       </w:pPr>
       <w:r>
         <w:t>17 Сохранение и передача результата</w:t>
       </w:r>
-      <w:bookmarkEnd w:id="489"/>
+      <w:bookmarkEnd w:id="491"/>
     </w:p>
     <w:p>
       <w:r>
@@ -11965,14 +11970,14 @@
       </w:r>
     </w:p>
     <w:p>
-      <w:bookmarkStart w:id="499" w:name="chapter_19"/>
+      <w:bookmarkStart w:id="501" w:name="chapter_19"/>
       <w:pPr>
         <w:pStyle w:val="Heading1"/>
       </w:pPr>
       <w:r>
         <w:t>18 Как сообщить о проблеме чтобы её можно было исправить</w:t>
       </w:r>
-      <w:bookmarkEnd w:id="499"/>
+      <w:bookmarkEnd w:id="501"/>
     </w:p>
     <w:p>
       <w:r>
@@ -11985,14 +11990,14 @@
       </w:r>
     </w:p>
     <w:p>
-      <w:bookmarkStart w:id="505" w:name="chapter_20"/>
+      <w:bookmarkStart w:id="507" w:name="chapter_20"/>
       <w:pPr>
         <w:pStyle w:val="Heading1"/>
       </w:pPr>
       <w:r>
         <w:t>19 Словарь начинающего пользователя</w:t>
       </w:r>
-      <w:bookmarkEnd w:id="505"/>
+      <w:bookmarkEnd w:id="507"/>
     </w:p>
     <w:tbl>
       <w:tblPr>
@@ -13507,14 +13512,14 @@
       </w:pPr>
     </w:p>
     <w:p>
-      <w:bookmarkStart w:id="536" w:name="chapter_21"/>
+      <w:bookmarkStart w:id="538" w:name="chapter_21"/>
       <w:pPr>
         <w:pStyle w:val="Heading1"/>
       </w:pPr>
       <w:r>
         <w:t>20 Финальная самопроверка первого урока</w:t>
       </w:r>
-      <w:bookmarkEnd w:id="536"/>
+      <w:bookmarkEnd w:id="538"/>
     </w:p>
     <w:p>
       <w:r>

--- a/docs/facades_beginner_3009/Facades_Beginner_Manual_30.09.docx
+++ b/docs/facades_beginner_3009/Facades_Beginner_Manual_30.09.docx
@@ -25,7 +25,7 @@
     </w:p>
     <w:p>
       <w:r>
-        <w:t>Это руководство ведёт от пустого учебного чертежа к проверенному результату. Сначала выполните один пример целиком. Затем используйте справочные главы для своего проекта. Все размеры учебного примера заданы в миллиметрах. Числа для подсистемы в упражнении помогают освоить программу; рабочие профили, шаги и крепления назначают по проекту.</w:t>
+        <w:t>Это руководство ведёт от пустого учебного чертежа к результату с проверенной геометрией. Сначала выполните один пример целиком. Затем используйте справочные главы для своего проекта. Все размеры учебного примера заданы в миллиметрах. Числа для подсистемы в упражнении помогают освоить программу; рабочие профили, шаги и крепления назначают по проекту.</w:t>
       </w:r>
     </w:p>
     <w:p>
@@ -368,7 +368,7 @@
         <w:t>build-info</w:t>
       </w:r>
       <w:r>
-        <w:t xml:space="preserve"> при его наличии и строки загрузки DLL. В описании должны быть отражены безопасная перегенерация/отмена, проверка актуальности геометрии зон и раскладок, защита шин без опор и новая команда ATFZONERESET. Если нужной сборки ещё нет, материал можно изучать и открыть учебные исходники, но не считать старый установленный комплект прошедшим этот сценарий. Точный идентификатор проверенного кода/выпуска приведён в листе версии комплектной инструкции.</w:t>
+        <w:t xml:space="preserve"> при его наличии и строки загрузки DLL. В описании должны быть отражены безопасная перегенерация/отмена, актуальность геометрии, защита шин без опор, команда ATFZONERESET и ограничения расчётной схемы из главы 13. Пока сборки нет, изучайте материал и учебные исходники, но не считайте старый комплект прошедшим этот сценарий. Идентификатор проверенного кода приведён в листе версии инструкции.</w:t>
       </w:r>
     </w:p>
     <w:p>
@@ -9873,12 +9873,59 @@
     </w:p>
     <w:p>
       <w:r>
-        <w:t>Для межэтажной системы расчётный режим проверяет опоры каждого куска НСП и отказывает при свободных концевых консолях, для которых нет расчётной модели. При таком отказе прежняя схема сохраняется. Успешный результат проверяет реализованную цепочку и шаги; соединения, противопожарные узлы и проект в целом принимает конструктор отдельно.</w:t>
+        <w:rPr>
+          <w:b/>
+        </w:rPr>
+        <w:t>Межэтажная система.</w:t>
+      </w:r>
+      <w:r>
+        <w:t xml:space="preserve"> Расчётный режим сейчас недоступен: связь расчётной схемы с фактическими опорами и соединениями НСП не подтверждена. Программа сообщает об этом и отказывает; в ответе движка указан код </w:t>
+      </w:r>
+      <w:r>
+        <w:rPr>
+          <w:rFonts w:ascii="DejaVu Sans Mono" w:hAnsi="DejaVu Sans Mono"/>
+          <w:sz w:val="19"/>
+        </w:rPr>
+        <w:t>E_CALC_MODEL_UNCONFIRMED</w:t>
+      </w:r>
+      <w:r>
+        <w:t>. Проверка свободных концов НСП также сохраняется и может дать более ранний отказ. Ручное построение геометрии доступно только по отдельному инженерному проекту. Переключение на ручной режим не подтверждает несущую способность.</w:t>
       </w:r>
     </w:p>
     <w:p>
       <w:r>
+        <w:rPr>
+          <w:b/>
+        </w:rPr>
+        <w:t>Вертикальная и ортогональная системы.</w:t>
+      </w:r>
+      <w:r>
+        <w:t xml:space="preserve"> Проверяется каждый отдельный кусок вертикального профиля после деления у проёмов и стыков. Опоры считаются по его геометрии. При менее чем двух опорах построение отклоняется; две опоры дают один пролёт, модель которого пока не реализована. Для двух, трёх и многих пролётов фактический класс должен совпасть с классом, использованным при подборе. В ортогональной системе интервал опор также не должен превышать расчётный пролёт. Нарушение означает отказ; прежняя подсистема сохраняется.</w:t>
+      </w:r>
+    </w:p>
+    <w:p>
+      <w:r>
+        <w:t>Эта проверка не устанавливает тип неподвижного или подвижного соединения, непрерывность через стык и допустимость консолей. Даже успешный ограниченный расчёт имеет статус статической модели «не проверена» (</w:t>
+      </w:r>
+      <w:r>
+        <w:rPr>
+          <w:rFonts w:ascii="DejaVu Sans Mono" w:hAnsi="DejaVu Sans Mono"/>
+          <w:sz w:val="19"/>
+        </w:rPr>
+        <w:t>static_model.status = not_verified</w:t>
+      </w:r>
+      <w:r>
+        <w:t>). Нельзя передавать такой результат как полностью рассчитанный каркас. Конструктор отдельно подтверждает расчётную схему, соединения, противопожарные узлы и проект в целом.</w:t>
+      </w:r>
+    </w:p>
+    <w:p>
+      <w:r>
         <w:t>Для ГП-60-40 расчётный подбор пока недоступен: не подтверждены сечение и масса профиля. Выберите профиль с известными характеристиками либо ручные шаги по отдельному инженерному расчёту. Замечания об отсутствующих узлах после ATFRAME означают, что эти детали программа не построила и не проверила.</w:t>
+      </w:r>
+    </w:p>
+    <w:p>
+      <w:r>
+        <w:t>Тип 5 и NordFOX пока не реализованы. АТР Вектор-4 отсутствует, поэтому его правила нельзя считать проверенными. АКП поддерживается только как каркас без узла крепления кассеты. Программа не должна подставлять другую систему вместо неизвестной.</w:t>
       </w:r>
     </w:p>
     <w:p>
@@ -9928,14 +9975,14 @@
       </w:r>
     </w:p>
     <w:p>
-      <w:bookmarkStart w:id="448" w:name="chapter_15"/>
+      <w:bookmarkStart w:id="454" w:name="chapter_15"/>
       <w:pPr>
         <w:pStyle w:val="Heading1"/>
       </w:pPr>
       <w:r>
         <w:t>14 Размеры и поиск дублей</w:t>
       </w:r>
-      <w:bookmarkEnd w:id="448"/>
+      <w:bookmarkEnd w:id="454"/>
     </w:p>
     <w:p>
       <w:r>
@@ -9977,14 +10024,14 @@
       </w:r>
     </w:p>
     <w:p>
-      <w:bookmarkStart w:id="456" w:name="chapter_16"/>
+      <w:bookmarkStart w:id="462" w:name="chapter_16"/>
       <w:pPr>
         <w:pStyle w:val="Heading1"/>
       </w:pPr>
       <w:r>
         <w:t>15 Зачем осталась команда ATCLAD</w:t>
       </w:r>
-      <w:bookmarkEnd w:id="456"/>
+      <w:bookmarkEnd w:id="462"/>
     </w:p>
     <w:p>
       <w:r>
@@ -10002,14 +10049,14 @@
       </w:r>
     </w:p>
     <w:p>
-      <w:bookmarkStart w:id="464" w:name="chapter_17"/>
+      <w:bookmarkStart w:id="470" w:name="chapter_17"/>
       <w:pPr>
         <w:pStyle w:val="Heading1"/>
       </w:pPr>
       <w:r>
         <w:t>16 Частые ошибки что делать по сообщению</w:t>
       </w:r>
-      <w:bookmarkEnd w:id="464"/>
+      <w:bookmarkEnd w:id="470"/>
     </w:p>
     <w:tbl>
       <w:tblPr>
@@ -11419,6 +11466,166 @@
                 <w:color w:val="000000"/>
                 <w:sz w:val="20"/>
               </w:rPr>
+              <w:t>Межэтажный расчёт недоступен</w:t>
+            </w:r>
+          </w:p>
+        </w:tc>
+        <w:tc>
+          <w:tcPr>
+            <w:tcW w:type="dxa" w:w="3690"/>
+            <w:vAlign w:val="center"/>
+            <w:tcMar>
+              <w:top w:w="85" w:type="dxa"/>
+              <w:bottom w:w="85" w:type="dxa"/>
+              <w:left w:w="100" w:type="dxa"/>
+              <w:right w:w="100" w:type="dxa"/>
+            </w:tcMar>
+            <w:shd w:fill="FFFFFF"/>
+          </w:tcPr>
+          <w:p>
+            <w:pPr>
+              <w:spacing w:after="0" w:before="0" w:line="259" w:lineRule="auto"/>
+            </w:pPr>
+            <w:r>
+              <w:rPr>
+                <w:color w:val="000000"/>
+                <w:sz w:val="20"/>
+              </w:rPr>
+              <w:t>Статическая модель НСП не подтверждена</w:t>
+            </w:r>
+          </w:p>
+        </w:tc>
+        <w:tc>
+          <w:tcPr>
+            <w:tcW w:type="dxa" w:w="3690"/>
+            <w:vAlign w:val="center"/>
+            <w:tcMar>
+              <w:top w:w="85" w:type="dxa"/>
+              <w:bottom w:w="85" w:type="dxa"/>
+              <w:left w:w="100" w:type="dxa"/>
+              <w:right w:w="100" w:type="dxa"/>
+            </w:tcMar>
+            <w:shd w:fill="FFFFFF"/>
+          </w:tcPr>
+          <w:p>
+            <w:pPr>
+              <w:spacing w:after="0" w:before="0" w:line="259" w:lineRule="auto"/>
+            </w:pPr>
+            <w:r>
+              <w:rPr>
+                <w:color w:val="000000"/>
+                <w:sz w:val="20"/>
+              </w:rPr>
+              <w:t>Передать конструктору; ручную геометрию строить только по отдельному проекту</w:t>
+            </w:r>
+          </w:p>
+        </w:tc>
+      </w:tr>
+      <w:tr>
+        <w:trPr>
+          <w:cantSplit/>
+        </w:trPr>
+        <w:tc>
+          <w:tcPr>
+            <w:tcW w:type="dxa" w:w="2700"/>
+            <w:vAlign w:val="center"/>
+            <w:tcMar>
+              <w:top w:w="85" w:type="dxa"/>
+              <w:bottom w:w="85" w:type="dxa"/>
+              <w:left w:w="100" w:type="dxa"/>
+              <w:right w:w="100" w:type="dxa"/>
+            </w:tcMar>
+            <w:shd w:fill="F1F5F7"/>
+          </w:tcPr>
+          <w:p>
+            <w:pPr>
+              <w:spacing w:after="0" w:before="0" w:line="259" w:lineRule="auto"/>
+            </w:pPr>
+            <w:r>
+              <w:rPr>
+                <w:color w:val="000000"/>
+                <w:sz w:val="20"/>
+              </w:rPr>
+              <w:t>Расчёт отклонён из-за опор или пролётов</w:t>
+            </w:r>
+          </w:p>
+        </w:tc>
+        <w:tc>
+          <w:tcPr>
+            <w:tcW w:type="dxa" w:w="3690"/>
+            <w:vAlign w:val="center"/>
+            <w:tcMar>
+              <w:top w:w="85" w:type="dxa"/>
+              <w:bottom w:w="85" w:type="dxa"/>
+              <w:left w:w="100" w:type="dxa"/>
+              <w:right w:w="100" w:type="dxa"/>
+            </w:tcMar>
+            <w:shd w:fill="F1F5F7"/>
+          </w:tcPr>
+          <w:p>
+            <w:pPr>
+              <w:spacing w:after="0" w:before="0" w:line="259" w:lineRule="auto"/>
+            </w:pPr>
+            <w:r>
+              <w:rPr>
+                <w:color w:val="000000"/>
+                <w:sz w:val="20"/>
+              </w:rPr>
+              <w:t>Отдельный кусок не соответствует принятой модели</w:t>
+            </w:r>
+          </w:p>
+        </w:tc>
+        <w:tc>
+          <w:tcPr>
+            <w:tcW w:type="dxa" w:w="3690"/>
+            <w:vAlign w:val="center"/>
+            <w:tcMar>
+              <w:top w:w="85" w:type="dxa"/>
+              <w:bottom w:w="85" w:type="dxa"/>
+              <w:left w:w="100" w:type="dxa"/>
+              <w:right w:w="100" w:type="dxa"/>
+            </w:tcMar>
+            <w:shd w:fill="F1F5F7"/>
+          </w:tcPr>
+          <w:p>
+            <w:pPr>
+              <w:spacing w:after="0" w:before="0" w:line="259" w:lineRule="auto"/>
+            </w:pPr>
+            <w:r>
+              <w:rPr>
+                <w:color w:val="000000"/>
+                <w:sz w:val="20"/>
+              </w:rPr>
+              <w:t>Проверить опоры, проёмы и стыки с конструктором; не подбирать параметры ради снятия отказа</w:t>
+            </w:r>
+          </w:p>
+        </w:tc>
+      </w:tr>
+      <w:tr>
+        <w:trPr>
+          <w:cantSplit/>
+        </w:trPr>
+        <w:tc>
+          <w:tcPr>
+            <w:tcW w:type="dxa" w:w="2700"/>
+            <w:vAlign w:val="center"/>
+            <w:tcMar>
+              <w:top w:w="85" w:type="dxa"/>
+              <w:bottom w:w="85" w:type="dxa"/>
+              <w:left w:w="100" w:type="dxa"/>
+              <w:right w:w="100" w:type="dxa"/>
+            </w:tcMar>
+            <w:shd w:fill="FFFFFF"/>
+          </w:tcPr>
+          <w:p>
+            <w:pPr>
+              <w:spacing w:after="0" w:before="0" w:line="259" w:lineRule="auto"/>
+            </w:pPr>
+            <w:r>
+              <w:rPr>
+                <w:color w:val="000000"/>
+                <w:sz w:val="20"/>
+              </w:rPr>
               <w:t>Композит с кляммерами не принимается</w:t>
             </w:r>
           </w:p>
@@ -11881,14 +12088,14 @@
       </w:pPr>
     </w:p>
     <w:p>
-      <w:bookmarkStart w:id="491" w:name="chapter_18"/>
+      <w:bookmarkStart w:id="499" w:name="chapter_18"/>
       <w:pPr>
         <w:pStyle w:val="Heading1"/>
       </w:pPr>
       <w:r>
         <w:t>17 Сохранение и передача результата</w:t>
       </w:r>
-      <w:bookmarkEnd w:id="491"/>
+      <w:bookmarkEnd w:id="499"/>
     </w:p>
     <w:p>
       <w:r>
@@ -11907,7 +12114,7 @@
     </w:p>
     <w:p>
       <w:r>
-        <w:t>Перед передачей откройте сохранённый DWG повторно, проверьте наличие зон и JSON, выполните ведомость одной зоны и сравните контрольные числа. В итоговом сообщении укажите, какие зоны обработаны, какой материал/формат/швы использованы, какой тип подсистемы и режим шагов приняты, какие предупреждения остались.</w:t>
+        <w:t>Перед передачей откройте сохранённый DWG повторно, проверьте наличие зон и JSON, выполните ведомость одной зоны и сравните контрольные числа. В итоговом сообщении укажите, какие зоны обработаны, какой материал/формат/швы использованы, какой тип подсистемы и режим шагов приняты, какие предупреждения остались. Отдельно укажите, что статическая модель каркаса программой не подтверждена и требуется инженерная проверка по главе 13.</w:t>
       </w:r>
     </w:p>
     <w:p>
@@ -11970,14 +12177,14 @@
       </w:r>
     </w:p>
     <w:p>
-      <w:bookmarkStart w:id="501" w:name="chapter_19"/>
+      <w:bookmarkStart w:id="509" w:name="chapter_19"/>
       <w:pPr>
         <w:pStyle w:val="Heading1"/>
       </w:pPr>
       <w:r>
         <w:t>18 Как сообщить о проблеме чтобы её можно было исправить</w:t>
       </w:r>
-      <w:bookmarkEnd w:id="501"/>
+      <w:bookmarkEnd w:id="509"/>
     </w:p>
     <w:p>
       <w:r>
@@ -11990,14 +12197,14 @@
       </w:r>
     </w:p>
     <w:p>
-      <w:bookmarkStart w:id="507" w:name="chapter_20"/>
+      <w:bookmarkStart w:id="515" w:name="chapter_20"/>
       <w:pPr>
         <w:pStyle w:val="Heading1"/>
       </w:pPr>
       <w:r>
         <w:t>19 Словарь начинающего пользователя</w:t>
       </w:r>
-      <w:bookmarkEnd w:id="507"/>
+      <w:bookmarkEnd w:id="515"/>
     </w:p>
     <w:tbl>
       <w:tblPr>
@@ -13512,14 +13719,14 @@
       </w:pPr>
     </w:p>
     <w:p>
-      <w:bookmarkStart w:id="538" w:name="chapter_21"/>
+      <w:bookmarkStart w:id="546" w:name="chapter_21"/>
       <w:pPr>
         <w:pStyle w:val="Heading1"/>
       </w:pPr>
       <w:r>
         <w:t>20 Финальная самопроверка первого урока</w:t>
       </w:r>
-      <w:bookmarkEnd w:id="538"/>
+      <w:bookmarkEnd w:id="546"/>
     </w:p>
     <w:p>
       <w:r>
@@ -13580,6 +13787,14 @@
       </w:pPr>
       <w:r>
         <w:t>• ATFRAME прочитал ряды ATTILE, построена учебная вертикальная подсистема с шинами;</w:t>
+      </w:r>
+    </w:p>
+    <w:p>
+      <w:pPr>
+        <w:ind w:left="317" w:hanging="317"/>
+      </w:pPr>
+      <w:r>
+        <w:t>• понятно, что учебная геометрия и успешный ограниченный расчёт не подтверждают статическую модель всего каркаса;</w:t>
       </w:r>
     </w:p>
     <w:p>

--- a/docs/facades_beginner_3009/Facades_Beginner_Manual_30.09.docx
+++ b/docs/facades_beginner_3009/Facades_Beginner_Manual_30.09.docx
@@ -368,7 +368,7 @@
         <w:t>build-info</w:t>
       </w:r>
       <w:r>
-        <w:t xml:space="preserve"> при его наличии и строки загрузки DLL. В описании должны быть отражены безопасная перегенерация/отмена, актуальность геометрии, защита шин без опор, команда ATFZONERESET и ограничения расчётной схемы из главы 13. Пока сборки нет, изучайте материал и учебные исходники, но не считайте старый комплект прошедшим этот сценарий. Идентификатор проверенного кода приведён в листе версии инструкции.</w:t>
+        <w:t xml:space="preserve"> при его наличии и строки загрузки DLL. В описании должны быть отражены безопасная перегенерация/отмена, актуальность геометрии, защита шин без опор, команда ATFZONERESET, ограничения расчётной схемы из главы 13 и ведомость облицовки из раздела 8.3. Пока сборки нет, изучайте материал и учебные исходники, но не считайте старый комплект прошедшим этот сценарий. Идентификатор проверенного кода приведён в листе версии инструкции.</w:t>
       </w:r>
     </w:p>
     <w:p>
@@ -396,10 +396,10 @@
         </w:tblBorders>
       </w:tblPr>
       <w:tblGrid>
-        <w:gridCol w:w="1220"/>
-        <w:gridCol w:w="1493"/>
-        <w:gridCol w:w="3173"/>
-        <w:gridCol w:w="4194"/>
+        <w:gridCol w:w="1205"/>
+        <w:gridCol w:w="1474"/>
+        <w:gridCol w:w="3134"/>
+        <w:gridCol w:w="4266"/>
       </w:tblGrid>
       <w:tr>
         <w:trPr>
@@ -408,7 +408,7 @@
         </w:trPr>
         <w:tc>
           <w:tcPr>
-            <w:tcW w:type="dxa" w:w="1220"/>
+            <w:tcW w:type="dxa" w:w="1205"/>
             <w:vAlign w:val="center"/>
             <w:tcMar>
               <w:top w:w="85" w:type="dxa"/>
@@ -434,7 +434,7 @@
         </w:tc>
         <w:tc>
           <w:tcPr>
-            <w:tcW w:type="dxa" w:w="1493"/>
+            <w:tcW w:type="dxa" w:w="1474"/>
             <w:vAlign w:val="center"/>
             <w:tcMar>
               <w:top w:w="85" w:type="dxa"/>
@@ -460,7 +460,7 @@
         </w:tc>
         <w:tc>
           <w:tcPr>
-            <w:tcW w:type="dxa" w:w="3173"/>
+            <w:tcW w:type="dxa" w:w="3134"/>
             <w:vAlign w:val="center"/>
             <w:tcMar>
               <w:top w:w="85" w:type="dxa"/>
@@ -486,7 +486,7 @@
         </w:tc>
         <w:tc>
           <w:tcPr>
-            <w:tcW w:type="dxa" w:w="4194"/>
+            <w:tcW w:type="dxa" w:w="4266"/>
             <w:vAlign w:val="center"/>
             <w:tcMar>
               <w:top w:w="85" w:type="dxa"/>
@@ -517,7 +517,7 @@
         </w:trPr>
         <w:tc>
           <w:tcPr>
-            <w:tcW w:type="dxa" w:w="1220"/>
+            <w:tcW w:type="dxa" w:w="1205"/>
             <w:vAlign w:val="center"/>
             <w:tcMar>
               <w:top w:w="85" w:type="dxa"/>
@@ -542,7 +542,7 @@
         </w:tc>
         <w:tc>
           <w:tcPr>
-            <w:tcW w:type="dxa" w:w="1493"/>
+            <w:tcW w:type="dxa" w:w="1474"/>
             <w:vAlign w:val="center"/>
             <w:tcMar>
               <w:top w:w="85" w:type="dxa"/>
@@ -567,7 +567,7 @@
         </w:tc>
         <w:tc>
           <w:tcPr>
-            <w:tcW w:type="dxa" w:w="3173"/>
+            <w:tcW w:type="dxa" w:w="3134"/>
             <w:vAlign w:val="center"/>
             <w:tcMar>
               <w:top w:w="85" w:type="dxa"/>
@@ -592,7 +592,7 @@
         </w:tc>
         <w:tc>
           <w:tcPr>
-            <w:tcW w:type="dxa" w:w="4194"/>
+            <w:tcW w:type="dxa" w:w="4266"/>
             <w:vAlign w:val="center"/>
             <w:tcMar>
               <w:top w:w="85" w:type="dxa"/>
@@ -622,7 +622,7 @@
         </w:trPr>
         <w:tc>
           <w:tcPr>
-            <w:tcW w:type="dxa" w:w="1220"/>
+            <w:tcW w:type="dxa" w:w="1205"/>
             <w:vAlign w:val="center"/>
             <w:tcMar>
               <w:top w:w="85" w:type="dxa"/>
@@ -647,7 +647,7 @@
         </w:tc>
         <w:tc>
           <w:tcPr>
-            <w:tcW w:type="dxa" w:w="1493"/>
+            <w:tcW w:type="dxa" w:w="1474"/>
             <w:vAlign w:val="center"/>
             <w:tcMar>
               <w:top w:w="85" w:type="dxa"/>
@@ -672,7 +672,7 @@
         </w:tc>
         <w:tc>
           <w:tcPr>
-            <w:tcW w:type="dxa" w:w="3173"/>
+            <w:tcW w:type="dxa" w:w="3134"/>
             <w:vAlign w:val="center"/>
             <w:tcMar>
               <w:top w:w="85" w:type="dxa"/>
@@ -697,7 +697,7 @@
         </w:tc>
         <w:tc>
           <w:tcPr>
-            <w:tcW w:type="dxa" w:w="4194"/>
+            <w:tcW w:type="dxa" w:w="4266"/>
             <w:vAlign w:val="center"/>
             <w:tcMar>
               <w:top w:w="85" w:type="dxa"/>
@@ -727,7 +727,7 @@
         </w:trPr>
         <w:tc>
           <w:tcPr>
-            <w:tcW w:type="dxa" w:w="1220"/>
+            <w:tcW w:type="dxa" w:w="1205"/>
             <w:vAlign w:val="center"/>
             <w:tcMar>
               <w:top w:w="85" w:type="dxa"/>
@@ -752,7 +752,7 @@
         </w:tc>
         <w:tc>
           <w:tcPr>
-            <w:tcW w:type="dxa" w:w="1493"/>
+            <w:tcW w:type="dxa" w:w="1474"/>
             <w:vAlign w:val="center"/>
             <w:tcMar>
               <w:top w:w="85" w:type="dxa"/>
@@ -777,7 +777,7 @@
         </w:tc>
         <w:tc>
           <w:tcPr>
-            <w:tcW w:type="dxa" w:w="3173"/>
+            <w:tcW w:type="dxa" w:w="3134"/>
             <w:vAlign w:val="center"/>
             <w:tcMar>
               <w:top w:w="85" w:type="dxa"/>
@@ -802,7 +802,7 @@
         </w:tc>
         <w:tc>
           <w:tcPr>
-            <w:tcW w:type="dxa" w:w="4194"/>
+            <w:tcW w:type="dxa" w:w="4266"/>
             <w:vAlign w:val="center"/>
             <w:tcMar>
               <w:top w:w="85" w:type="dxa"/>
@@ -832,7 +832,7 @@
         </w:trPr>
         <w:tc>
           <w:tcPr>
-            <w:tcW w:type="dxa" w:w="1220"/>
+            <w:tcW w:type="dxa" w:w="1205"/>
             <w:vAlign w:val="center"/>
             <w:tcMar>
               <w:top w:w="85" w:type="dxa"/>
@@ -857,7 +857,7 @@
         </w:tc>
         <w:tc>
           <w:tcPr>
-            <w:tcW w:type="dxa" w:w="1493"/>
+            <w:tcW w:type="dxa" w:w="1474"/>
             <w:vAlign w:val="center"/>
             <w:tcMar>
               <w:top w:w="85" w:type="dxa"/>
@@ -882,7 +882,7 @@
         </w:tc>
         <w:tc>
           <w:tcPr>
-            <w:tcW w:type="dxa" w:w="3173"/>
+            <w:tcW w:type="dxa" w:w="3134"/>
             <w:vAlign w:val="center"/>
             <w:tcMar>
               <w:top w:w="85" w:type="dxa"/>
@@ -901,13 +901,13 @@
                 <w:color w:val="000000"/>
                 <w:sz w:val="20"/>
               </w:rPr>
-              <w:t>Зоны по слою или выбранные штриховки/марки</w:t>
-            </w:r>
-          </w:p>
-        </w:tc>
-        <w:tc>
-          <w:tcPr>
-            <w:tcW w:type="dxa" w:w="4194"/>
+              <w:t>Зоны или раскладку по слою/объектам</w:t>
+            </w:r>
+          </w:p>
+        </w:tc>
+        <w:tc>
+          <w:tcPr>
+            <w:tcW w:type="dxa" w:w="4266"/>
             <w:vAlign w:val="center"/>
             <w:tcMar>
               <w:top w:w="85" w:type="dxa"/>
@@ -926,7 +926,7 @@
                 <w:color w:val="000000"/>
                 <w:sz w:val="20"/>
               </w:rPr>
-              <w:t>Ведомость зон либо ведомость работ в чертеже и/или XLSX</w:t>
+              <w:t>Ведомость зон, работ или деталей облицовки; DWG/XLSX по выбранному режиму</w:t>
             </w:r>
           </w:p>
         </w:tc>
@@ -958,7 +958,7 @@
     </w:p>
     <w:p>
       <w:r>
-        <w:t>ATFTABLE составляет ведомость геометрии зон и видов работ. Она не заменяет поштучную закупочную спецификацию всех плиток, кронштейнов и профилей. Счётчики раскладки и подсистемы смотрят отдельно в итогах соответствующих команд.</w:t>
+        <w:t>ATFTABLE составляет ведомости зон, видов работ и фактических деталей облицовки. В режиме «Облицовка» отдельно можно показать заготовки и отходы принятого раскроя ATTILE. Полная спецификация системы, закупка и ведомость подсистемы ещё не входят в этот режим. Счётчики каркаса по-прежнему смотрят в итогах ATFRAME.</w:t>
       </w:r>
     </w:p>
     <w:p>
@@ -7815,7 +7815,7 @@
         <w:rPr>
           <w:b/>
         </w:rPr>
-        <w:t>«Ведомость [Зон/Штукатурка/Вентфасад] &lt;Зон&gt;»</w:t>
+        <w:t>«Ведомость [Зон/Штукатурка/Вентфасад/Облицовка] &lt;Зон&gt;»</w:t>
       </w:r>
       <w:r>
         <w:t xml:space="preserve"> нажмите Enter: выбирается «Зон».</w:t>
@@ -7957,14 +7957,244 @@
       </w:r>
     </w:p>
     <w:p>
-      <w:bookmarkStart w:id="286" w:name="chapter_10"/>
+      <w:pPr>
+        <w:pStyle w:val="Heading2"/>
+      </w:pPr>
+      <w:r>
+        <w:t>8 3 Ведомость деталей облицовки</w:t>
+      </w:r>
+    </w:p>
+    <w:p>
+      <w:r>
+        <w:t>Этот режим работает с результатом ATTILE или ATCLAD, заново созданным версией с ведомостями. Старую раскладку без сохранённого состава нужно пересоздать. Геометрический DXF-эталон не содержит этих данных.</w:t>
+      </w:r>
+    </w:p>
+    <w:p>
+      <w:pPr>
+        <w:ind w:left="317" w:hanging="317"/>
+      </w:pPr>
+      <w:r>
+        <w:t xml:space="preserve">1. Введите ATFTABLE и выберите </w:t>
+      </w:r>
+      <w:r>
+        <w:rPr>
+          <w:b/>
+        </w:rPr>
+        <w:t>«Облицовка»</w:t>
+      </w:r>
+      <w:r>
+        <w:t>.</w:t>
+      </w:r>
+    </w:p>
+    <w:p>
+      <w:pPr>
+        <w:ind w:left="317" w:hanging="317"/>
+      </w:pPr>
+      <w:r>
+        <w:t xml:space="preserve">2. Выберите </w:t>
+      </w:r>
+      <w:r>
+        <w:rPr>
+          <w:b/>
+        </w:rPr>
+        <w:t>«Объекты»</w:t>
+      </w:r>
+      <w:r>
+        <w:t xml:space="preserve">, затем штриховку или марку зоны У-1. Можно выбрать деталь, но тогда в ведомость войдёт </w:t>
+      </w:r>
+      <w:r>
+        <w:rPr>
+          <w:b/>
+        </w:rPr>
+        <w:t>вся её зона</w:t>
+      </w:r>
+      <w:r>
+        <w:t>, а не только выбранная плитка. Режим «Слой» проверяет все объекты отмеченных слоёв; проверьте, нет ли там лишнего.</w:t>
+      </w:r>
+    </w:p>
+    <w:p>
+      <w:pPr>
+        <w:ind w:left="317" w:hanging="317"/>
+      </w:pPr>
+      <w:r>
+        <w:t xml:space="preserve">3. Выберите </w:t>
+      </w:r>
+      <w:r>
+        <w:rPr>
+          <w:b/>
+        </w:rPr>
+        <w:t>«ПоЗонам»</w:t>
+      </w:r>
+      <w:r>
+        <w:t xml:space="preserve"> или «Общая». Общая группировка объединяет только совместимые позиции.</w:t>
+      </w:r>
+    </w:p>
+    <w:p>
+      <w:pPr>
+        <w:ind w:left="317" w:hanging="317"/>
+      </w:pPr>
+      <w:r>
+        <w:t xml:space="preserve">4. Выберите </w:t>
+      </w:r>
+      <w:r>
+        <w:rPr>
+          <w:b/>
+        </w:rPr>
+        <w:t>«Детали»</w:t>
+      </w:r>
+      <w:r>
+        <w:t>. Вариант «ДеталиИРаскрой» дополнительно показывает заготовки и отходы ATTILE.</w:t>
+      </w:r>
+    </w:p>
+    <w:p>
+      <w:pPr>
+        <w:ind w:left="317" w:hanging="317"/>
+      </w:pPr>
+      <w:r>
+        <w:t>5. В предпросмотре проверьте область, строки, итог и сообщения о неполноте. Здесь же введите примечание пользователя и нажмите «Продолжить».</w:t>
+      </w:r>
+    </w:p>
+    <w:p>
+      <w:pPr>
+        <w:ind w:left="317" w:hanging="317"/>
+      </w:pPr>
+      <w:r>
+        <w:t xml:space="preserve">6. Выберите </w:t>
+      </w:r>
+      <w:r>
+        <w:rPr>
+          <w:b/>
+        </w:rPr>
+        <w:t>«Чертеж»</w:t>
+      </w:r>
+      <w:r>
+        <w:t xml:space="preserve">, «Ексель» или «Оба». Для чертежа выберите </w:t>
+      </w:r>
+      <w:r>
+        <w:rPr>
+          <w:b/>
+        </w:rPr>
+        <w:t>«Новая»</w:t>
+      </w:r>
+      <w:r>
+        <w:t>, задайте высоту текста и точку вставки. Для Excel укажите файл. До завершения этих запросов результат не записывается.</w:t>
+      </w:r>
+    </w:p>
+    <w:p>
+      <w:pPr>
+        <w:ind w:left="317" w:hanging="317"/>
+      </w:pPr>
+      <w:r>
+        <w:t xml:space="preserve">7. Для точного упражнения главы 6 итог установленных деталей должен быть </w:t>
+      </w:r>
+      <w:r>
+        <w:rPr>
+          <w:b/>
+        </w:rPr>
+        <w:t>1331 шт.</w:t>
+      </w:r>
+      <w:r>
+        <w:t xml:space="preserve"> Сопоставьте DWG и XLSX: они построены по одним строкам.</w:t>
+      </w:r>
+    </w:p>
+    <w:p>
+      <w:r>
+        <w:t>Размеры даны в миллиметрах, количество — в штуках, площадь деталей — в м². Площадь учитывает контур и отверстия детали по раскладке; она не равна площади зоны со швами. Заливка, внешний и внутренние контуры одной фигурной детали не добавляют отдельных штук. Фигурные детали получают в таблице местные обозначения форм Ф-1, Ф-2; одинаковый габарит разных форм не объединяет их в одно изделие.</w:t>
+      </w:r>
+    </w:p>
+    <w:p>
+      <w:r>
+        <w:t xml:space="preserve">Если расчёт успешно дал пустую выбранную область, появится сообщение «В выбранной области нет деталей облицовки» и известный итог </w:t>
+      </w:r>
+      <w:r>
+        <w:rPr>
+          <w:b/>
+        </w:rPr>
+        <w:t>0 шт.</w:t>
+      </w:r>
+      <w:r>
+        <w:t xml:space="preserve"> Это отличается от отсутствующих или повреждённых данных: они требуют восстановления раскладки, а не подстановки нуля.</w:t>
+      </w:r>
+    </w:p>
+    <w:p>
+      <w:r>
+        <w:t>Неизвестные материал, марка или цвет показаны явно. Посторонние выбранные объекты не превращаются в детали: ведомость сообщает, что они не учтены. Импорт ручных образцов пока не реализован. Количества с такими предупреждениями не выдаются за полную спецификацию.</w:t>
+      </w:r>
+    </w:p>
+    <w:p>
+      <w:pPr>
+        <w:pStyle w:val="Heading2"/>
+      </w:pPr>
+      <w:r>
+        <w:t>8 4 Раскрой и обновление ведомости облицовки</w:t>
+      </w:r>
+    </w:p>
+    <w:p>
+      <w:r>
+        <w:t xml:space="preserve">Для раскроя нужно выбрать </w:t>
+      </w:r>
+      <w:r>
+        <w:rPr>
+          <w:b/>
+        </w:rPr>
+        <w:t>всю его группу зон</w:t>
+      </w:r>
+      <w:r>
+        <w:t>. Частичный выбор не распределяет заготовки между зонами: выберите всю группу либо режим «Детали». Если одна физическая деталь объединённой раскладки относится к нескольким зонам, для неё также требуется вся область. Проверка актуальности всегда охватывает исходную раскладку целиком.</w:t>
+      </w:r>
+    </w:p>
+    <w:p>
+      <w:r>
+        <w:t>«Заготовки для подрезок» входят в «Заготовки всего» — эти строки не складывают. Отходы показаны отдельно в м². Дополнительный запас на бой не добавляется; это не готовая закупка. Для учебного примера ориентиры — 108 заготовок под подрезки и 1235 заготовок всего. Если данных раскроя нет, потребность в заготовках остаётся неопределённой.</w:t>
+      </w:r>
+    </w:p>
+    <w:p>
+      <w:r>
+        <w:t xml:space="preserve">Чтобы обновить таблицу, повторите выбор области и предпросмотр, выберите вывод в чертёж, затем </w:t>
+      </w:r>
+      <w:r>
+        <w:rPr>
+          <w:b/>
+        </w:rPr>
+        <w:t>«Обновить»</w:t>
+      </w:r>
+      <w:r>
+        <w:t xml:space="preserve"> и укажите существующую ведомость облицовки ATFTABLE. Программа покажет новый состав вместе с сохранённым примечанием. Подтвердите его и высоту текста: обновляется выбранная таблица на прежнем месте, без второй копии. Скопированная таблица с чужими связями не принимается как исходная.</w:t>
+      </w:r>
+    </w:p>
+    <w:p>
+      <w:r>
+        <w:t xml:space="preserve">Примечание редактируют в предпросмотре; оно хранится отдельно от вычисленных количеств. Ручная правка ячеек DWG или Excel не меняет раскладку и не загружается обратно. На любом запросе </w:t>
+      </w:r>
+      <w:r>
+        <w:rPr>
+          <w:b/>
+        </w:rPr>
+        <w:t>Esc сохраняет прежнюю таблицу и файл</w:t>
+      </w:r>
+      <w:r>
+        <w:t>. Удалённая, изменённая или скопированная деталь, подменённый образец либо устаревший источник останавливают выдачу до пересоздания соответствующей раскладки.</w:t>
+      </w:r>
+    </w:p>
+    <w:p>
+      <w:r>
+        <w:t>Ведомость проверяет состав геометрии. Она не подтверждает статическую схему каркаса, состав крепежа или применимость узлов. Ограничения главы 13 продолжают действовать.</w:t>
+      </w:r>
+    </w:p>
+    <w:p>
+      <w:r>
+        <w:t>Если программа сообщает, что область слишком велика для сохранения состава, уменьшите её и создайте несколько самостоятельных раскладок. Не пытайтесь получить ведомость по неполному или оборванному результату.</w:t>
+      </w:r>
+    </w:p>
+    <w:p>
+      <w:bookmarkStart w:id="318" w:name="chapter_10"/>
       <w:pPr>
         <w:pStyle w:val="Heading1"/>
       </w:pPr>
       <w:r>
         <w:t>9 Как проверять весь фасад не запутавшись в слоях</w:t>
       </w:r>
-      <w:bookmarkEnd w:id="286"/>
+      <w:bookmarkEnd w:id="318"/>
     </w:p>
     <w:p>
       <w:pPr>
@@ -8470,14 +8700,14 @@
       </w:r>
     </w:p>
     <w:p>
-      <w:bookmarkStart w:id="303" w:name="chapter_11"/>
+      <w:bookmarkStart w:id="335" w:name="chapter_11"/>
       <w:pPr>
         <w:pStyle w:val="Heading1"/>
       </w:pPr>
       <w:r>
         <w:t>10 Изменения повторный запуск и отмена</w:t>
       </w:r>
-      <w:bookmarkEnd w:id="303"/>
+      <w:bookmarkEnd w:id="335"/>
     </w:p>
     <w:p>
       <w:pPr>
@@ -8773,14 +9003,14 @@
       </w:r>
     </w:p>
     <w:p>
-      <w:bookmarkStart w:id="352" w:name="chapter_12"/>
+      <w:bookmarkStart w:id="384" w:name="chapter_12"/>
       <w:pPr>
         <w:pStyle w:val="Heading1"/>
       </w:pPr>
       <w:r>
         <w:t>11 Второе упражнение фронтон со скатами</w:t>
       </w:r>
-      <w:bookmarkEnd w:id="352"/>
+      <w:bookmarkEnd w:id="384"/>
     </w:p>
     <w:p>
       <w:pPr>
@@ -8939,14 +9169,14 @@
       </w:r>
     </w:p>
     <w:p>
-      <w:bookmarkStart w:id="368" w:name="chapter_13"/>
+      <w:bookmarkStart w:id="400" w:name="chapter_13"/>
       <w:pPr>
         <w:pStyle w:val="Heading1"/>
       </w:pPr>
       <w:r>
         <w:t>12 ATTILE справочник режимов после первого урока</w:t>
       </w:r>
-      <w:bookmarkEnd w:id="368"/>
+      <w:bookmarkEnd w:id="400"/>
     </w:p>
     <w:p>
       <w:pPr>
@@ -9566,14 +9796,14 @@
       </w:r>
     </w:p>
     <w:p>
-      <w:bookmarkStart w:id="404" w:name="chapter_14"/>
+      <w:bookmarkStart w:id="436" w:name="chapter_14"/>
       <w:pPr>
         <w:pStyle w:val="Heading1"/>
       </w:pPr>
       <w:r>
         <w:t>13 ATFRAME какие режимы выбирать</w:t>
       </w:r>
-      <w:bookmarkEnd w:id="404"/>
+      <w:bookmarkEnd w:id="436"/>
     </w:p>
     <w:p>
       <w:pPr>
@@ -9975,14 +10205,14 @@
       </w:r>
     </w:p>
     <w:p>
-      <w:bookmarkStart w:id="454" w:name="chapter_15"/>
+      <w:bookmarkStart w:id="486" w:name="chapter_15"/>
       <w:pPr>
         <w:pStyle w:val="Heading1"/>
       </w:pPr>
       <w:r>
         <w:t>14 Размеры и поиск дублей</w:t>
       </w:r>
-      <w:bookmarkEnd w:id="454"/>
+      <w:bookmarkEnd w:id="486"/>
     </w:p>
     <w:p>
       <w:r>
@@ -10024,14 +10254,14 @@
       </w:r>
     </w:p>
     <w:p>
-      <w:bookmarkStart w:id="462" w:name="chapter_16"/>
+      <w:bookmarkStart w:id="494" w:name="chapter_16"/>
       <w:pPr>
         <w:pStyle w:val="Heading1"/>
       </w:pPr>
       <w:r>
         <w:t>15 Зачем осталась команда ATCLAD</w:t>
       </w:r>
-      <w:bookmarkEnd w:id="462"/>
+      <w:bookmarkEnd w:id="494"/>
     </w:p>
     <w:p>
       <w:r>
@@ -10049,14 +10279,14 @@
       </w:r>
     </w:p>
     <w:p>
-      <w:bookmarkStart w:id="470" w:name="chapter_17"/>
+      <w:bookmarkStart w:id="502" w:name="chapter_17"/>
       <w:pPr>
         <w:pStyle w:val="Heading1"/>
       </w:pPr>
       <w:r>
         <w:t>16 Частые ошибки что делать по сообщению</w:t>
       </w:r>
-      <w:bookmarkEnd w:id="470"/>
+      <w:bookmarkEnd w:id="502"/>
     </w:p>
     <w:tbl>
       <w:tblPr>
@@ -10826,6 +11056,166 @@
                 <w:color w:val="000000"/>
                 <w:sz w:val="20"/>
               </w:rPr>
+              <w:t>Ведомость облицовки требует повторить раскладку</w:t>
+            </w:r>
+          </w:p>
+        </w:tc>
+        <w:tc>
+          <w:tcPr>
+            <w:tcW w:type="dxa" w:w="3690"/>
+            <w:vAlign w:val="center"/>
+            <w:tcMar>
+              <w:top w:w="85" w:type="dxa"/>
+              <w:bottom w:w="85" w:type="dxa"/>
+              <w:left w:w="100" w:type="dxa"/>
+              <w:right w:w="100" w:type="dxa"/>
+            </w:tcMar>
+            <w:shd w:fill="FFFFFF"/>
+          </w:tcPr>
+          <w:p>
+            <w:pPr>
+              <w:spacing w:after="0" w:before="0" w:line="259" w:lineRule="auto"/>
+            </w:pPr>
+            <w:r>
+              <w:rPr>
+                <w:color w:val="000000"/>
+                <w:sz w:val="20"/>
+              </w:rPr>
+              <w:t>Нет сохранённого состава либо изменены/удалены детали, образец или источники</w:t>
+            </w:r>
+          </w:p>
+        </w:tc>
+        <w:tc>
+          <w:tcPr>
+            <w:tcW w:type="dxa" w:w="3690"/>
+            <w:vAlign w:val="center"/>
+            <w:tcMar>
+              <w:top w:w="85" w:type="dxa"/>
+              <w:bottom w:w="85" w:type="dxa"/>
+              <w:left w:w="100" w:type="dxa"/>
+              <w:right w:w="100" w:type="dxa"/>
+            </w:tcMar>
+            <w:shd w:fill="FFFFFF"/>
+          </w:tcPr>
+          <w:p>
+            <w:pPr>
+              <w:spacing w:after="0" w:before="0" w:line="259" w:lineRule="auto"/>
+            </w:pPr>
+            <w:r>
+              <w:rPr>
+                <w:color w:val="000000"/>
+                <w:sz w:val="20"/>
+              </w:rPr>
+              <w:t>Сохранить контрольную копию; восстановить исходники и повторить ATTILE/ATCLAD</w:t>
+            </w:r>
+          </w:p>
+        </w:tc>
+      </w:tr>
+      <w:tr>
+        <w:trPr>
+          <w:cantSplit/>
+        </w:trPr>
+        <w:tc>
+          <w:tcPr>
+            <w:tcW w:type="dxa" w:w="2700"/>
+            <w:vAlign w:val="center"/>
+            <w:tcMar>
+              <w:top w:w="85" w:type="dxa"/>
+              <w:bottom w:w="85" w:type="dxa"/>
+              <w:left w:w="100" w:type="dxa"/>
+              <w:right w:w="100" w:type="dxa"/>
+            </w:tcMar>
+            <w:shd w:fill="F1F5F7"/>
+          </w:tcPr>
+          <w:p>
+            <w:pPr>
+              <w:spacing w:after="0" w:before="0" w:line="259" w:lineRule="auto"/>
+            </w:pPr>
+            <w:r>
+              <w:rPr>
+                <w:color w:val="000000"/>
+                <w:sz w:val="20"/>
+              </w:rPr>
+              <w:t>Раскрой требует всю группу зон</w:t>
+            </w:r>
+          </w:p>
+        </w:tc>
+        <w:tc>
+          <w:tcPr>
+            <w:tcW w:type="dxa" w:w="3690"/>
+            <w:vAlign w:val="center"/>
+            <w:tcMar>
+              <w:top w:w="85" w:type="dxa"/>
+              <w:bottom w:w="85" w:type="dxa"/>
+              <w:left w:w="100" w:type="dxa"/>
+              <w:right w:w="100" w:type="dxa"/>
+            </w:tcMar>
+            <w:shd w:fill="F1F5F7"/>
+          </w:tcPr>
+          <w:p>
+            <w:pPr>
+              <w:spacing w:after="0" w:before="0" w:line="259" w:lineRule="auto"/>
+            </w:pPr>
+            <w:r>
+              <w:rPr>
+                <w:color w:val="000000"/>
+                <w:sz w:val="20"/>
+              </w:rPr>
+              <w:t>Выбрана только часть общей раскладки</w:t>
+            </w:r>
+          </w:p>
+        </w:tc>
+        <w:tc>
+          <w:tcPr>
+            <w:tcW w:type="dxa" w:w="3690"/>
+            <w:vAlign w:val="center"/>
+            <w:tcMar>
+              <w:top w:w="85" w:type="dxa"/>
+              <w:bottom w:w="85" w:type="dxa"/>
+              <w:left w:w="100" w:type="dxa"/>
+              <w:right w:w="100" w:type="dxa"/>
+            </w:tcMar>
+            <w:shd w:fill="F1F5F7"/>
+          </w:tcPr>
+          <w:p>
+            <w:pPr>
+              <w:spacing w:after="0" w:before="0" w:line="259" w:lineRule="auto"/>
+            </w:pPr>
+            <w:r>
+              <w:rPr>
+                <w:color w:val="000000"/>
+                <w:sz w:val="20"/>
+              </w:rPr>
+              <w:t>Выбрать всю указанную область либо «Детали» без раскроя</w:t>
+            </w:r>
+          </w:p>
+        </w:tc>
+      </w:tr>
+      <w:tr>
+        <w:trPr>
+          <w:cantSplit/>
+        </w:trPr>
+        <w:tc>
+          <w:tcPr>
+            <w:tcW w:type="dxa" w:w="2700"/>
+            <w:vAlign w:val="center"/>
+            <w:tcMar>
+              <w:top w:w="85" w:type="dxa"/>
+              <w:bottom w:w="85" w:type="dxa"/>
+              <w:left w:w="100" w:type="dxa"/>
+              <w:right w:w="100" w:type="dxa"/>
+            </w:tcMar>
+            <w:shd w:fill="FFFFFF"/>
+          </w:tcPr>
+          <w:p>
+            <w:pPr>
+              <w:spacing w:after="0" w:before="0" w:line="259" w:lineRule="auto"/>
+            </w:pPr>
+            <w:r>
+              <w:rPr>
+                <w:color w:val="000000"/>
+                <w:sz w:val="20"/>
+              </w:rPr>
               <w:t>Скопированная марка или штриховка не принимается</w:t>
             </w:r>
           </w:p>
@@ -12088,14 +12478,14 @@
       </w:pPr>
     </w:p>
     <w:p>
-      <w:bookmarkStart w:id="499" w:name="chapter_18"/>
+      <w:bookmarkStart w:id="533" w:name="chapter_18"/>
       <w:pPr>
         <w:pStyle w:val="Heading1"/>
       </w:pPr>
       <w:r>
         <w:t>17 Сохранение и передача результата</w:t>
       </w:r>
-      <w:bookmarkEnd w:id="499"/>
+      <w:bookmarkEnd w:id="533"/>
     </w:p>
     <w:p>
       <w:r>
@@ -12177,14 +12567,14 @@
       </w:r>
     </w:p>
     <w:p>
-      <w:bookmarkStart w:id="509" w:name="chapter_19"/>
+      <w:bookmarkStart w:id="543" w:name="chapter_19"/>
       <w:pPr>
         <w:pStyle w:val="Heading1"/>
       </w:pPr>
       <w:r>
         <w:t>18 Как сообщить о проблеме чтобы её можно было исправить</w:t>
       </w:r>
-      <w:bookmarkEnd w:id="509"/>
+      <w:bookmarkEnd w:id="543"/>
     </w:p>
     <w:p>
       <w:r>
@@ -12197,14 +12587,14 @@
       </w:r>
     </w:p>
     <w:p>
-      <w:bookmarkStart w:id="515" w:name="chapter_20"/>
+      <w:bookmarkStart w:id="549" w:name="chapter_20"/>
       <w:pPr>
         <w:pStyle w:val="Heading1"/>
       </w:pPr>
       <w:r>
         <w:t>19 Словарь начинающего пользователя</w:t>
       </w:r>
-      <w:bookmarkEnd w:id="515"/>
+      <w:bookmarkEnd w:id="549"/>
     </w:p>
     <w:tbl>
       <w:tblPr>
@@ -13719,14 +14109,14 @@
       </w:pPr>
     </w:p>
     <w:p>
-      <w:bookmarkStart w:id="546" w:name="chapter_21"/>
+      <w:bookmarkStart w:id="580" w:name="chapter_21"/>
       <w:pPr>
         <w:pStyle w:val="Heading1"/>
       </w:pPr>
       <w:r>
         <w:t>20 Финальная самопроверка первого урока</w:t>
       </w:r>
-      <w:bookmarkEnd w:id="546"/>
+      <w:bookmarkEnd w:id="580"/>
     </w:p>
     <w:p>
       <w:r>
@@ -13803,6 +14193,14 @@
       </w:pPr>
       <w:r>
         <w:t>• ведомость получена в DWG и XLSX, площади и погонажи совпали;</w:t>
+      </w:r>
+    </w:p>
+    <w:p>
+      <w:pPr>
+        <w:ind w:left="317" w:hanging="317"/>
+      </w:pPr>
+      <w:r>
+        <w:t>• ведомость облицовки показывает 1331 установленную деталь точного упражнения; заготовки и отходы не смешаны с этим числом;</w:t>
       </w:r>
     </w:p>
     <w:p>

--- a/docs/facades_beginner_3009/Facades_Beginner_Manual_30.09.docx
+++ b/docs/facades_beginner_3009/Facades_Beginner_Manual_30.09.docx
@@ -368,7 +368,7 @@
         <w:t>build-info</w:t>
       </w:r>
       <w:r>
-        <w:t xml:space="preserve"> при его наличии и строки загрузки DLL. В описании должны быть отражены безопасная перегенерация/отмена, актуальность геометрии, защита шин без опор, команда ATFZONERESET, ограничения расчётной схемы из главы 13 и ведомость облицовки из раздела 8.3. Пока сборки нет, изучайте материал и учебные исходники, но не считайте старый комплект прошедшим этот сценарий. Идентификатор проверенного кода приведён в листе версии инструкции.</w:t>
+        <w:t xml:space="preserve"> при его наличии и строки загрузки DLL. В описании должны быть отражены безопасная перегенерация/отмена, актуальность геометрии, защита шин без опор, команда ATFZONERESET, ограничения расчётной схемы из главы 13 и ведомости облицовки/подсистемы из разделов 8.3–8.6. Пока сборки нет, изучайте материал и учебные исходники, но не считайте старый комплект прошедшим этот сценарий. Идентификатор проверенного кода приведён в листе версии инструкции.</w:t>
       </w:r>
     </w:p>
     <w:p>
@@ -396,10 +396,10 @@
         </w:tblBorders>
       </w:tblPr>
       <w:tblGrid>
-        <w:gridCol w:w="1205"/>
-        <w:gridCol w:w="1474"/>
-        <w:gridCol w:w="3134"/>
-        <w:gridCol w:w="4266"/>
+        <w:gridCol w:w="1200"/>
+        <w:gridCol w:w="1468"/>
+        <w:gridCol w:w="3122"/>
+        <w:gridCol w:w="4289"/>
       </w:tblGrid>
       <w:tr>
         <w:trPr>
@@ -408,7 +408,7 @@
         </w:trPr>
         <w:tc>
           <w:tcPr>
-            <w:tcW w:type="dxa" w:w="1205"/>
+            <w:tcW w:type="dxa" w:w="1200"/>
             <w:vAlign w:val="center"/>
             <w:tcMar>
               <w:top w:w="85" w:type="dxa"/>
@@ -434,7 +434,7 @@
         </w:tc>
         <w:tc>
           <w:tcPr>
-            <w:tcW w:type="dxa" w:w="1474"/>
+            <w:tcW w:type="dxa" w:w="1468"/>
             <w:vAlign w:val="center"/>
             <w:tcMar>
               <w:top w:w="85" w:type="dxa"/>
@@ -460,7 +460,7 @@
         </w:tc>
         <w:tc>
           <w:tcPr>
-            <w:tcW w:type="dxa" w:w="3134"/>
+            <w:tcW w:type="dxa" w:w="3122"/>
             <w:vAlign w:val="center"/>
             <w:tcMar>
               <w:top w:w="85" w:type="dxa"/>
@@ -486,7 +486,7 @@
         </w:tc>
         <w:tc>
           <w:tcPr>
-            <w:tcW w:type="dxa" w:w="4266"/>
+            <w:tcW w:type="dxa" w:w="4289"/>
             <w:vAlign w:val="center"/>
             <w:tcMar>
               <w:top w:w="85" w:type="dxa"/>
@@ -517,7 +517,7 @@
         </w:trPr>
         <w:tc>
           <w:tcPr>
-            <w:tcW w:type="dxa" w:w="1205"/>
+            <w:tcW w:type="dxa" w:w="1200"/>
             <w:vAlign w:val="center"/>
             <w:tcMar>
               <w:top w:w="85" w:type="dxa"/>
@@ -542,7 +542,7 @@
         </w:tc>
         <w:tc>
           <w:tcPr>
-            <w:tcW w:type="dxa" w:w="1474"/>
+            <w:tcW w:type="dxa" w:w="1468"/>
             <w:vAlign w:val="center"/>
             <w:tcMar>
               <w:top w:w="85" w:type="dxa"/>
@@ -567,7 +567,7 @@
         </w:tc>
         <w:tc>
           <w:tcPr>
-            <w:tcW w:type="dxa" w:w="3134"/>
+            <w:tcW w:type="dxa" w:w="3122"/>
             <w:vAlign w:val="center"/>
             <w:tcMar>
               <w:top w:w="85" w:type="dxa"/>
@@ -592,7 +592,7 @@
         </w:tc>
         <w:tc>
           <w:tcPr>
-            <w:tcW w:type="dxa" w:w="4266"/>
+            <w:tcW w:type="dxa" w:w="4289"/>
             <w:vAlign w:val="center"/>
             <w:tcMar>
               <w:top w:w="85" w:type="dxa"/>
@@ -622,7 +622,7 @@
         </w:trPr>
         <w:tc>
           <w:tcPr>
-            <w:tcW w:type="dxa" w:w="1205"/>
+            <w:tcW w:type="dxa" w:w="1200"/>
             <w:vAlign w:val="center"/>
             <w:tcMar>
               <w:top w:w="85" w:type="dxa"/>
@@ -647,7 +647,7 @@
         </w:tc>
         <w:tc>
           <w:tcPr>
-            <w:tcW w:type="dxa" w:w="1474"/>
+            <w:tcW w:type="dxa" w:w="1468"/>
             <w:vAlign w:val="center"/>
             <w:tcMar>
               <w:top w:w="85" w:type="dxa"/>
@@ -672,7 +672,7 @@
         </w:tc>
         <w:tc>
           <w:tcPr>
-            <w:tcW w:type="dxa" w:w="3134"/>
+            <w:tcW w:type="dxa" w:w="3122"/>
             <w:vAlign w:val="center"/>
             <w:tcMar>
               <w:top w:w="85" w:type="dxa"/>
@@ -697,7 +697,7 @@
         </w:tc>
         <w:tc>
           <w:tcPr>
-            <w:tcW w:type="dxa" w:w="4266"/>
+            <w:tcW w:type="dxa" w:w="4289"/>
             <w:vAlign w:val="center"/>
             <w:tcMar>
               <w:top w:w="85" w:type="dxa"/>
@@ -727,7 +727,7 @@
         </w:trPr>
         <w:tc>
           <w:tcPr>
-            <w:tcW w:type="dxa" w:w="1205"/>
+            <w:tcW w:type="dxa" w:w="1200"/>
             <w:vAlign w:val="center"/>
             <w:tcMar>
               <w:top w:w="85" w:type="dxa"/>
@@ -752,7 +752,7 @@
         </w:tc>
         <w:tc>
           <w:tcPr>
-            <w:tcW w:type="dxa" w:w="1474"/>
+            <w:tcW w:type="dxa" w:w="1468"/>
             <w:vAlign w:val="center"/>
             <w:tcMar>
               <w:top w:w="85" w:type="dxa"/>
@@ -777,7 +777,7 @@
         </w:tc>
         <w:tc>
           <w:tcPr>
-            <w:tcW w:type="dxa" w:w="3134"/>
+            <w:tcW w:type="dxa" w:w="3122"/>
             <w:vAlign w:val="center"/>
             <w:tcMar>
               <w:top w:w="85" w:type="dxa"/>
@@ -802,7 +802,7 @@
         </w:tc>
         <w:tc>
           <w:tcPr>
-            <w:tcW w:type="dxa" w:w="4266"/>
+            <w:tcW w:type="dxa" w:w="4289"/>
             <w:vAlign w:val="center"/>
             <w:tcMar>
               <w:top w:w="85" w:type="dxa"/>
@@ -832,7 +832,7 @@
         </w:trPr>
         <w:tc>
           <w:tcPr>
-            <w:tcW w:type="dxa" w:w="1205"/>
+            <w:tcW w:type="dxa" w:w="1200"/>
             <w:vAlign w:val="center"/>
             <w:tcMar>
               <w:top w:w="85" w:type="dxa"/>
@@ -857,7 +857,7 @@
         </w:tc>
         <w:tc>
           <w:tcPr>
-            <w:tcW w:type="dxa" w:w="1474"/>
+            <w:tcW w:type="dxa" w:w="1468"/>
             <w:vAlign w:val="center"/>
             <w:tcMar>
               <w:top w:w="85" w:type="dxa"/>
@@ -882,7 +882,7 @@
         </w:tc>
         <w:tc>
           <w:tcPr>
-            <w:tcW w:type="dxa" w:w="3134"/>
+            <w:tcW w:type="dxa" w:w="3122"/>
             <w:vAlign w:val="center"/>
             <w:tcMar>
               <w:top w:w="85" w:type="dxa"/>
@@ -901,13 +901,13 @@
                 <w:color w:val="000000"/>
                 <w:sz w:val="20"/>
               </w:rPr>
-              <w:t>Зоны или раскладку по слою/объектам</w:t>
-            </w:r>
-          </w:p>
-        </w:tc>
-        <w:tc>
-          <w:tcPr>
-            <w:tcW w:type="dxa" w:w="4266"/>
+              <w:t>Зоны, раскладку или подсистему по слою/объектам</w:t>
+            </w:r>
+          </w:p>
+        </w:tc>
+        <w:tc>
+          <w:tcPr>
+            <w:tcW w:type="dxa" w:w="4289"/>
             <w:vAlign w:val="center"/>
             <w:tcMar>
               <w:top w:w="85" w:type="dxa"/>
@@ -926,7 +926,7 @@
                 <w:color w:val="000000"/>
                 <w:sz w:val="20"/>
               </w:rPr>
-              <w:t>Ведомость зон, работ или деталей облицовки; DWG/XLSX по выбранному режиму</w:t>
+              <w:t>Ведомость зон, работ, деталей облицовки или элементов подсистемы; DWG/XLSX</w:t>
             </w:r>
           </w:p>
         </w:tc>
@@ -958,7 +958,7 @@
     </w:p>
     <w:p>
       <w:r>
-        <w:t>ATFTABLE составляет ведомости зон, видов работ и фактических деталей облицовки. В режиме «Облицовка» отдельно можно показать заготовки и отходы принятого раскроя ATTILE. Полная спецификация системы, закупка и ведомость подсистемы ещё не входят в этот режим. Счётчики каркаса по-прежнему смотрят в итогах ATFRAME.</w:t>
+        <w:t>ATFTABLE составляет ведомости зон, видов работ, фактических деталей облицовки и созданных элементов подсистемы. В режиме «Облицовка» отдельно можно показать заготовки и отходы принятого раскроя ATTILE. Режим «Подсистема» считает элементы схемы и длины профилей; он не подтверждает статическую модель, комплектность узлов или закупку. Полная спецификация системы и импорт ручных образцов остаются отдельными задачами.</w:t>
       </w:r>
     </w:p>
     <w:p>
@@ -7815,7 +7815,7 @@
         <w:rPr>
           <w:b/>
         </w:rPr>
-        <w:t>«Ведомость [Зон/Штукатурка/Вентфасад/Облицовка] &lt;Зон&gt;»</w:t>
+        <w:t>«Ведомость [Зон/Штукатурка/Вентфасад/Облицовка/Подсистема] &lt;Зон&gt;»</w:t>
       </w:r>
       <w:r>
         <w:t xml:space="preserve"> нажмите Enter: выбирается «Зон».</w:t>
@@ -8187,14 +8187,204 @@
       </w:r>
     </w:p>
     <w:p>
-      <w:bookmarkStart w:id="318" w:name="chapter_10"/>
+      <w:pPr>
+        <w:pStyle w:val="Heading2"/>
+      </w:pPr>
+      <w:r>
+        <w:t>8 5 Ведомость элементов подсистемы</w:t>
+      </w:r>
+    </w:p>
+    <w:p>
+      <w:r>
+        <w:t>Сначала выполните ATFRAME в версии, сохраняющей состав подсистемы. Старые направляющие и условные знаки без такого состава не дают проверенную ведомость: перестройте нужную область. Сами линии и блоки учебного DXF-эталона для этого не подходят.</w:t>
+      </w:r>
+    </w:p>
+    <w:p>
+      <w:pPr>
+        <w:ind w:left="317" w:hanging="317"/>
+      </w:pPr>
+      <w:r>
+        <w:t xml:space="preserve">1. Введите ATFTABLE и выберите </w:t>
+      </w:r>
+      <w:r>
+        <w:rPr>
+          <w:b/>
+        </w:rPr>
+        <w:t>«Подсистема»</w:t>
+      </w:r>
+      <w:r>
+        <w:t>.</w:t>
+      </w:r>
+    </w:p>
+    <w:p>
+      <w:pPr>
+        <w:ind w:left="317" w:hanging="317"/>
+      </w:pPr>
+      <w:r>
+        <w:t xml:space="preserve">2. Выберите «Объекты» и укажите зоны, метки ATFRAME либо созданные элементы. Выбор отдельного профиля или кронштейна включает </w:t>
+      </w:r>
+      <w:r>
+        <w:rPr>
+          <w:b/>
+        </w:rPr>
+        <w:t>всю его зону</w:t>
+      </w:r>
+      <w:r>
+        <w:t>. Вариант «Слой» проверяет все объекты отмеченных слоёв; посторонние объекты отмечаются как неучтённые.</w:t>
+      </w:r>
+    </w:p>
+    <w:p>
+      <w:pPr>
+        <w:ind w:left="317" w:hanging="317"/>
+      </w:pPr>
+      <w:r>
+        <w:t xml:space="preserve">3. Выберите </w:t>
+      </w:r>
+      <w:r>
+        <w:rPr>
+          <w:b/>
+        </w:rPr>
+        <w:t>«ПоЗонам»</w:t>
+      </w:r>
+      <w:r>
+        <w:t xml:space="preserve"> или «Общая». Позиции с разными длиной, системой, маркой и другими характеристиками не объединяются.</w:t>
+      </w:r>
+    </w:p>
+    <w:p>
+      <w:pPr>
+        <w:ind w:left="317" w:hanging="317"/>
+      </w:pPr>
+      <w:r>
+        <w:t>4. В предпросмотре прочитайте область, состав, итоги по категориям и ограничения. Полный текст длинной ячейки можно прочитать, наведя на неё указатель. Введите примечание и нажмите «Продолжить».</w:t>
+      </w:r>
+    </w:p>
+    <w:p>
+      <w:pPr>
+        <w:ind w:left="317" w:hanging="317"/>
+      </w:pPr>
+      <w:r>
+        <w:t xml:space="preserve">5. Выберите </w:t>
+      </w:r>
+      <w:r>
+        <w:rPr>
+          <w:b/>
+        </w:rPr>
+        <w:t>«Чертеж»</w:t>
+      </w:r>
+      <w:r>
+        <w:t>, «Ексель» или «Оба». Для новой таблицы задайте высоту текста и точку вставки; для XLSX — имя файла. DWG и XLSX получают одинаковые строки.</w:t>
+      </w:r>
+    </w:p>
+    <w:p>
+      <w:pPr>
+        <w:ind w:left="317" w:hanging="317"/>
+      </w:pPr>
+      <w:r>
+        <w:t xml:space="preserve">6. Для точного упражнения главы 7 сопоставьте категории: </w:t>
+      </w:r>
+      <w:r>
+        <w:rPr>
+          <w:b/>
+        </w:rPr>
+        <w:t>25 направляющих / 64,73 м; 111 кронштейнов; 211 шин / 378,00 м</w:t>
+      </w:r>
+      <w:r>
+        <w:t>. Эти числа относятся только к учебной геометрии и параметрам, а не к нормам расхода.</w:t>
+      </w:r>
+    </w:p>
+    <w:p>
+      <w:r>
+        <w:t>В таблице отдельно показаны направляющие, горизонтальные направляющие, шины, кронштейны, кляммеры и условные соединения — только если они есть в созданном составе. Длина отдельной линейной детали указана в миллиметрах; суммарный погонаж — в метрах; количество — в штуках. Итоги разных категорий разделены: погонаж направляющих нельзя складывать с количеством кронштейнов. Для точечного условного знака в столбце длины стоит «—».</w:t>
+      </w:r>
+    </w:p>
+    <w:p>
+      <w:r>
+        <w:t>Марка берётся из сохранённых данных. Неизвестные материал, покрытие, цвет или каталоговая позиция не подменяются догадкой: в строках и замечаниях явно указана неполнота. Масса не вычисляется из условной графики. Условная вставка или скоба не означает, что посчитан весь комплект болтов, анкеров и остальных метизов.</w:t>
+      </w:r>
+    </w:p>
+    <w:p>
+      <w:r>
+        <w:t xml:space="preserve">Если подтверждённый результат ATFRAME не содержит элементов в выбранной области, ведомость показывает известный </w:t>
+      </w:r>
+      <w:r>
+        <w:rPr>
+          <w:b/>
+        </w:rPr>
+        <w:t>0 шт.</w:t>
+      </w:r>
+      <w:r>
+        <w:t xml:space="preserve"> Отсутствующий состав, удалённые детали или повреждённые связи — причины отказа, а не нулевого результата. Проверка охватывает все источники одного построения, даже при ведомости отдельной зоны. Элемент, общий для нескольких зон, нельзя разделить между ними произвольно: выберите всю указанную область.</w:t>
+      </w:r>
+    </w:p>
+    <w:p>
+      <w:pPr>
+        <w:pStyle w:val="Heading2"/>
+      </w:pPr>
+      <w:r>
+        <w:t>8 6 Оценка хлыстов обновление и границы ведомости</w:t>
+      </w:r>
+    </w:p>
+    <w:p>
+      <w:r>
+        <w:t xml:space="preserve">Под установленными элементами может быть отдельный блок </w:t>
+      </w:r>
+      <w:r>
+        <w:rPr>
+          <w:b/>
+        </w:rPr>
+        <w:t>«Оценка хлыстов по сумме длин — не раскрой и не закупка»</w:t>
+      </w:r>
+      <w:r>
+        <w:t>. Длина в этом блоке относится к исходному хлысту. Оценка появляется только при наличии исходных данных и выборе всей её области; при частичном выборе она пропускается с объяснением. Установленные детали при этом можно вывести. Не добавляйте оценку хлыстов к количеству отрезков профиля и не выдавайте её за готовую закупку: фактический раскрой и отходы здесь не рассчитаны.</w:t>
+      </w:r>
+    </w:p>
+    <w:p>
+      <w:r>
+        <w:t>При режиме ATFRAME «только кляммеры» новая оценка хлыстов не рассчитывается. Если сохранённые элементы предыдущего каркаса проходят проверку, ведомость может включить их вместе с новыми кляммерами. Это прямо описывается в сообщениях; прежние инженерные ограничения сохраняются, новый статический расчёт каркаса не подразумевается.</w:t>
+      </w:r>
+    </w:p>
+    <w:p>
+      <w:r>
+        <w:t xml:space="preserve">Для обновления снова выберите область, проверьте предпросмотр и выберите вывод в чертёж → </w:t>
+      </w:r>
+      <w:r>
+        <w:rPr>
+          <w:b/>
+        </w:rPr>
+        <w:t>«Обновить»</w:t>
+      </w:r>
+      <w:r>
+        <w:t>. Укажите прежнюю ведомость подсистемы ATFTABLE, проверьте сохранённое примечание и высоту текста. Меняется выбранная таблица на прежнем месте, без второй копии. Ведомость облицовки и скопированная таблица с чужими связями не принимаются как цель этого обновления.</w:t>
+      </w:r>
+    </w:p>
+    <w:p>
+      <w:r>
+        <w:t xml:space="preserve">Примечание редактируется в предпросмотре. Ручная правка чисел в DWG или Excel не меняет исходный состав и при обновлении не импортируется. </w:t>
+      </w:r>
+      <w:r>
+        <w:rPr>
+          <w:b/>
+        </w:rPr>
+        <w:t>Esc до завершения команды сохраняет прежнюю выдачу</w:t>
+      </w:r>
+      <w:r>
+        <w:t>; во время заполнения большой таблицы отмена также проверяется. При отказе записи XLSX таблица не подтверждается как готовая. Дождитесь итогового сообщения команды; последняя строка показывает время проверки, группировки и вывода. Живую скорость на вашем чертеже проверяют отдельно.</w:t>
+      </w:r>
+    </w:p>
+    <w:p>
+      <w:r>
+        <w:t>Перед выдачей повторите ведомость после последнего ATFRAME. Ручное растяжение, удаление, копирование или подмена детали требует восстановить исходники и пересоздать подсистему. Ведомость подтверждает учёт созданной геометрии; ручные шаги, ограниченная расчётная цепочка, свободные концы, стыки и неподтверждённые соединения не становятся инженерно согласованными из-за наличия таблицы. Все ограничения главы 13 сохраняются.</w:t>
+      </w:r>
+    </w:p>
+    <w:p>
+      <w:bookmarkStart w:id="347" w:name="chapter_10"/>
       <w:pPr>
         <w:pStyle w:val="Heading1"/>
       </w:pPr>
       <w:r>
         <w:t>9 Как проверять весь фасад не запутавшись в слоях</w:t>
       </w:r>
-      <w:bookmarkEnd w:id="318"/>
+      <w:bookmarkEnd w:id="347"/>
     </w:p>
     <w:p>
       <w:pPr>
@@ -8700,14 +8890,14 @@
       </w:r>
     </w:p>
     <w:p>
-      <w:bookmarkStart w:id="335" w:name="chapter_11"/>
+      <w:bookmarkStart w:id="364" w:name="chapter_11"/>
       <w:pPr>
         <w:pStyle w:val="Heading1"/>
       </w:pPr>
       <w:r>
         <w:t>10 Изменения повторный запуск и отмена</w:t>
       </w:r>
-      <w:bookmarkEnd w:id="335"/>
+      <w:bookmarkEnd w:id="364"/>
     </w:p>
     <w:p>
       <w:pPr>
@@ -9003,14 +9193,14 @@
       </w:r>
     </w:p>
     <w:p>
-      <w:bookmarkStart w:id="384" w:name="chapter_12"/>
+      <w:bookmarkStart w:id="413" w:name="chapter_12"/>
       <w:pPr>
         <w:pStyle w:val="Heading1"/>
       </w:pPr>
       <w:r>
         <w:t>11 Второе упражнение фронтон со скатами</w:t>
       </w:r>
-      <w:bookmarkEnd w:id="384"/>
+      <w:bookmarkEnd w:id="413"/>
     </w:p>
     <w:p>
       <w:pPr>
@@ -9169,14 +9359,14 @@
       </w:r>
     </w:p>
     <w:p>
-      <w:bookmarkStart w:id="400" w:name="chapter_13"/>
+      <w:bookmarkStart w:id="429" w:name="chapter_13"/>
       <w:pPr>
         <w:pStyle w:val="Heading1"/>
       </w:pPr>
       <w:r>
         <w:t>12 ATTILE справочник режимов после первого урока</w:t>
       </w:r>
-      <w:bookmarkEnd w:id="400"/>
+      <w:bookmarkEnd w:id="429"/>
     </w:p>
     <w:p>
       <w:pPr>
@@ -9796,14 +9986,14 @@
       </w:r>
     </w:p>
     <w:p>
-      <w:bookmarkStart w:id="436" w:name="chapter_14"/>
+      <w:bookmarkStart w:id="465" w:name="chapter_14"/>
       <w:pPr>
         <w:pStyle w:val="Heading1"/>
       </w:pPr>
       <w:r>
         <w:t>13 ATFRAME какие режимы выбирать</w:t>
       </w:r>
-      <w:bookmarkEnd w:id="436"/>
+      <w:bookmarkEnd w:id="465"/>
     </w:p>
     <w:p>
       <w:pPr>
@@ -10205,14 +10395,14 @@
       </w:r>
     </w:p>
     <w:p>
-      <w:bookmarkStart w:id="486" w:name="chapter_15"/>
+      <w:bookmarkStart w:id="515" w:name="chapter_15"/>
       <w:pPr>
         <w:pStyle w:val="Heading1"/>
       </w:pPr>
       <w:r>
         <w:t>14 Размеры и поиск дублей</w:t>
       </w:r>
-      <w:bookmarkEnd w:id="486"/>
+      <w:bookmarkEnd w:id="515"/>
     </w:p>
     <w:p>
       <w:r>
@@ -10254,14 +10444,14 @@
       </w:r>
     </w:p>
     <w:p>
-      <w:bookmarkStart w:id="494" w:name="chapter_16"/>
+      <w:bookmarkStart w:id="523" w:name="chapter_16"/>
       <w:pPr>
         <w:pStyle w:val="Heading1"/>
       </w:pPr>
       <w:r>
         <w:t>15 Зачем осталась команда ATCLAD</w:t>
       </w:r>
-      <w:bookmarkEnd w:id="494"/>
+      <w:bookmarkEnd w:id="523"/>
     </w:p>
     <w:p>
       <w:r>
@@ -10279,14 +10469,14 @@
       </w:r>
     </w:p>
     <w:p>
-      <w:bookmarkStart w:id="502" w:name="chapter_17"/>
+      <w:bookmarkStart w:id="531" w:name="chapter_17"/>
       <w:pPr>
         <w:pStyle w:val="Heading1"/>
       </w:pPr>
       <w:r>
         <w:t>16 Частые ошибки что делать по сообщению</w:t>
       </w:r>
-      <w:bookmarkEnd w:id="502"/>
+      <w:bookmarkEnd w:id="531"/>
     </w:p>
     <w:tbl>
       <w:tblPr>
@@ -11136,6 +11326,166 @@
                 <w:color w:val="000000"/>
                 <w:sz w:val="20"/>
               </w:rPr>
+              <w:t>Ведомость подсистемы требует повторить ATFRAME</w:t>
+            </w:r>
+          </w:p>
+        </w:tc>
+        <w:tc>
+          <w:tcPr>
+            <w:tcW w:type="dxa" w:w="3690"/>
+            <w:vAlign w:val="center"/>
+            <w:tcMar>
+              <w:top w:w="85" w:type="dxa"/>
+              <w:bottom w:w="85" w:type="dxa"/>
+              <w:left w:w="100" w:type="dxa"/>
+              <w:right w:w="100" w:type="dxa"/>
+            </w:tcMar>
+            <w:shd w:fill="F1F5F7"/>
+          </w:tcPr>
+          <w:p>
+            <w:pPr>
+              <w:spacing w:after="0" w:before="0" w:line="259" w:lineRule="auto"/>
+            </w:pPr>
+            <w:r>
+              <w:rPr>
+                <w:color w:val="000000"/>
+                <w:sz w:val="20"/>
+              </w:rPr>
+              <w:t>Старый или повреждённый состав; изменены элементы, исходники или образец</w:t>
+            </w:r>
+          </w:p>
+        </w:tc>
+        <w:tc>
+          <w:tcPr>
+            <w:tcW w:type="dxa" w:w="3690"/>
+            <w:vAlign w:val="center"/>
+            <w:tcMar>
+              <w:top w:w="85" w:type="dxa"/>
+              <w:bottom w:w="85" w:type="dxa"/>
+              <w:left w:w="100" w:type="dxa"/>
+              <w:right w:w="100" w:type="dxa"/>
+            </w:tcMar>
+            <w:shd w:fill="F1F5F7"/>
+          </w:tcPr>
+          <w:p>
+            <w:pPr>
+              <w:spacing w:after="0" w:before="0" w:line="259" w:lineRule="auto"/>
+            </w:pPr>
+            <w:r>
+              <w:rPr>
+                <w:color w:val="000000"/>
+                <w:sz w:val="20"/>
+              </w:rPr>
+              <w:t>Восстановить актуальные зону и раскладку, затем повторить ATFRAME и ведомость</w:t>
+            </w:r>
+          </w:p>
+        </w:tc>
+      </w:tr>
+      <w:tr>
+        <w:trPr>
+          <w:cantSplit/>
+        </w:trPr>
+        <w:tc>
+          <w:tcPr>
+            <w:tcW w:type="dxa" w:w="2700"/>
+            <w:vAlign w:val="center"/>
+            <w:tcMar>
+              <w:top w:w="85" w:type="dxa"/>
+              <w:bottom w:w="85" w:type="dxa"/>
+              <w:left w:w="100" w:type="dxa"/>
+              <w:right w:w="100" w:type="dxa"/>
+            </w:tcMar>
+            <w:shd w:fill="FFFFFF"/>
+          </w:tcPr>
+          <w:p>
+            <w:pPr>
+              <w:spacing w:after="0" w:before="0" w:line="259" w:lineRule="auto"/>
+            </w:pPr>
+            <w:r>
+              <w:rPr>
+                <w:color w:val="000000"/>
+                <w:sz w:val="20"/>
+              </w:rPr>
+              <w:t>Нет оценки хлыстов</w:t>
+            </w:r>
+          </w:p>
+        </w:tc>
+        <w:tc>
+          <w:tcPr>
+            <w:tcW w:type="dxa" w:w="3690"/>
+            <w:vAlign w:val="center"/>
+            <w:tcMar>
+              <w:top w:w="85" w:type="dxa"/>
+              <w:bottom w:w="85" w:type="dxa"/>
+              <w:left w:w="100" w:type="dxa"/>
+              <w:right w:w="100" w:type="dxa"/>
+            </w:tcMar>
+            <w:shd w:fill="FFFFFF"/>
+          </w:tcPr>
+          <w:p>
+            <w:pPr>
+              <w:spacing w:after="0" w:before="0" w:line="259" w:lineRule="auto"/>
+            </w:pPr>
+            <w:r>
+              <w:rPr>
+                <w:color w:val="000000"/>
+                <w:sz w:val="20"/>
+              </w:rPr>
+              <w:t>Выбрана часть её области либо режим «только кляммеры»</w:t>
+            </w:r>
+          </w:p>
+        </w:tc>
+        <w:tc>
+          <w:tcPr>
+            <w:tcW w:type="dxa" w:w="3690"/>
+            <w:vAlign w:val="center"/>
+            <w:tcMar>
+              <w:top w:w="85" w:type="dxa"/>
+              <w:bottom w:w="85" w:type="dxa"/>
+              <w:left w:w="100" w:type="dxa"/>
+              <w:right w:w="100" w:type="dxa"/>
+            </w:tcMar>
+            <w:shd w:fill="FFFFFF"/>
+          </w:tcPr>
+          <w:p>
+            <w:pPr>
+              <w:spacing w:after="0" w:before="0" w:line="259" w:lineRule="auto"/>
+            </w:pPr>
+            <w:r>
+              <w:rPr>
+                <w:color w:val="000000"/>
+                <w:sz w:val="20"/>
+              </w:rPr>
+              <w:t>Прочитать объяснение; при необходимости выбрать всю область. Не подменять отсутствие оценки нулём</w:t>
+            </w:r>
+          </w:p>
+        </w:tc>
+      </w:tr>
+      <w:tr>
+        <w:trPr>
+          <w:cantSplit/>
+        </w:trPr>
+        <w:tc>
+          <w:tcPr>
+            <w:tcW w:type="dxa" w:w="2700"/>
+            <w:vAlign w:val="center"/>
+            <w:tcMar>
+              <w:top w:w="85" w:type="dxa"/>
+              <w:bottom w:w="85" w:type="dxa"/>
+              <w:left w:w="100" w:type="dxa"/>
+              <w:right w:w="100" w:type="dxa"/>
+            </w:tcMar>
+            <w:shd w:fill="F1F5F7"/>
+          </w:tcPr>
+          <w:p>
+            <w:pPr>
+              <w:spacing w:after="0" w:before="0" w:line="259" w:lineRule="auto"/>
+            </w:pPr>
+            <w:r>
+              <w:rPr>
+                <w:color w:val="000000"/>
+                <w:sz w:val="20"/>
+              </w:rPr>
               <w:t>Раскрой требует всю группу зон</w:t>
             </w:r>
           </w:p>
@@ -12478,14 +12828,14 @@
       </w:pPr>
     </w:p>
     <w:p>
-      <w:bookmarkStart w:id="533" w:name="chapter_18"/>
+      <w:bookmarkStart w:id="564" w:name="chapter_18"/>
       <w:pPr>
         <w:pStyle w:val="Heading1"/>
       </w:pPr>
       <w:r>
         <w:t>17 Сохранение и передача результата</w:t>
       </w:r>
-      <w:bookmarkEnd w:id="533"/>
+      <w:bookmarkEnd w:id="564"/>
     </w:p>
     <w:p>
       <w:r>
@@ -12567,14 +12917,14 @@
       </w:r>
     </w:p>
     <w:p>
-      <w:bookmarkStart w:id="543" w:name="chapter_19"/>
+      <w:bookmarkStart w:id="574" w:name="chapter_19"/>
       <w:pPr>
         <w:pStyle w:val="Heading1"/>
       </w:pPr>
       <w:r>
         <w:t>18 Как сообщить о проблеме чтобы её можно было исправить</w:t>
       </w:r>
-      <w:bookmarkEnd w:id="543"/>
+      <w:bookmarkEnd w:id="574"/>
     </w:p>
     <w:p>
       <w:r>
@@ -12587,14 +12937,14 @@
       </w:r>
     </w:p>
     <w:p>
-      <w:bookmarkStart w:id="549" w:name="chapter_20"/>
+      <w:bookmarkStart w:id="580" w:name="chapter_20"/>
       <w:pPr>
         <w:pStyle w:val="Heading1"/>
       </w:pPr>
       <w:r>
         <w:t>19 Словарь начинающего пользователя</w:t>
       </w:r>
-      <w:bookmarkEnd w:id="549"/>
+      <w:bookmarkEnd w:id="580"/>
     </w:p>
     <w:tbl>
       <w:tblPr>
@@ -14109,14 +14459,14 @@
       </w:pPr>
     </w:p>
     <w:p>
-      <w:bookmarkStart w:id="580" w:name="chapter_21"/>
+      <w:bookmarkStart w:id="611" w:name="chapter_21"/>
       <w:pPr>
         <w:pStyle w:val="Heading1"/>
       </w:pPr>
       <w:r>
         <w:t>20 Финальная самопроверка первого урока</w:t>
       </w:r>
-      <w:bookmarkEnd w:id="580"/>
+      <w:bookmarkEnd w:id="611"/>
     </w:p>
     <w:p>
       <w:r>
@@ -14201,6 +14551,14 @@
       </w:pPr>
       <w:r>
         <w:t>• ведомость облицовки показывает 1331 установленную деталь точного упражнения; заготовки и отходы не смешаны с этим числом;</w:t>
+      </w:r>
+    </w:p>
+    <w:p>
+      <w:pPr>
+        <w:ind w:left="317" w:hanging="317"/>
+      </w:pPr>
+      <w:r>
+        <w:t>• ведомость подсистемы проверена по категориям и длинам; оценка хлыстов показана отдельно и не принята за закупку;</w:t>
       </w:r>
     </w:p>
     <w:p>

--- a/docs/facades_beginner_3009/Facades_Beginner_Manual_30.09.docx
+++ b/docs/facades_beginner_3009/Facades_Beginner_Manual_30.09.docx
@@ -368,7 +368,7 @@
         <w:t>build-info</w:t>
       </w:r>
       <w:r>
-        <w:t xml:space="preserve"> при его наличии и строки загрузки DLL. В описании должны быть отражены безопасная перегенерация/отмена, актуальность геометрии, защита шин без опор, команда ATFZONERESET, ограничения расчётной схемы из главы 13 и ведомости облицовки/подсистемы из разделов 8.3–8.6. Пока сборки нет, изучайте материал и учебные исходники, но не считайте старый комплект прошедшим этот сценарий. Идентификатор проверенного кода приведён в листе версии инструкции.</w:t>
+        <w:t xml:space="preserve"> при его наличии и строки загрузки DLL. В описании должны быть отражены безопасная перегенерация/отмена, актуальность геометрии, защита шин без опор, команда ATFZONERESET, ограничения расчётной схемы из главы 13 и ведомости облицовки/подсистемы и регистрация ручных деталей из разделов 8.3–8.8. Пока сборки нет, изучайте материал и учебные исходники, но не считайте старый комплект прошедшим этот сценарий. Идентификатор проверенного кода приведён в листе версии инструкции.</w:t>
       </w:r>
     </w:p>
     <w:p>
@@ -958,7 +958,7 @@
     </w:p>
     <w:p>
       <w:r>
-        <w:t>ATFTABLE составляет ведомости зон, видов работ, фактических деталей облицовки и созданных элементов подсистемы. В режиме «Облицовка» отдельно можно показать заготовки и отходы принятого раскроя ATTILE. Режим «Подсистема» считает элементы схемы и длины профилей; он не подтверждает статическую модель, комплектность узлов или закупку. Полная спецификация системы и импорт ручных образцов остаются отдельными задачами.</w:t>
+        <w:t>ATFTABLE составляет ведомости зон, видов работ, фактических деталей облицовки и созданных элементов подсистемы. В режиме «Облицовка» отдельно можно показать заготовки и отходы принятого раскроя ATTILE. Режим «Подсистема» считает элементы схемы и длины профилей; он не подтверждает статическую модель, комплектность узлов или закупку. Ручные детали регистрируют через «Ручные» с явным образцом, свойствами и способом измерения; затем они входят в обычные ведомости. Полная спецификация системы остаётся отдельной задачей.</w:t>
       </w:r>
     </w:p>
     <w:p>
@@ -7815,7 +7815,7 @@
         <w:rPr>
           <w:b/>
         </w:rPr>
-        <w:t>«Ведомость [Зон/Штукатурка/Вентфасад/Облицовка/Подсистема] &lt;Зон&gt;»</w:t>
+        <w:t>«Ведомость [Зон/Штукатурка/Вентфасад/Облицовка/Подсистема/Ручные] &lt;Зон&gt;»</w:t>
       </w:r>
       <w:r>
         <w:t xml:space="preserve"> нажмите Enter: выбирается «Зон».</w:t>
@@ -7966,7 +7966,7 @@
     </w:p>
     <w:p>
       <w:r>
-        <w:t>Этот режим работает с результатом ATTILE или ATCLAD, заново созданным версией с ведомостями. Старую раскладку без сохранённого состава нужно пересоздать. Геометрический DXF-эталон не содержит этих данных.</w:t>
+        <w:t>Этот режим работает с результатом ATTILE или ATCLAD, заново созданным версией с ведомостями, и с явно зарегистрированными ручными деталями из раздела 8.7. Старую раскладку без сохранённого состава нужно пересоздать. Геометрический DXF-эталон не содержит этих данных.</w:t>
       </w:r>
     </w:p>
     <w:p>
@@ -8099,7 +8099,7 @@
     </w:p>
     <w:p>
       <w:r>
-        <w:t>Размеры даны в миллиметрах, количество — в штуках, площадь деталей — в м². Площадь учитывает контур и отверстия детали по раскладке; она не равна площади зоны со швами. Заливка, внешний и внутренние контуры одной фигурной детали не добавляют отдельных штук. Фигурные детали получают в таблице местные обозначения форм Ф-1, Ф-2; одинаковый габарит разных форм не объединяет их в одно изделие.</w:t>
+        <w:t>Габариты контура по осям X/Y даны в миллиметрах, количество — в штуках, площадь деталей — в м². При повороте ручной панели габариты X/Y охватывают её повёрнутый контур в чертеже; это не номинальные размеры каталожной панели и не размеры заготовки. Площадь учитывает контур и отверстия детали по раскладке; она не равна площади зоны со швами. Заливка, внешний и внутренние контуры одной фигурной детали не добавляют отдельных штук. Фигурные детали получают в таблице местные обозначения форм Ф-1, Ф-2; одинаковый габарит разных форм не объединяет их в одно изделие.</w:t>
       </w:r>
     </w:p>
     <w:p>
@@ -8118,7 +8118,7 @@
     </w:p>
     <w:p>
       <w:r>
-        <w:t>Неизвестные материал, марка или цвет показаны явно. Посторонние выбранные объекты не превращаются в детали: ведомость сообщает, что они не учтены. Импорт ручных образцов пока не реализован. Количества с такими предупреждениями не выдаются за полную спецификацию.</w:t>
+        <w:t>Неизвестные материал, марка или цвет показаны явно. Посторонние выбранные объекты не превращаются в детали: вкладка «Не учтено объектов» содержит их Handle, тип, слой и причину. Этот список также включается в DWG и XLSX. Если не учтено ничего, программа показывает отказ с проверкой объектов, а не подтверждённый ноль. Количества с предупреждениями не выдаются за полную спецификацию.</w:t>
       </w:r>
     </w:p>
     <w:p>
@@ -8196,7 +8196,7 @@
     </w:p>
     <w:p>
       <w:r>
-        <w:t>Сначала выполните ATFRAME в версии, сохраняющей состав подсистемы. Старые направляющие и условные знаки без такого состава не дают проверенную ведомость: перестройте нужную область. Сами линии и блоки учебного DXF-эталона для этого не подходят.</w:t>
+        <w:t>Для созданной программой подсистемы сначала выполните ATFRAME в версии, сохраняющей её состав. Для ручных деталей выполните регистрацию из раздела 8.7. Старые направляющие и условные знаки без такого состава не дают проверенную ведомость: перестройте нужную область. Сами линии и блоки учебного DXF-эталона для этого не подходят.</w:t>
       </w:r>
     </w:p>
     <w:p>
@@ -8377,14 +8377,625 @@
       </w:r>
     </w:p>
     <w:p>
-      <w:bookmarkStart w:id="347" w:name="chapter_10"/>
+      <w:pPr>
+        <w:pStyle w:val="Heading2"/>
+      </w:pPr>
+      <w:r>
+        <w:t>8 7 Явная регистрация ручных деталей</w:t>
+      </w:r>
+    </w:p>
+    <w:p>
+      <w:r>
+        <w:t>Этот сценарий нужен, если часть фасада вы начертили сами или получили в виде блоков. Программа не узнаёт изделие по имени слоя, похожему виду либо самому большому числу в свойствах блока. Вы выбираете образец, назначение и источник каждого значения. Один выбранный объект должен представлять одну физическую деталь.</w:t>
+      </w:r>
+    </w:p>
+    <w:p>
+      <w:pPr>
+        <w:ind w:left="317" w:hanging="317"/>
+      </w:pPr>
+      <w:r>
+        <w:t>1. Сохраните рабочую копию DWG. Создайте и проверьте зону ATFZONE, к которой относятся ручные детали.</w:t>
+      </w:r>
+    </w:p>
+    <w:p>
+      <w:pPr>
+        <w:ind w:left="317" w:hanging="317"/>
+      </w:pPr>
+      <w:r>
+        <w:t xml:space="preserve">2. Запустите </w:t>
+      </w:r>
+      <w:r>
+        <w:rPr>
+          <w:b/>
+        </w:rPr>
+        <w:t>ATFTABLE → Ручные → Импорт</w:t>
+      </w:r>
+      <w:r>
+        <w:t>. Выберите объекты для регистрации, затем укажите проверенную штриховку зоны. Окно покажет количество всех выбранных объектов.</w:t>
+      </w:r>
+    </w:p>
+    <w:p>
+      <w:pPr>
+        <w:ind w:left="317" w:hanging="317"/>
+      </w:pPr>
+      <w:r>
+        <w:t xml:space="preserve">3. Выберите </w:t>
+      </w:r>
+      <w:r>
+        <w:rPr>
+          <w:b/>
+        </w:rPr>
+        <w:t>«Образец»</w:t>
+      </w:r>
+      <w:r>
+        <w:t xml:space="preserve"> из списка. Для блоков это конкретное определение блока; для простых объектов — тип геометрии. Объекты другого образца останутся в списке, но для них понадобится отдельная регистрация.</w:t>
+      </w:r>
+    </w:p>
+    <w:p>
+      <w:pPr>
+        <w:ind w:left="317" w:hanging="317"/>
+      </w:pPr>
+      <w:r>
+        <w:t xml:space="preserve">4. Явно выберите </w:t>
+      </w:r>
+      <w:r>
+        <w:rPr>
+          <w:b/>
+        </w:rPr>
+        <w:t>«Ведомость»</w:t>
+      </w:r>
+      <w:r>
+        <w:t xml:space="preserve">, </w:t>
+      </w:r>
+      <w:r>
+        <w:rPr>
+          <w:b/>
+        </w:rPr>
+        <w:t>«Категория»</w:t>
+      </w:r>
+      <w:r>
+        <w:t xml:space="preserve"> и </w:t>
+      </w:r>
+      <w:r>
+        <w:rPr>
+          <w:b/>
+        </w:rPr>
+        <w:t>«Геометрия»</w:t>
+      </w:r>
+      <w:r>
+        <w:t xml:space="preserve"> по таблице ниже. Для линейного блока дополнительно выберите локальную ось X или Y. Подтвердите галку, что каждый объект этого образца является одной физической деталью.</w:t>
+      </w:r>
+    </w:p>
+    <w:p>
+      <w:pPr>
+        <w:ind w:left="317" w:hanging="317"/>
+      </w:pPr>
+      <w:r>
+        <w:t xml:space="preserve">5. На вкладке </w:t>
+      </w:r>
+      <w:r>
+        <w:rPr>
+          <w:b/>
+        </w:rPr>
+        <w:t>«Соответствие полей»</w:t>
+      </w:r>
+      <w:r>
+        <w:t xml:space="preserve"> задайте марку, тип, материал, покрытие, систему и цвет. Источник каждого поля — «Не задано», «Текст», «Атрибут» либо «Динамическое свойство». Для атрибута или свойства выберите точное имя из списка; значения выбранного объекта можно прочитать на вкладке всех объектов. Поле «Марка / артикул» не присваивает позицию подтверждённого каталога.</w:t>
+      </w:r>
+    </w:p>
+    <w:p>
+      <w:pPr>
+        <w:ind w:left="317" w:hanging="317"/>
+      </w:pPr>
+      <w:r>
+        <w:t xml:space="preserve">6. Для линейного блока обязательно укажите </w:t>
+      </w:r>
+      <w:r>
+        <w:rPr>
+          <w:b/>
+        </w:rPr>
+        <w:t>«Сверка длины, мм»</w:t>
+      </w:r>
+      <w:r>
+        <w:t>: конкретное свойство или подтверждённое значение. Оно проверяется по фактической геометрии выбранной оси с учётом масштаба блока. Для простого отрезка длина берётся из его концов. Сверка ширины и высоты облицовки необязательна; заданные значения должны соответствовать геометрии.</w:t>
+      </w:r>
+    </w:p>
+    <w:p>
+      <w:pPr>
+        <w:ind w:left="317" w:hanging="317"/>
+      </w:pPr>
+      <w:r>
+        <w:t xml:space="preserve">7. Нажмите </w:t>
+      </w:r>
+      <w:r>
+        <w:rPr>
+          <w:b/>
+        </w:rPr>
+        <w:t>«Проверить»</w:t>
+      </w:r>
+      <w:r>
+        <w:t>. На вкладке всех выбранных объектов изучите состояния, размеры и причины. Выбор строки раскрывает полные сведения и значения свойств. Непринятые объекты и объекты другого образца не исчезают. Изменение любого параметра снова отключает регистрацию до повторной проверки.</w:t>
+      </w:r>
+    </w:p>
+    <w:p>
+      <w:pPr>
+        <w:ind w:left="317" w:hanging="317"/>
+      </w:pPr>
+      <w:r>
+        <w:t xml:space="preserve">8. Нажмите </w:t>
+      </w:r>
+      <w:r>
+        <w:rPr>
+          <w:b/>
+        </w:rPr>
+        <w:t>«Зарегистрировать N из M»</w:t>
+      </w:r>
+      <w:r>
+        <w:t xml:space="preserve">, только если принятый состав верен. Остальные выбранные объекты не изменяются. Перед записью программа повторно проверит зону и весь просмотренный набор; изменение после проверки отменяет регистрацию. </w:t>
+      </w:r>
+      <w:r>
+        <w:rPr>
+          <w:b/>
+        </w:rPr>
+        <w:t>Esc или «Отмена» сохраняют прежний учёт и геометрию.</w:t>
+      </w:r>
+    </w:p>
+    <w:tbl>
+      <w:tblPr>
+        <w:tblW w:type="auto" w:w="0"/>
+        <w:tblLayout w:type="fixed"/>
+        <w:tblLook w:firstColumn="1" w:firstRow="1" w:lastColumn="0" w:lastRow="0" w:noHBand="0" w:noVBand="1" w:val="04A0"/>
+        <w:tblBorders>
+          <w:top w:val="single" w:sz="4" w:color="D9D9D9"/>
+          <w:left w:val="single" w:sz="4" w:color="D9D9D9"/>
+          <w:bottom w:val="single" w:sz="4" w:color="D9D9D9"/>
+          <w:right w:val="single" w:sz="4" w:color="D9D9D9"/>
+          <w:insideH w:val="single" w:sz="4" w:color="D9D9D9"/>
+          <w:insideV w:val="single" w:sz="4" w:color="D9D9D9"/>
+        </w:tblBorders>
+      </w:tblPr>
+      <w:tblGrid>
+        <w:gridCol w:w="1486"/>
+        <w:gridCol w:w="3747"/>
+        <w:gridCol w:w="4847"/>
+      </w:tblGrid>
+      <w:tr>
+        <w:trPr>
+          <w:cantSplit/>
+          <w:tblHeader/>
+        </w:trPr>
+        <w:tc>
+          <w:tcPr>
+            <w:tcW w:type="dxa" w:w="1486"/>
+            <w:vAlign w:val="center"/>
+            <w:tcMar>
+              <w:top w:w="85" w:type="dxa"/>
+              <w:bottom w:w="85" w:type="dxa"/>
+              <w:left w:w="100" w:type="dxa"/>
+              <w:right w:w="100" w:type="dxa"/>
+            </w:tcMar>
+            <w:shd w:fill="23485F"/>
+          </w:tcPr>
+          <w:p>
+            <w:pPr>
+              <w:spacing w:after="0" w:before="0" w:line="259" w:lineRule="auto"/>
+            </w:pPr>
+            <w:r>
+              <w:rPr>
+                <w:b/>
+                <w:color w:val="FFFFFF"/>
+                <w:sz w:val="20"/>
+              </w:rPr>
+              <w:t>Ведомость</w:t>
+            </w:r>
+          </w:p>
+        </w:tc>
+        <w:tc>
+          <w:tcPr>
+            <w:tcW w:type="dxa" w:w="3747"/>
+            <w:vAlign w:val="center"/>
+            <w:tcMar>
+              <w:top w:w="85" w:type="dxa"/>
+              <w:bottom w:w="85" w:type="dxa"/>
+              <w:left w:w="100" w:type="dxa"/>
+              <w:right w:w="100" w:type="dxa"/>
+            </w:tcMar>
+            <w:shd w:fill="23485F"/>
+          </w:tcPr>
+          <w:p>
+            <w:pPr>
+              <w:spacing w:after="0" w:before="0" w:line="259" w:lineRule="auto"/>
+            </w:pPr>
+            <w:r>
+              <w:rPr>
+                <w:b/>
+                <w:color w:val="FFFFFF"/>
+                <w:sz w:val="20"/>
+              </w:rPr>
+              <w:t>Категория</w:t>
+            </w:r>
+          </w:p>
+        </w:tc>
+        <w:tc>
+          <w:tcPr>
+            <w:tcW w:type="dxa" w:w="4847"/>
+            <w:vAlign w:val="center"/>
+            <w:tcMar>
+              <w:top w:w="85" w:type="dxa"/>
+              <w:bottom w:w="85" w:type="dxa"/>
+              <w:left w:w="100" w:type="dxa"/>
+              <w:right w:w="100" w:type="dxa"/>
+            </w:tcMar>
+            <w:shd w:fill="23485F"/>
+          </w:tcPr>
+          <w:p>
+            <w:pPr>
+              <w:spacing w:after="0" w:before="0" w:line="259" w:lineRule="auto"/>
+            </w:pPr>
+            <w:r>
+              <w:rPr>
+                <w:b/>
+                <w:color w:val="FFFFFF"/>
+                <w:sz w:val="20"/>
+              </w:rPr>
+              <w:t>Геометрия и единицы</w:t>
+            </w:r>
+          </w:p>
+        </w:tc>
+      </w:tr>
+      <w:tr>
+        <w:trPr>
+          <w:cantSplit/>
+        </w:trPr>
+        <w:tc>
+          <w:tcPr>
+            <w:tcW w:type="dxa" w:w="1486"/>
+            <w:vAlign w:val="center"/>
+            <w:tcMar>
+              <w:top w:w="85" w:type="dxa"/>
+              <w:bottom w:w="85" w:type="dxa"/>
+              <w:left w:w="100" w:type="dxa"/>
+              <w:right w:w="100" w:type="dxa"/>
+            </w:tcMar>
+            <w:shd w:fill="FFFFFF"/>
+          </w:tcPr>
+          <w:p>
+            <w:pPr>
+              <w:spacing w:after="0" w:before="0" w:line="259" w:lineRule="auto"/>
+            </w:pPr>
+            <w:r>
+              <w:rPr>
+                <w:color w:val="000000"/>
+                <w:sz w:val="20"/>
+              </w:rPr>
+              <w:t>Облицовка</w:t>
+            </w:r>
+          </w:p>
+        </w:tc>
+        <w:tc>
+          <w:tcPr>
+            <w:tcW w:type="dxa" w:w="3747"/>
+            <w:vAlign w:val="center"/>
+            <w:tcMar>
+              <w:top w:w="85" w:type="dxa"/>
+              <w:bottom w:w="85" w:type="dxa"/>
+              <w:left w:w="100" w:type="dxa"/>
+              <w:right w:w="100" w:type="dxa"/>
+            </w:tcMar>
+            <w:shd w:fill="FFFFFF"/>
+          </w:tcPr>
+          <w:p>
+            <w:pPr>
+              <w:spacing w:after="0" w:before="0" w:line="259" w:lineRule="auto"/>
+            </w:pPr>
+            <w:r>
+              <w:rPr>
+                <w:color w:val="000000"/>
+                <w:sz w:val="20"/>
+              </w:rPr>
+              <w:t>Деталь облицовки</w:t>
+            </w:r>
+          </w:p>
+        </w:tc>
+        <w:tc>
+          <w:tcPr>
+            <w:tcW w:type="dxa" w:w="4847"/>
+            <w:vAlign w:val="center"/>
+            <w:tcMar>
+              <w:top w:w="85" w:type="dxa"/>
+              <w:bottom w:w="85" w:type="dxa"/>
+              <w:left w:w="100" w:type="dxa"/>
+              <w:right w:w="100" w:type="dxa"/>
+            </w:tcMar>
+            <w:shd w:fill="FFFFFF"/>
+          </w:tcPr>
+          <w:p>
+            <w:pPr>
+              <w:spacing w:after="0" w:before="0" w:line="259" w:lineRule="auto"/>
+            </w:pPr>
+            <w:r>
+              <w:rPr>
+                <w:color w:val="000000"/>
+                <w:sz w:val="20"/>
+              </w:rPr>
+              <w:t>Замкнутый прямолинейный контур; штуки, размеры и площадь</w:t>
+            </w:r>
+          </w:p>
+        </w:tc>
+      </w:tr>
+      <w:tr>
+        <w:trPr>
+          <w:cantSplit/>
+        </w:trPr>
+        <w:tc>
+          <w:tcPr>
+            <w:tcW w:type="dxa" w:w="1486"/>
+            <w:vAlign w:val="center"/>
+            <w:tcMar>
+              <w:top w:w="85" w:type="dxa"/>
+              <w:bottom w:w="85" w:type="dxa"/>
+              <w:left w:w="100" w:type="dxa"/>
+              <w:right w:w="100" w:type="dxa"/>
+            </w:tcMar>
+            <w:shd w:fill="F1F5F7"/>
+          </w:tcPr>
+          <w:p>
+            <w:pPr>
+              <w:spacing w:after="0" w:before="0" w:line="259" w:lineRule="auto"/>
+            </w:pPr>
+            <w:r>
+              <w:rPr>
+                <w:color w:val="000000"/>
+                <w:sz w:val="20"/>
+              </w:rPr>
+              <w:t>Подсистема</w:t>
+            </w:r>
+          </w:p>
+        </w:tc>
+        <w:tc>
+          <w:tcPr>
+            <w:tcW w:type="dxa" w:w="3747"/>
+            <w:vAlign w:val="center"/>
+            <w:tcMar>
+              <w:top w:w="85" w:type="dxa"/>
+              <w:bottom w:w="85" w:type="dxa"/>
+              <w:left w:w="100" w:type="dxa"/>
+              <w:right w:w="100" w:type="dxa"/>
+            </w:tcMar>
+            <w:shd w:fill="F1F5F7"/>
+          </w:tcPr>
+          <w:p>
+            <w:pPr>
+              <w:spacing w:after="0" w:before="0" w:line="259" w:lineRule="auto"/>
+            </w:pPr>
+            <w:r>
+              <w:rPr>
+                <w:color w:val="000000"/>
+                <w:sz w:val="20"/>
+              </w:rPr>
+              <w:t>Вертикальный или горизонтальный профиль, шина</w:t>
+            </w:r>
+          </w:p>
+        </w:tc>
+        <w:tc>
+          <w:tcPr>
+            <w:tcW w:type="dxa" w:w="4847"/>
+            <w:vAlign w:val="center"/>
+            <w:tcMar>
+              <w:top w:w="85" w:type="dxa"/>
+              <w:bottom w:w="85" w:type="dxa"/>
+              <w:left w:w="100" w:type="dxa"/>
+              <w:right w:w="100" w:type="dxa"/>
+            </w:tcMar>
+            <w:shd w:fill="F1F5F7"/>
+          </w:tcPr>
+          <w:p>
+            <w:pPr>
+              <w:spacing w:after="0" w:before="0" w:line="259" w:lineRule="auto"/>
+            </w:pPr>
+            <w:r>
+              <w:rPr>
+                <w:color w:val="000000"/>
+                <w:sz w:val="20"/>
+              </w:rPr>
+              <w:t>Линейная деталь; штуки и фактический погонаж</w:t>
+            </w:r>
+          </w:p>
+        </w:tc>
+      </w:tr>
+      <w:tr>
+        <w:trPr>
+          <w:cantSplit/>
+        </w:trPr>
+        <w:tc>
+          <w:tcPr>
+            <w:tcW w:type="dxa" w:w="1486"/>
+            <w:vAlign w:val="center"/>
+            <w:tcMar>
+              <w:top w:w="85" w:type="dxa"/>
+              <w:bottom w:w="85" w:type="dxa"/>
+              <w:left w:w="100" w:type="dxa"/>
+              <w:right w:w="100" w:type="dxa"/>
+            </w:tcMar>
+            <w:shd w:fill="FFFFFF"/>
+          </w:tcPr>
+          <w:p>
+            <w:pPr>
+              <w:spacing w:after="0" w:before="0" w:line="259" w:lineRule="auto"/>
+            </w:pPr>
+            <w:r>
+              <w:rPr>
+                <w:color w:val="000000"/>
+                <w:sz w:val="20"/>
+              </w:rPr>
+              <w:t>Подсистема</w:t>
+            </w:r>
+          </w:p>
+        </w:tc>
+        <w:tc>
+          <w:tcPr>
+            <w:tcW w:type="dxa" w:w="3747"/>
+            <w:vAlign w:val="center"/>
+            <w:tcMar>
+              <w:top w:w="85" w:type="dxa"/>
+              <w:bottom w:w="85" w:type="dxa"/>
+              <w:left w:w="100" w:type="dxa"/>
+              <w:right w:w="100" w:type="dxa"/>
+            </w:tcMar>
+            <w:shd w:fill="FFFFFF"/>
+          </w:tcPr>
+          <w:p>
+            <w:pPr>
+              <w:spacing w:after="0" w:before="0" w:line="259" w:lineRule="auto"/>
+            </w:pPr>
+            <w:r>
+              <w:rPr>
+                <w:color w:val="000000"/>
+                <w:sz w:val="20"/>
+              </w:rPr>
+              <w:t>Кронштейн, кляммер, соединительная деталь</w:t>
+            </w:r>
+          </w:p>
+        </w:tc>
+        <w:tc>
+          <w:tcPr>
+            <w:tcW w:type="dxa" w:w="4847"/>
+            <w:vAlign w:val="center"/>
+            <w:tcMar>
+              <w:top w:w="85" w:type="dxa"/>
+              <w:bottom w:w="85" w:type="dxa"/>
+              <w:left w:w="100" w:type="dxa"/>
+              <w:right w:w="100" w:type="dxa"/>
+            </w:tcMar>
+            <w:shd w:fill="FFFFFF"/>
+          </w:tcPr>
+          <w:p>
+            <w:pPr>
+              <w:spacing w:after="0" w:before="0" w:line="259" w:lineRule="auto"/>
+            </w:pPr>
+            <w:r>
+              <w:rPr>
+                <w:color w:val="000000"/>
+                <w:sz w:val="20"/>
+              </w:rPr>
+              <w:t>Один явно классифицированный блок как условный знак; только штуки</w:t>
+            </w:r>
+          </w:p>
+        </w:tc>
+      </w:tr>
+    </w:tbl>
+    <w:p>
+      <w:pPr>
+        <w:spacing w:after="40"/>
+      </w:pPr>
+    </w:p>
+    <w:p>
+      <w:r>
+        <w:t>Замкнутый контур может быть простой полилинией или однозначным контуром блока. Линейная деталь — прямой отрезок, двухвершинная открытая полилиния либо блок с подтверждаемой линейной геометрией. Дуги, неоднозначные составные блоки и неподдержанные формы дают точную причину отказа. Обозначение кронштейна не позволяет вычислить его массу, вылет или комплект анкеров.</w:t>
+      </w:r>
+    </w:p>
+    <w:p>
+      <w:r>
+        <w:t>Неизвестное текстовое свойство остаётся неизвестным. Размер не заменяется нулём и не подменяется условной длиной. Для числовой сверки динамическое свойство должно быть именно линейным размером; угол или произвольный числовой параметр для этого не подходит. При неодинаковом масштабе по осям проверьте выбранную ось и фактический результат. Габариты облицовки в ведомости измерены по осям X/Y чертежа; поворот блока меняет эти габариты. Поля сверки ширины и высоты блока относятся к его локальным осям; номинальные размеры изделия из этого не назначаются.</w:t>
+      </w:r>
+    </w:p>
+    <w:p>
+      <w:r>
+        <w:t>Начните с двух-трёх одинаковых по назначению ручных объектов. Пример без готовых DXF: начертите два отдельных отрезка длиной 1000 и 1500 мм, зарегистрируйте в отдельной зоне ATFZONE без подсистемы как вертикальные профили с линейной геометрией и назначенной вами учебной маркой. В ведомости должны быть 2 шт. и 2,5 м, с отдельными строками длин. Это упражнение учит учёту; оно не назначает рабочий профиль и не подтверждает расчёт.</w:t>
+      </w:r>
+    </w:p>
+    <w:p>
+      <w:pPr>
+        <w:pStyle w:val="Heading2"/>
+      </w:pPr>
+      <w:r>
+        <w:t>8 8 Совместная ведомость и исправление регистрации</w:t>
+      </w:r>
+    </w:p>
+    <w:p>
+      <w:r>
+        <w:t xml:space="preserve">После импорта выполните обычную команду </w:t>
+      </w:r>
+      <w:r>
+        <w:rPr>
+          <w:b/>
+        </w:rPr>
+        <w:t>ATFTABLE → Облицовка</w:t>
+      </w:r>
+      <w:r>
+        <w:t xml:space="preserve"> или </w:t>
+      </w:r>
+      <w:r>
+        <w:rPr>
+          <w:b/>
+        </w:rPr>
+        <w:t>«Подсистема»</w:t>
+      </w:r>
+      <w:r>
+        <w:t xml:space="preserve">. Выбор зарегистрированной детали включает всю её зону: ведомость проверяет ручной и созданный программой состав. По слоям сначала показаны слои известных источников; галка </w:t>
+      </w:r>
+      <w:r>
+        <w:rPr>
+          <w:b/>
+        </w:rPr>
+        <w:t>«Показать остальные непустые слои»</w:t>
+      </w:r>
+      <w:r>
+        <w:t xml:space="preserve"> позволяет проверить и другие объекты. Название или видимость слоя не определяют изделие и не снимают уже зарегистрированную деталь с учёта.</w:t>
+      </w:r>
+    </w:p>
+    <w:p>
+      <w:r>
+        <w:t>Ручные позиции сохраняют своё происхождение и явное сопоставление свойств. Похожие размеры не доказывают, что ручная и автоматически созданная детали — одно каталожное изделие. Подозрительные совпадения показаны с предупреждением: программа не удаляет их и не вычитает из количества автоматически. Проверьте назначение каждого совпавшего объекта перед выдачей.</w:t>
+      </w:r>
+    </w:p>
+    <w:p>
+      <w:r>
+        <w:t>В совместной ведомости раскрой ATTILE и оценка хлыстов ATFRAME относятся к исходной автоматически созданной области. Добавленные вручную детали в эти оценки не входят. Не переносите старые заготовки, отходы или число хлыстов на увеличенный ручными позициями состав; готовая закупка и полная комплектность узлов здесь не рассчитываются.</w:t>
+      </w:r>
+    </w:p>
+    <w:p>
+      <w:r>
+        <w:t>Если изменилась геометрия, атрибут или динамическое свойство зарегистрированной детали, ведомость останавливается до проверки новой версии. Повторите «Ручные → Импорт» для изменённых объектов и заново задайте соответствие. Принимаются только явно выбранные объекты: остальные позиции зоны не перезаписываются. Копию зарегистрированного ручного блока тоже нужно импортировать отдельно; скопированная регистрация не делает её проверенной второй деталью. Созданный плагином объект нельзя переоформить как ручной для обхода проверки исходной раскладки.</w:t>
+      </w:r>
+    </w:p>
+    <w:p>
+      <w:r>
+        <w:t xml:space="preserve">Чтобы снять регистрацию без удаления геометрии, выберите </w:t>
+      </w:r>
+      <w:r>
+        <w:rPr>
+          <w:b/>
+        </w:rPr>
+        <w:t>«Ручные → Исключить → Объекты»</w:t>
+      </w:r>
+      <w:r>
+        <w:t xml:space="preserve"> и укажите нужные объекты. Для утраченных ссылок или полностью пересматриваемого ручного состава выберите </w:t>
+      </w:r>
+      <w:r>
+        <w:rPr>
+          <w:b/>
+        </w:rPr>
+        <w:t>«ВсяЗона»</w:t>
+      </w:r>
+      <w:r>
+        <w:t>, вид ведомости и штриховку зоны. Последний вариант очищает ручной учёт выбранного вида во всей зоне, включая утраченные ссылки; используйте его, если готовы заново импортировать нужные позиции. Геометрия и автоматически созданный состав сохраняются. Если сама зона удалена, сохранившуюся ручную деталь можно снять с учёта через «Объекты». При отказе из-за старого паспорта подсистемы выберите исходную марку зоны либо заново постройте зону и подсистему; скопированная марка не заменяет исходную.</w:t>
+      </w:r>
+    </w:p>
+    <w:p>
+      <w:r>
+        <w:t>После исправления регистрации повторите ведомость и обновите существующую таблицу по разделу 8.4 или 8.6. Старая таблица сама не меняется. Наличие ведомости ручных деталей не подтверждает систему крепления, каталоговые характеристики, статическую схему или узлы; инженерные ограничения главы 13 сохраняются.</w:t>
+      </w:r>
+    </w:p>
+    <w:p>
+      <w:bookmarkStart w:id="386" w:name="chapter_10"/>
       <w:pPr>
         <w:pStyle w:val="Heading1"/>
       </w:pPr>
       <w:r>
         <w:t>9 Как проверять весь фасад не запутавшись в слоях</w:t>
       </w:r>
-      <w:bookmarkEnd w:id="347"/>
+      <w:bookmarkEnd w:id="386"/>
     </w:p>
     <w:p>
       <w:pPr>
@@ -8890,14 +9501,14 @@
       </w:r>
     </w:p>
     <w:p>
-      <w:bookmarkStart w:id="364" w:name="chapter_11"/>
+      <w:bookmarkStart w:id="403" w:name="chapter_11"/>
       <w:pPr>
         <w:pStyle w:val="Heading1"/>
       </w:pPr>
       <w:r>
         <w:t>10 Изменения повторный запуск и отмена</w:t>
       </w:r>
-      <w:bookmarkEnd w:id="364"/>
+      <w:bookmarkEnd w:id="403"/>
     </w:p>
     <w:p>
       <w:pPr>
@@ -9193,14 +9804,14 @@
       </w:r>
     </w:p>
     <w:p>
-      <w:bookmarkStart w:id="413" w:name="chapter_12"/>
+      <w:bookmarkStart w:id="452" w:name="chapter_12"/>
       <w:pPr>
         <w:pStyle w:val="Heading1"/>
       </w:pPr>
       <w:r>
         <w:t>11 Второе упражнение фронтон со скатами</w:t>
       </w:r>
-      <w:bookmarkEnd w:id="413"/>
+      <w:bookmarkEnd w:id="452"/>
     </w:p>
     <w:p>
       <w:pPr>
@@ -9359,14 +9970,14 @@
       </w:r>
     </w:p>
     <w:p>
-      <w:bookmarkStart w:id="429" w:name="chapter_13"/>
+      <w:bookmarkStart w:id="468" w:name="chapter_13"/>
       <w:pPr>
         <w:pStyle w:val="Heading1"/>
       </w:pPr>
       <w:r>
         <w:t>12 ATTILE справочник режимов после первого урока</w:t>
       </w:r>
-      <w:bookmarkEnd w:id="429"/>
+      <w:bookmarkEnd w:id="468"/>
     </w:p>
     <w:p>
       <w:pPr>
@@ -9986,14 +10597,14 @@
       </w:r>
     </w:p>
     <w:p>
-      <w:bookmarkStart w:id="465" w:name="chapter_14"/>
+      <w:bookmarkStart w:id="504" w:name="chapter_14"/>
       <w:pPr>
         <w:pStyle w:val="Heading1"/>
       </w:pPr>
       <w:r>
         <w:t>13 ATFRAME какие режимы выбирать</w:t>
       </w:r>
-      <w:bookmarkEnd w:id="465"/>
+      <w:bookmarkEnd w:id="504"/>
     </w:p>
     <w:p>
       <w:pPr>
@@ -10395,14 +11006,14 @@
       </w:r>
     </w:p>
     <w:p>
-      <w:bookmarkStart w:id="515" w:name="chapter_15"/>
+      <w:bookmarkStart w:id="554" w:name="chapter_15"/>
       <w:pPr>
         <w:pStyle w:val="Heading1"/>
       </w:pPr>
       <w:r>
         <w:t>14 Размеры и поиск дублей</w:t>
       </w:r>
-      <w:bookmarkEnd w:id="515"/>
+      <w:bookmarkEnd w:id="554"/>
     </w:p>
     <w:p>
       <w:r>
@@ -10444,14 +11055,14 @@
       </w:r>
     </w:p>
     <w:p>
-      <w:bookmarkStart w:id="523" w:name="chapter_16"/>
+      <w:bookmarkStart w:id="562" w:name="chapter_16"/>
       <w:pPr>
         <w:pStyle w:val="Heading1"/>
       </w:pPr>
       <w:r>
         <w:t>15 Зачем осталась команда ATCLAD</w:t>
       </w:r>
-      <w:bookmarkEnd w:id="523"/>
+      <w:bookmarkEnd w:id="562"/>
     </w:p>
     <w:p>
       <w:r>
@@ -10469,14 +11080,14 @@
       </w:r>
     </w:p>
     <w:p>
-      <w:bookmarkStart w:id="531" w:name="chapter_17"/>
+      <w:bookmarkStart w:id="570" w:name="chapter_17"/>
       <w:pPr>
         <w:pStyle w:val="Heading1"/>
       </w:pPr>
       <w:r>
         <w:t>16 Частые ошибки что делать по сообщению</w:t>
       </w:r>
-      <w:bookmarkEnd w:id="531"/>
+      <w:bookmarkEnd w:id="570"/>
     </w:p>
     <w:tbl>
       <w:tblPr>
@@ -12828,14 +13439,14 @@
       </w:pPr>
     </w:p>
     <w:p>
-      <w:bookmarkStart w:id="564" w:name="chapter_18"/>
+      <w:bookmarkStart w:id="603" w:name="chapter_18"/>
       <w:pPr>
         <w:pStyle w:val="Heading1"/>
       </w:pPr>
       <w:r>
         <w:t>17 Сохранение и передача результата</w:t>
       </w:r>
-      <w:bookmarkEnd w:id="564"/>
+      <w:bookmarkEnd w:id="603"/>
     </w:p>
     <w:p>
       <w:r>
@@ -12917,14 +13528,14 @@
       </w:r>
     </w:p>
     <w:p>
-      <w:bookmarkStart w:id="574" w:name="chapter_19"/>
+      <w:bookmarkStart w:id="613" w:name="chapter_19"/>
       <w:pPr>
         <w:pStyle w:val="Heading1"/>
       </w:pPr>
       <w:r>
         <w:t>18 Как сообщить о проблеме чтобы её можно было исправить</w:t>
       </w:r>
-      <w:bookmarkEnd w:id="574"/>
+      <w:bookmarkEnd w:id="613"/>
     </w:p>
     <w:p>
       <w:r>
@@ -12937,14 +13548,14 @@
       </w:r>
     </w:p>
     <w:p>
-      <w:bookmarkStart w:id="580" w:name="chapter_20"/>
+      <w:bookmarkStart w:id="619" w:name="chapter_20"/>
       <w:pPr>
         <w:pStyle w:val="Heading1"/>
       </w:pPr>
       <w:r>
         <w:t>19 Словарь начинающего пользователя</w:t>
       </w:r>
-      <w:bookmarkEnd w:id="580"/>
+      <w:bookmarkEnd w:id="619"/>
     </w:p>
     <w:tbl>
       <w:tblPr>
@@ -14459,14 +15070,14 @@
       </w:pPr>
     </w:p>
     <w:p>
-      <w:bookmarkStart w:id="611" w:name="chapter_21"/>
+      <w:bookmarkStart w:id="650" w:name="chapter_21"/>
       <w:pPr>
         <w:pStyle w:val="Heading1"/>
       </w:pPr>
       <w:r>
         <w:t>20 Финальная самопроверка первого урока</w:t>
       </w:r>
-      <w:bookmarkEnd w:id="611"/>
+      <w:bookmarkEnd w:id="650"/>
     </w:p>
     <w:p>
       <w:r>

--- a/docs/facades_beginner_3009/Facades_Beginner_Manual_30.09.docx
+++ b/docs/facades_beginner_3009/Facades_Beginner_Manual_30.09.docx
@@ -20,7 +20,17 @@
     </w:p>
     <w:p>
       <w:r>
-        <w:t>Учебный комплект: AFacades + AClad + AFrame. Основа инструкции — текущие команды и поля окон на 30 сентября 2026 года. Целевая среда комплекта: полный AutoCAD для Windows, 64-разрядный, версии 2021–2024. Названия разделов и команд сохранены так, как они написаны в программе.</w:t>
+        <w:t xml:space="preserve">Учебный комплект: AFacades + AClad + AFrame. Основа инструкции — текущие команды и поля окон в исправленной версии, указанной в </w:t>
+      </w:r>
+      <w:r>
+        <w:rPr>
+          <w:rFonts w:ascii="DejaVu Sans Mono" w:hAnsi="DejaVu Sans Mono"/>
+          <w:sz w:val="19"/>
+        </w:rPr>
+        <w:t>SOURCE_COMMIT.json</w:t>
+      </w:r>
+      <w:r>
+        <w:t>. Целевая среда комплекта: полный AutoCAD для Windows, 64-разрядный, версии 2021–2024. Названия разделов и команд сохранены так, как они написаны в программе.</w:t>
       </w:r>
     </w:p>
     <w:p>
@@ -38,7 +48,7 @@
         <w:rPr>
           <w:b/>
         </w:rPr>
-        <w:t>Редакция от 30 сентября 2026 года для исправленного кода. Установочный выпуск ещё не опубликован. Перед занятием проверьте версию трёх бандлов по разделу «Какой версией пользоваться».</w:t>
+        <w:t>Редакция для исправленного кода, указанного в SOURCE_COMMIT.json. Установочный выпуск ещё не опубликован. Перед занятием проверьте версию трёх бандлов по разделу «Какой версией пользоваться».</w:t>
       </w:r>
     </w:p>
     <w:p>
@@ -358,7 +368,7 @@
     </w:p>
     <w:p>
       <w:r>
-        <w:t xml:space="preserve">Для самостоятельного прохода получите согласованную тройку бандлов с исправлениями 30.09 и сопоставьте описание выпуска, файл </w:t>
+        <w:t xml:space="preserve">Для самостоятельного прохода получите согласованную тройку бандлов с описанными исправлениями и сопоставьте описание выпуска, файл </w:t>
       </w:r>
       <w:r>
         <w:rPr>
@@ -368,7 +378,7 @@
         <w:t>build-info</w:t>
       </w:r>
       <w:r>
-        <w:t xml:space="preserve"> при его наличии и строки загрузки DLL. В описании должны быть отражены безопасная перегенерация/отмена, актуальность геометрии, защита шин без опор, команда ATFZONERESET, ограничения расчётной схемы из главы 13 и ведомости облицовки/подсистемы и регистрация ручных деталей из разделов 8.3–8.8. Пока сборки нет, изучайте материал и учебные исходники, но не считайте старый комплект прошедшим этот сценарий. Идентификатор проверенного кода приведён в листе версии инструкции.</w:t>
+        <w:t xml:space="preserve"> при его наличии и строки загрузки DLL. В описании должны быть отражены безопасная перегенерация/отмена, актуальность геометрии, защита шин без опор, команда ATFZONERESET, ограничения расчётной схемы из главы 13 и ведомости облицовки/подсистемы, регистрация ручных деталей и паспорт соединений из разделов 8.3–8.9. Пока сборки нет, изучайте материал и учебные исходники, но не считайте старый комплект прошедшим этот сценарий. Идентификатор проверенного кода приведён в листе версии инструкции.</w:t>
       </w:r>
     </w:p>
     <w:p>
@@ -958,7 +968,7 @@
     </w:p>
     <w:p>
       <w:r>
-        <w:t>ATFTABLE составляет ведомости зон, видов работ, фактических деталей облицовки и созданных элементов подсистемы. В режиме «Облицовка» отдельно можно показать заготовки и отходы принятого раскроя ATTILE. Режим «Подсистема» считает элементы схемы и длины профилей; он не подтверждает статическую модель, комплектность узлов или закупку. Ручные детали регистрируют через «Ручные» с явным образцом, свойствами и способом измерения; затем они входят в обычные ведомости. Полная спецификация системы остаётся отдельной задачей.</w:t>
+        <w:t>ATFTABLE составляет ведомости зон, видов работ, фактических деталей облицовки и созданных элементов подсистемы. В режиме «Облицовка» отдельно можно показать заготовки и отходы принятого раскроя ATTILE. Режим «Подсистема → Элементы» считает элементы схемы и длины профилей. «Подсистема → Соединения» выводит геометрический паспорт для проверки опор и пролётов. Эти таблицы не подтверждают статическую модель, комплектность узлов или закупку. Ручные детали регистрируют через «Ручные» с явным образцом, свойствами и способом измерения; затем они входят в обычные ведомости. Полная спецификация системы остаётся отдельной задачей.</w:t>
       </w:r>
     </w:p>
     <w:p>
@@ -8213,7 +8223,16 @@
         <w:t>«Подсистема»</w:t>
       </w:r>
       <w:r>
-        <w:t>.</w:t>
+        <w:t xml:space="preserve">. На запрос </w:t>
+      </w:r>
+      <w:r>
+        <w:rPr>
+          <w:b/>
+        </w:rPr>
+        <w:t>«Вид ведомости [Элементы/Соединения] &lt;Элементы&gt;»</w:t>
+      </w:r>
+      <w:r>
+        <w:t xml:space="preserve"> нажмите Enter.</w:t>
       </w:r>
     </w:p>
     <w:p>
@@ -8354,7 +8373,7 @@
         <w:t>«Обновить»</w:t>
       </w:r>
       <w:r>
-        <w:t>. Укажите прежнюю ведомость подсистемы ATFTABLE, проверьте сохранённое примечание и высоту текста. Меняется выбранная таблица на прежнем месте, без второй копии. Ведомость облицовки и скопированная таблица с чужими связями не принимаются как цель этого обновления.</w:t>
+        <w:t>. Укажите прежнюю ведомость элементов подсистемы ATFTABLE, проверьте сохранённое примечание и высоту текста. Меняется выбранная таблица на прежнем месте, без второй копии. Ведомость облицовки, паспорт соединений и скопированная таблица с чужими связями не принимаются как цель этого обновления.</w:t>
       </w:r>
     </w:p>
     <w:p>
@@ -8988,14 +9007,156 @@
       </w:r>
     </w:p>
     <w:p>
-      <w:bookmarkStart w:id="386" w:name="chapter_10"/>
+      <w:pPr>
+        <w:pStyle w:val="Heading2"/>
+      </w:pPr>
+      <w:r>
+        <w:t>8 9 Паспорт соединений по геометрии</w:t>
+      </w:r>
+    </w:p>
+    <w:p>
+      <w:r>
+        <w:t xml:space="preserve">Первый паспорт доступен для предустановки </w:t>
+      </w:r>
+      <w:r>
+        <w:rPr>
+          <w:b/>
+        </w:rPr>
+        <w:t>«Вектор-1»</w:t>
+      </w:r>
+      <w:r>
+        <w:t xml:space="preserve">, </w:t>
+      </w:r>
+      <w:r>
+        <w:rPr>
+          <w:b/>
+        </w:rPr>
+        <w:t>вертикальной</w:t>
+      </w:r>
+      <w:r>
+        <w:t xml:space="preserve"> схемы под </w:t>
+      </w:r>
+      <w:r>
+        <w:rPr>
+          <w:b/>
+        </w:rPr>
+        <w:t>керамогранит</w:t>
+      </w:r>
+      <w:r>
+        <w:t>. Он показывает кандидаты опор, интервалы и свободные концы каждого куска направляющей. Сначала выполните ATFRAME в версии с паспортом. В основном учебном примере с бетонной плиткой паспорт ожидаемо не сформирован; количества элементов доступны. Старый состав и регистрация ручных деталей сами по себе не создают сведения о соединениях.</w:t>
+      </w:r>
+    </w:p>
+    <w:p>
+      <w:pPr>
+        <w:ind w:left="317" w:hanging="317"/>
+      </w:pPr>
+      <w:r>
+        <w:t xml:space="preserve">1. Введите </w:t>
+      </w:r>
+      <w:r>
+        <w:rPr>
+          <w:b/>
+        </w:rPr>
+        <w:t>ATFTABLE → Подсистема → Соединения</w:t>
+      </w:r>
+      <w:r>
+        <w:t>.</w:t>
+      </w:r>
+    </w:p>
+    <w:p>
+      <w:pPr>
+        <w:ind w:left="317" w:hanging="317"/>
+      </w:pPr>
+      <w:r>
+        <w:t>2. Выберите «Объекты» и укажите зону, метку ATFRAME или элемент подсистемы. Выбор отдельной детали включает всю её зону; «Слой» работает с выбранными слоями, как в обычной ведомости.</w:t>
+      </w:r>
+    </w:p>
+    <w:p>
+      <w:pPr>
+        <w:ind w:left="317" w:hanging="317"/>
+      </w:pPr>
+      <w:r>
+        <w:t>3. Выберите «ПоЗонам» или «Общая». В обоих режимах сохраняется принадлежность каждой физической детали к зоне: её опоры и пролёты нельзя сложить с опорами соседнего профиля.</w:t>
+      </w:r>
+    </w:p>
+    <w:p>
+      <w:pPr>
+        <w:ind w:left="317" w:hanging="317"/>
+      </w:pPr>
+      <w:r>
+        <w:t xml:space="preserve">4. В предпросмотре </w:t>
+      </w:r>
+      <w:r>
+        <w:rPr>
+          <w:b/>
+        </w:rPr>
+        <w:t>«Паспорт соединений — геометрия схемы»</w:t>
+      </w:r>
+      <w:r>
+        <w:t xml:space="preserve"> проверьте зону и элемент, число позиций опор, интервалы и свободные участки в миллиметрах, закрепление, соседние куски, справочную идентификацию и примечание. Введите примечание, если оно нужно для инженерной проверки.</w:t>
+      </w:r>
+    </w:p>
+    <w:p>
+      <w:pPr>
+        <w:ind w:left="317" w:hanging="317"/>
+      </w:pPr>
+      <w:r>
+        <w:t>5. Выведите паспорт в «Чертеж», «Ексель» или «Оба». Для повторной выдачи выберите «Обновить» и прежний паспорт соединений. Обычную ведомость элементов обновляют отдельно в режиме «Элементы»; старые таблицы без признака вида относятся к элементам.</w:t>
+      </w:r>
+    </w:p>
+    <w:p>
+      <w:r>
+        <w:rPr>
+          <w:b/>
+        </w:rPr>
+        <w:t>Кандидат опоры</w:t>
+      </w:r>
+      <w:r>
+        <w:t xml:space="preserve"> означает геометрическое совпадение элементов в схеме. Оно ещё не устанавливает, что узел передаёт нужную нагрузку. Число интервалов между кандидатами не объявляется подтверждённым числом расчётных пролётов. При отсутствии кандидатов показано «Опор-кандидатов нет». Концы за крайними кандидатами проверяет конструктор; их допустимость и работа консоли не установлены.</w:t>
+      </w:r>
+    </w:p>
+    <w:p>
+      <w:r>
+        <w:t xml:space="preserve">Неподвижность или подвижность соединения и непрерывность профиля через стык остаются </w:t>
+      </w:r>
+      <w:r>
+        <w:rPr>
+          <w:b/>
+        </w:rPr>
+        <w:t>неизвестными</w:t>
+      </w:r>
+      <w:r>
+        <w:t>, пока не подтверждены проектным решением. Соседние куски профиля не объединяются в непрерывный элемент по одному совпадению координат. Марка или выбор предустановки «Вектор-1» также не присваивает изделию подтверждённую позицию каталога. Данные одного первичного расчёта относятся к его собственному решению, а не ко всем фасадам этой системы.</w:t>
+      </w:r>
+    </w:p>
+    <w:p>
+      <w:r>
+        <w:t xml:space="preserve">Для старого результата, ручных деталей и неподдержанного случая паспорт явно показывает </w:t>
+      </w:r>
+      <w:r>
+        <w:rPr>
+          <w:b/>
+        </w:rPr>
+        <w:t>«не сформирован»</w:t>
+      </w:r>
+      <w:r>
+        <w:t xml:space="preserve"> с причиной. Это отсутствие сведений; оно не означает ноль соединений и не удаляет детали из обычной ведомости. Если изменена геометрия, утрачен элемент или устарели источники, выдача останавливается целиком, как в режиме «Элементы»: восстановите актуальную цепочку и повторите ATFRAME. Прежняя таблица сохраняется при отказе или Esc.</w:t>
+      </w:r>
+    </w:p>
+    <w:p>
+      <w:r>
+        <w:t>Перед передачей паспорта сопоставьте его с фасадом и передайте конструктору участки с неоднозначными опорами, свободными концами и отсутствующими данными. Паспорт не выполняет подбор кронштейнов, не назначает крепёж, не меняет динамические блоки и не снимает ограничения главы 13.</w:t>
+      </w:r>
+    </w:p>
+    <w:p>
+      <w:bookmarkStart w:id="404" w:name="chapter_10"/>
       <w:pPr>
         <w:pStyle w:val="Heading1"/>
       </w:pPr>
       <w:r>
         <w:t>9 Как проверять весь фасад не запутавшись в слоях</w:t>
       </w:r>
-      <w:bookmarkEnd w:id="386"/>
+      <w:bookmarkEnd w:id="404"/>
     </w:p>
     <w:p>
       <w:pPr>
@@ -9501,14 +9662,14 @@
       </w:r>
     </w:p>
     <w:p>
-      <w:bookmarkStart w:id="403" w:name="chapter_11"/>
+      <w:bookmarkStart w:id="421" w:name="chapter_11"/>
       <w:pPr>
         <w:pStyle w:val="Heading1"/>
       </w:pPr>
       <w:r>
         <w:t>10 Изменения повторный запуск и отмена</w:t>
       </w:r>
-      <w:bookmarkEnd w:id="403"/>
+      <w:bookmarkEnd w:id="421"/>
     </w:p>
     <w:p>
       <w:pPr>
@@ -9804,14 +9965,14 @@
       </w:r>
     </w:p>
     <w:p>
-      <w:bookmarkStart w:id="452" w:name="chapter_12"/>
+      <w:bookmarkStart w:id="470" w:name="chapter_12"/>
       <w:pPr>
         <w:pStyle w:val="Heading1"/>
       </w:pPr>
       <w:r>
         <w:t>11 Второе упражнение фронтон со скатами</w:t>
       </w:r>
-      <w:bookmarkEnd w:id="452"/>
+      <w:bookmarkEnd w:id="470"/>
     </w:p>
     <w:p>
       <w:pPr>
@@ -9970,14 +10131,14 @@
       </w:r>
     </w:p>
     <w:p>
-      <w:bookmarkStart w:id="468" w:name="chapter_13"/>
+      <w:bookmarkStart w:id="486" w:name="chapter_13"/>
       <w:pPr>
         <w:pStyle w:val="Heading1"/>
       </w:pPr>
       <w:r>
         <w:t>12 ATTILE справочник режимов после первого урока</w:t>
       </w:r>
-      <w:bookmarkEnd w:id="468"/>
+      <w:bookmarkEnd w:id="486"/>
     </w:p>
     <w:p>
       <w:pPr>
@@ -10597,14 +10758,14 @@
       </w:r>
     </w:p>
     <w:p>
-      <w:bookmarkStart w:id="504" w:name="chapter_14"/>
+      <w:bookmarkStart w:id="522" w:name="chapter_14"/>
       <w:pPr>
         <w:pStyle w:val="Heading1"/>
       </w:pPr>
       <w:r>
         <w:t>13 ATFRAME какие режимы выбирать</w:t>
       </w:r>
-      <w:bookmarkEnd w:id="504"/>
+      <w:bookmarkEnd w:id="522"/>
     </w:p>
     <w:p>
       <w:pPr>
@@ -10946,7 +11107,7 @@
         <w:t>static_model.status = not_verified</w:t>
       </w:r>
       <w:r>
-        <w:t>). Нельзя передавать такой результат как полностью рассчитанный каркас. Конструктор отдельно подтверждает расчётную схему, соединения, противопожарные узлы и проект в целом.</w:t>
+        <w:t>). Нельзя передавать такой результат как полностью рассчитанный каркас. Конструктор отдельно подтверждает расчётную схему, соединения, противопожарные узлы и проект в целом. Для проверки геометрии опор и отдельных кусков выведите паспорт через ATFTABLE → Подсистема → Соединения по разделу 8.9; его наличие не меняет этот статус.</w:t>
       </w:r>
     </w:p>
     <w:p>
@@ -11006,14 +11167,14 @@
       </w:r>
     </w:p>
     <w:p>
-      <w:bookmarkStart w:id="554" w:name="chapter_15"/>
+      <w:bookmarkStart w:id="572" w:name="chapter_15"/>
       <w:pPr>
         <w:pStyle w:val="Heading1"/>
       </w:pPr>
       <w:r>
         <w:t>14 Размеры и поиск дублей</w:t>
       </w:r>
-      <w:bookmarkEnd w:id="554"/>
+      <w:bookmarkEnd w:id="572"/>
     </w:p>
     <w:p>
       <w:r>
@@ -11055,14 +11216,14 @@
       </w:r>
     </w:p>
     <w:p>
-      <w:bookmarkStart w:id="562" w:name="chapter_16"/>
+      <w:bookmarkStart w:id="580" w:name="chapter_16"/>
       <w:pPr>
         <w:pStyle w:val="Heading1"/>
       </w:pPr>
       <w:r>
         <w:t>15 Зачем осталась команда ATCLAD</w:t>
       </w:r>
-      <w:bookmarkEnd w:id="562"/>
+      <w:bookmarkEnd w:id="580"/>
     </w:p>
     <w:p>
       <w:r>
@@ -11080,14 +11241,14 @@
       </w:r>
     </w:p>
     <w:p>
-      <w:bookmarkStart w:id="570" w:name="chapter_17"/>
+      <w:bookmarkStart w:id="588" w:name="chapter_17"/>
       <w:pPr>
         <w:pStyle w:val="Heading1"/>
       </w:pPr>
       <w:r>
         <w:t>16 Частые ошибки что делать по сообщению</w:t>
       </w:r>
-      <w:bookmarkEnd w:id="570"/>
+      <w:bookmarkEnd w:id="588"/>
     </w:p>
     <w:tbl>
       <w:tblPr>
@@ -11104,9 +11265,9 @@
         </w:tblBorders>
       </w:tblPr>
       <w:tblGrid>
-        <w:gridCol w:w="2700"/>
-        <w:gridCol w:w="3690"/>
-        <w:gridCol w:w="3690"/>
+        <w:gridCol w:w="2785"/>
+        <w:gridCol w:w="3648"/>
+        <w:gridCol w:w="3648"/>
       </w:tblGrid>
       <w:tr>
         <w:trPr>
@@ -11115,7 +11276,7 @@
         </w:trPr>
         <w:tc>
           <w:tcPr>
-            <w:tcW w:type="dxa" w:w="2700"/>
+            <w:tcW w:type="dxa" w:w="2785"/>
             <w:vAlign w:val="center"/>
             <w:tcMar>
               <w:top w:w="85" w:type="dxa"/>
@@ -11141,7 +11302,7 @@
         </w:tc>
         <w:tc>
           <w:tcPr>
-            <w:tcW w:type="dxa" w:w="3690"/>
+            <w:tcW w:type="dxa" w:w="3648"/>
             <w:vAlign w:val="center"/>
             <w:tcMar>
               <w:top w:w="85" w:type="dxa"/>
@@ -11167,7 +11328,7 @@
         </w:tc>
         <w:tc>
           <w:tcPr>
-            <w:tcW w:type="dxa" w:w="3690"/>
+            <w:tcW w:type="dxa" w:w="3648"/>
             <w:vAlign w:val="center"/>
             <w:tcMar>
               <w:top w:w="85" w:type="dxa"/>
@@ -11198,7 +11359,7 @@
         </w:trPr>
         <w:tc>
           <w:tcPr>
-            <w:tcW w:type="dxa" w:w="2700"/>
+            <w:tcW w:type="dxa" w:w="2785"/>
             <w:vAlign w:val="center"/>
             <w:tcMar>
               <w:top w:w="85" w:type="dxa"/>
@@ -11223,7 +11384,7 @@
         </w:tc>
         <w:tc>
           <w:tcPr>
-            <w:tcW w:type="dxa" w:w="3690"/>
+            <w:tcW w:type="dxa" w:w="3648"/>
             <w:vAlign w:val="center"/>
             <w:tcMar>
               <w:top w:w="85" w:type="dxa"/>
@@ -11248,7 +11409,7 @@
         </w:tc>
         <w:tc>
           <w:tcPr>
-            <w:tcW w:type="dxa" w:w="3690"/>
+            <w:tcW w:type="dxa" w:w="3648"/>
             <w:vAlign w:val="center"/>
             <w:tcMar>
               <w:top w:w="85" w:type="dxa"/>
@@ -11278,7 +11439,7 @@
         </w:trPr>
         <w:tc>
           <w:tcPr>
-            <w:tcW w:type="dxa" w:w="2700"/>
+            <w:tcW w:type="dxa" w:w="2785"/>
             <w:vAlign w:val="center"/>
             <w:tcMar>
               <w:top w:w="85" w:type="dxa"/>
@@ -11303,7 +11464,7 @@
         </w:tc>
         <w:tc>
           <w:tcPr>
-            <w:tcW w:type="dxa" w:w="3690"/>
+            <w:tcW w:type="dxa" w:w="3648"/>
             <w:vAlign w:val="center"/>
             <w:tcMar>
               <w:top w:w="85" w:type="dxa"/>
@@ -11328,7 +11489,7 @@
         </w:tc>
         <w:tc>
           <w:tcPr>
-            <w:tcW w:type="dxa" w:w="3690"/>
+            <w:tcW w:type="dxa" w:w="3648"/>
             <w:vAlign w:val="center"/>
             <w:tcMar>
               <w:top w:w="85" w:type="dxa"/>
@@ -11358,7 +11519,7 @@
         </w:trPr>
         <w:tc>
           <w:tcPr>
-            <w:tcW w:type="dxa" w:w="2700"/>
+            <w:tcW w:type="dxa" w:w="2785"/>
             <w:vAlign w:val="center"/>
             <w:tcMar>
               <w:top w:w="85" w:type="dxa"/>
@@ -11383,7 +11544,7 @@
         </w:tc>
         <w:tc>
           <w:tcPr>
-            <w:tcW w:type="dxa" w:w="3690"/>
+            <w:tcW w:type="dxa" w:w="3648"/>
             <w:vAlign w:val="center"/>
             <w:tcMar>
               <w:top w:w="85" w:type="dxa"/>
@@ -11408,7 +11569,7 @@
         </w:tc>
         <w:tc>
           <w:tcPr>
-            <w:tcW w:type="dxa" w:w="3690"/>
+            <w:tcW w:type="dxa" w:w="3648"/>
             <w:vAlign w:val="center"/>
             <w:tcMar>
               <w:top w:w="85" w:type="dxa"/>
@@ -11438,7 +11599,7 @@
         </w:trPr>
         <w:tc>
           <w:tcPr>
-            <w:tcW w:type="dxa" w:w="2700"/>
+            <w:tcW w:type="dxa" w:w="2785"/>
             <w:vAlign w:val="center"/>
             <w:tcMar>
               <w:top w:w="85" w:type="dxa"/>
@@ -11463,7 +11624,7 @@
         </w:tc>
         <w:tc>
           <w:tcPr>
-            <w:tcW w:type="dxa" w:w="3690"/>
+            <w:tcW w:type="dxa" w:w="3648"/>
             <w:vAlign w:val="center"/>
             <w:tcMar>
               <w:top w:w="85" w:type="dxa"/>
@@ -11488,7 +11649,7 @@
         </w:tc>
         <w:tc>
           <w:tcPr>
-            <w:tcW w:type="dxa" w:w="3690"/>
+            <w:tcW w:type="dxa" w:w="3648"/>
             <w:vAlign w:val="center"/>
             <w:tcMar>
               <w:top w:w="85" w:type="dxa"/>
@@ -11518,7 +11679,7 @@
         </w:trPr>
         <w:tc>
           <w:tcPr>
-            <w:tcW w:type="dxa" w:w="2700"/>
+            <w:tcW w:type="dxa" w:w="2785"/>
             <w:vAlign w:val="center"/>
             <w:tcMar>
               <w:top w:w="85" w:type="dxa"/>
@@ -11543,7 +11704,7 @@
         </w:tc>
         <w:tc>
           <w:tcPr>
-            <w:tcW w:type="dxa" w:w="3690"/>
+            <w:tcW w:type="dxa" w:w="3648"/>
             <w:vAlign w:val="center"/>
             <w:tcMar>
               <w:top w:w="85" w:type="dxa"/>
@@ -11568,7 +11729,7 @@
         </w:tc>
         <w:tc>
           <w:tcPr>
-            <w:tcW w:type="dxa" w:w="3690"/>
+            <w:tcW w:type="dxa" w:w="3648"/>
             <w:vAlign w:val="center"/>
             <w:tcMar>
               <w:top w:w="85" w:type="dxa"/>
@@ -11598,7 +11759,7 @@
         </w:trPr>
         <w:tc>
           <w:tcPr>
-            <w:tcW w:type="dxa" w:w="2700"/>
+            <w:tcW w:type="dxa" w:w="2785"/>
             <w:vAlign w:val="center"/>
             <w:tcMar>
               <w:top w:w="85" w:type="dxa"/>
@@ -11623,7 +11784,7 @@
         </w:tc>
         <w:tc>
           <w:tcPr>
-            <w:tcW w:type="dxa" w:w="3690"/>
+            <w:tcW w:type="dxa" w:w="3648"/>
             <w:vAlign w:val="center"/>
             <w:tcMar>
               <w:top w:w="85" w:type="dxa"/>
@@ -11648,7 +11809,7 @@
         </w:tc>
         <w:tc>
           <w:tcPr>
-            <w:tcW w:type="dxa" w:w="3690"/>
+            <w:tcW w:type="dxa" w:w="3648"/>
             <w:vAlign w:val="center"/>
             <w:tcMar>
               <w:top w:w="85" w:type="dxa"/>
@@ -11678,7 +11839,7 @@
         </w:trPr>
         <w:tc>
           <w:tcPr>
-            <w:tcW w:type="dxa" w:w="2700"/>
+            <w:tcW w:type="dxa" w:w="2785"/>
             <w:vAlign w:val="center"/>
             <w:tcMar>
               <w:top w:w="85" w:type="dxa"/>
@@ -11703,7 +11864,7 @@
         </w:tc>
         <w:tc>
           <w:tcPr>
-            <w:tcW w:type="dxa" w:w="3690"/>
+            <w:tcW w:type="dxa" w:w="3648"/>
             <w:vAlign w:val="center"/>
             <w:tcMar>
               <w:top w:w="85" w:type="dxa"/>
@@ -11728,7 +11889,7 @@
         </w:tc>
         <w:tc>
           <w:tcPr>
-            <w:tcW w:type="dxa" w:w="3690"/>
+            <w:tcW w:type="dxa" w:w="3648"/>
             <w:vAlign w:val="center"/>
             <w:tcMar>
               <w:top w:w="85" w:type="dxa"/>
@@ -11758,7 +11919,7 @@
         </w:trPr>
         <w:tc>
           <w:tcPr>
-            <w:tcW w:type="dxa" w:w="2700"/>
+            <w:tcW w:type="dxa" w:w="2785"/>
             <w:vAlign w:val="center"/>
             <w:tcMar>
               <w:top w:w="85" w:type="dxa"/>
@@ -11783,7 +11944,7 @@
         </w:tc>
         <w:tc>
           <w:tcPr>
-            <w:tcW w:type="dxa" w:w="3690"/>
+            <w:tcW w:type="dxa" w:w="3648"/>
             <w:vAlign w:val="center"/>
             <w:tcMar>
               <w:top w:w="85" w:type="dxa"/>
@@ -11808,7 +11969,7 @@
         </w:tc>
         <w:tc>
           <w:tcPr>
-            <w:tcW w:type="dxa" w:w="3690"/>
+            <w:tcW w:type="dxa" w:w="3648"/>
             <w:vAlign w:val="center"/>
             <w:tcMar>
               <w:top w:w="85" w:type="dxa"/>
@@ -11838,7 +11999,7 @@
         </w:trPr>
         <w:tc>
           <w:tcPr>
-            <w:tcW w:type="dxa" w:w="2700"/>
+            <w:tcW w:type="dxa" w:w="2785"/>
             <w:vAlign w:val="center"/>
             <w:tcMar>
               <w:top w:w="85" w:type="dxa"/>
@@ -11863,7 +12024,7 @@
         </w:tc>
         <w:tc>
           <w:tcPr>
-            <w:tcW w:type="dxa" w:w="3690"/>
+            <w:tcW w:type="dxa" w:w="3648"/>
             <w:vAlign w:val="center"/>
             <w:tcMar>
               <w:top w:w="85" w:type="dxa"/>
@@ -11888,7 +12049,7 @@
         </w:tc>
         <w:tc>
           <w:tcPr>
-            <w:tcW w:type="dxa" w:w="3690"/>
+            <w:tcW w:type="dxa" w:w="3648"/>
             <w:vAlign w:val="center"/>
             <w:tcMar>
               <w:top w:w="85" w:type="dxa"/>
@@ -11918,7 +12079,7 @@
         </w:trPr>
         <w:tc>
           <w:tcPr>
-            <w:tcW w:type="dxa" w:w="2700"/>
+            <w:tcW w:type="dxa" w:w="2785"/>
             <w:vAlign w:val="center"/>
             <w:tcMar>
               <w:top w:w="85" w:type="dxa"/>
@@ -11943,7 +12104,7 @@
         </w:tc>
         <w:tc>
           <w:tcPr>
-            <w:tcW w:type="dxa" w:w="3690"/>
+            <w:tcW w:type="dxa" w:w="3648"/>
             <w:vAlign w:val="center"/>
             <w:tcMar>
               <w:top w:w="85" w:type="dxa"/>
@@ -11968,7 +12129,7 @@
         </w:tc>
         <w:tc>
           <w:tcPr>
-            <w:tcW w:type="dxa" w:w="3690"/>
+            <w:tcW w:type="dxa" w:w="3648"/>
             <w:vAlign w:val="center"/>
             <w:tcMar>
               <w:top w:w="85" w:type="dxa"/>
@@ -11998,7 +12159,7 @@
         </w:trPr>
         <w:tc>
           <w:tcPr>
-            <w:tcW w:type="dxa" w:w="2700"/>
+            <w:tcW w:type="dxa" w:w="2785"/>
             <w:vAlign w:val="center"/>
             <w:tcMar>
               <w:top w:w="85" w:type="dxa"/>
@@ -12017,13 +12178,13 @@
                 <w:color w:val="000000"/>
                 <w:sz w:val="20"/>
               </w:rPr>
-              <w:t>Нет оценки хлыстов</w:t>
-            </w:r>
-          </w:p>
-        </w:tc>
-        <w:tc>
-          <w:tcPr>
-            <w:tcW w:type="dxa" w:w="3690"/>
+              <w:t>Паспорт соединений «не сформирован»</w:t>
+            </w:r>
+          </w:p>
+        </w:tc>
+        <w:tc>
+          <w:tcPr>
+            <w:tcW w:type="dxa" w:w="3648"/>
             <w:vAlign w:val="center"/>
             <w:tcMar>
               <w:top w:w="85" w:type="dxa"/>
@@ -12042,13 +12203,13 @@
                 <w:color w:val="000000"/>
                 <w:sz w:val="20"/>
               </w:rPr>
-              <w:t>Выбрана часть её области либо режим «только кляммеры»</w:t>
-            </w:r>
-          </w:p>
-        </w:tc>
-        <w:tc>
-          <w:tcPr>
-            <w:tcW w:type="dxa" w:w="3690"/>
+              <w:t>Старый результат, ручные детали либо неподдержанный случай без данных соединений</w:t>
+            </w:r>
+          </w:p>
+        </w:tc>
+        <w:tc>
+          <w:tcPr>
+            <w:tcW w:type="dxa" w:w="3648"/>
             <w:vAlign w:val="center"/>
             <w:tcMar>
               <w:top w:w="85" w:type="dxa"/>
@@ -12067,7 +12228,7 @@
                 <w:color w:val="000000"/>
                 <w:sz w:val="20"/>
               </w:rPr>
-              <w:t>Прочитать объяснение; при необходимости выбрать всю область. Не подменять отсутствие оценки нулём</w:t>
+              <w:t>Прочитать причину; для поддержанного нового результата повторить ATFRAME. Отсутствующие сведения не заменять нулём</w:t>
             </w:r>
           </w:p>
         </w:tc>
@@ -12078,7 +12239,7 @@
         </w:trPr>
         <w:tc>
           <w:tcPr>
-            <w:tcW w:type="dxa" w:w="2700"/>
+            <w:tcW w:type="dxa" w:w="2785"/>
             <w:vAlign w:val="center"/>
             <w:tcMar>
               <w:top w:w="85" w:type="dxa"/>
@@ -12097,13 +12258,13 @@
                 <w:color w:val="000000"/>
                 <w:sz w:val="20"/>
               </w:rPr>
-              <w:t>Раскрой требует всю группу зон</w:t>
-            </w:r>
-          </w:p>
-        </w:tc>
-        <w:tc>
-          <w:tcPr>
-            <w:tcW w:type="dxa" w:w="3690"/>
+              <w:t>Не удаётся обновить таблицу другим видом подсистемы</w:t>
+            </w:r>
+          </w:p>
+        </w:tc>
+        <w:tc>
+          <w:tcPr>
+            <w:tcW w:type="dxa" w:w="3648"/>
             <w:vAlign w:val="center"/>
             <w:tcMar>
               <w:top w:w="85" w:type="dxa"/>
@@ -12122,13 +12283,13 @@
                 <w:color w:val="000000"/>
                 <w:sz w:val="20"/>
               </w:rPr>
-              <w:t>Выбрана только часть общей раскладки</w:t>
-            </w:r>
-          </w:p>
-        </w:tc>
-        <w:tc>
-          <w:tcPr>
-            <w:tcW w:type="dxa" w:w="3690"/>
+              <w:t>Выбраны «Элементы» вместо «Соединения» либо наоборот</w:t>
+            </w:r>
+          </w:p>
+        </w:tc>
+        <w:tc>
+          <w:tcPr>
+            <w:tcW w:type="dxa" w:w="3648"/>
             <w:vAlign w:val="center"/>
             <w:tcMar>
               <w:top w:w="85" w:type="dxa"/>
@@ -12147,7 +12308,7 @@
                 <w:color w:val="000000"/>
                 <w:sz w:val="20"/>
               </w:rPr>
-              <w:t>Выбрать всю указанную область либо «Детали» без раскроя</w:t>
+              <w:t>Повторить команду с тем же видом, что у целевой таблицы</w:t>
             </w:r>
           </w:p>
         </w:tc>
@@ -12158,7 +12319,7 @@
         </w:trPr>
         <w:tc>
           <w:tcPr>
-            <w:tcW w:type="dxa" w:w="2700"/>
+            <w:tcW w:type="dxa" w:w="2785"/>
             <w:vAlign w:val="center"/>
             <w:tcMar>
               <w:top w:w="85" w:type="dxa"/>
@@ -12177,13 +12338,13 @@
                 <w:color w:val="000000"/>
                 <w:sz w:val="20"/>
               </w:rPr>
-              <w:t>Скопированная марка или штриховка не принимается</w:t>
-            </w:r>
-          </w:p>
-        </w:tc>
-        <w:tc>
-          <w:tcPr>
-            <w:tcW w:type="dxa" w:w="3690"/>
+              <w:t>Нет оценки хлыстов</w:t>
+            </w:r>
+          </w:p>
+        </w:tc>
+        <w:tc>
+          <w:tcPr>
+            <w:tcW w:type="dxa" w:w="3648"/>
             <w:vAlign w:val="center"/>
             <w:tcMar>
               <w:top w:w="85" w:type="dxa"/>
@@ -12202,13 +12363,13 @@
                 <w:color w:val="000000"/>
                 <w:sz w:val="20"/>
               </w:rPr>
-              <w:t>COPY не подтверждает актуальность зоны/раскладки</w:t>
-            </w:r>
-          </w:p>
-        </w:tc>
-        <w:tc>
-          <w:tcPr>
-            <w:tcW w:type="dxa" w:w="3690"/>
+              <w:t>Выбрана часть её области либо режим «только кляммеры»</w:t>
+            </w:r>
+          </w:p>
+        </w:tc>
+        <w:tc>
+          <w:tcPr>
+            <w:tcW w:type="dxa" w:w="3648"/>
             <w:vAlign w:val="center"/>
             <w:tcMar>
               <w:top w:w="85" w:type="dxa"/>
@@ -12227,7 +12388,7 @@
                 <w:color w:val="000000"/>
                 <w:sz w:val="20"/>
               </w:rPr>
-              <w:t>По исходным контурам копии создать собственную зону и повторить цепочку</w:t>
+              <w:t>Прочитать объяснение; при необходимости выбрать всю область. Не подменять отсутствие оценки нулём</w:t>
             </w:r>
           </w:p>
         </w:tc>
@@ -12238,7 +12399,7 @@
         </w:trPr>
         <w:tc>
           <w:tcPr>
-            <w:tcW w:type="dxa" w:w="2700"/>
+            <w:tcW w:type="dxa" w:w="2785"/>
             <w:vAlign w:val="center"/>
             <w:tcMar>
               <w:top w:w="85" w:type="dxa"/>
@@ -12257,13 +12418,13 @@
                 <w:color w:val="000000"/>
                 <w:sz w:val="20"/>
               </w:rPr>
-              <w:t>Две одинаковые марки зоны</w:t>
-            </w:r>
-          </w:p>
-        </w:tc>
-        <w:tc>
-          <w:tcPr>
-            <w:tcW w:type="dxa" w:w="3690"/>
+              <w:t>Раскрой требует всю группу зон</w:t>
+            </w:r>
+          </w:p>
+        </w:tc>
+        <w:tc>
+          <w:tcPr>
+            <w:tcW w:type="dxa" w:w="3648"/>
             <w:vAlign w:val="center"/>
             <w:tcMar>
               <w:top w:w="85" w:type="dxa"/>
@@ -12282,13 +12443,13 @@
                 <w:color w:val="000000"/>
                 <w:sz w:val="20"/>
               </w:rPr>
-              <w:t>Повторное создание/копирование без новой идентичности</w:t>
-            </w:r>
-          </w:p>
-        </w:tc>
-        <w:tc>
-          <w:tcPr>
-            <w:tcW w:type="dxa" w:w="3690"/>
+              <w:t>Выбрана только часть общей раскладки</w:t>
+            </w:r>
+          </w:p>
+        </w:tc>
+        <w:tc>
+          <w:tcPr>
+            <w:tcW w:type="dxa" w:w="3648"/>
             <w:vAlign w:val="center"/>
             <w:tcMar>
               <w:top w:w="85" w:type="dxa"/>
@@ -12307,7 +12468,7 @@
                 <w:color w:val="000000"/>
                 <w:sz w:val="20"/>
               </w:rPr>
-              <w:t>Отменить сомнительное действие; назначить самостоятельную зону копии</w:t>
+              <w:t>Выбрать всю указанную область либо «Детали» без раскроя</w:t>
             </w:r>
           </w:p>
         </w:tc>
@@ -12318,7 +12479,7 @@
         </w:trPr>
         <w:tc>
           <w:tcPr>
-            <w:tcW w:type="dxa" w:w="2700"/>
+            <w:tcW w:type="dxa" w:w="2785"/>
             <w:vAlign w:val="center"/>
             <w:tcMar>
               <w:top w:w="85" w:type="dxa"/>
@@ -12337,13 +12498,13 @@
                 <w:color w:val="000000"/>
                 <w:sz w:val="20"/>
               </w:rPr>
-              <w:t>В ATTILE рисунок начинается не там</w:t>
-            </w:r>
-          </w:p>
-        </w:tc>
-        <w:tc>
-          <w:tcPr>
-            <w:tcW w:type="dxa" w:w="3690"/>
+              <w:t>Скопированная марка или штриховка не принимается</w:t>
+            </w:r>
+          </w:p>
+        </w:tc>
+        <w:tc>
+          <w:tcPr>
+            <w:tcW w:type="dxa" w:w="3648"/>
             <w:vAlign w:val="center"/>
             <w:tcMar>
               <w:top w:w="85" w:type="dxa"/>
@@ -12362,13 +12523,13 @@
                 <w:color w:val="000000"/>
                 <w:sz w:val="20"/>
               </w:rPr>
-              <w:t>Изменён отсчёт/общая точка/«основная стена»</w:t>
-            </w:r>
-          </w:p>
-        </w:tc>
-        <w:tc>
-          <w:tcPr>
-            <w:tcW w:type="dxa" w:w="3690"/>
+              <w:t>COPY не подтверждает актуальность зоны/раскладки</w:t>
+            </w:r>
+          </w:p>
+        </w:tc>
+        <w:tc>
+          <w:tcPr>
+            <w:tcW w:type="dxa" w:w="3648"/>
             <w:vAlign w:val="center"/>
             <w:tcMar>
               <w:top w:w="85" w:type="dxa"/>
@@ -12387,7 +12548,7 @@
                 <w:color w:val="000000"/>
                 <w:sz w:val="20"/>
               </w:rPr>
-              <w:t>Проверить раздел 4 и повторить на одной зоне</w:t>
+              <w:t>По исходным контурам копии создать собственную зону и повторить цепочку</w:t>
             </w:r>
           </w:p>
         </w:tc>
@@ -12398,7 +12559,7 @@
         </w:trPr>
         <w:tc>
           <w:tcPr>
-            <w:tcW w:type="dxa" w:w="2700"/>
+            <w:tcW w:type="dxa" w:w="2785"/>
             <w:vAlign w:val="center"/>
             <w:tcMar>
               <w:top w:w="85" w:type="dxa"/>
@@ -12417,13 +12578,13 @@
                 <w:color w:val="000000"/>
                 <w:sz w:val="20"/>
               </w:rPr>
-              <w:t>Цвета образца не совпали</w:t>
-            </w:r>
-          </w:p>
-        </w:tc>
-        <w:tc>
-          <w:tcPr>
-            <w:tcW w:type="dxa" w:w="3690"/>
+              <w:t>Две одинаковые марки зоны</w:t>
+            </w:r>
+          </w:p>
+        </w:tc>
+        <w:tc>
+          <w:tcPr>
+            <w:tcW w:type="dxa" w:w="3648"/>
             <w:vAlign w:val="center"/>
             <w:tcMar>
               <w:top w:w="85" w:type="dxa"/>
@@ -12442,13 +12603,13 @@
                 <w:color w:val="000000"/>
                 <w:sz w:val="20"/>
               </w:rPr>
-              <w:t>Типы на разных/неверных слоях, выбрана лишняя графика</w:t>
-            </w:r>
-          </w:p>
-        </w:tc>
-        <w:tc>
-          <w:tcPr>
-            <w:tcW w:type="dxa" w:w="3690"/>
+              <w:t>Повторное создание/копирование без новой идентичности</w:t>
+            </w:r>
+          </w:p>
+        </w:tc>
+        <w:tc>
+          <w:tcPr>
+            <w:tcW w:type="dxa" w:w="3648"/>
             <w:vAlign w:val="center"/>
             <w:tcMar>
               <w:top w:w="85" w:type="dxa"/>
@@ -12467,7 +12628,7 @@
                 <w:color w:val="000000"/>
                 <w:sz w:val="20"/>
               </w:rPr>
-              <w:t>Упростить образец, проверить слои типов, повторить небольшой участок</w:t>
+              <w:t>Отменить сомнительное действие; назначить самостоятельную зону копии</w:t>
             </w:r>
           </w:p>
         </w:tc>
@@ -12478,7 +12639,7 @@
         </w:trPr>
         <w:tc>
           <w:tcPr>
-            <w:tcW w:type="dxa" w:w="2700"/>
+            <w:tcW w:type="dxa" w:w="2785"/>
             <w:vAlign w:val="center"/>
             <w:tcMar>
               <w:top w:w="85" w:type="dxa"/>
@@ -12497,13 +12658,13 @@
                 <w:color w:val="000000"/>
                 <w:sz w:val="20"/>
               </w:rPr>
-              <w:t>Очень узкие полоски отсутствуют</w:t>
-            </w:r>
-          </w:p>
-        </w:tc>
-        <w:tc>
-          <w:tcPr>
-            <w:tcW w:type="dxa" w:w="3690"/>
+              <w:t>В ATTILE рисунок начинается не там</w:t>
+            </w:r>
+          </w:p>
+        </w:tc>
+        <w:tc>
+          <w:tcPr>
+            <w:tcW w:type="dxa" w:w="3648"/>
             <w:vAlign w:val="center"/>
             <w:tcMar>
               <w:top w:w="85" w:type="dxa"/>
@@ -12522,13 +12683,13 @@
                 <w:color w:val="000000"/>
                 <w:sz w:val="20"/>
               </w:rPr>
-              <w:t>Сработал порог «не класть куски тоньше»</w:t>
-            </w:r>
-          </w:p>
-        </w:tc>
-        <w:tc>
-          <w:tcPr>
-            <w:tcW w:type="dxa" w:w="3690"/>
+              <w:t>Изменён отсчёт/общая точка/«основная стена»</w:t>
+            </w:r>
+          </w:p>
+        </w:tc>
+        <w:tc>
+          <w:tcPr>
+            <w:tcW w:type="dxa" w:w="3648"/>
             <w:vAlign w:val="center"/>
             <w:tcMar>
               <w:top w:w="85" w:type="dxa"/>
@@ -12547,7 +12708,7 @@
                 <w:color w:val="000000"/>
                 <w:sz w:val="20"/>
               </w:rPr>
-              <w:t>Прочитать число исключений; изменить технологию/отсчёт осознанно</w:t>
+              <w:t>Проверить раздел 4 и повторить на одной зоне</w:t>
             </w:r>
           </w:p>
         </w:tc>
@@ -12558,7 +12719,7 @@
         </w:trPr>
         <w:tc>
           <w:tcPr>
-            <w:tcW w:type="dxa" w:w="2700"/>
+            <w:tcW w:type="dxa" w:w="2785"/>
             <w:vAlign w:val="center"/>
             <w:tcMar>
               <w:top w:w="85" w:type="dxa"/>
@@ -12577,13 +12738,13 @@
                 <w:color w:val="000000"/>
                 <w:sz w:val="20"/>
               </w:rPr>
-              <w:t>В ATFRAME нет осей раскладки</w:t>
-            </w:r>
-          </w:p>
-        </w:tc>
-        <w:tc>
-          <w:tcPr>
-            <w:tcW w:type="dxa" w:w="3690"/>
+              <w:t>Цвета образца не совпали</w:t>
+            </w:r>
+          </w:p>
+        </w:tc>
+        <w:tc>
+          <w:tcPr>
+            <w:tcW w:type="dxa" w:w="3648"/>
             <w:vAlign w:val="center"/>
             <w:tcMar>
               <w:top w:w="85" w:type="dxa"/>
@@ -12602,13 +12763,13 @@
                 <w:color w:val="000000"/>
                 <w:sz w:val="20"/>
               </w:rPr>
-              <w:t>Выбрана другая зона или старая метка</w:t>
-            </w:r>
-          </w:p>
-        </w:tc>
-        <w:tc>
-          <w:tcPr>
-            <w:tcW w:type="dxa" w:w="3690"/>
+              <w:t>Типы на разных/неверных слоях, выбрана лишняя графика</w:t>
+            </w:r>
+          </w:p>
+        </w:tc>
+        <w:tc>
+          <w:tcPr>
+            <w:tcW w:type="dxa" w:w="3648"/>
             <w:vAlign w:val="center"/>
             <w:tcMar>
               <w:top w:w="85" w:type="dxa"/>
@@ -12627,7 +12788,7 @@
                 <w:color w:val="000000"/>
                 <w:sz w:val="20"/>
               </w:rPr>
-              <w:t>Отменить; выполнить ATTILE по правильной зоне, затем ATFRAME</w:t>
+              <w:t>Упростить образец, проверить слои типов, повторить небольшой участок</w:t>
             </w:r>
           </w:p>
         </w:tc>
@@ -12638,7 +12799,7 @@
         </w:trPr>
         <w:tc>
           <w:tcPr>
-            <w:tcW w:type="dxa" w:w="2700"/>
+            <w:tcW w:type="dxa" w:w="2785"/>
             <w:vAlign w:val="center"/>
             <w:tcMar>
               <w:top w:w="85" w:type="dxa"/>
@@ -12657,13 +12818,13 @@
                 <w:color w:val="000000"/>
                 <w:sz w:val="20"/>
               </w:rPr>
-              <w:t>Кляммеров нет у бетонной плитки</w:t>
-            </w:r>
-          </w:p>
-        </w:tc>
-        <w:tc>
-          <w:tcPr>
-            <w:tcW w:type="dxa" w:w="3690"/>
+              <w:t>Очень узкие полоски отсутствуют</w:t>
+            </w:r>
+          </w:p>
+        </w:tc>
+        <w:tc>
+          <w:tcPr>
+            <w:tcW w:type="dxa" w:w="3648"/>
             <w:vAlign w:val="center"/>
             <w:tcMar>
               <w:top w:w="85" w:type="dxa"/>
@@ -12682,13 +12843,13 @@
                 <w:color w:val="000000"/>
                 <w:sz w:val="20"/>
               </w:rPr>
-              <w:t>В этом режиме применяются шины</w:t>
-            </w:r>
-          </w:p>
-        </w:tc>
-        <w:tc>
-          <w:tcPr>
-            <w:tcW w:type="dxa" w:w="3690"/>
+              <w:t>Сработал порог «не класть куски тоньше»</w:t>
+            </w:r>
+          </w:p>
+        </w:tc>
+        <w:tc>
+          <w:tcPr>
+            <w:tcW w:type="dxa" w:w="3648"/>
             <w:vAlign w:val="center"/>
             <w:tcMar>
               <w:top w:w="85" w:type="dxa"/>
@@ -12707,7 +12868,7 @@
                 <w:color w:val="000000"/>
                 <w:sz w:val="20"/>
               </w:rPr>
-              <w:t>Проверить количество шин; это ожидаемое поведение</w:t>
+              <w:t>Прочитать число исключений; изменить технологию/отсчёт осознанно</w:t>
             </w:r>
           </w:p>
         </w:tc>
@@ -12718,7 +12879,7 @@
         </w:trPr>
         <w:tc>
           <w:tcPr>
-            <w:tcW w:type="dxa" w:w="2700"/>
+            <w:tcW w:type="dxa" w:w="2785"/>
             <w:vAlign w:val="center"/>
             <w:tcMar>
               <w:top w:w="85" w:type="dxa"/>
@@ -12737,13 +12898,13 @@
                 <w:color w:val="000000"/>
                 <w:sz w:val="20"/>
               </w:rPr>
-              <w:t>Не удаётся построить шину без опоры</w:t>
-            </w:r>
-          </w:p>
-        </w:tc>
-        <w:tc>
-          <w:tcPr>
-            <w:tcW w:type="dxa" w:w="3690"/>
+              <w:t>В ATFRAME нет осей раскладки</w:t>
+            </w:r>
+          </w:p>
+        </w:tc>
+        <w:tc>
+          <w:tcPr>
+            <w:tcW w:type="dxa" w:w="3648"/>
             <w:vAlign w:val="center"/>
             <w:tcMar>
               <w:top w:w="85" w:type="dxa"/>
@@ -12762,13 +12923,13 @@
                 <w:color w:val="000000"/>
                 <w:sz w:val="20"/>
               </w:rPr>
-              <w:t>Для короткого участка нет направляющей</w:t>
-            </w:r>
-          </w:p>
-        </w:tc>
-        <w:tc>
-          <w:tcPr>
-            <w:tcW w:type="dxa" w:w="3690"/>
+              <w:t>Выбрана другая зона или старая метка</w:t>
+            </w:r>
+          </w:p>
+        </w:tc>
+        <w:tc>
+          <w:tcPr>
+            <w:tcW w:type="dxa" w:w="3648"/>
             <w:vAlign w:val="center"/>
             <w:tcMar>
               <w:top w:w="85" w:type="dxa"/>
@@ -12787,7 +12948,7 @@
                 <w:color w:val="000000"/>
                 <w:sz w:val="20"/>
               </w:rPr>
-              <w:t>Проверить координату из сообщения; изменить разбиение/шаг по проекту, пересчитать</w:t>
+              <w:t>Отменить; выполнить ATTILE по правильной зоне, затем ATFRAME</w:t>
             </w:r>
           </w:p>
         </w:tc>
@@ -12798,7 +12959,7 @@
         </w:trPr>
         <w:tc>
           <w:tcPr>
-            <w:tcW w:type="dxa" w:w="2700"/>
+            <w:tcW w:type="dxa" w:w="2785"/>
             <w:vAlign w:val="center"/>
             <w:tcMar>
               <w:top w:w="85" w:type="dxa"/>
@@ -12817,13 +12978,13 @@
                 <w:color w:val="000000"/>
                 <w:sz w:val="20"/>
               </w:rPr>
-              <w:t>Межэтажный расчёт недоступен</w:t>
-            </w:r>
-          </w:p>
-        </w:tc>
-        <w:tc>
-          <w:tcPr>
-            <w:tcW w:type="dxa" w:w="3690"/>
+              <w:t>Кляммеров нет у бетонной плитки</w:t>
+            </w:r>
+          </w:p>
+        </w:tc>
+        <w:tc>
+          <w:tcPr>
+            <w:tcW w:type="dxa" w:w="3648"/>
             <w:vAlign w:val="center"/>
             <w:tcMar>
               <w:top w:w="85" w:type="dxa"/>
@@ -12842,13 +13003,13 @@
                 <w:color w:val="000000"/>
                 <w:sz w:val="20"/>
               </w:rPr>
-              <w:t>Статическая модель НСП не подтверждена</w:t>
-            </w:r>
-          </w:p>
-        </w:tc>
-        <w:tc>
-          <w:tcPr>
-            <w:tcW w:type="dxa" w:w="3690"/>
+              <w:t>В этом режиме применяются шины</w:t>
+            </w:r>
+          </w:p>
+        </w:tc>
+        <w:tc>
+          <w:tcPr>
+            <w:tcW w:type="dxa" w:w="3648"/>
             <w:vAlign w:val="center"/>
             <w:tcMar>
               <w:top w:w="85" w:type="dxa"/>
@@ -12867,7 +13028,7 @@
                 <w:color w:val="000000"/>
                 <w:sz w:val="20"/>
               </w:rPr>
-              <w:t>Передать конструктору; ручную геометрию строить только по отдельному проекту</w:t>
+              <w:t>Проверить количество шин; это ожидаемое поведение</w:t>
             </w:r>
           </w:p>
         </w:tc>
@@ -12878,7 +13039,7 @@
         </w:trPr>
         <w:tc>
           <w:tcPr>
-            <w:tcW w:type="dxa" w:w="2700"/>
+            <w:tcW w:type="dxa" w:w="2785"/>
             <w:vAlign w:val="center"/>
             <w:tcMar>
               <w:top w:w="85" w:type="dxa"/>
@@ -12897,13 +13058,13 @@
                 <w:color w:val="000000"/>
                 <w:sz w:val="20"/>
               </w:rPr>
-              <w:t>Расчёт отклонён из-за опор или пролётов</w:t>
-            </w:r>
-          </w:p>
-        </w:tc>
-        <w:tc>
-          <w:tcPr>
-            <w:tcW w:type="dxa" w:w="3690"/>
+              <w:t>Не удаётся построить шину без опоры</w:t>
+            </w:r>
+          </w:p>
+        </w:tc>
+        <w:tc>
+          <w:tcPr>
+            <w:tcW w:type="dxa" w:w="3648"/>
             <w:vAlign w:val="center"/>
             <w:tcMar>
               <w:top w:w="85" w:type="dxa"/>
@@ -12922,13 +13083,13 @@
                 <w:color w:val="000000"/>
                 <w:sz w:val="20"/>
               </w:rPr>
-              <w:t>Отдельный кусок не соответствует принятой модели</w:t>
-            </w:r>
-          </w:p>
-        </w:tc>
-        <w:tc>
-          <w:tcPr>
-            <w:tcW w:type="dxa" w:w="3690"/>
+              <w:t>Для короткого участка нет направляющей</w:t>
+            </w:r>
+          </w:p>
+        </w:tc>
+        <w:tc>
+          <w:tcPr>
+            <w:tcW w:type="dxa" w:w="3648"/>
             <w:vAlign w:val="center"/>
             <w:tcMar>
               <w:top w:w="85" w:type="dxa"/>
@@ -12947,7 +13108,7 @@
                 <w:color w:val="000000"/>
                 <w:sz w:val="20"/>
               </w:rPr>
-              <w:t>Проверить опоры, проёмы и стыки с конструктором; не подбирать параметры ради снятия отказа</w:t>
+              <w:t>Проверить координату из сообщения; изменить разбиение/шаг по проекту, пересчитать</w:t>
             </w:r>
           </w:p>
         </w:tc>
@@ -12958,7 +13119,7 @@
         </w:trPr>
         <w:tc>
           <w:tcPr>
-            <w:tcW w:type="dxa" w:w="2700"/>
+            <w:tcW w:type="dxa" w:w="2785"/>
             <w:vAlign w:val="center"/>
             <w:tcMar>
               <w:top w:w="85" w:type="dxa"/>
@@ -12977,13 +13138,13 @@
                 <w:color w:val="000000"/>
                 <w:sz w:val="20"/>
               </w:rPr>
-              <w:t>Композит с кляммерами не принимается</w:t>
-            </w:r>
-          </w:p>
-        </w:tc>
-        <w:tc>
-          <w:tcPr>
-            <w:tcW w:type="dxa" w:w="3690"/>
+              <w:t>Межэтажный расчёт недоступен</w:t>
+            </w:r>
+          </w:p>
+        </w:tc>
+        <w:tc>
+          <w:tcPr>
+            <w:tcW w:type="dxa" w:w="3648"/>
             <w:vAlign w:val="center"/>
             <w:tcMar>
               <w:top w:w="85" w:type="dxa"/>
@@ -13002,13 +13163,13 @@
                 <w:color w:val="000000"/>
                 <w:sz w:val="20"/>
               </w:rPr>
-              <w:t>Неподходящий состав крепления</w:t>
-            </w:r>
-          </w:p>
-        </w:tc>
-        <w:tc>
-          <w:tcPr>
-            <w:tcW w:type="dxa" w:w="3690"/>
+              <w:t>Статическая модель НСП не подтверждена</w:t>
+            </w:r>
+          </w:p>
+        </w:tc>
+        <w:tc>
+          <w:tcPr>
+            <w:tcW w:type="dxa" w:w="3648"/>
             <w:vAlign w:val="center"/>
             <w:tcMar>
               <w:top w:w="85" w:type="dxa"/>
@@ -13027,7 +13188,7 @@
                 <w:color w:val="000000"/>
                 <w:sz w:val="20"/>
               </w:rPr>
-              <w:t>Выбрать «только подсистему» и проектное решение крепления</w:t>
+              <w:t>Передать конструктору; ручную геометрию строить только по отдельному проекту</w:t>
             </w:r>
           </w:p>
         </w:tc>
@@ -13038,7 +13199,7 @@
         </w:trPr>
         <w:tc>
           <w:tcPr>
-            <w:tcW w:type="dxa" w:w="2700"/>
+            <w:tcW w:type="dxa" w:w="2785"/>
             <w:vAlign w:val="center"/>
             <w:tcMar>
               <w:top w:w="85" w:type="dxa"/>
@@ -13057,13 +13218,13 @@
                 <w:color w:val="000000"/>
                 <w:sz w:val="20"/>
               </w:rPr>
-              <w:t>Таблица слишком большая</w:t>
-            </w:r>
-          </w:p>
-        </w:tc>
-        <w:tc>
-          <w:tcPr>
-            <w:tcW w:type="dxa" w:w="3690"/>
+              <w:t>Расчёт отклонён из-за опор или пролётов</w:t>
+            </w:r>
+          </w:p>
+        </w:tc>
+        <w:tc>
+          <w:tcPr>
+            <w:tcW w:type="dxa" w:w="3648"/>
             <w:vAlign w:val="center"/>
             <w:tcMar>
               <w:top w:w="85" w:type="dxa"/>
@@ -13082,13 +13243,13 @@
                 <w:color w:val="000000"/>
                 <w:sz w:val="20"/>
               </w:rPr>
-              <w:t>Высота текста задана в единицах модели</w:t>
-            </w:r>
-          </w:p>
-        </w:tc>
-        <w:tc>
-          <w:tcPr>
-            <w:tcW w:type="dxa" w:w="3690"/>
+              <w:t>Отдельный кусок не соответствует принятой модели</w:t>
+            </w:r>
+          </w:p>
+        </w:tc>
+        <w:tc>
+          <w:tcPr>
+            <w:tcW w:type="dxa" w:w="3648"/>
             <w:vAlign w:val="center"/>
             <w:tcMar>
               <w:top w:w="85" w:type="dxa"/>
@@ -13107,7 +13268,7 @@
                 <w:color w:val="000000"/>
                 <w:sz w:val="20"/>
               </w:rPr>
-              <w:t>Перестроить таблицу с меньшей высотой текста; контуры не масштабировать</w:t>
+              <w:t>Проверить опоры, проёмы и стыки с конструктором; не подбирать параметры ради снятия отказа</w:t>
             </w:r>
           </w:p>
         </w:tc>
@@ -13118,7 +13279,7 @@
         </w:trPr>
         <w:tc>
           <w:tcPr>
-            <w:tcW w:type="dxa" w:w="2700"/>
+            <w:tcW w:type="dxa" w:w="2785"/>
             <w:vAlign w:val="center"/>
             <w:tcMar>
               <w:top w:w="85" w:type="dxa"/>
@@ -13137,13 +13298,13 @@
                 <w:color w:val="000000"/>
                 <w:sz w:val="20"/>
               </w:rPr>
-              <w:t>После Save As не найдены зоны</w:t>
-            </w:r>
-          </w:p>
-        </w:tc>
-        <w:tc>
-          <w:tcPr>
-            <w:tcW w:type="dxa" w:w="3690"/>
+              <w:t>Композит с кляммерами не принимается</w:t>
+            </w:r>
+          </w:p>
+        </w:tc>
+        <w:tc>
+          <w:tcPr>
+            <w:tcW w:type="dxa" w:w="3648"/>
             <w:vAlign w:val="center"/>
             <w:tcMar>
               <w:top w:w="85" w:type="dxa"/>
@@ -13162,13 +13323,13 @@
                 <w:color w:val="000000"/>
                 <w:sz w:val="20"/>
               </w:rPr>
-              <w:t>Отдельный JSON не перенесён/не соответствует DWG</w:t>
-            </w:r>
-          </w:p>
-        </w:tc>
-        <w:tc>
-          <w:tcPr>
-            <w:tcW w:type="dxa" w:w="3690"/>
+              <w:t>Неподходящий состав крепления</w:t>
+            </w:r>
+          </w:p>
+        </w:tc>
+        <w:tc>
+          <w:tcPr>
+            <w:tcW w:type="dxa" w:w="3648"/>
             <w:vAlign w:val="center"/>
             <w:tcMar>
               <w:top w:w="85" w:type="dxa"/>
@@ -13187,7 +13348,7 @@
                 <w:color w:val="000000"/>
                 <w:sz w:val="20"/>
               </w:rPr>
-              <w:t>Проверить пару файлов и пересчитать/сохранить зоны в новой папке</w:t>
+              <w:t>Выбрать «только подсистему» и проектное решение крепления</w:t>
             </w:r>
           </w:p>
         </w:tc>
@@ -13198,7 +13359,7 @@
         </w:trPr>
         <w:tc>
           <w:tcPr>
-            <w:tcW w:type="dxa" w:w="2700"/>
+            <w:tcW w:type="dxa" w:w="2785"/>
             <w:vAlign w:val="center"/>
             <w:tcMar>
               <w:top w:w="85" w:type="dxa"/>
@@ -13217,13 +13378,13 @@
                 <w:color w:val="000000"/>
                 <w:sz w:val="20"/>
               </w:rPr>
-              <w:t>Вставка идёт долго</w:t>
-            </w:r>
-          </w:p>
-        </w:tc>
-        <w:tc>
-          <w:tcPr>
-            <w:tcW w:type="dxa" w:w="3690"/>
+              <w:t>Таблица слишком большая</w:t>
+            </w:r>
+          </w:p>
+        </w:tc>
+        <w:tc>
+          <w:tcPr>
+            <w:tcW w:type="dxa" w:w="3648"/>
             <w:vAlign w:val="center"/>
             <w:tcMar>
               <w:top w:w="85" w:type="dxa"/>
@@ -13242,13 +13403,13 @@
                 <w:color w:val="000000"/>
                 <w:sz w:val="20"/>
               </w:rPr>
-              <w:t>Большая зона, много разных подрезок или сложные блоки</w:t>
-            </w:r>
-          </w:p>
-        </w:tc>
-        <w:tc>
-          <w:tcPr>
-            <w:tcW w:type="dxa" w:w="3690"/>
+              <w:t>Высота текста задана в единицах модели</w:t>
+            </w:r>
+          </w:p>
+        </w:tc>
+        <w:tc>
+          <w:tcPr>
+            <w:tcW w:type="dxa" w:w="3648"/>
             <w:vAlign w:val="center"/>
             <w:tcMar>
               <w:top w:w="85" w:type="dxa"/>
@@ -13267,7 +13428,7 @@
                 <w:color w:val="000000"/>
                 <w:sz w:val="20"/>
               </w:rPr>
-              <w:t>Дождаться сообщения завершения; первый тест делать на небольшом участке</w:t>
+              <w:t>Перестроить таблицу с меньшей высотой текста; контуры не масштабировать</w:t>
             </w:r>
           </w:p>
         </w:tc>
@@ -13278,7 +13439,7 @@
         </w:trPr>
         <w:tc>
           <w:tcPr>
-            <w:tcW w:type="dxa" w:w="2700"/>
+            <w:tcW w:type="dxa" w:w="2785"/>
             <w:vAlign w:val="center"/>
             <w:tcMar>
               <w:top w:w="85" w:type="dxa"/>
@@ -13297,13 +13458,13 @@
                 <w:color w:val="000000"/>
                 <w:sz w:val="20"/>
               </w:rPr>
-              <w:t>Старая схема линий, предложен ATFZONERESET</w:t>
-            </w:r>
-          </w:p>
-        </w:tc>
-        <w:tc>
-          <w:tcPr>
-            <w:tcW w:type="dxa" w:w="3690"/>
+              <w:t>После Save As не найдены зоны</w:t>
+            </w:r>
+          </w:p>
+        </w:tc>
+        <w:tc>
+          <w:tcPr>
+            <w:tcW w:type="dxa" w:w="3648"/>
             <w:vAlign w:val="center"/>
             <w:tcMar>
               <w:top w:w="85" w:type="dxa"/>
@@ -13322,13 +13483,13 @@
                 <w:color w:val="000000"/>
                 <w:sz w:val="20"/>
               </w:rPr>
-              <w:t>У старых объектов нет безопасных связей</w:t>
-            </w:r>
-          </w:p>
-        </w:tc>
-        <w:tc>
-          <w:tcPr>
-            <w:tcW w:type="dxa" w:w="3690"/>
+              <w:t>Отдельный JSON не перенесён/не соответствует DWG</w:t>
+            </w:r>
+          </w:p>
+        </w:tc>
+        <w:tc>
+          <w:tcPr>
+            <w:tcW w:type="dxa" w:w="3648"/>
             <w:vAlign w:val="center"/>
             <w:tcMar>
               <w:top w:w="85" w:type="dxa"/>
@@ -13347,7 +13508,7 @@
                 <w:color w:val="000000"/>
                 <w:sz w:val="20"/>
               </w:rPr>
-              <w:t>Выполнить главу 10.4 на контрольной копии, выбрать только свой участок</w:t>
+              <w:t>Проверить пару файлов и пересчитать/сохранить зоны в новой папке</w:t>
             </w:r>
           </w:p>
         </w:tc>
@@ -13358,7 +13519,7 @@
         </w:trPr>
         <w:tc>
           <w:tcPr>
-            <w:tcW w:type="dxa" w:w="2700"/>
+            <w:tcW w:type="dxa" w:w="2785"/>
             <w:vAlign w:val="center"/>
             <w:tcMar>
               <w:top w:w="85" w:type="dxa"/>
@@ -13377,13 +13538,173 @@
                 <w:color w:val="000000"/>
                 <w:sz w:val="20"/>
               </w:rPr>
+              <w:t>Вставка идёт долго</w:t>
+            </w:r>
+          </w:p>
+        </w:tc>
+        <w:tc>
+          <w:tcPr>
+            <w:tcW w:type="dxa" w:w="3648"/>
+            <w:vAlign w:val="center"/>
+            <w:tcMar>
+              <w:top w:w="85" w:type="dxa"/>
+              <w:bottom w:w="85" w:type="dxa"/>
+              <w:left w:w="100" w:type="dxa"/>
+              <w:right w:w="100" w:type="dxa"/>
+            </w:tcMar>
+            <w:shd w:fill="F1F5F7"/>
+          </w:tcPr>
+          <w:p>
+            <w:pPr>
+              <w:spacing w:after="0" w:before="0" w:line="259" w:lineRule="auto"/>
+            </w:pPr>
+            <w:r>
+              <w:rPr>
+                <w:color w:val="000000"/>
+                <w:sz w:val="20"/>
+              </w:rPr>
+              <w:t>Большая зона, много разных подрезок или сложные блоки</w:t>
+            </w:r>
+          </w:p>
+        </w:tc>
+        <w:tc>
+          <w:tcPr>
+            <w:tcW w:type="dxa" w:w="3648"/>
+            <w:vAlign w:val="center"/>
+            <w:tcMar>
+              <w:top w:w="85" w:type="dxa"/>
+              <w:bottom w:w="85" w:type="dxa"/>
+              <w:left w:w="100" w:type="dxa"/>
+              <w:right w:w="100" w:type="dxa"/>
+            </w:tcMar>
+            <w:shd w:fill="F1F5F7"/>
+          </w:tcPr>
+          <w:p>
+            <w:pPr>
+              <w:spacing w:after="0" w:before="0" w:line="259" w:lineRule="auto"/>
+            </w:pPr>
+            <w:r>
+              <w:rPr>
+                <w:color w:val="000000"/>
+                <w:sz w:val="20"/>
+              </w:rPr>
+              <w:t>Дождаться сообщения завершения; первый тест делать на небольшом участке</w:t>
+            </w:r>
+          </w:p>
+        </w:tc>
+      </w:tr>
+      <w:tr>
+        <w:trPr>
+          <w:cantSplit/>
+        </w:trPr>
+        <w:tc>
+          <w:tcPr>
+            <w:tcW w:type="dxa" w:w="2785"/>
+            <w:vAlign w:val="center"/>
+            <w:tcMar>
+              <w:top w:w="85" w:type="dxa"/>
+              <w:bottom w:w="85" w:type="dxa"/>
+              <w:left w:w="100" w:type="dxa"/>
+              <w:right w:w="100" w:type="dxa"/>
+            </w:tcMar>
+            <w:shd w:fill="FFFFFF"/>
+          </w:tcPr>
+          <w:p>
+            <w:pPr>
+              <w:spacing w:after="0" w:before="0" w:line="259" w:lineRule="auto"/>
+            </w:pPr>
+            <w:r>
+              <w:rPr>
+                <w:color w:val="000000"/>
+                <w:sz w:val="20"/>
+              </w:rPr>
+              <w:t>Старая схема линий, предложен ATFZONERESET</w:t>
+            </w:r>
+          </w:p>
+        </w:tc>
+        <w:tc>
+          <w:tcPr>
+            <w:tcW w:type="dxa" w:w="3648"/>
+            <w:vAlign w:val="center"/>
+            <w:tcMar>
+              <w:top w:w="85" w:type="dxa"/>
+              <w:bottom w:w="85" w:type="dxa"/>
+              <w:left w:w="100" w:type="dxa"/>
+              <w:right w:w="100" w:type="dxa"/>
+            </w:tcMar>
+            <w:shd w:fill="FFFFFF"/>
+          </w:tcPr>
+          <w:p>
+            <w:pPr>
+              <w:spacing w:after="0" w:before="0" w:line="259" w:lineRule="auto"/>
+            </w:pPr>
+            <w:r>
+              <w:rPr>
+                <w:color w:val="000000"/>
+                <w:sz w:val="20"/>
+              </w:rPr>
+              <w:t>У старых объектов нет безопасных связей</w:t>
+            </w:r>
+          </w:p>
+        </w:tc>
+        <w:tc>
+          <w:tcPr>
+            <w:tcW w:type="dxa" w:w="3648"/>
+            <w:vAlign w:val="center"/>
+            <w:tcMar>
+              <w:top w:w="85" w:type="dxa"/>
+              <w:bottom w:w="85" w:type="dxa"/>
+              <w:left w:w="100" w:type="dxa"/>
+              <w:right w:w="100" w:type="dxa"/>
+            </w:tcMar>
+            <w:shd w:fill="FFFFFF"/>
+          </w:tcPr>
+          <w:p>
+            <w:pPr>
+              <w:spacing w:after="0" w:before="0" w:line="259" w:lineRule="auto"/>
+            </w:pPr>
+            <w:r>
+              <w:rPr>
+                <w:color w:val="000000"/>
+                <w:sz w:val="20"/>
+              </w:rPr>
+              <w:t>Выполнить главу 10.4 на контрольной копии, выбрать только свой участок</w:t>
+            </w:r>
+          </w:p>
+        </w:tc>
+      </w:tr>
+      <w:tr>
+        <w:trPr>
+          <w:cantSplit/>
+        </w:trPr>
+        <w:tc>
+          <w:tcPr>
+            <w:tcW w:type="dxa" w:w="2785"/>
+            <w:vAlign w:val="center"/>
+            <w:tcMar>
+              <w:top w:w="85" w:type="dxa"/>
+              <w:bottom w:w="85" w:type="dxa"/>
+              <w:left w:w="100" w:type="dxa"/>
+              <w:right w:w="100" w:type="dxa"/>
+            </w:tcMar>
+            <w:shd w:fill="F1F5F7"/>
+          </w:tcPr>
+          <w:p>
+            <w:pPr>
+              <w:spacing w:after="0" w:before="0" w:line="259" w:lineRule="auto"/>
+            </w:pPr>
+            <w:r>
+              <w:rPr>
+                <w:color w:val="000000"/>
+                <w:sz w:val="20"/>
+              </w:rPr>
               <w:t>Внутренняя ошибка</w:t>
             </w:r>
           </w:p>
         </w:tc>
         <w:tc>
           <w:tcPr>
-            <w:tcW w:type="dxa" w:w="3690"/>
+            <w:tcW w:type="dxa" w:w="3648"/>
             <w:vAlign w:val="center"/>
             <w:tcMar>
               <w:top w:w="85" w:type="dxa"/>
@@ -13408,7 +13729,7 @@
         </w:tc>
         <w:tc>
           <w:tcPr>
-            <w:tcW w:type="dxa" w:w="3690"/>
+            <w:tcW w:type="dxa" w:w="3648"/>
             <w:vAlign w:val="center"/>
             <w:tcMar>
               <w:top w:w="85" w:type="dxa"/>
@@ -13439,14 +13760,14 @@
       </w:pPr>
     </w:p>
     <w:p>
-      <w:bookmarkStart w:id="603" w:name="chapter_18"/>
+      <w:bookmarkStart w:id="623" w:name="chapter_18"/>
       <w:pPr>
         <w:pStyle w:val="Heading1"/>
       </w:pPr>
       <w:r>
         <w:t>17 Сохранение и передача результата</w:t>
       </w:r>
-      <w:bookmarkEnd w:id="603"/>
+      <w:bookmarkEnd w:id="623"/>
     </w:p>
     <w:p>
       <w:r>
@@ -13528,14 +13849,14 @@
       </w:r>
     </w:p>
     <w:p>
-      <w:bookmarkStart w:id="613" w:name="chapter_19"/>
+      <w:bookmarkStart w:id="633" w:name="chapter_19"/>
       <w:pPr>
         <w:pStyle w:val="Heading1"/>
       </w:pPr>
       <w:r>
         <w:t>18 Как сообщить о проблеме чтобы её можно было исправить</w:t>
       </w:r>
-      <w:bookmarkEnd w:id="613"/>
+      <w:bookmarkEnd w:id="633"/>
     </w:p>
     <w:p>
       <w:r>
@@ -13548,14 +13869,14 @@
       </w:r>
     </w:p>
     <w:p>
-      <w:bookmarkStart w:id="619" w:name="chapter_20"/>
+      <w:bookmarkStart w:id="639" w:name="chapter_20"/>
       <w:pPr>
         <w:pStyle w:val="Heading1"/>
       </w:pPr>
       <w:r>
         <w:t>19 Словарь начинающего пользователя</w:t>
       </w:r>
-      <w:bookmarkEnd w:id="619"/>
+      <w:bookmarkEnd w:id="639"/>
     </w:p>
     <w:tbl>
       <w:tblPr>
@@ -15070,14 +15391,14 @@
       </w:pPr>
     </w:p>
     <w:p>
-      <w:bookmarkStart w:id="650" w:name="chapter_21"/>
+      <w:bookmarkStart w:id="670" w:name="chapter_21"/>
       <w:pPr>
         <w:pStyle w:val="Heading1"/>
       </w:pPr>
       <w:r>
         <w:t>20 Финальная самопроверка первого урока</w:t>
       </w:r>
-      <w:bookmarkEnd w:id="650"/>
+      <w:bookmarkEnd w:id="670"/>
     </w:p>
     <w:p>
       <w:r>
@@ -15145,7 +15466,7 @@
         <w:ind w:left="317" w:hanging="317"/>
       </w:pPr>
       <w:r>
-        <w:t>• понятно, что учебная геометрия и успешный ограниченный расчёт не подтверждают статическую модель всего каркаса;</w:t>
+        <w:t>• учебная геометрия и ограниченный расчёт не подтверждают статическую модель каркаса;</w:t>
       </w:r>
     </w:p>
     <w:p>
@@ -15170,6 +15491,14 @@
       </w:pPr>
       <w:r>
         <w:t>• ведомость подсистемы проверена по категориям и длинам; оценка хлыстов показана отдельно и не принята за закупку;</w:t>
+      </w:r>
+    </w:p>
+    <w:p>
+      <w:pPr>
+        <w:ind w:left="317" w:hanging="317"/>
+      </w:pPr>
+      <w:r>
+        <w:t>• известно, почему учебный пример не поддержан паспортом соединений;</w:t>
       </w:r>
     </w:p>
     <w:p>

--- a/docs/facades_beginner_3009/Facades_Beginner_Manual_30.09.docx
+++ b/docs/facades_beginner_3009/Facades_Beginner_Manual_30.09.docx
@@ -40,7 +40,7 @@
     </w:p>
     <w:p>
       <w:r>
-        <w:t>Иллюстрации с координатами — учебные схемы, построенные из результатов движков. Они не являются снимками запущенного AutoCAD. Схемы окон показывают реальные названия полей, но не имитируют экран AutoCAD. Данные примера искусственные и не содержат частных проектов.</w:t>
+        <w:t>Иллюстрации с координатами — учебные схемы, построенные из результатов движков. Они не являются снимками запущенного AutoCAD. Схемы окон сохраняют базовые разделы интерфейса; новые поля каталога описаны текстом в главе 13. Данные примера искусственные и не содержат частных проектов.</w:t>
       </w:r>
     </w:p>
     <w:p>
@@ -48,7 +48,7 @@
         <w:rPr>
           <w:b/>
         </w:rPr>
-        <w:t>Редакция для исправленного кода, указанного в SOURCE_COMMIT.json. Установочный выпуск ещё не опубликован. Перед занятием проверьте версию трёх бандлов по разделу «Какой версией пользоваться».</w:t>
+        <w:t>Редакция для исходников после build-bundle #104. Этап 2Б1 ещё не входит в установочный выпуск. Перед занятием проверьте версию трёх бандлов по разделу «Какой версией пользоваться».</w:t>
       </w:r>
     </w:p>
     <w:p>
@@ -354,21 +354,29 @@
     </w:p>
     <w:p>
       <w:r>
-        <w:t xml:space="preserve">Руководство описывает исправленный код текущей сессии. Установочные архивы с этими изменениями ещё должны быть выпущены отдельной сборкой. </w:t>
-      </w:r>
-      <w:r>
         <w:rPr>
           <w:b/>
         </w:rPr>
-        <w:t>Исходная сборка №30 и случайно скачанный latest не гарантируют описанное здесь новое поведение.</w:t>
-      </w:r>
-      <w:r>
-        <w:t xml:space="preserve"> Номер будущей сборки в инструкции не назначается заранее.</w:t>
+        <w:t>Эта редакция описывает исходники после build-bundle #104, включая этап 2Б1. Новый выбор решения и каталога из главы 13 ещё не входит в установочный выпуск.</w:t>
+      </w:r>
+      <w:r>
+        <w:t xml:space="preserve"> Выпуск #104 содержит этап 2А: ведомости и геометрический паспорт соединений. Для него сохранено отдельное </w:t>
+      </w:r>
+      <w:hyperlink r:id="rId11">
+        <w:r>
+          <w:rPr>
+            <w:color w:val="245D83"/>
+          </w:rPr>
+          <w:t>руководство на 42 страницах</w:t>
+        </w:r>
+      </w:hyperlink>
+      <w:r>
+        <w:t>.</w:t>
       </w:r>
     </w:p>
     <w:p>
       <w:r>
-        <w:t xml:space="preserve">Для самостоятельного прохода получите согласованную тройку бандлов с описанными исправлениями и сопоставьте описание выпуска, файл </w:t>
+        <w:t xml:space="preserve">Для самостоятельного прохода получите согласованную тройку бандлов и сопоставьте описание выпуска, файл </w:t>
       </w:r>
       <w:r>
         <w:rPr>
@@ -378,7 +386,27 @@
         <w:t>build-info</w:t>
       </w:r>
       <w:r>
-        <w:t xml:space="preserve"> при его наличии и строки загрузки DLL. В описании должны быть отражены безопасная перегенерация/отмена, актуальность геометрии, защита шин без опор, команда ATFZONERESET, ограничения расчётной схемы из главы 13 и ведомости облицовки/подсистемы, регистрация ручных деталей и паспорт соединений из разделов 8.3–8.9. Пока сборки нет, изучайте материал и учебные исходники, но не считайте старый комплект прошедшим этот сценарий. Идентификатор проверенного кода приведён в листе версии инструкции.</w:t>
+        <w:t xml:space="preserve"> при его наличии и строки загрузки DLL. Не считайте случайно скачанный </w:t>
+      </w:r>
+      <w:r>
+        <w:rPr>
+          <w:rFonts w:ascii="DejaVu Sans Mono" w:hAnsi="DejaVu Sans Mono"/>
+          <w:sz w:val="19"/>
+        </w:rPr>
+        <w:t>latest</w:t>
+      </w:r>
+      <w:r>
+        <w:t xml:space="preserve"> соответствующим этой редакции. До отдельного выпуска 2Б1 изучайте новые поля по инструкции; доступность окна в исходниках не доказывает его работу в живом AutoCAD. Идентификатор проверенного кода приведён в </w:t>
+      </w:r>
+      <w:r>
+        <w:rPr>
+          <w:rFonts w:ascii="DejaVu Sans Mono" w:hAnsi="DejaVu Sans Mono"/>
+          <w:sz w:val="19"/>
+        </w:rPr>
+        <w:t>SOURCE_COMMIT.json</w:t>
+      </w:r>
+      <w:r>
+        <w:t>.</w:t>
       </w:r>
     </w:p>
     <w:p>
@@ -1893,7 +1921,7 @@
                     <pic:cNvPicPr/>
                   </pic:nvPicPr>
                   <pic:blipFill>
-                    <a:blip r:embed="rId11"/>
+                    <a:blip r:embed="rId12"/>
                     <a:stretch>
                       <a:fillRect/>
                     </a:stretch>
@@ -3629,7 +3657,7 @@
                     <pic:cNvPicPr/>
                   </pic:nvPicPr>
                   <pic:blipFill>
-                    <a:blip r:embed="rId12"/>
+                    <a:blip r:embed="rId13"/>
                     <a:stretch>
                       <a:fillRect/>
                     </a:stretch>
@@ -4171,7 +4199,7 @@
                     <pic:cNvPicPr/>
                   </pic:nvPicPr>
                   <pic:blipFill>
-                    <a:blip r:embed="rId13"/>
+                    <a:blip r:embed="rId14"/>
                     <a:stretch>
                       <a:fillRect/>
                     </a:stretch>
@@ -5972,7 +6000,7 @@
                     <pic:cNvPicPr/>
                   </pic:nvPicPr>
                   <pic:blipFill>
-                    <a:blip r:embed="rId14"/>
+                    <a:blip r:embed="rId15"/>
                     <a:stretch>
                       <a:fillRect/>
                     </a:stretch>
@@ -6021,7 +6049,7 @@
                     <pic:cNvPicPr/>
                   </pic:nvPicPr>
                   <pic:blipFill>
-                    <a:blip r:embed="rId15"/>
+                    <a:blip r:embed="rId16"/>
                     <a:stretch>
                       <a:fillRect/>
                     </a:stretch>
@@ -6184,7 +6212,7 @@
         <w:drawing>
           <wp:inline xmlns:a="http://schemas.openxmlformats.org/drawingml/2006/main" xmlns:pic="http://schemas.openxmlformats.org/drawingml/2006/picture">
             <wp:extent cx="5464884" cy="5806439"/>
-            <wp:docPr id="6" name="Picture 6" descr="Схема полей ATFRAME"/>
+            <wp:docPr id="6" name="Picture 6" descr="Схема базовых полей ATFRAME до добавления каталога"/>
             <wp:cNvGraphicFramePr>
               <a:graphicFrameLocks noChangeAspect="1"/>
             </wp:cNvGraphicFramePr>
@@ -6196,7 +6224,7 @@
                     <pic:cNvPicPr/>
                   </pic:nvPicPr>
                   <pic:blipFill>
-                    <a:blip r:embed="rId16"/>
+                    <a:blip r:embed="rId17"/>
                     <a:stretch>
                       <a:fillRect/>
                     </a:stretch>
@@ -6221,7 +6249,12 @@
         <w:jc w:val="center"/>
       </w:pPr>
       <w:r>
-        <w:t>Рисунок 6. Схема полей ATFRAME</w:t>
+        <w:t>Рисунок 6. Схема базовых полей ATFRAME до добавления каталога</w:t>
+      </w:r>
+    </w:p>
+    <w:p>
+      <w:r>
+        <w:t>Схема сохранена для первого упражнения. Новая кнопка «Решение и каталог…» и различие между выносом облицовки и плечом расчёта описаны в главе 13. Для бетонной плитки этого упражнения новое альбомное решение не выбирайте.</w:t>
       </w:r>
     </w:p>
     <w:tbl>
@@ -7661,7 +7694,7 @@
                     <pic:cNvPicPr/>
                   </pic:nvPicPr>
                   <pic:blipFill>
-                    <a:blip r:embed="rId17"/>
+                    <a:blip r:embed="rId18"/>
                     <a:stretch>
                       <a:fillRect/>
                     </a:stretch>
@@ -7710,7 +7743,7 @@
                     <pic:cNvPicPr/>
                   </pic:nvPicPr>
                   <pic:blipFill>
-                    <a:blip r:embed="rId18"/>
+                    <a:blip r:embed="rId19"/>
                     <a:stretch>
                       <a:fillRect/>
                     </a:stretch>
@@ -7779,14 +7812,14 @@
       </w:r>
     </w:p>
     <w:p>
-      <w:bookmarkStart w:id="260" w:name="chapter_9"/>
+      <w:bookmarkStart w:id="262" w:name="chapter_9"/>
       <w:pPr>
         <w:pStyle w:val="Heading1"/>
       </w:pPr>
       <w:r>
         <w:t>8 Шаг 4 построить ведомость ATFTABLE</w:t>
       </w:r>
-      <w:bookmarkEnd w:id="260"/>
+      <w:bookmarkEnd w:id="262"/>
     </w:p>
     <w:p>
       <w:pPr>
@@ -9149,14 +9182,14 @@
       </w:r>
     </w:p>
     <w:p>
-      <w:bookmarkStart w:id="404" w:name="chapter_10"/>
+      <w:bookmarkStart w:id="406" w:name="chapter_10"/>
       <w:pPr>
         <w:pStyle w:val="Heading1"/>
       </w:pPr>
       <w:r>
         <w:t>9 Как проверять весь фасад не запутавшись в слоях</w:t>
       </w:r>
-      <w:bookmarkEnd w:id="404"/>
+      <w:bookmarkEnd w:id="406"/>
     </w:p>
     <w:p>
       <w:pPr>
@@ -9179,7 +9212,7 @@
                     <pic:cNvPicPr/>
                   </pic:nvPicPr>
                   <pic:blipFill>
-                    <a:blip r:embed="rId19"/>
+                    <a:blip r:embed="rId20"/>
                     <a:stretch>
                       <a:fillRect/>
                     </a:stretch>
@@ -9662,14 +9695,14 @@
       </w:r>
     </w:p>
     <w:p>
-      <w:bookmarkStart w:id="421" w:name="chapter_11"/>
+      <w:bookmarkStart w:id="423" w:name="chapter_11"/>
       <w:pPr>
         <w:pStyle w:val="Heading1"/>
       </w:pPr>
       <w:r>
         <w:t>10 Изменения повторный запуск и отмена</w:t>
       </w:r>
-      <w:bookmarkEnd w:id="421"/>
+      <w:bookmarkEnd w:id="423"/>
     </w:p>
     <w:p>
       <w:pPr>
@@ -9965,14 +9998,14 @@
       </w:r>
     </w:p>
     <w:p>
-      <w:bookmarkStart w:id="470" w:name="chapter_12"/>
+      <w:bookmarkStart w:id="472" w:name="chapter_12"/>
       <w:pPr>
         <w:pStyle w:val="Heading1"/>
       </w:pPr>
       <w:r>
         <w:t>11 Второе упражнение фронтон со скатами</w:t>
       </w:r>
-      <w:bookmarkEnd w:id="470"/>
+      <w:bookmarkEnd w:id="472"/>
     </w:p>
     <w:p>
       <w:pPr>
@@ -9995,7 +10028,7 @@
                     <pic:cNvPicPr/>
                   </pic:nvPicPr>
                   <pic:blipFill>
-                    <a:blip r:embed="rId20"/>
+                    <a:blip r:embed="rId21"/>
                     <a:stretch>
                       <a:fillRect/>
                     </a:stretch>
@@ -10131,14 +10164,14 @@
       </w:r>
     </w:p>
     <w:p>
-      <w:bookmarkStart w:id="486" w:name="chapter_13"/>
+      <w:bookmarkStart w:id="488" w:name="chapter_13"/>
       <w:pPr>
         <w:pStyle w:val="Heading1"/>
       </w:pPr>
       <w:r>
         <w:t>12 ATTILE справочник режимов после первого урока</w:t>
       </w:r>
-      <w:bookmarkEnd w:id="486"/>
+      <w:bookmarkEnd w:id="488"/>
     </w:p>
     <w:p>
       <w:pPr>
@@ -10758,14 +10791,14 @@
       </w:r>
     </w:p>
     <w:p>
-      <w:bookmarkStart w:id="522" w:name="chapter_14"/>
+      <w:bookmarkStart w:id="524" w:name="chapter_14"/>
       <w:pPr>
         <w:pStyle w:val="Heading1"/>
       </w:pPr>
       <w:r>
         <w:t>13 ATFRAME какие режимы выбирать</w:t>
       </w:r>
-      <w:bookmarkEnd w:id="522"/>
+      <w:bookmarkEnd w:id="524"/>
     </w:p>
     <w:p>
       <w:pPr>
@@ -11060,7 +11093,16 @@
     </w:p>
     <w:p>
       <w:r>
-        <w:t>В режиме «по расчёту несущей способности» вводятся ветровой район, тип местности, высота здания в метрах, масса облицовки в кг/м², вынос в миллиметрах и несущая способность анкера на вырыв в ньютонах. Это не поля для подбора «похожего» числа. Возьмите данные из задания/расчёта проекта и проверьте сформированный отчёт. Наличие геометрической раскладки не означает, что расчёт прошёл.</w:t>
+        <w:t xml:space="preserve">В режиме «по расчёту несущей способности» вводятся ветровой район, тип местности, высота здания в метрах, масса облицовки в кг/м², </w:t>
+      </w:r>
+      <w:r>
+        <w:rPr>
+          <w:b/>
+        </w:rPr>
+        <w:t>плечо расчёта</w:t>
+      </w:r>
+      <w:r>
+        <w:t xml:space="preserve"> в миллиметрах и несущая способность анкера на вырыв в ньютонах. Поле «Плечо расчёта, мм» ранее называлось выносом; оно относится к расчётной цепочке и не задаёт расстояние до наружной поверхности облицовки. Возьмите данные из задания/расчёта проекта и проверьте отчёт. Наличие геометрической раскладки не означает, что расчёт прошёл.</w:t>
       </w:r>
     </w:p>
     <w:p>
@@ -11125,22 +11167,155 @@
         <w:pStyle w:val="Heading2"/>
       </w:pPr>
       <w:r>
-        <w:t>Углы и перекрытия</w:t>
+        <w:t>Явный выбор решения и каталога 2Б1</w:t>
       </w:r>
     </w:p>
     <w:p>
       <w:r>
-        <w:t>При включении «внешние углы здания» после окна указывают точки по X настоящих внешних углов; Enter завершает список. Если углы не заданы, используется правило краёв контура. Это может отличаться от реального участка большого фасада, вырезанного для обработки.</w:t>
+        <w:rPr>
+          <w:b/>
+        </w:rPr>
+        <w:t>Этот подраздел относится к исходникам после выпуска #104.</w:t>
+      </w:r>
+      <w:r>
+        <w:t xml:space="preserve"> Первый выбор ограничен вертикальной схемой под керамогранит: Вектор-1, альбом 2015 года, тип 1, Г-профиль, узел КР2 + УК + ГП на листе 4.2.1, странице 20 PDF. Название предустановки и переключение на ручные шаги не выбирают этот узел автоматически. Это историческая номенклатура источника; её современная доступность и пригодность для вашего объекта не подтверждены.</w:t>
       </w:r>
     </w:p>
     <w:p>
-      <w:r>
-        <w:t>При включении «отметки перекрытий» указывают точки на соответствующих уровнях Y; Enter завершает список. В межэтажной системе без указанных отметок может использоваться «Этаж без отметок, мм». На рабочем чертеже условная сетка по 3000 мм не заменяет реальные этажи и отметки.</w:t>
+      <w:pPr>
+        <w:ind w:left="317" w:hanging="317"/>
+      </w:pPr>
+      <w:r>
+        <w:t xml:space="preserve">1. В окне ATFRAME нажмите </w:t>
+      </w:r>
+      <w:r>
+        <w:rPr>
+          <w:b/>
+        </w:rPr>
+        <w:t>«Решение и каталог…»</w:t>
+      </w:r>
+      <w:r>
+        <w:t>. Явно выберите альбомное решение. Пока выбор не сделан, программа не должна подставлять ближайший узел по названию системы.</w:t>
       </w:r>
     </w:p>
     <w:p>
-      <w:r>
-        <w:t>В исправленной сборке смена типа подсистемы не должна сама менять уже заданную массу облицовки. У старых сохранённых настроек внимательно проверьте массу: ранее введённое значение, например 8 кг/м², сохраняется как пользовательское и не становится автоматически верным для новой облицовки. Коэффициент нагрузки по материалу отображается в описании расчёта; исходные данные всё равно берутся из проекта.</w:t>
+      <w:pPr>
+        <w:ind w:left="317" w:hanging="317"/>
+      </w:pPr>
+      <w:r>
+        <w:t xml:space="preserve">2. Для </w:t>
+      </w:r>
+      <w:r>
+        <w:rPr>
+          <w:b/>
+        </w:rPr>
+        <w:t>КР2</w:t>
+      </w:r>
+      <w:r>
+        <w:t xml:space="preserve"> выберите исполнение, номинальную ширину и L. Для </w:t>
+      </w:r>
+      <w:r>
+        <w:rPr>
+          <w:b/>
+        </w:rPr>
+        <w:t>УК</w:t>
+      </w:r>
+      <w:r>
+        <w:t xml:space="preserve"> отдельно выберите исполнение, номинальную ширину, L и толщину c. Для </w:t>
+      </w:r>
+      <w:r>
+        <w:rPr>
+          <w:b/>
+        </w:rPr>
+        <w:t>ГП</w:t>
+      </w:r>
+      <w:r>
+        <w:t xml:space="preserve"> отдельно выберите исполнение и альбомный размер a, затем введите проектные b и c. Эти положительные проектные размеры не имеют скрытых значений по умолчанию и не подтверждают характеристики сечения. Исполнение КС означает коррозионностойкую сталь; исполнение без КС в этом альбоме означает оцинкованную сталь с окраской. Марка стали из названия исполнения не определяется.</w:t>
+      </w:r>
+    </w:p>
+    <w:p>
+      <w:pPr>
+        <w:ind w:left="317" w:hanging="317"/>
+      </w:pPr>
+      <w:r>
+        <w:t xml:space="preserve">3. При наличии проектных данных заполните </w:t>
+      </w:r>
+      <w:r>
+        <w:rPr>
+          <w:b/>
+        </w:rPr>
+        <w:t>«Вынос наружной поверхности облицовки от конструктивной стены, мм»</w:t>
+      </w:r>
+      <w:r>
+        <w:t xml:space="preserve"> и </w:t>
+      </w:r>
+      <w:r>
+        <w:rPr>
+          <w:b/>
+        </w:rPr>
+        <w:t>«Слои утеплителя, мм (через ;)»</w:t>
+      </w:r>
+      <w:r>
+        <w:t>. Пустые поля остаются неизвестными. Этот вынос отсчитывают от конструктивной стены до наружной поверхности облицовки; он не заменяет «Плечо расчёта, мм». Слои вводят отдельно через точку с запятой. Ни вынос, ни утеплитель не подбирают длину кронштейна.</w:t>
+      </w:r>
+    </w:p>
+    <w:p>
+      <w:pPr>
+        <w:ind w:left="317" w:hanging="317"/>
+      </w:pPr>
+      <w:r>
+        <w:t xml:space="preserve">4. Нажмите </w:t>
+      </w:r>
+      <w:r>
+        <w:rPr>
+          <w:b/>
+        </w:rPr>
+        <w:t>«Применить выбор»</w:t>
+      </w:r>
+      <w:r>
+        <w:t xml:space="preserve"> и проверьте описание в основном окне. Старый выбор профиля станет недоступен с пояснением </w:t>
+      </w:r>
+      <w:r>
+        <w:rPr>
+          <w:b/>
+        </w:rPr>
+        <w:t>«Задан в решении и каталоге»</w:t>
+      </w:r>
+      <w:r>
+        <w:t>. Режим задания шагов сам не изменится: если выбран расчёт, программа откажет. Для выбранной альбомной номенклатуры расчётная цепочка пока не подтверждена; ручная геометрия допускается только по отдельному проекту.</w:t>
+      </w:r>
+    </w:p>
+    <w:p>
+      <w:r>
+        <w:t>Выбор сохраняется с результатом полного перестроения и восстанавливается по выбранной зоне. Он не становится глобальным последним выбором для другого проекта. Зоны с разными решениями, включая смесь зоны с явным выбором и зоны без него, нельзя обработать одним общим выбором: команда откажет, их нужно обрабатывать отдельно. Настройки проекта по умолчанию и переопределения зон относятся к следующему этапу 2Б2.</w:t>
+      </w:r>
+    </w:p>
+    <w:p>
+      <w:r>
+        <w:t xml:space="preserve">В режиме </w:t>
+      </w:r>
+      <w:r>
+        <w:rPr>
+          <w:b/>
+        </w:rPr>
+        <w:t>«только кляммеры»</w:t>
+      </w:r>
+      <w:r>
+        <w:t xml:space="preserve"> диалог доступен только для чтения: оставшийся каркас нельзя незаметно переименовать. Главная кнопка «Сброс» сохраняет явное решение. Для его снятия используйте </w:t>
+      </w:r>
+      <w:r>
+        <w:rPr>
+          <w:b/>
+        </w:rPr>
+        <w:t>«Снять выбор решения»</w:t>
+      </w:r>
+      <w:r>
+        <w:t xml:space="preserve"> в диалоге; «Отмена» сохраняет прежний выбор. После изменения или снятия решения требуется полное перестроение, а не обновление старой подписи.</w:t>
+      </w:r>
+    </w:p>
+    <w:p>
+      <w:r>
+        <w:t>Совпадение размеров со списком альбома не проверяет совместимость произвольных КР2, УК и ГП, регулировку, прочность, неподвижность или непрерывность стыка. Выбранный УК не добавляется автоматически в ведомость как физически установленный удлинитель. Выбор не создаёт закупочную спецификацию и полный комплект метизов. Формула «кронштейн = вынос минус утеплитель» не применяется. Перед выпуском проекта конструктор подтверждает конкретную сборку и её расчёт.</w:t>
       </w:r>
     </w:p>
     <w:p>
@@ -11148,33 +11323,56 @@
         <w:pStyle w:val="Heading2"/>
       </w:pPr>
       <w:r>
-        <w:t>Условные знаки и блоки образцы</w:t>
+        <w:t>Углы и перекрытия</w:t>
       </w:r>
     </w:p>
     <w:p>
       <w:r>
-        <w:t>Условные знаки позволяют освоить цепочку без внешних блоков. В режиме образцов после окна последовательно запрашиваются подходящие блоки кронштейнов, кляммеров и направляющей; Enter в допускающем его запросе означает условный знак. Динамический образец должен иметь поддерживаемые свойства размеров/видимости. Одинаковая картинка блока на экране ещё не подтверждает его пригодность для автоматической подгонки.</w:t>
+        <w:t>При включении «внешние углы здания» после окна указывают точки по X настоящих внешних углов; Enter завершает список. Если углы не заданы, используется правило краёв контура. Это может отличаться от реального участка большого фасада, вырезанного для обработки.</w:t>
       </w:r>
     </w:p>
     <w:p>
       <w:r>
-        <w:t>После пробной вставки сравните габарит и атрибуты нескольких элементов с расчётными размерами. Для облицовки используйте проверенный блок с базовой точкой в левом нижнем углу: блок с базой в центре не считается поддержанным только потому, что похож на прямоугольник. Исправленная AClad проверяет обратное чтение динамических размеров, фактический габарит и положение с допуском 0,5 мм. При несоответствии построение отменяется с сохранением прежнего результата. Сообщение о неустановленном динамическом свойстве — повод проверить блок; в учебном ATTILE вернитесь к автоматически создаваемому прямоугольнику.</w:t>
+        <w:t>При включении «отметки перекрытий» указывают точки на соответствующих уровнях Y; Enter завершает список. В межэтажной системе без указанных отметок может использоваться «Этаж без отметок, мм». На рабочем чертеже условная сетка по 3000 мм не заменяет реальные этажи и отметки.</w:t>
       </w:r>
     </w:p>
     <w:p>
       <w:r>
-        <w:t>Если программа сообщает, что автоматически создаваемый блок с таким именем уже существует, но имеет другой размер или состав, задайте другое имя облицовки. Для старых коротких направляющих без служебной метки ATFRAME может потребовать один раз полностью перестроить подсистему; неоднозначный старый объект не будет молча принят за правильный.</w:t>
+        <w:t>В исправленной сборке смена типа подсистемы не должна сама менять уже заданную массу облицовки. У старых сохранённых настроек внимательно проверьте массу: ранее введённое значение, например 8 кг/м², сохраняется как пользовательское и не становится автоматически верным для новой облицовки. Коэффициент нагрузки по материалу отображается в описании расчёта; исходные данные всё равно берутся из проекта.</w:t>
       </w:r>
     </w:p>
     <w:p>
-      <w:bookmarkStart w:id="572" w:name="chapter_15"/>
+      <w:pPr>
+        <w:pStyle w:val="Heading2"/>
+      </w:pPr>
+      <w:r>
+        <w:t>Условные знаки и блоки образцы</w:t>
+      </w:r>
+    </w:p>
+    <w:p>
+      <w:r>
+        <w:t>Условные знаки позволяют освоить цепочку без внешних блоков. В режиме образцов после окна последовательно запрашиваются подходящие блоки кронштейнов, кляммеров и направляющей; Enter в допускающем его запросе означает условный знак. Динамический образец должен иметь поддерживаемые свойства размеров/видимости. Одинаковая картинка блока на экране ещё не подтверждает его пригодность для автоматической подгонки.</w:t>
+      </w:r>
+    </w:p>
+    <w:p>
+      <w:r>
+        <w:t>После пробной вставки сравните габарит и атрибуты нескольких элементов с расчётными размерами. Для облицовки используйте проверенный блок с базовой точкой в левом нижнем углу: блок с базой в центре не считается поддержанным только потому, что похож на прямоугольник. Исправленная AClad проверяет обратное чтение динамических размеров, фактический габарит и положение с допуском 0,5 мм. При несоответствии построение отменяется с сохранением прежнего результата. Сообщение о неустановленном динамическом свойстве — повод проверить блок; в учебном ATTILE вернитесь к автоматически создаваемому прямоугольнику.</w:t>
+      </w:r>
+    </w:p>
+    <w:p>
+      <w:r>
+        <w:t>Если программа сообщает, что автоматически создаваемый блок с таким именем уже существует, но имеет другой размер или состав, задайте другое имя облицовки. Для старых коротких направляющих без служебной метки ATFRAME может потребовать один раз полностью перестроить подсистему; неоднозначный старый объект не будет молча принят за правильный.</w:t>
+      </w:r>
+    </w:p>
+    <w:p>
+      <w:bookmarkStart w:id="589" w:name="chapter_15"/>
       <w:pPr>
         <w:pStyle w:val="Heading1"/>
       </w:pPr>
       <w:r>
         <w:t>14 Размеры и поиск дублей</w:t>
       </w:r>
-      <w:bookmarkEnd w:id="572"/>
+      <w:bookmarkEnd w:id="589"/>
     </w:p>
     <w:p>
       <w:r>
@@ -11216,14 +11414,14 @@
       </w:r>
     </w:p>
     <w:p>
-      <w:bookmarkStart w:id="580" w:name="chapter_16"/>
+      <w:bookmarkStart w:id="597" w:name="chapter_16"/>
       <w:pPr>
         <w:pStyle w:val="Heading1"/>
       </w:pPr>
       <w:r>
         <w:t>15 Зачем осталась команда ATCLAD</w:t>
       </w:r>
-      <w:bookmarkEnd w:id="580"/>
+      <w:bookmarkEnd w:id="597"/>
     </w:p>
     <w:p>
       <w:r>
@@ -11241,14 +11439,14 @@
       </w:r>
     </w:p>
     <w:p>
-      <w:bookmarkStart w:id="588" w:name="chapter_17"/>
+      <w:bookmarkStart w:id="605" w:name="chapter_17"/>
       <w:pPr>
         <w:pStyle w:val="Heading1"/>
       </w:pPr>
       <w:r>
         <w:t>16 Частые ошибки что делать по сообщению</w:t>
       </w:r>
-      <w:bookmarkEnd w:id="588"/>
+      <w:bookmarkEnd w:id="605"/>
     </w:p>
     <w:tbl>
       <w:tblPr>
@@ -11265,9 +11463,9 @@
         </w:tblBorders>
       </w:tblPr>
       <w:tblGrid>
-        <w:gridCol w:w="2785"/>
-        <w:gridCol w:w="3648"/>
-        <w:gridCol w:w="3648"/>
+        <w:gridCol w:w="2812"/>
+        <w:gridCol w:w="3634"/>
+        <w:gridCol w:w="3634"/>
       </w:tblGrid>
       <w:tr>
         <w:trPr>
@@ -11276,7 +11474,7 @@
         </w:trPr>
         <w:tc>
           <w:tcPr>
-            <w:tcW w:type="dxa" w:w="2785"/>
+            <w:tcW w:type="dxa" w:w="2812"/>
             <w:vAlign w:val="center"/>
             <w:tcMar>
               <w:top w:w="85" w:type="dxa"/>
@@ -11302,7 +11500,7 @@
         </w:tc>
         <w:tc>
           <w:tcPr>
-            <w:tcW w:type="dxa" w:w="3648"/>
+            <w:tcW w:type="dxa" w:w="3634"/>
             <w:vAlign w:val="center"/>
             <w:tcMar>
               <w:top w:w="85" w:type="dxa"/>
@@ -11328,7 +11526,7 @@
         </w:tc>
         <w:tc>
           <w:tcPr>
-            <w:tcW w:type="dxa" w:w="3648"/>
+            <w:tcW w:type="dxa" w:w="3634"/>
             <w:vAlign w:val="center"/>
             <w:tcMar>
               <w:top w:w="85" w:type="dxa"/>
@@ -11359,7 +11557,7 @@
         </w:trPr>
         <w:tc>
           <w:tcPr>
-            <w:tcW w:type="dxa" w:w="2785"/>
+            <w:tcW w:type="dxa" w:w="2812"/>
             <w:vAlign w:val="center"/>
             <w:tcMar>
               <w:top w:w="85" w:type="dxa"/>
@@ -11384,7 +11582,7 @@
         </w:tc>
         <w:tc>
           <w:tcPr>
-            <w:tcW w:type="dxa" w:w="3648"/>
+            <w:tcW w:type="dxa" w:w="3634"/>
             <w:vAlign w:val="center"/>
             <w:tcMar>
               <w:top w:w="85" w:type="dxa"/>
@@ -11409,7 +11607,7 @@
         </w:tc>
         <w:tc>
           <w:tcPr>
-            <w:tcW w:type="dxa" w:w="3648"/>
+            <w:tcW w:type="dxa" w:w="3634"/>
             <w:vAlign w:val="center"/>
             <w:tcMar>
               <w:top w:w="85" w:type="dxa"/>
@@ -11439,7 +11637,7 @@
         </w:trPr>
         <w:tc>
           <w:tcPr>
-            <w:tcW w:type="dxa" w:w="2785"/>
+            <w:tcW w:type="dxa" w:w="2812"/>
             <w:vAlign w:val="center"/>
             <w:tcMar>
               <w:top w:w="85" w:type="dxa"/>
@@ -11464,7 +11662,7 @@
         </w:tc>
         <w:tc>
           <w:tcPr>
-            <w:tcW w:type="dxa" w:w="3648"/>
+            <w:tcW w:type="dxa" w:w="3634"/>
             <w:vAlign w:val="center"/>
             <w:tcMar>
               <w:top w:w="85" w:type="dxa"/>
@@ -11489,7 +11687,7 @@
         </w:tc>
         <w:tc>
           <w:tcPr>
-            <w:tcW w:type="dxa" w:w="3648"/>
+            <w:tcW w:type="dxa" w:w="3634"/>
             <w:vAlign w:val="center"/>
             <w:tcMar>
               <w:top w:w="85" w:type="dxa"/>
@@ -11519,7 +11717,7 @@
         </w:trPr>
         <w:tc>
           <w:tcPr>
-            <w:tcW w:type="dxa" w:w="2785"/>
+            <w:tcW w:type="dxa" w:w="2812"/>
             <w:vAlign w:val="center"/>
             <w:tcMar>
               <w:top w:w="85" w:type="dxa"/>
@@ -11544,7 +11742,7 @@
         </w:tc>
         <w:tc>
           <w:tcPr>
-            <w:tcW w:type="dxa" w:w="3648"/>
+            <w:tcW w:type="dxa" w:w="3634"/>
             <w:vAlign w:val="center"/>
             <w:tcMar>
               <w:top w:w="85" w:type="dxa"/>
@@ -11569,7 +11767,7 @@
         </w:tc>
         <w:tc>
           <w:tcPr>
-            <w:tcW w:type="dxa" w:w="3648"/>
+            <w:tcW w:type="dxa" w:w="3634"/>
             <w:vAlign w:val="center"/>
             <w:tcMar>
               <w:top w:w="85" w:type="dxa"/>
@@ -11599,7 +11797,7 @@
         </w:trPr>
         <w:tc>
           <w:tcPr>
-            <w:tcW w:type="dxa" w:w="2785"/>
+            <w:tcW w:type="dxa" w:w="2812"/>
             <w:vAlign w:val="center"/>
             <w:tcMar>
               <w:top w:w="85" w:type="dxa"/>
@@ -11624,7 +11822,7 @@
         </w:tc>
         <w:tc>
           <w:tcPr>
-            <w:tcW w:type="dxa" w:w="3648"/>
+            <w:tcW w:type="dxa" w:w="3634"/>
             <w:vAlign w:val="center"/>
             <w:tcMar>
               <w:top w:w="85" w:type="dxa"/>
@@ -11649,7 +11847,7 @@
         </w:tc>
         <w:tc>
           <w:tcPr>
-            <w:tcW w:type="dxa" w:w="3648"/>
+            <w:tcW w:type="dxa" w:w="3634"/>
             <w:vAlign w:val="center"/>
             <w:tcMar>
               <w:top w:w="85" w:type="dxa"/>
@@ -11679,7 +11877,7 @@
         </w:trPr>
         <w:tc>
           <w:tcPr>
-            <w:tcW w:type="dxa" w:w="2785"/>
+            <w:tcW w:type="dxa" w:w="2812"/>
             <w:vAlign w:val="center"/>
             <w:tcMar>
               <w:top w:w="85" w:type="dxa"/>
@@ -11704,7 +11902,7 @@
         </w:tc>
         <w:tc>
           <w:tcPr>
-            <w:tcW w:type="dxa" w:w="3648"/>
+            <w:tcW w:type="dxa" w:w="3634"/>
             <w:vAlign w:val="center"/>
             <w:tcMar>
               <w:top w:w="85" w:type="dxa"/>
@@ -11729,7 +11927,7 @@
         </w:tc>
         <w:tc>
           <w:tcPr>
-            <w:tcW w:type="dxa" w:w="3648"/>
+            <w:tcW w:type="dxa" w:w="3634"/>
             <w:vAlign w:val="center"/>
             <w:tcMar>
               <w:top w:w="85" w:type="dxa"/>
@@ -11759,7 +11957,7 @@
         </w:trPr>
         <w:tc>
           <w:tcPr>
-            <w:tcW w:type="dxa" w:w="2785"/>
+            <w:tcW w:type="dxa" w:w="2812"/>
             <w:vAlign w:val="center"/>
             <w:tcMar>
               <w:top w:w="85" w:type="dxa"/>
@@ -11784,7 +11982,7 @@
         </w:tc>
         <w:tc>
           <w:tcPr>
-            <w:tcW w:type="dxa" w:w="3648"/>
+            <w:tcW w:type="dxa" w:w="3634"/>
             <w:vAlign w:val="center"/>
             <w:tcMar>
               <w:top w:w="85" w:type="dxa"/>
@@ -11809,7 +12007,7 @@
         </w:tc>
         <w:tc>
           <w:tcPr>
-            <w:tcW w:type="dxa" w:w="3648"/>
+            <w:tcW w:type="dxa" w:w="3634"/>
             <w:vAlign w:val="center"/>
             <w:tcMar>
               <w:top w:w="85" w:type="dxa"/>
@@ -11839,7 +12037,7 @@
         </w:trPr>
         <w:tc>
           <w:tcPr>
-            <w:tcW w:type="dxa" w:w="2785"/>
+            <w:tcW w:type="dxa" w:w="2812"/>
             <w:vAlign w:val="center"/>
             <w:tcMar>
               <w:top w:w="85" w:type="dxa"/>
@@ -11864,7 +12062,7 @@
         </w:tc>
         <w:tc>
           <w:tcPr>
-            <w:tcW w:type="dxa" w:w="3648"/>
+            <w:tcW w:type="dxa" w:w="3634"/>
             <w:vAlign w:val="center"/>
             <w:tcMar>
               <w:top w:w="85" w:type="dxa"/>
@@ -11889,7 +12087,7 @@
         </w:tc>
         <w:tc>
           <w:tcPr>
-            <w:tcW w:type="dxa" w:w="3648"/>
+            <w:tcW w:type="dxa" w:w="3634"/>
             <w:vAlign w:val="center"/>
             <w:tcMar>
               <w:top w:w="85" w:type="dxa"/>
@@ -11919,7 +12117,7 @@
         </w:trPr>
         <w:tc>
           <w:tcPr>
-            <w:tcW w:type="dxa" w:w="2785"/>
+            <w:tcW w:type="dxa" w:w="2812"/>
             <w:vAlign w:val="center"/>
             <w:tcMar>
               <w:top w:w="85" w:type="dxa"/>
@@ -11944,7 +12142,7 @@
         </w:tc>
         <w:tc>
           <w:tcPr>
-            <w:tcW w:type="dxa" w:w="3648"/>
+            <w:tcW w:type="dxa" w:w="3634"/>
             <w:vAlign w:val="center"/>
             <w:tcMar>
               <w:top w:w="85" w:type="dxa"/>
@@ -11969,7 +12167,7 @@
         </w:tc>
         <w:tc>
           <w:tcPr>
-            <w:tcW w:type="dxa" w:w="3648"/>
+            <w:tcW w:type="dxa" w:w="3634"/>
             <w:vAlign w:val="center"/>
             <w:tcMar>
               <w:top w:w="85" w:type="dxa"/>
@@ -11999,7 +12197,7 @@
         </w:trPr>
         <w:tc>
           <w:tcPr>
-            <w:tcW w:type="dxa" w:w="2785"/>
+            <w:tcW w:type="dxa" w:w="2812"/>
             <w:vAlign w:val="center"/>
             <w:tcMar>
               <w:top w:w="85" w:type="dxa"/>
@@ -12024,7 +12222,7 @@
         </w:tc>
         <w:tc>
           <w:tcPr>
-            <w:tcW w:type="dxa" w:w="3648"/>
+            <w:tcW w:type="dxa" w:w="3634"/>
             <w:vAlign w:val="center"/>
             <w:tcMar>
               <w:top w:w="85" w:type="dxa"/>
@@ -12049,7 +12247,7 @@
         </w:tc>
         <w:tc>
           <w:tcPr>
-            <w:tcW w:type="dxa" w:w="3648"/>
+            <w:tcW w:type="dxa" w:w="3634"/>
             <w:vAlign w:val="center"/>
             <w:tcMar>
               <w:top w:w="85" w:type="dxa"/>
@@ -12079,7 +12277,7 @@
         </w:trPr>
         <w:tc>
           <w:tcPr>
-            <w:tcW w:type="dxa" w:w="2785"/>
+            <w:tcW w:type="dxa" w:w="2812"/>
             <w:vAlign w:val="center"/>
             <w:tcMar>
               <w:top w:w="85" w:type="dxa"/>
@@ -12104,7 +12302,7 @@
         </w:tc>
         <w:tc>
           <w:tcPr>
-            <w:tcW w:type="dxa" w:w="3648"/>
+            <w:tcW w:type="dxa" w:w="3634"/>
             <w:vAlign w:val="center"/>
             <w:tcMar>
               <w:top w:w="85" w:type="dxa"/>
@@ -12129,7 +12327,7 @@
         </w:tc>
         <w:tc>
           <w:tcPr>
-            <w:tcW w:type="dxa" w:w="3648"/>
+            <w:tcW w:type="dxa" w:w="3634"/>
             <w:vAlign w:val="center"/>
             <w:tcMar>
               <w:top w:w="85" w:type="dxa"/>
@@ -12159,7 +12357,7 @@
         </w:trPr>
         <w:tc>
           <w:tcPr>
-            <w:tcW w:type="dxa" w:w="2785"/>
+            <w:tcW w:type="dxa" w:w="2812"/>
             <w:vAlign w:val="center"/>
             <w:tcMar>
               <w:top w:w="85" w:type="dxa"/>
@@ -12184,7 +12382,7 @@
         </w:tc>
         <w:tc>
           <w:tcPr>
-            <w:tcW w:type="dxa" w:w="3648"/>
+            <w:tcW w:type="dxa" w:w="3634"/>
             <w:vAlign w:val="center"/>
             <w:tcMar>
               <w:top w:w="85" w:type="dxa"/>
@@ -12209,7 +12407,7 @@
         </w:tc>
         <w:tc>
           <w:tcPr>
-            <w:tcW w:type="dxa" w:w="3648"/>
+            <w:tcW w:type="dxa" w:w="3634"/>
             <w:vAlign w:val="center"/>
             <w:tcMar>
               <w:top w:w="85" w:type="dxa"/>
@@ -12239,7 +12437,7 @@
         </w:trPr>
         <w:tc>
           <w:tcPr>
-            <w:tcW w:type="dxa" w:w="2785"/>
+            <w:tcW w:type="dxa" w:w="2812"/>
             <w:vAlign w:val="center"/>
             <w:tcMar>
               <w:top w:w="85" w:type="dxa"/>
@@ -12264,7 +12462,7 @@
         </w:tc>
         <w:tc>
           <w:tcPr>
-            <w:tcW w:type="dxa" w:w="3648"/>
+            <w:tcW w:type="dxa" w:w="3634"/>
             <w:vAlign w:val="center"/>
             <w:tcMar>
               <w:top w:w="85" w:type="dxa"/>
@@ -12289,7 +12487,7 @@
         </w:tc>
         <w:tc>
           <w:tcPr>
-            <w:tcW w:type="dxa" w:w="3648"/>
+            <w:tcW w:type="dxa" w:w="3634"/>
             <w:vAlign w:val="center"/>
             <w:tcMar>
               <w:top w:w="85" w:type="dxa"/>
@@ -12319,7 +12517,7 @@
         </w:trPr>
         <w:tc>
           <w:tcPr>
-            <w:tcW w:type="dxa" w:w="2785"/>
+            <w:tcW w:type="dxa" w:w="2812"/>
             <w:vAlign w:val="center"/>
             <w:tcMar>
               <w:top w:w="85" w:type="dxa"/>
@@ -12344,7 +12542,7 @@
         </w:tc>
         <w:tc>
           <w:tcPr>
-            <w:tcW w:type="dxa" w:w="3648"/>
+            <w:tcW w:type="dxa" w:w="3634"/>
             <w:vAlign w:val="center"/>
             <w:tcMar>
               <w:top w:w="85" w:type="dxa"/>
@@ -12369,7 +12567,7 @@
         </w:tc>
         <w:tc>
           <w:tcPr>
-            <w:tcW w:type="dxa" w:w="3648"/>
+            <w:tcW w:type="dxa" w:w="3634"/>
             <w:vAlign w:val="center"/>
             <w:tcMar>
               <w:top w:w="85" w:type="dxa"/>
@@ -12399,7 +12597,7 @@
         </w:trPr>
         <w:tc>
           <w:tcPr>
-            <w:tcW w:type="dxa" w:w="2785"/>
+            <w:tcW w:type="dxa" w:w="2812"/>
             <w:vAlign w:val="center"/>
             <w:tcMar>
               <w:top w:w="85" w:type="dxa"/>
@@ -12424,7 +12622,7 @@
         </w:tc>
         <w:tc>
           <w:tcPr>
-            <w:tcW w:type="dxa" w:w="3648"/>
+            <w:tcW w:type="dxa" w:w="3634"/>
             <w:vAlign w:val="center"/>
             <w:tcMar>
               <w:top w:w="85" w:type="dxa"/>
@@ -12449,7 +12647,7 @@
         </w:tc>
         <w:tc>
           <w:tcPr>
-            <w:tcW w:type="dxa" w:w="3648"/>
+            <w:tcW w:type="dxa" w:w="3634"/>
             <w:vAlign w:val="center"/>
             <w:tcMar>
               <w:top w:w="85" w:type="dxa"/>
@@ -12479,7 +12677,7 @@
         </w:trPr>
         <w:tc>
           <w:tcPr>
-            <w:tcW w:type="dxa" w:w="2785"/>
+            <w:tcW w:type="dxa" w:w="2812"/>
             <w:vAlign w:val="center"/>
             <w:tcMar>
               <w:top w:w="85" w:type="dxa"/>
@@ -12504,7 +12702,7 @@
         </w:tc>
         <w:tc>
           <w:tcPr>
-            <w:tcW w:type="dxa" w:w="3648"/>
+            <w:tcW w:type="dxa" w:w="3634"/>
             <w:vAlign w:val="center"/>
             <w:tcMar>
               <w:top w:w="85" w:type="dxa"/>
@@ -12529,7 +12727,7 @@
         </w:tc>
         <w:tc>
           <w:tcPr>
-            <w:tcW w:type="dxa" w:w="3648"/>
+            <w:tcW w:type="dxa" w:w="3634"/>
             <w:vAlign w:val="center"/>
             <w:tcMar>
               <w:top w:w="85" w:type="dxa"/>
@@ -12559,7 +12757,7 @@
         </w:trPr>
         <w:tc>
           <w:tcPr>
-            <w:tcW w:type="dxa" w:w="2785"/>
+            <w:tcW w:type="dxa" w:w="2812"/>
             <w:vAlign w:val="center"/>
             <w:tcMar>
               <w:top w:w="85" w:type="dxa"/>
@@ -12584,7 +12782,7 @@
         </w:tc>
         <w:tc>
           <w:tcPr>
-            <w:tcW w:type="dxa" w:w="3648"/>
+            <w:tcW w:type="dxa" w:w="3634"/>
             <w:vAlign w:val="center"/>
             <w:tcMar>
               <w:top w:w="85" w:type="dxa"/>
@@ -12609,7 +12807,7 @@
         </w:tc>
         <w:tc>
           <w:tcPr>
-            <w:tcW w:type="dxa" w:w="3648"/>
+            <w:tcW w:type="dxa" w:w="3634"/>
             <w:vAlign w:val="center"/>
             <w:tcMar>
               <w:top w:w="85" w:type="dxa"/>
@@ -12639,7 +12837,7 @@
         </w:trPr>
         <w:tc>
           <w:tcPr>
-            <w:tcW w:type="dxa" w:w="2785"/>
+            <w:tcW w:type="dxa" w:w="2812"/>
             <w:vAlign w:val="center"/>
             <w:tcMar>
               <w:top w:w="85" w:type="dxa"/>
@@ -12664,7 +12862,7 @@
         </w:tc>
         <w:tc>
           <w:tcPr>
-            <w:tcW w:type="dxa" w:w="3648"/>
+            <w:tcW w:type="dxa" w:w="3634"/>
             <w:vAlign w:val="center"/>
             <w:tcMar>
               <w:top w:w="85" w:type="dxa"/>
@@ -12689,7 +12887,7 @@
         </w:tc>
         <w:tc>
           <w:tcPr>
-            <w:tcW w:type="dxa" w:w="3648"/>
+            <w:tcW w:type="dxa" w:w="3634"/>
             <w:vAlign w:val="center"/>
             <w:tcMar>
               <w:top w:w="85" w:type="dxa"/>
@@ -12719,7 +12917,7 @@
         </w:trPr>
         <w:tc>
           <w:tcPr>
-            <w:tcW w:type="dxa" w:w="2785"/>
+            <w:tcW w:type="dxa" w:w="2812"/>
             <w:vAlign w:val="center"/>
             <w:tcMar>
               <w:top w:w="85" w:type="dxa"/>
@@ -12744,7 +12942,7 @@
         </w:tc>
         <w:tc>
           <w:tcPr>
-            <w:tcW w:type="dxa" w:w="3648"/>
+            <w:tcW w:type="dxa" w:w="3634"/>
             <w:vAlign w:val="center"/>
             <w:tcMar>
               <w:top w:w="85" w:type="dxa"/>
@@ -12769,7 +12967,7 @@
         </w:tc>
         <w:tc>
           <w:tcPr>
-            <w:tcW w:type="dxa" w:w="3648"/>
+            <w:tcW w:type="dxa" w:w="3634"/>
             <w:vAlign w:val="center"/>
             <w:tcMar>
               <w:top w:w="85" w:type="dxa"/>
@@ -12799,7 +12997,7 @@
         </w:trPr>
         <w:tc>
           <w:tcPr>
-            <w:tcW w:type="dxa" w:w="2785"/>
+            <w:tcW w:type="dxa" w:w="2812"/>
             <w:vAlign w:val="center"/>
             <w:tcMar>
               <w:top w:w="85" w:type="dxa"/>
@@ -12824,7 +13022,7 @@
         </w:tc>
         <w:tc>
           <w:tcPr>
-            <w:tcW w:type="dxa" w:w="3648"/>
+            <w:tcW w:type="dxa" w:w="3634"/>
             <w:vAlign w:val="center"/>
             <w:tcMar>
               <w:top w:w="85" w:type="dxa"/>
@@ -12849,7 +13047,7 @@
         </w:tc>
         <w:tc>
           <w:tcPr>
-            <w:tcW w:type="dxa" w:w="3648"/>
+            <w:tcW w:type="dxa" w:w="3634"/>
             <w:vAlign w:val="center"/>
             <w:tcMar>
               <w:top w:w="85" w:type="dxa"/>
@@ -12879,7 +13077,7 @@
         </w:trPr>
         <w:tc>
           <w:tcPr>
-            <w:tcW w:type="dxa" w:w="2785"/>
+            <w:tcW w:type="dxa" w:w="2812"/>
             <w:vAlign w:val="center"/>
             <w:tcMar>
               <w:top w:w="85" w:type="dxa"/>
@@ -12904,7 +13102,7 @@
         </w:tc>
         <w:tc>
           <w:tcPr>
-            <w:tcW w:type="dxa" w:w="3648"/>
+            <w:tcW w:type="dxa" w:w="3634"/>
             <w:vAlign w:val="center"/>
             <w:tcMar>
               <w:top w:w="85" w:type="dxa"/>
@@ -12929,7 +13127,7 @@
         </w:tc>
         <w:tc>
           <w:tcPr>
-            <w:tcW w:type="dxa" w:w="3648"/>
+            <w:tcW w:type="dxa" w:w="3634"/>
             <w:vAlign w:val="center"/>
             <w:tcMar>
               <w:top w:w="85" w:type="dxa"/>
@@ -12959,7 +13157,7 @@
         </w:trPr>
         <w:tc>
           <w:tcPr>
-            <w:tcW w:type="dxa" w:w="2785"/>
+            <w:tcW w:type="dxa" w:w="2812"/>
             <w:vAlign w:val="center"/>
             <w:tcMar>
               <w:top w:w="85" w:type="dxa"/>
@@ -12984,7 +13182,7 @@
         </w:tc>
         <w:tc>
           <w:tcPr>
-            <w:tcW w:type="dxa" w:w="3648"/>
+            <w:tcW w:type="dxa" w:w="3634"/>
             <w:vAlign w:val="center"/>
             <w:tcMar>
               <w:top w:w="85" w:type="dxa"/>
@@ -13009,7 +13207,7 @@
         </w:tc>
         <w:tc>
           <w:tcPr>
-            <w:tcW w:type="dxa" w:w="3648"/>
+            <w:tcW w:type="dxa" w:w="3634"/>
             <w:vAlign w:val="center"/>
             <w:tcMar>
               <w:top w:w="85" w:type="dxa"/>
@@ -13039,7 +13237,7 @@
         </w:trPr>
         <w:tc>
           <w:tcPr>
-            <w:tcW w:type="dxa" w:w="2785"/>
+            <w:tcW w:type="dxa" w:w="2812"/>
             <w:vAlign w:val="center"/>
             <w:tcMar>
               <w:top w:w="85" w:type="dxa"/>
@@ -13064,7 +13262,7 @@
         </w:tc>
         <w:tc>
           <w:tcPr>
-            <w:tcW w:type="dxa" w:w="3648"/>
+            <w:tcW w:type="dxa" w:w="3634"/>
             <w:vAlign w:val="center"/>
             <w:tcMar>
               <w:top w:w="85" w:type="dxa"/>
@@ -13089,7 +13287,7 @@
         </w:tc>
         <w:tc>
           <w:tcPr>
-            <w:tcW w:type="dxa" w:w="3648"/>
+            <w:tcW w:type="dxa" w:w="3634"/>
             <w:vAlign w:val="center"/>
             <w:tcMar>
               <w:top w:w="85" w:type="dxa"/>
@@ -13119,7 +13317,7 @@
         </w:trPr>
         <w:tc>
           <w:tcPr>
-            <w:tcW w:type="dxa" w:w="2785"/>
+            <w:tcW w:type="dxa" w:w="2812"/>
             <w:vAlign w:val="center"/>
             <w:tcMar>
               <w:top w:w="85" w:type="dxa"/>
@@ -13144,7 +13342,7 @@
         </w:tc>
         <w:tc>
           <w:tcPr>
-            <w:tcW w:type="dxa" w:w="3648"/>
+            <w:tcW w:type="dxa" w:w="3634"/>
             <w:vAlign w:val="center"/>
             <w:tcMar>
               <w:top w:w="85" w:type="dxa"/>
@@ -13169,7 +13367,7 @@
         </w:tc>
         <w:tc>
           <w:tcPr>
-            <w:tcW w:type="dxa" w:w="3648"/>
+            <w:tcW w:type="dxa" w:w="3634"/>
             <w:vAlign w:val="center"/>
             <w:tcMar>
               <w:top w:w="85" w:type="dxa"/>
@@ -13199,7 +13397,7 @@
         </w:trPr>
         <w:tc>
           <w:tcPr>
-            <w:tcW w:type="dxa" w:w="2785"/>
+            <w:tcW w:type="dxa" w:w="2812"/>
             <w:vAlign w:val="center"/>
             <w:tcMar>
               <w:top w:w="85" w:type="dxa"/>
@@ -13218,13 +13416,13 @@
                 <w:color w:val="000000"/>
                 <w:sz w:val="20"/>
               </w:rPr>
-              <w:t>Расчёт отклонён из-за опор или пролётов</w:t>
-            </w:r>
-          </w:p>
-        </w:tc>
-        <w:tc>
-          <w:tcPr>
-            <w:tcW w:type="dxa" w:w="3648"/>
+              <w:t>Расчёт недоступен для явного каталожного решения</w:t>
+            </w:r>
+          </w:p>
+        </w:tc>
+        <w:tc>
+          <w:tcPr>
+            <w:tcW w:type="dxa" w:w="3634"/>
             <w:vAlign w:val="center"/>
             <w:tcMar>
               <w:top w:w="85" w:type="dxa"/>
@@ -13243,13 +13441,13 @@
                 <w:color w:val="000000"/>
                 <w:sz w:val="20"/>
               </w:rPr>
-              <w:t>Отдельный кусок не соответствует принятой модели</w:t>
-            </w:r>
-          </w:p>
-        </w:tc>
-        <w:tc>
-          <w:tcPr>
-            <w:tcW w:type="dxa" w:w="3648"/>
+              <w:t>Характеристики выбранной номенклатуры не связаны с подтверждённым расчётом</w:t>
+            </w:r>
+          </w:p>
+        </w:tc>
+        <w:tc>
+          <w:tcPr>
+            <w:tcW w:type="dxa" w:w="3634"/>
             <w:vAlign w:val="center"/>
             <w:tcMar>
               <w:top w:w="85" w:type="dxa"/>
@@ -13268,7 +13466,7 @@
                 <w:color w:val="000000"/>
                 <w:sz w:val="20"/>
               </w:rPr>
-              <w:t>Проверить опоры, проёмы и стыки с конструктором; не подбирать параметры ради снятия отказа</w:t>
+              <w:t>Сохранить выбор; согласовать отдельный инженерный проект. Ручной режим не подтверждает прочность</w:t>
             </w:r>
           </w:p>
         </w:tc>
@@ -13279,7 +13477,7 @@
         </w:trPr>
         <w:tc>
           <w:tcPr>
-            <w:tcW w:type="dxa" w:w="2785"/>
+            <w:tcW w:type="dxa" w:w="2812"/>
             <w:vAlign w:val="center"/>
             <w:tcMar>
               <w:top w:w="85" w:type="dxa"/>
@@ -13298,13 +13496,13 @@
                 <w:color w:val="000000"/>
                 <w:sz w:val="20"/>
               </w:rPr>
-              <w:t>Композит с кляммерами не принимается</w:t>
-            </w:r>
-          </w:p>
-        </w:tc>
-        <w:tc>
-          <w:tcPr>
-            <w:tcW w:type="dxa" w:w="3648"/>
+              <w:t>Выбраны зоны с разными решениями</w:t>
+            </w:r>
+          </w:p>
+        </w:tc>
+        <w:tc>
+          <w:tcPr>
+            <w:tcW w:type="dxa" w:w="3634"/>
             <w:vAlign w:val="center"/>
             <w:tcMar>
               <w:top w:w="85" w:type="dxa"/>
@@ -13323,13 +13521,13 @@
                 <w:color w:val="000000"/>
                 <w:sz w:val="20"/>
               </w:rPr>
-              <w:t>Неподходящий состав крепления</w:t>
-            </w:r>
-          </w:p>
-        </w:tc>
-        <w:tc>
-          <w:tcPr>
-            <w:tcW w:type="dxa" w:w="3648"/>
+              <w:t>Один общий выбор не может заменить разные сохранённые решения</w:t>
+            </w:r>
+          </w:p>
+        </w:tc>
+        <w:tc>
+          <w:tcPr>
+            <w:tcW w:type="dxa" w:w="3634"/>
             <w:vAlign w:val="center"/>
             <w:tcMar>
               <w:top w:w="85" w:type="dxa"/>
@@ -13348,7 +13546,7 @@
                 <w:color w:val="000000"/>
                 <w:sz w:val="20"/>
               </w:rPr>
-              <w:t>Выбрать «только подсистему» и проектное решение крепления</w:t>
+              <w:t>Обработать зоны отдельно; не переносить выбор соседней зоны автоматически</w:t>
             </w:r>
           </w:p>
         </w:tc>
@@ -13359,7 +13557,7 @@
         </w:trPr>
         <w:tc>
           <w:tcPr>
-            <w:tcW w:type="dxa" w:w="2785"/>
+            <w:tcW w:type="dxa" w:w="2812"/>
             <w:vAlign w:val="center"/>
             <w:tcMar>
               <w:top w:w="85" w:type="dxa"/>
@@ -13378,13 +13576,13 @@
                 <w:color w:val="000000"/>
                 <w:sz w:val="20"/>
               </w:rPr>
-              <w:t>Таблица слишком большая</w:t>
-            </w:r>
-          </w:p>
-        </w:tc>
-        <w:tc>
-          <w:tcPr>
-            <w:tcW w:type="dxa" w:w="3648"/>
+              <w:t>Решение нельзя изменить при повторе только кляммеров</w:t>
+            </w:r>
+          </w:p>
+        </w:tc>
+        <w:tc>
+          <w:tcPr>
+            <w:tcW w:type="dxa" w:w="3634"/>
             <w:vAlign w:val="center"/>
             <w:tcMar>
               <w:top w:w="85" w:type="dxa"/>
@@ -13403,13 +13601,13 @@
                 <w:color w:val="000000"/>
                 <w:sz w:val="20"/>
               </w:rPr>
-              <w:t>Высота текста задана в единицах модели</w:t>
-            </w:r>
-          </w:p>
-        </w:tc>
-        <w:tc>
-          <w:tcPr>
-            <w:tcW w:type="dxa" w:w="3648"/>
+              <w:t>Направляющие и кронштейны сохраняются</w:t>
+            </w:r>
+          </w:p>
+        </w:tc>
+        <w:tc>
+          <w:tcPr>
+            <w:tcW w:type="dxa" w:w="3634"/>
             <w:vAlign w:val="center"/>
             <w:tcMar>
               <w:top w:w="85" w:type="dxa"/>
@@ -13428,7 +13626,7 @@
                 <w:color w:val="000000"/>
                 <w:sz w:val="20"/>
               </w:rPr>
-              <w:t>Перестроить таблицу с меньшей высотой текста; контуры не масштабировать</w:t>
+              <w:t>Вернуться к полному перестроению по согласованному проекту</w:t>
             </w:r>
           </w:p>
         </w:tc>
@@ -13439,7 +13637,7 @@
         </w:trPr>
         <w:tc>
           <w:tcPr>
-            <w:tcW w:type="dxa" w:w="2785"/>
+            <w:tcW w:type="dxa" w:w="2812"/>
             <w:vAlign w:val="center"/>
             <w:tcMar>
               <w:top w:w="85" w:type="dxa"/>
@@ -13458,13 +13656,13 @@
                 <w:color w:val="000000"/>
                 <w:sz w:val="20"/>
               </w:rPr>
-              <w:t>После Save As не найдены зоны</w:t>
-            </w:r>
-          </w:p>
-        </w:tc>
-        <w:tc>
-          <w:tcPr>
-            <w:tcW w:type="dxa" w:w="3648"/>
+              <w:t>Расчёт отклонён из-за опор или пролётов</w:t>
+            </w:r>
+          </w:p>
+        </w:tc>
+        <w:tc>
+          <w:tcPr>
+            <w:tcW w:type="dxa" w:w="3634"/>
             <w:vAlign w:val="center"/>
             <w:tcMar>
               <w:top w:w="85" w:type="dxa"/>
@@ -13483,13 +13681,13 @@
                 <w:color w:val="000000"/>
                 <w:sz w:val="20"/>
               </w:rPr>
-              <w:t>Отдельный JSON не перенесён/не соответствует DWG</w:t>
-            </w:r>
-          </w:p>
-        </w:tc>
-        <w:tc>
-          <w:tcPr>
-            <w:tcW w:type="dxa" w:w="3648"/>
+              <w:t>Отдельный кусок не соответствует принятой модели</w:t>
+            </w:r>
+          </w:p>
+        </w:tc>
+        <w:tc>
+          <w:tcPr>
+            <w:tcW w:type="dxa" w:w="3634"/>
             <w:vAlign w:val="center"/>
             <w:tcMar>
               <w:top w:w="85" w:type="dxa"/>
@@ -13508,7 +13706,7 @@
                 <w:color w:val="000000"/>
                 <w:sz w:val="20"/>
               </w:rPr>
-              <w:t>Проверить пару файлов и пересчитать/сохранить зоны в новой папке</w:t>
+              <w:t>Проверить опоры, проёмы и стыки с конструктором; не подбирать параметры ради снятия отказа</w:t>
             </w:r>
           </w:p>
         </w:tc>
@@ -13519,7 +13717,7 @@
         </w:trPr>
         <w:tc>
           <w:tcPr>
-            <w:tcW w:type="dxa" w:w="2785"/>
+            <w:tcW w:type="dxa" w:w="2812"/>
             <w:vAlign w:val="center"/>
             <w:tcMar>
               <w:top w:w="85" w:type="dxa"/>
@@ -13538,13 +13736,13 @@
                 <w:color w:val="000000"/>
                 <w:sz w:val="20"/>
               </w:rPr>
-              <w:t>Вставка идёт долго</w:t>
-            </w:r>
-          </w:p>
-        </w:tc>
-        <w:tc>
-          <w:tcPr>
-            <w:tcW w:type="dxa" w:w="3648"/>
+              <w:t>Композит с кляммерами не принимается</w:t>
+            </w:r>
+          </w:p>
+        </w:tc>
+        <w:tc>
+          <w:tcPr>
+            <w:tcW w:type="dxa" w:w="3634"/>
             <w:vAlign w:val="center"/>
             <w:tcMar>
               <w:top w:w="85" w:type="dxa"/>
@@ -13563,13 +13761,13 @@
                 <w:color w:val="000000"/>
                 <w:sz w:val="20"/>
               </w:rPr>
-              <w:t>Большая зона, много разных подрезок или сложные блоки</w:t>
-            </w:r>
-          </w:p>
-        </w:tc>
-        <w:tc>
-          <w:tcPr>
-            <w:tcW w:type="dxa" w:w="3648"/>
+              <w:t>Неподходящий состав крепления</w:t>
+            </w:r>
+          </w:p>
+        </w:tc>
+        <w:tc>
+          <w:tcPr>
+            <w:tcW w:type="dxa" w:w="3634"/>
             <w:vAlign w:val="center"/>
             <w:tcMar>
               <w:top w:w="85" w:type="dxa"/>
@@ -13588,7 +13786,7 @@
                 <w:color w:val="000000"/>
                 <w:sz w:val="20"/>
               </w:rPr>
-              <w:t>Дождаться сообщения завершения; первый тест делать на небольшом участке</w:t>
+              <w:t>Выбрать «только подсистему» и проектное решение крепления</w:t>
             </w:r>
           </w:p>
         </w:tc>
@@ -13599,7 +13797,7 @@
         </w:trPr>
         <w:tc>
           <w:tcPr>
-            <w:tcW w:type="dxa" w:w="2785"/>
+            <w:tcW w:type="dxa" w:w="2812"/>
             <w:vAlign w:val="center"/>
             <w:tcMar>
               <w:top w:w="85" w:type="dxa"/>
@@ -13618,13 +13816,13 @@
                 <w:color w:val="000000"/>
                 <w:sz w:val="20"/>
               </w:rPr>
-              <w:t>Старая схема линий, предложен ATFZONERESET</w:t>
-            </w:r>
-          </w:p>
-        </w:tc>
-        <w:tc>
-          <w:tcPr>
-            <w:tcW w:type="dxa" w:w="3648"/>
+              <w:t>Таблица слишком большая</w:t>
+            </w:r>
+          </w:p>
+        </w:tc>
+        <w:tc>
+          <w:tcPr>
+            <w:tcW w:type="dxa" w:w="3634"/>
             <w:vAlign w:val="center"/>
             <w:tcMar>
               <w:top w:w="85" w:type="dxa"/>
@@ -13643,13 +13841,13 @@
                 <w:color w:val="000000"/>
                 <w:sz w:val="20"/>
               </w:rPr>
-              <w:t>У старых объектов нет безопасных связей</w:t>
-            </w:r>
-          </w:p>
-        </w:tc>
-        <w:tc>
-          <w:tcPr>
-            <w:tcW w:type="dxa" w:w="3648"/>
+              <w:t>Высота текста задана в единицах модели</w:t>
+            </w:r>
+          </w:p>
+        </w:tc>
+        <w:tc>
+          <w:tcPr>
+            <w:tcW w:type="dxa" w:w="3634"/>
             <w:vAlign w:val="center"/>
             <w:tcMar>
               <w:top w:w="85" w:type="dxa"/>
@@ -13668,7 +13866,7 @@
                 <w:color w:val="000000"/>
                 <w:sz w:val="20"/>
               </w:rPr>
-              <w:t>Выполнить главу 10.4 на контрольной копии, выбрать только свой участок</w:t>
+              <w:t>Перестроить таблицу с меньшей высотой текста; контуры не масштабировать</w:t>
             </w:r>
           </w:p>
         </w:tc>
@@ -13679,7 +13877,7 @@
         </w:trPr>
         <w:tc>
           <w:tcPr>
-            <w:tcW w:type="dxa" w:w="2785"/>
+            <w:tcW w:type="dxa" w:w="2812"/>
             <w:vAlign w:val="center"/>
             <w:tcMar>
               <w:top w:w="85" w:type="dxa"/>
@@ -13698,21 +13896,261 @@
                 <w:color w:val="000000"/>
                 <w:sz w:val="20"/>
               </w:rPr>
+              <w:t>После Save As не найдены зоны</w:t>
+            </w:r>
+          </w:p>
+        </w:tc>
+        <w:tc>
+          <w:tcPr>
+            <w:tcW w:type="dxa" w:w="3634"/>
+            <w:vAlign w:val="center"/>
+            <w:tcMar>
+              <w:top w:w="85" w:type="dxa"/>
+              <w:bottom w:w="85" w:type="dxa"/>
+              <w:left w:w="100" w:type="dxa"/>
+              <w:right w:w="100" w:type="dxa"/>
+            </w:tcMar>
+            <w:shd w:fill="F1F5F7"/>
+          </w:tcPr>
+          <w:p>
+            <w:pPr>
+              <w:spacing w:after="0" w:before="0" w:line="259" w:lineRule="auto"/>
+            </w:pPr>
+            <w:r>
+              <w:rPr>
+                <w:color w:val="000000"/>
+                <w:sz w:val="20"/>
+              </w:rPr>
+              <w:t>Отдельный JSON не перенесён/не соответствует DWG</w:t>
+            </w:r>
+          </w:p>
+        </w:tc>
+        <w:tc>
+          <w:tcPr>
+            <w:tcW w:type="dxa" w:w="3634"/>
+            <w:vAlign w:val="center"/>
+            <w:tcMar>
+              <w:top w:w="85" w:type="dxa"/>
+              <w:bottom w:w="85" w:type="dxa"/>
+              <w:left w:w="100" w:type="dxa"/>
+              <w:right w:w="100" w:type="dxa"/>
+            </w:tcMar>
+            <w:shd w:fill="F1F5F7"/>
+          </w:tcPr>
+          <w:p>
+            <w:pPr>
+              <w:spacing w:after="0" w:before="0" w:line="259" w:lineRule="auto"/>
+            </w:pPr>
+            <w:r>
+              <w:rPr>
+                <w:color w:val="000000"/>
+                <w:sz w:val="20"/>
+              </w:rPr>
+              <w:t>Проверить пару файлов и пересчитать/сохранить зоны в новой папке</w:t>
+            </w:r>
+          </w:p>
+        </w:tc>
+      </w:tr>
+      <w:tr>
+        <w:trPr>
+          <w:cantSplit/>
+        </w:trPr>
+        <w:tc>
+          <w:tcPr>
+            <w:tcW w:type="dxa" w:w="2812"/>
+            <w:vAlign w:val="center"/>
+            <w:tcMar>
+              <w:top w:w="85" w:type="dxa"/>
+              <w:bottom w:w="85" w:type="dxa"/>
+              <w:left w:w="100" w:type="dxa"/>
+              <w:right w:w="100" w:type="dxa"/>
+            </w:tcMar>
+            <w:shd w:fill="FFFFFF"/>
+          </w:tcPr>
+          <w:p>
+            <w:pPr>
+              <w:spacing w:after="0" w:before="0" w:line="259" w:lineRule="auto"/>
+            </w:pPr>
+            <w:r>
+              <w:rPr>
+                <w:color w:val="000000"/>
+                <w:sz w:val="20"/>
+              </w:rPr>
+              <w:t>Вставка идёт долго</w:t>
+            </w:r>
+          </w:p>
+        </w:tc>
+        <w:tc>
+          <w:tcPr>
+            <w:tcW w:type="dxa" w:w="3634"/>
+            <w:vAlign w:val="center"/>
+            <w:tcMar>
+              <w:top w:w="85" w:type="dxa"/>
+              <w:bottom w:w="85" w:type="dxa"/>
+              <w:left w:w="100" w:type="dxa"/>
+              <w:right w:w="100" w:type="dxa"/>
+            </w:tcMar>
+            <w:shd w:fill="FFFFFF"/>
+          </w:tcPr>
+          <w:p>
+            <w:pPr>
+              <w:spacing w:after="0" w:before="0" w:line="259" w:lineRule="auto"/>
+            </w:pPr>
+            <w:r>
+              <w:rPr>
+                <w:color w:val="000000"/>
+                <w:sz w:val="20"/>
+              </w:rPr>
+              <w:t>Большая зона, много разных подрезок или сложные блоки</w:t>
+            </w:r>
+          </w:p>
+        </w:tc>
+        <w:tc>
+          <w:tcPr>
+            <w:tcW w:type="dxa" w:w="3634"/>
+            <w:vAlign w:val="center"/>
+            <w:tcMar>
+              <w:top w:w="85" w:type="dxa"/>
+              <w:bottom w:w="85" w:type="dxa"/>
+              <w:left w:w="100" w:type="dxa"/>
+              <w:right w:w="100" w:type="dxa"/>
+            </w:tcMar>
+            <w:shd w:fill="FFFFFF"/>
+          </w:tcPr>
+          <w:p>
+            <w:pPr>
+              <w:spacing w:after="0" w:before="0" w:line="259" w:lineRule="auto"/>
+            </w:pPr>
+            <w:r>
+              <w:rPr>
+                <w:color w:val="000000"/>
+                <w:sz w:val="20"/>
+              </w:rPr>
+              <w:t>Дождаться сообщения завершения; первый тест делать на небольшом участке</w:t>
+            </w:r>
+          </w:p>
+        </w:tc>
+      </w:tr>
+      <w:tr>
+        <w:trPr>
+          <w:cantSplit/>
+        </w:trPr>
+        <w:tc>
+          <w:tcPr>
+            <w:tcW w:type="dxa" w:w="2812"/>
+            <w:vAlign w:val="center"/>
+            <w:tcMar>
+              <w:top w:w="85" w:type="dxa"/>
+              <w:bottom w:w="85" w:type="dxa"/>
+              <w:left w:w="100" w:type="dxa"/>
+              <w:right w:w="100" w:type="dxa"/>
+            </w:tcMar>
+            <w:shd w:fill="F1F5F7"/>
+          </w:tcPr>
+          <w:p>
+            <w:pPr>
+              <w:spacing w:after="0" w:before="0" w:line="259" w:lineRule="auto"/>
+            </w:pPr>
+            <w:r>
+              <w:rPr>
+                <w:color w:val="000000"/>
+                <w:sz w:val="20"/>
+              </w:rPr>
+              <w:t>Старая схема линий, предложен ATFZONERESET</w:t>
+            </w:r>
+          </w:p>
+        </w:tc>
+        <w:tc>
+          <w:tcPr>
+            <w:tcW w:type="dxa" w:w="3634"/>
+            <w:vAlign w:val="center"/>
+            <w:tcMar>
+              <w:top w:w="85" w:type="dxa"/>
+              <w:bottom w:w="85" w:type="dxa"/>
+              <w:left w:w="100" w:type="dxa"/>
+              <w:right w:w="100" w:type="dxa"/>
+            </w:tcMar>
+            <w:shd w:fill="F1F5F7"/>
+          </w:tcPr>
+          <w:p>
+            <w:pPr>
+              <w:spacing w:after="0" w:before="0" w:line="259" w:lineRule="auto"/>
+            </w:pPr>
+            <w:r>
+              <w:rPr>
+                <w:color w:val="000000"/>
+                <w:sz w:val="20"/>
+              </w:rPr>
+              <w:t>У старых объектов нет безопасных связей</w:t>
+            </w:r>
+          </w:p>
+        </w:tc>
+        <w:tc>
+          <w:tcPr>
+            <w:tcW w:type="dxa" w:w="3634"/>
+            <w:vAlign w:val="center"/>
+            <w:tcMar>
+              <w:top w:w="85" w:type="dxa"/>
+              <w:bottom w:w="85" w:type="dxa"/>
+              <w:left w:w="100" w:type="dxa"/>
+              <w:right w:w="100" w:type="dxa"/>
+            </w:tcMar>
+            <w:shd w:fill="F1F5F7"/>
+          </w:tcPr>
+          <w:p>
+            <w:pPr>
+              <w:spacing w:after="0" w:before="0" w:line="259" w:lineRule="auto"/>
+            </w:pPr>
+            <w:r>
+              <w:rPr>
+                <w:color w:val="000000"/>
+                <w:sz w:val="20"/>
+              </w:rPr>
+              <w:t>Выполнить главу 10.4 на контрольной копии, выбрать только свой участок</w:t>
+            </w:r>
+          </w:p>
+        </w:tc>
+      </w:tr>
+      <w:tr>
+        <w:trPr>
+          <w:cantSplit/>
+        </w:trPr>
+        <w:tc>
+          <w:tcPr>
+            <w:tcW w:type="dxa" w:w="2812"/>
+            <w:vAlign w:val="center"/>
+            <w:tcMar>
+              <w:top w:w="85" w:type="dxa"/>
+              <w:bottom w:w="85" w:type="dxa"/>
+              <w:left w:w="100" w:type="dxa"/>
+              <w:right w:w="100" w:type="dxa"/>
+            </w:tcMar>
+            <w:shd w:fill="FFFFFF"/>
+          </w:tcPr>
+          <w:p>
+            <w:pPr>
+              <w:spacing w:after="0" w:before="0" w:line="259" w:lineRule="auto"/>
+            </w:pPr>
+            <w:r>
+              <w:rPr>
+                <w:color w:val="000000"/>
+                <w:sz w:val="20"/>
+              </w:rPr>
               <w:t>Внутренняя ошибка</w:t>
             </w:r>
           </w:p>
         </w:tc>
         <w:tc>
           <w:tcPr>
-            <w:tcW w:type="dxa" w:w="3648"/>
-            <w:vAlign w:val="center"/>
-            <w:tcMar>
-              <w:top w:w="85" w:type="dxa"/>
-              <w:bottom w:w="85" w:type="dxa"/>
-              <w:left w:w="100" w:type="dxa"/>
-              <w:right w:w="100" w:type="dxa"/>
-            </w:tcMar>
-            <w:shd w:fill="F1F5F7"/>
+            <w:tcW w:type="dxa" w:w="3634"/>
+            <w:vAlign w:val="center"/>
+            <w:tcMar>
+              <w:top w:w="85" w:type="dxa"/>
+              <w:bottom w:w="85" w:type="dxa"/>
+              <w:left w:w="100" w:type="dxa"/>
+              <w:right w:w="100" w:type="dxa"/>
+            </w:tcMar>
+            <w:shd w:fill="FFFFFF"/>
           </w:tcPr>
           <w:p>
             <w:pPr>
@@ -13729,15 +14167,15 @@
         </w:tc>
         <w:tc>
           <w:tcPr>
-            <w:tcW w:type="dxa" w:w="3648"/>
-            <w:vAlign w:val="center"/>
-            <w:tcMar>
-              <w:top w:w="85" w:type="dxa"/>
-              <w:bottom w:w="85" w:type="dxa"/>
-              <w:left w:w="100" w:type="dxa"/>
-              <w:right w:w="100" w:type="dxa"/>
-            </w:tcMar>
-            <w:shd w:fill="F1F5F7"/>
+            <w:tcW w:type="dxa" w:w="3634"/>
+            <w:vAlign w:val="center"/>
+            <w:tcMar>
+              <w:top w:w="85" w:type="dxa"/>
+              <w:bottom w:w="85" w:type="dxa"/>
+              <w:left w:w="100" w:type="dxa"/>
+              <w:right w:w="100" w:type="dxa"/>
+            </w:tcMar>
+            <w:shd w:fill="FFFFFF"/>
           </w:tcPr>
           <w:p>
             <w:pPr>
@@ -13760,14 +14198,14 @@
       </w:pPr>
     </w:p>
     <w:p>
-      <w:bookmarkStart w:id="623" w:name="chapter_18"/>
+      <w:bookmarkStart w:id="643" w:name="chapter_18"/>
       <w:pPr>
         <w:pStyle w:val="Heading1"/>
       </w:pPr>
       <w:r>
         <w:t>17 Сохранение и передача результата</w:t>
       </w:r>
-      <w:bookmarkEnd w:id="623"/>
+      <w:bookmarkEnd w:id="643"/>
     </w:p>
     <w:p>
       <w:r>
@@ -13849,14 +14287,14 @@
       </w:r>
     </w:p>
     <w:p>
-      <w:bookmarkStart w:id="633" w:name="chapter_19"/>
+      <w:bookmarkStart w:id="653" w:name="chapter_19"/>
       <w:pPr>
         <w:pStyle w:val="Heading1"/>
       </w:pPr>
       <w:r>
         <w:t>18 Как сообщить о проблеме чтобы её можно было исправить</w:t>
       </w:r>
-      <w:bookmarkEnd w:id="633"/>
+      <w:bookmarkEnd w:id="653"/>
     </w:p>
     <w:p>
       <w:r>
@@ -13869,14 +14307,14 @@
       </w:r>
     </w:p>
     <w:p>
-      <w:bookmarkStart w:id="639" w:name="chapter_20"/>
+      <w:bookmarkStart w:id="659" w:name="chapter_20"/>
       <w:pPr>
         <w:pStyle w:val="Heading1"/>
       </w:pPr>
       <w:r>
         <w:t>19 Словарь начинающего пользователя</w:t>
       </w:r>
-      <w:bookmarkEnd w:id="639"/>
+      <w:bookmarkEnd w:id="659"/>
     </w:p>
     <w:tbl>
       <w:tblPr>
@@ -15391,14 +15829,14 @@
       </w:pPr>
     </w:p>
     <w:p>
-      <w:bookmarkStart w:id="670" w:name="chapter_21"/>
+      <w:bookmarkStart w:id="690" w:name="chapter_21"/>
       <w:pPr>
         <w:pStyle w:val="Heading1"/>
       </w:pPr>
       <w:r>
         <w:t>20 Финальная самопроверка первого урока</w:t>
       </w:r>
-      <w:bookmarkEnd w:id="670"/>
+      <w:bookmarkEnd w:id="690"/>
     </w:p>
     <w:p>
       <w:r>

--- a/docs/facades_beginner_3009/Facades_Beginner_Manual_30.09.docx
+++ b/docs/facades_beginner_3009/Facades_Beginner_Manual_30.09.docx
@@ -40,7 +40,7 @@
     </w:p>
     <w:p>
       <w:r>
-        <w:t>Иллюстрации с координатами — учебные схемы, построенные из результатов движков. Они не являются снимками запущенного AutoCAD. Схемы окон сохраняют базовые разделы интерфейса; новые поля каталога описаны текстом в главе 13. Данные примера искусственные и не содержат частных проектов.</w:t>
+        <w:t>Иллюстрации с координатами — учебные схемы, построенные из результатов движков. Они не являются снимками запущенного AutoCAD. Схемы окон сохраняют базовые разделы интерфейса; новые поля каталога и параметров проекта описаны текстом в главе 13. Данные примера искусственные и не содержат частных проектов.</w:t>
       </w:r>
     </w:p>
     <w:p>
@@ -48,7 +48,7 @@
         <w:rPr>
           <w:b/>
         </w:rPr>
-        <w:t>Редакция для исходников после build-bundle #104. Этап 2Б1 ещё не входит в установочный выпуск. Перед занятием проверьте версию трёх бандлов по разделу «Какой версией пользоваться».</w:t>
+        <w:t>Редакция для исходников после build-bundle #104. Этапы 2Б1 и 2Б2 ещё не входят в установочный выпуск. Перед занятием проверьте версию трёх бандлов по разделу «Какой версией пользоваться».</w:t>
       </w:r>
     </w:p>
     <w:p>
@@ -357,7 +357,7 @@
         <w:rPr>
           <w:b/>
         </w:rPr>
-        <w:t>Эта редакция описывает исходники после build-bundle #104, включая этап 2Б1. Новый выбор решения и каталога из главы 13 ещё не входит в установочный выпуск.</w:t>
+        <w:t>Эта редакция описывает исходники после build-bundle #104, включая этапы 2Б1 и 2Б2. Выбор решения, параметры проекта и зон из главы 13 ещё не входят в установочный выпуск.</w:t>
       </w:r>
       <w:r>
         <w:t xml:space="preserve"> Выпуск #104 содержит этап 2А: ведомости и геометрический паспорт соединений. Для него сохранено отдельное </w:t>
@@ -396,7 +396,7 @@
         <w:t>latest</w:t>
       </w:r>
       <w:r>
-        <w:t xml:space="preserve"> соответствующим этой редакции. До отдельного выпуска 2Б1 изучайте новые поля по инструкции; доступность окна в исходниках не доказывает его работу в живом AutoCAD. Идентификатор проверенного кода приведён в </w:t>
+        <w:t xml:space="preserve"> соответствующим этой редакции. До отдельного выпуска 2Б1/2Б2 изучайте новые поля по инструкции; доступность окна в исходниках не доказывает его работу в живом AutoCAD. Идентификатор проверенного кода приведён в </w:t>
       </w:r>
       <w:r>
         <w:rPr>
@@ -986,7 +986,16 @@
         <w:t>контуры → ATFZONE → ATTILE → ATFRAME → ATFTABLE → проверка → сохранение</w:t>
       </w:r>
       <w:r>
-        <w:t>.</w:t>
+        <w:t xml:space="preserve">. Для пилота Вектор-1 с общими параметрами добавьте перед ATFRAME шаги </w:t>
+      </w:r>
+      <w:r>
+        <w:rPr>
+          <w:b/>
+        </w:rPr>
+        <w:t>ATFPROJECT → ATFZONEPARAMS</w:t>
+      </w:r>
+      <w:r>
+        <w:t xml:space="preserve"> из главы 13. ATFPROJECT хранит общие параметры DWG, а ATFZONEPARAMS — явные привязки и исключения настоящих зон ATFZONE; обе команды сохраняют параметры без построения геометрии. Основной учебный пример с бетонной плиткой остаётся самостоятельным упражнением без этого выбора.</w:t>
       </w:r>
     </w:p>
     <w:p>
@@ -11186,7 +11195,7 @@
         <w:ind w:left="317" w:hanging="317"/>
       </w:pPr>
       <w:r>
-        <w:t xml:space="preserve">1. В окне ATFRAME нажмите </w:t>
+        <w:t xml:space="preserve">1. Для зоны без привязки к проекту в окне ATFRAME нажмите </w:t>
       </w:r>
       <w:r>
         <w:rPr>
@@ -11287,7 +11296,7 @@
     </w:p>
     <w:p>
       <w:r>
-        <w:t>Выбор сохраняется с результатом полного перестроения и восстанавливается по выбранной зоне. Он не становится глобальным последним выбором для другого проекта. Зоны с разными решениями, включая смесь зоны с явным выбором и зоны без него, нельзя обработать одним общим выбором: команда откажет, их нужно обрабатывать отдельно. Настройки проекта по умолчанию и переопределения зон относятся к следующему этапу 2Б2.</w:t>
+        <w:t>Выбор сохраняется с результатом полного перестроения и восстанавливается по выбранной зоне. Он не становится глобальным последним выбором для другого проекта. Зоны с разными решениями, включая смесь зоны с явным выбором и зоны без него, нельзя обработать одним общим выбором: команда откажет, их нужно обрабатывать отдельно. Общие параметры текущего DWG и явные исключения зон задаются отдельно командами следующего подраздела; создание проекта не переносит их в старую зону автоматически.</w:t>
       </w:r>
     </w:p>
     <w:p>
@@ -11323,130 +11332,204 @@
         <w:pStyle w:val="Heading2"/>
       </w:pPr>
       <w:r>
-        <w:t>Углы и перекрытия</w:t>
+        <w:t>Параметры проекта и зон 2Б2</w:t>
       </w:r>
     </w:p>
     <w:p>
       <w:r>
-        <w:t>При включении «внешние углы здания» после окна указывают точки по X настоящих внешних углов; Enter завершает список. Если углы не заданы, используется правило краёв контура. Это может отличаться от реального участка большого фасада, вырезанного для обработки.</w:t>
-      </w:r>
-    </w:p>
-    <w:p>
-      <w:r>
-        <w:t>При включении «отметки перекрытий» указывают точки на соответствующих уровнях Y; Enter завершает список. В межэтажной системе без указанных отметок может использоваться «Этаж без отметок, мм». На рабочем чертеже условная сетка по 3000 мм не заменяет реальные этажи и отметки.</w:t>
-      </w:r>
-    </w:p>
-    <w:p>
-      <w:r>
-        <w:t>В исправленной сборке смена типа подсистемы не должна сама менять уже заданную массу облицовки. У старых сохранённых настроек внимательно проверьте массу: ранее введённое значение, например 8 кг/м², сохраняется как пользовательское и не становится автоматически верным для новой облицовки. Коэффициент нагрузки по материалу отображается в описании расчёта; исходные данные всё равно берутся из проекта.</w:t>
+        <w:rPr>
+          <w:b/>
+        </w:rPr>
+        <w:t>Один DWG — один проект параметров.</w:t>
+      </w:r>
+      <w:r>
+        <w:t xml:space="preserve"> Этот режим предназначен для того же пилота Вектор-1 2015, тип 1, узел 4.2.1, КР2 + УК + ГП, керамогранит. Данные сохраняются внутри DWG. Новый проект не берёт решение из последних настроек ATFRAME; новые и прежние зоны получают его только после вашей явной привязки. СФТК и другие системы здесь не добавлены.</w:t>
       </w:r>
     </w:p>
     <w:p>
       <w:pPr>
-        <w:pStyle w:val="Heading2"/>
+        <w:pStyle w:val="Heading3"/>
       </w:pPr>
       <w:r>
-        <w:t>Условные знаки и блоки образцы</w:t>
+        <w:t>Задать общие значения через ATFPROJECT</w:t>
       </w:r>
     </w:p>
     <w:p>
-      <w:r>
-        <w:t>Условные знаки позволяют освоить цепочку без внешних блоков. В режиме образцов после окна последовательно запрашиваются подходящие блоки кронштейнов, кляммеров и направляющей; Enter в допускающем его запросе означает условный знак. Динамический образец должен иметь поддерживаемые свойства размеров/видимости. Одинаковая картинка блока на экране ещё не подтверждает его пригодность для автоматической подгонки.</w:t>
+      <w:pPr>
+        <w:ind w:left="317" w:hanging="317"/>
+      </w:pPr>
+      <w:r>
+        <w:t xml:space="preserve">1. Введите </w:t>
+      </w:r>
+      <w:r>
+        <w:rPr>
+          <w:b/>
+        </w:rPr>
+        <w:t>ATFPROJECT</w:t>
+      </w:r>
+      <w:r>
+        <w:t>. При первом запуске окно сообщает, что проект ещё не создан. Выберите узел и заполните полный набор КР2/УК/ГП так же, как в предыдущем подразделе. Размеры b/c задайте по проекту; вынос и слои утеплителя можно оставить незаданными.</w:t>
       </w:r>
     </w:p>
     <w:p>
-      <w:r>
-        <w:t>После пробной вставки сравните габарит и атрибуты нескольких элементов с расчётными размерами. Для облицовки используйте проверенный блок с базовой точкой в левом нижнем углу: блок с базой в центре не считается поддержанным только потому, что похож на прямоугольник. Исправленная AClad проверяет обратное чтение динамических размеров, фактический габарит и положение с допуском 0,5 мм. При несоответствии построение отменяется с сохранением прежнего результата. Сообщение о неустановленном динамическом свойстве — повод проверить блок; в учебном ATTILE вернитесь к автоматически создаваемому прямоугольнику.</w:t>
+      <w:pPr>
+        <w:ind w:left="317" w:hanging="317"/>
+      </w:pPr>
+      <w:r>
+        <w:t xml:space="preserve">2. Нажмите </w:t>
+      </w:r>
+      <w:r>
+        <w:rPr>
+          <w:b/>
+        </w:rPr>
+        <w:t>«Проверить изменения»</w:t>
+      </w:r>
+      <w:r>
+        <w:t>. Прочитайте список «было → станет» и последствия. На этой стадии в чертёж ещё ничего не записано.</w:t>
       </w:r>
     </w:p>
     <w:p>
-      <w:r>
-        <w:t>Если программа сообщает, что автоматически создаваемый блок с таким именем уже существует, но имеет другой размер или состав, задайте другое имя облицовки. Для старых коротких направляющих без служебной метки ATFRAME может потребовать один раз полностью перестроить подсистему; неоднозначный старый объект не будет молча принят за правильный.</w:t>
+      <w:pPr>
+        <w:ind w:left="317" w:hanging="317"/>
+      </w:pPr>
+      <w:r>
+        <w:t xml:space="preserve">3. При необходимости нажмите </w:t>
+      </w:r>
+      <w:r>
+        <w:rPr>
+          <w:b/>
+        </w:rPr>
+        <w:t>«Назад»</w:t>
+      </w:r>
+      <w:r>
+        <w:t xml:space="preserve"> и исправьте поля. Для записи нажмите </w:t>
+      </w:r>
+      <w:r>
+        <w:rPr>
+          <w:b/>
+        </w:rPr>
+        <w:t>«Сохранить проект»</w:t>
+      </w:r>
+      <w:r>
+        <w:t xml:space="preserve">. </w:t>
+      </w:r>
+      <w:r>
+        <w:rPr>
+          <w:b/>
+        </w:rPr>
+        <w:t>«Отмена»</w:t>
+      </w:r>
+      <w:r>
+        <w:t xml:space="preserve"> закрывает окно без записи как при вводе, так и при просмотре изменений.</w:t>
       </w:r>
     </w:p>
     <w:p>
-      <w:bookmarkStart w:id="589" w:name="chapter_15"/>
-      <w:pPr>
-        <w:pStyle w:val="Heading1"/>
-      </w:pPr>
-      <w:r>
-        <w:t>14 Размеры и поиск дублей</w:t>
-      </w:r>
-      <w:bookmarkEnd w:id="589"/>
+      <w:r>
+        <w:t>Первое сохранение создаёт редакцию 1. Изменение значений увеличивает редакцию; сохранение тех же значений её не меняет. Геометрия, таблицы и привязки зон автоматически не создаются и не обновляются. Число зависимых зон в окне не подсчитывается: это не сообщение об их отсутствии.</w:t>
+      </w:r>
     </w:p>
     <w:p>
-      <w:r>
-        <w:rPr>
-          <w:rFonts w:ascii="DejaVu Sans Mono" w:hAnsi="DejaVu Sans Mono"/>
-          <w:sz w:val="19"/>
-        </w:rPr>
-        <w:t>ATCLADDIM</w:t>
-      </w:r>
-      <w:r>
-        <w:t xml:space="preserve"> помогает поставить размеры раскладки. </w:t>
-      </w:r>
-      <w:r>
-        <w:rPr>
-          <w:rFonts w:ascii="DejaVu Sans Mono" w:hAnsi="DejaVu Sans Mono"/>
-          <w:sz w:val="19"/>
-        </w:rPr>
-        <w:t>ATFRAMEDIM</w:t>
-      </w:r>
-      <w:r>
-        <w:t xml:space="preserve"> — размеры между центрами кронштейнов в выбранной области. Это дополнительные команды после получения правильной геометрии. Прежде чем размерять весь фасад, выделите небольшой участок, проверьте действующий размерный стиль и читаемость текста.</w:t>
+      <w:pPr>
+        <w:pStyle w:val="Heading3"/>
+      </w:pPr>
+      <w:r>
+        <w:t>Привязать настоящие зоны через ATFZONEPARAMS</w:t>
       </w:r>
     </w:p>
     <w:p>
+      <w:pPr>
+        <w:ind w:left="317" w:hanging="317"/>
+      </w:pPr>
+      <w:r>
+        <w:t xml:space="preserve">1. Сначала создайте актуальную зону командой ATFZONE. Введите </w:t>
+      </w:r>
       <w:r>
         <w:rPr>
-          <w:rFonts w:ascii="DejaVu Sans Mono" w:hAnsi="DejaVu Sans Mono"/>
-          <w:sz w:val="19"/>
+          <w:b/>
         </w:rPr>
-        <w:t>ATDEDUP</w:t>
-      </w:r>
-      <w:r>
-        <w:t xml:space="preserve"> предназначена для проверки совпадающих элементов подсистемы. Выберите конкретную область; программа сообщает найденные дубли и спрашивает подтверждение удаления. Режим всего чертежа требует отдельного подтверждения. Не запускайте очистку всего проекта «на всякий случай»: рядом могут находиться варианты решений и повторяющиеся фасады.</w:t>
+        <w:t>ATFZONEPARAMS</w:t>
+      </w:r>
+      <w:r>
+        <w:t xml:space="preserve"> и выберите её </w:t>
+      </w:r>
+      <w:r>
+        <w:rPr>
+          <w:b/>
+        </w:rPr>
+        <w:t>штриховку или марку</w:t>
+      </w:r>
+      <w:r>
+        <w:t>. Исходная полилиния, деталь облицовки или каркаса не заменяет зону. Скопированная либо повреждённая метка не подтверждает связь; при отказе восстановите зону по главе 10.</w:t>
       </w:r>
     </w:p>
     <w:p>
-      <w:r>
-        <w:t>После удаления проверьте количество и выполните Undo, если результат не соответствует ожиданию. Наличие одинакового имени блока не означает, что объекты являются дублями: могут отличаться положение, параметры, атрибуты и исполнение.</w:t>
+      <w:pPr>
+        <w:ind w:left="317" w:hanging="317"/>
+      </w:pPr>
+      <w:r>
+        <w:t>2. Если привязки ещё нет, окно показывает значения проекта для будущего наследования. Оставьте флажки выключенными, чтобы после сохранения наследовать весь выбор.</w:t>
       </w:r>
     </w:p>
     <w:p>
-      <w:bookmarkStart w:id="597" w:name="chapter_16"/>
       <w:pPr>
-        <w:pStyle w:val="Heading1"/>
+        <w:ind w:left="317" w:hanging="317"/>
       </w:pPr>
       <w:r>
-        <w:t>15 Зачем осталась команда ATCLAD</w:t>
-      </w:r>
-      <w:bookmarkEnd w:id="597"/>
+        <w:t xml:space="preserve">3. Для местного исключения включите </w:t>
+      </w:r>
+      <w:r>
+        <w:rPr>
+          <w:b/>
+        </w:rPr>
+        <w:t>«Своё значение»</w:t>
+      </w:r>
+      <w:r>
+        <w:t xml:space="preserve"> у нужного поля и введите своё значение. Источник, редакция каталога и узел заданы проектом; поменять их для одной зоны нельзя.</w:t>
+      </w:r>
     </w:p>
     <w:p>
-      <w:r>
-        <w:t>ATTILE — основной путь для новых раскладок. ATCLAD сохранена для прежних чертежей и специального алгоритма кассет: размещение целых камней относительно простенков/углов, подрезка у проёмов и заданные русты. Не запускайте ATTILE и ATCLAD поверх одной зоны без понимания, какая раскладка заменяется.</w:t>
-      </w:r>
-    </w:p>
-    <w:p>
-      <w:r>
-        <w:t>Последовательность ATCLAD: выбрать зоны/контуры → выбрать образец блока → максимальные ширина и высота → наименование облицовки → точка старта → вертикальный и горизонтальный русты → точки вертикальных рустов → точки горизонтальных рустов, завершив каждый список Enter.</w:t>
-      </w:r>
-    </w:p>
-    <w:p>
-      <w:r>
-        <w:t>У ATCLAD нужен подходящий образец блока с поддерживаемыми динамическими размерами. Для фронтона фигурная подрезка может быть выдана полилинией, а не стандартным блоком. Поэтому поштучный подсчёт только блоков не охватит все элементы у скатов. В новом учебном проекте проще пользоваться ATTILE с автосозданием прямоугольных элементов и отдельно проверять фигурные куски.</w:t>
-      </w:r>
-    </w:p>
-    <w:p>
-      <w:bookmarkStart w:id="605" w:name="chapter_17"/>
       <w:pPr>
-        <w:pStyle w:val="Heading1"/>
+        <w:ind w:left="317" w:hanging="317"/>
       </w:pPr>
       <w:r>
-        <w:t>16 Частые ошибки что делать по сообщению</w:t>
-      </w:r>
-      <w:bookmarkEnd w:id="605"/>
+        <w:t xml:space="preserve">4. Нажмите </w:t>
+      </w:r>
+      <w:r>
+        <w:rPr>
+          <w:b/>
+        </w:rPr>
+        <w:t>«Проверить изменения»</w:t>
+      </w:r>
+      <w:r>
+        <w:t xml:space="preserve">, прочитайте значения и происхождение, затем </w:t>
+      </w:r>
+      <w:r>
+        <w:rPr>
+          <w:b/>
+        </w:rPr>
+        <w:t>«Сохранить зоны»</w:t>
+      </w:r>
+      <w:r>
+        <w:t xml:space="preserve">. </w:t>
+      </w:r>
+      <w:r>
+        <w:rPr>
+          <w:b/>
+        </w:rPr>
+        <w:t>«Назад»</w:t>
+      </w:r>
+      <w:r>
+        <w:t xml:space="preserve"> возвращает к редактированию; </w:t>
+      </w:r>
+      <w:r>
+        <w:rPr>
+          <w:b/>
+        </w:rPr>
+        <w:t>«Отмена»</w:t>
+      </w:r>
+      <w:r>
+        <w:t xml:space="preserve"> сохраняет прежнее состояние DWG.</w:t>
+      </w:r>
     </w:p>
     <w:tbl>
       <w:tblPr>
@@ -11463,9 +11546,8 @@
         </w:tblBorders>
       </w:tblPr>
       <w:tblGrid>
-        <w:gridCol w:w="2812"/>
-        <w:gridCol w:w="3634"/>
-        <w:gridCol w:w="3634"/>
+        <w:gridCol w:w="5097"/>
+        <w:gridCol w:w="4983"/>
       </w:tblGrid>
       <w:tr>
         <w:trPr>
@@ -11474,7 +11556,7 @@
         </w:trPr>
         <w:tc>
           <w:tcPr>
-            <w:tcW w:type="dxa" w:w="2812"/>
+            <w:tcW w:type="dxa" w:w="5097"/>
             <w:vAlign w:val="center"/>
             <w:tcMar>
               <w:top w:w="85" w:type="dxa"/>
@@ -11494,13 +11576,13 @@
                 <w:color w:val="FFFFFF"/>
                 <w:sz w:val="20"/>
               </w:rPr>
-              <w:t>Что видите</w:t>
-            </w:r>
-          </w:p>
-        </w:tc>
-        <w:tc>
-          <w:tcPr>
-            <w:tcW w:type="dxa" w:w="3634"/>
+              <w:t>Действие у поля</w:t>
+            </w:r>
+          </w:p>
+        </w:tc>
+        <w:tc>
+          <w:tcPr>
+            <w:tcW w:type="dxa" w:w="4983"/>
             <w:vAlign w:val="center"/>
             <w:tcMar>
               <w:top w:w="85" w:type="dxa"/>
@@ -11520,33 +11602,7 @@
                 <w:color w:val="FFFFFF"/>
                 <w:sz w:val="20"/>
               </w:rPr>
-              <w:t>Вероятная причина</w:t>
-            </w:r>
-          </w:p>
-        </w:tc>
-        <w:tc>
-          <w:tcPr>
-            <w:tcW w:type="dxa" w:w="3634"/>
-            <w:vAlign w:val="center"/>
-            <w:tcMar>
-              <w:top w:w="85" w:type="dxa"/>
-              <w:bottom w:w="85" w:type="dxa"/>
-              <w:left w:w="100" w:type="dxa"/>
-              <w:right w:w="100" w:type="dxa"/>
-            </w:tcMar>
-            <w:shd w:fill="23485F"/>
-          </w:tcPr>
-          <w:p>
-            <w:pPr>
-              <w:spacing w:after="0" w:before="0" w:line="259" w:lineRule="auto"/>
-            </w:pPr>
-            <w:r>
-              <w:rPr>
-                <w:b/>
-                <w:color w:val="FFFFFF"/>
-                <w:sz w:val="20"/>
-              </w:rPr>
-              <w:t>Действие</w:t>
+              <w:t>Что сохранится для зоны</w:t>
             </w:r>
           </w:p>
         </w:tc>
@@ -11557,7 +11613,7 @@
         </w:trPr>
         <w:tc>
           <w:tcPr>
-            <w:tcW w:type="dxa" w:w="2812"/>
+            <w:tcW w:type="dxa" w:w="5097"/>
             <w:vAlign w:val="center"/>
             <w:tcMar>
               <w:top w:w="85" w:type="dxa"/>
@@ -11576,13 +11632,13 @@
                 <w:color w:val="000000"/>
                 <w:sz w:val="20"/>
               </w:rPr>
-              <w:t>Неизвестная команда</w:t>
-            </w:r>
-          </w:p>
-        </w:tc>
-        <w:tc>
-          <w:tcPr>
-            <w:tcW w:type="dxa" w:w="3634"/>
+              <w:t>Флажок выключен</w:t>
+            </w:r>
+          </w:p>
+        </w:tc>
+        <w:tc>
+          <w:tcPr>
+            <w:tcW w:type="dxa" w:w="4983"/>
             <w:vAlign w:val="center"/>
             <w:tcMar>
               <w:top w:w="85" w:type="dxa"/>
@@ -11601,32 +11657,7 @@
                 <w:color w:val="000000"/>
                 <w:sz w:val="20"/>
               </w:rPr>
-              <w:t>Бандл не загружен, неподдерживаемая версия, неверная папка</w:t>
-            </w:r>
-          </w:p>
-        </w:tc>
-        <w:tc>
-          <w:tcPr>
-            <w:tcW w:type="dxa" w:w="3634"/>
-            <w:vAlign w:val="center"/>
-            <w:tcMar>
-              <w:top w:w="85" w:type="dxa"/>
-              <w:bottom w:w="85" w:type="dxa"/>
-              <w:left w:w="100" w:type="dxa"/>
-              <w:right w:w="100" w:type="dxa"/>
-            </w:tcMar>
-            <w:shd w:fill="FFFFFF"/>
-          </w:tcPr>
-          <w:p>
-            <w:pPr>
-              <w:spacing w:after="0" w:before="0" w:line="259" w:lineRule="auto"/>
-            </w:pPr>
-            <w:r>
-              <w:rPr>
-                <w:color w:val="000000"/>
-                <w:sz w:val="20"/>
-              </w:rPr>
-              <w:t>Проверить три строки загрузки, структуру папок и AutoCAD 2021–2024 Win64</w:t>
+              <w:t>Наследование текущего значения проекта</w:t>
             </w:r>
           </w:p>
         </w:tc>
@@ -11637,7 +11668,7 @@
         </w:trPr>
         <w:tc>
           <w:tcPr>
-            <w:tcW w:type="dxa" w:w="2812"/>
+            <w:tcW w:type="dxa" w:w="5097"/>
             <w:vAlign w:val="center"/>
             <w:tcMar>
               <w:top w:w="85" w:type="dxa"/>
@@ -11656,13 +11687,13 @@
                 <w:color w:val="000000"/>
                 <w:sz w:val="20"/>
               </w:rPr>
-              <w:t>Не найден движок EXE</w:t>
-            </w:r>
-          </w:p>
-        </w:tc>
-        <w:tc>
-          <w:tcPr>
-            <w:tcW w:type="dxa" w:w="3634"/>
+              <w:t>Флажок включён и введено значение</w:t>
+            </w:r>
+          </w:p>
+        </w:tc>
+        <w:tc>
+          <w:tcPr>
+            <w:tcW w:type="dxa" w:w="4983"/>
             <w:vAlign w:val="center"/>
             <w:tcMar>
               <w:top w:w="85" w:type="dxa"/>
@@ -11681,32 +11712,7 @@
                 <w:color w:val="000000"/>
                 <w:sz w:val="20"/>
               </w:rPr>
-              <w:t>Перенесли только DLL или защитное ПО убрало файл</w:t>
-            </w:r>
-          </w:p>
-        </w:tc>
-        <w:tc>
-          <w:tcPr>
-            <w:tcW w:type="dxa" w:w="3634"/>
-            <w:vAlign w:val="center"/>
-            <w:tcMar>
-              <w:top w:w="85" w:type="dxa"/>
-              <w:bottom w:w="85" w:type="dxa"/>
-              <w:left w:w="100" w:type="dxa"/>
-              <w:right w:w="100" w:type="dxa"/>
-            </w:tcMar>
-            <w:shd w:fill="F1F5F7"/>
-          </w:tcPr>
-          <w:p>
-            <w:pPr>
-              <w:spacing w:after="0" w:before="0" w:line="259" w:lineRule="auto"/>
-            </w:pPr>
-            <w:r>
-              <w:rPr>
-                <w:color w:val="000000"/>
-                <w:sz w:val="20"/>
-              </w:rPr>
-              <w:t>Восстановить полный доверенный комплект; проверить папку Contents/engine</w:t>
+              <w:t>Местное исключение, даже если число совпадает с проектом</w:t>
             </w:r>
           </w:p>
         </w:tc>
@@ -11717,7 +11723,7 @@
         </w:trPr>
         <w:tc>
           <w:tcPr>
-            <w:tcW w:type="dxa" w:w="2812"/>
+            <w:tcW w:type="dxa" w:w="5097"/>
             <w:vAlign w:val="center"/>
             <w:tcMar>
               <w:top w:w="85" w:type="dxa"/>
@@ -11736,13 +11742,13 @@
                 <w:color w:val="000000"/>
                 <w:sz w:val="20"/>
               </w:rPr>
-              <w:t>Нет пригодных контуров/зон</w:t>
-            </w:r>
-          </w:p>
-        </w:tc>
-        <w:tc>
-          <w:tcPr>
-            <w:tcW w:type="dxa" w:w="3634"/>
+              <w:t>Флажок включён, необязательный вынос или слои оставлены пустыми</w:t>
+            </w:r>
+          </w:p>
+        </w:tc>
+        <w:tc>
+          <w:tcPr>
+            <w:tcW w:type="dxa" w:w="4983"/>
             <w:vAlign w:val="center"/>
             <w:tcMar>
               <w:top w:w="85" w:type="dxa"/>
@@ -11761,32 +11767,7 @@
                 <w:color w:val="000000"/>
                 <w:sz w:val="20"/>
               </w:rPr>
-              <w:t>Выбраны отрезки, плитки, незамкнутая полилиния</w:t>
-            </w:r>
-          </w:p>
-        </w:tc>
-        <w:tc>
-          <w:tcPr>
-            <w:tcW w:type="dxa" w:w="3634"/>
-            <w:vAlign w:val="center"/>
-            <w:tcMar>
-              <w:top w:w="85" w:type="dxa"/>
-              <w:bottom w:w="85" w:type="dxa"/>
-              <w:left w:w="100" w:type="dxa"/>
-              <w:right w:w="100" w:type="dxa"/>
-            </w:tcMar>
-            <w:shd w:fill="FFFFFF"/>
-          </w:tcPr>
-          <w:p>
-            <w:pPr>
-              <w:spacing w:after="0" w:before="0" w:line="259" w:lineRule="auto"/>
-            </w:pPr>
-            <w:r>
-              <w:rPr>
-                <w:color w:val="000000"/>
-                <w:sz w:val="20"/>
-              </w:rPr>
-              <w:t>Выбрать правильные исходные полилинии либо штриховку/марку зоны</w:t>
+              <w:t>Явное «в зоне не задано»; проектное значение не подставляется</w:t>
             </w:r>
           </w:p>
         </w:tc>
@@ -11797,7 +11778,7 @@
         </w:trPr>
         <w:tc>
           <w:tcPr>
-            <w:tcW w:type="dxa" w:w="2812"/>
+            <w:tcW w:type="dxa" w:w="5097"/>
             <w:vAlign w:val="center"/>
             <w:tcMar>
               <w:top w:w="85" w:type="dxa"/>
@@ -11816,13 +11797,13 @@
                 <w:color w:val="000000"/>
                 <w:sz w:val="20"/>
               </w:rPr>
-              <w:t>Площадь в тысячу/миллион раз неверна</w:t>
-            </w:r>
-          </w:p>
-        </w:tc>
-        <w:tc>
-          <w:tcPr>
-            <w:tcW w:type="dxa" w:w="3634"/>
+              <w:t>Снять флажок после местного ввода</w:t>
+            </w:r>
+          </w:p>
+        </w:tc>
+        <w:tc>
+          <w:tcPr>
+            <w:tcW w:type="dxa" w:w="4983"/>
             <w:vAlign w:val="center"/>
             <w:tcMar>
               <w:top w:w="85" w:type="dxa"/>
@@ -11841,2352 +11822,7 @@
                 <w:color w:val="000000"/>
                 <w:sz w:val="20"/>
               </w:rPr>
-              <w:t>Геометрия в метрах либо другая единица</w:t>
-            </w:r>
-          </w:p>
-        </w:tc>
-        <w:tc>
-          <w:tcPr>
-            <w:tcW w:type="dxa" w:w="3634"/>
-            <w:vAlign w:val="center"/>
-            <w:tcMar>
-              <w:top w:w="85" w:type="dxa"/>
-              <w:bottom w:w="85" w:type="dxa"/>
-              <w:left w:w="100" w:type="dxa"/>
-              <w:right w:w="100" w:type="dxa"/>
-            </w:tcMar>
-            <w:shd w:fill="F1F5F7"/>
-          </w:tcPr>
-          <w:p>
-            <w:pPr>
-              <w:spacing w:after="0" w:before="0" w:line="259" w:lineRule="auto"/>
-            </w:pPr>
-            <w:r>
-              <w:rPr>
-                <w:color w:val="000000"/>
-                <w:sz w:val="20"/>
-              </w:rPr>
-              <w:t>Измерить DIST; исправить масштаб исходной геометрии, затем пересчитать цепочку</w:t>
-            </w:r>
-          </w:p>
-        </w:tc>
-      </w:tr>
-      <w:tr>
-        <w:trPr>
-          <w:cantSplit/>
-        </w:trPr>
-        <w:tc>
-          <w:tcPr>
-            <w:tcW w:type="dxa" w:w="2812"/>
-            <w:vAlign w:val="center"/>
-            <w:tcMar>
-              <w:top w:w="85" w:type="dxa"/>
-              <w:bottom w:w="85" w:type="dxa"/>
-              <w:left w:w="100" w:type="dxa"/>
-              <w:right w:w="100" w:type="dxa"/>
-            </w:tcMar>
-            <w:shd w:fill="FFFFFF"/>
-          </w:tcPr>
-          <w:p>
-            <w:pPr>
-              <w:spacing w:after="0" w:before="0" w:line="259" w:lineRule="auto"/>
-            </w:pPr>
-            <w:r>
-              <w:rPr>
-                <w:color w:val="000000"/>
-                <w:sz w:val="20"/>
-              </w:rPr>
-              <w:t>Окно заложено плиткой</w:t>
-            </w:r>
-          </w:p>
-        </w:tc>
-        <w:tc>
-          <w:tcPr>
-            <w:tcW w:type="dxa" w:w="3634"/>
-            <w:vAlign w:val="center"/>
-            <w:tcMar>
-              <w:top w:w="85" w:type="dxa"/>
-              <w:bottom w:w="85" w:type="dxa"/>
-              <w:left w:w="100" w:type="dxa"/>
-              <w:right w:w="100" w:type="dxa"/>
-            </w:tcMar>
-            <w:shd w:fill="FFFFFF"/>
-          </w:tcPr>
-          <w:p>
-            <w:pPr>
-              <w:spacing w:after="0" w:before="0" w:line="259" w:lineRule="auto"/>
-            </w:pPr>
-            <w:r>
-              <w:rPr>
-                <w:color w:val="000000"/>
-                <w:sz w:val="20"/>
-              </w:rPr>
-              <w:t>Его контур не выбран или не распознан как внутренний</w:t>
-            </w:r>
-          </w:p>
-        </w:tc>
-        <w:tc>
-          <w:tcPr>
-            <w:tcW w:type="dxa" w:w="3634"/>
-            <w:vAlign w:val="center"/>
-            <w:tcMar>
-              <w:top w:w="85" w:type="dxa"/>
-              <w:bottom w:w="85" w:type="dxa"/>
-              <w:left w:w="100" w:type="dxa"/>
-              <w:right w:w="100" w:type="dxa"/>
-            </w:tcMar>
-            <w:shd w:fill="FFFFFF"/>
-          </w:tcPr>
-          <w:p>
-            <w:pPr>
-              <w:spacing w:after="0" w:before="0" w:line="259" w:lineRule="auto"/>
-            </w:pPr>
-            <w:r>
-              <w:rPr>
-                <w:color w:val="000000"/>
-                <w:sz w:val="20"/>
-              </w:rPr>
-              <w:t>Проверить замкнутость, Z, вложенность; восстановить зону по разделу 10.2 и повторить цепочку</w:t>
-            </w:r>
-          </w:p>
-        </w:tc>
-      </w:tr>
-      <w:tr>
-        <w:trPr>
-          <w:cantSplit/>
-        </w:trPr>
-        <w:tc>
-          <w:tcPr>
-            <w:tcW w:type="dxa" w:w="2812"/>
-            <w:vAlign w:val="center"/>
-            <w:tcMar>
-              <w:top w:w="85" w:type="dxa"/>
-              <w:bottom w:w="85" w:type="dxa"/>
-              <w:left w:w="100" w:type="dxa"/>
-              <w:right w:w="100" w:type="dxa"/>
-            </w:tcMar>
-            <w:shd w:fill="F1F5F7"/>
-          </w:tcPr>
-          <w:p>
-            <w:pPr>
-              <w:spacing w:after="0" w:before="0" w:line="259" w:lineRule="auto"/>
-            </w:pPr>
-            <w:r>
-              <w:rPr>
-                <w:color w:val="000000"/>
-                <w:sz w:val="20"/>
-              </w:rPr>
-              <w:t>Команда требует повторить ATFZONE</w:t>
-            </w:r>
-          </w:p>
-        </w:tc>
-        <w:tc>
-          <w:tcPr>
-            <w:tcW w:type="dxa" w:w="3634"/>
-            <w:vAlign w:val="center"/>
-            <w:tcMar>
-              <w:top w:w="85" w:type="dxa"/>
-              <w:bottom w:w="85" w:type="dxa"/>
-              <w:left w:w="100" w:type="dxa"/>
-              <w:right w:w="100" w:type="dxa"/>
-            </w:tcMar>
-            <w:shd w:fill="F1F5F7"/>
-          </w:tcPr>
-          <w:p>
-            <w:pPr>
-              <w:spacing w:after="0" w:before="0" w:line="259" w:lineRule="auto"/>
-            </w:pPr>
-            <w:r>
-              <w:rPr>
-                <w:color w:val="000000"/>
-                <w:sz w:val="20"/>
-              </w:rPr>
-              <w:t>Изменены контуры, проёмы или штриховка; либо зона создана без контрольного снимка</w:t>
-            </w:r>
-          </w:p>
-        </w:tc>
-        <w:tc>
-          <w:tcPr>
-            <w:tcW w:type="dxa" w:w="3634"/>
-            <w:vAlign w:val="center"/>
-            <w:tcMar>
-              <w:top w:w="85" w:type="dxa"/>
-              <w:bottom w:w="85" w:type="dxa"/>
-              <w:left w:w="100" w:type="dxa"/>
-              <w:right w:w="100" w:type="dxa"/>
-            </w:tcMar>
-            <w:shd w:fill="F1F5F7"/>
-          </w:tcPr>
-          <w:p>
-            <w:pPr>
-              <w:spacing w:after="0" w:before="0" w:line="259" w:lineRule="auto"/>
-            </w:pPr>
-            <w:r>
-              <w:rPr>
-                <w:color w:val="000000"/>
-                <w:sz w:val="20"/>
-              </w:rPr>
-              <w:t>Восстановить актуальную зону по разделу 10.2, затем повторить раскладку, подсистему и ведомость</w:t>
-            </w:r>
-          </w:p>
-        </w:tc>
-      </w:tr>
-      <w:tr>
-        <w:trPr>
-          <w:cantSplit/>
-        </w:trPr>
-        <w:tc>
-          <w:tcPr>
-            <w:tcW w:type="dxa" w:w="2812"/>
-            <w:vAlign w:val="center"/>
-            <w:tcMar>
-              <w:top w:w="85" w:type="dxa"/>
-              <w:bottom w:w="85" w:type="dxa"/>
-              <w:left w:w="100" w:type="dxa"/>
-              <w:right w:w="100" w:type="dxa"/>
-            </w:tcMar>
-            <w:shd w:fill="FFFFFF"/>
-          </w:tcPr>
-          <w:p>
-            <w:pPr>
-              <w:spacing w:after="0" w:before="0" w:line="259" w:lineRule="auto"/>
-            </w:pPr>
-            <w:r>
-              <w:rPr>
-                <w:color w:val="000000"/>
-                <w:sz w:val="20"/>
-              </w:rPr>
-              <w:t>Площадь прежняя, но команда отказывает</w:t>
-            </w:r>
-          </w:p>
-        </w:tc>
-        <w:tc>
-          <w:tcPr>
-            <w:tcW w:type="dxa" w:w="3634"/>
-            <w:vAlign w:val="center"/>
-            <w:tcMar>
-              <w:top w:w="85" w:type="dxa"/>
-              <w:bottom w:w="85" w:type="dxa"/>
-              <w:left w:w="100" w:type="dxa"/>
-              <w:right w:w="100" w:type="dxa"/>
-            </w:tcMar>
-            <w:shd w:fill="FFFFFF"/>
-          </w:tcPr>
-          <w:p>
-            <w:pPr>
-              <w:spacing w:after="0" w:before="0" w:line="259" w:lineRule="auto"/>
-            </w:pPr>
-            <w:r>
-              <w:rPr>
-                <w:color w:val="000000"/>
-                <w:sz w:val="20"/>
-              </w:rPr>
-              <w:t>Форма или положение геометрии изменились; проверяется не только площадь</w:t>
-            </w:r>
-          </w:p>
-        </w:tc>
-        <w:tc>
-          <w:tcPr>
-            <w:tcW w:type="dxa" w:w="3634"/>
-            <w:vAlign w:val="center"/>
-            <w:tcMar>
-              <w:top w:w="85" w:type="dxa"/>
-              <w:bottom w:w="85" w:type="dxa"/>
-              <w:left w:w="100" w:type="dxa"/>
-              <w:right w:w="100" w:type="dxa"/>
-            </w:tcMar>
-            <w:shd w:fill="FFFFFF"/>
-          </w:tcPr>
-          <w:p>
-            <w:pPr>
-              <w:spacing w:after="0" w:before="0" w:line="259" w:lineRule="auto"/>
-            </w:pPr>
-            <w:r>
-              <w:rPr>
-                <w:color w:val="000000"/>
-                <w:sz w:val="20"/>
-              </w:rPr>
-              <w:t>Повторить цепочку после правки; не пытаться обойти отказ редактированием марки</w:t>
-            </w:r>
-          </w:p>
-        </w:tc>
-      </w:tr>
-      <w:tr>
-        <w:trPr>
-          <w:cantSplit/>
-        </w:trPr>
-        <w:tc>
-          <w:tcPr>
-            <w:tcW w:type="dxa" w:w="2812"/>
-            <w:vAlign w:val="center"/>
-            <w:tcMar>
-              <w:top w:w="85" w:type="dxa"/>
-              <w:bottom w:w="85" w:type="dxa"/>
-              <w:left w:w="100" w:type="dxa"/>
-              <w:right w:w="100" w:type="dxa"/>
-            </w:tcMar>
-            <w:shd w:fill="F1F5F7"/>
-          </w:tcPr>
-          <w:p>
-            <w:pPr>
-              <w:spacing w:after="0" w:before="0" w:line="259" w:lineRule="auto"/>
-            </w:pPr>
-            <w:r>
-              <w:rPr>
-                <w:color w:val="000000"/>
-                <w:sz w:val="20"/>
-              </w:rPr>
-              <w:t>ATFRAME требует повторить ATTILE/ATCLAD</w:t>
-            </w:r>
-          </w:p>
-        </w:tc>
-        <w:tc>
-          <w:tcPr>
-            <w:tcW w:type="dxa" w:w="3634"/>
-            <w:vAlign w:val="center"/>
-            <w:tcMar>
-              <w:top w:w="85" w:type="dxa"/>
-              <w:bottom w:w="85" w:type="dxa"/>
-              <w:left w:w="100" w:type="dxa"/>
-              <w:right w:w="100" w:type="dxa"/>
-            </w:tcMar>
-            <w:shd w:fill="F1F5F7"/>
-          </w:tcPr>
-          <w:p>
-            <w:pPr>
-              <w:spacing w:after="0" w:before="0" w:line="259" w:lineRule="auto"/>
-            </w:pPr>
-            <w:r>
-              <w:rPr>
-                <w:color w:val="000000"/>
-                <w:sz w:val="20"/>
-              </w:rPr>
-              <w:t>У старой раскладки нет снимка, изменились источники или заново создана зона</w:t>
-            </w:r>
-          </w:p>
-        </w:tc>
-        <w:tc>
-          <w:tcPr>
-            <w:tcW w:type="dxa" w:w="3634"/>
-            <w:vAlign w:val="center"/>
-            <w:tcMar>
-              <w:top w:w="85" w:type="dxa"/>
-              <w:bottom w:w="85" w:type="dxa"/>
-              <w:left w:w="100" w:type="dxa"/>
-              <w:right w:w="100" w:type="dxa"/>
-            </w:tcMar>
-            <w:shd w:fill="F1F5F7"/>
-          </w:tcPr>
-          <w:p>
-            <w:pPr>
-              <w:spacing w:after="0" w:before="0" w:line="259" w:lineRule="auto"/>
-            </w:pPr>
-            <w:r>
-              <w:rPr>
-                <w:color w:val="000000"/>
-                <w:sz w:val="20"/>
-              </w:rPr>
-              <w:t>Сначала актуальная ATFZONE, затем нужная команда раскладки и ATFRAME</w:t>
-            </w:r>
-          </w:p>
-        </w:tc>
-      </w:tr>
-      <w:tr>
-        <w:trPr>
-          <w:cantSplit/>
-        </w:trPr>
-        <w:tc>
-          <w:tcPr>
-            <w:tcW w:type="dxa" w:w="2812"/>
-            <w:vAlign w:val="center"/>
-            <w:tcMar>
-              <w:top w:w="85" w:type="dxa"/>
-              <w:bottom w:w="85" w:type="dxa"/>
-              <w:left w:w="100" w:type="dxa"/>
-              <w:right w:w="100" w:type="dxa"/>
-            </w:tcMar>
-            <w:shd w:fill="FFFFFF"/>
-          </w:tcPr>
-          <w:p>
-            <w:pPr>
-              <w:spacing w:after="0" w:before="0" w:line="259" w:lineRule="auto"/>
-            </w:pPr>
-            <w:r>
-              <w:rPr>
-                <w:color w:val="000000"/>
-                <w:sz w:val="20"/>
-              </w:rPr>
-              <w:t>Ведомость облицовки требует повторить раскладку</w:t>
-            </w:r>
-          </w:p>
-        </w:tc>
-        <w:tc>
-          <w:tcPr>
-            <w:tcW w:type="dxa" w:w="3634"/>
-            <w:vAlign w:val="center"/>
-            <w:tcMar>
-              <w:top w:w="85" w:type="dxa"/>
-              <w:bottom w:w="85" w:type="dxa"/>
-              <w:left w:w="100" w:type="dxa"/>
-              <w:right w:w="100" w:type="dxa"/>
-            </w:tcMar>
-            <w:shd w:fill="FFFFFF"/>
-          </w:tcPr>
-          <w:p>
-            <w:pPr>
-              <w:spacing w:after="0" w:before="0" w:line="259" w:lineRule="auto"/>
-            </w:pPr>
-            <w:r>
-              <w:rPr>
-                <w:color w:val="000000"/>
-                <w:sz w:val="20"/>
-              </w:rPr>
-              <w:t>Нет сохранённого состава либо изменены/удалены детали, образец или источники</w:t>
-            </w:r>
-          </w:p>
-        </w:tc>
-        <w:tc>
-          <w:tcPr>
-            <w:tcW w:type="dxa" w:w="3634"/>
-            <w:vAlign w:val="center"/>
-            <w:tcMar>
-              <w:top w:w="85" w:type="dxa"/>
-              <w:bottom w:w="85" w:type="dxa"/>
-              <w:left w:w="100" w:type="dxa"/>
-              <w:right w:w="100" w:type="dxa"/>
-            </w:tcMar>
-            <w:shd w:fill="FFFFFF"/>
-          </w:tcPr>
-          <w:p>
-            <w:pPr>
-              <w:spacing w:after="0" w:before="0" w:line="259" w:lineRule="auto"/>
-            </w:pPr>
-            <w:r>
-              <w:rPr>
-                <w:color w:val="000000"/>
-                <w:sz w:val="20"/>
-              </w:rPr>
-              <w:t>Сохранить контрольную копию; восстановить исходники и повторить ATTILE/ATCLAD</w:t>
-            </w:r>
-          </w:p>
-        </w:tc>
-      </w:tr>
-      <w:tr>
-        <w:trPr>
-          <w:cantSplit/>
-        </w:trPr>
-        <w:tc>
-          <w:tcPr>
-            <w:tcW w:type="dxa" w:w="2812"/>
-            <w:vAlign w:val="center"/>
-            <w:tcMar>
-              <w:top w:w="85" w:type="dxa"/>
-              <w:bottom w:w="85" w:type="dxa"/>
-              <w:left w:w="100" w:type="dxa"/>
-              <w:right w:w="100" w:type="dxa"/>
-            </w:tcMar>
-            <w:shd w:fill="F1F5F7"/>
-          </w:tcPr>
-          <w:p>
-            <w:pPr>
-              <w:spacing w:after="0" w:before="0" w:line="259" w:lineRule="auto"/>
-            </w:pPr>
-            <w:r>
-              <w:rPr>
-                <w:color w:val="000000"/>
-                <w:sz w:val="20"/>
-              </w:rPr>
-              <w:t>Ведомость подсистемы требует повторить ATFRAME</w:t>
-            </w:r>
-          </w:p>
-        </w:tc>
-        <w:tc>
-          <w:tcPr>
-            <w:tcW w:type="dxa" w:w="3634"/>
-            <w:vAlign w:val="center"/>
-            <w:tcMar>
-              <w:top w:w="85" w:type="dxa"/>
-              <w:bottom w:w="85" w:type="dxa"/>
-              <w:left w:w="100" w:type="dxa"/>
-              <w:right w:w="100" w:type="dxa"/>
-            </w:tcMar>
-            <w:shd w:fill="F1F5F7"/>
-          </w:tcPr>
-          <w:p>
-            <w:pPr>
-              <w:spacing w:after="0" w:before="0" w:line="259" w:lineRule="auto"/>
-            </w:pPr>
-            <w:r>
-              <w:rPr>
-                <w:color w:val="000000"/>
-                <w:sz w:val="20"/>
-              </w:rPr>
-              <w:t>Старый или повреждённый состав; изменены элементы, исходники или образец</w:t>
-            </w:r>
-          </w:p>
-        </w:tc>
-        <w:tc>
-          <w:tcPr>
-            <w:tcW w:type="dxa" w:w="3634"/>
-            <w:vAlign w:val="center"/>
-            <w:tcMar>
-              <w:top w:w="85" w:type="dxa"/>
-              <w:bottom w:w="85" w:type="dxa"/>
-              <w:left w:w="100" w:type="dxa"/>
-              <w:right w:w="100" w:type="dxa"/>
-            </w:tcMar>
-            <w:shd w:fill="F1F5F7"/>
-          </w:tcPr>
-          <w:p>
-            <w:pPr>
-              <w:spacing w:after="0" w:before="0" w:line="259" w:lineRule="auto"/>
-            </w:pPr>
-            <w:r>
-              <w:rPr>
-                <w:color w:val="000000"/>
-                <w:sz w:val="20"/>
-              </w:rPr>
-              <w:t>Восстановить актуальные зону и раскладку, затем повторить ATFRAME и ведомость</w:t>
-            </w:r>
-          </w:p>
-        </w:tc>
-      </w:tr>
-      <w:tr>
-        <w:trPr>
-          <w:cantSplit/>
-        </w:trPr>
-        <w:tc>
-          <w:tcPr>
-            <w:tcW w:type="dxa" w:w="2812"/>
-            <w:vAlign w:val="center"/>
-            <w:tcMar>
-              <w:top w:w="85" w:type="dxa"/>
-              <w:bottom w:w="85" w:type="dxa"/>
-              <w:left w:w="100" w:type="dxa"/>
-              <w:right w:w="100" w:type="dxa"/>
-            </w:tcMar>
-            <w:shd w:fill="FFFFFF"/>
-          </w:tcPr>
-          <w:p>
-            <w:pPr>
-              <w:spacing w:after="0" w:before="0" w:line="259" w:lineRule="auto"/>
-            </w:pPr>
-            <w:r>
-              <w:rPr>
-                <w:color w:val="000000"/>
-                <w:sz w:val="20"/>
-              </w:rPr>
-              <w:t>Паспорт соединений «не сформирован»</w:t>
-            </w:r>
-          </w:p>
-        </w:tc>
-        <w:tc>
-          <w:tcPr>
-            <w:tcW w:type="dxa" w:w="3634"/>
-            <w:vAlign w:val="center"/>
-            <w:tcMar>
-              <w:top w:w="85" w:type="dxa"/>
-              <w:bottom w:w="85" w:type="dxa"/>
-              <w:left w:w="100" w:type="dxa"/>
-              <w:right w:w="100" w:type="dxa"/>
-            </w:tcMar>
-            <w:shd w:fill="FFFFFF"/>
-          </w:tcPr>
-          <w:p>
-            <w:pPr>
-              <w:spacing w:after="0" w:before="0" w:line="259" w:lineRule="auto"/>
-            </w:pPr>
-            <w:r>
-              <w:rPr>
-                <w:color w:val="000000"/>
-                <w:sz w:val="20"/>
-              </w:rPr>
-              <w:t>Старый результат, ручные детали либо неподдержанный случай без данных соединений</w:t>
-            </w:r>
-          </w:p>
-        </w:tc>
-        <w:tc>
-          <w:tcPr>
-            <w:tcW w:type="dxa" w:w="3634"/>
-            <w:vAlign w:val="center"/>
-            <w:tcMar>
-              <w:top w:w="85" w:type="dxa"/>
-              <w:bottom w:w="85" w:type="dxa"/>
-              <w:left w:w="100" w:type="dxa"/>
-              <w:right w:w="100" w:type="dxa"/>
-            </w:tcMar>
-            <w:shd w:fill="FFFFFF"/>
-          </w:tcPr>
-          <w:p>
-            <w:pPr>
-              <w:spacing w:after="0" w:before="0" w:line="259" w:lineRule="auto"/>
-            </w:pPr>
-            <w:r>
-              <w:rPr>
-                <w:color w:val="000000"/>
-                <w:sz w:val="20"/>
-              </w:rPr>
-              <w:t>Прочитать причину; для поддержанного нового результата повторить ATFRAME. Отсутствующие сведения не заменять нулём</w:t>
-            </w:r>
-          </w:p>
-        </w:tc>
-      </w:tr>
-      <w:tr>
-        <w:trPr>
-          <w:cantSplit/>
-        </w:trPr>
-        <w:tc>
-          <w:tcPr>
-            <w:tcW w:type="dxa" w:w="2812"/>
-            <w:vAlign w:val="center"/>
-            <w:tcMar>
-              <w:top w:w="85" w:type="dxa"/>
-              <w:bottom w:w="85" w:type="dxa"/>
-              <w:left w:w="100" w:type="dxa"/>
-              <w:right w:w="100" w:type="dxa"/>
-            </w:tcMar>
-            <w:shd w:fill="F1F5F7"/>
-          </w:tcPr>
-          <w:p>
-            <w:pPr>
-              <w:spacing w:after="0" w:before="0" w:line="259" w:lineRule="auto"/>
-            </w:pPr>
-            <w:r>
-              <w:rPr>
-                <w:color w:val="000000"/>
-                <w:sz w:val="20"/>
-              </w:rPr>
-              <w:t>Не удаётся обновить таблицу другим видом подсистемы</w:t>
-            </w:r>
-          </w:p>
-        </w:tc>
-        <w:tc>
-          <w:tcPr>
-            <w:tcW w:type="dxa" w:w="3634"/>
-            <w:vAlign w:val="center"/>
-            <w:tcMar>
-              <w:top w:w="85" w:type="dxa"/>
-              <w:bottom w:w="85" w:type="dxa"/>
-              <w:left w:w="100" w:type="dxa"/>
-              <w:right w:w="100" w:type="dxa"/>
-            </w:tcMar>
-            <w:shd w:fill="F1F5F7"/>
-          </w:tcPr>
-          <w:p>
-            <w:pPr>
-              <w:spacing w:after="0" w:before="0" w:line="259" w:lineRule="auto"/>
-            </w:pPr>
-            <w:r>
-              <w:rPr>
-                <w:color w:val="000000"/>
-                <w:sz w:val="20"/>
-              </w:rPr>
-              <w:t>Выбраны «Элементы» вместо «Соединения» либо наоборот</w:t>
-            </w:r>
-          </w:p>
-        </w:tc>
-        <w:tc>
-          <w:tcPr>
-            <w:tcW w:type="dxa" w:w="3634"/>
-            <w:vAlign w:val="center"/>
-            <w:tcMar>
-              <w:top w:w="85" w:type="dxa"/>
-              <w:bottom w:w="85" w:type="dxa"/>
-              <w:left w:w="100" w:type="dxa"/>
-              <w:right w:w="100" w:type="dxa"/>
-            </w:tcMar>
-            <w:shd w:fill="F1F5F7"/>
-          </w:tcPr>
-          <w:p>
-            <w:pPr>
-              <w:spacing w:after="0" w:before="0" w:line="259" w:lineRule="auto"/>
-            </w:pPr>
-            <w:r>
-              <w:rPr>
-                <w:color w:val="000000"/>
-                <w:sz w:val="20"/>
-              </w:rPr>
-              <w:t>Повторить команду с тем же видом, что у целевой таблицы</w:t>
-            </w:r>
-          </w:p>
-        </w:tc>
-      </w:tr>
-      <w:tr>
-        <w:trPr>
-          <w:cantSplit/>
-        </w:trPr>
-        <w:tc>
-          <w:tcPr>
-            <w:tcW w:type="dxa" w:w="2812"/>
-            <w:vAlign w:val="center"/>
-            <w:tcMar>
-              <w:top w:w="85" w:type="dxa"/>
-              <w:bottom w:w="85" w:type="dxa"/>
-              <w:left w:w="100" w:type="dxa"/>
-              <w:right w:w="100" w:type="dxa"/>
-            </w:tcMar>
-            <w:shd w:fill="FFFFFF"/>
-          </w:tcPr>
-          <w:p>
-            <w:pPr>
-              <w:spacing w:after="0" w:before="0" w:line="259" w:lineRule="auto"/>
-            </w:pPr>
-            <w:r>
-              <w:rPr>
-                <w:color w:val="000000"/>
-                <w:sz w:val="20"/>
-              </w:rPr>
-              <w:t>Нет оценки хлыстов</w:t>
-            </w:r>
-          </w:p>
-        </w:tc>
-        <w:tc>
-          <w:tcPr>
-            <w:tcW w:type="dxa" w:w="3634"/>
-            <w:vAlign w:val="center"/>
-            <w:tcMar>
-              <w:top w:w="85" w:type="dxa"/>
-              <w:bottom w:w="85" w:type="dxa"/>
-              <w:left w:w="100" w:type="dxa"/>
-              <w:right w:w="100" w:type="dxa"/>
-            </w:tcMar>
-            <w:shd w:fill="FFFFFF"/>
-          </w:tcPr>
-          <w:p>
-            <w:pPr>
-              <w:spacing w:after="0" w:before="0" w:line="259" w:lineRule="auto"/>
-            </w:pPr>
-            <w:r>
-              <w:rPr>
-                <w:color w:val="000000"/>
-                <w:sz w:val="20"/>
-              </w:rPr>
-              <w:t>Выбрана часть её области либо режим «только кляммеры»</w:t>
-            </w:r>
-          </w:p>
-        </w:tc>
-        <w:tc>
-          <w:tcPr>
-            <w:tcW w:type="dxa" w:w="3634"/>
-            <w:vAlign w:val="center"/>
-            <w:tcMar>
-              <w:top w:w="85" w:type="dxa"/>
-              <w:bottom w:w="85" w:type="dxa"/>
-              <w:left w:w="100" w:type="dxa"/>
-              <w:right w:w="100" w:type="dxa"/>
-            </w:tcMar>
-            <w:shd w:fill="FFFFFF"/>
-          </w:tcPr>
-          <w:p>
-            <w:pPr>
-              <w:spacing w:after="0" w:before="0" w:line="259" w:lineRule="auto"/>
-            </w:pPr>
-            <w:r>
-              <w:rPr>
-                <w:color w:val="000000"/>
-                <w:sz w:val="20"/>
-              </w:rPr>
-              <w:t>Прочитать объяснение; при необходимости выбрать всю область. Не подменять отсутствие оценки нулём</w:t>
-            </w:r>
-          </w:p>
-        </w:tc>
-      </w:tr>
-      <w:tr>
-        <w:trPr>
-          <w:cantSplit/>
-        </w:trPr>
-        <w:tc>
-          <w:tcPr>
-            <w:tcW w:type="dxa" w:w="2812"/>
-            <w:vAlign w:val="center"/>
-            <w:tcMar>
-              <w:top w:w="85" w:type="dxa"/>
-              <w:bottom w:w="85" w:type="dxa"/>
-              <w:left w:w="100" w:type="dxa"/>
-              <w:right w:w="100" w:type="dxa"/>
-            </w:tcMar>
-            <w:shd w:fill="F1F5F7"/>
-          </w:tcPr>
-          <w:p>
-            <w:pPr>
-              <w:spacing w:after="0" w:before="0" w:line="259" w:lineRule="auto"/>
-            </w:pPr>
-            <w:r>
-              <w:rPr>
-                <w:color w:val="000000"/>
-                <w:sz w:val="20"/>
-              </w:rPr>
-              <w:t>Раскрой требует всю группу зон</w:t>
-            </w:r>
-          </w:p>
-        </w:tc>
-        <w:tc>
-          <w:tcPr>
-            <w:tcW w:type="dxa" w:w="3634"/>
-            <w:vAlign w:val="center"/>
-            <w:tcMar>
-              <w:top w:w="85" w:type="dxa"/>
-              <w:bottom w:w="85" w:type="dxa"/>
-              <w:left w:w="100" w:type="dxa"/>
-              <w:right w:w="100" w:type="dxa"/>
-            </w:tcMar>
-            <w:shd w:fill="F1F5F7"/>
-          </w:tcPr>
-          <w:p>
-            <w:pPr>
-              <w:spacing w:after="0" w:before="0" w:line="259" w:lineRule="auto"/>
-            </w:pPr>
-            <w:r>
-              <w:rPr>
-                <w:color w:val="000000"/>
-                <w:sz w:val="20"/>
-              </w:rPr>
-              <w:t>Выбрана только часть общей раскладки</w:t>
-            </w:r>
-          </w:p>
-        </w:tc>
-        <w:tc>
-          <w:tcPr>
-            <w:tcW w:type="dxa" w:w="3634"/>
-            <w:vAlign w:val="center"/>
-            <w:tcMar>
-              <w:top w:w="85" w:type="dxa"/>
-              <w:bottom w:w="85" w:type="dxa"/>
-              <w:left w:w="100" w:type="dxa"/>
-              <w:right w:w="100" w:type="dxa"/>
-            </w:tcMar>
-            <w:shd w:fill="F1F5F7"/>
-          </w:tcPr>
-          <w:p>
-            <w:pPr>
-              <w:spacing w:after="0" w:before="0" w:line="259" w:lineRule="auto"/>
-            </w:pPr>
-            <w:r>
-              <w:rPr>
-                <w:color w:val="000000"/>
-                <w:sz w:val="20"/>
-              </w:rPr>
-              <w:t>Выбрать всю указанную область либо «Детали» без раскроя</w:t>
-            </w:r>
-          </w:p>
-        </w:tc>
-      </w:tr>
-      <w:tr>
-        <w:trPr>
-          <w:cantSplit/>
-        </w:trPr>
-        <w:tc>
-          <w:tcPr>
-            <w:tcW w:type="dxa" w:w="2812"/>
-            <w:vAlign w:val="center"/>
-            <w:tcMar>
-              <w:top w:w="85" w:type="dxa"/>
-              <w:bottom w:w="85" w:type="dxa"/>
-              <w:left w:w="100" w:type="dxa"/>
-              <w:right w:w="100" w:type="dxa"/>
-            </w:tcMar>
-            <w:shd w:fill="FFFFFF"/>
-          </w:tcPr>
-          <w:p>
-            <w:pPr>
-              <w:spacing w:after="0" w:before="0" w:line="259" w:lineRule="auto"/>
-            </w:pPr>
-            <w:r>
-              <w:rPr>
-                <w:color w:val="000000"/>
-                <w:sz w:val="20"/>
-              </w:rPr>
-              <w:t>Скопированная марка или штриховка не принимается</w:t>
-            </w:r>
-          </w:p>
-        </w:tc>
-        <w:tc>
-          <w:tcPr>
-            <w:tcW w:type="dxa" w:w="3634"/>
-            <w:vAlign w:val="center"/>
-            <w:tcMar>
-              <w:top w:w="85" w:type="dxa"/>
-              <w:bottom w:w="85" w:type="dxa"/>
-              <w:left w:w="100" w:type="dxa"/>
-              <w:right w:w="100" w:type="dxa"/>
-            </w:tcMar>
-            <w:shd w:fill="FFFFFF"/>
-          </w:tcPr>
-          <w:p>
-            <w:pPr>
-              <w:spacing w:after="0" w:before="0" w:line="259" w:lineRule="auto"/>
-            </w:pPr>
-            <w:r>
-              <w:rPr>
-                <w:color w:val="000000"/>
-                <w:sz w:val="20"/>
-              </w:rPr>
-              <w:t>COPY не подтверждает актуальность зоны/раскладки</w:t>
-            </w:r>
-          </w:p>
-        </w:tc>
-        <w:tc>
-          <w:tcPr>
-            <w:tcW w:type="dxa" w:w="3634"/>
-            <w:vAlign w:val="center"/>
-            <w:tcMar>
-              <w:top w:w="85" w:type="dxa"/>
-              <w:bottom w:w="85" w:type="dxa"/>
-              <w:left w:w="100" w:type="dxa"/>
-              <w:right w:w="100" w:type="dxa"/>
-            </w:tcMar>
-            <w:shd w:fill="FFFFFF"/>
-          </w:tcPr>
-          <w:p>
-            <w:pPr>
-              <w:spacing w:after="0" w:before="0" w:line="259" w:lineRule="auto"/>
-            </w:pPr>
-            <w:r>
-              <w:rPr>
-                <w:color w:val="000000"/>
-                <w:sz w:val="20"/>
-              </w:rPr>
-              <w:t>По исходным контурам копии создать собственную зону и повторить цепочку</w:t>
-            </w:r>
-          </w:p>
-        </w:tc>
-      </w:tr>
-      <w:tr>
-        <w:trPr>
-          <w:cantSplit/>
-        </w:trPr>
-        <w:tc>
-          <w:tcPr>
-            <w:tcW w:type="dxa" w:w="2812"/>
-            <w:vAlign w:val="center"/>
-            <w:tcMar>
-              <w:top w:w="85" w:type="dxa"/>
-              <w:bottom w:w="85" w:type="dxa"/>
-              <w:left w:w="100" w:type="dxa"/>
-              <w:right w:w="100" w:type="dxa"/>
-            </w:tcMar>
-            <w:shd w:fill="F1F5F7"/>
-          </w:tcPr>
-          <w:p>
-            <w:pPr>
-              <w:spacing w:after="0" w:before="0" w:line="259" w:lineRule="auto"/>
-            </w:pPr>
-            <w:r>
-              <w:rPr>
-                <w:color w:val="000000"/>
-                <w:sz w:val="20"/>
-              </w:rPr>
-              <w:t>Две одинаковые марки зоны</w:t>
-            </w:r>
-          </w:p>
-        </w:tc>
-        <w:tc>
-          <w:tcPr>
-            <w:tcW w:type="dxa" w:w="3634"/>
-            <w:vAlign w:val="center"/>
-            <w:tcMar>
-              <w:top w:w="85" w:type="dxa"/>
-              <w:bottom w:w="85" w:type="dxa"/>
-              <w:left w:w="100" w:type="dxa"/>
-              <w:right w:w="100" w:type="dxa"/>
-            </w:tcMar>
-            <w:shd w:fill="F1F5F7"/>
-          </w:tcPr>
-          <w:p>
-            <w:pPr>
-              <w:spacing w:after="0" w:before="0" w:line="259" w:lineRule="auto"/>
-            </w:pPr>
-            <w:r>
-              <w:rPr>
-                <w:color w:val="000000"/>
-                <w:sz w:val="20"/>
-              </w:rPr>
-              <w:t>Повторное создание/копирование без новой идентичности</w:t>
-            </w:r>
-          </w:p>
-        </w:tc>
-        <w:tc>
-          <w:tcPr>
-            <w:tcW w:type="dxa" w:w="3634"/>
-            <w:vAlign w:val="center"/>
-            <w:tcMar>
-              <w:top w:w="85" w:type="dxa"/>
-              <w:bottom w:w="85" w:type="dxa"/>
-              <w:left w:w="100" w:type="dxa"/>
-              <w:right w:w="100" w:type="dxa"/>
-            </w:tcMar>
-            <w:shd w:fill="F1F5F7"/>
-          </w:tcPr>
-          <w:p>
-            <w:pPr>
-              <w:spacing w:after="0" w:before="0" w:line="259" w:lineRule="auto"/>
-            </w:pPr>
-            <w:r>
-              <w:rPr>
-                <w:color w:val="000000"/>
-                <w:sz w:val="20"/>
-              </w:rPr>
-              <w:t>Отменить сомнительное действие; назначить самостоятельную зону копии</w:t>
-            </w:r>
-          </w:p>
-        </w:tc>
-      </w:tr>
-      <w:tr>
-        <w:trPr>
-          <w:cantSplit/>
-        </w:trPr>
-        <w:tc>
-          <w:tcPr>
-            <w:tcW w:type="dxa" w:w="2812"/>
-            <w:vAlign w:val="center"/>
-            <w:tcMar>
-              <w:top w:w="85" w:type="dxa"/>
-              <w:bottom w:w="85" w:type="dxa"/>
-              <w:left w:w="100" w:type="dxa"/>
-              <w:right w:w="100" w:type="dxa"/>
-            </w:tcMar>
-            <w:shd w:fill="FFFFFF"/>
-          </w:tcPr>
-          <w:p>
-            <w:pPr>
-              <w:spacing w:after="0" w:before="0" w:line="259" w:lineRule="auto"/>
-            </w:pPr>
-            <w:r>
-              <w:rPr>
-                <w:color w:val="000000"/>
-                <w:sz w:val="20"/>
-              </w:rPr>
-              <w:t>В ATTILE рисунок начинается не там</w:t>
-            </w:r>
-          </w:p>
-        </w:tc>
-        <w:tc>
-          <w:tcPr>
-            <w:tcW w:type="dxa" w:w="3634"/>
-            <w:vAlign w:val="center"/>
-            <w:tcMar>
-              <w:top w:w="85" w:type="dxa"/>
-              <w:bottom w:w="85" w:type="dxa"/>
-              <w:left w:w="100" w:type="dxa"/>
-              <w:right w:w="100" w:type="dxa"/>
-            </w:tcMar>
-            <w:shd w:fill="FFFFFF"/>
-          </w:tcPr>
-          <w:p>
-            <w:pPr>
-              <w:spacing w:after="0" w:before="0" w:line="259" w:lineRule="auto"/>
-            </w:pPr>
-            <w:r>
-              <w:rPr>
-                <w:color w:val="000000"/>
-                <w:sz w:val="20"/>
-              </w:rPr>
-              <w:t>Изменён отсчёт/общая точка/«основная стена»</w:t>
-            </w:r>
-          </w:p>
-        </w:tc>
-        <w:tc>
-          <w:tcPr>
-            <w:tcW w:type="dxa" w:w="3634"/>
-            <w:vAlign w:val="center"/>
-            <w:tcMar>
-              <w:top w:w="85" w:type="dxa"/>
-              <w:bottom w:w="85" w:type="dxa"/>
-              <w:left w:w="100" w:type="dxa"/>
-              <w:right w:w="100" w:type="dxa"/>
-            </w:tcMar>
-            <w:shd w:fill="FFFFFF"/>
-          </w:tcPr>
-          <w:p>
-            <w:pPr>
-              <w:spacing w:after="0" w:before="0" w:line="259" w:lineRule="auto"/>
-            </w:pPr>
-            <w:r>
-              <w:rPr>
-                <w:color w:val="000000"/>
-                <w:sz w:val="20"/>
-              </w:rPr>
-              <w:t>Проверить раздел 4 и повторить на одной зоне</w:t>
-            </w:r>
-          </w:p>
-        </w:tc>
-      </w:tr>
-      <w:tr>
-        <w:trPr>
-          <w:cantSplit/>
-        </w:trPr>
-        <w:tc>
-          <w:tcPr>
-            <w:tcW w:type="dxa" w:w="2812"/>
-            <w:vAlign w:val="center"/>
-            <w:tcMar>
-              <w:top w:w="85" w:type="dxa"/>
-              <w:bottom w:w="85" w:type="dxa"/>
-              <w:left w:w="100" w:type="dxa"/>
-              <w:right w:w="100" w:type="dxa"/>
-            </w:tcMar>
-            <w:shd w:fill="F1F5F7"/>
-          </w:tcPr>
-          <w:p>
-            <w:pPr>
-              <w:spacing w:after="0" w:before="0" w:line="259" w:lineRule="auto"/>
-            </w:pPr>
-            <w:r>
-              <w:rPr>
-                <w:color w:val="000000"/>
-                <w:sz w:val="20"/>
-              </w:rPr>
-              <w:t>Цвета образца не совпали</w:t>
-            </w:r>
-          </w:p>
-        </w:tc>
-        <w:tc>
-          <w:tcPr>
-            <w:tcW w:type="dxa" w:w="3634"/>
-            <w:vAlign w:val="center"/>
-            <w:tcMar>
-              <w:top w:w="85" w:type="dxa"/>
-              <w:bottom w:w="85" w:type="dxa"/>
-              <w:left w:w="100" w:type="dxa"/>
-              <w:right w:w="100" w:type="dxa"/>
-            </w:tcMar>
-            <w:shd w:fill="F1F5F7"/>
-          </w:tcPr>
-          <w:p>
-            <w:pPr>
-              <w:spacing w:after="0" w:before="0" w:line="259" w:lineRule="auto"/>
-            </w:pPr>
-            <w:r>
-              <w:rPr>
-                <w:color w:val="000000"/>
-                <w:sz w:val="20"/>
-              </w:rPr>
-              <w:t>Типы на разных/неверных слоях, выбрана лишняя графика</w:t>
-            </w:r>
-          </w:p>
-        </w:tc>
-        <w:tc>
-          <w:tcPr>
-            <w:tcW w:type="dxa" w:w="3634"/>
-            <w:vAlign w:val="center"/>
-            <w:tcMar>
-              <w:top w:w="85" w:type="dxa"/>
-              <w:bottom w:w="85" w:type="dxa"/>
-              <w:left w:w="100" w:type="dxa"/>
-              <w:right w:w="100" w:type="dxa"/>
-            </w:tcMar>
-            <w:shd w:fill="F1F5F7"/>
-          </w:tcPr>
-          <w:p>
-            <w:pPr>
-              <w:spacing w:after="0" w:before="0" w:line="259" w:lineRule="auto"/>
-            </w:pPr>
-            <w:r>
-              <w:rPr>
-                <w:color w:val="000000"/>
-                <w:sz w:val="20"/>
-              </w:rPr>
-              <w:t>Упростить образец, проверить слои типов, повторить небольшой участок</w:t>
-            </w:r>
-          </w:p>
-        </w:tc>
-      </w:tr>
-      <w:tr>
-        <w:trPr>
-          <w:cantSplit/>
-        </w:trPr>
-        <w:tc>
-          <w:tcPr>
-            <w:tcW w:type="dxa" w:w="2812"/>
-            <w:vAlign w:val="center"/>
-            <w:tcMar>
-              <w:top w:w="85" w:type="dxa"/>
-              <w:bottom w:w="85" w:type="dxa"/>
-              <w:left w:w="100" w:type="dxa"/>
-              <w:right w:w="100" w:type="dxa"/>
-            </w:tcMar>
-            <w:shd w:fill="FFFFFF"/>
-          </w:tcPr>
-          <w:p>
-            <w:pPr>
-              <w:spacing w:after="0" w:before="0" w:line="259" w:lineRule="auto"/>
-            </w:pPr>
-            <w:r>
-              <w:rPr>
-                <w:color w:val="000000"/>
-                <w:sz w:val="20"/>
-              </w:rPr>
-              <w:t>Очень узкие полоски отсутствуют</w:t>
-            </w:r>
-          </w:p>
-        </w:tc>
-        <w:tc>
-          <w:tcPr>
-            <w:tcW w:type="dxa" w:w="3634"/>
-            <w:vAlign w:val="center"/>
-            <w:tcMar>
-              <w:top w:w="85" w:type="dxa"/>
-              <w:bottom w:w="85" w:type="dxa"/>
-              <w:left w:w="100" w:type="dxa"/>
-              <w:right w:w="100" w:type="dxa"/>
-            </w:tcMar>
-            <w:shd w:fill="FFFFFF"/>
-          </w:tcPr>
-          <w:p>
-            <w:pPr>
-              <w:spacing w:after="0" w:before="0" w:line="259" w:lineRule="auto"/>
-            </w:pPr>
-            <w:r>
-              <w:rPr>
-                <w:color w:val="000000"/>
-                <w:sz w:val="20"/>
-              </w:rPr>
-              <w:t>Сработал порог «не класть куски тоньше»</w:t>
-            </w:r>
-          </w:p>
-        </w:tc>
-        <w:tc>
-          <w:tcPr>
-            <w:tcW w:type="dxa" w:w="3634"/>
-            <w:vAlign w:val="center"/>
-            <w:tcMar>
-              <w:top w:w="85" w:type="dxa"/>
-              <w:bottom w:w="85" w:type="dxa"/>
-              <w:left w:w="100" w:type="dxa"/>
-              <w:right w:w="100" w:type="dxa"/>
-            </w:tcMar>
-            <w:shd w:fill="FFFFFF"/>
-          </w:tcPr>
-          <w:p>
-            <w:pPr>
-              <w:spacing w:after="0" w:before="0" w:line="259" w:lineRule="auto"/>
-            </w:pPr>
-            <w:r>
-              <w:rPr>
-                <w:color w:val="000000"/>
-                <w:sz w:val="20"/>
-              </w:rPr>
-              <w:t>Прочитать число исключений; изменить технологию/отсчёт осознанно</w:t>
-            </w:r>
-          </w:p>
-        </w:tc>
-      </w:tr>
-      <w:tr>
-        <w:trPr>
-          <w:cantSplit/>
-        </w:trPr>
-        <w:tc>
-          <w:tcPr>
-            <w:tcW w:type="dxa" w:w="2812"/>
-            <w:vAlign w:val="center"/>
-            <w:tcMar>
-              <w:top w:w="85" w:type="dxa"/>
-              <w:bottom w:w="85" w:type="dxa"/>
-              <w:left w:w="100" w:type="dxa"/>
-              <w:right w:w="100" w:type="dxa"/>
-            </w:tcMar>
-            <w:shd w:fill="F1F5F7"/>
-          </w:tcPr>
-          <w:p>
-            <w:pPr>
-              <w:spacing w:after="0" w:before="0" w:line="259" w:lineRule="auto"/>
-            </w:pPr>
-            <w:r>
-              <w:rPr>
-                <w:color w:val="000000"/>
-                <w:sz w:val="20"/>
-              </w:rPr>
-              <w:t>В ATFRAME нет осей раскладки</w:t>
-            </w:r>
-          </w:p>
-        </w:tc>
-        <w:tc>
-          <w:tcPr>
-            <w:tcW w:type="dxa" w:w="3634"/>
-            <w:vAlign w:val="center"/>
-            <w:tcMar>
-              <w:top w:w="85" w:type="dxa"/>
-              <w:bottom w:w="85" w:type="dxa"/>
-              <w:left w:w="100" w:type="dxa"/>
-              <w:right w:w="100" w:type="dxa"/>
-            </w:tcMar>
-            <w:shd w:fill="F1F5F7"/>
-          </w:tcPr>
-          <w:p>
-            <w:pPr>
-              <w:spacing w:after="0" w:before="0" w:line="259" w:lineRule="auto"/>
-            </w:pPr>
-            <w:r>
-              <w:rPr>
-                <w:color w:val="000000"/>
-                <w:sz w:val="20"/>
-              </w:rPr>
-              <w:t>Выбрана другая зона или старая метка</w:t>
-            </w:r>
-          </w:p>
-        </w:tc>
-        <w:tc>
-          <w:tcPr>
-            <w:tcW w:type="dxa" w:w="3634"/>
-            <w:vAlign w:val="center"/>
-            <w:tcMar>
-              <w:top w:w="85" w:type="dxa"/>
-              <w:bottom w:w="85" w:type="dxa"/>
-              <w:left w:w="100" w:type="dxa"/>
-              <w:right w:w="100" w:type="dxa"/>
-            </w:tcMar>
-            <w:shd w:fill="F1F5F7"/>
-          </w:tcPr>
-          <w:p>
-            <w:pPr>
-              <w:spacing w:after="0" w:before="0" w:line="259" w:lineRule="auto"/>
-            </w:pPr>
-            <w:r>
-              <w:rPr>
-                <w:color w:val="000000"/>
-                <w:sz w:val="20"/>
-              </w:rPr>
-              <w:t>Отменить; выполнить ATTILE по правильной зоне, затем ATFRAME</w:t>
-            </w:r>
-          </w:p>
-        </w:tc>
-      </w:tr>
-      <w:tr>
-        <w:trPr>
-          <w:cantSplit/>
-        </w:trPr>
-        <w:tc>
-          <w:tcPr>
-            <w:tcW w:type="dxa" w:w="2812"/>
-            <w:vAlign w:val="center"/>
-            <w:tcMar>
-              <w:top w:w="85" w:type="dxa"/>
-              <w:bottom w:w="85" w:type="dxa"/>
-              <w:left w:w="100" w:type="dxa"/>
-              <w:right w:w="100" w:type="dxa"/>
-            </w:tcMar>
-            <w:shd w:fill="FFFFFF"/>
-          </w:tcPr>
-          <w:p>
-            <w:pPr>
-              <w:spacing w:after="0" w:before="0" w:line="259" w:lineRule="auto"/>
-            </w:pPr>
-            <w:r>
-              <w:rPr>
-                <w:color w:val="000000"/>
-                <w:sz w:val="20"/>
-              </w:rPr>
-              <w:t>Кляммеров нет у бетонной плитки</w:t>
-            </w:r>
-          </w:p>
-        </w:tc>
-        <w:tc>
-          <w:tcPr>
-            <w:tcW w:type="dxa" w:w="3634"/>
-            <w:vAlign w:val="center"/>
-            <w:tcMar>
-              <w:top w:w="85" w:type="dxa"/>
-              <w:bottom w:w="85" w:type="dxa"/>
-              <w:left w:w="100" w:type="dxa"/>
-              <w:right w:w="100" w:type="dxa"/>
-            </w:tcMar>
-            <w:shd w:fill="FFFFFF"/>
-          </w:tcPr>
-          <w:p>
-            <w:pPr>
-              <w:spacing w:after="0" w:before="0" w:line="259" w:lineRule="auto"/>
-            </w:pPr>
-            <w:r>
-              <w:rPr>
-                <w:color w:val="000000"/>
-                <w:sz w:val="20"/>
-              </w:rPr>
-              <w:t>В этом режиме применяются шины</w:t>
-            </w:r>
-          </w:p>
-        </w:tc>
-        <w:tc>
-          <w:tcPr>
-            <w:tcW w:type="dxa" w:w="3634"/>
-            <w:vAlign w:val="center"/>
-            <w:tcMar>
-              <w:top w:w="85" w:type="dxa"/>
-              <w:bottom w:w="85" w:type="dxa"/>
-              <w:left w:w="100" w:type="dxa"/>
-              <w:right w:w="100" w:type="dxa"/>
-            </w:tcMar>
-            <w:shd w:fill="FFFFFF"/>
-          </w:tcPr>
-          <w:p>
-            <w:pPr>
-              <w:spacing w:after="0" w:before="0" w:line="259" w:lineRule="auto"/>
-            </w:pPr>
-            <w:r>
-              <w:rPr>
-                <w:color w:val="000000"/>
-                <w:sz w:val="20"/>
-              </w:rPr>
-              <w:t>Проверить количество шин; это ожидаемое поведение</w:t>
-            </w:r>
-          </w:p>
-        </w:tc>
-      </w:tr>
-      <w:tr>
-        <w:trPr>
-          <w:cantSplit/>
-        </w:trPr>
-        <w:tc>
-          <w:tcPr>
-            <w:tcW w:type="dxa" w:w="2812"/>
-            <w:vAlign w:val="center"/>
-            <w:tcMar>
-              <w:top w:w="85" w:type="dxa"/>
-              <w:bottom w:w="85" w:type="dxa"/>
-              <w:left w:w="100" w:type="dxa"/>
-              <w:right w:w="100" w:type="dxa"/>
-            </w:tcMar>
-            <w:shd w:fill="F1F5F7"/>
-          </w:tcPr>
-          <w:p>
-            <w:pPr>
-              <w:spacing w:after="0" w:before="0" w:line="259" w:lineRule="auto"/>
-            </w:pPr>
-            <w:r>
-              <w:rPr>
-                <w:color w:val="000000"/>
-                <w:sz w:val="20"/>
-              </w:rPr>
-              <w:t>Не удаётся построить шину без опоры</w:t>
-            </w:r>
-          </w:p>
-        </w:tc>
-        <w:tc>
-          <w:tcPr>
-            <w:tcW w:type="dxa" w:w="3634"/>
-            <w:vAlign w:val="center"/>
-            <w:tcMar>
-              <w:top w:w="85" w:type="dxa"/>
-              <w:bottom w:w="85" w:type="dxa"/>
-              <w:left w:w="100" w:type="dxa"/>
-              <w:right w:w="100" w:type="dxa"/>
-            </w:tcMar>
-            <w:shd w:fill="F1F5F7"/>
-          </w:tcPr>
-          <w:p>
-            <w:pPr>
-              <w:spacing w:after="0" w:before="0" w:line="259" w:lineRule="auto"/>
-            </w:pPr>
-            <w:r>
-              <w:rPr>
-                <w:color w:val="000000"/>
-                <w:sz w:val="20"/>
-              </w:rPr>
-              <w:t>Для короткого участка нет направляющей</w:t>
-            </w:r>
-          </w:p>
-        </w:tc>
-        <w:tc>
-          <w:tcPr>
-            <w:tcW w:type="dxa" w:w="3634"/>
-            <w:vAlign w:val="center"/>
-            <w:tcMar>
-              <w:top w:w="85" w:type="dxa"/>
-              <w:bottom w:w="85" w:type="dxa"/>
-              <w:left w:w="100" w:type="dxa"/>
-              <w:right w:w="100" w:type="dxa"/>
-            </w:tcMar>
-            <w:shd w:fill="F1F5F7"/>
-          </w:tcPr>
-          <w:p>
-            <w:pPr>
-              <w:spacing w:after="0" w:before="0" w:line="259" w:lineRule="auto"/>
-            </w:pPr>
-            <w:r>
-              <w:rPr>
-                <w:color w:val="000000"/>
-                <w:sz w:val="20"/>
-              </w:rPr>
-              <w:t>Проверить координату из сообщения; изменить разбиение/шаг по проекту, пересчитать</w:t>
-            </w:r>
-          </w:p>
-        </w:tc>
-      </w:tr>
-      <w:tr>
-        <w:trPr>
-          <w:cantSplit/>
-        </w:trPr>
-        <w:tc>
-          <w:tcPr>
-            <w:tcW w:type="dxa" w:w="2812"/>
-            <w:vAlign w:val="center"/>
-            <w:tcMar>
-              <w:top w:w="85" w:type="dxa"/>
-              <w:bottom w:w="85" w:type="dxa"/>
-              <w:left w:w="100" w:type="dxa"/>
-              <w:right w:w="100" w:type="dxa"/>
-            </w:tcMar>
-            <w:shd w:fill="FFFFFF"/>
-          </w:tcPr>
-          <w:p>
-            <w:pPr>
-              <w:spacing w:after="0" w:before="0" w:line="259" w:lineRule="auto"/>
-            </w:pPr>
-            <w:r>
-              <w:rPr>
-                <w:color w:val="000000"/>
-                <w:sz w:val="20"/>
-              </w:rPr>
-              <w:t>Межэтажный расчёт недоступен</w:t>
-            </w:r>
-          </w:p>
-        </w:tc>
-        <w:tc>
-          <w:tcPr>
-            <w:tcW w:type="dxa" w:w="3634"/>
-            <w:vAlign w:val="center"/>
-            <w:tcMar>
-              <w:top w:w="85" w:type="dxa"/>
-              <w:bottom w:w="85" w:type="dxa"/>
-              <w:left w:w="100" w:type="dxa"/>
-              <w:right w:w="100" w:type="dxa"/>
-            </w:tcMar>
-            <w:shd w:fill="FFFFFF"/>
-          </w:tcPr>
-          <w:p>
-            <w:pPr>
-              <w:spacing w:after="0" w:before="0" w:line="259" w:lineRule="auto"/>
-            </w:pPr>
-            <w:r>
-              <w:rPr>
-                <w:color w:val="000000"/>
-                <w:sz w:val="20"/>
-              </w:rPr>
-              <w:t>Статическая модель НСП не подтверждена</w:t>
-            </w:r>
-          </w:p>
-        </w:tc>
-        <w:tc>
-          <w:tcPr>
-            <w:tcW w:type="dxa" w:w="3634"/>
-            <w:vAlign w:val="center"/>
-            <w:tcMar>
-              <w:top w:w="85" w:type="dxa"/>
-              <w:bottom w:w="85" w:type="dxa"/>
-              <w:left w:w="100" w:type="dxa"/>
-              <w:right w:w="100" w:type="dxa"/>
-            </w:tcMar>
-            <w:shd w:fill="FFFFFF"/>
-          </w:tcPr>
-          <w:p>
-            <w:pPr>
-              <w:spacing w:after="0" w:before="0" w:line="259" w:lineRule="auto"/>
-            </w:pPr>
-            <w:r>
-              <w:rPr>
-                <w:color w:val="000000"/>
-                <w:sz w:val="20"/>
-              </w:rPr>
-              <w:t>Передать конструктору; ручную геометрию строить только по отдельному проекту</w:t>
-            </w:r>
-          </w:p>
-        </w:tc>
-      </w:tr>
-      <w:tr>
-        <w:trPr>
-          <w:cantSplit/>
-        </w:trPr>
-        <w:tc>
-          <w:tcPr>
-            <w:tcW w:type="dxa" w:w="2812"/>
-            <w:vAlign w:val="center"/>
-            <w:tcMar>
-              <w:top w:w="85" w:type="dxa"/>
-              <w:bottom w:w="85" w:type="dxa"/>
-              <w:left w:w="100" w:type="dxa"/>
-              <w:right w:w="100" w:type="dxa"/>
-            </w:tcMar>
-            <w:shd w:fill="F1F5F7"/>
-          </w:tcPr>
-          <w:p>
-            <w:pPr>
-              <w:spacing w:after="0" w:before="0" w:line="259" w:lineRule="auto"/>
-            </w:pPr>
-            <w:r>
-              <w:rPr>
-                <w:color w:val="000000"/>
-                <w:sz w:val="20"/>
-              </w:rPr>
-              <w:t>Расчёт недоступен для явного каталожного решения</w:t>
-            </w:r>
-          </w:p>
-        </w:tc>
-        <w:tc>
-          <w:tcPr>
-            <w:tcW w:type="dxa" w:w="3634"/>
-            <w:vAlign w:val="center"/>
-            <w:tcMar>
-              <w:top w:w="85" w:type="dxa"/>
-              <w:bottom w:w="85" w:type="dxa"/>
-              <w:left w:w="100" w:type="dxa"/>
-              <w:right w:w="100" w:type="dxa"/>
-            </w:tcMar>
-            <w:shd w:fill="F1F5F7"/>
-          </w:tcPr>
-          <w:p>
-            <w:pPr>
-              <w:spacing w:after="0" w:before="0" w:line="259" w:lineRule="auto"/>
-            </w:pPr>
-            <w:r>
-              <w:rPr>
-                <w:color w:val="000000"/>
-                <w:sz w:val="20"/>
-              </w:rPr>
-              <w:t>Характеристики выбранной номенклатуры не связаны с подтверждённым расчётом</w:t>
-            </w:r>
-          </w:p>
-        </w:tc>
-        <w:tc>
-          <w:tcPr>
-            <w:tcW w:type="dxa" w:w="3634"/>
-            <w:vAlign w:val="center"/>
-            <w:tcMar>
-              <w:top w:w="85" w:type="dxa"/>
-              <w:bottom w:w="85" w:type="dxa"/>
-              <w:left w:w="100" w:type="dxa"/>
-              <w:right w:w="100" w:type="dxa"/>
-            </w:tcMar>
-            <w:shd w:fill="F1F5F7"/>
-          </w:tcPr>
-          <w:p>
-            <w:pPr>
-              <w:spacing w:after="0" w:before="0" w:line="259" w:lineRule="auto"/>
-            </w:pPr>
-            <w:r>
-              <w:rPr>
-                <w:color w:val="000000"/>
-                <w:sz w:val="20"/>
-              </w:rPr>
-              <w:t>Сохранить выбор; согласовать отдельный инженерный проект. Ручной режим не подтверждает прочность</w:t>
-            </w:r>
-          </w:p>
-        </w:tc>
-      </w:tr>
-      <w:tr>
-        <w:trPr>
-          <w:cantSplit/>
-        </w:trPr>
-        <w:tc>
-          <w:tcPr>
-            <w:tcW w:type="dxa" w:w="2812"/>
-            <w:vAlign w:val="center"/>
-            <w:tcMar>
-              <w:top w:w="85" w:type="dxa"/>
-              <w:bottom w:w="85" w:type="dxa"/>
-              <w:left w:w="100" w:type="dxa"/>
-              <w:right w:w="100" w:type="dxa"/>
-            </w:tcMar>
-            <w:shd w:fill="FFFFFF"/>
-          </w:tcPr>
-          <w:p>
-            <w:pPr>
-              <w:spacing w:after="0" w:before="0" w:line="259" w:lineRule="auto"/>
-            </w:pPr>
-            <w:r>
-              <w:rPr>
-                <w:color w:val="000000"/>
-                <w:sz w:val="20"/>
-              </w:rPr>
-              <w:t>Выбраны зоны с разными решениями</w:t>
-            </w:r>
-          </w:p>
-        </w:tc>
-        <w:tc>
-          <w:tcPr>
-            <w:tcW w:type="dxa" w:w="3634"/>
-            <w:vAlign w:val="center"/>
-            <w:tcMar>
-              <w:top w:w="85" w:type="dxa"/>
-              <w:bottom w:w="85" w:type="dxa"/>
-              <w:left w:w="100" w:type="dxa"/>
-              <w:right w:w="100" w:type="dxa"/>
-            </w:tcMar>
-            <w:shd w:fill="FFFFFF"/>
-          </w:tcPr>
-          <w:p>
-            <w:pPr>
-              <w:spacing w:after="0" w:before="0" w:line="259" w:lineRule="auto"/>
-            </w:pPr>
-            <w:r>
-              <w:rPr>
-                <w:color w:val="000000"/>
-                <w:sz w:val="20"/>
-              </w:rPr>
-              <w:t>Один общий выбор не может заменить разные сохранённые решения</w:t>
-            </w:r>
-          </w:p>
-        </w:tc>
-        <w:tc>
-          <w:tcPr>
-            <w:tcW w:type="dxa" w:w="3634"/>
-            <w:vAlign w:val="center"/>
-            <w:tcMar>
-              <w:top w:w="85" w:type="dxa"/>
-              <w:bottom w:w="85" w:type="dxa"/>
-              <w:left w:w="100" w:type="dxa"/>
-              <w:right w:w="100" w:type="dxa"/>
-            </w:tcMar>
-            <w:shd w:fill="FFFFFF"/>
-          </w:tcPr>
-          <w:p>
-            <w:pPr>
-              <w:spacing w:after="0" w:before="0" w:line="259" w:lineRule="auto"/>
-            </w:pPr>
-            <w:r>
-              <w:rPr>
-                <w:color w:val="000000"/>
-                <w:sz w:val="20"/>
-              </w:rPr>
-              <w:t>Обработать зоны отдельно; не переносить выбор соседней зоны автоматически</w:t>
-            </w:r>
-          </w:p>
-        </w:tc>
-      </w:tr>
-      <w:tr>
-        <w:trPr>
-          <w:cantSplit/>
-        </w:trPr>
-        <w:tc>
-          <w:tcPr>
-            <w:tcW w:type="dxa" w:w="2812"/>
-            <w:vAlign w:val="center"/>
-            <w:tcMar>
-              <w:top w:w="85" w:type="dxa"/>
-              <w:bottom w:w="85" w:type="dxa"/>
-              <w:left w:w="100" w:type="dxa"/>
-              <w:right w:w="100" w:type="dxa"/>
-            </w:tcMar>
-            <w:shd w:fill="F1F5F7"/>
-          </w:tcPr>
-          <w:p>
-            <w:pPr>
-              <w:spacing w:after="0" w:before="0" w:line="259" w:lineRule="auto"/>
-            </w:pPr>
-            <w:r>
-              <w:rPr>
-                <w:color w:val="000000"/>
-                <w:sz w:val="20"/>
-              </w:rPr>
-              <w:t>Решение нельзя изменить при повторе только кляммеров</w:t>
-            </w:r>
-          </w:p>
-        </w:tc>
-        <w:tc>
-          <w:tcPr>
-            <w:tcW w:type="dxa" w:w="3634"/>
-            <w:vAlign w:val="center"/>
-            <w:tcMar>
-              <w:top w:w="85" w:type="dxa"/>
-              <w:bottom w:w="85" w:type="dxa"/>
-              <w:left w:w="100" w:type="dxa"/>
-              <w:right w:w="100" w:type="dxa"/>
-            </w:tcMar>
-            <w:shd w:fill="F1F5F7"/>
-          </w:tcPr>
-          <w:p>
-            <w:pPr>
-              <w:spacing w:after="0" w:before="0" w:line="259" w:lineRule="auto"/>
-            </w:pPr>
-            <w:r>
-              <w:rPr>
-                <w:color w:val="000000"/>
-                <w:sz w:val="20"/>
-              </w:rPr>
-              <w:t>Направляющие и кронштейны сохраняются</w:t>
-            </w:r>
-          </w:p>
-        </w:tc>
-        <w:tc>
-          <w:tcPr>
-            <w:tcW w:type="dxa" w:w="3634"/>
-            <w:vAlign w:val="center"/>
-            <w:tcMar>
-              <w:top w:w="85" w:type="dxa"/>
-              <w:bottom w:w="85" w:type="dxa"/>
-              <w:left w:w="100" w:type="dxa"/>
-              <w:right w:w="100" w:type="dxa"/>
-            </w:tcMar>
-            <w:shd w:fill="F1F5F7"/>
-          </w:tcPr>
-          <w:p>
-            <w:pPr>
-              <w:spacing w:after="0" w:before="0" w:line="259" w:lineRule="auto"/>
-            </w:pPr>
-            <w:r>
-              <w:rPr>
-                <w:color w:val="000000"/>
-                <w:sz w:val="20"/>
-              </w:rPr>
-              <w:t>Вернуться к полному перестроению по согласованному проекту</w:t>
-            </w:r>
-          </w:p>
-        </w:tc>
-      </w:tr>
-      <w:tr>
-        <w:trPr>
-          <w:cantSplit/>
-        </w:trPr>
-        <w:tc>
-          <w:tcPr>
-            <w:tcW w:type="dxa" w:w="2812"/>
-            <w:vAlign w:val="center"/>
-            <w:tcMar>
-              <w:top w:w="85" w:type="dxa"/>
-              <w:bottom w:w="85" w:type="dxa"/>
-              <w:left w:w="100" w:type="dxa"/>
-              <w:right w:w="100" w:type="dxa"/>
-            </w:tcMar>
-            <w:shd w:fill="FFFFFF"/>
-          </w:tcPr>
-          <w:p>
-            <w:pPr>
-              <w:spacing w:after="0" w:before="0" w:line="259" w:lineRule="auto"/>
-            </w:pPr>
-            <w:r>
-              <w:rPr>
-                <w:color w:val="000000"/>
-                <w:sz w:val="20"/>
-              </w:rPr>
-              <w:t>Расчёт отклонён из-за опор или пролётов</w:t>
-            </w:r>
-          </w:p>
-        </w:tc>
-        <w:tc>
-          <w:tcPr>
-            <w:tcW w:type="dxa" w:w="3634"/>
-            <w:vAlign w:val="center"/>
-            <w:tcMar>
-              <w:top w:w="85" w:type="dxa"/>
-              <w:bottom w:w="85" w:type="dxa"/>
-              <w:left w:w="100" w:type="dxa"/>
-              <w:right w:w="100" w:type="dxa"/>
-            </w:tcMar>
-            <w:shd w:fill="FFFFFF"/>
-          </w:tcPr>
-          <w:p>
-            <w:pPr>
-              <w:spacing w:after="0" w:before="0" w:line="259" w:lineRule="auto"/>
-            </w:pPr>
-            <w:r>
-              <w:rPr>
-                <w:color w:val="000000"/>
-                <w:sz w:val="20"/>
-              </w:rPr>
-              <w:t>Отдельный кусок не соответствует принятой модели</w:t>
-            </w:r>
-          </w:p>
-        </w:tc>
-        <w:tc>
-          <w:tcPr>
-            <w:tcW w:type="dxa" w:w="3634"/>
-            <w:vAlign w:val="center"/>
-            <w:tcMar>
-              <w:top w:w="85" w:type="dxa"/>
-              <w:bottom w:w="85" w:type="dxa"/>
-              <w:left w:w="100" w:type="dxa"/>
-              <w:right w:w="100" w:type="dxa"/>
-            </w:tcMar>
-            <w:shd w:fill="FFFFFF"/>
-          </w:tcPr>
-          <w:p>
-            <w:pPr>
-              <w:spacing w:after="0" w:before="0" w:line="259" w:lineRule="auto"/>
-            </w:pPr>
-            <w:r>
-              <w:rPr>
-                <w:color w:val="000000"/>
-                <w:sz w:val="20"/>
-              </w:rPr>
-              <w:t>Проверить опоры, проёмы и стыки с конструктором; не подбирать параметры ради снятия отказа</w:t>
-            </w:r>
-          </w:p>
-        </w:tc>
-      </w:tr>
-      <w:tr>
-        <w:trPr>
-          <w:cantSplit/>
-        </w:trPr>
-        <w:tc>
-          <w:tcPr>
-            <w:tcW w:type="dxa" w:w="2812"/>
-            <w:vAlign w:val="center"/>
-            <w:tcMar>
-              <w:top w:w="85" w:type="dxa"/>
-              <w:bottom w:w="85" w:type="dxa"/>
-              <w:left w:w="100" w:type="dxa"/>
-              <w:right w:w="100" w:type="dxa"/>
-            </w:tcMar>
-            <w:shd w:fill="F1F5F7"/>
-          </w:tcPr>
-          <w:p>
-            <w:pPr>
-              <w:spacing w:after="0" w:before="0" w:line="259" w:lineRule="auto"/>
-            </w:pPr>
-            <w:r>
-              <w:rPr>
-                <w:color w:val="000000"/>
-                <w:sz w:val="20"/>
-              </w:rPr>
-              <w:t>Композит с кляммерами не принимается</w:t>
-            </w:r>
-          </w:p>
-        </w:tc>
-        <w:tc>
-          <w:tcPr>
-            <w:tcW w:type="dxa" w:w="3634"/>
-            <w:vAlign w:val="center"/>
-            <w:tcMar>
-              <w:top w:w="85" w:type="dxa"/>
-              <w:bottom w:w="85" w:type="dxa"/>
-              <w:left w:w="100" w:type="dxa"/>
-              <w:right w:w="100" w:type="dxa"/>
-            </w:tcMar>
-            <w:shd w:fill="F1F5F7"/>
-          </w:tcPr>
-          <w:p>
-            <w:pPr>
-              <w:spacing w:after="0" w:before="0" w:line="259" w:lineRule="auto"/>
-            </w:pPr>
-            <w:r>
-              <w:rPr>
-                <w:color w:val="000000"/>
-                <w:sz w:val="20"/>
-              </w:rPr>
-              <w:t>Неподходящий состав крепления</w:t>
-            </w:r>
-          </w:p>
-        </w:tc>
-        <w:tc>
-          <w:tcPr>
-            <w:tcW w:type="dxa" w:w="3634"/>
-            <w:vAlign w:val="center"/>
-            <w:tcMar>
-              <w:top w:w="85" w:type="dxa"/>
-              <w:bottom w:w="85" w:type="dxa"/>
-              <w:left w:w="100" w:type="dxa"/>
-              <w:right w:w="100" w:type="dxa"/>
-            </w:tcMar>
-            <w:shd w:fill="F1F5F7"/>
-          </w:tcPr>
-          <w:p>
-            <w:pPr>
-              <w:spacing w:after="0" w:before="0" w:line="259" w:lineRule="auto"/>
-            </w:pPr>
-            <w:r>
-              <w:rPr>
-                <w:color w:val="000000"/>
-                <w:sz w:val="20"/>
-              </w:rPr>
-              <w:t>Выбрать «только подсистему» и проектное решение крепления</w:t>
-            </w:r>
-          </w:p>
-        </w:tc>
-      </w:tr>
-      <w:tr>
-        <w:trPr>
-          <w:cantSplit/>
-        </w:trPr>
-        <w:tc>
-          <w:tcPr>
-            <w:tcW w:type="dxa" w:w="2812"/>
-            <w:vAlign w:val="center"/>
-            <w:tcMar>
-              <w:top w:w="85" w:type="dxa"/>
-              <w:bottom w:w="85" w:type="dxa"/>
-              <w:left w:w="100" w:type="dxa"/>
-              <w:right w:w="100" w:type="dxa"/>
-            </w:tcMar>
-            <w:shd w:fill="FFFFFF"/>
-          </w:tcPr>
-          <w:p>
-            <w:pPr>
-              <w:spacing w:after="0" w:before="0" w:line="259" w:lineRule="auto"/>
-            </w:pPr>
-            <w:r>
-              <w:rPr>
-                <w:color w:val="000000"/>
-                <w:sz w:val="20"/>
-              </w:rPr>
-              <w:t>Таблица слишком большая</w:t>
-            </w:r>
-          </w:p>
-        </w:tc>
-        <w:tc>
-          <w:tcPr>
-            <w:tcW w:type="dxa" w:w="3634"/>
-            <w:vAlign w:val="center"/>
-            <w:tcMar>
-              <w:top w:w="85" w:type="dxa"/>
-              <w:bottom w:w="85" w:type="dxa"/>
-              <w:left w:w="100" w:type="dxa"/>
-              <w:right w:w="100" w:type="dxa"/>
-            </w:tcMar>
-            <w:shd w:fill="FFFFFF"/>
-          </w:tcPr>
-          <w:p>
-            <w:pPr>
-              <w:spacing w:after="0" w:before="0" w:line="259" w:lineRule="auto"/>
-            </w:pPr>
-            <w:r>
-              <w:rPr>
-                <w:color w:val="000000"/>
-                <w:sz w:val="20"/>
-              </w:rPr>
-              <w:t>Высота текста задана в единицах модели</w:t>
-            </w:r>
-          </w:p>
-        </w:tc>
-        <w:tc>
-          <w:tcPr>
-            <w:tcW w:type="dxa" w:w="3634"/>
-            <w:vAlign w:val="center"/>
-            <w:tcMar>
-              <w:top w:w="85" w:type="dxa"/>
-              <w:bottom w:w="85" w:type="dxa"/>
-              <w:left w:w="100" w:type="dxa"/>
-              <w:right w:w="100" w:type="dxa"/>
-            </w:tcMar>
-            <w:shd w:fill="FFFFFF"/>
-          </w:tcPr>
-          <w:p>
-            <w:pPr>
-              <w:spacing w:after="0" w:before="0" w:line="259" w:lineRule="auto"/>
-            </w:pPr>
-            <w:r>
-              <w:rPr>
-                <w:color w:val="000000"/>
-                <w:sz w:val="20"/>
-              </w:rPr>
-              <w:t>Перестроить таблицу с меньшей высотой текста; контуры не масштабировать</w:t>
-            </w:r>
-          </w:p>
-        </w:tc>
-      </w:tr>
-      <w:tr>
-        <w:trPr>
-          <w:cantSplit/>
-        </w:trPr>
-        <w:tc>
-          <w:tcPr>
-            <w:tcW w:type="dxa" w:w="2812"/>
-            <w:vAlign w:val="center"/>
-            <w:tcMar>
-              <w:top w:w="85" w:type="dxa"/>
-              <w:bottom w:w="85" w:type="dxa"/>
-              <w:left w:w="100" w:type="dxa"/>
-              <w:right w:w="100" w:type="dxa"/>
-            </w:tcMar>
-            <w:shd w:fill="F1F5F7"/>
-          </w:tcPr>
-          <w:p>
-            <w:pPr>
-              <w:spacing w:after="0" w:before="0" w:line="259" w:lineRule="auto"/>
-            </w:pPr>
-            <w:r>
-              <w:rPr>
-                <w:color w:val="000000"/>
-                <w:sz w:val="20"/>
-              </w:rPr>
-              <w:t>После Save As не найдены зоны</w:t>
-            </w:r>
-          </w:p>
-        </w:tc>
-        <w:tc>
-          <w:tcPr>
-            <w:tcW w:type="dxa" w:w="3634"/>
-            <w:vAlign w:val="center"/>
-            <w:tcMar>
-              <w:top w:w="85" w:type="dxa"/>
-              <w:bottom w:w="85" w:type="dxa"/>
-              <w:left w:w="100" w:type="dxa"/>
-              <w:right w:w="100" w:type="dxa"/>
-            </w:tcMar>
-            <w:shd w:fill="F1F5F7"/>
-          </w:tcPr>
-          <w:p>
-            <w:pPr>
-              <w:spacing w:after="0" w:before="0" w:line="259" w:lineRule="auto"/>
-            </w:pPr>
-            <w:r>
-              <w:rPr>
-                <w:color w:val="000000"/>
-                <w:sz w:val="20"/>
-              </w:rPr>
-              <w:t>Отдельный JSON не перенесён/не соответствует DWG</w:t>
-            </w:r>
-          </w:p>
-        </w:tc>
-        <w:tc>
-          <w:tcPr>
-            <w:tcW w:type="dxa" w:w="3634"/>
-            <w:vAlign w:val="center"/>
-            <w:tcMar>
-              <w:top w:w="85" w:type="dxa"/>
-              <w:bottom w:w="85" w:type="dxa"/>
-              <w:left w:w="100" w:type="dxa"/>
-              <w:right w:w="100" w:type="dxa"/>
-            </w:tcMar>
-            <w:shd w:fill="F1F5F7"/>
-          </w:tcPr>
-          <w:p>
-            <w:pPr>
-              <w:spacing w:after="0" w:before="0" w:line="259" w:lineRule="auto"/>
-            </w:pPr>
-            <w:r>
-              <w:rPr>
-                <w:color w:val="000000"/>
-                <w:sz w:val="20"/>
-              </w:rPr>
-              <w:t>Проверить пару файлов и пересчитать/сохранить зоны в новой папке</w:t>
-            </w:r>
-          </w:p>
-        </w:tc>
-      </w:tr>
-      <w:tr>
-        <w:trPr>
-          <w:cantSplit/>
-        </w:trPr>
-        <w:tc>
-          <w:tcPr>
-            <w:tcW w:type="dxa" w:w="2812"/>
-            <w:vAlign w:val="center"/>
-            <w:tcMar>
-              <w:top w:w="85" w:type="dxa"/>
-              <w:bottom w:w="85" w:type="dxa"/>
-              <w:left w:w="100" w:type="dxa"/>
-              <w:right w:w="100" w:type="dxa"/>
-            </w:tcMar>
-            <w:shd w:fill="FFFFFF"/>
-          </w:tcPr>
-          <w:p>
-            <w:pPr>
-              <w:spacing w:after="0" w:before="0" w:line="259" w:lineRule="auto"/>
-            </w:pPr>
-            <w:r>
-              <w:rPr>
-                <w:color w:val="000000"/>
-                <w:sz w:val="20"/>
-              </w:rPr>
-              <w:t>Вставка идёт долго</w:t>
-            </w:r>
-          </w:p>
-        </w:tc>
-        <w:tc>
-          <w:tcPr>
-            <w:tcW w:type="dxa" w:w="3634"/>
-            <w:vAlign w:val="center"/>
-            <w:tcMar>
-              <w:top w:w="85" w:type="dxa"/>
-              <w:bottom w:w="85" w:type="dxa"/>
-              <w:left w:w="100" w:type="dxa"/>
-              <w:right w:w="100" w:type="dxa"/>
-            </w:tcMar>
-            <w:shd w:fill="FFFFFF"/>
-          </w:tcPr>
-          <w:p>
-            <w:pPr>
-              <w:spacing w:after="0" w:before="0" w:line="259" w:lineRule="auto"/>
-            </w:pPr>
-            <w:r>
-              <w:rPr>
-                <w:color w:val="000000"/>
-                <w:sz w:val="20"/>
-              </w:rPr>
-              <w:t>Большая зона, много разных подрезок или сложные блоки</w:t>
-            </w:r>
-          </w:p>
-        </w:tc>
-        <w:tc>
-          <w:tcPr>
-            <w:tcW w:type="dxa" w:w="3634"/>
-            <w:vAlign w:val="center"/>
-            <w:tcMar>
-              <w:top w:w="85" w:type="dxa"/>
-              <w:bottom w:w="85" w:type="dxa"/>
-              <w:left w:w="100" w:type="dxa"/>
-              <w:right w:w="100" w:type="dxa"/>
-            </w:tcMar>
-            <w:shd w:fill="FFFFFF"/>
-          </w:tcPr>
-          <w:p>
-            <w:pPr>
-              <w:spacing w:after="0" w:before="0" w:line="259" w:lineRule="auto"/>
-            </w:pPr>
-            <w:r>
-              <w:rPr>
-                <w:color w:val="000000"/>
-                <w:sz w:val="20"/>
-              </w:rPr>
-              <w:t>Дождаться сообщения завершения; первый тест делать на небольшом участке</w:t>
-            </w:r>
-          </w:p>
-        </w:tc>
-      </w:tr>
-      <w:tr>
-        <w:trPr>
-          <w:cantSplit/>
-        </w:trPr>
-        <w:tc>
-          <w:tcPr>
-            <w:tcW w:type="dxa" w:w="2812"/>
-            <w:vAlign w:val="center"/>
-            <w:tcMar>
-              <w:top w:w="85" w:type="dxa"/>
-              <w:bottom w:w="85" w:type="dxa"/>
-              <w:left w:w="100" w:type="dxa"/>
-              <w:right w:w="100" w:type="dxa"/>
-            </w:tcMar>
-            <w:shd w:fill="F1F5F7"/>
-          </w:tcPr>
-          <w:p>
-            <w:pPr>
-              <w:spacing w:after="0" w:before="0" w:line="259" w:lineRule="auto"/>
-            </w:pPr>
-            <w:r>
-              <w:rPr>
-                <w:color w:val="000000"/>
-                <w:sz w:val="20"/>
-              </w:rPr>
-              <w:t>Старая схема линий, предложен ATFZONERESET</w:t>
-            </w:r>
-          </w:p>
-        </w:tc>
-        <w:tc>
-          <w:tcPr>
-            <w:tcW w:type="dxa" w:w="3634"/>
-            <w:vAlign w:val="center"/>
-            <w:tcMar>
-              <w:top w:w="85" w:type="dxa"/>
-              <w:bottom w:w="85" w:type="dxa"/>
-              <w:left w:w="100" w:type="dxa"/>
-              <w:right w:w="100" w:type="dxa"/>
-            </w:tcMar>
-            <w:shd w:fill="F1F5F7"/>
-          </w:tcPr>
-          <w:p>
-            <w:pPr>
-              <w:spacing w:after="0" w:before="0" w:line="259" w:lineRule="auto"/>
-            </w:pPr>
-            <w:r>
-              <w:rPr>
-                <w:color w:val="000000"/>
-                <w:sz w:val="20"/>
-              </w:rPr>
-              <w:t>У старых объектов нет безопасных связей</w:t>
-            </w:r>
-          </w:p>
-        </w:tc>
-        <w:tc>
-          <w:tcPr>
-            <w:tcW w:type="dxa" w:w="3634"/>
-            <w:vAlign w:val="center"/>
-            <w:tcMar>
-              <w:top w:w="85" w:type="dxa"/>
-              <w:bottom w:w="85" w:type="dxa"/>
-              <w:left w:w="100" w:type="dxa"/>
-              <w:right w:w="100" w:type="dxa"/>
-            </w:tcMar>
-            <w:shd w:fill="F1F5F7"/>
-          </w:tcPr>
-          <w:p>
-            <w:pPr>
-              <w:spacing w:after="0" w:before="0" w:line="259" w:lineRule="auto"/>
-            </w:pPr>
-            <w:r>
-              <w:rPr>
-                <w:color w:val="000000"/>
-                <w:sz w:val="20"/>
-              </w:rPr>
-              <w:t>Выполнить главу 10.4 на контрольной копии, выбрать только свой участок</w:t>
-            </w:r>
-          </w:p>
-        </w:tc>
-      </w:tr>
-      <w:tr>
-        <w:trPr>
-          <w:cantSplit/>
-        </w:trPr>
-        <w:tc>
-          <w:tcPr>
-            <w:tcW w:type="dxa" w:w="2812"/>
-            <w:vAlign w:val="center"/>
-            <w:tcMar>
-              <w:top w:w="85" w:type="dxa"/>
-              <w:bottom w:w="85" w:type="dxa"/>
-              <w:left w:w="100" w:type="dxa"/>
-              <w:right w:w="100" w:type="dxa"/>
-            </w:tcMar>
-            <w:shd w:fill="FFFFFF"/>
-          </w:tcPr>
-          <w:p>
-            <w:pPr>
-              <w:spacing w:after="0" w:before="0" w:line="259" w:lineRule="auto"/>
-            </w:pPr>
-            <w:r>
-              <w:rPr>
-                <w:color w:val="000000"/>
-                <w:sz w:val="20"/>
-              </w:rPr>
-              <w:t>Внутренняя ошибка</w:t>
-            </w:r>
-          </w:p>
-        </w:tc>
-        <w:tc>
-          <w:tcPr>
-            <w:tcW w:type="dxa" w:w="3634"/>
-            <w:vAlign w:val="center"/>
-            <w:tcMar>
-              <w:top w:w="85" w:type="dxa"/>
-              <w:bottom w:w="85" w:type="dxa"/>
-              <w:left w:w="100" w:type="dxa"/>
-              <w:right w:w="100" w:type="dxa"/>
-            </w:tcMar>
-            <w:shd w:fill="FFFFFF"/>
-          </w:tcPr>
-          <w:p>
-            <w:pPr>
-              <w:spacing w:after="0" w:before="0" w:line="259" w:lineRule="auto"/>
-            </w:pPr>
-            <w:r>
-              <w:rPr>
-                <w:color w:val="000000"/>
-                <w:sz w:val="20"/>
-              </w:rPr>
-              <w:t>Нужны исходные данные и журнал</w:t>
-            </w:r>
-          </w:p>
-        </w:tc>
-        <w:tc>
-          <w:tcPr>
-            <w:tcW w:type="dxa" w:w="3634"/>
-            <w:vAlign w:val="center"/>
-            <w:tcMar>
-              <w:top w:w="85" w:type="dxa"/>
-              <w:bottom w:w="85" w:type="dxa"/>
-              <w:left w:w="100" w:type="dxa"/>
-              <w:right w:w="100" w:type="dxa"/>
-            </w:tcMar>
-            <w:shd w:fill="FFFFFF"/>
-          </w:tcPr>
-          <w:p>
-            <w:pPr>
-              <w:spacing w:after="0" w:before="0" w:line="259" w:lineRule="auto"/>
-            </w:pPr>
-            <w:r>
-              <w:rPr>
-                <w:color w:val="000000"/>
-                <w:sz w:val="20"/>
-              </w:rPr>
-              <w:t>Сохранить копию; передать комплект диагностики из главы 18</w:t>
+              <w:t>Возврат к наследованию проекта</w:t>
             </w:r>
           </w:p>
         </w:tc>
@@ -14198,14 +11834,3395 @@
       </w:pPr>
     </w:p>
     <w:p>
-      <w:bookmarkStart w:id="643" w:name="chapter_18"/>
+      <w:r>
+        <w:t xml:space="preserve">Обязательные исполнения и размеры оставлять пустыми нельзя. Слои утеплителя переопределяются всем списком через </w:t>
+      </w:r>
+      <w:r>
+        <w:rPr>
+          <w:rFonts w:ascii="DejaVu Sans Mono" w:hAnsi="DejaVu Sans Mono"/>
+          <w:sz w:val="19"/>
+        </w:rPr>
+        <w:t>;</w:t>
+      </w:r>
+      <w:r>
+        <w:t>. Итоговый выбор проверяется целиком; собственное значение не позволяет обойти проверку каталога. Наследование отличается от отсутствия привязки: зона без сохранённой привязки продолжает прежний режим, даже если в DWG уже есть проект.</w:t>
+      </w:r>
+    </w:p>
+    <w:p>
+      <w:r>
+        <w:t>Несколько зон можно редактировать одной командой только при одинаковом исходном состоянии привязки и исключений. Если у них разные местные настройки либо часть ещё не привязана, команда предложит отдельные группы. Она не стирает различия ради общего окна. При одинаковых исключениях номера редакций привязок могут различаться: общей редакции группы нет.</w:t>
+      </w:r>
+    </w:p>
+    <w:p>
+      <w:pPr>
+        <w:pStyle w:val="Heading3"/>
+      </w:pPr>
+      <w:r>
+        <w:t>Применить выбор при построении и снять привязку</w:t>
+      </w:r>
+    </w:p>
+    <w:p>
+      <w:r>
+        <w:t xml:space="preserve">После сохранения параметров выберите нужные зоны в </w:t>
+      </w:r>
+      <w:r>
+        <w:rPr>
+          <w:b/>
+        </w:rPr>
+        <w:t>ATFRAME</w:t>
+      </w:r>
+      <w:r>
+        <w:t xml:space="preserve"> и выполните полное построение. У привязанных зон диалог </w:t>
+      </w:r>
+      <w:r>
+        <w:rPr>
+          <w:b/>
+        </w:rPr>
+        <w:t>«Решение и каталог…»</w:t>
+      </w:r>
+      <w:r>
+        <w:t xml:space="preserve"> доступен для просмотра: рядом с полями видно, что взято из проекта, задано в зоне или явно не задано. Изменения вносят через ATFPROJECT или ATFZONEPARAMS. Ручные шаги по отдельному проекту остаются обязательными для этого исторического выбора; автоматический расчёт по нему не открыт.</w:t>
+      </w:r>
+    </w:p>
+    <w:p>
+      <w:r>
+        <w:t>Одна операция ATFRAME принимает привязанные зоны с одинаковым итоговым решением. Происхождение одинаковых значений может различаться. Разные итоговые решения, а также смесь привязанных и непривязанных зон вызывают отказ с указанием зон: обработайте их отдельно или однородными группами. Программа не запускает скрытую серию расчётов для разных решений.</w:t>
+      </w:r>
+    </w:p>
+    <w:p>
+      <w:r>
+        <w:t xml:space="preserve">Чтобы полностью отказаться от наследования у уже привязанной зоны, откройте ATFZONEPARAMS, нажмите </w:t>
+      </w:r>
+      <w:r>
+        <w:rPr>
+          <w:b/>
+        </w:rPr>
+        <w:t>«Снять привязку»</w:t>
+      </w:r>
+      <w:r>
+        <w:t>, прочитайте последствия и подтвердите сохранение. Это отдельное действие: очистка необязательного поля не снимает привязку, а выключенный флажок означает наследование. Прежний результат станет неактуальным. Последнее унаследованное решение не превращается автоматически в локальное: для следующего полного ATFRAME явно выберите местное решение либо используйте режим без каталога.</w:t>
+      </w:r>
+    </w:p>
+    <w:p>
+      <w:pPr>
+        <w:pStyle w:val="Heading3"/>
+      </w:pPr>
+      <w:r>
+        <w:t>Когда нужно полное перестроение</w:t>
+      </w:r>
+    </w:p>
+    <w:p>
+      <w:r>
+        <w:t>Изменение проекта делает все зависимые результаты неактуальными, даже если отдельная зона переопределила изменённое поле и её итоговое число совпало. Такой порядок сохраняет проверяемую связь с редакцией проекта. Старые непривязанные результаты 2Б1 не получают зависимость от проекта автоматически.</w:t>
+      </w:r>
+    </w:p>
+    <w:p>
+      <w:r>
+        <w:t xml:space="preserve">Добавление, изменение или снятие привязки также требует заново подтвердить результат полным ATFRAME. Ведомость подсистемы и повтор </w:t>
+      </w:r>
+      <w:r>
+        <w:rPr>
+          <w:b/>
+        </w:rPr>
+        <w:t>«только кляммеры»</w:t>
+      </w:r>
+      <w:r>
+        <w:t xml:space="preserve"> не должны использовать прежнюю зависимость как текущую. Режим кляммеров сохраняет каркас, его решение и происхождение; обновить ими проектную редакцию нельзя. Само редактирование параметров не перемещает детали.</w:t>
+      </w:r>
+    </w:p>
+    <w:p>
+      <w:r>
+        <w:t>Если проект или зона изменились после открытия окна, сохранение отклоняется: откройте команду заново и проверьте актуальные значения. После Undo, SaveAs, копирования либо повторного открытия DWG проверьте параметры и актуальность одной зоны перед массовой операцией. Живые сценарии AutoCAD ещё требуют отдельной приёмки; учебные DXF не содержат готовых привязок 2Б2.</w:t>
+      </w:r>
+    </w:p>
+    <w:p>
+      <w:pPr>
+        <w:pStyle w:val="Heading2"/>
+      </w:pPr>
+      <w:r>
+        <w:t>Углы и перекрытия</w:t>
+      </w:r>
+    </w:p>
+    <w:p>
+      <w:r>
+        <w:t>При включении «внешние углы здания» после окна указывают точки по X настоящих внешних углов; Enter завершает список. Если углы не заданы, используется правило краёв контура. Это может отличаться от реального участка большого фасада, вырезанного для обработки.</w:t>
+      </w:r>
+    </w:p>
+    <w:p>
+      <w:r>
+        <w:t>При включении «отметки перекрытий» указывают точки на соответствующих уровнях Y; Enter завершает список. В межэтажной системе без указанных отметок может использоваться «Этаж без отметок, мм». На рабочем чертеже условная сетка по 3000 мм не заменяет реальные этажи и отметки.</w:t>
+      </w:r>
+    </w:p>
+    <w:p>
+      <w:r>
+        <w:t>В исправленной сборке смена типа подсистемы не должна сама менять уже заданную массу облицовки. У старых сохранённых настроек внимательно проверьте массу: ранее введённое значение, например 8 кг/м², сохраняется как пользовательское и не становится автоматически верным для новой облицовки. Коэффициент нагрузки по материалу отображается в описании расчёта; исходные данные всё равно берутся из проекта.</w:t>
+      </w:r>
+    </w:p>
+    <w:p>
+      <w:pPr>
+        <w:pStyle w:val="Heading2"/>
+      </w:pPr>
+      <w:r>
+        <w:t>Условные знаки и блоки образцы</w:t>
+      </w:r>
+    </w:p>
+    <w:p>
+      <w:r>
+        <w:t>Условные знаки позволяют освоить цепочку без внешних блоков. В режиме образцов после окна последовательно запрашиваются подходящие блоки кронштейнов, кляммеров и направляющей; Enter в допускающем его запросе означает условный знак. Динамический образец должен иметь поддерживаемые свойства размеров/видимости. Одинаковая картинка блока на экране ещё не подтверждает его пригодность для автоматической подгонки.</w:t>
+      </w:r>
+    </w:p>
+    <w:p>
+      <w:r>
+        <w:t>После пробной вставки сравните габарит и атрибуты нескольких элементов с расчётными размерами. Для облицовки используйте проверенный блок с базовой точкой в левом нижнем углу: блок с базой в центре не считается поддержанным только потому, что похож на прямоугольник. Исправленная AClad проверяет обратное чтение динамических размеров, фактический габарит и положение с допуском 0,5 мм. При несоответствии построение отменяется с сохранением прежнего результата. Сообщение о неустановленном динамическом свойстве — повод проверить блок; в учебном ATTILE вернитесь к автоматически создаваемому прямоугольнику.</w:t>
+      </w:r>
+    </w:p>
+    <w:p>
+      <w:r>
+        <w:t>Если программа сообщает, что автоматически создаваемый блок с таким именем уже существует, но имеет другой размер или состав, задайте другое имя облицовки. Для старых коротких направляющих без служебной метки ATFRAME может потребовать один раз полностью перестроить подсистему; неоднозначный старый объект не будет молча принят за правильный.</w:t>
+      </w:r>
+    </w:p>
+    <w:p>
+      <w:bookmarkStart w:id="635" w:name="chapter_15"/>
       <w:pPr>
         <w:pStyle w:val="Heading1"/>
       </w:pPr>
       <w:r>
+        <w:t>14 Размеры и поиск дублей</w:t>
+      </w:r>
+      <w:bookmarkEnd w:id="635"/>
+    </w:p>
+    <w:p>
+      <w:r>
+        <w:rPr>
+          <w:rFonts w:ascii="DejaVu Sans Mono" w:hAnsi="DejaVu Sans Mono"/>
+          <w:sz w:val="19"/>
+        </w:rPr>
+        <w:t>ATCLADDIM</w:t>
+      </w:r>
+      <w:r>
+        <w:t xml:space="preserve"> помогает поставить размеры раскладки. </w:t>
+      </w:r>
+      <w:r>
+        <w:rPr>
+          <w:rFonts w:ascii="DejaVu Sans Mono" w:hAnsi="DejaVu Sans Mono"/>
+          <w:sz w:val="19"/>
+        </w:rPr>
+        <w:t>ATFRAMEDIM</w:t>
+      </w:r>
+      <w:r>
+        <w:t xml:space="preserve"> — размеры между центрами кронштейнов в выбранной области. Это дополнительные команды после получения правильной геометрии. Прежде чем размерять весь фасад, выделите небольшой участок, проверьте действующий размерный стиль и читаемость текста.</w:t>
+      </w:r>
+    </w:p>
+    <w:p>
+      <w:r>
+        <w:rPr>
+          <w:rFonts w:ascii="DejaVu Sans Mono" w:hAnsi="DejaVu Sans Mono"/>
+          <w:sz w:val="19"/>
+        </w:rPr>
+        <w:t>ATDEDUP</w:t>
+      </w:r>
+      <w:r>
+        <w:t xml:space="preserve"> предназначена для проверки совпадающих элементов подсистемы. Выберите конкретную область; программа сообщает найденные дубли и спрашивает подтверждение удаления. Режим всего чертежа требует отдельного подтверждения. Не запускайте очистку всего проекта «на всякий случай»: рядом могут находиться варианты решений и повторяющиеся фасады.</w:t>
+      </w:r>
+    </w:p>
+    <w:p>
+      <w:r>
+        <w:t>После удаления проверьте количество и выполните Undo, если результат не соответствует ожиданию. Наличие одинакового имени блока не означает, что объекты являются дублями: могут отличаться положение, параметры, атрибуты и исполнение.</w:t>
+      </w:r>
+    </w:p>
+    <w:p>
+      <w:bookmarkStart w:id="643" w:name="chapter_16"/>
+      <w:pPr>
+        <w:pStyle w:val="Heading1"/>
+      </w:pPr>
+      <w:r>
+        <w:t>15 Зачем осталась команда ATCLAD</w:t>
+      </w:r>
+      <w:bookmarkEnd w:id="643"/>
+    </w:p>
+    <w:p>
+      <w:r>
+        <w:t>ATTILE — основной путь для новых раскладок. ATCLAD сохранена для прежних чертежей и специального алгоритма кассет: размещение целых камней относительно простенков/углов, подрезка у проёмов и заданные русты. Не запускайте ATTILE и ATCLAD поверх одной зоны без понимания, какая раскладка заменяется.</w:t>
+      </w:r>
+    </w:p>
+    <w:p>
+      <w:r>
+        <w:t>Последовательность ATCLAD: выбрать зоны/контуры → выбрать образец блока → максимальные ширина и высота → наименование облицовки → точка старта → вертикальный и горизонтальный русты → точки вертикальных рустов → точки горизонтальных рустов, завершив каждый список Enter.</w:t>
+      </w:r>
+    </w:p>
+    <w:p>
+      <w:r>
+        <w:t>У ATCLAD нужен подходящий образец блока с поддерживаемыми динамическими размерами. Для фронтона фигурная подрезка может быть выдана полилинией, а не стандартным блоком. Поэтому поштучный подсчёт только блоков не охватит все элементы у скатов. В новом учебном проекте проще пользоваться ATTILE с автосозданием прямоугольных элементов и отдельно проверять фигурные куски.</w:t>
+      </w:r>
+    </w:p>
+    <w:p>
+      <w:bookmarkStart w:id="651" w:name="chapter_17"/>
+      <w:pPr>
+        <w:pStyle w:val="Heading1"/>
+      </w:pPr>
+      <w:r>
+        <w:t>16 Частые ошибки что делать по сообщению</w:t>
+      </w:r>
+      <w:bookmarkEnd w:id="651"/>
+    </w:p>
+    <w:tbl>
+      <w:tblPr>
+        <w:tblW w:type="auto" w:w="0"/>
+        <w:tblLayout w:type="fixed"/>
+        <w:tblLook w:firstColumn="1" w:firstRow="1" w:lastColumn="0" w:lastRow="0" w:noHBand="0" w:noVBand="1" w:val="04A0"/>
+        <w:tblBorders>
+          <w:top w:val="single" w:sz="4" w:color="D9D9D9"/>
+          <w:left w:val="single" w:sz="4" w:color="D9D9D9"/>
+          <w:bottom w:val="single" w:sz="4" w:color="D9D9D9"/>
+          <w:right w:val="single" w:sz="4" w:color="D9D9D9"/>
+          <w:insideH w:val="single" w:sz="4" w:color="D9D9D9"/>
+          <w:insideV w:val="single" w:sz="4" w:color="D9D9D9"/>
+        </w:tblBorders>
+      </w:tblPr>
+      <w:tblGrid>
+        <w:gridCol w:w="2919"/>
+        <w:gridCol w:w="3581"/>
+        <w:gridCol w:w="3581"/>
+      </w:tblGrid>
+      <w:tr>
+        <w:trPr>
+          <w:cantSplit/>
+          <w:tblHeader/>
+        </w:trPr>
+        <w:tc>
+          <w:tcPr>
+            <w:tcW w:type="dxa" w:w="2919"/>
+            <w:vAlign w:val="center"/>
+            <w:tcMar>
+              <w:top w:w="85" w:type="dxa"/>
+              <w:bottom w:w="85" w:type="dxa"/>
+              <w:left w:w="100" w:type="dxa"/>
+              <w:right w:w="100" w:type="dxa"/>
+            </w:tcMar>
+            <w:shd w:fill="23485F"/>
+          </w:tcPr>
+          <w:p>
+            <w:pPr>
+              <w:spacing w:after="0" w:before="0" w:line="259" w:lineRule="auto"/>
+            </w:pPr>
+            <w:r>
+              <w:rPr>
+                <w:b/>
+                <w:color w:val="FFFFFF"/>
+                <w:sz w:val="20"/>
+              </w:rPr>
+              <w:t>Что видите</w:t>
+            </w:r>
+          </w:p>
+        </w:tc>
+        <w:tc>
+          <w:tcPr>
+            <w:tcW w:type="dxa" w:w="3581"/>
+            <w:vAlign w:val="center"/>
+            <w:tcMar>
+              <w:top w:w="85" w:type="dxa"/>
+              <w:bottom w:w="85" w:type="dxa"/>
+              <w:left w:w="100" w:type="dxa"/>
+              <w:right w:w="100" w:type="dxa"/>
+            </w:tcMar>
+            <w:shd w:fill="23485F"/>
+          </w:tcPr>
+          <w:p>
+            <w:pPr>
+              <w:spacing w:after="0" w:before="0" w:line="259" w:lineRule="auto"/>
+            </w:pPr>
+            <w:r>
+              <w:rPr>
+                <w:b/>
+                <w:color w:val="FFFFFF"/>
+                <w:sz w:val="20"/>
+              </w:rPr>
+              <w:t>Вероятная причина</w:t>
+            </w:r>
+          </w:p>
+        </w:tc>
+        <w:tc>
+          <w:tcPr>
+            <w:tcW w:type="dxa" w:w="3581"/>
+            <w:vAlign w:val="center"/>
+            <w:tcMar>
+              <w:top w:w="85" w:type="dxa"/>
+              <w:bottom w:w="85" w:type="dxa"/>
+              <w:left w:w="100" w:type="dxa"/>
+              <w:right w:w="100" w:type="dxa"/>
+            </w:tcMar>
+            <w:shd w:fill="23485F"/>
+          </w:tcPr>
+          <w:p>
+            <w:pPr>
+              <w:spacing w:after="0" w:before="0" w:line="259" w:lineRule="auto"/>
+            </w:pPr>
+            <w:r>
+              <w:rPr>
+                <w:b/>
+                <w:color w:val="FFFFFF"/>
+                <w:sz w:val="20"/>
+              </w:rPr>
+              <w:t>Действие</w:t>
+            </w:r>
+          </w:p>
+        </w:tc>
+      </w:tr>
+      <w:tr>
+        <w:trPr>
+          <w:cantSplit/>
+        </w:trPr>
+        <w:tc>
+          <w:tcPr>
+            <w:tcW w:type="dxa" w:w="2919"/>
+            <w:vAlign w:val="center"/>
+            <w:tcMar>
+              <w:top w:w="85" w:type="dxa"/>
+              <w:bottom w:w="85" w:type="dxa"/>
+              <w:left w:w="100" w:type="dxa"/>
+              <w:right w:w="100" w:type="dxa"/>
+            </w:tcMar>
+            <w:shd w:fill="FFFFFF"/>
+          </w:tcPr>
+          <w:p>
+            <w:pPr>
+              <w:spacing w:after="0" w:before="0" w:line="259" w:lineRule="auto"/>
+            </w:pPr>
+            <w:r>
+              <w:rPr>
+                <w:color w:val="000000"/>
+                <w:sz w:val="20"/>
+              </w:rPr>
+              <w:t>Неизвестная команда</w:t>
+            </w:r>
+          </w:p>
+        </w:tc>
+        <w:tc>
+          <w:tcPr>
+            <w:tcW w:type="dxa" w:w="3581"/>
+            <w:vAlign w:val="center"/>
+            <w:tcMar>
+              <w:top w:w="85" w:type="dxa"/>
+              <w:bottom w:w="85" w:type="dxa"/>
+              <w:left w:w="100" w:type="dxa"/>
+              <w:right w:w="100" w:type="dxa"/>
+            </w:tcMar>
+            <w:shd w:fill="FFFFFF"/>
+          </w:tcPr>
+          <w:p>
+            <w:pPr>
+              <w:spacing w:after="0" w:before="0" w:line="259" w:lineRule="auto"/>
+            </w:pPr>
+            <w:r>
+              <w:rPr>
+                <w:color w:val="000000"/>
+                <w:sz w:val="20"/>
+              </w:rPr>
+              <w:t>Бандл не загружен, неподдерживаемая версия, неверная папка</w:t>
+            </w:r>
+          </w:p>
+        </w:tc>
+        <w:tc>
+          <w:tcPr>
+            <w:tcW w:type="dxa" w:w="3581"/>
+            <w:vAlign w:val="center"/>
+            <w:tcMar>
+              <w:top w:w="85" w:type="dxa"/>
+              <w:bottom w:w="85" w:type="dxa"/>
+              <w:left w:w="100" w:type="dxa"/>
+              <w:right w:w="100" w:type="dxa"/>
+            </w:tcMar>
+            <w:shd w:fill="FFFFFF"/>
+          </w:tcPr>
+          <w:p>
+            <w:pPr>
+              <w:spacing w:after="0" w:before="0" w:line="259" w:lineRule="auto"/>
+            </w:pPr>
+            <w:r>
+              <w:rPr>
+                <w:color w:val="000000"/>
+                <w:sz w:val="20"/>
+              </w:rPr>
+              <w:t>Проверить три строки загрузки, структуру папок и AutoCAD 2021–2024 Win64</w:t>
+            </w:r>
+          </w:p>
+        </w:tc>
+      </w:tr>
+      <w:tr>
+        <w:trPr>
+          <w:cantSplit/>
+        </w:trPr>
+        <w:tc>
+          <w:tcPr>
+            <w:tcW w:type="dxa" w:w="2919"/>
+            <w:vAlign w:val="center"/>
+            <w:tcMar>
+              <w:top w:w="85" w:type="dxa"/>
+              <w:bottom w:w="85" w:type="dxa"/>
+              <w:left w:w="100" w:type="dxa"/>
+              <w:right w:w="100" w:type="dxa"/>
+            </w:tcMar>
+            <w:shd w:fill="F1F5F7"/>
+          </w:tcPr>
+          <w:p>
+            <w:pPr>
+              <w:spacing w:after="0" w:before="0" w:line="259" w:lineRule="auto"/>
+            </w:pPr>
+            <w:r>
+              <w:rPr>
+                <w:color w:val="000000"/>
+                <w:sz w:val="20"/>
+              </w:rPr>
+              <w:t>Не найден движок EXE</w:t>
+            </w:r>
+          </w:p>
+        </w:tc>
+        <w:tc>
+          <w:tcPr>
+            <w:tcW w:type="dxa" w:w="3581"/>
+            <w:vAlign w:val="center"/>
+            <w:tcMar>
+              <w:top w:w="85" w:type="dxa"/>
+              <w:bottom w:w="85" w:type="dxa"/>
+              <w:left w:w="100" w:type="dxa"/>
+              <w:right w:w="100" w:type="dxa"/>
+            </w:tcMar>
+            <w:shd w:fill="F1F5F7"/>
+          </w:tcPr>
+          <w:p>
+            <w:pPr>
+              <w:spacing w:after="0" w:before="0" w:line="259" w:lineRule="auto"/>
+            </w:pPr>
+            <w:r>
+              <w:rPr>
+                <w:color w:val="000000"/>
+                <w:sz w:val="20"/>
+              </w:rPr>
+              <w:t>Перенесли только DLL или защитное ПО убрало файл</w:t>
+            </w:r>
+          </w:p>
+        </w:tc>
+        <w:tc>
+          <w:tcPr>
+            <w:tcW w:type="dxa" w:w="3581"/>
+            <w:vAlign w:val="center"/>
+            <w:tcMar>
+              <w:top w:w="85" w:type="dxa"/>
+              <w:bottom w:w="85" w:type="dxa"/>
+              <w:left w:w="100" w:type="dxa"/>
+              <w:right w:w="100" w:type="dxa"/>
+            </w:tcMar>
+            <w:shd w:fill="F1F5F7"/>
+          </w:tcPr>
+          <w:p>
+            <w:pPr>
+              <w:spacing w:after="0" w:before="0" w:line="259" w:lineRule="auto"/>
+            </w:pPr>
+            <w:r>
+              <w:rPr>
+                <w:color w:val="000000"/>
+                <w:sz w:val="20"/>
+              </w:rPr>
+              <w:t>Восстановить полный доверенный комплект; проверить папку Contents/engine</w:t>
+            </w:r>
+          </w:p>
+        </w:tc>
+      </w:tr>
+      <w:tr>
+        <w:trPr>
+          <w:cantSplit/>
+        </w:trPr>
+        <w:tc>
+          <w:tcPr>
+            <w:tcW w:type="dxa" w:w="2919"/>
+            <w:vAlign w:val="center"/>
+            <w:tcMar>
+              <w:top w:w="85" w:type="dxa"/>
+              <w:bottom w:w="85" w:type="dxa"/>
+              <w:left w:w="100" w:type="dxa"/>
+              <w:right w:w="100" w:type="dxa"/>
+            </w:tcMar>
+            <w:shd w:fill="FFFFFF"/>
+          </w:tcPr>
+          <w:p>
+            <w:pPr>
+              <w:spacing w:after="0" w:before="0" w:line="259" w:lineRule="auto"/>
+            </w:pPr>
+            <w:r>
+              <w:rPr>
+                <w:color w:val="000000"/>
+                <w:sz w:val="20"/>
+              </w:rPr>
+              <w:t>Нет пригодных контуров/зон</w:t>
+            </w:r>
+          </w:p>
+        </w:tc>
+        <w:tc>
+          <w:tcPr>
+            <w:tcW w:type="dxa" w:w="3581"/>
+            <w:vAlign w:val="center"/>
+            <w:tcMar>
+              <w:top w:w="85" w:type="dxa"/>
+              <w:bottom w:w="85" w:type="dxa"/>
+              <w:left w:w="100" w:type="dxa"/>
+              <w:right w:w="100" w:type="dxa"/>
+            </w:tcMar>
+            <w:shd w:fill="FFFFFF"/>
+          </w:tcPr>
+          <w:p>
+            <w:pPr>
+              <w:spacing w:after="0" w:before="0" w:line="259" w:lineRule="auto"/>
+            </w:pPr>
+            <w:r>
+              <w:rPr>
+                <w:color w:val="000000"/>
+                <w:sz w:val="20"/>
+              </w:rPr>
+              <w:t>Выбраны отрезки, плитки, незамкнутая полилиния</w:t>
+            </w:r>
+          </w:p>
+        </w:tc>
+        <w:tc>
+          <w:tcPr>
+            <w:tcW w:type="dxa" w:w="3581"/>
+            <w:vAlign w:val="center"/>
+            <w:tcMar>
+              <w:top w:w="85" w:type="dxa"/>
+              <w:bottom w:w="85" w:type="dxa"/>
+              <w:left w:w="100" w:type="dxa"/>
+              <w:right w:w="100" w:type="dxa"/>
+            </w:tcMar>
+            <w:shd w:fill="FFFFFF"/>
+          </w:tcPr>
+          <w:p>
+            <w:pPr>
+              <w:spacing w:after="0" w:before="0" w:line="259" w:lineRule="auto"/>
+            </w:pPr>
+            <w:r>
+              <w:rPr>
+                <w:color w:val="000000"/>
+                <w:sz w:val="20"/>
+              </w:rPr>
+              <w:t>Выбрать правильные исходные полилинии либо штриховку/марку зоны</w:t>
+            </w:r>
+          </w:p>
+        </w:tc>
+      </w:tr>
+      <w:tr>
+        <w:trPr>
+          <w:cantSplit/>
+        </w:trPr>
+        <w:tc>
+          <w:tcPr>
+            <w:tcW w:type="dxa" w:w="2919"/>
+            <w:vAlign w:val="center"/>
+            <w:tcMar>
+              <w:top w:w="85" w:type="dxa"/>
+              <w:bottom w:w="85" w:type="dxa"/>
+              <w:left w:w="100" w:type="dxa"/>
+              <w:right w:w="100" w:type="dxa"/>
+            </w:tcMar>
+            <w:shd w:fill="F1F5F7"/>
+          </w:tcPr>
+          <w:p>
+            <w:pPr>
+              <w:spacing w:after="0" w:before="0" w:line="259" w:lineRule="auto"/>
+            </w:pPr>
+            <w:r>
+              <w:rPr>
+                <w:color w:val="000000"/>
+                <w:sz w:val="20"/>
+              </w:rPr>
+              <w:t>Площадь в тысячу/миллион раз неверна</w:t>
+            </w:r>
+          </w:p>
+        </w:tc>
+        <w:tc>
+          <w:tcPr>
+            <w:tcW w:type="dxa" w:w="3581"/>
+            <w:vAlign w:val="center"/>
+            <w:tcMar>
+              <w:top w:w="85" w:type="dxa"/>
+              <w:bottom w:w="85" w:type="dxa"/>
+              <w:left w:w="100" w:type="dxa"/>
+              <w:right w:w="100" w:type="dxa"/>
+            </w:tcMar>
+            <w:shd w:fill="F1F5F7"/>
+          </w:tcPr>
+          <w:p>
+            <w:pPr>
+              <w:spacing w:after="0" w:before="0" w:line="259" w:lineRule="auto"/>
+            </w:pPr>
+            <w:r>
+              <w:rPr>
+                <w:color w:val="000000"/>
+                <w:sz w:val="20"/>
+              </w:rPr>
+              <w:t>Геометрия в метрах либо другая единица</w:t>
+            </w:r>
+          </w:p>
+        </w:tc>
+        <w:tc>
+          <w:tcPr>
+            <w:tcW w:type="dxa" w:w="3581"/>
+            <w:vAlign w:val="center"/>
+            <w:tcMar>
+              <w:top w:w="85" w:type="dxa"/>
+              <w:bottom w:w="85" w:type="dxa"/>
+              <w:left w:w="100" w:type="dxa"/>
+              <w:right w:w="100" w:type="dxa"/>
+            </w:tcMar>
+            <w:shd w:fill="F1F5F7"/>
+          </w:tcPr>
+          <w:p>
+            <w:pPr>
+              <w:spacing w:after="0" w:before="0" w:line="259" w:lineRule="auto"/>
+            </w:pPr>
+            <w:r>
+              <w:rPr>
+                <w:color w:val="000000"/>
+                <w:sz w:val="20"/>
+              </w:rPr>
+              <w:t>Измерить DIST; исправить масштаб исходной геометрии, затем пересчитать цепочку</w:t>
+            </w:r>
+          </w:p>
+        </w:tc>
+      </w:tr>
+      <w:tr>
+        <w:trPr>
+          <w:cantSplit/>
+        </w:trPr>
+        <w:tc>
+          <w:tcPr>
+            <w:tcW w:type="dxa" w:w="2919"/>
+            <w:vAlign w:val="center"/>
+            <w:tcMar>
+              <w:top w:w="85" w:type="dxa"/>
+              <w:bottom w:w="85" w:type="dxa"/>
+              <w:left w:w="100" w:type="dxa"/>
+              <w:right w:w="100" w:type="dxa"/>
+            </w:tcMar>
+            <w:shd w:fill="FFFFFF"/>
+          </w:tcPr>
+          <w:p>
+            <w:pPr>
+              <w:spacing w:after="0" w:before="0" w:line="259" w:lineRule="auto"/>
+            </w:pPr>
+            <w:r>
+              <w:rPr>
+                <w:color w:val="000000"/>
+                <w:sz w:val="20"/>
+              </w:rPr>
+              <w:t>Окно заложено плиткой</w:t>
+            </w:r>
+          </w:p>
+        </w:tc>
+        <w:tc>
+          <w:tcPr>
+            <w:tcW w:type="dxa" w:w="3581"/>
+            <w:vAlign w:val="center"/>
+            <w:tcMar>
+              <w:top w:w="85" w:type="dxa"/>
+              <w:bottom w:w="85" w:type="dxa"/>
+              <w:left w:w="100" w:type="dxa"/>
+              <w:right w:w="100" w:type="dxa"/>
+            </w:tcMar>
+            <w:shd w:fill="FFFFFF"/>
+          </w:tcPr>
+          <w:p>
+            <w:pPr>
+              <w:spacing w:after="0" w:before="0" w:line="259" w:lineRule="auto"/>
+            </w:pPr>
+            <w:r>
+              <w:rPr>
+                <w:color w:val="000000"/>
+                <w:sz w:val="20"/>
+              </w:rPr>
+              <w:t>Его контур не выбран или не распознан как внутренний</w:t>
+            </w:r>
+          </w:p>
+        </w:tc>
+        <w:tc>
+          <w:tcPr>
+            <w:tcW w:type="dxa" w:w="3581"/>
+            <w:vAlign w:val="center"/>
+            <w:tcMar>
+              <w:top w:w="85" w:type="dxa"/>
+              <w:bottom w:w="85" w:type="dxa"/>
+              <w:left w:w="100" w:type="dxa"/>
+              <w:right w:w="100" w:type="dxa"/>
+            </w:tcMar>
+            <w:shd w:fill="FFFFFF"/>
+          </w:tcPr>
+          <w:p>
+            <w:pPr>
+              <w:spacing w:after="0" w:before="0" w:line="259" w:lineRule="auto"/>
+            </w:pPr>
+            <w:r>
+              <w:rPr>
+                <w:color w:val="000000"/>
+                <w:sz w:val="20"/>
+              </w:rPr>
+              <w:t>Проверить замкнутость, Z, вложенность; восстановить зону по разделу 10.2 и повторить цепочку</w:t>
+            </w:r>
+          </w:p>
+        </w:tc>
+      </w:tr>
+      <w:tr>
+        <w:trPr>
+          <w:cantSplit/>
+        </w:trPr>
+        <w:tc>
+          <w:tcPr>
+            <w:tcW w:type="dxa" w:w="2919"/>
+            <w:vAlign w:val="center"/>
+            <w:tcMar>
+              <w:top w:w="85" w:type="dxa"/>
+              <w:bottom w:w="85" w:type="dxa"/>
+              <w:left w:w="100" w:type="dxa"/>
+              <w:right w:w="100" w:type="dxa"/>
+            </w:tcMar>
+            <w:shd w:fill="F1F5F7"/>
+          </w:tcPr>
+          <w:p>
+            <w:pPr>
+              <w:spacing w:after="0" w:before="0" w:line="259" w:lineRule="auto"/>
+            </w:pPr>
+            <w:r>
+              <w:rPr>
+                <w:color w:val="000000"/>
+                <w:sz w:val="20"/>
+              </w:rPr>
+              <w:t>Команда требует повторить ATFZONE</w:t>
+            </w:r>
+          </w:p>
+        </w:tc>
+        <w:tc>
+          <w:tcPr>
+            <w:tcW w:type="dxa" w:w="3581"/>
+            <w:vAlign w:val="center"/>
+            <w:tcMar>
+              <w:top w:w="85" w:type="dxa"/>
+              <w:bottom w:w="85" w:type="dxa"/>
+              <w:left w:w="100" w:type="dxa"/>
+              <w:right w:w="100" w:type="dxa"/>
+            </w:tcMar>
+            <w:shd w:fill="F1F5F7"/>
+          </w:tcPr>
+          <w:p>
+            <w:pPr>
+              <w:spacing w:after="0" w:before="0" w:line="259" w:lineRule="auto"/>
+            </w:pPr>
+            <w:r>
+              <w:rPr>
+                <w:color w:val="000000"/>
+                <w:sz w:val="20"/>
+              </w:rPr>
+              <w:t>Изменены контуры, проёмы или штриховка; либо зона создана без контрольного снимка</w:t>
+            </w:r>
+          </w:p>
+        </w:tc>
+        <w:tc>
+          <w:tcPr>
+            <w:tcW w:type="dxa" w:w="3581"/>
+            <w:vAlign w:val="center"/>
+            <w:tcMar>
+              <w:top w:w="85" w:type="dxa"/>
+              <w:bottom w:w="85" w:type="dxa"/>
+              <w:left w:w="100" w:type="dxa"/>
+              <w:right w:w="100" w:type="dxa"/>
+            </w:tcMar>
+            <w:shd w:fill="F1F5F7"/>
+          </w:tcPr>
+          <w:p>
+            <w:pPr>
+              <w:spacing w:after="0" w:before="0" w:line="259" w:lineRule="auto"/>
+            </w:pPr>
+            <w:r>
+              <w:rPr>
+                <w:color w:val="000000"/>
+                <w:sz w:val="20"/>
+              </w:rPr>
+              <w:t>Восстановить актуальную зону по разделу 10.2, затем повторить раскладку, подсистему и ведомость</w:t>
+            </w:r>
+          </w:p>
+        </w:tc>
+      </w:tr>
+      <w:tr>
+        <w:trPr>
+          <w:cantSplit/>
+        </w:trPr>
+        <w:tc>
+          <w:tcPr>
+            <w:tcW w:type="dxa" w:w="2919"/>
+            <w:vAlign w:val="center"/>
+            <w:tcMar>
+              <w:top w:w="85" w:type="dxa"/>
+              <w:bottom w:w="85" w:type="dxa"/>
+              <w:left w:w="100" w:type="dxa"/>
+              <w:right w:w="100" w:type="dxa"/>
+            </w:tcMar>
+            <w:shd w:fill="FFFFFF"/>
+          </w:tcPr>
+          <w:p>
+            <w:pPr>
+              <w:spacing w:after="0" w:before="0" w:line="259" w:lineRule="auto"/>
+            </w:pPr>
+            <w:r>
+              <w:rPr>
+                <w:color w:val="000000"/>
+                <w:sz w:val="20"/>
+              </w:rPr>
+              <w:t>Площадь прежняя, но команда отказывает</w:t>
+            </w:r>
+          </w:p>
+        </w:tc>
+        <w:tc>
+          <w:tcPr>
+            <w:tcW w:type="dxa" w:w="3581"/>
+            <w:vAlign w:val="center"/>
+            <w:tcMar>
+              <w:top w:w="85" w:type="dxa"/>
+              <w:bottom w:w="85" w:type="dxa"/>
+              <w:left w:w="100" w:type="dxa"/>
+              <w:right w:w="100" w:type="dxa"/>
+            </w:tcMar>
+            <w:shd w:fill="FFFFFF"/>
+          </w:tcPr>
+          <w:p>
+            <w:pPr>
+              <w:spacing w:after="0" w:before="0" w:line="259" w:lineRule="auto"/>
+            </w:pPr>
+            <w:r>
+              <w:rPr>
+                <w:color w:val="000000"/>
+                <w:sz w:val="20"/>
+              </w:rPr>
+              <w:t>Форма или положение геометрии изменились; проверяется не только площадь</w:t>
+            </w:r>
+          </w:p>
+        </w:tc>
+        <w:tc>
+          <w:tcPr>
+            <w:tcW w:type="dxa" w:w="3581"/>
+            <w:vAlign w:val="center"/>
+            <w:tcMar>
+              <w:top w:w="85" w:type="dxa"/>
+              <w:bottom w:w="85" w:type="dxa"/>
+              <w:left w:w="100" w:type="dxa"/>
+              <w:right w:w="100" w:type="dxa"/>
+            </w:tcMar>
+            <w:shd w:fill="FFFFFF"/>
+          </w:tcPr>
+          <w:p>
+            <w:pPr>
+              <w:spacing w:after="0" w:before="0" w:line="259" w:lineRule="auto"/>
+            </w:pPr>
+            <w:r>
+              <w:rPr>
+                <w:color w:val="000000"/>
+                <w:sz w:val="20"/>
+              </w:rPr>
+              <w:t>Повторить цепочку после правки; не пытаться обойти отказ редактированием марки</w:t>
+            </w:r>
+          </w:p>
+        </w:tc>
+      </w:tr>
+      <w:tr>
+        <w:trPr>
+          <w:cantSplit/>
+        </w:trPr>
+        <w:tc>
+          <w:tcPr>
+            <w:tcW w:type="dxa" w:w="2919"/>
+            <w:vAlign w:val="center"/>
+            <w:tcMar>
+              <w:top w:w="85" w:type="dxa"/>
+              <w:bottom w:w="85" w:type="dxa"/>
+              <w:left w:w="100" w:type="dxa"/>
+              <w:right w:w="100" w:type="dxa"/>
+            </w:tcMar>
+            <w:shd w:fill="F1F5F7"/>
+          </w:tcPr>
+          <w:p>
+            <w:pPr>
+              <w:spacing w:after="0" w:before="0" w:line="259" w:lineRule="auto"/>
+            </w:pPr>
+            <w:r>
+              <w:rPr>
+                <w:color w:val="000000"/>
+                <w:sz w:val="20"/>
+              </w:rPr>
+              <w:t>ATFRAME требует повторить ATTILE/ATCLAD</w:t>
+            </w:r>
+          </w:p>
+        </w:tc>
+        <w:tc>
+          <w:tcPr>
+            <w:tcW w:type="dxa" w:w="3581"/>
+            <w:vAlign w:val="center"/>
+            <w:tcMar>
+              <w:top w:w="85" w:type="dxa"/>
+              <w:bottom w:w="85" w:type="dxa"/>
+              <w:left w:w="100" w:type="dxa"/>
+              <w:right w:w="100" w:type="dxa"/>
+            </w:tcMar>
+            <w:shd w:fill="F1F5F7"/>
+          </w:tcPr>
+          <w:p>
+            <w:pPr>
+              <w:spacing w:after="0" w:before="0" w:line="259" w:lineRule="auto"/>
+            </w:pPr>
+            <w:r>
+              <w:rPr>
+                <w:color w:val="000000"/>
+                <w:sz w:val="20"/>
+              </w:rPr>
+              <w:t>У старой раскладки нет снимка, изменились источники или заново создана зона</w:t>
+            </w:r>
+          </w:p>
+        </w:tc>
+        <w:tc>
+          <w:tcPr>
+            <w:tcW w:type="dxa" w:w="3581"/>
+            <w:vAlign w:val="center"/>
+            <w:tcMar>
+              <w:top w:w="85" w:type="dxa"/>
+              <w:bottom w:w="85" w:type="dxa"/>
+              <w:left w:w="100" w:type="dxa"/>
+              <w:right w:w="100" w:type="dxa"/>
+            </w:tcMar>
+            <w:shd w:fill="F1F5F7"/>
+          </w:tcPr>
+          <w:p>
+            <w:pPr>
+              <w:spacing w:after="0" w:before="0" w:line="259" w:lineRule="auto"/>
+            </w:pPr>
+            <w:r>
+              <w:rPr>
+                <w:color w:val="000000"/>
+                <w:sz w:val="20"/>
+              </w:rPr>
+              <w:t>Сначала актуальная ATFZONE, затем нужная команда раскладки и ATFRAME</w:t>
+            </w:r>
+          </w:p>
+        </w:tc>
+      </w:tr>
+      <w:tr>
+        <w:trPr>
+          <w:cantSplit/>
+        </w:trPr>
+        <w:tc>
+          <w:tcPr>
+            <w:tcW w:type="dxa" w:w="2919"/>
+            <w:vAlign w:val="center"/>
+            <w:tcMar>
+              <w:top w:w="85" w:type="dxa"/>
+              <w:bottom w:w="85" w:type="dxa"/>
+              <w:left w:w="100" w:type="dxa"/>
+              <w:right w:w="100" w:type="dxa"/>
+            </w:tcMar>
+            <w:shd w:fill="FFFFFF"/>
+          </w:tcPr>
+          <w:p>
+            <w:pPr>
+              <w:spacing w:after="0" w:before="0" w:line="259" w:lineRule="auto"/>
+            </w:pPr>
+            <w:r>
+              <w:rPr>
+                <w:color w:val="000000"/>
+                <w:sz w:val="20"/>
+              </w:rPr>
+              <w:t>Ведомость облицовки требует повторить раскладку</w:t>
+            </w:r>
+          </w:p>
+        </w:tc>
+        <w:tc>
+          <w:tcPr>
+            <w:tcW w:type="dxa" w:w="3581"/>
+            <w:vAlign w:val="center"/>
+            <w:tcMar>
+              <w:top w:w="85" w:type="dxa"/>
+              <w:bottom w:w="85" w:type="dxa"/>
+              <w:left w:w="100" w:type="dxa"/>
+              <w:right w:w="100" w:type="dxa"/>
+            </w:tcMar>
+            <w:shd w:fill="FFFFFF"/>
+          </w:tcPr>
+          <w:p>
+            <w:pPr>
+              <w:spacing w:after="0" w:before="0" w:line="259" w:lineRule="auto"/>
+            </w:pPr>
+            <w:r>
+              <w:rPr>
+                <w:color w:val="000000"/>
+                <w:sz w:val="20"/>
+              </w:rPr>
+              <w:t>Нет сохранённого состава либо изменены/удалены детали, образец или источники</w:t>
+            </w:r>
+          </w:p>
+        </w:tc>
+        <w:tc>
+          <w:tcPr>
+            <w:tcW w:type="dxa" w:w="3581"/>
+            <w:vAlign w:val="center"/>
+            <w:tcMar>
+              <w:top w:w="85" w:type="dxa"/>
+              <w:bottom w:w="85" w:type="dxa"/>
+              <w:left w:w="100" w:type="dxa"/>
+              <w:right w:w="100" w:type="dxa"/>
+            </w:tcMar>
+            <w:shd w:fill="FFFFFF"/>
+          </w:tcPr>
+          <w:p>
+            <w:pPr>
+              <w:spacing w:after="0" w:before="0" w:line="259" w:lineRule="auto"/>
+            </w:pPr>
+            <w:r>
+              <w:rPr>
+                <w:color w:val="000000"/>
+                <w:sz w:val="20"/>
+              </w:rPr>
+              <w:t>Сохранить контрольную копию; восстановить исходники и повторить ATTILE/ATCLAD</w:t>
+            </w:r>
+          </w:p>
+        </w:tc>
+      </w:tr>
+      <w:tr>
+        <w:trPr>
+          <w:cantSplit/>
+        </w:trPr>
+        <w:tc>
+          <w:tcPr>
+            <w:tcW w:type="dxa" w:w="2919"/>
+            <w:vAlign w:val="center"/>
+            <w:tcMar>
+              <w:top w:w="85" w:type="dxa"/>
+              <w:bottom w:w="85" w:type="dxa"/>
+              <w:left w:w="100" w:type="dxa"/>
+              <w:right w:w="100" w:type="dxa"/>
+            </w:tcMar>
+            <w:shd w:fill="F1F5F7"/>
+          </w:tcPr>
+          <w:p>
+            <w:pPr>
+              <w:spacing w:after="0" w:before="0" w:line="259" w:lineRule="auto"/>
+            </w:pPr>
+            <w:r>
+              <w:rPr>
+                <w:color w:val="000000"/>
+                <w:sz w:val="20"/>
+              </w:rPr>
+              <w:t>Ведомость подсистемы требует повторить ATFRAME</w:t>
+            </w:r>
+          </w:p>
+        </w:tc>
+        <w:tc>
+          <w:tcPr>
+            <w:tcW w:type="dxa" w:w="3581"/>
+            <w:vAlign w:val="center"/>
+            <w:tcMar>
+              <w:top w:w="85" w:type="dxa"/>
+              <w:bottom w:w="85" w:type="dxa"/>
+              <w:left w:w="100" w:type="dxa"/>
+              <w:right w:w="100" w:type="dxa"/>
+            </w:tcMar>
+            <w:shd w:fill="F1F5F7"/>
+          </w:tcPr>
+          <w:p>
+            <w:pPr>
+              <w:spacing w:after="0" w:before="0" w:line="259" w:lineRule="auto"/>
+            </w:pPr>
+            <w:r>
+              <w:rPr>
+                <w:color w:val="000000"/>
+                <w:sz w:val="20"/>
+              </w:rPr>
+              <w:t>Старый или повреждённый состав; изменены элементы, исходники или образец</w:t>
+            </w:r>
+          </w:p>
+        </w:tc>
+        <w:tc>
+          <w:tcPr>
+            <w:tcW w:type="dxa" w:w="3581"/>
+            <w:vAlign w:val="center"/>
+            <w:tcMar>
+              <w:top w:w="85" w:type="dxa"/>
+              <w:bottom w:w="85" w:type="dxa"/>
+              <w:left w:w="100" w:type="dxa"/>
+              <w:right w:w="100" w:type="dxa"/>
+            </w:tcMar>
+            <w:shd w:fill="F1F5F7"/>
+          </w:tcPr>
+          <w:p>
+            <w:pPr>
+              <w:spacing w:after="0" w:before="0" w:line="259" w:lineRule="auto"/>
+            </w:pPr>
+            <w:r>
+              <w:rPr>
+                <w:color w:val="000000"/>
+                <w:sz w:val="20"/>
+              </w:rPr>
+              <w:t>Восстановить актуальные зону и раскладку, затем повторить ATFRAME и ведомость</w:t>
+            </w:r>
+          </w:p>
+        </w:tc>
+      </w:tr>
+      <w:tr>
+        <w:trPr>
+          <w:cantSplit/>
+        </w:trPr>
+        <w:tc>
+          <w:tcPr>
+            <w:tcW w:type="dxa" w:w="2919"/>
+            <w:vAlign w:val="center"/>
+            <w:tcMar>
+              <w:top w:w="85" w:type="dxa"/>
+              <w:bottom w:w="85" w:type="dxa"/>
+              <w:left w:w="100" w:type="dxa"/>
+              <w:right w:w="100" w:type="dxa"/>
+            </w:tcMar>
+            <w:shd w:fill="FFFFFF"/>
+          </w:tcPr>
+          <w:p>
+            <w:pPr>
+              <w:spacing w:after="0" w:before="0" w:line="259" w:lineRule="auto"/>
+            </w:pPr>
+            <w:r>
+              <w:rPr>
+                <w:color w:val="000000"/>
+                <w:sz w:val="20"/>
+              </w:rPr>
+              <w:t>Паспорт соединений «не сформирован»</w:t>
+            </w:r>
+          </w:p>
+        </w:tc>
+        <w:tc>
+          <w:tcPr>
+            <w:tcW w:type="dxa" w:w="3581"/>
+            <w:vAlign w:val="center"/>
+            <w:tcMar>
+              <w:top w:w="85" w:type="dxa"/>
+              <w:bottom w:w="85" w:type="dxa"/>
+              <w:left w:w="100" w:type="dxa"/>
+              <w:right w:w="100" w:type="dxa"/>
+            </w:tcMar>
+            <w:shd w:fill="FFFFFF"/>
+          </w:tcPr>
+          <w:p>
+            <w:pPr>
+              <w:spacing w:after="0" w:before="0" w:line="259" w:lineRule="auto"/>
+            </w:pPr>
+            <w:r>
+              <w:rPr>
+                <w:color w:val="000000"/>
+                <w:sz w:val="20"/>
+              </w:rPr>
+              <w:t>Старый результат, ручные детали либо неподдержанный случай без данных соединений</w:t>
+            </w:r>
+          </w:p>
+        </w:tc>
+        <w:tc>
+          <w:tcPr>
+            <w:tcW w:type="dxa" w:w="3581"/>
+            <w:vAlign w:val="center"/>
+            <w:tcMar>
+              <w:top w:w="85" w:type="dxa"/>
+              <w:bottom w:w="85" w:type="dxa"/>
+              <w:left w:w="100" w:type="dxa"/>
+              <w:right w:w="100" w:type="dxa"/>
+            </w:tcMar>
+            <w:shd w:fill="FFFFFF"/>
+          </w:tcPr>
+          <w:p>
+            <w:pPr>
+              <w:spacing w:after="0" w:before="0" w:line="259" w:lineRule="auto"/>
+            </w:pPr>
+            <w:r>
+              <w:rPr>
+                <w:color w:val="000000"/>
+                <w:sz w:val="20"/>
+              </w:rPr>
+              <w:t>Прочитать причину; для поддержанного нового результата повторить ATFRAME. Отсутствующие сведения не заменять нулём</w:t>
+            </w:r>
+          </w:p>
+        </w:tc>
+      </w:tr>
+      <w:tr>
+        <w:trPr>
+          <w:cantSplit/>
+        </w:trPr>
+        <w:tc>
+          <w:tcPr>
+            <w:tcW w:type="dxa" w:w="2919"/>
+            <w:vAlign w:val="center"/>
+            <w:tcMar>
+              <w:top w:w="85" w:type="dxa"/>
+              <w:bottom w:w="85" w:type="dxa"/>
+              <w:left w:w="100" w:type="dxa"/>
+              <w:right w:w="100" w:type="dxa"/>
+            </w:tcMar>
+            <w:shd w:fill="F1F5F7"/>
+          </w:tcPr>
+          <w:p>
+            <w:pPr>
+              <w:spacing w:after="0" w:before="0" w:line="259" w:lineRule="auto"/>
+            </w:pPr>
+            <w:r>
+              <w:rPr>
+                <w:color w:val="000000"/>
+                <w:sz w:val="20"/>
+              </w:rPr>
+              <w:t>Не удаётся обновить таблицу другим видом подсистемы</w:t>
+            </w:r>
+          </w:p>
+        </w:tc>
+        <w:tc>
+          <w:tcPr>
+            <w:tcW w:type="dxa" w:w="3581"/>
+            <w:vAlign w:val="center"/>
+            <w:tcMar>
+              <w:top w:w="85" w:type="dxa"/>
+              <w:bottom w:w="85" w:type="dxa"/>
+              <w:left w:w="100" w:type="dxa"/>
+              <w:right w:w="100" w:type="dxa"/>
+            </w:tcMar>
+            <w:shd w:fill="F1F5F7"/>
+          </w:tcPr>
+          <w:p>
+            <w:pPr>
+              <w:spacing w:after="0" w:before="0" w:line="259" w:lineRule="auto"/>
+            </w:pPr>
+            <w:r>
+              <w:rPr>
+                <w:color w:val="000000"/>
+                <w:sz w:val="20"/>
+              </w:rPr>
+              <w:t>Выбраны «Элементы» вместо «Соединения» либо наоборот</w:t>
+            </w:r>
+          </w:p>
+        </w:tc>
+        <w:tc>
+          <w:tcPr>
+            <w:tcW w:type="dxa" w:w="3581"/>
+            <w:vAlign w:val="center"/>
+            <w:tcMar>
+              <w:top w:w="85" w:type="dxa"/>
+              <w:bottom w:w="85" w:type="dxa"/>
+              <w:left w:w="100" w:type="dxa"/>
+              <w:right w:w="100" w:type="dxa"/>
+            </w:tcMar>
+            <w:shd w:fill="F1F5F7"/>
+          </w:tcPr>
+          <w:p>
+            <w:pPr>
+              <w:spacing w:after="0" w:before="0" w:line="259" w:lineRule="auto"/>
+            </w:pPr>
+            <w:r>
+              <w:rPr>
+                <w:color w:val="000000"/>
+                <w:sz w:val="20"/>
+              </w:rPr>
+              <w:t>Повторить команду с тем же видом, что у целевой таблицы</w:t>
+            </w:r>
+          </w:p>
+        </w:tc>
+      </w:tr>
+      <w:tr>
+        <w:trPr>
+          <w:cantSplit/>
+        </w:trPr>
+        <w:tc>
+          <w:tcPr>
+            <w:tcW w:type="dxa" w:w="2919"/>
+            <w:vAlign w:val="center"/>
+            <w:tcMar>
+              <w:top w:w="85" w:type="dxa"/>
+              <w:bottom w:w="85" w:type="dxa"/>
+              <w:left w:w="100" w:type="dxa"/>
+              <w:right w:w="100" w:type="dxa"/>
+            </w:tcMar>
+            <w:shd w:fill="FFFFFF"/>
+          </w:tcPr>
+          <w:p>
+            <w:pPr>
+              <w:spacing w:after="0" w:before="0" w:line="259" w:lineRule="auto"/>
+            </w:pPr>
+            <w:r>
+              <w:rPr>
+                <w:color w:val="000000"/>
+                <w:sz w:val="20"/>
+              </w:rPr>
+              <w:t>Нет оценки хлыстов</w:t>
+            </w:r>
+          </w:p>
+        </w:tc>
+        <w:tc>
+          <w:tcPr>
+            <w:tcW w:type="dxa" w:w="3581"/>
+            <w:vAlign w:val="center"/>
+            <w:tcMar>
+              <w:top w:w="85" w:type="dxa"/>
+              <w:bottom w:w="85" w:type="dxa"/>
+              <w:left w:w="100" w:type="dxa"/>
+              <w:right w:w="100" w:type="dxa"/>
+            </w:tcMar>
+            <w:shd w:fill="FFFFFF"/>
+          </w:tcPr>
+          <w:p>
+            <w:pPr>
+              <w:spacing w:after="0" w:before="0" w:line="259" w:lineRule="auto"/>
+            </w:pPr>
+            <w:r>
+              <w:rPr>
+                <w:color w:val="000000"/>
+                <w:sz w:val="20"/>
+              </w:rPr>
+              <w:t>Выбрана часть её области либо режим «только кляммеры»</w:t>
+            </w:r>
+          </w:p>
+        </w:tc>
+        <w:tc>
+          <w:tcPr>
+            <w:tcW w:type="dxa" w:w="3581"/>
+            <w:vAlign w:val="center"/>
+            <w:tcMar>
+              <w:top w:w="85" w:type="dxa"/>
+              <w:bottom w:w="85" w:type="dxa"/>
+              <w:left w:w="100" w:type="dxa"/>
+              <w:right w:w="100" w:type="dxa"/>
+            </w:tcMar>
+            <w:shd w:fill="FFFFFF"/>
+          </w:tcPr>
+          <w:p>
+            <w:pPr>
+              <w:spacing w:after="0" w:before="0" w:line="259" w:lineRule="auto"/>
+            </w:pPr>
+            <w:r>
+              <w:rPr>
+                <w:color w:val="000000"/>
+                <w:sz w:val="20"/>
+              </w:rPr>
+              <w:t>Прочитать объяснение; при необходимости выбрать всю область. Не подменять отсутствие оценки нулём</w:t>
+            </w:r>
+          </w:p>
+        </w:tc>
+      </w:tr>
+      <w:tr>
+        <w:trPr>
+          <w:cantSplit/>
+        </w:trPr>
+        <w:tc>
+          <w:tcPr>
+            <w:tcW w:type="dxa" w:w="2919"/>
+            <w:vAlign w:val="center"/>
+            <w:tcMar>
+              <w:top w:w="85" w:type="dxa"/>
+              <w:bottom w:w="85" w:type="dxa"/>
+              <w:left w:w="100" w:type="dxa"/>
+              <w:right w:w="100" w:type="dxa"/>
+            </w:tcMar>
+            <w:shd w:fill="F1F5F7"/>
+          </w:tcPr>
+          <w:p>
+            <w:pPr>
+              <w:spacing w:after="0" w:before="0" w:line="259" w:lineRule="auto"/>
+            </w:pPr>
+            <w:r>
+              <w:rPr>
+                <w:color w:val="000000"/>
+                <w:sz w:val="20"/>
+              </w:rPr>
+              <w:t>Раскрой требует всю группу зон</w:t>
+            </w:r>
+          </w:p>
+        </w:tc>
+        <w:tc>
+          <w:tcPr>
+            <w:tcW w:type="dxa" w:w="3581"/>
+            <w:vAlign w:val="center"/>
+            <w:tcMar>
+              <w:top w:w="85" w:type="dxa"/>
+              <w:bottom w:w="85" w:type="dxa"/>
+              <w:left w:w="100" w:type="dxa"/>
+              <w:right w:w="100" w:type="dxa"/>
+            </w:tcMar>
+            <w:shd w:fill="F1F5F7"/>
+          </w:tcPr>
+          <w:p>
+            <w:pPr>
+              <w:spacing w:after="0" w:before="0" w:line="259" w:lineRule="auto"/>
+            </w:pPr>
+            <w:r>
+              <w:rPr>
+                <w:color w:val="000000"/>
+                <w:sz w:val="20"/>
+              </w:rPr>
+              <w:t>Выбрана только часть общей раскладки</w:t>
+            </w:r>
+          </w:p>
+        </w:tc>
+        <w:tc>
+          <w:tcPr>
+            <w:tcW w:type="dxa" w:w="3581"/>
+            <w:vAlign w:val="center"/>
+            <w:tcMar>
+              <w:top w:w="85" w:type="dxa"/>
+              <w:bottom w:w="85" w:type="dxa"/>
+              <w:left w:w="100" w:type="dxa"/>
+              <w:right w:w="100" w:type="dxa"/>
+            </w:tcMar>
+            <w:shd w:fill="F1F5F7"/>
+          </w:tcPr>
+          <w:p>
+            <w:pPr>
+              <w:spacing w:after="0" w:before="0" w:line="259" w:lineRule="auto"/>
+            </w:pPr>
+            <w:r>
+              <w:rPr>
+                <w:color w:val="000000"/>
+                <w:sz w:val="20"/>
+              </w:rPr>
+              <w:t>Выбрать всю указанную область либо «Детали» без раскроя</w:t>
+            </w:r>
+          </w:p>
+        </w:tc>
+      </w:tr>
+      <w:tr>
+        <w:trPr>
+          <w:cantSplit/>
+        </w:trPr>
+        <w:tc>
+          <w:tcPr>
+            <w:tcW w:type="dxa" w:w="2919"/>
+            <w:vAlign w:val="center"/>
+            <w:tcMar>
+              <w:top w:w="85" w:type="dxa"/>
+              <w:bottom w:w="85" w:type="dxa"/>
+              <w:left w:w="100" w:type="dxa"/>
+              <w:right w:w="100" w:type="dxa"/>
+            </w:tcMar>
+            <w:shd w:fill="FFFFFF"/>
+          </w:tcPr>
+          <w:p>
+            <w:pPr>
+              <w:spacing w:after="0" w:before="0" w:line="259" w:lineRule="auto"/>
+            </w:pPr>
+            <w:r>
+              <w:rPr>
+                <w:color w:val="000000"/>
+                <w:sz w:val="20"/>
+              </w:rPr>
+              <w:t>Скопированная марка или штриховка не принимается</w:t>
+            </w:r>
+          </w:p>
+        </w:tc>
+        <w:tc>
+          <w:tcPr>
+            <w:tcW w:type="dxa" w:w="3581"/>
+            <w:vAlign w:val="center"/>
+            <w:tcMar>
+              <w:top w:w="85" w:type="dxa"/>
+              <w:bottom w:w="85" w:type="dxa"/>
+              <w:left w:w="100" w:type="dxa"/>
+              <w:right w:w="100" w:type="dxa"/>
+            </w:tcMar>
+            <w:shd w:fill="FFFFFF"/>
+          </w:tcPr>
+          <w:p>
+            <w:pPr>
+              <w:spacing w:after="0" w:before="0" w:line="259" w:lineRule="auto"/>
+            </w:pPr>
+            <w:r>
+              <w:rPr>
+                <w:color w:val="000000"/>
+                <w:sz w:val="20"/>
+              </w:rPr>
+              <w:t>COPY не подтверждает актуальность зоны/раскладки</w:t>
+            </w:r>
+          </w:p>
+        </w:tc>
+        <w:tc>
+          <w:tcPr>
+            <w:tcW w:type="dxa" w:w="3581"/>
+            <w:vAlign w:val="center"/>
+            <w:tcMar>
+              <w:top w:w="85" w:type="dxa"/>
+              <w:bottom w:w="85" w:type="dxa"/>
+              <w:left w:w="100" w:type="dxa"/>
+              <w:right w:w="100" w:type="dxa"/>
+            </w:tcMar>
+            <w:shd w:fill="FFFFFF"/>
+          </w:tcPr>
+          <w:p>
+            <w:pPr>
+              <w:spacing w:after="0" w:before="0" w:line="259" w:lineRule="auto"/>
+            </w:pPr>
+            <w:r>
+              <w:rPr>
+                <w:color w:val="000000"/>
+                <w:sz w:val="20"/>
+              </w:rPr>
+              <w:t>По исходным контурам копии создать собственную зону и повторить цепочку</w:t>
+            </w:r>
+          </w:p>
+        </w:tc>
+      </w:tr>
+      <w:tr>
+        <w:trPr>
+          <w:cantSplit/>
+        </w:trPr>
+        <w:tc>
+          <w:tcPr>
+            <w:tcW w:type="dxa" w:w="2919"/>
+            <w:vAlign w:val="center"/>
+            <w:tcMar>
+              <w:top w:w="85" w:type="dxa"/>
+              <w:bottom w:w="85" w:type="dxa"/>
+              <w:left w:w="100" w:type="dxa"/>
+              <w:right w:w="100" w:type="dxa"/>
+            </w:tcMar>
+            <w:shd w:fill="F1F5F7"/>
+          </w:tcPr>
+          <w:p>
+            <w:pPr>
+              <w:spacing w:after="0" w:before="0" w:line="259" w:lineRule="auto"/>
+            </w:pPr>
+            <w:r>
+              <w:rPr>
+                <w:color w:val="000000"/>
+                <w:sz w:val="20"/>
+              </w:rPr>
+              <w:t>Две одинаковые марки зоны</w:t>
+            </w:r>
+          </w:p>
+        </w:tc>
+        <w:tc>
+          <w:tcPr>
+            <w:tcW w:type="dxa" w:w="3581"/>
+            <w:vAlign w:val="center"/>
+            <w:tcMar>
+              <w:top w:w="85" w:type="dxa"/>
+              <w:bottom w:w="85" w:type="dxa"/>
+              <w:left w:w="100" w:type="dxa"/>
+              <w:right w:w="100" w:type="dxa"/>
+            </w:tcMar>
+            <w:shd w:fill="F1F5F7"/>
+          </w:tcPr>
+          <w:p>
+            <w:pPr>
+              <w:spacing w:after="0" w:before="0" w:line="259" w:lineRule="auto"/>
+            </w:pPr>
+            <w:r>
+              <w:rPr>
+                <w:color w:val="000000"/>
+                <w:sz w:val="20"/>
+              </w:rPr>
+              <w:t>Повторное создание/копирование без новой идентичности</w:t>
+            </w:r>
+          </w:p>
+        </w:tc>
+        <w:tc>
+          <w:tcPr>
+            <w:tcW w:type="dxa" w:w="3581"/>
+            <w:vAlign w:val="center"/>
+            <w:tcMar>
+              <w:top w:w="85" w:type="dxa"/>
+              <w:bottom w:w="85" w:type="dxa"/>
+              <w:left w:w="100" w:type="dxa"/>
+              <w:right w:w="100" w:type="dxa"/>
+            </w:tcMar>
+            <w:shd w:fill="F1F5F7"/>
+          </w:tcPr>
+          <w:p>
+            <w:pPr>
+              <w:spacing w:after="0" w:before="0" w:line="259" w:lineRule="auto"/>
+            </w:pPr>
+            <w:r>
+              <w:rPr>
+                <w:color w:val="000000"/>
+                <w:sz w:val="20"/>
+              </w:rPr>
+              <w:t>Отменить сомнительное действие; назначить самостоятельную зону копии</w:t>
+            </w:r>
+          </w:p>
+        </w:tc>
+      </w:tr>
+      <w:tr>
+        <w:trPr>
+          <w:cantSplit/>
+        </w:trPr>
+        <w:tc>
+          <w:tcPr>
+            <w:tcW w:type="dxa" w:w="2919"/>
+            <w:vAlign w:val="center"/>
+            <w:tcMar>
+              <w:top w:w="85" w:type="dxa"/>
+              <w:bottom w:w="85" w:type="dxa"/>
+              <w:left w:w="100" w:type="dxa"/>
+              <w:right w:w="100" w:type="dxa"/>
+            </w:tcMar>
+            <w:shd w:fill="FFFFFF"/>
+          </w:tcPr>
+          <w:p>
+            <w:pPr>
+              <w:spacing w:after="0" w:before="0" w:line="259" w:lineRule="auto"/>
+            </w:pPr>
+            <w:r>
+              <w:rPr>
+                <w:color w:val="000000"/>
+                <w:sz w:val="20"/>
+              </w:rPr>
+              <w:t>В ATTILE рисунок начинается не там</w:t>
+            </w:r>
+          </w:p>
+        </w:tc>
+        <w:tc>
+          <w:tcPr>
+            <w:tcW w:type="dxa" w:w="3581"/>
+            <w:vAlign w:val="center"/>
+            <w:tcMar>
+              <w:top w:w="85" w:type="dxa"/>
+              <w:bottom w:w="85" w:type="dxa"/>
+              <w:left w:w="100" w:type="dxa"/>
+              <w:right w:w="100" w:type="dxa"/>
+            </w:tcMar>
+            <w:shd w:fill="FFFFFF"/>
+          </w:tcPr>
+          <w:p>
+            <w:pPr>
+              <w:spacing w:after="0" w:before="0" w:line="259" w:lineRule="auto"/>
+            </w:pPr>
+            <w:r>
+              <w:rPr>
+                <w:color w:val="000000"/>
+                <w:sz w:val="20"/>
+              </w:rPr>
+              <w:t>Изменён отсчёт/общая точка/«основная стена»</w:t>
+            </w:r>
+          </w:p>
+        </w:tc>
+        <w:tc>
+          <w:tcPr>
+            <w:tcW w:type="dxa" w:w="3581"/>
+            <w:vAlign w:val="center"/>
+            <w:tcMar>
+              <w:top w:w="85" w:type="dxa"/>
+              <w:bottom w:w="85" w:type="dxa"/>
+              <w:left w:w="100" w:type="dxa"/>
+              <w:right w:w="100" w:type="dxa"/>
+            </w:tcMar>
+            <w:shd w:fill="FFFFFF"/>
+          </w:tcPr>
+          <w:p>
+            <w:pPr>
+              <w:spacing w:after="0" w:before="0" w:line="259" w:lineRule="auto"/>
+            </w:pPr>
+            <w:r>
+              <w:rPr>
+                <w:color w:val="000000"/>
+                <w:sz w:val="20"/>
+              </w:rPr>
+              <w:t>Проверить раздел 4 и повторить на одной зоне</w:t>
+            </w:r>
+          </w:p>
+        </w:tc>
+      </w:tr>
+      <w:tr>
+        <w:trPr>
+          <w:cantSplit/>
+        </w:trPr>
+        <w:tc>
+          <w:tcPr>
+            <w:tcW w:type="dxa" w:w="2919"/>
+            <w:vAlign w:val="center"/>
+            <w:tcMar>
+              <w:top w:w="85" w:type="dxa"/>
+              <w:bottom w:w="85" w:type="dxa"/>
+              <w:left w:w="100" w:type="dxa"/>
+              <w:right w:w="100" w:type="dxa"/>
+            </w:tcMar>
+            <w:shd w:fill="F1F5F7"/>
+          </w:tcPr>
+          <w:p>
+            <w:pPr>
+              <w:spacing w:after="0" w:before="0" w:line="259" w:lineRule="auto"/>
+            </w:pPr>
+            <w:r>
+              <w:rPr>
+                <w:color w:val="000000"/>
+                <w:sz w:val="20"/>
+              </w:rPr>
+              <w:t>Цвета образца не совпали</w:t>
+            </w:r>
+          </w:p>
+        </w:tc>
+        <w:tc>
+          <w:tcPr>
+            <w:tcW w:type="dxa" w:w="3581"/>
+            <w:vAlign w:val="center"/>
+            <w:tcMar>
+              <w:top w:w="85" w:type="dxa"/>
+              <w:bottom w:w="85" w:type="dxa"/>
+              <w:left w:w="100" w:type="dxa"/>
+              <w:right w:w="100" w:type="dxa"/>
+            </w:tcMar>
+            <w:shd w:fill="F1F5F7"/>
+          </w:tcPr>
+          <w:p>
+            <w:pPr>
+              <w:spacing w:after="0" w:before="0" w:line="259" w:lineRule="auto"/>
+            </w:pPr>
+            <w:r>
+              <w:rPr>
+                <w:color w:val="000000"/>
+                <w:sz w:val="20"/>
+              </w:rPr>
+              <w:t>Типы на разных/неверных слоях, выбрана лишняя графика</w:t>
+            </w:r>
+          </w:p>
+        </w:tc>
+        <w:tc>
+          <w:tcPr>
+            <w:tcW w:type="dxa" w:w="3581"/>
+            <w:vAlign w:val="center"/>
+            <w:tcMar>
+              <w:top w:w="85" w:type="dxa"/>
+              <w:bottom w:w="85" w:type="dxa"/>
+              <w:left w:w="100" w:type="dxa"/>
+              <w:right w:w="100" w:type="dxa"/>
+            </w:tcMar>
+            <w:shd w:fill="F1F5F7"/>
+          </w:tcPr>
+          <w:p>
+            <w:pPr>
+              <w:spacing w:after="0" w:before="0" w:line="259" w:lineRule="auto"/>
+            </w:pPr>
+            <w:r>
+              <w:rPr>
+                <w:color w:val="000000"/>
+                <w:sz w:val="20"/>
+              </w:rPr>
+              <w:t>Упростить образец, проверить слои типов, повторить небольшой участок</w:t>
+            </w:r>
+          </w:p>
+        </w:tc>
+      </w:tr>
+      <w:tr>
+        <w:trPr>
+          <w:cantSplit/>
+        </w:trPr>
+        <w:tc>
+          <w:tcPr>
+            <w:tcW w:type="dxa" w:w="2919"/>
+            <w:vAlign w:val="center"/>
+            <w:tcMar>
+              <w:top w:w="85" w:type="dxa"/>
+              <w:bottom w:w="85" w:type="dxa"/>
+              <w:left w:w="100" w:type="dxa"/>
+              <w:right w:w="100" w:type="dxa"/>
+            </w:tcMar>
+            <w:shd w:fill="FFFFFF"/>
+          </w:tcPr>
+          <w:p>
+            <w:pPr>
+              <w:spacing w:after="0" w:before="0" w:line="259" w:lineRule="auto"/>
+            </w:pPr>
+            <w:r>
+              <w:rPr>
+                <w:color w:val="000000"/>
+                <w:sz w:val="20"/>
+              </w:rPr>
+              <w:t>Очень узкие полоски отсутствуют</w:t>
+            </w:r>
+          </w:p>
+        </w:tc>
+        <w:tc>
+          <w:tcPr>
+            <w:tcW w:type="dxa" w:w="3581"/>
+            <w:vAlign w:val="center"/>
+            <w:tcMar>
+              <w:top w:w="85" w:type="dxa"/>
+              <w:bottom w:w="85" w:type="dxa"/>
+              <w:left w:w="100" w:type="dxa"/>
+              <w:right w:w="100" w:type="dxa"/>
+            </w:tcMar>
+            <w:shd w:fill="FFFFFF"/>
+          </w:tcPr>
+          <w:p>
+            <w:pPr>
+              <w:spacing w:after="0" w:before="0" w:line="259" w:lineRule="auto"/>
+            </w:pPr>
+            <w:r>
+              <w:rPr>
+                <w:color w:val="000000"/>
+                <w:sz w:val="20"/>
+              </w:rPr>
+              <w:t>Сработал порог «не класть куски тоньше»</w:t>
+            </w:r>
+          </w:p>
+        </w:tc>
+        <w:tc>
+          <w:tcPr>
+            <w:tcW w:type="dxa" w:w="3581"/>
+            <w:vAlign w:val="center"/>
+            <w:tcMar>
+              <w:top w:w="85" w:type="dxa"/>
+              <w:bottom w:w="85" w:type="dxa"/>
+              <w:left w:w="100" w:type="dxa"/>
+              <w:right w:w="100" w:type="dxa"/>
+            </w:tcMar>
+            <w:shd w:fill="FFFFFF"/>
+          </w:tcPr>
+          <w:p>
+            <w:pPr>
+              <w:spacing w:after="0" w:before="0" w:line="259" w:lineRule="auto"/>
+            </w:pPr>
+            <w:r>
+              <w:rPr>
+                <w:color w:val="000000"/>
+                <w:sz w:val="20"/>
+              </w:rPr>
+              <w:t>Прочитать число исключений; изменить технологию/отсчёт осознанно</w:t>
+            </w:r>
+          </w:p>
+        </w:tc>
+      </w:tr>
+      <w:tr>
+        <w:trPr>
+          <w:cantSplit/>
+        </w:trPr>
+        <w:tc>
+          <w:tcPr>
+            <w:tcW w:type="dxa" w:w="2919"/>
+            <w:vAlign w:val="center"/>
+            <w:tcMar>
+              <w:top w:w="85" w:type="dxa"/>
+              <w:bottom w:w="85" w:type="dxa"/>
+              <w:left w:w="100" w:type="dxa"/>
+              <w:right w:w="100" w:type="dxa"/>
+            </w:tcMar>
+            <w:shd w:fill="F1F5F7"/>
+          </w:tcPr>
+          <w:p>
+            <w:pPr>
+              <w:spacing w:after="0" w:before="0" w:line="259" w:lineRule="auto"/>
+            </w:pPr>
+            <w:r>
+              <w:rPr>
+                <w:color w:val="000000"/>
+                <w:sz w:val="20"/>
+              </w:rPr>
+              <w:t>В ATFRAME нет осей раскладки</w:t>
+            </w:r>
+          </w:p>
+        </w:tc>
+        <w:tc>
+          <w:tcPr>
+            <w:tcW w:type="dxa" w:w="3581"/>
+            <w:vAlign w:val="center"/>
+            <w:tcMar>
+              <w:top w:w="85" w:type="dxa"/>
+              <w:bottom w:w="85" w:type="dxa"/>
+              <w:left w:w="100" w:type="dxa"/>
+              <w:right w:w="100" w:type="dxa"/>
+            </w:tcMar>
+            <w:shd w:fill="F1F5F7"/>
+          </w:tcPr>
+          <w:p>
+            <w:pPr>
+              <w:spacing w:after="0" w:before="0" w:line="259" w:lineRule="auto"/>
+            </w:pPr>
+            <w:r>
+              <w:rPr>
+                <w:color w:val="000000"/>
+                <w:sz w:val="20"/>
+              </w:rPr>
+              <w:t>Выбрана другая зона или старая метка</w:t>
+            </w:r>
+          </w:p>
+        </w:tc>
+        <w:tc>
+          <w:tcPr>
+            <w:tcW w:type="dxa" w:w="3581"/>
+            <w:vAlign w:val="center"/>
+            <w:tcMar>
+              <w:top w:w="85" w:type="dxa"/>
+              <w:bottom w:w="85" w:type="dxa"/>
+              <w:left w:w="100" w:type="dxa"/>
+              <w:right w:w="100" w:type="dxa"/>
+            </w:tcMar>
+            <w:shd w:fill="F1F5F7"/>
+          </w:tcPr>
+          <w:p>
+            <w:pPr>
+              <w:spacing w:after="0" w:before="0" w:line="259" w:lineRule="auto"/>
+            </w:pPr>
+            <w:r>
+              <w:rPr>
+                <w:color w:val="000000"/>
+                <w:sz w:val="20"/>
+              </w:rPr>
+              <w:t>Отменить; выполнить ATTILE по правильной зоне, затем ATFRAME</w:t>
+            </w:r>
+          </w:p>
+        </w:tc>
+      </w:tr>
+      <w:tr>
+        <w:trPr>
+          <w:cantSplit/>
+        </w:trPr>
+        <w:tc>
+          <w:tcPr>
+            <w:tcW w:type="dxa" w:w="2919"/>
+            <w:vAlign w:val="center"/>
+            <w:tcMar>
+              <w:top w:w="85" w:type="dxa"/>
+              <w:bottom w:w="85" w:type="dxa"/>
+              <w:left w:w="100" w:type="dxa"/>
+              <w:right w:w="100" w:type="dxa"/>
+            </w:tcMar>
+            <w:shd w:fill="FFFFFF"/>
+          </w:tcPr>
+          <w:p>
+            <w:pPr>
+              <w:spacing w:after="0" w:before="0" w:line="259" w:lineRule="auto"/>
+            </w:pPr>
+            <w:r>
+              <w:rPr>
+                <w:color w:val="000000"/>
+                <w:sz w:val="20"/>
+              </w:rPr>
+              <w:t>Кляммеров нет у бетонной плитки</w:t>
+            </w:r>
+          </w:p>
+        </w:tc>
+        <w:tc>
+          <w:tcPr>
+            <w:tcW w:type="dxa" w:w="3581"/>
+            <w:vAlign w:val="center"/>
+            <w:tcMar>
+              <w:top w:w="85" w:type="dxa"/>
+              <w:bottom w:w="85" w:type="dxa"/>
+              <w:left w:w="100" w:type="dxa"/>
+              <w:right w:w="100" w:type="dxa"/>
+            </w:tcMar>
+            <w:shd w:fill="FFFFFF"/>
+          </w:tcPr>
+          <w:p>
+            <w:pPr>
+              <w:spacing w:after="0" w:before="0" w:line="259" w:lineRule="auto"/>
+            </w:pPr>
+            <w:r>
+              <w:rPr>
+                <w:color w:val="000000"/>
+                <w:sz w:val="20"/>
+              </w:rPr>
+              <w:t>В этом режиме применяются шины</w:t>
+            </w:r>
+          </w:p>
+        </w:tc>
+        <w:tc>
+          <w:tcPr>
+            <w:tcW w:type="dxa" w:w="3581"/>
+            <w:vAlign w:val="center"/>
+            <w:tcMar>
+              <w:top w:w="85" w:type="dxa"/>
+              <w:bottom w:w="85" w:type="dxa"/>
+              <w:left w:w="100" w:type="dxa"/>
+              <w:right w:w="100" w:type="dxa"/>
+            </w:tcMar>
+            <w:shd w:fill="FFFFFF"/>
+          </w:tcPr>
+          <w:p>
+            <w:pPr>
+              <w:spacing w:after="0" w:before="0" w:line="259" w:lineRule="auto"/>
+            </w:pPr>
+            <w:r>
+              <w:rPr>
+                <w:color w:val="000000"/>
+                <w:sz w:val="20"/>
+              </w:rPr>
+              <w:t>Проверить количество шин; это ожидаемое поведение</w:t>
+            </w:r>
+          </w:p>
+        </w:tc>
+      </w:tr>
+      <w:tr>
+        <w:trPr>
+          <w:cantSplit/>
+        </w:trPr>
+        <w:tc>
+          <w:tcPr>
+            <w:tcW w:type="dxa" w:w="2919"/>
+            <w:vAlign w:val="center"/>
+            <w:tcMar>
+              <w:top w:w="85" w:type="dxa"/>
+              <w:bottom w:w="85" w:type="dxa"/>
+              <w:left w:w="100" w:type="dxa"/>
+              <w:right w:w="100" w:type="dxa"/>
+            </w:tcMar>
+            <w:shd w:fill="F1F5F7"/>
+          </w:tcPr>
+          <w:p>
+            <w:pPr>
+              <w:spacing w:after="0" w:before="0" w:line="259" w:lineRule="auto"/>
+            </w:pPr>
+            <w:r>
+              <w:rPr>
+                <w:color w:val="000000"/>
+                <w:sz w:val="20"/>
+              </w:rPr>
+              <w:t>Не удаётся построить шину без опоры</w:t>
+            </w:r>
+          </w:p>
+        </w:tc>
+        <w:tc>
+          <w:tcPr>
+            <w:tcW w:type="dxa" w:w="3581"/>
+            <w:vAlign w:val="center"/>
+            <w:tcMar>
+              <w:top w:w="85" w:type="dxa"/>
+              <w:bottom w:w="85" w:type="dxa"/>
+              <w:left w:w="100" w:type="dxa"/>
+              <w:right w:w="100" w:type="dxa"/>
+            </w:tcMar>
+            <w:shd w:fill="F1F5F7"/>
+          </w:tcPr>
+          <w:p>
+            <w:pPr>
+              <w:spacing w:after="0" w:before="0" w:line="259" w:lineRule="auto"/>
+            </w:pPr>
+            <w:r>
+              <w:rPr>
+                <w:color w:val="000000"/>
+                <w:sz w:val="20"/>
+              </w:rPr>
+              <w:t>Для короткого участка нет направляющей</w:t>
+            </w:r>
+          </w:p>
+        </w:tc>
+        <w:tc>
+          <w:tcPr>
+            <w:tcW w:type="dxa" w:w="3581"/>
+            <w:vAlign w:val="center"/>
+            <w:tcMar>
+              <w:top w:w="85" w:type="dxa"/>
+              <w:bottom w:w="85" w:type="dxa"/>
+              <w:left w:w="100" w:type="dxa"/>
+              <w:right w:w="100" w:type="dxa"/>
+            </w:tcMar>
+            <w:shd w:fill="F1F5F7"/>
+          </w:tcPr>
+          <w:p>
+            <w:pPr>
+              <w:spacing w:after="0" w:before="0" w:line="259" w:lineRule="auto"/>
+            </w:pPr>
+            <w:r>
+              <w:rPr>
+                <w:color w:val="000000"/>
+                <w:sz w:val="20"/>
+              </w:rPr>
+              <w:t>Проверить координату из сообщения; изменить разбиение/шаг по проекту, пересчитать</w:t>
+            </w:r>
+          </w:p>
+        </w:tc>
+      </w:tr>
+      <w:tr>
+        <w:trPr>
+          <w:cantSplit/>
+        </w:trPr>
+        <w:tc>
+          <w:tcPr>
+            <w:tcW w:type="dxa" w:w="2919"/>
+            <w:vAlign w:val="center"/>
+            <w:tcMar>
+              <w:top w:w="85" w:type="dxa"/>
+              <w:bottom w:w="85" w:type="dxa"/>
+              <w:left w:w="100" w:type="dxa"/>
+              <w:right w:w="100" w:type="dxa"/>
+            </w:tcMar>
+            <w:shd w:fill="FFFFFF"/>
+          </w:tcPr>
+          <w:p>
+            <w:pPr>
+              <w:spacing w:after="0" w:before="0" w:line="259" w:lineRule="auto"/>
+            </w:pPr>
+            <w:r>
+              <w:rPr>
+                <w:color w:val="000000"/>
+                <w:sz w:val="20"/>
+              </w:rPr>
+              <w:t>Межэтажный расчёт недоступен</w:t>
+            </w:r>
+          </w:p>
+        </w:tc>
+        <w:tc>
+          <w:tcPr>
+            <w:tcW w:type="dxa" w:w="3581"/>
+            <w:vAlign w:val="center"/>
+            <w:tcMar>
+              <w:top w:w="85" w:type="dxa"/>
+              <w:bottom w:w="85" w:type="dxa"/>
+              <w:left w:w="100" w:type="dxa"/>
+              <w:right w:w="100" w:type="dxa"/>
+            </w:tcMar>
+            <w:shd w:fill="FFFFFF"/>
+          </w:tcPr>
+          <w:p>
+            <w:pPr>
+              <w:spacing w:after="0" w:before="0" w:line="259" w:lineRule="auto"/>
+            </w:pPr>
+            <w:r>
+              <w:rPr>
+                <w:color w:val="000000"/>
+                <w:sz w:val="20"/>
+              </w:rPr>
+              <w:t>Статическая модель НСП не подтверждена</w:t>
+            </w:r>
+          </w:p>
+        </w:tc>
+        <w:tc>
+          <w:tcPr>
+            <w:tcW w:type="dxa" w:w="3581"/>
+            <w:vAlign w:val="center"/>
+            <w:tcMar>
+              <w:top w:w="85" w:type="dxa"/>
+              <w:bottom w:w="85" w:type="dxa"/>
+              <w:left w:w="100" w:type="dxa"/>
+              <w:right w:w="100" w:type="dxa"/>
+            </w:tcMar>
+            <w:shd w:fill="FFFFFF"/>
+          </w:tcPr>
+          <w:p>
+            <w:pPr>
+              <w:spacing w:after="0" w:before="0" w:line="259" w:lineRule="auto"/>
+            </w:pPr>
+            <w:r>
+              <w:rPr>
+                <w:color w:val="000000"/>
+                <w:sz w:val="20"/>
+              </w:rPr>
+              <w:t>Передать конструктору; ручную геометрию строить только по отдельному проекту</w:t>
+            </w:r>
+          </w:p>
+        </w:tc>
+      </w:tr>
+      <w:tr>
+        <w:trPr>
+          <w:cantSplit/>
+        </w:trPr>
+        <w:tc>
+          <w:tcPr>
+            <w:tcW w:type="dxa" w:w="2919"/>
+            <w:vAlign w:val="center"/>
+            <w:tcMar>
+              <w:top w:w="85" w:type="dxa"/>
+              <w:bottom w:w="85" w:type="dxa"/>
+              <w:left w:w="100" w:type="dxa"/>
+              <w:right w:w="100" w:type="dxa"/>
+            </w:tcMar>
+            <w:shd w:fill="F1F5F7"/>
+          </w:tcPr>
+          <w:p>
+            <w:pPr>
+              <w:spacing w:after="0" w:before="0" w:line="259" w:lineRule="auto"/>
+            </w:pPr>
+            <w:r>
+              <w:rPr>
+                <w:color w:val="000000"/>
+                <w:sz w:val="20"/>
+              </w:rPr>
+              <w:t>Расчёт недоступен для явного каталожного решения</w:t>
+            </w:r>
+          </w:p>
+        </w:tc>
+        <w:tc>
+          <w:tcPr>
+            <w:tcW w:type="dxa" w:w="3581"/>
+            <w:vAlign w:val="center"/>
+            <w:tcMar>
+              <w:top w:w="85" w:type="dxa"/>
+              <w:bottom w:w="85" w:type="dxa"/>
+              <w:left w:w="100" w:type="dxa"/>
+              <w:right w:w="100" w:type="dxa"/>
+            </w:tcMar>
+            <w:shd w:fill="F1F5F7"/>
+          </w:tcPr>
+          <w:p>
+            <w:pPr>
+              <w:spacing w:after="0" w:before="0" w:line="259" w:lineRule="auto"/>
+            </w:pPr>
+            <w:r>
+              <w:rPr>
+                <w:color w:val="000000"/>
+                <w:sz w:val="20"/>
+              </w:rPr>
+              <w:t>Характеристики выбранной номенклатуры не связаны с подтверждённым расчётом</w:t>
+            </w:r>
+          </w:p>
+        </w:tc>
+        <w:tc>
+          <w:tcPr>
+            <w:tcW w:type="dxa" w:w="3581"/>
+            <w:vAlign w:val="center"/>
+            <w:tcMar>
+              <w:top w:w="85" w:type="dxa"/>
+              <w:bottom w:w="85" w:type="dxa"/>
+              <w:left w:w="100" w:type="dxa"/>
+              <w:right w:w="100" w:type="dxa"/>
+            </w:tcMar>
+            <w:shd w:fill="F1F5F7"/>
+          </w:tcPr>
+          <w:p>
+            <w:pPr>
+              <w:spacing w:after="0" w:before="0" w:line="259" w:lineRule="auto"/>
+            </w:pPr>
+            <w:r>
+              <w:rPr>
+                <w:color w:val="000000"/>
+                <w:sz w:val="20"/>
+              </w:rPr>
+              <w:t>Сохранить выбор; согласовать отдельный инженерный проект. Ручной режим не подтверждает прочность</w:t>
+            </w:r>
+          </w:p>
+        </w:tc>
+      </w:tr>
+      <w:tr>
+        <w:trPr>
+          <w:cantSplit/>
+        </w:trPr>
+        <w:tc>
+          <w:tcPr>
+            <w:tcW w:type="dxa" w:w="2919"/>
+            <w:vAlign w:val="center"/>
+            <w:tcMar>
+              <w:top w:w="85" w:type="dxa"/>
+              <w:bottom w:w="85" w:type="dxa"/>
+              <w:left w:w="100" w:type="dxa"/>
+              <w:right w:w="100" w:type="dxa"/>
+            </w:tcMar>
+            <w:shd w:fill="FFFFFF"/>
+          </w:tcPr>
+          <w:p>
+            <w:pPr>
+              <w:spacing w:after="0" w:before="0" w:line="259" w:lineRule="auto"/>
+            </w:pPr>
+            <w:r>
+              <w:rPr>
+                <w:color w:val="000000"/>
+                <w:sz w:val="20"/>
+              </w:rPr>
+              <w:t>Выбраны зоны с разными решениями</w:t>
+            </w:r>
+          </w:p>
+        </w:tc>
+        <w:tc>
+          <w:tcPr>
+            <w:tcW w:type="dxa" w:w="3581"/>
+            <w:vAlign w:val="center"/>
+            <w:tcMar>
+              <w:top w:w="85" w:type="dxa"/>
+              <w:bottom w:w="85" w:type="dxa"/>
+              <w:left w:w="100" w:type="dxa"/>
+              <w:right w:w="100" w:type="dxa"/>
+            </w:tcMar>
+            <w:shd w:fill="FFFFFF"/>
+          </w:tcPr>
+          <w:p>
+            <w:pPr>
+              <w:spacing w:after="0" w:before="0" w:line="259" w:lineRule="auto"/>
+            </w:pPr>
+            <w:r>
+              <w:rPr>
+                <w:color w:val="000000"/>
+                <w:sz w:val="20"/>
+              </w:rPr>
+              <w:t>Один общий выбор не может заменить разные сохранённые решения</w:t>
+            </w:r>
+          </w:p>
+        </w:tc>
+        <w:tc>
+          <w:tcPr>
+            <w:tcW w:type="dxa" w:w="3581"/>
+            <w:vAlign w:val="center"/>
+            <w:tcMar>
+              <w:top w:w="85" w:type="dxa"/>
+              <w:bottom w:w="85" w:type="dxa"/>
+              <w:left w:w="100" w:type="dxa"/>
+              <w:right w:w="100" w:type="dxa"/>
+            </w:tcMar>
+            <w:shd w:fill="FFFFFF"/>
+          </w:tcPr>
+          <w:p>
+            <w:pPr>
+              <w:spacing w:after="0" w:before="0" w:line="259" w:lineRule="auto"/>
+            </w:pPr>
+            <w:r>
+              <w:rPr>
+                <w:color w:val="000000"/>
+                <w:sz w:val="20"/>
+              </w:rPr>
+              <w:t>Обработать зоны отдельно; не переносить выбор соседней зоны автоматически</w:t>
+            </w:r>
+          </w:p>
+        </w:tc>
+      </w:tr>
+      <w:tr>
+        <w:trPr>
+          <w:cantSplit/>
+        </w:trPr>
+        <w:tc>
+          <w:tcPr>
+            <w:tcW w:type="dxa" w:w="2919"/>
+            <w:vAlign w:val="center"/>
+            <w:tcMar>
+              <w:top w:w="85" w:type="dxa"/>
+              <w:bottom w:w="85" w:type="dxa"/>
+              <w:left w:w="100" w:type="dxa"/>
+              <w:right w:w="100" w:type="dxa"/>
+            </w:tcMar>
+            <w:shd w:fill="F1F5F7"/>
+          </w:tcPr>
+          <w:p>
+            <w:pPr>
+              <w:spacing w:after="0" w:before="0" w:line="259" w:lineRule="auto"/>
+            </w:pPr>
+            <w:r>
+              <w:rPr>
+                <w:color w:val="000000"/>
+                <w:sz w:val="20"/>
+              </w:rPr>
+              <w:t>ATFZONEPARAMS просит сначала ATFPROJECT</w:t>
+            </w:r>
+          </w:p>
+        </w:tc>
+        <w:tc>
+          <w:tcPr>
+            <w:tcW w:type="dxa" w:w="3581"/>
+            <w:vAlign w:val="center"/>
+            <w:tcMar>
+              <w:top w:w="85" w:type="dxa"/>
+              <w:bottom w:w="85" w:type="dxa"/>
+              <w:left w:w="100" w:type="dxa"/>
+              <w:right w:w="100" w:type="dxa"/>
+            </w:tcMar>
+            <w:shd w:fill="F1F5F7"/>
+          </w:tcPr>
+          <w:p>
+            <w:pPr>
+              <w:spacing w:after="0" w:before="0" w:line="259" w:lineRule="auto"/>
+            </w:pPr>
+            <w:r>
+              <w:rPr>
+                <w:color w:val="000000"/>
+                <w:sz w:val="20"/>
+              </w:rPr>
+              <w:t>В текущем DWG нет явно сохранённого проекта</w:t>
+            </w:r>
+          </w:p>
+        </w:tc>
+        <w:tc>
+          <w:tcPr>
+            <w:tcW w:type="dxa" w:w="3581"/>
+            <w:vAlign w:val="center"/>
+            <w:tcMar>
+              <w:top w:w="85" w:type="dxa"/>
+              <w:bottom w:w="85" w:type="dxa"/>
+              <w:left w:w="100" w:type="dxa"/>
+              <w:right w:w="100" w:type="dxa"/>
+            </w:tcMar>
+            <w:shd w:fill="F1F5F7"/>
+          </w:tcPr>
+          <w:p>
+            <w:pPr>
+              <w:spacing w:after="0" w:before="0" w:line="259" w:lineRule="auto"/>
+            </w:pPr>
+            <w:r>
+              <w:rPr>
+                <w:color w:val="000000"/>
+                <w:sz w:val="20"/>
+              </w:rPr>
+              <w:t>Задать полный выбор пилота, проверить изменения и сохранить проект</w:t>
+            </w:r>
+          </w:p>
+        </w:tc>
+      </w:tr>
+      <w:tr>
+        <w:trPr>
+          <w:cantSplit/>
+        </w:trPr>
+        <w:tc>
+          <w:tcPr>
+            <w:tcW w:type="dxa" w:w="2919"/>
+            <w:vAlign w:val="center"/>
+            <w:tcMar>
+              <w:top w:w="85" w:type="dxa"/>
+              <w:bottom w:w="85" w:type="dxa"/>
+              <w:left w:w="100" w:type="dxa"/>
+              <w:right w:w="100" w:type="dxa"/>
+            </w:tcMar>
+            <w:shd w:fill="FFFFFF"/>
+          </w:tcPr>
+          <w:p>
+            <w:pPr>
+              <w:spacing w:after="0" w:before="0" w:line="259" w:lineRule="auto"/>
+            </w:pPr>
+            <w:r>
+              <w:rPr>
+                <w:color w:val="000000"/>
+                <w:sz w:val="20"/>
+              </w:rPr>
+              <w:t>ATFZONEPARAMS не принимает выбранный объект</w:t>
+            </w:r>
+          </w:p>
+        </w:tc>
+        <w:tc>
+          <w:tcPr>
+            <w:tcW w:type="dxa" w:w="3581"/>
+            <w:vAlign w:val="center"/>
+            <w:tcMar>
+              <w:top w:w="85" w:type="dxa"/>
+              <w:bottom w:w="85" w:type="dxa"/>
+              <w:left w:w="100" w:type="dxa"/>
+              <w:right w:w="100" w:type="dxa"/>
+            </w:tcMar>
+            <w:shd w:fill="FFFFFF"/>
+          </w:tcPr>
+          <w:p>
+            <w:pPr>
+              <w:spacing w:after="0" w:before="0" w:line="259" w:lineRule="auto"/>
+            </w:pPr>
+            <w:r>
+              <w:rPr>
+                <w:color w:val="000000"/>
+                <w:sz w:val="20"/>
+              </w:rPr>
+              <w:t>Нужна настоящая актуальная зона ATFZONE</w:t>
+            </w:r>
+          </w:p>
+        </w:tc>
+        <w:tc>
+          <w:tcPr>
+            <w:tcW w:type="dxa" w:w="3581"/>
+            <w:vAlign w:val="center"/>
+            <w:tcMar>
+              <w:top w:w="85" w:type="dxa"/>
+              <w:bottom w:w="85" w:type="dxa"/>
+              <w:left w:w="100" w:type="dxa"/>
+              <w:right w:w="100" w:type="dxa"/>
+            </w:tcMar>
+            <w:shd w:fill="FFFFFF"/>
+          </w:tcPr>
+          <w:p>
+            <w:pPr>
+              <w:spacing w:after="0" w:before="0" w:line="259" w:lineRule="auto"/>
+            </w:pPr>
+            <w:r>
+              <w:rPr>
+                <w:color w:val="000000"/>
+                <w:sz w:val="20"/>
+              </w:rPr>
+              <w:t>Выбрать её штриховку или марку; для копии восстановить собственную зону</w:t>
+            </w:r>
+          </w:p>
+        </w:tc>
+      </w:tr>
+      <w:tr>
+        <w:trPr>
+          <w:cantSplit/>
+        </w:trPr>
+        <w:tc>
+          <w:tcPr>
+            <w:tcW w:type="dxa" w:w="2919"/>
+            <w:vAlign w:val="center"/>
+            <w:tcMar>
+              <w:top w:w="85" w:type="dxa"/>
+              <w:bottom w:w="85" w:type="dxa"/>
+              <w:left w:w="100" w:type="dxa"/>
+              <w:right w:w="100" w:type="dxa"/>
+            </w:tcMar>
+            <w:shd w:fill="F1F5F7"/>
+          </w:tcPr>
+          <w:p>
+            <w:pPr>
+              <w:spacing w:after="0" w:before="0" w:line="259" w:lineRule="auto"/>
+            </w:pPr>
+            <w:r>
+              <w:rPr>
+                <w:color w:val="000000"/>
+                <w:sz w:val="20"/>
+              </w:rPr>
+              <w:t>У зон разные привязки или исключения</w:t>
+            </w:r>
+          </w:p>
+        </w:tc>
+        <w:tc>
+          <w:tcPr>
+            <w:tcW w:type="dxa" w:w="3581"/>
+            <w:vAlign w:val="center"/>
+            <w:tcMar>
+              <w:top w:w="85" w:type="dxa"/>
+              <w:bottom w:w="85" w:type="dxa"/>
+              <w:left w:w="100" w:type="dxa"/>
+              <w:right w:w="100" w:type="dxa"/>
+            </w:tcMar>
+            <w:shd w:fill="F1F5F7"/>
+          </w:tcPr>
+          <w:p>
+            <w:pPr>
+              <w:spacing w:after="0" w:before="0" w:line="259" w:lineRule="auto"/>
+            </w:pPr>
+            <w:r>
+              <w:rPr>
+                <w:color w:val="000000"/>
+                <w:sz w:val="20"/>
+              </w:rPr>
+              <w:t>Одно окно не может молча объединить разные местные настройки</w:t>
+            </w:r>
+          </w:p>
+        </w:tc>
+        <w:tc>
+          <w:tcPr>
+            <w:tcW w:type="dxa" w:w="3581"/>
+            <w:vAlign w:val="center"/>
+            <w:tcMar>
+              <w:top w:w="85" w:type="dxa"/>
+              <w:bottom w:w="85" w:type="dxa"/>
+              <w:left w:w="100" w:type="dxa"/>
+              <w:right w:w="100" w:type="dxa"/>
+            </w:tcMar>
+            <w:shd w:fill="F1F5F7"/>
+          </w:tcPr>
+          <w:p>
+            <w:pPr>
+              <w:spacing w:after="0" w:before="0" w:line="259" w:lineRule="auto"/>
+            </w:pPr>
+            <w:r>
+              <w:rPr>
+                <w:color w:val="000000"/>
+                <w:sz w:val="20"/>
+              </w:rPr>
+              <w:t>Редактировать отдельными группами; проверить флажки «Своё значение»</w:t>
+            </w:r>
+          </w:p>
+        </w:tc>
+      </w:tr>
+      <w:tr>
+        <w:trPr>
+          <w:cantSplit/>
+        </w:trPr>
+        <w:tc>
+          <w:tcPr>
+            <w:tcW w:type="dxa" w:w="2919"/>
+            <w:vAlign w:val="center"/>
+            <w:tcMar>
+              <w:top w:w="85" w:type="dxa"/>
+              <w:bottom w:w="85" w:type="dxa"/>
+              <w:left w:w="100" w:type="dxa"/>
+              <w:right w:w="100" w:type="dxa"/>
+            </w:tcMar>
+            <w:shd w:fill="FFFFFF"/>
+          </w:tcPr>
+          <w:p>
+            <w:pPr>
+              <w:spacing w:after="0" w:before="0" w:line="259" w:lineRule="auto"/>
+            </w:pPr>
+            <w:r>
+              <w:rPr>
+                <w:color w:val="000000"/>
+                <w:sz w:val="20"/>
+              </w:rPr>
+              <w:t>ATFRAME сообщает о смеси привязанных и непривязанных зон</w:t>
+            </w:r>
+          </w:p>
+        </w:tc>
+        <w:tc>
+          <w:tcPr>
+            <w:tcW w:type="dxa" w:w="3581"/>
+            <w:vAlign w:val="center"/>
+            <w:tcMar>
+              <w:top w:w="85" w:type="dxa"/>
+              <w:bottom w:w="85" w:type="dxa"/>
+              <w:left w:w="100" w:type="dxa"/>
+              <w:right w:w="100" w:type="dxa"/>
+            </w:tcMar>
+            <w:shd w:fill="FFFFFF"/>
+          </w:tcPr>
+          <w:p>
+            <w:pPr>
+              <w:spacing w:after="0" w:before="0" w:line="259" w:lineRule="auto"/>
+            </w:pPr>
+            <w:r>
+              <w:rPr>
+                <w:color w:val="000000"/>
+                <w:sz w:val="20"/>
+              </w:rPr>
+              <w:t>Происхождение параметров неоднородно</w:t>
+            </w:r>
+          </w:p>
+        </w:tc>
+        <w:tc>
+          <w:tcPr>
+            <w:tcW w:type="dxa" w:w="3581"/>
+            <w:vAlign w:val="center"/>
+            <w:tcMar>
+              <w:top w:w="85" w:type="dxa"/>
+              <w:bottom w:w="85" w:type="dxa"/>
+              <w:left w:w="100" w:type="dxa"/>
+              <w:right w:w="100" w:type="dxa"/>
+            </w:tcMar>
+            <w:shd w:fill="FFFFFF"/>
+          </w:tcPr>
+          <w:p>
+            <w:pPr>
+              <w:spacing w:after="0" w:before="0" w:line="259" w:lineRule="auto"/>
+            </w:pPr>
+            <w:r>
+              <w:rPr>
+                <w:color w:val="000000"/>
+                <w:sz w:val="20"/>
+              </w:rPr>
+              <w:t>Обработать отдельно либо явно настроить привязки через ATFZONEPARAMS</w:t>
+            </w:r>
+          </w:p>
+        </w:tc>
+      </w:tr>
+      <w:tr>
+        <w:trPr>
+          <w:cantSplit/>
+        </w:trPr>
+        <w:tc>
+          <w:tcPr>
+            <w:tcW w:type="dxa" w:w="2919"/>
+            <w:vAlign w:val="center"/>
+            <w:tcMar>
+              <w:top w:w="85" w:type="dxa"/>
+              <w:bottom w:w="85" w:type="dxa"/>
+              <w:left w:w="100" w:type="dxa"/>
+              <w:right w:w="100" w:type="dxa"/>
+            </w:tcMar>
+            <w:shd w:fill="F1F5F7"/>
+          </w:tcPr>
+          <w:p>
+            <w:pPr>
+              <w:spacing w:after="0" w:before="0" w:line="259" w:lineRule="auto"/>
+            </w:pPr>
+            <w:r>
+              <w:rPr>
+                <w:color w:val="000000"/>
+                <w:sz w:val="20"/>
+              </w:rPr>
+              <w:t>После изменения проекта требуется полное ATFRAME</w:t>
+            </w:r>
+          </w:p>
+        </w:tc>
+        <w:tc>
+          <w:tcPr>
+            <w:tcW w:type="dxa" w:w="3581"/>
+            <w:vAlign w:val="center"/>
+            <w:tcMar>
+              <w:top w:w="85" w:type="dxa"/>
+              <w:bottom w:w="85" w:type="dxa"/>
+              <w:left w:w="100" w:type="dxa"/>
+              <w:right w:w="100" w:type="dxa"/>
+            </w:tcMar>
+            <w:shd w:fill="F1F5F7"/>
+          </w:tcPr>
+          <w:p>
+            <w:pPr>
+              <w:spacing w:after="0" w:before="0" w:line="259" w:lineRule="auto"/>
+            </w:pPr>
+            <w:r>
+              <w:rPr>
+                <w:color w:val="000000"/>
+                <w:sz w:val="20"/>
+              </w:rPr>
+              <w:t>Сохранённый результат связан с прежней редакцией</w:t>
+            </w:r>
+          </w:p>
+        </w:tc>
+        <w:tc>
+          <w:tcPr>
+            <w:tcW w:type="dxa" w:w="3581"/>
+            <w:vAlign w:val="center"/>
+            <w:tcMar>
+              <w:top w:w="85" w:type="dxa"/>
+              <w:bottom w:w="85" w:type="dxa"/>
+              <w:left w:w="100" w:type="dxa"/>
+              <w:right w:w="100" w:type="dxa"/>
+            </w:tcMar>
+            <w:shd w:fill="F1F5F7"/>
+          </w:tcPr>
+          <w:p>
+            <w:pPr>
+              <w:spacing w:after="0" w:before="0" w:line="259" w:lineRule="auto"/>
+            </w:pPr>
+            <w:r>
+              <w:rPr>
+                <w:color w:val="000000"/>
+                <w:sz w:val="20"/>
+              </w:rPr>
+              <w:t>Выполнить полное построение; обновление только кляммеров не заменяет его</w:t>
+            </w:r>
+          </w:p>
+        </w:tc>
+      </w:tr>
+      <w:tr>
+        <w:trPr>
+          <w:cantSplit/>
+        </w:trPr>
+        <w:tc>
+          <w:tcPr>
+            <w:tcW w:type="dxa" w:w="2919"/>
+            <w:vAlign w:val="center"/>
+            <w:tcMar>
+              <w:top w:w="85" w:type="dxa"/>
+              <w:bottom w:w="85" w:type="dxa"/>
+              <w:left w:w="100" w:type="dxa"/>
+              <w:right w:w="100" w:type="dxa"/>
+            </w:tcMar>
+            <w:shd w:fill="FFFFFF"/>
+          </w:tcPr>
+          <w:p>
+            <w:pPr>
+              <w:spacing w:after="0" w:before="0" w:line="259" w:lineRule="auto"/>
+            </w:pPr>
+            <w:r>
+              <w:rPr>
+                <w:color w:val="000000"/>
+                <w:sz w:val="20"/>
+              </w:rPr>
+              <w:t>Решение нельзя изменить при повторе только кляммеров</w:t>
+            </w:r>
+          </w:p>
+        </w:tc>
+        <w:tc>
+          <w:tcPr>
+            <w:tcW w:type="dxa" w:w="3581"/>
+            <w:vAlign w:val="center"/>
+            <w:tcMar>
+              <w:top w:w="85" w:type="dxa"/>
+              <w:bottom w:w="85" w:type="dxa"/>
+              <w:left w:w="100" w:type="dxa"/>
+              <w:right w:w="100" w:type="dxa"/>
+            </w:tcMar>
+            <w:shd w:fill="FFFFFF"/>
+          </w:tcPr>
+          <w:p>
+            <w:pPr>
+              <w:spacing w:after="0" w:before="0" w:line="259" w:lineRule="auto"/>
+            </w:pPr>
+            <w:r>
+              <w:rPr>
+                <w:color w:val="000000"/>
+                <w:sz w:val="20"/>
+              </w:rPr>
+              <w:t>Направляющие и кронштейны сохраняются</w:t>
+            </w:r>
+          </w:p>
+        </w:tc>
+        <w:tc>
+          <w:tcPr>
+            <w:tcW w:type="dxa" w:w="3581"/>
+            <w:vAlign w:val="center"/>
+            <w:tcMar>
+              <w:top w:w="85" w:type="dxa"/>
+              <w:bottom w:w="85" w:type="dxa"/>
+              <w:left w:w="100" w:type="dxa"/>
+              <w:right w:w="100" w:type="dxa"/>
+            </w:tcMar>
+            <w:shd w:fill="FFFFFF"/>
+          </w:tcPr>
+          <w:p>
+            <w:pPr>
+              <w:spacing w:after="0" w:before="0" w:line="259" w:lineRule="auto"/>
+            </w:pPr>
+            <w:r>
+              <w:rPr>
+                <w:color w:val="000000"/>
+                <w:sz w:val="20"/>
+              </w:rPr>
+              <w:t>Вернуться к полному перестроению по согласованному проекту</w:t>
+            </w:r>
+          </w:p>
+        </w:tc>
+      </w:tr>
+      <w:tr>
+        <w:trPr>
+          <w:cantSplit/>
+        </w:trPr>
+        <w:tc>
+          <w:tcPr>
+            <w:tcW w:type="dxa" w:w="2919"/>
+            <w:vAlign w:val="center"/>
+            <w:tcMar>
+              <w:top w:w="85" w:type="dxa"/>
+              <w:bottom w:w="85" w:type="dxa"/>
+              <w:left w:w="100" w:type="dxa"/>
+              <w:right w:w="100" w:type="dxa"/>
+            </w:tcMar>
+            <w:shd w:fill="F1F5F7"/>
+          </w:tcPr>
+          <w:p>
+            <w:pPr>
+              <w:spacing w:after="0" w:before="0" w:line="259" w:lineRule="auto"/>
+            </w:pPr>
+            <w:r>
+              <w:rPr>
+                <w:color w:val="000000"/>
+                <w:sz w:val="20"/>
+              </w:rPr>
+              <w:t>Расчёт отклонён из-за опор или пролётов</w:t>
+            </w:r>
+          </w:p>
+        </w:tc>
+        <w:tc>
+          <w:tcPr>
+            <w:tcW w:type="dxa" w:w="3581"/>
+            <w:vAlign w:val="center"/>
+            <w:tcMar>
+              <w:top w:w="85" w:type="dxa"/>
+              <w:bottom w:w="85" w:type="dxa"/>
+              <w:left w:w="100" w:type="dxa"/>
+              <w:right w:w="100" w:type="dxa"/>
+            </w:tcMar>
+            <w:shd w:fill="F1F5F7"/>
+          </w:tcPr>
+          <w:p>
+            <w:pPr>
+              <w:spacing w:after="0" w:before="0" w:line="259" w:lineRule="auto"/>
+            </w:pPr>
+            <w:r>
+              <w:rPr>
+                <w:color w:val="000000"/>
+                <w:sz w:val="20"/>
+              </w:rPr>
+              <w:t>Отдельный кусок не соответствует принятой модели</w:t>
+            </w:r>
+          </w:p>
+        </w:tc>
+        <w:tc>
+          <w:tcPr>
+            <w:tcW w:type="dxa" w:w="3581"/>
+            <w:vAlign w:val="center"/>
+            <w:tcMar>
+              <w:top w:w="85" w:type="dxa"/>
+              <w:bottom w:w="85" w:type="dxa"/>
+              <w:left w:w="100" w:type="dxa"/>
+              <w:right w:w="100" w:type="dxa"/>
+            </w:tcMar>
+            <w:shd w:fill="F1F5F7"/>
+          </w:tcPr>
+          <w:p>
+            <w:pPr>
+              <w:spacing w:after="0" w:before="0" w:line="259" w:lineRule="auto"/>
+            </w:pPr>
+            <w:r>
+              <w:rPr>
+                <w:color w:val="000000"/>
+                <w:sz w:val="20"/>
+              </w:rPr>
+              <w:t>Проверить опоры, проёмы и стыки с конструктором; не подбирать параметры ради снятия отказа</w:t>
+            </w:r>
+          </w:p>
+        </w:tc>
+      </w:tr>
+      <w:tr>
+        <w:trPr>
+          <w:cantSplit/>
+        </w:trPr>
+        <w:tc>
+          <w:tcPr>
+            <w:tcW w:type="dxa" w:w="2919"/>
+            <w:vAlign w:val="center"/>
+            <w:tcMar>
+              <w:top w:w="85" w:type="dxa"/>
+              <w:bottom w:w="85" w:type="dxa"/>
+              <w:left w:w="100" w:type="dxa"/>
+              <w:right w:w="100" w:type="dxa"/>
+            </w:tcMar>
+            <w:shd w:fill="FFFFFF"/>
+          </w:tcPr>
+          <w:p>
+            <w:pPr>
+              <w:spacing w:after="0" w:before="0" w:line="259" w:lineRule="auto"/>
+            </w:pPr>
+            <w:r>
+              <w:rPr>
+                <w:color w:val="000000"/>
+                <w:sz w:val="20"/>
+              </w:rPr>
+              <w:t>Композит с кляммерами не принимается</w:t>
+            </w:r>
+          </w:p>
+        </w:tc>
+        <w:tc>
+          <w:tcPr>
+            <w:tcW w:type="dxa" w:w="3581"/>
+            <w:vAlign w:val="center"/>
+            <w:tcMar>
+              <w:top w:w="85" w:type="dxa"/>
+              <w:bottom w:w="85" w:type="dxa"/>
+              <w:left w:w="100" w:type="dxa"/>
+              <w:right w:w="100" w:type="dxa"/>
+            </w:tcMar>
+            <w:shd w:fill="FFFFFF"/>
+          </w:tcPr>
+          <w:p>
+            <w:pPr>
+              <w:spacing w:after="0" w:before="0" w:line="259" w:lineRule="auto"/>
+            </w:pPr>
+            <w:r>
+              <w:rPr>
+                <w:color w:val="000000"/>
+                <w:sz w:val="20"/>
+              </w:rPr>
+              <w:t>Неподходящий состав крепления</w:t>
+            </w:r>
+          </w:p>
+        </w:tc>
+        <w:tc>
+          <w:tcPr>
+            <w:tcW w:type="dxa" w:w="3581"/>
+            <w:vAlign w:val="center"/>
+            <w:tcMar>
+              <w:top w:w="85" w:type="dxa"/>
+              <w:bottom w:w="85" w:type="dxa"/>
+              <w:left w:w="100" w:type="dxa"/>
+              <w:right w:w="100" w:type="dxa"/>
+            </w:tcMar>
+            <w:shd w:fill="FFFFFF"/>
+          </w:tcPr>
+          <w:p>
+            <w:pPr>
+              <w:spacing w:after="0" w:before="0" w:line="259" w:lineRule="auto"/>
+            </w:pPr>
+            <w:r>
+              <w:rPr>
+                <w:color w:val="000000"/>
+                <w:sz w:val="20"/>
+              </w:rPr>
+              <w:t>Выбрать «только подсистему» и проектное решение крепления</w:t>
+            </w:r>
+          </w:p>
+        </w:tc>
+      </w:tr>
+      <w:tr>
+        <w:trPr>
+          <w:cantSplit/>
+        </w:trPr>
+        <w:tc>
+          <w:tcPr>
+            <w:tcW w:type="dxa" w:w="2919"/>
+            <w:vAlign w:val="center"/>
+            <w:tcMar>
+              <w:top w:w="85" w:type="dxa"/>
+              <w:bottom w:w="85" w:type="dxa"/>
+              <w:left w:w="100" w:type="dxa"/>
+              <w:right w:w="100" w:type="dxa"/>
+            </w:tcMar>
+            <w:shd w:fill="F1F5F7"/>
+          </w:tcPr>
+          <w:p>
+            <w:pPr>
+              <w:spacing w:after="0" w:before="0" w:line="259" w:lineRule="auto"/>
+            </w:pPr>
+            <w:r>
+              <w:rPr>
+                <w:color w:val="000000"/>
+                <w:sz w:val="20"/>
+              </w:rPr>
+              <w:t>Таблица слишком большая</w:t>
+            </w:r>
+          </w:p>
+        </w:tc>
+        <w:tc>
+          <w:tcPr>
+            <w:tcW w:type="dxa" w:w="3581"/>
+            <w:vAlign w:val="center"/>
+            <w:tcMar>
+              <w:top w:w="85" w:type="dxa"/>
+              <w:bottom w:w="85" w:type="dxa"/>
+              <w:left w:w="100" w:type="dxa"/>
+              <w:right w:w="100" w:type="dxa"/>
+            </w:tcMar>
+            <w:shd w:fill="F1F5F7"/>
+          </w:tcPr>
+          <w:p>
+            <w:pPr>
+              <w:spacing w:after="0" w:before="0" w:line="259" w:lineRule="auto"/>
+            </w:pPr>
+            <w:r>
+              <w:rPr>
+                <w:color w:val="000000"/>
+                <w:sz w:val="20"/>
+              </w:rPr>
+              <w:t>Высота текста задана в единицах модели</w:t>
+            </w:r>
+          </w:p>
+        </w:tc>
+        <w:tc>
+          <w:tcPr>
+            <w:tcW w:type="dxa" w:w="3581"/>
+            <w:vAlign w:val="center"/>
+            <w:tcMar>
+              <w:top w:w="85" w:type="dxa"/>
+              <w:bottom w:w="85" w:type="dxa"/>
+              <w:left w:w="100" w:type="dxa"/>
+              <w:right w:w="100" w:type="dxa"/>
+            </w:tcMar>
+            <w:shd w:fill="F1F5F7"/>
+          </w:tcPr>
+          <w:p>
+            <w:pPr>
+              <w:spacing w:after="0" w:before="0" w:line="259" w:lineRule="auto"/>
+            </w:pPr>
+            <w:r>
+              <w:rPr>
+                <w:color w:val="000000"/>
+                <w:sz w:val="20"/>
+              </w:rPr>
+              <w:t>Перестроить таблицу с меньшей высотой текста; контуры не масштабировать</w:t>
+            </w:r>
+          </w:p>
+        </w:tc>
+      </w:tr>
+      <w:tr>
+        <w:trPr>
+          <w:cantSplit/>
+        </w:trPr>
+        <w:tc>
+          <w:tcPr>
+            <w:tcW w:type="dxa" w:w="2919"/>
+            <w:vAlign w:val="center"/>
+            <w:tcMar>
+              <w:top w:w="85" w:type="dxa"/>
+              <w:bottom w:w="85" w:type="dxa"/>
+              <w:left w:w="100" w:type="dxa"/>
+              <w:right w:w="100" w:type="dxa"/>
+            </w:tcMar>
+            <w:shd w:fill="FFFFFF"/>
+          </w:tcPr>
+          <w:p>
+            <w:pPr>
+              <w:spacing w:after="0" w:before="0" w:line="259" w:lineRule="auto"/>
+            </w:pPr>
+            <w:r>
+              <w:rPr>
+                <w:color w:val="000000"/>
+                <w:sz w:val="20"/>
+              </w:rPr>
+              <w:t>После Save As не найдены зоны</w:t>
+            </w:r>
+          </w:p>
+        </w:tc>
+        <w:tc>
+          <w:tcPr>
+            <w:tcW w:type="dxa" w:w="3581"/>
+            <w:vAlign w:val="center"/>
+            <w:tcMar>
+              <w:top w:w="85" w:type="dxa"/>
+              <w:bottom w:w="85" w:type="dxa"/>
+              <w:left w:w="100" w:type="dxa"/>
+              <w:right w:w="100" w:type="dxa"/>
+            </w:tcMar>
+            <w:shd w:fill="FFFFFF"/>
+          </w:tcPr>
+          <w:p>
+            <w:pPr>
+              <w:spacing w:after="0" w:before="0" w:line="259" w:lineRule="auto"/>
+            </w:pPr>
+            <w:r>
+              <w:rPr>
+                <w:color w:val="000000"/>
+                <w:sz w:val="20"/>
+              </w:rPr>
+              <w:t>Отдельный JSON не перенесён/не соответствует DWG</w:t>
+            </w:r>
+          </w:p>
+        </w:tc>
+        <w:tc>
+          <w:tcPr>
+            <w:tcW w:type="dxa" w:w="3581"/>
+            <w:vAlign w:val="center"/>
+            <w:tcMar>
+              <w:top w:w="85" w:type="dxa"/>
+              <w:bottom w:w="85" w:type="dxa"/>
+              <w:left w:w="100" w:type="dxa"/>
+              <w:right w:w="100" w:type="dxa"/>
+            </w:tcMar>
+            <w:shd w:fill="FFFFFF"/>
+          </w:tcPr>
+          <w:p>
+            <w:pPr>
+              <w:spacing w:after="0" w:before="0" w:line="259" w:lineRule="auto"/>
+            </w:pPr>
+            <w:r>
+              <w:rPr>
+                <w:color w:val="000000"/>
+                <w:sz w:val="20"/>
+              </w:rPr>
+              <w:t>Проверить пару файлов и пересчитать/сохранить зоны в новой папке</w:t>
+            </w:r>
+          </w:p>
+        </w:tc>
+      </w:tr>
+      <w:tr>
+        <w:trPr>
+          <w:cantSplit/>
+        </w:trPr>
+        <w:tc>
+          <w:tcPr>
+            <w:tcW w:type="dxa" w:w="2919"/>
+            <w:vAlign w:val="center"/>
+            <w:tcMar>
+              <w:top w:w="85" w:type="dxa"/>
+              <w:bottom w:w="85" w:type="dxa"/>
+              <w:left w:w="100" w:type="dxa"/>
+              <w:right w:w="100" w:type="dxa"/>
+            </w:tcMar>
+            <w:shd w:fill="F1F5F7"/>
+          </w:tcPr>
+          <w:p>
+            <w:pPr>
+              <w:spacing w:after="0" w:before="0" w:line="259" w:lineRule="auto"/>
+            </w:pPr>
+            <w:r>
+              <w:rPr>
+                <w:color w:val="000000"/>
+                <w:sz w:val="20"/>
+              </w:rPr>
+              <w:t>Вставка идёт долго</w:t>
+            </w:r>
+          </w:p>
+        </w:tc>
+        <w:tc>
+          <w:tcPr>
+            <w:tcW w:type="dxa" w:w="3581"/>
+            <w:vAlign w:val="center"/>
+            <w:tcMar>
+              <w:top w:w="85" w:type="dxa"/>
+              <w:bottom w:w="85" w:type="dxa"/>
+              <w:left w:w="100" w:type="dxa"/>
+              <w:right w:w="100" w:type="dxa"/>
+            </w:tcMar>
+            <w:shd w:fill="F1F5F7"/>
+          </w:tcPr>
+          <w:p>
+            <w:pPr>
+              <w:spacing w:after="0" w:before="0" w:line="259" w:lineRule="auto"/>
+            </w:pPr>
+            <w:r>
+              <w:rPr>
+                <w:color w:val="000000"/>
+                <w:sz w:val="20"/>
+              </w:rPr>
+              <w:t>Большая зона, много разных подрезок или сложные блоки</w:t>
+            </w:r>
+          </w:p>
+        </w:tc>
+        <w:tc>
+          <w:tcPr>
+            <w:tcW w:type="dxa" w:w="3581"/>
+            <w:vAlign w:val="center"/>
+            <w:tcMar>
+              <w:top w:w="85" w:type="dxa"/>
+              <w:bottom w:w="85" w:type="dxa"/>
+              <w:left w:w="100" w:type="dxa"/>
+              <w:right w:w="100" w:type="dxa"/>
+            </w:tcMar>
+            <w:shd w:fill="F1F5F7"/>
+          </w:tcPr>
+          <w:p>
+            <w:pPr>
+              <w:spacing w:after="0" w:before="0" w:line="259" w:lineRule="auto"/>
+            </w:pPr>
+            <w:r>
+              <w:rPr>
+                <w:color w:val="000000"/>
+                <w:sz w:val="20"/>
+              </w:rPr>
+              <w:t>Дождаться сообщения завершения; первый тест делать на небольшом участке</w:t>
+            </w:r>
+          </w:p>
+        </w:tc>
+      </w:tr>
+      <w:tr>
+        <w:trPr>
+          <w:cantSplit/>
+        </w:trPr>
+        <w:tc>
+          <w:tcPr>
+            <w:tcW w:type="dxa" w:w="2919"/>
+            <w:vAlign w:val="center"/>
+            <w:tcMar>
+              <w:top w:w="85" w:type="dxa"/>
+              <w:bottom w:w="85" w:type="dxa"/>
+              <w:left w:w="100" w:type="dxa"/>
+              <w:right w:w="100" w:type="dxa"/>
+            </w:tcMar>
+            <w:shd w:fill="FFFFFF"/>
+          </w:tcPr>
+          <w:p>
+            <w:pPr>
+              <w:spacing w:after="0" w:before="0" w:line="259" w:lineRule="auto"/>
+            </w:pPr>
+            <w:r>
+              <w:rPr>
+                <w:color w:val="000000"/>
+                <w:sz w:val="20"/>
+              </w:rPr>
+              <w:t>Старая схема линий, предложен ATFZONERESET</w:t>
+            </w:r>
+          </w:p>
+        </w:tc>
+        <w:tc>
+          <w:tcPr>
+            <w:tcW w:type="dxa" w:w="3581"/>
+            <w:vAlign w:val="center"/>
+            <w:tcMar>
+              <w:top w:w="85" w:type="dxa"/>
+              <w:bottom w:w="85" w:type="dxa"/>
+              <w:left w:w="100" w:type="dxa"/>
+              <w:right w:w="100" w:type="dxa"/>
+            </w:tcMar>
+            <w:shd w:fill="FFFFFF"/>
+          </w:tcPr>
+          <w:p>
+            <w:pPr>
+              <w:spacing w:after="0" w:before="0" w:line="259" w:lineRule="auto"/>
+            </w:pPr>
+            <w:r>
+              <w:rPr>
+                <w:color w:val="000000"/>
+                <w:sz w:val="20"/>
+              </w:rPr>
+              <w:t>У старых объектов нет безопасных связей</w:t>
+            </w:r>
+          </w:p>
+        </w:tc>
+        <w:tc>
+          <w:tcPr>
+            <w:tcW w:type="dxa" w:w="3581"/>
+            <w:vAlign w:val="center"/>
+            <w:tcMar>
+              <w:top w:w="85" w:type="dxa"/>
+              <w:bottom w:w="85" w:type="dxa"/>
+              <w:left w:w="100" w:type="dxa"/>
+              <w:right w:w="100" w:type="dxa"/>
+            </w:tcMar>
+            <w:shd w:fill="FFFFFF"/>
+          </w:tcPr>
+          <w:p>
+            <w:pPr>
+              <w:spacing w:after="0" w:before="0" w:line="259" w:lineRule="auto"/>
+            </w:pPr>
+            <w:r>
+              <w:rPr>
+                <w:color w:val="000000"/>
+                <w:sz w:val="20"/>
+              </w:rPr>
+              <w:t>Выполнить главу 10.4 на контрольной копии, выбрать только свой участок</w:t>
+            </w:r>
+          </w:p>
+        </w:tc>
+      </w:tr>
+      <w:tr>
+        <w:trPr>
+          <w:cantSplit/>
+        </w:trPr>
+        <w:tc>
+          <w:tcPr>
+            <w:tcW w:type="dxa" w:w="2919"/>
+            <w:vAlign w:val="center"/>
+            <w:tcMar>
+              <w:top w:w="85" w:type="dxa"/>
+              <w:bottom w:w="85" w:type="dxa"/>
+              <w:left w:w="100" w:type="dxa"/>
+              <w:right w:w="100" w:type="dxa"/>
+            </w:tcMar>
+            <w:shd w:fill="F1F5F7"/>
+          </w:tcPr>
+          <w:p>
+            <w:pPr>
+              <w:spacing w:after="0" w:before="0" w:line="259" w:lineRule="auto"/>
+            </w:pPr>
+            <w:r>
+              <w:rPr>
+                <w:color w:val="000000"/>
+                <w:sz w:val="20"/>
+              </w:rPr>
+              <w:t>Внутренняя ошибка</w:t>
+            </w:r>
+          </w:p>
+        </w:tc>
+        <w:tc>
+          <w:tcPr>
+            <w:tcW w:type="dxa" w:w="3581"/>
+            <w:vAlign w:val="center"/>
+            <w:tcMar>
+              <w:top w:w="85" w:type="dxa"/>
+              <w:bottom w:w="85" w:type="dxa"/>
+              <w:left w:w="100" w:type="dxa"/>
+              <w:right w:w="100" w:type="dxa"/>
+            </w:tcMar>
+            <w:shd w:fill="F1F5F7"/>
+          </w:tcPr>
+          <w:p>
+            <w:pPr>
+              <w:spacing w:after="0" w:before="0" w:line="259" w:lineRule="auto"/>
+            </w:pPr>
+            <w:r>
+              <w:rPr>
+                <w:color w:val="000000"/>
+                <w:sz w:val="20"/>
+              </w:rPr>
+              <w:t>Нужны исходные данные и журнал</w:t>
+            </w:r>
+          </w:p>
+        </w:tc>
+        <w:tc>
+          <w:tcPr>
+            <w:tcW w:type="dxa" w:w="3581"/>
+            <w:vAlign w:val="center"/>
+            <w:tcMar>
+              <w:top w:w="85" w:type="dxa"/>
+              <w:bottom w:w="85" w:type="dxa"/>
+              <w:left w:w="100" w:type="dxa"/>
+              <w:right w:w="100" w:type="dxa"/>
+            </w:tcMar>
+            <w:shd w:fill="F1F5F7"/>
+          </w:tcPr>
+          <w:p>
+            <w:pPr>
+              <w:spacing w:after="0" w:before="0" w:line="259" w:lineRule="auto"/>
+            </w:pPr>
+            <w:r>
+              <w:rPr>
+                <w:color w:val="000000"/>
+                <w:sz w:val="20"/>
+              </w:rPr>
+              <w:t>Сохранить копию; передать комплект диагностики из главы 18</w:t>
+            </w:r>
+          </w:p>
+        </w:tc>
+      </w:tr>
+    </w:tbl>
+    <w:p>
+      <w:pPr>
+        <w:spacing w:after="40"/>
+      </w:pPr>
+    </w:p>
+    <w:p>
+      <w:bookmarkStart w:id="694" w:name="chapter_18"/>
+      <w:pPr>
+        <w:pStyle w:val="Heading1"/>
+      </w:pPr>
+      <w:r>
         <w:t>17 Сохранение и передача результата</w:t>
       </w:r>
-      <w:bookmarkEnd w:id="643"/>
+      <w:bookmarkEnd w:id="694"/>
     </w:p>
     <w:p>
       <w:r>
@@ -14224,6 +15241,11 @@
     </w:p>
     <w:p>
       <w:r>
+        <w:t>Параметры ATFPROJECT и привязки ATFZONEPARAMS хранятся внутри DWG; они не заменяют внешний файл геометрии зон. При передаче пилота укажите редакцию проекта, местные исключения и оставшиеся ограничения.</w:t>
+      </w:r>
+    </w:p>
+    <w:p>
+      <w:r>
         <w:t>Перед передачей откройте сохранённый DWG повторно, проверьте наличие зон и JSON, выполните ведомость одной зоны и сравните контрольные числа. В итоговом сообщении укажите, какие зоны обработаны, какой материал/формат/швы использованы, какой тип подсистемы и режим шагов приняты, какие предупреждения остались. Отдельно укажите, что статическая модель каркаса программой не подтверждена и требуется инженерная проверка по главе 13.</w:t>
       </w:r>
     </w:p>
@@ -14287,14 +15309,14 @@
       </w:r>
     </w:p>
     <w:p>
-      <w:bookmarkStart w:id="653" w:name="chapter_19"/>
+      <w:bookmarkStart w:id="706" w:name="chapter_19"/>
       <w:pPr>
         <w:pStyle w:val="Heading1"/>
       </w:pPr>
       <w:r>
         <w:t>18 Как сообщить о проблеме чтобы её можно было исправить</w:t>
       </w:r>
-      <w:bookmarkEnd w:id="653"/>
+      <w:bookmarkEnd w:id="706"/>
     </w:p>
     <w:p>
       <w:r>
@@ -14307,14 +15329,14 @@
       </w:r>
     </w:p>
     <w:p>
-      <w:bookmarkStart w:id="659" w:name="chapter_20"/>
+      <w:bookmarkStart w:id="712" w:name="chapter_20"/>
       <w:pPr>
         <w:pStyle w:val="Heading1"/>
       </w:pPr>
       <w:r>
         <w:t>19 Словарь начинающего пользователя</w:t>
       </w:r>
-      <w:bookmarkEnd w:id="659"/>
+      <w:bookmarkEnd w:id="712"/>
     </w:p>
     <w:tbl>
       <w:tblPr>
@@ -15682,7 +16704,7 @@
                 <w:color w:val="000000"/>
                 <w:sz w:val="20"/>
               </w:rPr>
-              <w:t>Контрольный снимок геометрии</w:t>
+              <w:t>Привязка к проекту</w:t>
             </w:r>
           </w:p>
         </w:tc>
@@ -15707,7 +16729,7 @@
                 <w:color w:val="000000"/>
                 <w:sz w:val="20"/>
               </w:rPr>
-              <w:t>Сохранённые данные о форме и положении исходников, с которыми команда сравнивает текущий чертёж</w:t>
+              <w:t>Явное решение зоны наследовать общие параметры DWG с возможными местными исключениями</w:t>
             </w:r>
           </w:p>
         </w:tc>
@@ -15737,7 +16759,7 @@
                 <w:color w:val="000000"/>
                 <w:sz w:val="20"/>
               </w:rPr>
-              <w:t>JSON рядом с DWG</w:t>
+              <w:t>Своё значение</w:t>
             </w:r>
           </w:p>
         </w:tc>
@@ -15762,7 +16784,7 @@
                 <w:color w:val="000000"/>
                 <w:sz w:val="20"/>
               </w:rPr>
-              <w:t>Дополнительный файл геометрии/данных зон</w:t>
+              <w:t>Местное исключение конкретного поля зоны; выключенный флажок возвращает наследование</w:t>
             </w:r>
           </w:p>
         </w:tc>
@@ -15792,6 +16814,171 @@
                 <w:color w:val="000000"/>
                 <w:sz w:val="20"/>
               </w:rPr>
+              <w:t>Редакция проекта</w:t>
+            </w:r>
+          </w:p>
+        </w:tc>
+        <w:tc>
+          <w:tcPr>
+            <w:tcW w:type="dxa" w:w="6712"/>
+            <w:vAlign w:val="center"/>
+            <w:tcMar>
+              <w:top w:w="85" w:type="dxa"/>
+              <w:bottom w:w="85" w:type="dxa"/>
+              <w:left w:w="100" w:type="dxa"/>
+              <w:right w:w="100" w:type="dxa"/>
+            </w:tcMar>
+            <w:shd w:fill="F1F5F7"/>
+          </w:tcPr>
+          <w:p>
+            <w:pPr>
+              <w:spacing w:after="0" w:before="0" w:line="259" w:lineRule="auto"/>
+            </w:pPr>
+            <w:r>
+              <w:rPr>
+                <w:color w:val="000000"/>
+                <w:sz w:val="20"/>
+              </w:rPr>
+              <w:t>Версия заявленных общих параметров, с которой сравнивается зависимый результат</w:t>
+            </w:r>
+          </w:p>
+        </w:tc>
+      </w:tr>
+      <w:tr>
+        <w:trPr>
+          <w:cantSplit/>
+        </w:trPr>
+        <w:tc>
+          <w:tcPr>
+            <w:tcW w:type="dxa" w:w="3368"/>
+            <w:vAlign w:val="center"/>
+            <w:tcMar>
+              <w:top w:w="85" w:type="dxa"/>
+              <w:bottom w:w="85" w:type="dxa"/>
+              <w:left w:w="100" w:type="dxa"/>
+              <w:right w:w="100" w:type="dxa"/>
+            </w:tcMar>
+            <w:shd w:fill="FFFFFF"/>
+          </w:tcPr>
+          <w:p>
+            <w:pPr>
+              <w:spacing w:after="0" w:before="0" w:line="259" w:lineRule="auto"/>
+            </w:pPr>
+            <w:r>
+              <w:rPr>
+                <w:color w:val="000000"/>
+                <w:sz w:val="20"/>
+              </w:rPr>
+              <w:t>Контрольный снимок геометрии</w:t>
+            </w:r>
+          </w:p>
+        </w:tc>
+        <w:tc>
+          <w:tcPr>
+            <w:tcW w:type="dxa" w:w="6712"/>
+            <w:vAlign w:val="center"/>
+            <w:tcMar>
+              <w:top w:w="85" w:type="dxa"/>
+              <w:bottom w:w="85" w:type="dxa"/>
+              <w:left w:w="100" w:type="dxa"/>
+              <w:right w:w="100" w:type="dxa"/>
+            </w:tcMar>
+            <w:shd w:fill="FFFFFF"/>
+          </w:tcPr>
+          <w:p>
+            <w:pPr>
+              <w:spacing w:after="0" w:before="0" w:line="259" w:lineRule="auto"/>
+            </w:pPr>
+            <w:r>
+              <w:rPr>
+                <w:color w:val="000000"/>
+                <w:sz w:val="20"/>
+              </w:rPr>
+              <w:t>Сохранённые данные о форме и положении исходников, с которыми команда сравнивает текущий чертёж</w:t>
+            </w:r>
+          </w:p>
+        </w:tc>
+      </w:tr>
+      <w:tr>
+        <w:trPr>
+          <w:cantSplit/>
+        </w:trPr>
+        <w:tc>
+          <w:tcPr>
+            <w:tcW w:type="dxa" w:w="3368"/>
+            <w:vAlign w:val="center"/>
+            <w:tcMar>
+              <w:top w:w="85" w:type="dxa"/>
+              <w:bottom w:w="85" w:type="dxa"/>
+              <w:left w:w="100" w:type="dxa"/>
+              <w:right w:w="100" w:type="dxa"/>
+            </w:tcMar>
+            <w:shd w:fill="F1F5F7"/>
+          </w:tcPr>
+          <w:p>
+            <w:pPr>
+              <w:spacing w:after="0" w:before="0" w:line="259" w:lineRule="auto"/>
+            </w:pPr>
+            <w:r>
+              <w:rPr>
+                <w:color w:val="000000"/>
+                <w:sz w:val="20"/>
+              </w:rPr>
+              <w:t>JSON рядом с DWG</w:t>
+            </w:r>
+          </w:p>
+        </w:tc>
+        <w:tc>
+          <w:tcPr>
+            <w:tcW w:type="dxa" w:w="6712"/>
+            <w:vAlign w:val="center"/>
+            <w:tcMar>
+              <w:top w:w="85" w:type="dxa"/>
+              <w:bottom w:w="85" w:type="dxa"/>
+              <w:left w:w="100" w:type="dxa"/>
+              <w:right w:w="100" w:type="dxa"/>
+            </w:tcMar>
+            <w:shd w:fill="F1F5F7"/>
+          </w:tcPr>
+          <w:p>
+            <w:pPr>
+              <w:spacing w:after="0" w:before="0" w:line="259" w:lineRule="auto"/>
+            </w:pPr>
+            <w:r>
+              <w:rPr>
+                <w:color w:val="000000"/>
+                <w:sz w:val="20"/>
+              </w:rPr>
+              <w:t>Дополнительный файл геометрии/данных зон</w:t>
+            </w:r>
+          </w:p>
+        </w:tc>
+      </w:tr>
+      <w:tr>
+        <w:trPr>
+          <w:cantSplit/>
+        </w:trPr>
+        <w:tc>
+          <w:tcPr>
+            <w:tcW w:type="dxa" w:w="3368"/>
+            <w:vAlign w:val="center"/>
+            <w:tcMar>
+              <w:top w:w="85" w:type="dxa"/>
+              <w:bottom w:w="85" w:type="dxa"/>
+              <w:left w:w="100" w:type="dxa"/>
+              <w:right w:w="100" w:type="dxa"/>
+            </w:tcMar>
+            <w:shd w:fill="FFFFFF"/>
+          </w:tcPr>
+          <w:p>
+            <w:pPr>
+              <w:spacing w:after="0" w:before="0" w:line="259" w:lineRule="auto"/>
+            </w:pPr>
+            <w:r>
+              <w:rPr>
+                <w:color w:val="000000"/>
+                <w:sz w:val="20"/>
+              </w:rPr>
               <w:t>Слой</w:t>
             </w:r>
           </w:p>
@@ -15806,7 +16993,7 @@
               <w:left w:w="100" w:type="dxa"/>
               <w:right w:w="100" w:type="dxa"/>
             </w:tcMar>
-            <w:shd w:fill="F1F5F7"/>
+            <w:shd w:fill="FFFFFF"/>
           </w:tcPr>
           <w:p>
             <w:pPr>
@@ -15829,14 +17016,14 @@
       </w:pPr>
     </w:p>
     <w:p>
-      <w:bookmarkStart w:id="690" w:name="chapter_21"/>
+      <w:bookmarkStart w:id="746" w:name="chapter_21"/>
       <w:pPr>
         <w:pStyle w:val="Heading1"/>
       </w:pPr>
       <w:r>
         <w:t>20 Финальная самопроверка первого урока</w:t>
       </w:r>
-      <w:bookmarkEnd w:id="690"/>
+      <w:bookmarkEnd w:id="746"/>
     </w:p>
     <w:p>
       <w:r>

--- a/docs/facades_beginner_3009/Facades_Beginner_Manual_30.09.docx
+++ b/docs/facades_beginner_3009/Facades_Beginner_Manual_30.09.docx
@@ -48,7 +48,7 @@
         <w:rPr>
           <w:b/>
         </w:rPr>
-        <w:t>Редакция для исходников после build-bundle #104. Этапы 2Б1 и 2Б2 ещё не входят в установочный выпуск. Перед занятием проверьте версию трёх бандлов по разделу «Какой версией пользоваться».</w:t>
+        <w:t>Редакция для исходников после build-bundle #104. Этапы 2Б1–2Б3 ещё не входят в установочный выпуск. Перед занятием проверьте версию трёх бандлов по разделу «Какой версией пользоваться».</w:t>
       </w:r>
     </w:p>
     <w:p>
@@ -357,7 +357,7 @@
         <w:rPr>
           <w:b/>
         </w:rPr>
-        <w:t>Эта редакция описывает исходники после build-bundle #104, включая этапы 2Б1 и 2Б2. Выбор решения, параметры проекта и зон из главы 13 ещё не входят в установочный выпуск.</w:t>
+        <w:t>Эта редакция описывает исходники после build-bundle #104, включая этапы 2Б1, 2Б2 и размерную схему ATFNODE этапа 2Б3. Выбор решения, параметры проекта и зон, а также ATFNODE из главы 13 ещё не входят в установочный выпуск.</w:t>
       </w:r>
       <w:r>
         <w:t xml:space="preserve"> Выпуск #104 содержит этап 2А: ведомости и геометрический паспорт соединений. Для него сохранено отдельное </w:t>
@@ -396,7 +396,7 @@
         <w:t>latest</w:t>
       </w:r>
       <w:r>
-        <w:t xml:space="preserve"> соответствующим этой редакции. До отдельного выпуска 2Б1/2Б2 изучайте новые поля по инструкции; доступность окна в исходниках не доказывает его работу в живом AutoCAD. Идентификатор проверенного кода приведён в </w:t>
+        <w:t xml:space="preserve"> соответствующим этой редакции. До отдельного выпуска 2Б1–2Б3 изучайте новые поля по инструкции; доступность окна в исходниках не доказывает его работу в живом AutoCAD. Идентификатор проверенного кода приведён в </w:t>
       </w:r>
       <w:r>
         <w:rPr>
@@ -995,7 +995,16 @@
         <w:t>ATFPROJECT → ATFZONEPARAMS</w:t>
       </w:r>
       <w:r>
-        <w:t xml:space="preserve"> из главы 13. ATFPROJECT хранит общие параметры DWG, а ATFZONEPARAMS — явные привязки и исключения настоящих зон ATFZONE; обе команды сохраняют параметры без построения геометрии. Основной учебный пример с бетонной плиткой остаётся самостоятельным упражнением без этого выбора.</w:t>
+        <w:t xml:space="preserve"> из главы 13. ATFPROJECT хранит общие параметры DWG, а ATFZONEPARAMS — явные привязки и исключения настоящих зон ATFZONE; обе команды сохраняют параметры без построения геометрии. Отдельная команда </w:t>
+      </w:r>
+      <w:r>
+        <w:rPr>
+          <w:b/>
+        </w:rPr>
+        <w:t>ATFNODE</w:t>
+      </w:r>
+      <w:r>
+        <w:t xml:space="preserve"> создаёт размерную схему известных слоёв и плоскостей одной привязанной зоны. Основной учебный пример с бетонной плиткой остаётся самостоятельным упражнением без этого выбора.</w:t>
       </w:r>
     </w:p>
     <w:p>
@@ -11940,22 +11949,640 @@
         <w:pStyle w:val="Heading2"/>
       </w:pPr>
       <w:r>
-        <w:t>Углы и перекрытия</w:t>
+        <w:t>ATFNODE размерная схема одной зоны</w:t>
       </w:r>
     </w:p>
     <w:p>
       <w:r>
-        <w:t>При включении «внешние углы здания» после окна указывают точки по X настоящих внешних углов; Enter завершает список. Если углы не заданы, используется правило краёв контура. Это может отличаться от реального участка большого фасада, вырезанного для обработки.</w:t>
+        <w:t xml:space="preserve">Команда предназначена для того же пилота: </w:t>
+      </w:r>
+      <w:r>
+        <w:rPr>
+          <w:b/>
+        </w:rPr>
+        <w:t>Вектор-1 2015, тип 1, узел 4.2.1, КР2 + УК + ГП, керамогранит</w:t>
+      </w:r>
+      <w:r>
+        <w:t>. Она показывает известные слои и плоскости отдельной схемой в текущем DWG. Состав выбранных изделий подписан как заявленный. Положение тел КР2/УК, отверстия, анкеры и кляммеры пока не определены; полной сборки и нативного динамического блока с ручками здесь нет.</w:t>
       </w:r>
     </w:p>
     <w:p>
       <w:r>
-        <w:t>При включении «отметки перекрытий» указывают точки на соответствующих уровнях Y; Enter завершает список. В межэтажной системе без указанных отметок может использоваться «Этаж без отметок, мм». На рабочем чертеже условная сетка по 3000 мм не заменяет реальные этажи и отметки.</w:t>
+        <w:t xml:space="preserve">Исходная плоскость — поверхность конструктивной стены, </w:t>
+      </w:r>
+      <w:r>
+        <w:rPr>
+          <w:b/>
+        </w:rPr>
+        <w:t>x = 0</w:t>
+      </w:r>
+      <w:r>
+        <w:t>; положительное направление x идёт наружу. Слои утеплителя и вынос наружной поверхности облицовки берутся из итоговых параметров выбранной зоны. Толщина облицовки и её тыльная грань из выноса не выводятся. «Плечо расчёта» и длины КР2/УК не заменяют координаты схемы.</w:t>
       </w:r>
     </w:p>
     <w:p>
-      <w:r>
-        <w:t>В исправленной сборке смена типа подсистемы не должна сама менять уже заданную массу облицовки. У старых сохранённых настроек внимательно проверьте массу: ранее введённое значение, например 8 кг/м², сохраняется как пользовательское и не становится автоматически верным для новой облицовки. Коэффициент нагрузки по материалу отображается в описании расчёта; исходные данные всё равно берутся из проекта.</w:t>
+      <w:pPr>
+        <w:pStyle w:val="Heading3"/>
+      </w:pPr>
+      <w:r>
+        <w:t>Создать схему</w:t>
+      </w:r>
+    </w:p>
+    <w:p>
+      <w:pPr>
+        <w:ind w:left="317" w:hanging="317"/>
+      </w:pPr>
+      <w:r>
+        <w:t xml:space="preserve">1. Создайте актуальную зону ATFZONE и явно привяжите её к проекту командами </w:t>
+      </w:r>
+      <w:r>
+        <w:rPr>
+          <w:b/>
+        </w:rPr>
+        <w:t>ATFPROJECT → ATFZONEPARAMS</w:t>
+      </w:r>
+      <w:r>
+        <w:t>. Старый местный выбор ATFRAME без привязки для ATFNODE не подходит. В учебных DXF готовой привязки нет.</w:t>
+      </w:r>
+    </w:p>
+    <w:p>
+      <w:pPr>
+        <w:ind w:left="317" w:hanging="317"/>
+      </w:pPr>
+      <w:r>
+        <w:t xml:space="preserve">2. Введите </w:t>
+      </w:r>
+      <w:r>
+        <w:rPr>
+          <w:b/>
+        </w:rPr>
+        <w:t>ATFNODE</w:t>
+      </w:r>
+      <w:r>
+        <w:t xml:space="preserve">, выберите </w:t>
+      </w:r>
+      <w:r>
+        <w:rPr>
+          <w:b/>
+        </w:rPr>
+        <w:t>«Создать»</w:t>
+      </w:r>
+      <w:r>
+        <w:t xml:space="preserve"> и укажите штриховку либо марку </w:t>
+      </w:r>
+      <w:r>
+        <w:rPr>
+          <w:b/>
+        </w:rPr>
+        <w:t>одной</w:t>
+      </w:r>
+      <w:r>
+        <w:t xml:space="preserve"> зоны. Проверьте единицы DWG: нужны миллиметры. Для чертежа без заданных единиц потребуется подтвердить «1 единица = 1 мм»; это не пересчитывает геометрию чертежа.</w:t>
+      </w:r>
+    </w:p>
+    <w:p>
+      <w:pPr>
+        <w:ind w:left="317" w:hanging="317"/>
+      </w:pPr>
+      <w:r>
+        <w:t xml:space="preserve">3. Проверьте итоговые слои, вынос и их происхождение. При наличии проектных данных заполните </w:t>
+      </w:r>
+      <w:r>
+        <w:rPr>
+          <w:b/>
+        </w:rPr>
+        <w:t>«Координата ближайшей поверхности ГП x, мм (необязательно)»</w:t>
+      </w:r>
+      <w:r>
+        <w:t>. Эта координата отсчитывается от x = 0, а не от наружной поверхности утеплителя.</w:t>
+      </w:r>
+    </w:p>
+    <w:p>
+      <w:pPr>
+        <w:ind w:left="317" w:hanging="317"/>
+      </w:pPr>
+      <w:r>
+        <w:t xml:space="preserve">4. В поле </w:t>
+      </w:r>
+      <w:r>
+        <w:rPr>
+          <w:b/>
+        </w:rPr>
+        <w:t>«Поверхность для проверки просвета»</w:t>
+      </w:r>
+      <w:r>
+        <w:t xml:space="preserve"> выберите </w:t>
+      </w:r>
+      <w:r>
+        <w:rPr>
+          <w:b/>
+        </w:rPr>
+        <w:t>«Не задана»</w:t>
+      </w:r>
+      <w:r>
+        <w:t xml:space="preserve">, </w:t>
+      </w:r>
+      <w:r>
+        <w:rPr>
+          <w:b/>
+        </w:rPr>
+        <w:t>«Граница слоёв»</w:t>
+      </w:r>
+      <w:r>
+        <w:t xml:space="preserve"> либо </w:t>
+      </w:r>
+      <w:r>
+        <w:rPr>
+          <w:b/>
+        </w:rPr>
+        <w:t>«Заданная мембрана»</w:t>
+      </w:r>
+      <w:r>
+        <w:t xml:space="preserve">. Второй вариант явно подтверждает совпадение наружной поверхности мембраны с границей заявленных слоёв; для него нужен непустой список слоёв. Третий требует отдельной координаты в поле </w:t>
+      </w:r>
+      <w:r>
+        <w:rPr>
+          <w:b/>
+        </w:rPr>
+        <w:t>«Наружная поверхность мембраны x, мм»</w:t>
+      </w:r>
+      <w:r>
+        <w:t>. Положение мембраны не добавляется автоматически.</w:t>
+      </w:r>
+    </w:p>
+    <w:p>
+      <w:pPr>
+        <w:ind w:left="317" w:hanging="317"/>
+      </w:pPr>
+      <w:r>
+        <w:t xml:space="preserve">5. Нажмите </w:t>
+      </w:r>
+      <w:r>
+        <w:rPr>
+          <w:b/>
+        </w:rPr>
+        <w:t>«Проверить схему»</w:t>
+      </w:r>
+      <w:r>
+        <w:t xml:space="preserve"> и прочитайте числа, недостающие данные и ограничения. Для исправления используйте </w:t>
+      </w:r>
+      <w:r>
+        <w:rPr>
+          <w:b/>
+        </w:rPr>
+        <w:t>«Назад»</w:t>
+      </w:r>
+      <w:r>
+        <w:t xml:space="preserve">; изменение ввода требует нового просмотра. При допустимом результате нажмите </w:t>
+      </w:r>
+      <w:r>
+        <w:rPr>
+          <w:b/>
+        </w:rPr>
+        <w:t>«Вставить схему»</w:t>
+      </w:r>
+      <w:r>
+        <w:t xml:space="preserve">, затем укажите точку вставки. </w:t>
+      </w:r>
+      <w:r>
+        <w:rPr>
+          <w:b/>
+        </w:rPr>
+        <w:t>«Отмена»</w:t>
+      </w:r>
+      <w:r>
+        <w:t xml:space="preserve"> или отмена выбора точки не создаёт схему.</w:t>
+      </w:r>
+    </w:p>
+    <w:p>
+      <w:r>
+        <w:t>Координата ГП и выбор поверхности относятся только к этому экземпляру схемы. Они не записываются как параметры проекта или исключения зоны и не перемещают существующие детали ATFRAME. Если проект или зона изменились во время диалога, вставка отклоняется: откройте команду заново и проверьте свежие данные.</w:t>
+      </w:r>
+    </w:p>
+    <w:p>
+      <w:r>
+        <w:t>Блок размещается в плоскости XY мировой системы координат; направление наружу соответствует +X схемы. Точка, указанная в текущей ПСК, переводится в мировые координаты. Смена ПСК во время выбора точки вызывает отказ без вставки. Работу с ПСК и динамической ПСК в живом AutoCAD проверяют отдельно.</w:t>
+      </w:r>
+    </w:p>
+    <w:p>
+      <w:r>
+        <w:t xml:space="preserve">Схема находится на слое </w:t>
+      </w:r>
+      <w:r>
+        <w:rPr>
+          <w:b/>
+        </w:rPr>
+        <w:t>_01_УЗЛЫ_СХЕМЫ</w:t>
+      </w:r>
+      <w:r>
+        <w:t xml:space="preserve">, имя блока начинается с </w:t>
+      </w:r>
+      <w:r>
+        <w:rPr>
+          <w:b/>
+        </w:rPr>
+        <w:t>AFNODE_SCHEMA_</w:t>
+      </w:r>
+      <w:r>
+        <w:t>. Если этот слой выключен, заморожен или заблокирован, включите его явно перед созданием. Схема не является установленной деталью и не регистрируется через «Ручные → Импорт» как один кронштейн или профиль.</w:t>
+      </w:r>
+    </w:p>
+    <w:p>
+      <w:pPr>
+        <w:pStyle w:val="Heading3"/>
+      </w:pPr>
+      <w:r>
+        <w:t>Прочитать численный результат</w:t>
+      </w:r>
+    </w:p>
+    <w:p>
+      <w:r>
+        <w:t xml:space="preserve">Для узла 4.2.1 на странице 20 альбома проверяется </w:t>
+      </w:r>
+      <w:r>
+        <w:rPr>
+          <w:b/>
+        </w:rPr>
+        <w:t>локальный просвет не менее 20 мм</w:t>
+      </w:r>
+      <w:r>
+        <w:t xml:space="preserve"> между наружной поверхностью утеплителя/мембраны и ближайшей к стене поверхностью ГП. Просвет равен разности этих двух координат. Расстояние до наружной облицовки эту проверку не заменяет; минимум 30 мм другого узла сюда не переносится.</w:t>
+      </w:r>
+    </w:p>
+    <w:p>
+      <w:r>
+        <w:t xml:space="preserve">Синтетический пример для чтения результата: слои </w:t>
+      </w:r>
+      <w:r>
+        <w:rPr>
+          <w:b/>
+        </w:rPr>
+        <w:t>100;50 мм</w:t>
+      </w:r>
+      <w:r>
+        <w:t xml:space="preserve"> дают границы 0, 100 и 150 мм. Если явно подтверждена наружная граница 150 мм и ближайшая поверхность ГП задана как 170 мм, локальный просвет равен </w:t>
+      </w:r>
+      <w:r>
+        <w:rPr>
+          <w:b/>
+        </w:rPr>
+        <w:t>20 мм</w:t>
+      </w:r>
+      <w:r>
+        <w:t>. Вынос облицовки 230 мм обозначает отдельную наружную плоскость. Это пример арифметики, а не рекомендуемый состав фасада. Изменение только выноса облицовки не меняет просвет между прежними плоскостями 150 и 170 мм.</w:t>
+      </w:r>
+    </w:p>
+    <w:tbl>
+      <w:tblPr>
+        <w:tblW w:type="auto" w:w="0"/>
+        <w:tblLayout w:type="fixed"/>
+        <w:tblLook w:firstColumn="1" w:firstRow="1" w:lastColumn="0" w:lastRow="0" w:noHBand="0" w:noVBand="1" w:val="04A0"/>
+        <w:tblBorders>
+          <w:top w:val="single" w:sz="4" w:color="D9D9D9"/>
+          <w:left w:val="single" w:sz="4" w:color="D9D9D9"/>
+          <w:bottom w:val="single" w:sz="4" w:color="D9D9D9"/>
+          <w:right w:val="single" w:sz="4" w:color="D9D9D9"/>
+          <w:insideH w:val="single" w:sz="4" w:color="D9D9D9"/>
+          <w:insideV w:val="single" w:sz="4" w:color="D9D9D9"/>
+        </w:tblBorders>
+      </w:tblPr>
+      <w:tblGrid>
+        <w:gridCol w:w="4893"/>
+        <w:gridCol w:w="5187"/>
+      </w:tblGrid>
+      <w:tr>
+        <w:trPr>
+          <w:cantSplit/>
+          <w:tblHeader/>
+        </w:trPr>
+        <w:tc>
+          <w:tcPr>
+            <w:tcW w:type="dxa" w:w="4893"/>
+            <w:vAlign w:val="center"/>
+            <w:tcMar>
+              <w:top w:w="85" w:type="dxa"/>
+              <w:bottom w:w="85" w:type="dxa"/>
+              <w:left w:w="100" w:type="dxa"/>
+              <w:right w:w="100" w:type="dxa"/>
+            </w:tcMar>
+            <w:shd w:fill="23485F"/>
+          </w:tcPr>
+          <w:p>
+            <w:pPr>
+              <w:spacing w:after="0" w:before="0" w:line="259" w:lineRule="auto"/>
+            </w:pPr>
+            <w:r>
+              <w:rPr>
+                <w:b/>
+                <w:color w:val="FFFFFF"/>
+                <w:sz w:val="20"/>
+              </w:rPr>
+              <w:t>Результат просмотра</w:t>
+            </w:r>
+          </w:p>
+        </w:tc>
+        <w:tc>
+          <w:tcPr>
+            <w:tcW w:type="dxa" w:w="5187"/>
+            <w:vAlign w:val="center"/>
+            <w:tcMar>
+              <w:top w:w="85" w:type="dxa"/>
+              <w:bottom w:w="85" w:type="dxa"/>
+              <w:left w:w="100" w:type="dxa"/>
+              <w:right w:w="100" w:type="dxa"/>
+            </w:tcMar>
+            <w:shd w:fill="23485F"/>
+          </w:tcPr>
+          <w:p>
+            <w:pPr>
+              <w:spacing w:after="0" w:before="0" w:line="259" w:lineRule="auto"/>
+            </w:pPr>
+            <w:r>
+              <w:rPr>
+                <w:b/>
+                <w:color w:val="FFFFFF"/>
+                <w:sz w:val="20"/>
+              </w:rPr>
+              <w:t>Что можно получить</w:t>
+            </w:r>
+          </w:p>
+        </w:tc>
+      </w:tr>
+      <w:tr>
+        <w:trPr>
+          <w:cantSplit/>
+        </w:trPr>
+        <w:tc>
+          <w:tcPr>
+            <w:tcW w:type="dxa" w:w="4893"/>
+            <w:vAlign w:val="center"/>
+            <w:tcMar>
+              <w:top w:w="85" w:type="dxa"/>
+              <w:bottom w:w="85" w:type="dxa"/>
+              <w:left w:w="100" w:type="dxa"/>
+              <w:right w:w="100" w:type="dxa"/>
+            </w:tcMar>
+            <w:shd w:fill="FFFFFF"/>
+          </w:tcPr>
+          <w:p>
+            <w:pPr>
+              <w:spacing w:after="0" w:before="0" w:line="259" w:lineRule="auto"/>
+            </w:pPr>
+            <w:r>
+              <w:rPr>
+                <w:color w:val="000000"/>
+                <w:sz w:val="20"/>
+              </w:rPr>
+              <w:t>Просвет проверен по заявленным плоскостям</w:t>
+            </w:r>
+          </w:p>
+        </w:tc>
+        <w:tc>
+          <w:tcPr>
+            <w:tcW w:type="dxa" w:w="5187"/>
+            <w:vAlign w:val="center"/>
+            <w:tcMar>
+              <w:top w:w="85" w:type="dxa"/>
+              <w:bottom w:w="85" w:type="dxa"/>
+              <w:left w:w="100" w:type="dxa"/>
+              <w:right w:w="100" w:type="dxa"/>
+            </w:tcMar>
+            <w:shd w:fill="FFFFFF"/>
+          </w:tcPr>
+          <w:p>
+            <w:pPr>
+              <w:spacing w:after="0" w:before="0" w:line="259" w:lineRule="auto"/>
+            </w:pPr>
+            <w:r>
+              <w:rPr>
+                <w:color w:val="000000"/>
+                <w:sz w:val="20"/>
+              </w:rPr>
+              <w:t>Схему с числом и результатом только локальной проверки; прочность и пригодность всей сборки не подтверждены</w:t>
+            </w:r>
+          </w:p>
+        </w:tc>
+      </w:tr>
+      <w:tr>
+        <w:trPr>
+          <w:cantSplit/>
+        </w:trPr>
+        <w:tc>
+          <w:tcPr>
+            <w:tcW w:type="dxa" w:w="4893"/>
+            <w:vAlign w:val="center"/>
+            <w:tcMar>
+              <w:top w:w="85" w:type="dxa"/>
+              <w:bottom w:w="85" w:type="dxa"/>
+              <w:left w:w="100" w:type="dxa"/>
+              <w:right w:w="100" w:type="dxa"/>
+            </w:tcMar>
+            <w:shd w:fill="F1F5F7"/>
+          </w:tcPr>
+          <w:p>
+            <w:pPr>
+              <w:spacing w:after="0" w:before="0" w:line="259" w:lineRule="auto"/>
+            </w:pPr>
+            <w:r>
+              <w:rPr>
+                <w:color w:val="000000"/>
+                <w:sz w:val="20"/>
+              </w:rPr>
+              <w:t>Координата ГП или поверхность просвета неизвестна</w:t>
+            </w:r>
+          </w:p>
+        </w:tc>
+        <w:tc>
+          <w:tcPr>
+            <w:tcW w:type="dxa" w:w="5187"/>
+            <w:vAlign w:val="center"/>
+            <w:tcMar>
+              <w:top w:w="85" w:type="dxa"/>
+              <w:bottom w:w="85" w:type="dxa"/>
+              <w:left w:w="100" w:type="dxa"/>
+              <w:right w:w="100" w:type="dxa"/>
+            </w:tcMar>
+            <w:shd w:fill="F1F5F7"/>
+          </w:tcPr>
+          <w:p>
+            <w:pPr>
+              <w:spacing w:after="0" w:before="0" w:line="259" w:lineRule="auto"/>
+            </w:pPr>
+            <w:r>
+              <w:rPr>
+                <w:color w:val="000000"/>
+                <w:sz w:val="20"/>
+              </w:rPr>
+              <w:t>Частичную схему с явной подписью о невыполненной проверке и перечнем недостающих данных</w:t>
+            </w:r>
+          </w:p>
+        </w:tc>
+      </w:tr>
+      <w:tr>
+        <w:trPr>
+          <w:cantSplit/>
+        </w:trPr>
+        <w:tc>
+          <w:tcPr>
+            <w:tcW w:type="dxa" w:w="4893"/>
+            <w:vAlign w:val="center"/>
+            <w:tcMar>
+              <w:top w:w="85" w:type="dxa"/>
+              <w:bottom w:w="85" w:type="dxa"/>
+              <w:left w:w="100" w:type="dxa"/>
+              <w:right w:w="100" w:type="dxa"/>
+            </w:tcMar>
+            <w:shd w:fill="FFFFFF"/>
+          </w:tcPr>
+          <w:p>
+            <w:pPr>
+              <w:spacing w:after="0" w:before="0" w:line="259" w:lineRule="auto"/>
+            </w:pPr>
+            <w:r>
+              <w:rPr>
+                <w:color w:val="000000"/>
+                <w:sz w:val="20"/>
+              </w:rPr>
+              <w:t>Нет ни одной известной ненулевой плоскости или слоя кроме основания</w:t>
+            </w:r>
+          </w:p>
+        </w:tc>
+        <w:tc>
+          <w:tcPr>
+            <w:tcW w:type="dxa" w:w="5187"/>
+            <w:vAlign w:val="center"/>
+            <w:tcMar>
+              <w:top w:w="85" w:type="dxa"/>
+              <w:bottom w:w="85" w:type="dxa"/>
+              <w:left w:w="100" w:type="dxa"/>
+              <w:right w:w="100" w:type="dxa"/>
+            </w:tcMar>
+            <w:shd w:fill="FFFFFF"/>
+          </w:tcPr>
+          <w:p>
+            <w:pPr>
+              <w:spacing w:after="0" w:before="0" w:line="259" w:lineRule="auto"/>
+            </w:pPr>
+            <w:r>
+              <w:rPr>
+                <w:color w:val="000000"/>
+                <w:sz w:val="20"/>
+              </w:rPr>
+              <w:t>Вставка недоступна: сначала нужны исходные данные схемы</w:t>
+            </w:r>
+          </w:p>
+        </w:tc>
+      </w:tr>
+      <w:tr>
+        <w:trPr>
+          <w:cantSplit/>
+        </w:trPr>
+        <w:tc>
+          <w:tcPr>
+            <w:tcW w:type="dxa" w:w="4893"/>
+            <w:vAlign w:val="center"/>
+            <w:tcMar>
+              <w:top w:w="85" w:type="dxa"/>
+              <w:bottom w:w="85" w:type="dxa"/>
+              <w:left w:w="100" w:type="dxa"/>
+              <w:right w:w="100" w:type="dxa"/>
+            </w:tcMar>
+            <w:shd w:fill="F1F5F7"/>
+          </w:tcPr>
+          <w:p>
+            <w:pPr>
+              <w:spacing w:after="0" w:before="0" w:line="259" w:lineRule="auto"/>
+            </w:pPr>
+            <w:r>
+              <w:rPr>
+                <w:color w:val="000000"/>
+                <w:sz w:val="20"/>
+              </w:rPr>
+              <w:t>Просвет меньше 20 мм либо известные плоскости противоречат друг другу</w:t>
+            </w:r>
+          </w:p>
+        </w:tc>
+        <w:tc>
+          <w:tcPr>
+            <w:tcW w:type="dxa" w:w="5187"/>
+            <w:vAlign w:val="center"/>
+            <w:tcMar>
+              <w:top w:w="85" w:type="dxa"/>
+              <w:bottom w:w="85" w:type="dxa"/>
+              <w:left w:w="100" w:type="dxa"/>
+              <w:right w:w="100" w:type="dxa"/>
+            </w:tcMar>
+            <w:shd w:fill="F1F5F7"/>
+          </w:tcPr>
+          <w:p>
+            <w:pPr>
+              <w:spacing w:after="0" w:before="0" w:line="259" w:lineRule="auto"/>
+            </w:pPr>
+            <w:r>
+              <w:rPr>
+                <w:color w:val="000000"/>
+                <w:sz w:val="20"/>
+              </w:rPr>
+              <w:t>Вставка запрещена; просмотр показывает причину и числа</w:t>
+            </w:r>
+          </w:p>
+        </w:tc>
+      </w:tr>
+    </w:tbl>
+    <w:p>
+      <w:pPr>
+        <w:spacing w:after="40"/>
+      </w:pPr>
+    </w:p>
+    <w:p>
+      <w:r>
+        <w:t>Пустой список утеплителя означает отсутствие декларации, а не нулевую толщину. Значение просвета 19,999 мм не округляется до допуска 20 мм. Если заявленные слои достигают наружной облицовки или выходят за неё, наружная мембрана оказалась внутри известных слоёв либо ближайшая поверхность ГП достигла наружной облицовки, нужно исправить проектные данные. Положение ГП внутри известных слоёв или на их наружной границе также запрещает вставку, даже при варианте поверхности «Не задана». Программа не подбирает длину кронштейна ради устранения отказа.</w:t>
+      </w:r>
+    </w:p>
+    <w:p>
+      <w:r>
+        <w:t>Даже при выполненном локальном просвете часть данных может отсутствовать, например наружная плоскость облицовки. Прочитайте перечень недостающего отдельно от результата 20 мм. Ошибка формата числа или неподдержанный набор входов не является инженерным заключением о фасаде: сначала исправьте ввод по сообщению.</w:t>
+      </w:r>
+    </w:p>
+    <w:p>
+      <w:pPr>
+        <w:pStyle w:val="Heading3"/>
+      </w:pPr>
+      <w:r>
+        <w:t>Проверить сохранённый снимок</w:t>
+      </w:r>
+    </w:p>
+    <w:p>
+      <w:r>
+        <w:t xml:space="preserve">Введите </w:t>
+      </w:r>
+      <w:r>
+        <w:rPr>
+          <w:b/>
+        </w:rPr>
+        <w:t>ATFNODE → Проверить</w:t>
+      </w:r>
+      <w:r>
+        <w:t xml:space="preserve"> и выберите созданный блок схемы. Команда проверяет его сохранённые данные, собственную геометрию и связь с текущими параметрами и зоной. Постоянная подпись в блоке сообщает о снимке параметров; она не доказывает вечную актуальность. Читайте новый результат проверки в командной строке.</w:t>
+      </w:r>
+    </w:p>
+    <w:p>
+      <w:r>
+        <w:t xml:space="preserve">Изменение проекта, привязки или геометрии зоны делает прежний снимок неактуальным. Совпадение отдельных чисел не восстанавливает связь с прежней редакцией. В этом этапе команда не заменяет снимок автоматически: после проверки исходных данных создайте новый через </w:t>
+      </w:r>
+      <w:r>
+        <w:rPr>
+          <w:b/>
+        </w:rPr>
+        <w:t>«Создать»</w:t>
+      </w:r>
+      <w:r>
+        <w:t>, а старый отделите как исторический материал. Проверка не перестраивает каркас и ведомости.</w:t>
+      </w:r>
+    </w:p>
+    <w:p>
+      <w:r>
+        <w:t>Перенос и поворот схемы в плоскости XY допускаются при сохранении её размеров. Копия через COPY не становится новым подтверждённым снимком; масштабирование, зеркальное отражение, наклон из плоскости и ручная правка содержимого вызывают отказ проверки. Для самостоятельного экземпляра используйте ATFNODE. Перед передачей проекта инженер отдельно подтверждает отсутствующие монтажные данные и расчёт; успешный локальный просвет не означает «узел годен».</w:t>
       </w:r>
     </w:p>
     <w:p>
@@ -11963,33 +12590,56 @@
         <w:pStyle w:val="Heading2"/>
       </w:pPr>
       <w:r>
-        <w:t>Условные знаки и блоки образцы</w:t>
+        <w:t>Углы и перекрытия</w:t>
       </w:r>
     </w:p>
     <w:p>
       <w:r>
-        <w:t>Условные знаки позволяют освоить цепочку без внешних блоков. В режиме образцов после окна последовательно запрашиваются подходящие блоки кронштейнов, кляммеров и направляющей; Enter в допускающем его запросе означает условный знак. Динамический образец должен иметь поддерживаемые свойства размеров/видимости. Одинаковая картинка блока на экране ещё не подтверждает его пригодность для автоматической подгонки.</w:t>
+        <w:t>При включении «внешние углы здания» после окна указывают точки по X настоящих внешних углов; Enter завершает список. Если углы не заданы, используется правило краёв контура. Это может отличаться от реального участка большого фасада, вырезанного для обработки.</w:t>
       </w:r>
     </w:p>
     <w:p>
       <w:r>
-        <w:t>После пробной вставки сравните габарит и атрибуты нескольких элементов с расчётными размерами. Для облицовки используйте проверенный блок с базовой точкой в левом нижнем углу: блок с базой в центре не считается поддержанным только потому, что похож на прямоугольник. Исправленная AClad проверяет обратное чтение динамических размеров, фактический габарит и положение с допуском 0,5 мм. При несоответствии построение отменяется с сохранением прежнего результата. Сообщение о неустановленном динамическом свойстве — повод проверить блок; в учебном ATTILE вернитесь к автоматически создаваемому прямоугольнику.</w:t>
+        <w:t>При включении «отметки перекрытий» указывают точки на соответствующих уровнях Y; Enter завершает список. В межэтажной системе без указанных отметок может использоваться «Этаж без отметок, мм». На рабочем чертеже условная сетка по 3000 мм не заменяет реальные этажи и отметки.</w:t>
       </w:r>
     </w:p>
     <w:p>
       <w:r>
-        <w:t>Если программа сообщает, что автоматически создаваемый блок с таким именем уже существует, но имеет другой размер или состав, задайте другое имя облицовки. Для старых коротких направляющих без служебной метки ATFRAME может потребовать один раз полностью перестроить подсистему; неоднозначный старый объект не будет молча принят за правильный.</w:t>
+        <w:t>В исправленной сборке смена типа подсистемы не должна сама менять уже заданную массу облицовки. У старых сохранённых настроек внимательно проверьте массу: ранее введённое значение, например 8 кг/м², сохраняется как пользовательское и не становится автоматически верным для новой облицовки. Коэффициент нагрузки по материалу отображается в описании расчёта; исходные данные всё равно берутся из проекта.</w:t>
       </w:r>
     </w:p>
     <w:p>
-      <w:bookmarkStart w:id="635" w:name="chapter_15"/>
+      <w:pPr>
+        <w:pStyle w:val="Heading2"/>
+      </w:pPr>
+      <w:r>
+        <w:t>Условные знаки и блоки образцы</w:t>
+      </w:r>
+    </w:p>
+    <w:p>
+      <w:r>
+        <w:t>Условные знаки позволяют освоить цепочку без внешних блоков. В режиме образцов после окна последовательно запрашиваются подходящие блоки кронштейнов, кляммеров и направляющей; Enter в допускающем его запросе означает условный знак. Динамический образец должен иметь поддерживаемые свойства размеров/видимости. Одинаковая картинка блока на экране ещё не подтверждает его пригодность для автоматической подгонки.</w:t>
+      </w:r>
+    </w:p>
+    <w:p>
+      <w:r>
+        <w:t>После пробной вставки сравните габарит и атрибуты нескольких элементов с расчётными размерами. Для облицовки используйте проверенный блок с базовой точкой в левом нижнем углу: блок с базой в центре не считается поддержанным только потому, что похож на прямоугольник. Исправленная AClad проверяет обратное чтение динамических размеров, фактический габарит и положение с допуском 0,5 мм. При несоответствии построение отменяется с сохранением прежнего результата. Сообщение о неустановленном динамическом свойстве — повод проверить блок; в учебном ATTILE вернитесь к автоматически создаваемому прямоугольнику.</w:t>
+      </w:r>
+    </w:p>
+    <w:p>
+      <w:r>
+        <w:t>Если программа сообщает, что автоматически создаваемый блок с таким именем уже существует, но имеет другой размер или состав, задайте другое имя облицовки. Для старых коротких направляющих без служебной метки ATFRAME может потребовать один раз полностью перестроить подсистему; неоднозначный старый объект не будет молча принят за правильный.</w:t>
+      </w:r>
+    </w:p>
+    <w:p>
+      <w:bookmarkStart w:id="680" w:name="chapter_15"/>
       <w:pPr>
         <w:pStyle w:val="Heading1"/>
       </w:pPr>
       <w:r>
         <w:t>14 Размеры и поиск дублей</w:t>
       </w:r>
-      <w:bookmarkEnd w:id="635"/>
+      <w:bookmarkEnd w:id="680"/>
     </w:p>
     <w:p>
       <w:r>
@@ -12031,14 +12681,14 @@
       </w:r>
     </w:p>
     <w:p>
-      <w:bookmarkStart w:id="643" w:name="chapter_16"/>
+      <w:bookmarkStart w:id="688" w:name="chapter_16"/>
       <w:pPr>
         <w:pStyle w:val="Heading1"/>
       </w:pPr>
       <w:r>
         <w:t>15 Зачем осталась команда ATCLAD</w:t>
       </w:r>
-      <w:bookmarkEnd w:id="643"/>
+      <w:bookmarkEnd w:id="688"/>
     </w:p>
     <w:p>
       <w:r>
@@ -12056,14 +12706,14 @@
       </w:r>
     </w:p>
     <w:p>
-      <w:bookmarkStart w:id="651" w:name="chapter_17"/>
+      <w:bookmarkStart w:id="696" w:name="chapter_17"/>
       <w:pPr>
         <w:pStyle w:val="Heading1"/>
       </w:pPr>
       <w:r>
         <w:t>16 Частые ошибки что делать по сообщению</w:t>
       </w:r>
-      <w:bookmarkEnd w:id="651"/>
+      <w:bookmarkEnd w:id="696"/>
     </w:p>
     <w:tbl>
       <w:tblPr>
@@ -14593,6 +15243,646 @@
                 <w:color w:val="000000"/>
                 <w:sz w:val="20"/>
               </w:rPr>
+              <w:t>ATFNODE требует привязанную зону</w:t>
+            </w:r>
+          </w:p>
+        </w:tc>
+        <w:tc>
+          <w:tcPr>
+            <w:tcW w:type="dxa" w:w="3581"/>
+            <w:vAlign w:val="center"/>
+            <w:tcMar>
+              <w:top w:w="85" w:type="dxa"/>
+              <w:bottom w:w="85" w:type="dxa"/>
+              <w:left w:w="100" w:type="dxa"/>
+              <w:right w:w="100" w:type="dxa"/>
+            </w:tcMar>
+            <w:shd w:fill="FFFFFF"/>
+          </w:tcPr>
+          <w:p>
+            <w:pPr>
+              <w:spacing w:after="0" w:before="0" w:line="259" w:lineRule="auto"/>
+            </w:pPr>
+            <w:r>
+              <w:rPr>
+                <w:color w:val="000000"/>
+                <w:sz w:val="20"/>
+              </w:rPr>
+              <w:t>Выбранная зона не связана с проектом пилота</w:t>
+            </w:r>
+          </w:p>
+        </w:tc>
+        <w:tc>
+          <w:tcPr>
+            <w:tcW w:type="dxa" w:w="3581"/>
+            <w:vAlign w:val="center"/>
+            <w:tcMar>
+              <w:top w:w="85" w:type="dxa"/>
+              <w:bottom w:w="85" w:type="dxa"/>
+              <w:left w:w="100" w:type="dxa"/>
+              <w:right w:w="100" w:type="dxa"/>
+            </w:tcMar>
+            <w:shd w:fill="FFFFFF"/>
+          </w:tcPr>
+          <w:p>
+            <w:pPr>
+              <w:spacing w:after="0" w:before="0" w:line="259" w:lineRule="auto"/>
+            </w:pPr>
+            <w:r>
+              <w:rPr>
+                <w:color w:val="000000"/>
+                <w:sz w:val="20"/>
+              </w:rPr>
+              <w:t>Проверить ATFPROJECT и явно сохранить привязку через ATFZONEPARAMS</w:t>
+            </w:r>
+          </w:p>
+        </w:tc>
+      </w:tr>
+      <w:tr>
+        <w:trPr>
+          <w:cantSplit/>
+        </w:trPr>
+        <w:tc>
+          <w:tcPr>
+            <w:tcW w:type="dxa" w:w="2919"/>
+            <w:vAlign w:val="center"/>
+            <w:tcMar>
+              <w:top w:w="85" w:type="dxa"/>
+              <w:bottom w:w="85" w:type="dxa"/>
+              <w:left w:w="100" w:type="dxa"/>
+              <w:right w:w="100" w:type="dxa"/>
+            </w:tcMar>
+            <w:shd w:fill="F1F5F7"/>
+          </w:tcPr>
+          <w:p>
+            <w:pPr>
+              <w:spacing w:after="0" w:before="0" w:line="259" w:lineRule="auto"/>
+            </w:pPr>
+            <w:r>
+              <w:rPr>
+                <w:color w:val="000000"/>
+                <w:sz w:val="20"/>
+              </w:rPr>
+              <w:t>ATFNODE не принимает единицы чертежа</w:t>
+            </w:r>
+          </w:p>
+        </w:tc>
+        <w:tc>
+          <w:tcPr>
+            <w:tcW w:type="dxa" w:w="3581"/>
+            <w:vAlign w:val="center"/>
+            <w:tcMar>
+              <w:top w:w="85" w:type="dxa"/>
+              <w:bottom w:w="85" w:type="dxa"/>
+              <w:left w:w="100" w:type="dxa"/>
+              <w:right w:w="100" w:type="dxa"/>
+            </w:tcMar>
+            <w:shd w:fill="F1F5F7"/>
+          </w:tcPr>
+          <w:p>
+            <w:pPr>
+              <w:spacing w:after="0" w:before="0" w:line="259" w:lineRule="auto"/>
+            </w:pPr>
+            <w:r>
+              <w:rPr>
+                <w:color w:val="000000"/>
+                <w:sz w:val="20"/>
+              </w:rPr>
+              <w:t>DWG задан не в миллиметрах</w:t>
+            </w:r>
+          </w:p>
+        </w:tc>
+        <w:tc>
+          <w:tcPr>
+            <w:tcW w:type="dxa" w:w="3581"/>
+            <w:vAlign w:val="center"/>
+            <w:tcMar>
+              <w:top w:w="85" w:type="dxa"/>
+              <w:bottom w:w="85" w:type="dxa"/>
+              <w:left w:w="100" w:type="dxa"/>
+              <w:right w:w="100" w:type="dxa"/>
+            </w:tcMar>
+            <w:shd w:fill="F1F5F7"/>
+          </w:tcPr>
+          <w:p>
+            <w:pPr>
+              <w:spacing w:after="0" w:before="0" w:line="259" w:lineRule="auto"/>
+            </w:pPr>
+            <w:r>
+              <w:rPr>
+                <w:color w:val="000000"/>
+                <w:sz w:val="20"/>
+              </w:rPr>
+              <w:t>Проверить единицы и фактические размеры; команда не пересчитывает масштаб DWG</w:t>
+            </w:r>
+          </w:p>
+        </w:tc>
+      </w:tr>
+      <w:tr>
+        <w:trPr>
+          <w:cantSplit/>
+        </w:trPr>
+        <w:tc>
+          <w:tcPr>
+            <w:tcW w:type="dxa" w:w="2919"/>
+            <w:vAlign w:val="center"/>
+            <w:tcMar>
+              <w:top w:w="85" w:type="dxa"/>
+              <w:bottom w:w="85" w:type="dxa"/>
+              <w:left w:w="100" w:type="dxa"/>
+              <w:right w:w="100" w:type="dxa"/>
+            </w:tcMar>
+            <w:shd w:fill="FFFFFF"/>
+          </w:tcPr>
+          <w:p>
+            <w:pPr>
+              <w:spacing w:after="0" w:before="0" w:line="259" w:lineRule="auto"/>
+            </w:pPr>
+            <w:r>
+              <w:rPr>
+                <w:color w:val="000000"/>
+                <w:sz w:val="20"/>
+              </w:rPr>
+              <w:t>«ПСК изменилась во время выбора точки»</w:t>
+            </w:r>
+          </w:p>
+        </w:tc>
+        <w:tc>
+          <w:tcPr>
+            <w:tcW w:type="dxa" w:w="3581"/>
+            <w:vAlign w:val="center"/>
+            <w:tcMar>
+              <w:top w:w="85" w:type="dxa"/>
+              <w:bottom w:w="85" w:type="dxa"/>
+              <w:left w:w="100" w:type="dxa"/>
+              <w:right w:w="100" w:type="dxa"/>
+            </w:tcMar>
+            <w:shd w:fill="FFFFFF"/>
+          </w:tcPr>
+          <w:p>
+            <w:pPr>
+              <w:spacing w:after="0" w:before="0" w:line="259" w:lineRule="auto"/>
+            </w:pPr>
+            <w:r>
+              <w:rPr>
+                <w:color w:val="000000"/>
+                <w:sz w:val="20"/>
+              </w:rPr>
+              <w:t>Система координат изменилась после просмотра</w:t>
+            </w:r>
+          </w:p>
+        </w:tc>
+        <w:tc>
+          <w:tcPr>
+            <w:tcW w:type="dxa" w:w="3581"/>
+            <w:vAlign w:val="center"/>
+            <w:tcMar>
+              <w:top w:w="85" w:type="dxa"/>
+              <w:bottom w:w="85" w:type="dxa"/>
+              <w:left w:w="100" w:type="dxa"/>
+              <w:right w:w="100" w:type="dxa"/>
+            </w:tcMar>
+            <w:shd w:fill="FFFFFF"/>
+          </w:tcPr>
+          <w:p>
+            <w:pPr>
+              <w:spacing w:after="0" w:before="0" w:line="259" w:lineRule="auto"/>
+            </w:pPr>
+            <w:r>
+              <w:rPr>
+                <w:color w:val="000000"/>
+                <w:sz w:val="20"/>
+              </w:rPr>
+              <w:t>Повторить ATFNODE и выбрать точку при неизменной ПСК</w:t>
+            </w:r>
+          </w:p>
+        </w:tc>
+      </w:tr>
+      <w:tr>
+        <w:trPr>
+          <w:cantSplit/>
+        </w:trPr>
+        <w:tc>
+          <w:tcPr>
+            <w:tcW w:type="dxa" w:w="2919"/>
+            <w:vAlign w:val="center"/>
+            <w:tcMar>
+              <w:top w:w="85" w:type="dxa"/>
+              <w:bottom w:w="85" w:type="dxa"/>
+              <w:left w:w="100" w:type="dxa"/>
+              <w:right w:w="100" w:type="dxa"/>
+            </w:tcMar>
+            <w:shd w:fill="F1F5F7"/>
+          </w:tcPr>
+          <w:p>
+            <w:pPr>
+              <w:spacing w:after="0" w:before="0" w:line="259" w:lineRule="auto"/>
+            </w:pPr>
+            <w:r>
+              <w:rPr>
+                <w:color w:val="000000"/>
+                <w:sz w:val="20"/>
+              </w:rPr>
+              <w:t>ATFNODE не даёт вставить схему</w:t>
+            </w:r>
+          </w:p>
+        </w:tc>
+        <w:tc>
+          <w:tcPr>
+            <w:tcW w:type="dxa" w:w="3581"/>
+            <w:vAlign w:val="center"/>
+            <w:tcMar>
+              <w:top w:w="85" w:type="dxa"/>
+              <w:bottom w:w="85" w:type="dxa"/>
+              <w:left w:w="100" w:type="dxa"/>
+              <w:right w:w="100" w:type="dxa"/>
+            </w:tcMar>
+            <w:shd w:fill="F1F5F7"/>
+          </w:tcPr>
+          <w:p>
+            <w:pPr>
+              <w:spacing w:after="0" w:before="0" w:line="259" w:lineRule="auto"/>
+            </w:pPr>
+            <w:r>
+              <w:rPr>
+                <w:color w:val="000000"/>
+                <w:sz w:val="20"/>
+              </w:rPr>
+              <w:t>Нет известных плоскостей, не определена выбранная поверхность либо есть противоречие</w:t>
+            </w:r>
+          </w:p>
+        </w:tc>
+        <w:tc>
+          <w:tcPr>
+            <w:tcW w:type="dxa" w:w="3581"/>
+            <w:vAlign w:val="center"/>
+            <w:tcMar>
+              <w:top w:w="85" w:type="dxa"/>
+              <w:bottom w:w="85" w:type="dxa"/>
+              <w:left w:w="100" w:type="dxa"/>
+              <w:right w:w="100" w:type="dxa"/>
+            </w:tcMar>
+            <w:shd w:fill="F1F5F7"/>
+          </w:tcPr>
+          <w:p>
+            <w:pPr>
+              <w:spacing w:after="0" w:before="0" w:line="259" w:lineRule="auto"/>
+            </w:pPr>
+            <w:r>
+              <w:rPr>
+                <w:color w:val="000000"/>
+                <w:sz w:val="20"/>
+              </w:rPr>
+              <w:t>Прочитать численный просмотр; задать подтверждённые данные. Неизвестное не заменять нулём</w:t>
+            </w:r>
+          </w:p>
+        </w:tc>
+      </w:tr>
+      <w:tr>
+        <w:trPr>
+          <w:cantSplit/>
+        </w:trPr>
+        <w:tc>
+          <w:tcPr>
+            <w:tcW w:type="dxa" w:w="2919"/>
+            <w:vAlign w:val="center"/>
+            <w:tcMar>
+              <w:top w:w="85" w:type="dxa"/>
+              <w:bottom w:w="85" w:type="dxa"/>
+              <w:left w:w="100" w:type="dxa"/>
+              <w:right w:w="100" w:type="dxa"/>
+            </w:tcMar>
+            <w:shd w:fill="FFFFFF"/>
+          </w:tcPr>
+          <w:p>
+            <w:pPr>
+              <w:spacing w:after="0" w:before="0" w:line="259" w:lineRule="auto"/>
+            </w:pPr>
+            <w:r>
+              <w:rPr>
+                <w:color w:val="000000"/>
+                <w:sz w:val="20"/>
+              </w:rPr>
+              <w:t>Локальный просвет меньше 20 мм</w:t>
+            </w:r>
+          </w:p>
+        </w:tc>
+        <w:tc>
+          <w:tcPr>
+            <w:tcW w:type="dxa" w:w="3581"/>
+            <w:vAlign w:val="center"/>
+            <w:tcMar>
+              <w:top w:w="85" w:type="dxa"/>
+              <w:bottom w:w="85" w:type="dxa"/>
+              <w:left w:w="100" w:type="dxa"/>
+              <w:right w:w="100" w:type="dxa"/>
+            </w:tcMar>
+            <w:shd w:fill="FFFFFF"/>
+          </w:tcPr>
+          <w:p>
+            <w:pPr>
+              <w:spacing w:after="0" w:before="0" w:line="259" w:lineRule="auto"/>
+            </w:pPr>
+            <w:r>
+              <w:rPr>
+                <w:color w:val="000000"/>
+                <w:sz w:val="20"/>
+              </w:rPr>
+              <w:t>Расстояние между заявленными поверхностями не выполняет правило узла 4.2.1</w:t>
+            </w:r>
+          </w:p>
+        </w:tc>
+        <w:tc>
+          <w:tcPr>
+            <w:tcW w:type="dxa" w:w="3581"/>
+            <w:vAlign w:val="center"/>
+            <w:tcMar>
+              <w:top w:w="85" w:type="dxa"/>
+              <w:bottom w:w="85" w:type="dxa"/>
+              <w:left w:w="100" w:type="dxa"/>
+              <w:right w:w="100" w:type="dxa"/>
+            </w:tcMar>
+            <w:shd w:fill="FFFFFF"/>
+          </w:tcPr>
+          <w:p>
+            <w:pPr>
+              <w:spacing w:after="0" w:before="0" w:line="259" w:lineRule="auto"/>
+            </w:pPr>
+            <w:r>
+              <w:rPr>
+                <w:color w:val="000000"/>
+                <w:sz w:val="20"/>
+              </w:rPr>
+              <w:t>Проверить исходные координаты и проектное решение; вынос облицовки не заменяет этот просвет</w:t>
+            </w:r>
+          </w:p>
+        </w:tc>
+      </w:tr>
+      <w:tr>
+        <w:trPr>
+          <w:cantSplit/>
+        </w:trPr>
+        <w:tc>
+          <w:tcPr>
+            <w:tcW w:type="dxa" w:w="2919"/>
+            <w:vAlign w:val="center"/>
+            <w:tcMar>
+              <w:top w:w="85" w:type="dxa"/>
+              <w:bottom w:w="85" w:type="dxa"/>
+              <w:left w:w="100" w:type="dxa"/>
+              <w:right w:w="100" w:type="dxa"/>
+            </w:tcMar>
+            <w:shd w:fill="F1F5F7"/>
+          </w:tcPr>
+          <w:p>
+            <w:pPr>
+              <w:spacing w:after="0" w:before="0" w:line="259" w:lineRule="auto"/>
+            </w:pPr>
+            <w:r>
+              <w:rPr>
+                <w:color w:val="000000"/>
+                <w:sz w:val="20"/>
+              </w:rPr>
+              <w:t>Снимок ATFNODE неактуален</w:t>
+            </w:r>
+          </w:p>
+        </w:tc>
+        <w:tc>
+          <w:tcPr>
+            <w:tcW w:type="dxa" w:w="3581"/>
+            <w:vAlign w:val="center"/>
+            <w:tcMar>
+              <w:top w:w="85" w:type="dxa"/>
+              <w:bottom w:w="85" w:type="dxa"/>
+              <w:left w:w="100" w:type="dxa"/>
+              <w:right w:w="100" w:type="dxa"/>
+            </w:tcMar>
+            <w:shd w:fill="F1F5F7"/>
+          </w:tcPr>
+          <w:p>
+            <w:pPr>
+              <w:spacing w:after="0" w:before="0" w:line="259" w:lineRule="auto"/>
+            </w:pPr>
+            <w:r>
+              <w:rPr>
+                <w:color w:val="000000"/>
+                <w:sz w:val="20"/>
+              </w:rPr>
+              <w:t>Изменились проект, привязка или геометрия зоны</w:t>
+            </w:r>
+          </w:p>
+        </w:tc>
+        <w:tc>
+          <w:tcPr>
+            <w:tcW w:type="dxa" w:w="3581"/>
+            <w:vAlign w:val="center"/>
+            <w:tcMar>
+              <w:top w:w="85" w:type="dxa"/>
+              <w:bottom w:w="85" w:type="dxa"/>
+              <w:left w:w="100" w:type="dxa"/>
+              <w:right w:w="100" w:type="dxa"/>
+            </w:tcMar>
+            <w:shd w:fill="F1F5F7"/>
+          </w:tcPr>
+          <w:p>
+            <w:pPr>
+              <w:spacing w:after="0" w:before="0" w:line="259" w:lineRule="auto"/>
+            </w:pPr>
+            <w:r>
+              <w:rPr>
+                <w:color w:val="000000"/>
+                <w:sz w:val="20"/>
+              </w:rPr>
+              <w:t>Проверить текущие параметры и создать новый снимок; старую подпись не считать подтверждением</w:t>
+            </w:r>
+          </w:p>
+        </w:tc>
+      </w:tr>
+      <w:tr>
+        <w:trPr>
+          <w:cantSplit/>
+        </w:trPr>
+        <w:tc>
+          <w:tcPr>
+            <w:tcW w:type="dxa" w:w="2919"/>
+            <w:vAlign w:val="center"/>
+            <w:tcMar>
+              <w:top w:w="85" w:type="dxa"/>
+              <w:bottom w:w="85" w:type="dxa"/>
+              <w:left w:w="100" w:type="dxa"/>
+              <w:right w:w="100" w:type="dxa"/>
+            </w:tcMar>
+            <w:shd w:fill="FFFFFF"/>
+          </w:tcPr>
+          <w:p>
+            <w:pPr>
+              <w:spacing w:after="0" w:before="0" w:line="259" w:lineRule="auto"/>
+            </w:pPr>
+            <w:r>
+              <w:rPr>
+                <w:color w:val="000000"/>
+                <w:sz w:val="20"/>
+              </w:rPr>
+              <w:t>«У выбранного блока нет паспорта ATFNODE»</w:t>
+            </w:r>
+          </w:p>
+        </w:tc>
+        <w:tc>
+          <w:tcPr>
+            <w:tcW w:type="dxa" w:w="3581"/>
+            <w:vAlign w:val="center"/>
+            <w:tcMar>
+              <w:top w:w="85" w:type="dxa"/>
+              <w:bottom w:w="85" w:type="dxa"/>
+              <w:left w:w="100" w:type="dxa"/>
+              <w:right w:w="100" w:type="dxa"/>
+            </w:tcMar>
+            <w:shd w:fill="FFFFFF"/>
+          </w:tcPr>
+          <w:p>
+            <w:pPr>
+              <w:spacing w:after="0" w:before="0" w:line="259" w:lineRule="auto"/>
+            </w:pPr>
+            <w:r>
+              <w:rPr>
+                <w:color w:val="000000"/>
+                <w:sz w:val="20"/>
+              </w:rPr>
+              <w:t>Выбран обычный блок либо утрачены служебные данные схемы</w:t>
+            </w:r>
+          </w:p>
+        </w:tc>
+        <w:tc>
+          <w:tcPr>
+            <w:tcW w:type="dxa" w:w="3581"/>
+            <w:vAlign w:val="center"/>
+            <w:tcMar>
+              <w:top w:w="85" w:type="dxa"/>
+              <w:bottom w:w="85" w:type="dxa"/>
+              <w:left w:w="100" w:type="dxa"/>
+              <w:right w:w="100" w:type="dxa"/>
+            </w:tcMar>
+            <w:shd w:fill="FFFFFF"/>
+          </w:tcPr>
+          <w:p>
+            <w:pPr>
+              <w:spacing w:after="0" w:before="0" w:line="259" w:lineRule="auto"/>
+            </w:pPr>
+            <w:r>
+              <w:rPr>
+                <w:color w:val="000000"/>
+                <w:sz w:val="20"/>
+              </w:rPr>
+              <w:t>Выбрать исходную схему; для новой создать экземпляр через ATFNODE</w:t>
+            </w:r>
+          </w:p>
+        </w:tc>
+      </w:tr>
+      <w:tr>
+        <w:trPr>
+          <w:cantSplit/>
+        </w:trPr>
+        <w:tc>
+          <w:tcPr>
+            <w:tcW w:type="dxa" w:w="2919"/>
+            <w:vAlign w:val="center"/>
+            <w:tcMar>
+              <w:top w:w="85" w:type="dxa"/>
+              <w:bottom w:w="85" w:type="dxa"/>
+              <w:left w:w="100" w:type="dxa"/>
+              <w:right w:w="100" w:type="dxa"/>
+            </w:tcMar>
+            <w:shd w:fill="F1F5F7"/>
+          </w:tcPr>
+          <w:p>
+            <w:pPr>
+              <w:spacing w:after="0" w:before="0" w:line="259" w:lineRule="auto"/>
+            </w:pPr>
+            <w:r>
+              <w:rPr>
+                <w:color w:val="000000"/>
+                <w:sz w:val="20"/>
+              </w:rPr>
+              <w:t>Проверка ATFNODE отклоняет копию или изменённую схему</w:t>
+            </w:r>
+          </w:p>
+        </w:tc>
+        <w:tc>
+          <w:tcPr>
+            <w:tcW w:type="dxa" w:w="3581"/>
+            <w:vAlign w:val="center"/>
+            <w:tcMar>
+              <w:top w:w="85" w:type="dxa"/>
+              <w:bottom w:w="85" w:type="dxa"/>
+              <w:left w:w="100" w:type="dxa"/>
+              <w:right w:w="100" w:type="dxa"/>
+            </w:tcMar>
+            <w:shd w:fill="F1F5F7"/>
+          </w:tcPr>
+          <w:p>
+            <w:pPr>
+              <w:spacing w:after="0" w:before="0" w:line="259" w:lineRule="auto"/>
+            </w:pPr>
+            <w:r>
+              <w:rPr>
+                <w:color w:val="000000"/>
+                <w:sz w:val="20"/>
+              </w:rPr>
+              <w:t>COPY, масштабирование, повреждение записи либо ручная правка содержимого</w:t>
+            </w:r>
+          </w:p>
+        </w:tc>
+        <w:tc>
+          <w:tcPr>
+            <w:tcW w:type="dxa" w:w="3581"/>
+            <w:vAlign w:val="center"/>
+            <w:tcMar>
+              <w:top w:w="85" w:type="dxa"/>
+              <w:bottom w:w="85" w:type="dxa"/>
+              <w:left w:w="100" w:type="dxa"/>
+              <w:right w:w="100" w:type="dxa"/>
+            </w:tcMar>
+            <w:shd w:fill="F1F5F7"/>
+          </w:tcPr>
+          <w:p>
+            <w:pPr>
+              <w:spacing w:after="0" w:before="0" w:line="259" w:lineRule="auto"/>
+            </w:pPr>
+            <w:r>
+              <w:rPr>
+                <w:color w:val="000000"/>
+                <w:sz w:val="20"/>
+              </w:rPr>
+              <w:t>Создать отдельный проверяемый экземпляр через ATFNODE; сохранить проблемный для диагностики</w:t>
+            </w:r>
+          </w:p>
+        </w:tc>
+      </w:tr>
+      <w:tr>
+        <w:trPr>
+          <w:cantSplit/>
+        </w:trPr>
+        <w:tc>
+          <w:tcPr>
+            <w:tcW w:type="dxa" w:w="2919"/>
+            <w:vAlign w:val="center"/>
+            <w:tcMar>
+              <w:top w:w="85" w:type="dxa"/>
+              <w:bottom w:w="85" w:type="dxa"/>
+              <w:left w:w="100" w:type="dxa"/>
+              <w:right w:w="100" w:type="dxa"/>
+            </w:tcMar>
+            <w:shd w:fill="FFFFFF"/>
+          </w:tcPr>
+          <w:p>
+            <w:pPr>
+              <w:spacing w:after="0" w:before="0" w:line="259" w:lineRule="auto"/>
+            </w:pPr>
+            <w:r>
+              <w:rPr>
+                <w:color w:val="000000"/>
+                <w:sz w:val="20"/>
+              </w:rPr>
               <w:t>Решение нельзя изменить при повторе только кляммеров</w:t>
             </w:r>
           </w:p>
@@ -15215,14 +16505,14 @@
       </w:pPr>
     </w:p>
     <w:p>
-      <w:bookmarkStart w:id="694" w:name="chapter_18"/>
+      <w:bookmarkStart w:id="747" w:name="chapter_18"/>
       <w:pPr>
         <w:pStyle w:val="Heading1"/>
       </w:pPr>
       <w:r>
         <w:t>17 Сохранение и передача результата</w:t>
       </w:r>
-      <w:bookmarkEnd w:id="694"/>
+      <w:bookmarkEnd w:id="747"/>
     </w:p>
     <w:p>
       <w:r>
@@ -15246,6 +16536,20 @@
     </w:p>
     <w:p>
       <w:r>
+        <w:t xml:space="preserve">Для схемы ATFNODE передайте DWG с исходной зоной и сохранённым экземпляром. После повторного открытия выполните </w:t>
+      </w:r>
+      <w:r>
+        <w:rPr>
+          <w:b/>
+        </w:rPr>
+        <w:t>ATFNODE → Проверить</w:t>
+      </w:r>
+      <w:r>
+        <w:t>, сохраните текст результата, местные координаты и выбранную поверхность просвета. Укажите источник: Вектор-1 2015, лист 4.2.1, страница 20; отметьте недостающие данные и статус локального просвета. Печатный лист с подписью снимка не подтверждает его текущую актуальность и не заменяет рабочий узел. В комплекте пилота отдельно нужны подтверждённые монтажные данные и инженерный расчёт; живые действия в AutoCAD ещё проходят отдельную приёмку.</w:t>
+      </w:r>
+    </w:p>
+    <w:p>
+      <w:r>
         <w:t>Перед передачей откройте сохранённый DWG повторно, проверьте наличие зон и JSON, выполните ведомость одной зоны и сравните контрольные числа. В итоговом сообщении укажите, какие зоны обработаны, какой материал/формат/швы использованы, какой тип подсистемы и режим шагов приняты, какие предупреждения остались. Отдельно укажите, что статическая модель каркаса программой не подтверждена и требуется инженерная проверка по главе 13.</w:t>
       </w:r>
     </w:p>
@@ -15309,14 +16613,14 @@
       </w:r>
     </w:p>
     <w:p>
-      <w:bookmarkStart w:id="706" w:name="chapter_19"/>
+      <w:bookmarkStart w:id="761" w:name="chapter_19"/>
       <w:pPr>
         <w:pStyle w:val="Heading1"/>
       </w:pPr>
       <w:r>
         <w:t>18 Как сообщить о проблеме чтобы её можно было исправить</w:t>
       </w:r>
-      <w:bookmarkEnd w:id="706"/>
+      <w:bookmarkEnd w:id="761"/>
     </w:p>
     <w:p>
       <w:r>
@@ -15329,14 +16633,14 @@
       </w:r>
     </w:p>
     <w:p>
-      <w:bookmarkStart w:id="712" w:name="chapter_20"/>
+      <w:bookmarkStart w:id="767" w:name="chapter_20"/>
       <w:pPr>
         <w:pStyle w:val="Heading1"/>
       </w:pPr>
       <w:r>
         <w:t>19 Словарь начинающего пользователя</w:t>
       </w:r>
-      <w:bookmarkEnd w:id="712"/>
+      <w:bookmarkEnd w:id="767"/>
     </w:p>
     <w:tbl>
       <w:tblPr>
@@ -16869,6 +18173,116 @@
                 <w:color w:val="000000"/>
                 <w:sz w:val="20"/>
               </w:rPr>
+              <w:t>Размерная схема ATFNODE</w:t>
+            </w:r>
+          </w:p>
+        </w:tc>
+        <w:tc>
+          <w:tcPr>
+            <w:tcW w:type="dxa" w:w="6712"/>
+            <w:vAlign w:val="center"/>
+            <w:tcMar>
+              <w:top w:w="85" w:type="dxa"/>
+              <w:bottom w:w="85" w:type="dxa"/>
+              <w:left w:w="100" w:type="dxa"/>
+              <w:right w:w="100" w:type="dxa"/>
+            </w:tcMar>
+            <w:shd w:fill="FFFFFF"/>
+          </w:tcPr>
+          <w:p>
+            <w:pPr>
+              <w:spacing w:after="0" w:before="0" w:line="259" w:lineRule="auto"/>
+            </w:pPr>
+            <w:r>
+              <w:rPr>
+                <w:color w:val="000000"/>
+                <w:sz w:val="20"/>
+              </w:rPr>
+              <w:t>Снимок известных слоёв и плоскостей одной зоны с происхождением данных и ограничениями</w:t>
+            </w:r>
+          </w:p>
+        </w:tc>
+      </w:tr>
+      <w:tr>
+        <w:trPr>
+          <w:cantSplit/>
+        </w:trPr>
+        <w:tc>
+          <w:tcPr>
+            <w:tcW w:type="dxa" w:w="3368"/>
+            <w:vAlign w:val="center"/>
+            <w:tcMar>
+              <w:top w:w="85" w:type="dxa"/>
+              <w:bottom w:w="85" w:type="dxa"/>
+              <w:left w:w="100" w:type="dxa"/>
+              <w:right w:w="100" w:type="dxa"/>
+            </w:tcMar>
+            <w:shd w:fill="F1F5F7"/>
+          </w:tcPr>
+          <w:p>
+            <w:pPr>
+              <w:spacing w:after="0" w:before="0" w:line="259" w:lineRule="auto"/>
+            </w:pPr>
+            <w:r>
+              <w:rPr>
+                <w:color w:val="000000"/>
+                <w:sz w:val="20"/>
+              </w:rPr>
+              <w:t>Локальный просвет</w:t>
+            </w:r>
+          </w:p>
+        </w:tc>
+        <w:tc>
+          <w:tcPr>
+            <w:tcW w:type="dxa" w:w="6712"/>
+            <w:vAlign w:val="center"/>
+            <w:tcMar>
+              <w:top w:w="85" w:type="dxa"/>
+              <w:bottom w:w="85" w:type="dxa"/>
+              <w:left w:w="100" w:type="dxa"/>
+              <w:right w:w="100" w:type="dxa"/>
+            </w:tcMar>
+            <w:shd w:fill="F1F5F7"/>
+          </w:tcPr>
+          <w:p>
+            <w:pPr>
+              <w:spacing w:after="0" w:before="0" w:line="259" w:lineRule="auto"/>
+            </w:pPr>
+            <w:r>
+              <w:rPr>
+                <w:color w:val="000000"/>
+                <w:sz w:val="20"/>
+              </w:rPr>
+              <w:t>Расстояние от объявленной наружной поверхности утеплителя/мембраны до ближайшей поверхности ГП в узле 4.2.1</w:t>
+            </w:r>
+          </w:p>
+        </w:tc>
+      </w:tr>
+      <w:tr>
+        <w:trPr>
+          <w:cantSplit/>
+        </w:trPr>
+        <w:tc>
+          <w:tcPr>
+            <w:tcW w:type="dxa" w:w="3368"/>
+            <w:vAlign w:val="center"/>
+            <w:tcMar>
+              <w:top w:w="85" w:type="dxa"/>
+              <w:bottom w:w="85" w:type="dxa"/>
+              <w:left w:w="100" w:type="dxa"/>
+              <w:right w:w="100" w:type="dxa"/>
+            </w:tcMar>
+            <w:shd w:fill="FFFFFF"/>
+          </w:tcPr>
+          <w:p>
+            <w:pPr>
+              <w:spacing w:after="0" w:before="0" w:line="259" w:lineRule="auto"/>
+            </w:pPr>
+            <w:r>
+              <w:rPr>
+                <w:color w:val="000000"/>
+                <w:sz w:val="20"/>
+              </w:rPr>
               <w:t>Контрольный снимок геометрии</w:t>
             </w:r>
           </w:p>
@@ -17016,14 +18430,14 @@
       </w:pPr>
     </w:p>
     <w:p>
-      <w:bookmarkStart w:id="746" w:name="chapter_21"/>
+      <w:bookmarkStart w:id="803" w:name="chapter_21"/>
       <w:pPr>
         <w:pStyle w:val="Heading1"/>
       </w:pPr>
       <w:r>
         <w:t>20 Финальная самопроверка первого урока</w:t>
       </w:r>
-      <w:bookmarkEnd w:id="746"/>
+      <w:bookmarkEnd w:id="803"/>
     </w:p>
     <w:p>
       <w:r>

--- a/docs/facades_beginner_3009/Facades_Beginner_Manual_30.09.docx
+++ b/docs/facades_beginner_3009/Facades_Beginner_Manual_30.09.docx
@@ -12582,6 +12582,29 @@
     </w:p>
     <w:p>
       <w:r>
+        <w:t xml:space="preserve">После обновления программы снимок прежней версии алгоритма может получить отказ </w:t>
+      </w:r>
+      <w:r>
+        <w:rPr>
+          <w:b/>
+        </w:rPr>
+        <w:t>E_NODE_ALGORITHM</w:t>
+      </w:r>
+      <w:r>
+        <w:t xml:space="preserve">. Автоматического переноса нет: проверьте исходные данные и создайте новую схему через </w:t>
+      </w:r>
+      <w:r>
+        <w:rPr>
+          <w:b/>
+        </w:rPr>
+        <w:t>ATFNODE → Создать</w:t>
+      </w:r>
+      <w:r>
+        <w:t>; старый снимок сохраните отдельно.</w:t>
+      </w:r>
+    </w:p>
+    <w:p>
+      <w:r>
         <w:t>Перенос и поворот схемы в плоскости XY допускаются при сохранении её размеров. Копия через COPY не становится новым подтверждённым снимком; масштабирование, зеркальное отражение, наклон из плоскости и ручная правка содержимого вызывают отказ проверки. Для самостоятельного экземпляра используйте ATFNODE. Перед передачей проекта инженер отдельно подтверждает отсутствующие монтажные данные и расчёт; успешный локальный просвет не означает «узел годен».</w:t>
       </w:r>
     </w:p>
@@ -12632,14 +12655,14 @@
       </w:r>
     </w:p>
     <w:p>
-      <w:bookmarkStart w:id="680" w:name="chapter_15"/>
+      <w:bookmarkStart w:id="682" w:name="chapter_15"/>
       <w:pPr>
         <w:pStyle w:val="Heading1"/>
       </w:pPr>
       <w:r>
         <w:t>14 Размеры и поиск дублей</w:t>
       </w:r>
-      <w:bookmarkEnd w:id="680"/>
+      <w:bookmarkEnd w:id="682"/>
     </w:p>
     <w:p>
       <w:r>
@@ -12681,14 +12704,14 @@
       </w:r>
     </w:p>
     <w:p>
-      <w:bookmarkStart w:id="688" w:name="chapter_16"/>
+      <w:bookmarkStart w:id="690" w:name="chapter_16"/>
       <w:pPr>
         <w:pStyle w:val="Heading1"/>
       </w:pPr>
       <w:r>
         <w:t>15 Зачем осталась команда ATCLAD</w:t>
       </w:r>
-      <w:bookmarkEnd w:id="688"/>
+      <w:bookmarkEnd w:id="690"/>
     </w:p>
     <w:p>
       <w:r>
@@ -12706,14 +12729,14 @@
       </w:r>
     </w:p>
     <w:p>
-      <w:bookmarkStart w:id="696" w:name="chapter_17"/>
+      <w:bookmarkStart w:id="698" w:name="chapter_17"/>
       <w:pPr>
         <w:pStyle w:val="Heading1"/>
       </w:pPr>
       <w:r>
         <w:t>16 Частые ошибки что делать по сообщению</w:t>
       </w:r>
-      <w:bookmarkEnd w:id="696"/>
+      <w:bookmarkEnd w:id="698"/>
     </w:p>
     <w:tbl>
       <w:tblPr>
@@ -16505,14 +16528,14 @@
       </w:pPr>
     </w:p>
     <w:p>
-      <w:bookmarkStart w:id="747" w:name="chapter_18"/>
+      <w:bookmarkStart w:id="749" w:name="chapter_18"/>
       <w:pPr>
         <w:pStyle w:val="Heading1"/>
       </w:pPr>
       <w:r>
         <w:t>17 Сохранение и передача результата</w:t>
       </w:r>
-      <w:bookmarkEnd w:id="747"/>
+      <w:bookmarkEnd w:id="749"/>
     </w:p>
     <w:p>
       <w:r>
@@ -16613,14 +16636,14 @@
       </w:r>
     </w:p>
     <w:p>
-      <w:bookmarkStart w:id="761" w:name="chapter_19"/>
+      <w:bookmarkStart w:id="763" w:name="chapter_19"/>
       <w:pPr>
         <w:pStyle w:val="Heading1"/>
       </w:pPr>
       <w:r>
         <w:t>18 Как сообщить о проблеме чтобы её можно было исправить</w:t>
       </w:r>
-      <w:bookmarkEnd w:id="761"/>
+      <w:bookmarkEnd w:id="763"/>
     </w:p>
     <w:p>
       <w:r>
@@ -16633,14 +16656,14 @@
       </w:r>
     </w:p>
     <w:p>
-      <w:bookmarkStart w:id="767" w:name="chapter_20"/>
+      <w:bookmarkStart w:id="769" w:name="chapter_20"/>
       <w:pPr>
         <w:pStyle w:val="Heading1"/>
       </w:pPr>
       <w:r>
         <w:t>19 Словарь начинающего пользователя</w:t>
       </w:r>
-      <w:bookmarkEnd w:id="767"/>
+      <w:bookmarkEnd w:id="769"/>
     </w:p>
     <w:tbl>
       <w:tblPr>
@@ -18430,14 +18453,14 @@
       </w:pPr>
     </w:p>
     <w:p>
-      <w:bookmarkStart w:id="803" w:name="chapter_21"/>
+      <w:bookmarkStart w:id="805" w:name="chapter_21"/>
       <w:pPr>
         <w:pStyle w:val="Heading1"/>
       </w:pPr>
       <w:r>
         <w:t>20 Финальная самопроверка первого урока</w:t>
       </w:r>
-      <w:bookmarkEnd w:id="803"/>
+      <w:bookmarkEnd w:id="805"/>
     </w:p>
     <w:p>
       <w:r>

--- a/docs/facades_beginner_3009/Facades_Beginner_Manual_30.09.docx
+++ b/docs/facades_beginner_3009/Facades_Beginner_Manual_30.09.docx
@@ -48,7 +48,7 @@
         <w:rPr>
           <w:b/>
         </w:rPr>
-        <w:t>Редакция для исходников после build-bundle #104. Этапы 2Б1–2Б3 ещё не входят в установочный выпуск. Перед занятием проверьте версию трёх бандлов по разделу «Какой версией пользоваться».</w:t>
+        <w:t>Редакция для исходников после build-bundle #104. Этапы 2Б1–2Б4 ещё не входят в установочный выпуск. Перед занятием проверьте версию трёх бандлов по разделу «Какой версией пользоваться».</w:t>
       </w:r>
     </w:p>
     <w:p>
@@ -357,7 +357,7 @@
         <w:rPr>
           <w:b/>
         </w:rPr>
-        <w:t>Эта редакция описывает исходники после build-bundle #104, включая этапы 2Б1, 2Б2 и размерную схему ATFNODE этапа 2Б3. Выбор решения, параметры проекта и зон, а также ATFNODE из главы 13 ещё не входят в установочный выпуск.</w:t>
+        <w:t>Эта редакция описывает исходники после build-bundle #104, включая этапы 2Б1, 2Б2, размерную схему ATFNODE этапа 2Б3 и отдельный монтажный отчёт 2Б4. Выбор решения, параметры проекта и зон, а также ATFNODE из главы 13 ещё не входят в установочный выпуск.</w:t>
       </w:r>
       <w:r>
         <w:t xml:space="preserve"> Выпуск #104 содержит этап 2А: ведомости и геометрический паспорт соединений. Для него сохранено отдельное </w:t>
@@ -396,7 +396,7 @@
         <w:t>latest</w:t>
       </w:r>
       <w:r>
-        <w:t xml:space="preserve"> соответствующим этой редакции. До отдельного выпуска 2Б1–2Б3 изучайте новые поля по инструкции; доступность окна в исходниках не доказывает его работу в живом AutoCAD. Идентификатор проверенного кода приведён в </w:t>
+        <w:t xml:space="preserve"> соответствующим этой редакции. До отдельного выпуска 2Б1–2Б4 изучайте новые поля по инструкции; доступность окна в исходниках не доказывает его работу в живом AutoCAD. Идентификатор проверенного кода приведён в </w:t>
       </w:r>
       <w:r>
         <w:rPr>
@@ -12549,6 +12549,108 @@
         <w:pStyle w:val="Heading3"/>
       </w:pPr>
       <w:r>
+        <w:t>Прочитать монтажный отчёт</w:t>
+      </w:r>
+    </w:p>
+    <w:p>
+      <w:r>
+        <w:t xml:space="preserve">После численного просмотра прокрутите текст вниз до раздела </w:t>
+      </w:r>
+      <w:r>
+        <w:rPr>
+          <w:b/>
+        </w:rPr>
+        <w:t>«Монтажная проверка выбранного решения»</w:t>
+      </w:r>
+      <w:r>
+        <w:t>. Новых полей или отдельной команды для него нет. В отчёте показаны выбранные исполнения и размеры КР2, УК и ГП, а также страницы, листы и позиции первичного альбома. Значения L — заявленные длины изделий, а не результат подбора; размеры b/c ГП остаются проектными и не подтверждают расчётное сечение.</w:t>
+      </w:r>
+    </w:p>
+    <w:p>
+      <w:r>
+        <w:t>Для выбранной сборки отдельно перечислены семь недостающих связей:</w:t>
+      </w:r>
+    </w:p>
+    <w:p>
+      <w:pPr>
+        <w:ind w:left="317" w:hanging="317"/>
+      </w:pPr>
+      <w:r>
+        <w:t>• положение монтажной базы КР2 относительно стены;</w:t>
+      </w:r>
+    </w:p>
+    <w:p>
+      <w:pPr>
+        <w:ind w:left="317" w:hanging="317"/>
+      </w:pPr>
+      <w:r>
+        <w:t>• базы длины L кронштейна КР2 в сборке;</w:t>
+      </w:r>
+    </w:p>
+    <w:p>
+      <w:pPr>
+        <w:ind w:left="317" w:hanging="317"/>
+      </w:pPr>
+      <w:r>
+        <w:t>• взаимное положение КР2–УК, перехлёст и диапазон регулировки;</w:t>
+      </w:r>
+    </w:p>
+    <w:p>
+      <w:pPr>
+        <w:ind w:left="317" w:hanging="317"/>
+      </w:pPr>
+      <w:r>
+        <w:t>• отверстия и закрепление КР2–УК;</w:t>
+      </w:r>
+    </w:p>
+    <w:p>
+      <w:pPr>
+        <w:ind w:left="317" w:hanging="317"/>
+      </w:pPr>
+      <w:r>
+        <w:t>• положение УК–ГП и ближайшей поверхности профиля;</w:t>
+      </w:r>
+    </w:p>
+    <w:p>
+      <w:pPr>
+        <w:ind w:left="317" w:hanging="317"/>
+      </w:pPr>
+      <w:r>
+        <w:t>• размерная цепь от ГП через кляммер до наружной облицовки;</w:t>
+      </w:r>
+    </w:p>
+    <w:p>
+      <w:pPr>
+        <w:ind w:left="317" w:hanging="317"/>
+      </w:pPr>
+      <w:r>
+        <w:t>• допустимость сочетания выбранных типоразмеров и исполнений.</w:t>
+      </w:r>
+    </w:p>
+    <w:p>
+      <w:r>
+        <w:t xml:space="preserve">Статус </w:t>
+      </w:r>
+      <w:r>
+        <w:rPr>
+          <w:b/>
+        </w:rPr>
+        <w:t>«Монтажная пригодность: не подтверждена»</w:t>
+      </w:r>
+      <w:r>
+        <w:t xml:space="preserve"> сохраняется, даже если известны все плоскости и локальный просвет выполнен. Он не означает, что выбранная пара заведомо непригодна: для заключения не хватает подтверждённых монтажных данных. Совпадение номинальных ширин также не доказывает совместимость. Отчёт не подбирает кронштейн автоматически и не назначает установленное физическое изделие.</w:t>
+      </w:r>
+    </w:p>
+    <w:p>
+      <w:r>
+        <w:t>В предыдущем примере просвет 20 мм может быть выполнен при разных заявленных длинах КР2 и УК. Прочитайте выбранные L и недостающие перехлёст и базы; не складывайте длины как готовый вынос. Монтажный отчёт не меняет результат размерной проверки: допустимую схему можно вставить с прежними ограничениями, а запрет вставки при противоречии остаётся.</w:t>
+      </w:r>
+    </w:p>
+    <w:p>
+      <w:pPr>
+        <w:pStyle w:val="Heading3"/>
+      </w:pPr>
+      <w:r>
         <w:t>Проверить сохранённый снимок</w:t>
       </w:r>
     </w:p>
@@ -12564,6 +12666,11 @@
       </w:r>
       <w:r>
         <w:t xml:space="preserve"> и выберите созданный блок схемы. Команда проверяет его сохранённые данные, собственную геометрию и связь с текущими параметрами и зоной. Постоянная подпись в блоке сообщает о снимке параметров; она не доказывает вечную актуальность. Читайте новый результат проверки в командной строке.</w:t>
+      </w:r>
+    </w:p>
+    <w:p>
+      <w:r>
+        <w:t>После успешной проверки блока показывается и монтажный отчёт. Он заново составляется по проверенному действующему снимку, в том числе для ранее созданной схемы поддерживаемой версии; геометрия и служебные данные DWG при этом не меняются. Если проверка исходников или блока отклонена, актуальный монтажный отчёт не выдаётся.</w:t>
       </w:r>
     </w:p>
     <w:p>
@@ -12655,14 +12762,14 @@
       </w:r>
     </w:p>
     <w:p>
-      <w:bookmarkStart w:id="682" w:name="chapter_15"/>
+      <w:bookmarkStart w:id="702" w:name="chapter_15"/>
       <w:pPr>
         <w:pStyle w:val="Heading1"/>
       </w:pPr>
       <w:r>
         <w:t>14 Размеры и поиск дублей</w:t>
       </w:r>
-      <w:bookmarkEnd w:id="682"/>
+      <w:bookmarkEnd w:id="702"/>
     </w:p>
     <w:p>
       <w:r>
@@ -12704,14 +12811,14 @@
       </w:r>
     </w:p>
     <w:p>
-      <w:bookmarkStart w:id="690" w:name="chapter_16"/>
+      <w:bookmarkStart w:id="710" w:name="chapter_16"/>
       <w:pPr>
         <w:pStyle w:val="Heading1"/>
       </w:pPr>
       <w:r>
         <w:t>15 Зачем осталась команда ATCLAD</w:t>
       </w:r>
-      <w:bookmarkEnd w:id="690"/>
+      <w:bookmarkEnd w:id="710"/>
     </w:p>
     <w:p>
       <w:r>
@@ -12729,14 +12836,14 @@
       </w:r>
     </w:p>
     <w:p>
-      <w:bookmarkStart w:id="698" w:name="chapter_17"/>
+      <w:bookmarkStart w:id="718" w:name="chapter_17"/>
       <w:pPr>
         <w:pStyle w:val="Heading1"/>
       </w:pPr>
       <w:r>
         <w:t>16 Частые ошибки что делать по сообщению</w:t>
       </w:r>
-      <w:bookmarkEnd w:id="698"/>
+      <w:bookmarkEnd w:id="718"/>
     </w:p>
     <w:tbl>
       <w:tblPr>
@@ -16528,14 +16635,14 @@
       </w:pPr>
     </w:p>
     <w:p>
-      <w:bookmarkStart w:id="749" w:name="chapter_18"/>
+      <w:bookmarkStart w:id="769" w:name="chapter_18"/>
       <w:pPr>
         <w:pStyle w:val="Heading1"/>
       </w:pPr>
       <w:r>
         <w:t>17 Сохранение и передача результата</w:t>
       </w:r>
-      <w:bookmarkEnd w:id="749"/>
+      <w:bookmarkEnd w:id="769"/>
     </w:p>
     <w:p>
       <w:r>
@@ -16568,7 +16675,7 @@
         <w:t>ATFNODE → Проверить</w:t>
       </w:r>
       <w:r>
-        <w:t>, сохраните текст результата, местные координаты и выбранную поверхность просвета. Укажите источник: Вектор-1 2015, лист 4.2.1, страница 20; отметьте недостающие данные и статус локального просвета. Печатный лист с подписью снимка не подтверждает его текущую актуальность и не заменяет рабочий узел. В комплекте пилота отдельно нужны подтверждённые монтажные данные и инженерный расчёт; живые действия в AutoCAD ещё проходят отдельную приёмку.</w:t>
+        <w:t>, сохраните текст результата, местные координаты и выбранную поверхность просвета. Укажите источник: Вектор-1 2015, лист 4.2.1, страница 20; отметьте недостающие данные и статус локального просвета. Сохраните также монтажный отчёт с выбранными размерами и перечнем неподтверждённых связей. Печатный лист с подписью снимка не подтверждает его текущую актуальность и не заменяет рабочий узел. В комплекте пилота отдельно нужны подтверждённые монтажные данные и инженерный расчёт; живые действия в AutoCAD ещё проходят отдельную приёмку.</w:t>
       </w:r>
     </w:p>
     <w:p>
@@ -16636,14 +16743,14 @@
       </w:r>
     </w:p>
     <w:p>
-      <w:bookmarkStart w:id="763" w:name="chapter_19"/>
+      <w:bookmarkStart w:id="783" w:name="chapter_19"/>
       <w:pPr>
         <w:pStyle w:val="Heading1"/>
       </w:pPr>
       <w:r>
         <w:t>18 Как сообщить о проблеме чтобы её можно было исправить</w:t>
       </w:r>
-      <w:bookmarkEnd w:id="763"/>
+      <w:bookmarkEnd w:id="783"/>
     </w:p>
     <w:p>
       <w:r>
@@ -16656,14 +16763,14 @@
       </w:r>
     </w:p>
     <w:p>
-      <w:bookmarkStart w:id="769" w:name="chapter_20"/>
+      <w:bookmarkStart w:id="789" w:name="chapter_20"/>
       <w:pPr>
         <w:pStyle w:val="Heading1"/>
       </w:pPr>
       <w:r>
         <w:t>19 Словарь начинающего пользователя</w:t>
       </w:r>
-      <w:bookmarkEnd w:id="769"/>
+      <w:bookmarkEnd w:id="789"/>
     </w:p>
     <w:tbl>
       <w:tblPr>
@@ -18453,14 +18560,14 @@
       </w:pPr>
     </w:p>
     <w:p>
-      <w:bookmarkStart w:id="805" w:name="chapter_21"/>
+      <w:bookmarkStart w:id="825" w:name="chapter_21"/>
       <w:pPr>
         <w:pStyle w:val="Heading1"/>
       </w:pPr>
       <w:r>
         <w:t>20 Финальная самопроверка первого урока</w:t>
       </w:r>
-      <w:bookmarkEnd w:id="805"/>
+      <w:bookmarkEnd w:id="825"/>
     </w:p>
     <w:p>
       <w:r>

--- a/docs/facades_beginner_3009/Facades_Beginner_Manual_30.09.docx
+++ b/docs/facades_beginner_3009/Facades_Beginner_Manual_30.09.docx
@@ -48,7 +48,7 @@
         <w:rPr>
           <w:b/>
         </w:rPr>
-        <w:t>Редакция для исходников после build-bundle #104. Этапы 2Б1–2Б4 ещё не входят в установочный выпуск. Перед занятием проверьте версию трёх бандлов по разделу «Какой версией пользоваться».</w:t>
+        <w:t>Редакция для исходников после build-bundle #104. Этапы 2Б1–2Б5 ещё не входят в установочный выпуск. Перед занятием проверьте версию трёх бандлов по разделу «Какой версией пользоваться».</w:t>
       </w:r>
     </w:p>
     <w:p>
@@ -357,7 +357,7 @@
         <w:rPr>
           <w:b/>
         </w:rPr>
-        <w:t>Эта редакция описывает исходники после build-bundle #104, включая этапы 2Б1, 2Б2, размерную схему ATFNODE этапа 2Б3 и отдельный монтажный отчёт 2Б4. Выбор решения, параметры проекта и зон, а также ATFNODE из главы 13 ещё не входят в установочный выпуск.</w:t>
+        <w:t>Эта редакция описывает исходники после build-bundle #104, включая этапы 2Б1, 2Б2, размерную схему ATFNODE этапа 2Б3 и монтажный отчёт 2Б4 с частичной номинальной цепью 2Б5. Выбор решения, параметры проекта и зон, а также ATFNODE из главы 13 ещё не входят в установочный выпуск.</w:t>
       </w:r>
       <w:r>
         <w:t xml:space="preserve"> Выпуск #104 содержит этап 2А: ведомости и геометрический паспорт соединений. Для него сохранено отдельное </w:t>
@@ -396,7 +396,7 @@
         <w:t>latest</w:t>
       </w:r>
       <w:r>
-        <w:t xml:space="preserve"> соответствующим этой редакции. До отдельного выпуска 2Б1–2Б4 изучайте новые поля по инструкции; доступность окна в исходниках не доказывает его работу в живом AutoCAD. Идентификатор проверенного кода приведён в </w:t>
+        <w:t xml:space="preserve"> соответствующим этой редакции. До отдельного выпуска 2Б1–2Б5 изучайте новые поля по инструкции; доступность окна в исходниках не доказывает его работу в живом AutoCAD. Идентификатор проверенного кода приведён в </w:t>
       </w:r>
       <w:r>
         <w:rPr>
@@ -12568,7 +12568,332 @@
     </w:p>
     <w:p>
       <w:r>
-        <w:t>Для выбранной сборки отдельно перечислены семь недостающих связей:</w:t>
+        <w:t xml:space="preserve">В разделе </w:t>
+      </w:r>
+      <w:r>
+        <w:rPr>
+          <w:b/>
+        </w:rPr>
+        <w:t>«Номинальные базы по размерным линиям альбома»</w:t>
+      </w:r>
+      <w:r>
+        <w:t xml:space="preserve"> показана уже определённая часть цепи. Она относится к плоской недеформированной схеме узла 4.2.1: КР2 прилегает к одной паронитовой прокладке ПП номинальной толщиной 2 мм, а ПП — к основанию. Дополнительных подкладок и зазоров нет; сжатие ПП, неровности, допуски и деформации здесь не вычисляются.</w:t>
+      </w:r>
+    </w:p>
+    <w:tbl>
+      <w:tblPr>
+        <w:tblW w:type="auto" w:w="0"/>
+        <w:tblLayout w:type="fixed"/>
+        <w:tblLook w:firstColumn="1" w:firstRow="1" w:lastColumn="0" w:lastRow="0" w:noHBand="0" w:noVBand="1" w:val="04A0"/>
+        <w:tblBorders>
+          <w:top w:val="single" w:sz="4" w:color="D9D9D9"/>
+          <w:left w:val="single" w:sz="4" w:color="D9D9D9"/>
+          <w:bottom w:val="single" w:sz="4" w:color="D9D9D9"/>
+          <w:right w:val="single" w:sz="4" w:color="D9D9D9"/>
+          <w:insideH w:val="single" w:sz="4" w:color="D9D9D9"/>
+          <w:insideV w:val="single" w:sz="4" w:color="D9D9D9"/>
+        </w:tblBorders>
+      </w:tblPr>
+      <w:tblGrid>
+        <w:gridCol w:w="5582"/>
+        <w:gridCol w:w="4498"/>
+      </w:tblGrid>
+      <w:tr>
+        <w:trPr>
+          <w:cantSplit/>
+          <w:tblHeader/>
+        </w:trPr>
+        <w:tc>
+          <w:tcPr>
+            <w:tcW w:type="dxa" w:w="5582"/>
+            <w:vAlign w:val="center"/>
+            <w:tcMar>
+              <w:top w:w="85" w:type="dxa"/>
+              <w:bottom w:w="85" w:type="dxa"/>
+              <w:left w:w="100" w:type="dxa"/>
+              <w:right w:w="100" w:type="dxa"/>
+            </w:tcMar>
+            <w:shd w:fill="23485F"/>
+          </w:tcPr>
+          <w:p>
+            <w:pPr>
+              <w:spacing w:after="0" w:before="0" w:line="259" w:lineRule="auto"/>
+            </w:pPr>
+            <w:r>
+              <w:rPr>
+                <w:b/>
+                <w:color w:val="FFFFFF"/>
+                <w:sz w:val="20"/>
+              </w:rPr>
+              <w:t>Номинальная база</w:t>
+            </w:r>
+          </w:p>
+        </w:tc>
+        <w:tc>
+          <w:tcPr>
+            <w:tcW w:type="dxa" w:w="4498"/>
+            <w:vAlign w:val="center"/>
+            <w:tcMar>
+              <w:top w:w="85" w:type="dxa"/>
+              <w:bottom w:w="85" w:type="dxa"/>
+              <w:left w:w="100" w:type="dxa"/>
+              <w:right w:w="100" w:type="dxa"/>
+            </w:tcMar>
+            <w:shd w:fill="23485F"/>
+          </w:tcPr>
+          <w:p>
+            <w:pPr>
+              <w:spacing w:after="0" w:before="0" w:line="259" w:lineRule="auto"/>
+            </w:pPr>
+            <w:r>
+              <w:rPr>
+                <w:b/>
+                <w:color w:val="FFFFFF"/>
+                <w:sz w:val="20"/>
+              </w:rPr>
+              <w:t>Координата x наружу от основания, мм</w:t>
+            </w:r>
+          </w:p>
+        </w:tc>
+      </w:tr>
+      <w:tr>
+        <w:trPr>
+          <w:cantSplit/>
+        </w:trPr>
+        <w:tc>
+          <w:tcPr>
+            <w:tcW w:type="dxa" w:w="5582"/>
+            <w:vAlign w:val="center"/>
+            <w:tcMar>
+              <w:top w:w="85" w:type="dxa"/>
+              <w:bottom w:w="85" w:type="dxa"/>
+              <w:left w:w="100" w:type="dxa"/>
+              <w:right w:w="100" w:type="dxa"/>
+            </w:tcMar>
+            <w:shd w:fill="FFFFFF"/>
+          </w:tcPr>
+          <w:p>
+            <w:pPr>
+              <w:spacing w:after="0" w:before="0" w:line="259" w:lineRule="auto"/>
+            </w:pPr>
+            <w:r>
+              <w:rPr>
+                <w:color w:val="000000"/>
+                <w:sz w:val="20"/>
+              </w:rPr>
+              <w:t>Основание</w:t>
+            </w:r>
+          </w:p>
+        </w:tc>
+        <w:tc>
+          <w:tcPr>
+            <w:tcW w:type="dxa" w:w="4498"/>
+            <w:vAlign w:val="center"/>
+            <w:tcMar>
+              <w:top w:w="85" w:type="dxa"/>
+              <w:bottom w:w="85" w:type="dxa"/>
+              <w:left w:w="100" w:type="dxa"/>
+              <w:right w:w="100" w:type="dxa"/>
+            </w:tcMar>
+            <w:shd w:fill="FFFFFF"/>
+          </w:tcPr>
+          <w:p>
+            <w:pPr>
+              <w:spacing w:after="0" w:before="0" w:line="259" w:lineRule="auto"/>
+            </w:pPr>
+            <w:r>
+              <w:rPr>
+                <w:color w:val="000000"/>
+                <w:sz w:val="20"/>
+              </w:rPr>
+              <w:t>0</w:t>
+            </w:r>
+          </w:p>
+        </w:tc>
+      </w:tr>
+      <w:tr>
+        <w:trPr>
+          <w:cantSplit/>
+        </w:trPr>
+        <w:tc>
+          <w:tcPr>
+            <w:tcW w:type="dxa" w:w="5582"/>
+            <w:vAlign w:val="center"/>
+            <w:tcMar>
+              <w:top w:w="85" w:type="dxa"/>
+              <w:bottom w:w="85" w:type="dxa"/>
+              <w:left w:w="100" w:type="dxa"/>
+              <w:right w:w="100" w:type="dxa"/>
+            </w:tcMar>
+            <w:shd w:fill="F1F5F7"/>
+          </w:tcPr>
+          <w:p>
+            <w:pPr>
+              <w:spacing w:after="0" w:before="0" w:line="259" w:lineRule="auto"/>
+            </w:pPr>
+            <w:r>
+              <w:rPr>
+                <w:color w:val="000000"/>
+                <w:sz w:val="20"/>
+              </w:rPr>
+              <w:t>Наружная поверхность ПП и опорная поверхность КР2</w:t>
+            </w:r>
+          </w:p>
+        </w:tc>
+        <w:tc>
+          <w:tcPr>
+            <w:tcW w:type="dxa" w:w="4498"/>
+            <w:vAlign w:val="center"/>
+            <w:tcMar>
+              <w:top w:w="85" w:type="dxa"/>
+              <w:bottom w:w="85" w:type="dxa"/>
+              <w:left w:w="100" w:type="dxa"/>
+              <w:right w:w="100" w:type="dxa"/>
+            </w:tcMar>
+            <w:shd w:fill="F1F5F7"/>
+          </w:tcPr>
+          <w:p>
+            <w:pPr>
+              <w:spacing w:after="0" w:before="0" w:line="259" w:lineRule="auto"/>
+            </w:pPr>
+            <w:r>
+              <w:rPr>
+                <w:color w:val="000000"/>
+                <w:sz w:val="20"/>
+              </w:rPr>
+              <w:t>2</w:t>
+            </w:r>
+          </w:p>
+        </w:tc>
+      </w:tr>
+      <w:tr>
+        <w:trPr>
+          <w:cantSplit/>
+        </w:trPr>
+        <w:tc>
+          <w:tcPr>
+            <w:tcW w:type="dxa" w:w="5582"/>
+            <w:vAlign w:val="center"/>
+            <w:tcMar>
+              <w:top w:w="85" w:type="dxa"/>
+              <w:bottom w:w="85" w:type="dxa"/>
+              <w:left w:w="100" w:type="dxa"/>
+              <w:right w:w="100" w:type="dxa"/>
+            </w:tcMar>
+            <w:shd w:fill="FFFFFF"/>
+          </w:tcPr>
+          <w:p>
+            <w:pPr>
+              <w:spacing w:after="0" w:before="0" w:line="259" w:lineRule="auto"/>
+            </w:pPr>
+            <w:r>
+              <w:rPr>
+                <w:color w:val="000000"/>
+                <w:sz w:val="20"/>
+              </w:rPr>
+              <w:t>Свободный торец КР2</w:t>
+            </w:r>
+          </w:p>
+        </w:tc>
+        <w:tc>
+          <w:tcPr>
+            <w:tcW w:type="dxa" w:w="4498"/>
+            <w:vAlign w:val="center"/>
+            <w:tcMar>
+              <w:top w:w="85" w:type="dxa"/>
+              <w:bottom w:w="85" w:type="dxa"/>
+              <w:left w:w="100" w:type="dxa"/>
+              <w:right w:w="100" w:type="dxa"/>
+            </w:tcMar>
+            <w:shd w:fill="FFFFFF"/>
+          </w:tcPr>
+          <w:p>
+            <w:pPr>
+              <w:spacing w:after="0" w:before="0" w:line="259" w:lineRule="auto"/>
+            </w:pPr>
+            <w:r>
+              <w:rPr>
+                <w:color w:val="000000"/>
+                <w:sz w:val="20"/>
+              </w:rPr>
+              <w:t>2 + L КР2</w:t>
+            </w:r>
+          </w:p>
+        </w:tc>
+      </w:tr>
+    </w:tbl>
+    <w:p>
+      <w:pPr>
+        <w:spacing w:after="40"/>
+      </w:pPr>
+    </w:p>
+    <w:p>
+      <w:r>
+        <w:t xml:space="preserve">При выбранной длине КР2 </w:t>
+      </w:r>
+      <w:r>
+        <w:rPr>
+          <w:b/>
+        </w:rPr>
+        <w:t>50 мм</w:t>
+      </w:r>
+      <w:r>
+        <w:t xml:space="preserve"> номинальный торец находится на </w:t>
+      </w:r>
+      <w:r>
+        <w:rPr>
+          <w:b/>
+        </w:rPr>
+        <w:t>52 мм</w:t>
+      </w:r>
+      <w:r>
+        <w:t xml:space="preserve">, при </w:t>
+      </w:r>
+      <w:r>
+        <w:rPr>
+          <w:b/>
+        </w:rPr>
+        <w:t>350 мм</w:t>
+      </w:r>
+      <w:r>
+        <w:t xml:space="preserve"> — на </w:t>
+      </w:r>
+      <w:r>
+        <w:rPr>
+          <w:b/>
+        </w:rPr>
+        <w:t>352 мм</w:t>
+      </w:r>
+      <w:r>
+        <w:t>. Размер L на листе 3.2.1 / PDF 6 уже отсчитан от наружной опорной поверхности лапки: толщину металла повторно не прибавляют. Толщина ПП взята с листа 3.2.2 / PDF 7. Эти координаты не являются положением ГП или наружной облицовки и не подтверждают фактическую установку. Число 2 мм также не выбирает типоразмер, контур или отверстие прокладки.</w:t>
+      </w:r>
+    </w:p>
+    <w:p>
+      <w:r>
+        <w:t xml:space="preserve">Собственная длина УК на листе 3.3 / PDF 8 измерена от свободного торца до наружной стороны отогнутой лапки. Поэтому отчёт показывает </w:t>
+      </w:r>
+      <w:r>
+        <w:rPr>
+          <w:b/>
+        </w:rPr>
+        <w:t>x пятки УК = 2 + L КР2 + L УК − h</w:t>
+      </w:r>
+      <w:r>
+        <w:t>. Здесь h — знаковая разность координат свободных торцов КР2 и УК. При положительном частичном вложении она описывает продольное перекрытие габаритов, но не разрешённую рабочую длину соединения. Число h, его допустимые пределы и положение УК пока не определены. Координату ближайшей поверхности ГП нельзя подставлять вместо координаты пятки УК.</w:t>
+      </w:r>
+    </w:p>
+    <w:p>
+      <w:r>
+        <w:t xml:space="preserve">В списке остаются семь монтажных зависимостей. Первые две теперь </w:t>
+      </w:r>
+      <w:r>
+        <w:rPr>
+          <w:b/>
+        </w:rPr>
+        <w:t>частично подтверждены</w:t>
+      </w:r>
+      <w:r>
+        <w:t xml:space="preserve"> по номинальной схеме; их применимость к фактической установке и продолжение цепи остаются отдельными вопросами:</w:t>
       </w:r>
     </w:p>
     <w:p>
@@ -12576,7 +12901,7 @@
         <w:ind w:left="317" w:hanging="317"/>
       </w:pPr>
       <w:r>
-        <w:t>• положение монтажной базы КР2 относительно стены;</w:t>
+        <w:t>• положение монтажной базы КР2 относительно стены — номинально определено;</w:t>
       </w:r>
     </w:p>
     <w:p>
@@ -12584,7 +12909,7 @@
         <w:ind w:left="317" w:hanging="317"/>
       </w:pPr>
       <w:r>
-        <w:t>• базы длины L кронштейна КР2 в сборке;</w:t>
+        <w:t>• базы длины L кронштейна КР2 — номинальный торец определён;</w:t>
       </w:r>
     </w:p>
     <w:p>
@@ -12629,6 +12954,11 @@
     </w:p>
     <w:p>
       <w:r>
+        <w:t>В том же альбоме на PDF 34, 37, 44 и 46 есть минимум 30 мм для пары КР2–УК в других типах системы. Это подтверждённые аналоги, но не установленное правило пилота 4.2.1: программа не назначает по ним h и не вычисляет допустимый ход как L УК − 30 мм.</w:t>
+      </w:r>
+    </w:p>
+    <w:p>
+      <w:r>
         <w:t xml:space="preserve">Статус </w:t>
       </w:r>
       <w:r>
@@ -12643,7 +12973,7 @@
     </w:p>
     <w:p>
       <w:r>
-        <w:t>В предыдущем примере просвет 20 мм может быть выполнен при разных заявленных длинах КР2 и УК. Прочитайте выбранные L и недостающие перехлёст и базы; не складывайте длины как готовый вынос. Монтажный отчёт не меняет результат размерной проверки: допустимую схему можно вставить с прежними ограничениями, а запрет вставки при противоречии остаётся.</w:t>
+        <w:t>В предыдущем примере просвет 20 мм может быть выполнен при разных заявленных длинах КР2 и УК. Прочитайте выбранные L, номинальный торец КР2 и оставшиеся неизвестные связи; не складывайте длины как готовый вынос. Монтажный отчёт не меняет результат размерной проверки: допустимую схему можно вставить с прежними ограничениями, а запрет вставки при противоречии остаётся.</w:t>
       </w:r>
     </w:p>
     <w:p>
@@ -12762,14 +13092,14 @@
       </w:r>
     </w:p>
     <w:p>
-      <w:bookmarkStart w:id="702" w:name="chapter_15"/>
+      <w:bookmarkStart w:id="716" w:name="chapter_15"/>
       <w:pPr>
         <w:pStyle w:val="Heading1"/>
       </w:pPr>
       <w:r>
         <w:t>14 Размеры и поиск дублей</w:t>
       </w:r>
-      <w:bookmarkEnd w:id="702"/>
+      <w:bookmarkEnd w:id="716"/>
     </w:p>
     <w:p>
       <w:r>
@@ -12811,14 +13141,14 @@
       </w:r>
     </w:p>
     <w:p>
-      <w:bookmarkStart w:id="710" w:name="chapter_16"/>
+      <w:bookmarkStart w:id="724" w:name="chapter_16"/>
       <w:pPr>
         <w:pStyle w:val="Heading1"/>
       </w:pPr>
       <w:r>
         <w:t>15 Зачем осталась команда ATCLAD</w:t>
       </w:r>
-      <w:bookmarkEnd w:id="710"/>
+      <w:bookmarkEnd w:id="724"/>
     </w:p>
     <w:p>
       <w:r>
@@ -12836,14 +13166,14 @@
       </w:r>
     </w:p>
     <w:p>
-      <w:bookmarkStart w:id="718" w:name="chapter_17"/>
+      <w:bookmarkStart w:id="732" w:name="chapter_17"/>
       <w:pPr>
         <w:pStyle w:val="Heading1"/>
       </w:pPr>
       <w:r>
         <w:t>16 Частые ошибки что делать по сообщению</w:t>
       </w:r>
-      <w:bookmarkEnd w:id="718"/>
+      <w:bookmarkEnd w:id="732"/>
     </w:p>
     <w:tbl>
       <w:tblPr>
@@ -16635,14 +16965,14 @@
       </w:pPr>
     </w:p>
     <w:p>
-      <w:bookmarkStart w:id="769" w:name="chapter_18"/>
+      <w:bookmarkStart w:id="783" w:name="chapter_18"/>
       <w:pPr>
         <w:pStyle w:val="Heading1"/>
       </w:pPr>
       <w:r>
         <w:t>17 Сохранение и передача результата</w:t>
       </w:r>
-      <w:bookmarkEnd w:id="769"/>
+      <w:bookmarkEnd w:id="783"/>
     </w:p>
     <w:p>
       <w:r>
@@ -16675,7 +17005,7 @@
         <w:t>ATFNODE → Проверить</w:t>
       </w:r>
       <w:r>
-        <w:t>, сохраните текст результата, местные координаты и выбранную поверхность просвета. Укажите источник: Вектор-1 2015, лист 4.2.1, страница 20; отметьте недостающие данные и статус локального просвета. Сохраните также монтажный отчёт с выбранными размерами и перечнем неподтверждённых связей. Печатный лист с подписью снимка не подтверждает его текущую актуальность и не заменяет рабочий узел. В комплекте пилота отдельно нужны подтверждённые монтажные данные и инженерный расчёт; живые действия в AutoCAD ещё проходят отдельную приёмку.</w:t>
+        <w:t>, сохраните текст результата, местные координаты и выбранную поверхность просвета. Укажите источник: Вектор-1 2015, лист 4.2.1, страница 20; отметьте недостающие данные и статус локального просвета. Сохраните также монтажный отчёт с выбранными размерами, условиями номинальной цепи и перечнем оставшихся неподтверждённых связей. Печатный лист с подписью снимка не подтверждает его текущую актуальность и не заменяет рабочий узел. В комплекте пилота отдельно нужны подтверждённые монтажные данные и инженерный расчёт; живые действия в AutoCAD ещё проходят отдельную приёмку.</w:t>
       </w:r>
     </w:p>
     <w:p>
@@ -16743,14 +17073,14 @@
       </w:r>
     </w:p>
     <w:p>
-      <w:bookmarkStart w:id="783" w:name="chapter_19"/>
+      <w:bookmarkStart w:id="797" w:name="chapter_19"/>
       <w:pPr>
         <w:pStyle w:val="Heading1"/>
       </w:pPr>
       <w:r>
         <w:t>18 Как сообщить о проблеме чтобы её можно было исправить</w:t>
       </w:r>
-      <w:bookmarkEnd w:id="783"/>
+      <w:bookmarkEnd w:id="797"/>
     </w:p>
     <w:p>
       <w:r>
@@ -16763,14 +17093,14 @@
       </w:r>
     </w:p>
     <w:p>
-      <w:bookmarkStart w:id="789" w:name="chapter_20"/>
+      <w:bookmarkStart w:id="803" w:name="chapter_20"/>
       <w:pPr>
         <w:pStyle w:val="Heading1"/>
       </w:pPr>
       <w:r>
         <w:t>19 Словарь начинающего пользователя</w:t>
       </w:r>
-      <w:bookmarkEnd w:id="789"/>
+      <w:bookmarkEnd w:id="803"/>
     </w:p>
     <w:tbl>
       <w:tblPr>
@@ -18560,14 +18890,14 @@
       </w:pPr>
     </w:p>
     <w:p>
-      <w:bookmarkStart w:id="825" w:name="chapter_21"/>
+      <w:bookmarkStart w:id="839" w:name="chapter_21"/>
       <w:pPr>
         <w:pStyle w:val="Heading1"/>
       </w:pPr>
       <w:r>
         <w:t>20 Финальная самопроверка первого урока</w:t>
       </w:r>
-      <w:bookmarkEnd w:id="825"/>
+      <w:bookmarkEnd w:id="839"/>
     </w:p>
     <w:p>
       <w:r>

--- a/docs/facades_beginner_3009/Facades_Beginner_Manual_30.09.docx
+++ b/docs/facades_beginner_3009/Facades_Beginner_Manual_30.09.docx
@@ -48,7 +48,7 @@
         <w:rPr>
           <w:b/>
         </w:rPr>
-        <w:t>Редакция для исходников после build-bundle #104. Этапы 2Б1–2Б5 ещё не входят в установочный выпуск. Перед занятием проверьте версию трёх бандлов по разделу «Какой версией пользоваться».</w:t>
+        <w:t>Редакция для исходников после build-bundle #104. Этапы 2Б1–2Б5 и 2В1 ещё не входят в установочный выпуск. Перед занятием проверьте версию трёх бандлов по разделу «Какой версией пользоваться».</w:t>
       </w:r>
     </w:p>
     <w:p>
@@ -357,7 +357,7 @@
         <w:rPr>
           <w:b/>
         </w:rPr>
-        <w:t>Эта редакция описывает исходники после build-bundle #104, включая этапы 2Б1, 2Б2, размерную схему ATFNODE этапа 2Б3 и монтажный отчёт 2Б4 с частичной номинальной цепью 2Б5. Выбор решения, параметры проекта и зон, а также ATFNODE из главы 13 ещё не входят в установочный выпуск.</w:t>
+        <w:t>Эта редакция описывает исходники после build-bundle #104: этапы 2Б1–2Б5 главы 13 и адресные предупреждения о кандидатах-кронштейнах 2В1 в разделе 8.9. Эти изменения ещё не входят в установочный выпуск.</w:t>
       </w:r>
       <w:r>
         <w:t xml:space="preserve"> Выпуск #104 содержит этап 2А: ведомости и геометрический паспорт соединений. Для него сохранено отдельное </w:t>
@@ -396,7 +396,7 @@
         <w:t>latest</w:t>
       </w:r>
       <w:r>
-        <w:t xml:space="preserve"> соответствующим этой редакции. До отдельного выпуска 2Б1–2Б5 изучайте новые поля по инструкции; доступность окна в исходниках не доказывает его работу в живом AutoCAD. Идентификатор проверенного кода приведён в </w:t>
+        <w:t xml:space="preserve"> соответствующим этой редакции. До отдельного выпуска 2Б1–2Б5 и 2В1 изучайте новые поля и сообщения по инструкции; доступность окна в исходниках не доказывает его работу в живом AutoCAD. Идентификатор проверенного кода приведён в </w:t>
       </w:r>
       <w:r>
         <w:rPr>
@@ -9168,6 +9168,26 @@
     </w:p>
     <w:p>
       <w:r>
+        <w:rPr>
+          <w:b/>
+        </w:rPr>
+        <w:t>В исходниках после build-104</w:t>
+      </w:r>
+      <w:r>
+        <w:t xml:space="preserve"> один физический кронштейн, попавший в кандидаты нескольких отдельных кусков ГП, получает адресное предупреждение </w:t>
+      </w:r>
+      <w:r>
+        <w:rPr>
+          <w:b/>
+        </w:rPr>
+        <w:t>«Монтажная принадлежность не определена»</w:t>
+      </w:r>
+      <w:r>
+        <w:t>. В строках затронутых направляющих показано число общих кандидатов-кронштейнов; в предупреждениях отчёта — ID кронштейна и всех связанных направляющих. Это неоднозначность геометрической схемы, а не установленная ошибка монтажа или назначенная опора. Сопоставьте перечисленные детали с проектным узлом; не удаляйте их ради исчезновения сообщения.</w:t>
+      </w:r>
+    </w:p>
+    <w:p>
+      <w:r>
         <w:t xml:space="preserve">Неподвижность или подвижность соединения и непрерывность профиля через стык остаются </w:t>
       </w:r>
       <w:r>
@@ -9177,7 +9197,7 @@
         <w:t>неизвестными</w:t>
       </w:r>
       <w:r>
-        <w:t>, пока не подтверждены проектным решением. Соседние куски профиля не объединяются в непрерывный элемент по одному совпадению координат. Марка или выбор предустановки «Вектор-1» также не присваивает изделию подтверждённую позицию каталога. Данные одного первичного расчёта относятся к его собственному решению, а не ко всем фасадам этой системы.</w:t>
+        <w:t>, пока не подтверждены проектным решением. Даже нулевой зазор между соседними кусками не объединяет их в непрерывный элемент. Марка или выбор предустановки «Вектор-1» также не присваивает изделию подтверждённую позицию каталога. Данные одного первичного расчёта относятся к его собственному решению, а не ко всем фасадам этой системы. Адресное предупреждение не завершает монтажный контракт и не открывает полный расчёт или автоподбор.</w:t>
       </w:r>
     </w:p>
     <w:p>
@@ -9200,14 +9220,14 @@
       </w:r>
     </w:p>
     <w:p>
-      <w:bookmarkStart w:id="406" w:name="chapter_10"/>
+      <w:bookmarkStart w:id="408" w:name="chapter_10"/>
       <w:pPr>
         <w:pStyle w:val="Heading1"/>
       </w:pPr>
       <w:r>
         <w:t>9 Как проверять весь фасад не запутавшись в слоях</w:t>
       </w:r>
-      <w:bookmarkEnd w:id="406"/>
+      <w:bookmarkEnd w:id="408"/>
     </w:p>
     <w:p>
       <w:pPr>
@@ -9713,14 +9733,14 @@
       </w:r>
     </w:p>
     <w:p>
-      <w:bookmarkStart w:id="423" w:name="chapter_11"/>
+      <w:bookmarkStart w:id="425" w:name="chapter_11"/>
       <w:pPr>
         <w:pStyle w:val="Heading1"/>
       </w:pPr>
       <w:r>
         <w:t>10 Изменения повторный запуск и отмена</w:t>
       </w:r>
-      <w:bookmarkEnd w:id="423"/>
+      <w:bookmarkEnd w:id="425"/>
     </w:p>
     <w:p>
       <w:pPr>
@@ -10016,14 +10036,14 @@
       </w:r>
     </w:p>
     <w:p>
-      <w:bookmarkStart w:id="472" w:name="chapter_12"/>
+      <w:bookmarkStart w:id="474" w:name="chapter_12"/>
       <w:pPr>
         <w:pStyle w:val="Heading1"/>
       </w:pPr>
       <w:r>
         <w:t>11 Второе упражнение фронтон со скатами</w:t>
       </w:r>
-      <w:bookmarkEnd w:id="472"/>
+      <w:bookmarkEnd w:id="474"/>
     </w:p>
     <w:p>
       <w:pPr>
@@ -10182,14 +10202,14 @@
       </w:r>
     </w:p>
     <w:p>
-      <w:bookmarkStart w:id="488" w:name="chapter_13"/>
+      <w:bookmarkStart w:id="490" w:name="chapter_13"/>
       <w:pPr>
         <w:pStyle w:val="Heading1"/>
       </w:pPr>
       <w:r>
         <w:t>12 ATTILE справочник режимов после первого урока</w:t>
       </w:r>
-      <w:bookmarkEnd w:id="488"/>
+      <w:bookmarkEnd w:id="490"/>
     </w:p>
     <w:p>
       <w:pPr>
@@ -10809,14 +10829,14 @@
       </w:r>
     </w:p>
     <w:p>
-      <w:bookmarkStart w:id="524" w:name="chapter_14"/>
+      <w:bookmarkStart w:id="526" w:name="chapter_14"/>
       <w:pPr>
         <w:pStyle w:val="Heading1"/>
       </w:pPr>
       <w:r>
         <w:t>13 ATFRAME какие режимы выбирать</w:t>
       </w:r>
-      <w:bookmarkEnd w:id="524"/>
+      <w:bookmarkEnd w:id="526"/>
     </w:p>
     <w:p>
       <w:pPr>
@@ -13092,14 +13112,14 @@
       </w:r>
     </w:p>
     <w:p>
-      <w:bookmarkStart w:id="716" w:name="chapter_15"/>
+      <w:bookmarkStart w:id="718" w:name="chapter_15"/>
       <w:pPr>
         <w:pStyle w:val="Heading1"/>
       </w:pPr>
       <w:r>
         <w:t>14 Размеры и поиск дублей</w:t>
       </w:r>
-      <w:bookmarkEnd w:id="716"/>
+      <w:bookmarkEnd w:id="718"/>
     </w:p>
     <w:p>
       <w:r>
@@ -13141,14 +13161,14 @@
       </w:r>
     </w:p>
     <w:p>
-      <w:bookmarkStart w:id="724" w:name="chapter_16"/>
+      <w:bookmarkStart w:id="726" w:name="chapter_16"/>
       <w:pPr>
         <w:pStyle w:val="Heading1"/>
       </w:pPr>
       <w:r>
         <w:t>15 Зачем осталась команда ATCLAD</w:t>
       </w:r>
-      <w:bookmarkEnd w:id="724"/>
+      <w:bookmarkEnd w:id="726"/>
     </w:p>
     <w:p>
       <w:r>
@@ -13166,14 +13186,14 @@
       </w:r>
     </w:p>
     <w:p>
-      <w:bookmarkStart w:id="732" w:name="chapter_17"/>
+      <w:bookmarkStart w:id="734" w:name="chapter_17"/>
       <w:pPr>
         <w:pStyle w:val="Heading1"/>
       </w:pPr>
       <w:r>
         <w:t>16 Частые ошибки что делать по сообщению</w:t>
       </w:r>
-      <w:bookmarkEnd w:id="732"/>
+      <w:bookmarkEnd w:id="734"/>
     </w:p>
     <w:tbl>
       <w:tblPr>
@@ -14183,7 +14203,7 @@
                 <w:color w:val="000000"/>
                 <w:sz w:val="20"/>
               </w:rPr>
-              <w:t>Не удаётся обновить таблицу другим видом подсистемы</w:t>
+              <w:t>«Монтажная принадлежность не определена»</w:t>
             </w:r>
           </w:p>
         </w:tc>
@@ -14208,7 +14228,7 @@
                 <w:color w:val="000000"/>
                 <w:sz w:val="20"/>
               </w:rPr>
-              <w:t>Выбраны «Элементы» вместо «Соединения» либо наоборот</w:t>
+              <w:t>Один кронштейн — кандидат для нескольких отдельных кусков ГП; ошибка монтажа не установлена</w:t>
             </w:r>
           </w:p>
         </w:tc>
@@ -14233,7 +14253,7 @@
                 <w:color w:val="000000"/>
                 <w:sz w:val="20"/>
               </w:rPr>
-              <w:t>Повторить команду с тем же видом, что у целевой таблицы</w:t>
+              <w:t>Сверить ID кронштейна и направляющих из предупреждения с проектным узлом; совпадение не назначает опору</w:t>
             </w:r>
           </w:p>
         </w:tc>
@@ -14263,7 +14283,7 @@
                 <w:color w:val="000000"/>
                 <w:sz w:val="20"/>
               </w:rPr>
-              <w:t>Нет оценки хлыстов</w:t>
+              <w:t>Не удаётся обновить таблицу другим видом подсистемы</w:t>
             </w:r>
           </w:p>
         </w:tc>
@@ -14288,7 +14308,7 @@
                 <w:color w:val="000000"/>
                 <w:sz w:val="20"/>
               </w:rPr>
-              <w:t>Выбрана часть её области либо режим «только кляммеры»</w:t>
+              <w:t>Выбраны «Элементы» вместо «Соединения» либо наоборот</w:t>
             </w:r>
           </w:p>
         </w:tc>
@@ -14313,7 +14333,7 @@
                 <w:color w:val="000000"/>
                 <w:sz w:val="20"/>
               </w:rPr>
-              <w:t>Прочитать объяснение; при необходимости выбрать всю область. Не подменять отсутствие оценки нулём</w:t>
+              <w:t>Повторить команду с тем же видом, что у целевой таблицы</w:t>
             </w:r>
           </w:p>
         </w:tc>
@@ -14343,7 +14363,7 @@
                 <w:color w:val="000000"/>
                 <w:sz w:val="20"/>
               </w:rPr>
-              <w:t>Раскрой требует всю группу зон</w:t>
+              <w:t>Нет оценки хлыстов</w:t>
             </w:r>
           </w:p>
         </w:tc>
@@ -14368,7 +14388,7 @@
                 <w:color w:val="000000"/>
                 <w:sz w:val="20"/>
               </w:rPr>
-              <w:t>Выбрана только часть общей раскладки</w:t>
+              <w:t>Выбрана часть её области либо режим «только кляммеры»</w:t>
             </w:r>
           </w:p>
         </w:tc>
@@ -14393,7 +14413,7 @@
                 <w:color w:val="000000"/>
                 <w:sz w:val="20"/>
               </w:rPr>
-              <w:t>Выбрать всю указанную область либо «Детали» без раскроя</w:t>
+              <w:t>Прочитать объяснение; при необходимости выбрать всю область. Не подменять отсутствие оценки нулём</w:t>
             </w:r>
           </w:p>
         </w:tc>
@@ -14423,7 +14443,7 @@
                 <w:color w:val="000000"/>
                 <w:sz w:val="20"/>
               </w:rPr>
-              <w:t>Скопированная марка или штриховка не принимается</w:t>
+              <w:t>Раскрой требует всю группу зон</w:t>
             </w:r>
           </w:p>
         </w:tc>
@@ -14448,7 +14468,7 @@
                 <w:color w:val="000000"/>
                 <w:sz w:val="20"/>
               </w:rPr>
-              <w:t>COPY не подтверждает актуальность зоны/раскладки</w:t>
+              <w:t>Выбрана только часть общей раскладки</w:t>
             </w:r>
           </w:p>
         </w:tc>
@@ -14473,7 +14493,7 @@
                 <w:color w:val="000000"/>
                 <w:sz w:val="20"/>
               </w:rPr>
-              <w:t>По исходным контурам копии создать собственную зону и повторить цепочку</w:t>
+              <w:t>Выбрать всю указанную область либо «Детали» без раскроя</w:t>
             </w:r>
           </w:p>
         </w:tc>
@@ -14503,7 +14523,7 @@
                 <w:color w:val="000000"/>
                 <w:sz w:val="20"/>
               </w:rPr>
-              <w:t>Две одинаковые марки зоны</w:t>
+              <w:t>Скопированная марка или штриховка не принимается</w:t>
             </w:r>
           </w:p>
         </w:tc>
@@ -14528,7 +14548,7 @@
                 <w:color w:val="000000"/>
                 <w:sz w:val="20"/>
               </w:rPr>
-              <w:t>Повторное создание/копирование без новой идентичности</w:t>
+              <w:t>COPY не подтверждает актуальность зоны/раскладки</w:t>
             </w:r>
           </w:p>
         </w:tc>
@@ -14553,7 +14573,7 @@
                 <w:color w:val="000000"/>
                 <w:sz w:val="20"/>
               </w:rPr>
-              <w:t>Отменить сомнительное действие; назначить самостоятельную зону копии</w:t>
+              <w:t>По исходным контурам копии создать собственную зону и повторить цепочку</w:t>
             </w:r>
           </w:p>
         </w:tc>
@@ -14583,7 +14603,7 @@
                 <w:color w:val="000000"/>
                 <w:sz w:val="20"/>
               </w:rPr>
-              <w:t>В ATTILE рисунок начинается не там</w:t>
+              <w:t>Две одинаковые марки зоны</w:t>
             </w:r>
           </w:p>
         </w:tc>
@@ -14608,7 +14628,7 @@
                 <w:color w:val="000000"/>
                 <w:sz w:val="20"/>
               </w:rPr>
-              <w:t>Изменён отсчёт/общая точка/«основная стена»</w:t>
+              <w:t>Повторное создание/копирование без новой идентичности</w:t>
             </w:r>
           </w:p>
         </w:tc>
@@ -14633,7 +14653,7 @@
                 <w:color w:val="000000"/>
                 <w:sz w:val="20"/>
               </w:rPr>
-              <w:t>Проверить раздел 4 и повторить на одной зоне</w:t>
+              <w:t>Отменить сомнительное действие; назначить самостоятельную зону копии</w:t>
             </w:r>
           </w:p>
         </w:tc>
@@ -14663,7 +14683,7 @@
                 <w:color w:val="000000"/>
                 <w:sz w:val="20"/>
               </w:rPr>
-              <w:t>Цвета образца не совпали</w:t>
+              <w:t>В ATTILE рисунок начинается не там</w:t>
             </w:r>
           </w:p>
         </w:tc>
@@ -14688,7 +14708,7 @@
                 <w:color w:val="000000"/>
                 <w:sz w:val="20"/>
               </w:rPr>
-              <w:t>Типы на разных/неверных слоях, выбрана лишняя графика</w:t>
+              <w:t>Изменён отсчёт/общая точка/«основная стена»</w:t>
             </w:r>
           </w:p>
         </w:tc>
@@ -14713,7 +14733,7 @@
                 <w:color w:val="000000"/>
                 <w:sz w:val="20"/>
               </w:rPr>
-              <w:t>Упростить образец, проверить слои типов, повторить небольшой участок</w:t>
+              <w:t>Проверить раздел 4 и повторить на одной зоне</w:t>
             </w:r>
           </w:p>
         </w:tc>
@@ -14743,7 +14763,7 @@
                 <w:color w:val="000000"/>
                 <w:sz w:val="20"/>
               </w:rPr>
-              <w:t>Очень узкие полоски отсутствуют</w:t>
+              <w:t>Цвета образца не совпали</w:t>
             </w:r>
           </w:p>
         </w:tc>
@@ -14768,7 +14788,7 @@
                 <w:color w:val="000000"/>
                 <w:sz w:val="20"/>
               </w:rPr>
-              <w:t>Сработал порог «не класть куски тоньше»</w:t>
+              <w:t>Типы на разных/неверных слоях, выбрана лишняя графика</w:t>
             </w:r>
           </w:p>
         </w:tc>
@@ -14793,7 +14813,7 @@
                 <w:color w:val="000000"/>
                 <w:sz w:val="20"/>
               </w:rPr>
-              <w:t>Прочитать число исключений; изменить технологию/отсчёт осознанно</w:t>
+              <w:t>Упростить образец, проверить слои типов, повторить небольшой участок</w:t>
             </w:r>
           </w:p>
         </w:tc>
@@ -14823,7 +14843,7 @@
                 <w:color w:val="000000"/>
                 <w:sz w:val="20"/>
               </w:rPr>
-              <w:t>В ATFRAME нет осей раскладки</w:t>
+              <w:t>Очень узкие полоски отсутствуют</w:t>
             </w:r>
           </w:p>
         </w:tc>
@@ -14848,7 +14868,7 @@
                 <w:color w:val="000000"/>
                 <w:sz w:val="20"/>
               </w:rPr>
-              <w:t>Выбрана другая зона или старая метка</w:t>
+              <w:t>Сработал порог «не класть куски тоньше»</w:t>
             </w:r>
           </w:p>
         </w:tc>
@@ -14873,7 +14893,7 @@
                 <w:color w:val="000000"/>
                 <w:sz w:val="20"/>
               </w:rPr>
-              <w:t>Отменить; выполнить ATTILE по правильной зоне, затем ATFRAME</w:t>
+              <w:t>Прочитать число исключений; изменить технологию/отсчёт осознанно</w:t>
             </w:r>
           </w:p>
         </w:tc>
@@ -14903,7 +14923,7 @@
                 <w:color w:val="000000"/>
                 <w:sz w:val="20"/>
               </w:rPr>
-              <w:t>Кляммеров нет у бетонной плитки</w:t>
+              <w:t>В ATFRAME нет осей раскладки</w:t>
             </w:r>
           </w:p>
         </w:tc>
@@ -14928,7 +14948,7 @@
                 <w:color w:val="000000"/>
                 <w:sz w:val="20"/>
               </w:rPr>
-              <w:t>В этом режиме применяются шины</w:t>
+              <w:t>Выбрана другая зона или старая метка</w:t>
             </w:r>
           </w:p>
         </w:tc>
@@ -14953,7 +14973,7 @@
                 <w:color w:val="000000"/>
                 <w:sz w:val="20"/>
               </w:rPr>
-              <w:t>Проверить количество шин; это ожидаемое поведение</w:t>
+              <w:t>Отменить; выполнить ATTILE по правильной зоне, затем ATFRAME</w:t>
             </w:r>
           </w:p>
         </w:tc>
@@ -14983,7 +15003,7 @@
                 <w:color w:val="000000"/>
                 <w:sz w:val="20"/>
               </w:rPr>
-              <w:t>Не удаётся построить шину без опоры</w:t>
+              <w:t>Кляммеров нет у бетонной плитки</w:t>
             </w:r>
           </w:p>
         </w:tc>
@@ -15008,7 +15028,7 @@
                 <w:color w:val="000000"/>
                 <w:sz w:val="20"/>
               </w:rPr>
-              <w:t>Для короткого участка нет направляющей</w:t>
+              <w:t>В этом режиме применяются шины</w:t>
             </w:r>
           </w:p>
         </w:tc>
@@ -15033,7 +15053,7 @@
                 <w:color w:val="000000"/>
                 <w:sz w:val="20"/>
               </w:rPr>
-              <w:t>Проверить координату из сообщения; изменить разбиение/шаг по проекту, пересчитать</w:t>
+              <w:t>Проверить количество шин; это ожидаемое поведение</w:t>
             </w:r>
           </w:p>
         </w:tc>
@@ -15063,7 +15083,7 @@
                 <w:color w:val="000000"/>
                 <w:sz w:val="20"/>
               </w:rPr>
-              <w:t>Межэтажный расчёт недоступен</w:t>
+              <w:t>Не удаётся построить шину без опоры</w:t>
             </w:r>
           </w:p>
         </w:tc>
@@ -15088,7 +15108,7 @@
                 <w:color w:val="000000"/>
                 <w:sz w:val="20"/>
               </w:rPr>
-              <w:t>Статическая модель НСП не подтверждена</w:t>
+              <w:t>Для короткого участка нет направляющей</w:t>
             </w:r>
           </w:p>
         </w:tc>
@@ -15113,7 +15133,7 @@
                 <w:color w:val="000000"/>
                 <w:sz w:val="20"/>
               </w:rPr>
-              <w:t>Передать конструктору; ручную геометрию строить только по отдельному проекту</w:t>
+              <w:t>Проверить координату из сообщения; изменить разбиение/шаг по проекту, пересчитать</w:t>
             </w:r>
           </w:p>
         </w:tc>
@@ -15143,7 +15163,7 @@
                 <w:color w:val="000000"/>
                 <w:sz w:val="20"/>
               </w:rPr>
-              <w:t>Расчёт недоступен для явного каталожного решения</w:t>
+              <w:t>Межэтажный расчёт недоступен</w:t>
             </w:r>
           </w:p>
         </w:tc>
@@ -15168,7 +15188,7 @@
                 <w:color w:val="000000"/>
                 <w:sz w:val="20"/>
               </w:rPr>
-              <w:t>Характеристики выбранной номенклатуры не связаны с подтверждённым расчётом</w:t>
+              <w:t>Статическая модель НСП не подтверждена</w:t>
             </w:r>
           </w:p>
         </w:tc>
@@ -15193,7 +15213,7 @@
                 <w:color w:val="000000"/>
                 <w:sz w:val="20"/>
               </w:rPr>
-              <w:t>Сохранить выбор; согласовать отдельный инженерный проект. Ручной режим не подтверждает прочность</w:t>
+              <w:t>Передать конструктору; ручную геометрию строить только по отдельному проекту</w:t>
             </w:r>
           </w:p>
         </w:tc>
@@ -15223,7 +15243,7 @@
                 <w:color w:val="000000"/>
                 <w:sz w:val="20"/>
               </w:rPr>
-              <w:t>Выбраны зоны с разными решениями</w:t>
+              <w:t>Расчёт недоступен для явного каталожного решения</w:t>
             </w:r>
           </w:p>
         </w:tc>
@@ -15248,7 +15268,7 @@
                 <w:color w:val="000000"/>
                 <w:sz w:val="20"/>
               </w:rPr>
-              <w:t>Один общий выбор не может заменить разные сохранённые решения</w:t>
+              <w:t>Характеристики выбранной номенклатуры не связаны с подтверждённым расчётом</w:t>
             </w:r>
           </w:p>
         </w:tc>
@@ -15273,7 +15293,7 @@
                 <w:color w:val="000000"/>
                 <w:sz w:val="20"/>
               </w:rPr>
-              <w:t>Обработать зоны отдельно; не переносить выбор соседней зоны автоматически</w:t>
+              <w:t>Сохранить выбор; согласовать отдельный инженерный проект. Ручной режим не подтверждает прочность</w:t>
             </w:r>
           </w:p>
         </w:tc>
@@ -15303,7 +15323,7 @@
                 <w:color w:val="000000"/>
                 <w:sz w:val="20"/>
               </w:rPr>
-              <w:t>ATFZONEPARAMS просит сначала ATFPROJECT</w:t>
+              <w:t>Выбраны зоны с разными решениями</w:t>
             </w:r>
           </w:p>
         </w:tc>
@@ -15328,7 +15348,7 @@
                 <w:color w:val="000000"/>
                 <w:sz w:val="20"/>
               </w:rPr>
-              <w:t>В текущем DWG нет явно сохранённого проекта</w:t>
+              <w:t>Один общий выбор не может заменить разные сохранённые решения</w:t>
             </w:r>
           </w:p>
         </w:tc>
@@ -15353,7 +15373,7 @@
                 <w:color w:val="000000"/>
                 <w:sz w:val="20"/>
               </w:rPr>
-              <w:t>Задать полный выбор пилота, проверить изменения и сохранить проект</w:t>
+              <w:t>Обработать зоны отдельно; не переносить выбор соседней зоны автоматически</w:t>
             </w:r>
           </w:p>
         </w:tc>
@@ -15383,7 +15403,7 @@
                 <w:color w:val="000000"/>
                 <w:sz w:val="20"/>
               </w:rPr>
-              <w:t>ATFZONEPARAMS не принимает выбранный объект</w:t>
+              <w:t>ATFZONEPARAMS просит сначала ATFPROJECT</w:t>
             </w:r>
           </w:p>
         </w:tc>
@@ -15408,7 +15428,7 @@
                 <w:color w:val="000000"/>
                 <w:sz w:val="20"/>
               </w:rPr>
-              <w:t>Нужна настоящая актуальная зона ATFZONE</w:t>
+              <w:t>В текущем DWG нет явно сохранённого проекта</w:t>
             </w:r>
           </w:p>
         </w:tc>
@@ -15433,7 +15453,7 @@
                 <w:color w:val="000000"/>
                 <w:sz w:val="20"/>
               </w:rPr>
-              <w:t>Выбрать её штриховку или марку; для копии восстановить собственную зону</w:t>
+              <w:t>Задать полный выбор пилота, проверить изменения и сохранить проект</w:t>
             </w:r>
           </w:p>
         </w:tc>
@@ -15463,7 +15483,7 @@
                 <w:color w:val="000000"/>
                 <w:sz w:val="20"/>
               </w:rPr>
-              <w:t>У зон разные привязки или исключения</w:t>
+              <w:t>ATFZONEPARAMS не принимает выбранный объект</w:t>
             </w:r>
           </w:p>
         </w:tc>
@@ -15488,7 +15508,7 @@
                 <w:color w:val="000000"/>
                 <w:sz w:val="20"/>
               </w:rPr>
-              <w:t>Одно окно не может молча объединить разные местные настройки</w:t>
+              <w:t>Нужна настоящая актуальная зона ATFZONE</w:t>
             </w:r>
           </w:p>
         </w:tc>
@@ -15513,7 +15533,7 @@
                 <w:color w:val="000000"/>
                 <w:sz w:val="20"/>
               </w:rPr>
-              <w:t>Редактировать отдельными группами; проверить флажки «Своё значение»</w:t>
+              <w:t>Выбрать её штриховку или марку; для копии восстановить собственную зону</w:t>
             </w:r>
           </w:p>
         </w:tc>
@@ -15543,7 +15563,7 @@
                 <w:color w:val="000000"/>
                 <w:sz w:val="20"/>
               </w:rPr>
-              <w:t>ATFRAME сообщает о смеси привязанных и непривязанных зон</w:t>
+              <w:t>У зон разные привязки или исключения</w:t>
             </w:r>
           </w:p>
         </w:tc>
@@ -15568,7 +15588,7 @@
                 <w:color w:val="000000"/>
                 <w:sz w:val="20"/>
               </w:rPr>
-              <w:t>Происхождение параметров неоднородно</w:t>
+              <w:t>Одно окно не может молча объединить разные местные настройки</w:t>
             </w:r>
           </w:p>
         </w:tc>
@@ -15593,7 +15613,7 @@
                 <w:color w:val="000000"/>
                 <w:sz w:val="20"/>
               </w:rPr>
-              <w:t>Обработать отдельно либо явно настроить привязки через ATFZONEPARAMS</w:t>
+              <w:t>Редактировать отдельными группами; проверить флажки «Своё значение»</w:t>
             </w:r>
           </w:p>
         </w:tc>
@@ -15623,7 +15643,7 @@
                 <w:color w:val="000000"/>
                 <w:sz w:val="20"/>
               </w:rPr>
-              <w:t>После изменения проекта требуется полное ATFRAME</w:t>
+              <w:t>ATFRAME сообщает о смеси привязанных и непривязанных зон</w:t>
             </w:r>
           </w:p>
         </w:tc>
@@ -15648,7 +15668,7 @@
                 <w:color w:val="000000"/>
                 <w:sz w:val="20"/>
               </w:rPr>
-              <w:t>Сохранённый результат связан с прежней редакцией</w:t>
+              <w:t>Происхождение параметров неоднородно</w:t>
             </w:r>
           </w:p>
         </w:tc>
@@ -15673,7 +15693,7 @@
                 <w:color w:val="000000"/>
                 <w:sz w:val="20"/>
               </w:rPr>
-              <w:t>Выполнить полное построение; обновление только кляммеров не заменяет его</w:t>
+              <w:t>Обработать отдельно либо явно настроить привязки через ATFZONEPARAMS</w:t>
             </w:r>
           </w:p>
         </w:tc>
@@ -15703,7 +15723,7 @@
                 <w:color w:val="000000"/>
                 <w:sz w:val="20"/>
               </w:rPr>
-              <w:t>ATFNODE требует привязанную зону</w:t>
+              <w:t>После изменения проекта требуется полное ATFRAME</w:t>
             </w:r>
           </w:p>
         </w:tc>
@@ -15728,7 +15748,7 @@
                 <w:color w:val="000000"/>
                 <w:sz w:val="20"/>
               </w:rPr>
-              <w:t>Выбранная зона не связана с проектом пилота</w:t>
+              <w:t>Сохранённый результат связан с прежней редакцией</w:t>
             </w:r>
           </w:p>
         </w:tc>
@@ -15753,7 +15773,7 @@
                 <w:color w:val="000000"/>
                 <w:sz w:val="20"/>
               </w:rPr>
-              <w:t>Проверить ATFPROJECT и явно сохранить привязку через ATFZONEPARAMS</w:t>
+              <w:t>Выполнить полное построение; обновление только кляммеров не заменяет его</w:t>
             </w:r>
           </w:p>
         </w:tc>
@@ -15783,7 +15803,7 @@
                 <w:color w:val="000000"/>
                 <w:sz w:val="20"/>
               </w:rPr>
-              <w:t>ATFNODE не принимает единицы чертежа</w:t>
+              <w:t>ATFNODE требует привязанную зону</w:t>
             </w:r>
           </w:p>
         </w:tc>
@@ -15808,7 +15828,7 @@
                 <w:color w:val="000000"/>
                 <w:sz w:val="20"/>
               </w:rPr>
-              <w:t>DWG задан не в миллиметрах</w:t>
+              <w:t>Выбранная зона не связана с проектом пилота</w:t>
             </w:r>
           </w:p>
         </w:tc>
@@ -15833,7 +15853,7 @@
                 <w:color w:val="000000"/>
                 <w:sz w:val="20"/>
               </w:rPr>
-              <w:t>Проверить единицы и фактические размеры; команда не пересчитывает масштаб DWG</w:t>
+              <w:t>Проверить ATFPROJECT и явно сохранить привязку через ATFZONEPARAMS</w:t>
             </w:r>
           </w:p>
         </w:tc>
@@ -15863,7 +15883,7 @@
                 <w:color w:val="000000"/>
                 <w:sz w:val="20"/>
               </w:rPr>
-              <w:t>«ПСК изменилась во время выбора точки»</w:t>
+              <w:t>ATFNODE не принимает единицы чертежа</w:t>
             </w:r>
           </w:p>
         </w:tc>
@@ -15888,7 +15908,7 @@
                 <w:color w:val="000000"/>
                 <w:sz w:val="20"/>
               </w:rPr>
-              <w:t>Система координат изменилась после просмотра</w:t>
+              <w:t>DWG задан не в миллиметрах</w:t>
             </w:r>
           </w:p>
         </w:tc>
@@ -15913,7 +15933,7 @@
                 <w:color w:val="000000"/>
                 <w:sz w:val="20"/>
               </w:rPr>
-              <w:t>Повторить ATFNODE и выбрать точку при неизменной ПСК</w:t>
+              <w:t>Проверить единицы и фактические размеры; команда не пересчитывает масштаб DWG</w:t>
             </w:r>
           </w:p>
         </w:tc>
@@ -15943,7 +15963,7 @@
                 <w:color w:val="000000"/>
                 <w:sz w:val="20"/>
               </w:rPr>
-              <w:t>ATFNODE не даёт вставить схему</w:t>
+              <w:t>«ПСК изменилась во время выбора точки»</w:t>
             </w:r>
           </w:p>
         </w:tc>
@@ -15968,7 +15988,7 @@
                 <w:color w:val="000000"/>
                 <w:sz w:val="20"/>
               </w:rPr>
-              <w:t>Нет известных плоскостей, не определена выбранная поверхность либо есть противоречие</w:t>
+              <w:t>Система координат изменилась после просмотра</w:t>
             </w:r>
           </w:p>
         </w:tc>
@@ -15993,7 +16013,7 @@
                 <w:color w:val="000000"/>
                 <w:sz w:val="20"/>
               </w:rPr>
-              <w:t>Прочитать численный просмотр; задать подтверждённые данные. Неизвестное не заменять нулём</w:t>
+              <w:t>Повторить ATFNODE и выбрать точку при неизменной ПСК</w:t>
             </w:r>
           </w:p>
         </w:tc>
@@ -16023,7 +16043,7 @@
                 <w:color w:val="000000"/>
                 <w:sz w:val="20"/>
               </w:rPr>
-              <w:t>Локальный просвет меньше 20 мм</w:t>
+              <w:t>ATFNODE не даёт вставить схему</w:t>
             </w:r>
           </w:p>
         </w:tc>
@@ -16048,7 +16068,7 @@
                 <w:color w:val="000000"/>
                 <w:sz w:val="20"/>
               </w:rPr>
-              <w:t>Расстояние между заявленными поверхностями не выполняет правило узла 4.2.1</w:t>
+              <w:t>Нет известных плоскостей, не определена выбранная поверхность либо есть противоречие</w:t>
             </w:r>
           </w:p>
         </w:tc>
@@ -16073,7 +16093,7 @@
                 <w:color w:val="000000"/>
                 <w:sz w:val="20"/>
               </w:rPr>
-              <w:t>Проверить исходные координаты и проектное решение; вынос облицовки не заменяет этот просвет</w:t>
+              <w:t>Прочитать численный просмотр; задать подтверждённые данные. Неизвестное не заменять нулём</w:t>
             </w:r>
           </w:p>
         </w:tc>
@@ -16103,7 +16123,7 @@
                 <w:color w:val="000000"/>
                 <w:sz w:val="20"/>
               </w:rPr>
-              <w:t>Снимок ATFNODE неактуален</w:t>
+              <w:t>Локальный просвет меньше 20 мм</w:t>
             </w:r>
           </w:p>
         </w:tc>
@@ -16128,7 +16148,7 @@
                 <w:color w:val="000000"/>
                 <w:sz w:val="20"/>
               </w:rPr>
-              <w:t>Изменились проект, привязка или геометрия зоны</w:t>
+              <w:t>Расстояние между заявленными поверхностями не выполняет правило узла 4.2.1</w:t>
             </w:r>
           </w:p>
         </w:tc>
@@ -16153,7 +16173,7 @@
                 <w:color w:val="000000"/>
                 <w:sz w:val="20"/>
               </w:rPr>
-              <w:t>Проверить текущие параметры и создать новый снимок; старую подпись не считать подтверждением</w:t>
+              <w:t>Проверить исходные координаты и проектное решение; вынос облицовки не заменяет этот просвет</w:t>
             </w:r>
           </w:p>
         </w:tc>
@@ -16183,7 +16203,7 @@
                 <w:color w:val="000000"/>
                 <w:sz w:val="20"/>
               </w:rPr>
-              <w:t>«У выбранного блока нет паспорта ATFNODE»</w:t>
+              <w:t>Снимок ATFNODE неактуален</w:t>
             </w:r>
           </w:p>
         </w:tc>
@@ -16208,7 +16228,7 @@
                 <w:color w:val="000000"/>
                 <w:sz w:val="20"/>
               </w:rPr>
-              <w:t>Выбран обычный блок либо утрачены служебные данные схемы</w:t>
+              <w:t>Изменились проект, привязка или геометрия зоны</w:t>
             </w:r>
           </w:p>
         </w:tc>
@@ -16233,7 +16253,7 @@
                 <w:color w:val="000000"/>
                 <w:sz w:val="20"/>
               </w:rPr>
-              <w:t>Выбрать исходную схему; для новой создать экземпляр через ATFNODE</w:t>
+              <w:t>Проверить текущие параметры и создать новый снимок; старую подпись не считать подтверждением</w:t>
             </w:r>
           </w:p>
         </w:tc>
@@ -16263,7 +16283,7 @@
                 <w:color w:val="000000"/>
                 <w:sz w:val="20"/>
               </w:rPr>
-              <w:t>Проверка ATFNODE отклоняет копию или изменённую схему</w:t>
+              <w:t>«У выбранного блока нет паспорта ATFNODE»</w:t>
             </w:r>
           </w:p>
         </w:tc>
@@ -16288,7 +16308,7 @@
                 <w:color w:val="000000"/>
                 <w:sz w:val="20"/>
               </w:rPr>
-              <w:t>COPY, масштабирование, повреждение записи либо ручная правка содержимого</w:t>
+              <w:t>Выбран обычный блок либо утрачены служебные данные схемы</w:t>
             </w:r>
           </w:p>
         </w:tc>
@@ -16313,7 +16333,7 @@
                 <w:color w:val="000000"/>
                 <w:sz w:val="20"/>
               </w:rPr>
-              <w:t>Создать отдельный проверяемый экземпляр через ATFNODE; сохранить проблемный для диагностики</w:t>
+              <w:t>Выбрать исходную схему; для новой создать экземпляр через ATFNODE</w:t>
             </w:r>
           </w:p>
         </w:tc>
@@ -16343,7 +16363,7 @@
                 <w:color w:val="000000"/>
                 <w:sz w:val="20"/>
               </w:rPr>
-              <w:t>Решение нельзя изменить при повторе только кляммеров</w:t>
+              <w:t>Проверка ATFNODE отклоняет копию или изменённую схему</w:t>
             </w:r>
           </w:p>
         </w:tc>
@@ -16368,7 +16388,7 @@
                 <w:color w:val="000000"/>
                 <w:sz w:val="20"/>
               </w:rPr>
-              <w:t>Направляющие и кронштейны сохраняются</w:t>
+              <w:t>COPY, масштабирование, повреждение записи либо ручная правка содержимого</w:t>
             </w:r>
           </w:p>
         </w:tc>
@@ -16393,7 +16413,7 @@
                 <w:color w:val="000000"/>
                 <w:sz w:val="20"/>
               </w:rPr>
-              <w:t>Вернуться к полному перестроению по согласованному проекту</w:t>
+              <w:t>Создать отдельный проверяемый экземпляр через ATFNODE; сохранить проблемный для диагностики</w:t>
             </w:r>
           </w:p>
         </w:tc>
@@ -16423,7 +16443,7 @@
                 <w:color w:val="000000"/>
                 <w:sz w:val="20"/>
               </w:rPr>
-              <w:t>Расчёт отклонён из-за опор или пролётов</w:t>
+              <w:t>Решение нельзя изменить при повторе только кляммеров</w:t>
             </w:r>
           </w:p>
         </w:tc>
@@ -16448,7 +16468,7 @@
                 <w:color w:val="000000"/>
                 <w:sz w:val="20"/>
               </w:rPr>
-              <w:t>Отдельный кусок не соответствует принятой модели</w:t>
+              <w:t>Направляющие и кронштейны сохраняются</w:t>
             </w:r>
           </w:p>
         </w:tc>
@@ -16473,7 +16493,7 @@
                 <w:color w:val="000000"/>
                 <w:sz w:val="20"/>
               </w:rPr>
-              <w:t>Проверить опоры, проёмы и стыки с конструктором; не подбирать параметры ради снятия отказа</w:t>
+              <w:t>Вернуться к полному перестроению по согласованному проекту</w:t>
             </w:r>
           </w:p>
         </w:tc>
@@ -16503,7 +16523,7 @@
                 <w:color w:val="000000"/>
                 <w:sz w:val="20"/>
               </w:rPr>
-              <w:t>Композит с кляммерами не принимается</w:t>
+              <w:t>Расчёт отклонён из-за опор или пролётов</w:t>
             </w:r>
           </w:p>
         </w:tc>
@@ -16528,7 +16548,7 @@
                 <w:color w:val="000000"/>
                 <w:sz w:val="20"/>
               </w:rPr>
-              <w:t>Неподходящий состав крепления</w:t>
+              <w:t>Отдельный кусок не соответствует принятой модели</w:t>
             </w:r>
           </w:p>
         </w:tc>
@@ -16553,7 +16573,7 @@
                 <w:color w:val="000000"/>
                 <w:sz w:val="20"/>
               </w:rPr>
-              <w:t>Выбрать «только подсистему» и проектное решение крепления</w:t>
+              <w:t>Проверить опоры, проёмы и стыки с конструктором; не подбирать параметры ради снятия отказа</w:t>
             </w:r>
           </w:p>
         </w:tc>
@@ -16583,7 +16603,7 @@
                 <w:color w:val="000000"/>
                 <w:sz w:val="20"/>
               </w:rPr>
-              <w:t>Таблица слишком большая</w:t>
+              <w:t>Композит с кляммерами не принимается</w:t>
             </w:r>
           </w:p>
         </w:tc>
@@ -16608,7 +16628,7 @@
                 <w:color w:val="000000"/>
                 <w:sz w:val="20"/>
               </w:rPr>
-              <w:t>Высота текста задана в единицах модели</w:t>
+              <w:t>Неподходящий состав крепления</w:t>
             </w:r>
           </w:p>
         </w:tc>
@@ -16633,7 +16653,7 @@
                 <w:color w:val="000000"/>
                 <w:sz w:val="20"/>
               </w:rPr>
-              <w:t>Перестроить таблицу с меньшей высотой текста; контуры не масштабировать</w:t>
+              <w:t>Выбрать «только подсистему» и проектное решение крепления</w:t>
             </w:r>
           </w:p>
         </w:tc>
@@ -16663,7 +16683,7 @@
                 <w:color w:val="000000"/>
                 <w:sz w:val="20"/>
               </w:rPr>
-              <w:t>После Save As не найдены зоны</w:t>
+              <w:t>Таблица слишком большая</w:t>
             </w:r>
           </w:p>
         </w:tc>
@@ -16688,7 +16708,7 @@
                 <w:color w:val="000000"/>
                 <w:sz w:val="20"/>
               </w:rPr>
-              <w:t>Отдельный JSON не перенесён/не соответствует DWG</w:t>
+              <w:t>Высота текста задана в единицах модели</w:t>
             </w:r>
           </w:p>
         </w:tc>
@@ -16713,7 +16733,7 @@
                 <w:color w:val="000000"/>
                 <w:sz w:val="20"/>
               </w:rPr>
-              <w:t>Проверить пару файлов и пересчитать/сохранить зоны в новой папке</w:t>
+              <w:t>Перестроить таблицу с меньшей высотой текста; контуры не масштабировать</w:t>
             </w:r>
           </w:p>
         </w:tc>
@@ -16743,7 +16763,7 @@
                 <w:color w:val="000000"/>
                 <w:sz w:val="20"/>
               </w:rPr>
-              <w:t>Вставка идёт долго</w:t>
+              <w:t>После Save As не найдены зоны</w:t>
             </w:r>
           </w:p>
         </w:tc>
@@ -16768,7 +16788,7 @@
                 <w:color w:val="000000"/>
                 <w:sz w:val="20"/>
               </w:rPr>
-              <w:t>Большая зона, много разных подрезок или сложные блоки</w:t>
+              <w:t>Отдельный JSON не перенесён/не соответствует DWG</w:t>
             </w:r>
           </w:p>
         </w:tc>
@@ -16793,7 +16813,7 @@
                 <w:color w:val="000000"/>
                 <w:sz w:val="20"/>
               </w:rPr>
-              <w:t>Дождаться сообщения завершения; первый тест делать на небольшом участке</w:t>
+              <w:t>Проверить пару файлов и пересчитать/сохранить зоны в новой папке</w:t>
             </w:r>
           </w:p>
         </w:tc>
@@ -16823,7 +16843,7 @@
                 <w:color w:val="000000"/>
                 <w:sz w:val="20"/>
               </w:rPr>
-              <w:t>Старая схема линий, предложен ATFZONERESET</w:t>
+              <w:t>Вставка идёт долго</w:t>
             </w:r>
           </w:p>
         </w:tc>
@@ -16848,7 +16868,7 @@
                 <w:color w:val="000000"/>
                 <w:sz w:val="20"/>
               </w:rPr>
-              <w:t>У старых объектов нет безопасных связей</w:t>
+              <w:t>Большая зона, много разных подрезок или сложные блоки</w:t>
             </w:r>
           </w:p>
         </w:tc>
@@ -16873,7 +16893,7 @@
                 <w:color w:val="000000"/>
                 <w:sz w:val="20"/>
               </w:rPr>
-              <w:t>Выполнить главу 10.4 на контрольной копии, выбрать только свой участок</w:t>
+              <w:t>Дождаться сообщения завершения; первый тест делать на небольшом участке</w:t>
             </w:r>
           </w:p>
         </w:tc>
@@ -16903,6 +16923,86 @@
                 <w:color w:val="000000"/>
                 <w:sz w:val="20"/>
               </w:rPr>
+              <w:t>Старая схема линий, предложен ATFZONERESET</w:t>
+            </w:r>
+          </w:p>
+        </w:tc>
+        <w:tc>
+          <w:tcPr>
+            <w:tcW w:type="dxa" w:w="3581"/>
+            <w:vAlign w:val="center"/>
+            <w:tcMar>
+              <w:top w:w="85" w:type="dxa"/>
+              <w:bottom w:w="85" w:type="dxa"/>
+              <w:left w:w="100" w:type="dxa"/>
+              <w:right w:w="100" w:type="dxa"/>
+            </w:tcMar>
+            <w:shd w:fill="F1F5F7"/>
+          </w:tcPr>
+          <w:p>
+            <w:pPr>
+              <w:spacing w:after="0" w:before="0" w:line="259" w:lineRule="auto"/>
+            </w:pPr>
+            <w:r>
+              <w:rPr>
+                <w:color w:val="000000"/>
+                <w:sz w:val="20"/>
+              </w:rPr>
+              <w:t>У старых объектов нет безопасных связей</w:t>
+            </w:r>
+          </w:p>
+        </w:tc>
+        <w:tc>
+          <w:tcPr>
+            <w:tcW w:type="dxa" w:w="3581"/>
+            <w:vAlign w:val="center"/>
+            <w:tcMar>
+              <w:top w:w="85" w:type="dxa"/>
+              <w:bottom w:w="85" w:type="dxa"/>
+              <w:left w:w="100" w:type="dxa"/>
+              <w:right w:w="100" w:type="dxa"/>
+            </w:tcMar>
+            <w:shd w:fill="F1F5F7"/>
+          </w:tcPr>
+          <w:p>
+            <w:pPr>
+              <w:spacing w:after="0" w:before="0" w:line="259" w:lineRule="auto"/>
+            </w:pPr>
+            <w:r>
+              <w:rPr>
+                <w:color w:val="000000"/>
+                <w:sz w:val="20"/>
+              </w:rPr>
+              <w:t>Выполнить главу 10.4 на контрольной копии, выбрать только свой участок</w:t>
+            </w:r>
+          </w:p>
+        </w:tc>
+      </w:tr>
+      <w:tr>
+        <w:trPr>
+          <w:cantSplit/>
+        </w:trPr>
+        <w:tc>
+          <w:tcPr>
+            <w:tcW w:type="dxa" w:w="2919"/>
+            <w:vAlign w:val="center"/>
+            <w:tcMar>
+              <w:top w:w="85" w:type="dxa"/>
+              <w:bottom w:w="85" w:type="dxa"/>
+              <w:left w:w="100" w:type="dxa"/>
+              <w:right w:w="100" w:type="dxa"/>
+            </w:tcMar>
+            <w:shd w:fill="FFFFFF"/>
+          </w:tcPr>
+          <w:p>
+            <w:pPr>
+              <w:spacing w:after="0" w:before="0" w:line="259" w:lineRule="auto"/>
+            </w:pPr>
+            <w:r>
+              <w:rPr>
+                <w:color w:val="000000"/>
+                <w:sz w:val="20"/>
+              </w:rPr>
               <w:t>Внутренняя ошибка</w:t>
             </w:r>
           </w:p>
@@ -16917,7 +17017,7 @@
               <w:left w:w="100" w:type="dxa"/>
               <w:right w:w="100" w:type="dxa"/>
             </w:tcMar>
-            <w:shd w:fill="F1F5F7"/>
+            <w:shd w:fill="FFFFFF"/>
           </w:tcPr>
           <w:p>
             <w:pPr>
@@ -16942,7 +17042,7 @@
               <w:left w:w="100" w:type="dxa"/>
               <w:right w:w="100" w:type="dxa"/>
             </w:tcMar>
-            <w:shd w:fill="F1F5F7"/>
+            <w:shd w:fill="FFFFFF"/>
           </w:tcPr>
           <w:p>
             <w:pPr>
@@ -16965,14 +17065,14 @@
       </w:pPr>
     </w:p>
     <w:p>
-      <w:bookmarkStart w:id="783" w:name="chapter_18"/>
+      <w:bookmarkStart w:id="786" w:name="chapter_18"/>
       <w:pPr>
         <w:pStyle w:val="Heading1"/>
       </w:pPr>
       <w:r>
         <w:t>17 Сохранение и передача результата</w:t>
       </w:r>
-      <w:bookmarkEnd w:id="783"/>
+      <w:bookmarkEnd w:id="786"/>
     </w:p>
     <w:p>
       <w:r>
@@ -17073,14 +17173,14 @@
       </w:r>
     </w:p>
     <w:p>
-      <w:bookmarkStart w:id="797" w:name="chapter_19"/>
+      <w:bookmarkStart w:id="800" w:name="chapter_19"/>
       <w:pPr>
         <w:pStyle w:val="Heading1"/>
       </w:pPr>
       <w:r>
         <w:t>18 Как сообщить о проблеме чтобы её можно было исправить</w:t>
       </w:r>
-      <w:bookmarkEnd w:id="797"/>
+      <w:bookmarkEnd w:id="800"/>
     </w:p>
     <w:p>
       <w:r>
@@ -17093,14 +17193,14 @@
       </w:r>
     </w:p>
     <w:p>
-      <w:bookmarkStart w:id="803" w:name="chapter_20"/>
+      <w:bookmarkStart w:id="806" w:name="chapter_20"/>
       <w:pPr>
         <w:pStyle w:val="Heading1"/>
       </w:pPr>
       <w:r>
         <w:t>19 Словарь начинающего пользователя</w:t>
       </w:r>
-      <w:bookmarkEnd w:id="803"/>
+      <w:bookmarkEnd w:id="806"/>
     </w:p>
     <w:tbl>
       <w:tblPr>
@@ -18890,14 +18990,14 @@
       </w:pPr>
     </w:p>
     <w:p>
-      <w:bookmarkStart w:id="839" w:name="chapter_21"/>
+      <w:bookmarkStart w:id="842" w:name="chapter_21"/>
       <w:pPr>
         <w:pStyle w:val="Heading1"/>
       </w:pPr>
       <w:r>
         <w:t>20 Финальная самопроверка первого урока</w:t>
       </w:r>
-      <w:bookmarkEnd w:id="839"/>
+      <w:bookmarkEnd w:id="842"/>
     </w:p>
     <w:p>
       <w:r>

--- a/docs/facades_beginner_3009/Facades_Beginner_Manual_30.09.docx
+++ b/docs/facades_beginner_3009/Facades_Beginner_Manual_30.09.docx
@@ -48,7 +48,7 @@
         <w:rPr>
           <w:b/>
         </w:rPr>
-        <w:t>Редакция для исходников после build-bundle #104. Этапы 2Б1–2Б5 и 2В1 ещё не входят в установочный выпуск. Перед занятием проверьте версию трёх бандлов по разделу «Какой версией пользоваться».</w:t>
+        <w:t>Редакция для исходников после build-bundle #104. Этапы 2Б1–2Б5 и 2В1–2В2 ещё не входят в установочный выпуск. Перед занятием проверьте версию трёх бандлов по разделу «Какой версией пользоваться».</w:t>
       </w:r>
     </w:p>
     <w:p>
@@ -357,7 +357,7 @@
         <w:rPr>
           <w:b/>
         </w:rPr>
-        <w:t>Эта редакция описывает исходники после build-bundle #104: этапы 2Б1–2Б5 главы 13 и адресные предупреждения о кандидатах-кронштейнах 2В1 в разделе 8.9. Эти изменения ещё не входят в установочный выпуск.</w:t>
+        <w:t>Эта редакция описывает исходники после build-bundle #104: этапы 2Б1–2Б5 главы 13 и адресные предупреждения о кандидатах-кронштейнах 2В1–2В2 в разделе 8.9. Эти изменения ещё не входят в установочный выпуск.</w:t>
       </w:r>
       <w:r>
         <w:t xml:space="preserve"> Выпуск #104 содержит этап 2А: ведомости и геометрический паспорт соединений. Для него сохранено отдельное </w:t>
@@ -396,7 +396,7 @@
         <w:t>latest</w:t>
       </w:r>
       <w:r>
-        <w:t xml:space="preserve"> соответствующим этой редакции. До отдельного выпуска 2Б1–2Б5 и 2В1 изучайте новые поля и сообщения по инструкции; доступность окна в исходниках не доказывает его работу в живом AutoCAD. Идентификатор проверенного кода приведён в </w:t>
+        <w:t xml:space="preserve"> соответствующим этой редакции. До отдельного выпуска 2Б1–2Б5 и 2В1–2В2 изучайте новые поля и сообщения по инструкции; доступность окна в исходниках не доказывает его работу в живом AutoCAD. Идентификатор проверенного кода приведён в </w:t>
       </w:r>
       <w:r>
         <w:rPr>
@@ -9188,6 +9188,20 @@
     </w:p>
     <w:p>
       <w:r>
+        <w:t xml:space="preserve">Сообщение </w:t>
+      </w:r>
+      <w:r>
+        <w:rPr>
+          <w:b/>
+        </w:rPr>
+        <w:t>«ID есть в проверенном составе, но отсутствует среди ссылок кандидатов опор этого паспорта»</w:t>
+      </w:r>
+      <w:r>
+        <w:t xml:space="preserve"> указывает ID кронштейна и его зону. Сверьте их с проектным узлом. Кронштейн остаётся в ведомости и не объявляется лишним; наличие и тип фактического крепления неизвестны. Ручные детали и результаты без доступного паспорта по этому признаку не оцениваются.</w:t>
+      </w:r>
+    </w:p>
+    <w:p>
+      <w:r>
         <w:t xml:space="preserve">Неподвижность или подвижность соединения и непрерывность профиля через стык остаются </w:t>
       </w:r>
       <w:r>
@@ -9220,14 +9234,14 @@
       </w:r>
     </w:p>
     <w:p>
-      <w:bookmarkStart w:id="408" w:name="chapter_10"/>
+      <w:bookmarkStart w:id="410" w:name="chapter_10"/>
       <w:pPr>
         <w:pStyle w:val="Heading1"/>
       </w:pPr>
       <w:r>
         <w:t>9 Как проверять весь фасад не запутавшись в слоях</w:t>
       </w:r>
-      <w:bookmarkEnd w:id="408"/>
+      <w:bookmarkEnd w:id="410"/>
     </w:p>
     <w:p>
       <w:pPr>
@@ -9733,14 +9747,14 @@
       </w:r>
     </w:p>
     <w:p>
-      <w:bookmarkStart w:id="425" w:name="chapter_11"/>
+      <w:bookmarkStart w:id="427" w:name="chapter_11"/>
       <w:pPr>
         <w:pStyle w:val="Heading1"/>
       </w:pPr>
       <w:r>
         <w:t>10 Изменения повторный запуск и отмена</w:t>
       </w:r>
-      <w:bookmarkEnd w:id="425"/>
+      <w:bookmarkEnd w:id="427"/>
     </w:p>
     <w:p>
       <w:pPr>
@@ -10036,14 +10050,14 @@
       </w:r>
     </w:p>
     <w:p>
-      <w:bookmarkStart w:id="474" w:name="chapter_12"/>
+      <w:bookmarkStart w:id="476" w:name="chapter_12"/>
       <w:pPr>
         <w:pStyle w:val="Heading1"/>
       </w:pPr>
       <w:r>
         <w:t>11 Второе упражнение фронтон со скатами</w:t>
       </w:r>
-      <w:bookmarkEnd w:id="474"/>
+      <w:bookmarkEnd w:id="476"/>
     </w:p>
     <w:p>
       <w:pPr>
@@ -10202,14 +10216,14 @@
       </w:r>
     </w:p>
     <w:p>
-      <w:bookmarkStart w:id="490" w:name="chapter_13"/>
+      <w:bookmarkStart w:id="492" w:name="chapter_13"/>
       <w:pPr>
         <w:pStyle w:val="Heading1"/>
       </w:pPr>
       <w:r>
         <w:t>12 ATTILE справочник режимов после первого урока</w:t>
       </w:r>
-      <w:bookmarkEnd w:id="490"/>
+      <w:bookmarkEnd w:id="492"/>
     </w:p>
     <w:p>
       <w:pPr>
@@ -10829,14 +10843,14 @@
       </w:r>
     </w:p>
     <w:p>
-      <w:bookmarkStart w:id="526" w:name="chapter_14"/>
+      <w:bookmarkStart w:id="528" w:name="chapter_14"/>
       <w:pPr>
         <w:pStyle w:val="Heading1"/>
       </w:pPr>
       <w:r>
         <w:t>13 ATFRAME какие режимы выбирать</w:t>
       </w:r>
-      <w:bookmarkEnd w:id="526"/>
+      <w:bookmarkEnd w:id="528"/>
     </w:p>
     <w:p>
       <w:pPr>
@@ -13112,14 +13126,14 @@
       </w:r>
     </w:p>
     <w:p>
-      <w:bookmarkStart w:id="718" w:name="chapter_15"/>
+      <w:bookmarkStart w:id="720" w:name="chapter_15"/>
       <w:pPr>
         <w:pStyle w:val="Heading1"/>
       </w:pPr>
       <w:r>
         <w:t>14 Размеры и поиск дублей</w:t>
       </w:r>
-      <w:bookmarkEnd w:id="718"/>
+      <w:bookmarkEnd w:id="720"/>
     </w:p>
     <w:p>
       <w:r>
@@ -13161,14 +13175,14 @@
       </w:r>
     </w:p>
     <w:p>
-      <w:bookmarkStart w:id="726" w:name="chapter_16"/>
+      <w:bookmarkStart w:id="728" w:name="chapter_16"/>
       <w:pPr>
         <w:pStyle w:val="Heading1"/>
       </w:pPr>
       <w:r>
         <w:t>15 Зачем осталась команда ATCLAD</w:t>
       </w:r>
-      <w:bookmarkEnd w:id="726"/>
+      <w:bookmarkEnd w:id="728"/>
     </w:p>
     <w:p>
       <w:r>
@@ -13186,14 +13200,14 @@
       </w:r>
     </w:p>
     <w:p>
-      <w:bookmarkStart w:id="734" w:name="chapter_17"/>
+      <w:bookmarkStart w:id="736" w:name="chapter_17"/>
       <w:pPr>
         <w:pStyle w:val="Heading1"/>
       </w:pPr>
       <w:r>
         <w:t>16 Частые ошибки что делать по сообщению</w:t>
       </w:r>
-      <w:bookmarkEnd w:id="734"/>
+      <w:bookmarkEnd w:id="736"/>
     </w:p>
     <w:tbl>
       <w:tblPr>
@@ -14283,7 +14297,7 @@
                 <w:color w:val="000000"/>
                 <w:sz w:val="20"/>
               </w:rPr>
-              <w:t>Не удаётся обновить таблицу другим видом подсистемы</w:t>
+              <w:t>ID кронштейна отсутствует среди ссылок кандидатов опор</w:t>
             </w:r>
           </w:p>
         </w:tc>
@@ -14308,7 +14322,7 @@
                 <w:color w:val="000000"/>
                 <w:sz w:val="20"/>
               </w:rPr>
-              <w:t>Выбраны «Элементы» вместо «Соединения» либо наоборот</w:t>
+              <w:t>В проверенном составе деталь есть, а в паспорте нет ссылки на неё как на кандидата</w:t>
             </w:r>
           </w:p>
         </w:tc>
@@ -14333,7 +14347,7 @@
                 <w:color w:val="000000"/>
                 <w:sz w:val="20"/>
               </w:rPr>
-              <w:t>Повторить команду с тем же видом, что у целевой таблицы</w:t>
+              <w:t>Сверить ID и зону с проектным узлом; деталь не удалять как лишнюю по одному сообщению</w:t>
             </w:r>
           </w:p>
         </w:tc>
@@ -14363,7 +14377,7 @@
                 <w:color w:val="000000"/>
                 <w:sz w:val="20"/>
               </w:rPr>
-              <w:t>Нет оценки хлыстов</w:t>
+              <w:t>Не удаётся обновить таблицу другим видом подсистемы</w:t>
             </w:r>
           </w:p>
         </w:tc>
@@ -14388,7 +14402,7 @@
                 <w:color w:val="000000"/>
                 <w:sz w:val="20"/>
               </w:rPr>
-              <w:t>Выбрана часть её области либо режим «только кляммеры»</w:t>
+              <w:t>Выбраны «Элементы» вместо «Соединения» либо наоборот</w:t>
             </w:r>
           </w:p>
         </w:tc>
@@ -14413,7 +14427,7 @@
                 <w:color w:val="000000"/>
                 <w:sz w:val="20"/>
               </w:rPr>
-              <w:t>Прочитать объяснение; при необходимости выбрать всю область. Не подменять отсутствие оценки нулём</w:t>
+              <w:t>Повторить команду с тем же видом, что у целевой таблицы</w:t>
             </w:r>
           </w:p>
         </w:tc>
@@ -14443,7 +14457,7 @@
                 <w:color w:val="000000"/>
                 <w:sz w:val="20"/>
               </w:rPr>
-              <w:t>Раскрой требует всю группу зон</w:t>
+              <w:t>Нет оценки хлыстов</w:t>
             </w:r>
           </w:p>
         </w:tc>
@@ -14468,7 +14482,7 @@
                 <w:color w:val="000000"/>
                 <w:sz w:val="20"/>
               </w:rPr>
-              <w:t>Выбрана только часть общей раскладки</w:t>
+              <w:t>Выбрана часть её области либо режим «только кляммеры»</w:t>
             </w:r>
           </w:p>
         </w:tc>
@@ -14493,7 +14507,7 @@
                 <w:color w:val="000000"/>
                 <w:sz w:val="20"/>
               </w:rPr>
-              <w:t>Выбрать всю указанную область либо «Детали» без раскроя</w:t>
+              <w:t>Прочитать объяснение; при необходимости выбрать всю область. Не подменять отсутствие оценки нулём</w:t>
             </w:r>
           </w:p>
         </w:tc>
@@ -14523,7 +14537,7 @@
                 <w:color w:val="000000"/>
                 <w:sz w:val="20"/>
               </w:rPr>
-              <w:t>Скопированная марка или штриховка не принимается</w:t>
+              <w:t>Раскрой требует всю группу зон</w:t>
             </w:r>
           </w:p>
         </w:tc>
@@ -14548,7 +14562,7 @@
                 <w:color w:val="000000"/>
                 <w:sz w:val="20"/>
               </w:rPr>
-              <w:t>COPY не подтверждает актуальность зоны/раскладки</w:t>
+              <w:t>Выбрана только часть общей раскладки</w:t>
             </w:r>
           </w:p>
         </w:tc>
@@ -14573,7 +14587,7 @@
                 <w:color w:val="000000"/>
                 <w:sz w:val="20"/>
               </w:rPr>
-              <w:t>По исходным контурам копии создать собственную зону и повторить цепочку</w:t>
+              <w:t>Выбрать всю указанную область либо «Детали» без раскроя</w:t>
             </w:r>
           </w:p>
         </w:tc>
@@ -14603,7 +14617,7 @@
                 <w:color w:val="000000"/>
                 <w:sz w:val="20"/>
               </w:rPr>
-              <w:t>Две одинаковые марки зоны</w:t>
+              <w:t>Скопированная марка или штриховка не принимается</w:t>
             </w:r>
           </w:p>
         </w:tc>
@@ -14628,7 +14642,7 @@
                 <w:color w:val="000000"/>
                 <w:sz w:val="20"/>
               </w:rPr>
-              <w:t>Повторное создание/копирование без новой идентичности</w:t>
+              <w:t>COPY не подтверждает актуальность зоны/раскладки</w:t>
             </w:r>
           </w:p>
         </w:tc>
@@ -14653,7 +14667,7 @@
                 <w:color w:val="000000"/>
                 <w:sz w:val="20"/>
               </w:rPr>
-              <w:t>Отменить сомнительное действие; назначить самостоятельную зону копии</w:t>
+              <w:t>По исходным контурам копии создать собственную зону и повторить цепочку</w:t>
             </w:r>
           </w:p>
         </w:tc>
@@ -14683,7 +14697,7 @@
                 <w:color w:val="000000"/>
                 <w:sz w:val="20"/>
               </w:rPr>
-              <w:t>В ATTILE рисунок начинается не там</w:t>
+              <w:t>Две одинаковые марки зоны</w:t>
             </w:r>
           </w:p>
         </w:tc>
@@ -14708,7 +14722,7 @@
                 <w:color w:val="000000"/>
                 <w:sz w:val="20"/>
               </w:rPr>
-              <w:t>Изменён отсчёт/общая точка/«основная стена»</w:t>
+              <w:t>Повторное создание/копирование без новой идентичности</w:t>
             </w:r>
           </w:p>
         </w:tc>
@@ -14733,7 +14747,7 @@
                 <w:color w:val="000000"/>
                 <w:sz w:val="20"/>
               </w:rPr>
-              <w:t>Проверить раздел 4 и повторить на одной зоне</w:t>
+              <w:t>Отменить сомнительное действие; назначить самостоятельную зону копии</w:t>
             </w:r>
           </w:p>
         </w:tc>
@@ -14763,7 +14777,7 @@
                 <w:color w:val="000000"/>
                 <w:sz w:val="20"/>
               </w:rPr>
-              <w:t>Цвета образца не совпали</w:t>
+              <w:t>В ATTILE рисунок начинается не там</w:t>
             </w:r>
           </w:p>
         </w:tc>
@@ -14788,7 +14802,7 @@
                 <w:color w:val="000000"/>
                 <w:sz w:val="20"/>
               </w:rPr>
-              <w:t>Типы на разных/неверных слоях, выбрана лишняя графика</w:t>
+              <w:t>Изменён отсчёт/общая точка/«основная стена»</w:t>
             </w:r>
           </w:p>
         </w:tc>
@@ -14813,7 +14827,7 @@
                 <w:color w:val="000000"/>
                 <w:sz w:val="20"/>
               </w:rPr>
-              <w:t>Упростить образец, проверить слои типов, повторить небольшой участок</w:t>
+              <w:t>Проверить раздел 4 и повторить на одной зоне</w:t>
             </w:r>
           </w:p>
         </w:tc>
@@ -14843,7 +14857,7 @@
                 <w:color w:val="000000"/>
                 <w:sz w:val="20"/>
               </w:rPr>
-              <w:t>Очень узкие полоски отсутствуют</w:t>
+              <w:t>Цвета образца не совпали</w:t>
             </w:r>
           </w:p>
         </w:tc>
@@ -14868,7 +14882,7 @@
                 <w:color w:val="000000"/>
                 <w:sz w:val="20"/>
               </w:rPr>
-              <w:t>Сработал порог «не класть куски тоньше»</w:t>
+              <w:t>Типы на разных/неверных слоях, выбрана лишняя графика</w:t>
             </w:r>
           </w:p>
         </w:tc>
@@ -14893,7 +14907,7 @@
                 <w:color w:val="000000"/>
                 <w:sz w:val="20"/>
               </w:rPr>
-              <w:t>Прочитать число исключений; изменить технологию/отсчёт осознанно</w:t>
+              <w:t>Упростить образец, проверить слои типов, повторить небольшой участок</w:t>
             </w:r>
           </w:p>
         </w:tc>
@@ -14923,7 +14937,7 @@
                 <w:color w:val="000000"/>
                 <w:sz w:val="20"/>
               </w:rPr>
-              <w:t>В ATFRAME нет осей раскладки</w:t>
+              <w:t>Очень узкие полоски отсутствуют</w:t>
             </w:r>
           </w:p>
         </w:tc>
@@ -14948,7 +14962,7 @@
                 <w:color w:val="000000"/>
                 <w:sz w:val="20"/>
               </w:rPr>
-              <w:t>Выбрана другая зона или старая метка</w:t>
+              <w:t>Сработал порог «не класть куски тоньше»</w:t>
             </w:r>
           </w:p>
         </w:tc>
@@ -14973,7 +14987,7 @@
                 <w:color w:val="000000"/>
                 <w:sz w:val="20"/>
               </w:rPr>
-              <w:t>Отменить; выполнить ATTILE по правильной зоне, затем ATFRAME</w:t>
+              <w:t>Прочитать число исключений; изменить технологию/отсчёт осознанно</w:t>
             </w:r>
           </w:p>
         </w:tc>
@@ -15003,7 +15017,7 @@
                 <w:color w:val="000000"/>
                 <w:sz w:val="20"/>
               </w:rPr>
-              <w:t>Кляммеров нет у бетонной плитки</w:t>
+              <w:t>В ATFRAME нет осей раскладки</w:t>
             </w:r>
           </w:p>
         </w:tc>
@@ -15028,7 +15042,7 @@
                 <w:color w:val="000000"/>
                 <w:sz w:val="20"/>
               </w:rPr>
-              <w:t>В этом режиме применяются шины</w:t>
+              <w:t>Выбрана другая зона или старая метка</w:t>
             </w:r>
           </w:p>
         </w:tc>
@@ -15053,7 +15067,7 @@
                 <w:color w:val="000000"/>
                 <w:sz w:val="20"/>
               </w:rPr>
-              <w:t>Проверить количество шин; это ожидаемое поведение</w:t>
+              <w:t>Отменить; выполнить ATTILE по правильной зоне, затем ATFRAME</w:t>
             </w:r>
           </w:p>
         </w:tc>
@@ -15083,7 +15097,7 @@
                 <w:color w:val="000000"/>
                 <w:sz w:val="20"/>
               </w:rPr>
-              <w:t>Не удаётся построить шину без опоры</w:t>
+              <w:t>Кляммеров нет у бетонной плитки</w:t>
             </w:r>
           </w:p>
         </w:tc>
@@ -15108,7 +15122,7 @@
                 <w:color w:val="000000"/>
                 <w:sz w:val="20"/>
               </w:rPr>
-              <w:t>Для короткого участка нет направляющей</w:t>
+              <w:t>В этом режиме применяются шины</w:t>
             </w:r>
           </w:p>
         </w:tc>
@@ -15133,7 +15147,7 @@
                 <w:color w:val="000000"/>
                 <w:sz w:val="20"/>
               </w:rPr>
-              <w:t>Проверить координату из сообщения; изменить разбиение/шаг по проекту, пересчитать</w:t>
+              <w:t>Проверить количество шин; это ожидаемое поведение</w:t>
             </w:r>
           </w:p>
         </w:tc>
@@ -15163,7 +15177,7 @@
                 <w:color w:val="000000"/>
                 <w:sz w:val="20"/>
               </w:rPr>
-              <w:t>Межэтажный расчёт недоступен</w:t>
+              <w:t>Не удаётся построить шину без опоры</w:t>
             </w:r>
           </w:p>
         </w:tc>
@@ -15188,7 +15202,7 @@
                 <w:color w:val="000000"/>
                 <w:sz w:val="20"/>
               </w:rPr>
-              <w:t>Статическая модель НСП не подтверждена</w:t>
+              <w:t>Для короткого участка нет направляющей</w:t>
             </w:r>
           </w:p>
         </w:tc>
@@ -15213,7 +15227,7 @@
                 <w:color w:val="000000"/>
                 <w:sz w:val="20"/>
               </w:rPr>
-              <w:t>Передать конструктору; ручную геометрию строить только по отдельному проекту</w:t>
+              <w:t>Проверить координату из сообщения; изменить разбиение/шаг по проекту, пересчитать</w:t>
             </w:r>
           </w:p>
         </w:tc>
@@ -15243,7 +15257,7 @@
                 <w:color w:val="000000"/>
                 <w:sz w:val="20"/>
               </w:rPr>
-              <w:t>Расчёт недоступен для явного каталожного решения</w:t>
+              <w:t>Межэтажный расчёт недоступен</w:t>
             </w:r>
           </w:p>
         </w:tc>
@@ -15268,7 +15282,7 @@
                 <w:color w:val="000000"/>
                 <w:sz w:val="20"/>
               </w:rPr>
-              <w:t>Характеристики выбранной номенклатуры не связаны с подтверждённым расчётом</w:t>
+              <w:t>Статическая модель НСП не подтверждена</w:t>
             </w:r>
           </w:p>
         </w:tc>
@@ -15293,7 +15307,7 @@
                 <w:color w:val="000000"/>
                 <w:sz w:val="20"/>
               </w:rPr>
-              <w:t>Сохранить выбор; согласовать отдельный инженерный проект. Ручной режим не подтверждает прочность</w:t>
+              <w:t>Передать конструктору; ручную геометрию строить только по отдельному проекту</w:t>
             </w:r>
           </w:p>
         </w:tc>
@@ -15323,7 +15337,7 @@
                 <w:color w:val="000000"/>
                 <w:sz w:val="20"/>
               </w:rPr>
-              <w:t>Выбраны зоны с разными решениями</w:t>
+              <w:t>Расчёт недоступен для явного каталожного решения</w:t>
             </w:r>
           </w:p>
         </w:tc>
@@ -15348,7 +15362,7 @@
                 <w:color w:val="000000"/>
                 <w:sz w:val="20"/>
               </w:rPr>
-              <w:t>Один общий выбор не может заменить разные сохранённые решения</w:t>
+              <w:t>Характеристики выбранной номенклатуры не связаны с подтверждённым расчётом</w:t>
             </w:r>
           </w:p>
         </w:tc>
@@ -15373,7 +15387,7 @@
                 <w:color w:val="000000"/>
                 <w:sz w:val="20"/>
               </w:rPr>
-              <w:t>Обработать зоны отдельно; не переносить выбор соседней зоны автоматически</w:t>
+              <w:t>Сохранить выбор; согласовать отдельный инженерный проект. Ручной режим не подтверждает прочность</w:t>
             </w:r>
           </w:p>
         </w:tc>
@@ -15403,7 +15417,7 @@
                 <w:color w:val="000000"/>
                 <w:sz w:val="20"/>
               </w:rPr>
-              <w:t>ATFZONEPARAMS просит сначала ATFPROJECT</w:t>
+              <w:t>Выбраны зоны с разными решениями</w:t>
             </w:r>
           </w:p>
         </w:tc>
@@ -15428,7 +15442,7 @@
                 <w:color w:val="000000"/>
                 <w:sz w:val="20"/>
               </w:rPr>
-              <w:t>В текущем DWG нет явно сохранённого проекта</w:t>
+              <w:t>Один общий выбор не может заменить разные сохранённые решения</w:t>
             </w:r>
           </w:p>
         </w:tc>
@@ -15453,7 +15467,7 @@
                 <w:color w:val="000000"/>
                 <w:sz w:val="20"/>
               </w:rPr>
-              <w:t>Задать полный выбор пилота, проверить изменения и сохранить проект</w:t>
+              <w:t>Обработать зоны отдельно; не переносить выбор соседней зоны автоматически</w:t>
             </w:r>
           </w:p>
         </w:tc>
@@ -15483,7 +15497,7 @@
                 <w:color w:val="000000"/>
                 <w:sz w:val="20"/>
               </w:rPr>
-              <w:t>ATFZONEPARAMS не принимает выбранный объект</w:t>
+              <w:t>ATFZONEPARAMS просит сначала ATFPROJECT</w:t>
             </w:r>
           </w:p>
         </w:tc>
@@ -15508,7 +15522,7 @@
                 <w:color w:val="000000"/>
                 <w:sz w:val="20"/>
               </w:rPr>
-              <w:t>Нужна настоящая актуальная зона ATFZONE</w:t>
+              <w:t>В текущем DWG нет явно сохранённого проекта</w:t>
             </w:r>
           </w:p>
         </w:tc>
@@ -15533,7 +15547,7 @@
                 <w:color w:val="000000"/>
                 <w:sz w:val="20"/>
               </w:rPr>
-              <w:t>Выбрать её штриховку или марку; для копии восстановить собственную зону</w:t>
+              <w:t>Задать полный выбор пилота, проверить изменения и сохранить проект</w:t>
             </w:r>
           </w:p>
         </w:tc>
@@ -15563,7 +15577,7 @@
                 <w:color w:val="000000"/>
                 <w:sz w:val="20"/>
               </w:rPr>
-              <w:t>У зон разные привязки или исключения</w:t>
+              <w:t>ATFZONEPARAMS не принимает выбранный объект</w:t>
             </w:r>
           </w:p>
         </w:tc>
@@ -15588,7 +15602,7 @@
                 <w:color w:val="000000"/>
                 <w:sz w:val="20"/>
               </w:rPr>
-              <w:t>Одно окно не может молча объединить разные местные настройки</w:t>
+              <w:t>Нужна настоящая актуальная зона ATFZONE</w:t>
             </w:r>
           </w:p>
         </w:tc>
@@ -15613,7 +15627,7 @@
                 <w:color w:val="000000"/>
                 <w:sz w:val="20"/>
               </w:rPr>
-              <w:t>Редактировать отдельными группами; проверить флажки «Своё значение»</w:t>
+              <w:t>Выбрать её штриховку или марку; для копии восстановить собственную зону</w:t>
             </w:r>
           </w:p>
         </w:tc>
@@ -15643,7 +15657,7 @@
                 <w:color w:val="000000"/>
                 <w:sz w:val="20"/>
               </w:rPr>
-              <w:t>ATFRAME сообщает о смеси привязанных и непривязанных зон</w:t>
+              <w:t>У зон разные привязки или исключения</w:t>
             </w:r>
           </w:p>
         </w:tc>
@@ -15668,7 +15682,7 @@
                 <w:color w:val="000000"/>
                 <w:sz w:val="20"/>
               </w:rPr>
-              <w:t>Происхождение параметров неоднородно</w:t>
+              <w:t>Одно окно не может молча объединить разные местные настройки</w:t>
             </w:r>
           </w:p>
         </w:tc>
@@ -15693,7 +15707,7 @@
                 <w:color w:val="000000"/>
                 <w:sz w:val="20"/>
               </w:rPr>
-              <w:t>Обработать отдельно либо явно настроить привязки через ATFZONEPARAMS</w:t>
+              <w:t>Редактировать отдельными группами; проверить флажки «Своё значение»</w:t>
             </w:r>
           </w:p>
         </w:tc>
@@ -15723,7 +15737,7 @@
                 <w:color w:val="000000"/>
                 <w:sz w:val="20"/>
               </w:rPr>
-              <w:t>После изменения проекта требуется полное ATFRAME</w:t>
+              <w:t>ATFRAME сообщает о смеси привязанных и непривязанных зон</w:t>
             </w:r>
           </w:p>
         </w:tc>
@@ -15748,7 +15762,7 @@
                 <w:color w:val="000000"/>
                 <w:sz w:val="20"/>
               </w:rPr>
-              <w:t>Сохранённый результат связан с прежней редакцией</w:t>
+              <w:t>Происхождение параметров неоднородно</w:t>
             </w:r>
           </w:p>
         </w:tc>
@@ -15773,7 +15787,7 @@
                 <w:color w:val="000000"/>
                 <w:sz w:val="20"/>
               </w:rPr>
-              <w:t>Выполнить полное построение; обновление только кляммеров не заменяет его</w:t>
+              <w:t>Обработать отдельно либо явно настроить привязки через ATFZONEPARAMS</w:t>
             </w:r>
           </w:p>
         </w:tc>
@@ -15803,7 +15817,7 @@
                 <w:color w:val="000000"/>
                 <w:sz w:val="20"/>
               </w:rPr>
-              <w:t>ATFNODE требует привязанную зону</w:t>
+              <w:t>После изменения проекта требуется полное ATFRAME</w:t>
             </w:r>
           </w:p>
         </w:tc>
@@ -15828,7 +15842,7 @@
                 <w:color w:val="000000"/>
                 <w:sz w:val="20"/>
               </w:rPr>
-              <w:t>Выбранная зона не связана с проектом пилота</w:t>
+              <w:t>Сохранённый результат связан с прежней редакцией</w:t>
             </w:r>
           </w:p>
         </w:tc>
@@ -15853,7 +15867,7 @@
                 <w:color w:val="000000"/>
                 <w:sz w:val="20"/>
               </w:rPr>
-              <w:t>Проверить ATFPROJECT и явно сохранить привязку через ATFZONEPARAMS</w:t>
+              <w:t>Выполнить полное построение; обновление только кляммеров не заменяет его</w:t>
             </w:r>
           </w:p>
         </w:tc>
@@ -15883,7 +15897,7 @@
                 <w:color w:val="000000"/>
                 <w:sz w:val="20"/>
               </w:rPr>
-              <w:t>ATFNODE не принимает единицы чертежа</w:t>
+              <w:t>ATFNODE требует привязанную зону</w:t>
             </w:r>
           </w:p>
         </w:tc>
@@ -15908,7 +15922,7 @@
                 <w:color w:val="000000"/>
                 <w:sz w:val="20"/>
               </w:rPr>
-              <w:t>DWG задан не в миллиметрах</w:t>
+              <w:t>Выбранная зона не связана с проектом пилота</w:t>
             </w:r>
           </w:p>
         </w:tc>
@@ -15933,7 +15947,7 @@
                 <w:color w:val="000000"/>
                 <w:sz w:val="20"/>
               </w:rPr>
-              <w:t>Проверить единицы и фактические размеры; команда не пересчитывает масштаб DWG</w:t>
+              <w:t>Проверить ATFPROJECT и явно сохранить привязку через ATFZONEPARAMS</w:t>
             </w:r>
           </w:p>
         </w:tc>
@@ -15963,7 +15977,7 @@
                 <w:color w:val="000000"/>
                 <w:sz w:val="20"/>
               </w:rPr>
-              <w:t>«ПСК изменилась во время выбора точки»</w:t>
+              <w:t>ATFNODE не принимает единицы чертежа</w:t>
             </w:r>
           </w:p>
         </w:tc>
@@ -15988,7 +16002,7 @@
                 <w:color w:val="000000"/>
                 <w:sz w:val="20"/>
               </w:rPr>
-              <w:t>Система координат изменилась после просмотра</w:t>
+              <w:t>DWG задан не в миллиметрах</w:t>
             </w:r>
           </w:p>
         </w:tc>
@@ -16013,7 +16027,7 @@
                 <w:color w:val="000000"/>
                 <w:sz w:val="20"/>
               </w:rPr>
-              <w:t>Повторить ATFNODE и выбрать точку при неизменной ПСК</w:t>
+              <w:t>Проверить единицы и фактические размеры; команда не пересчитывает масштаб DWG</w:t>
             </w:r>
           </w:p>
         </w:tc>
@@ -16043,7 +16057,7 @@
                 <w:color w:val="000000"/>
                 <w:sz w:val="20"/>
               </w:rPr>
-              <w:t>ATFNODE не даёт вставить схему</w:t>
+              <w:t>«ПСК изменилась во время выбора точки»</w:t>
             </w:r>
           </w:p>
         </w:tc>
@@ -16068,7 +16082,7 @@
                 <w:color w:val="000000"/>
                 <w:sz w:val="20"/>
               </w:rPr>
-              <w:t>Нет известных плоскостей, не определена выбранная поверхность либо есть противоречие</w:t>
+              <w:t>Система координат изменилась после просмотра</w:t>
             </w:r>
           </w:p>
         </w:tc>
@@ -16093,7 +16107,7 @@
                 <w:color w:val="000000"/>
                 <w:sz w:val="20"/>
               </w:rPr>
-              <w:t>Прочитать численный просмотр; задать подтверждённые данные. Неизвестное не заменять нулём</w:t>
+              <w:t>Повторить ATFNODE и выбрать точку при неизменной ПСК</w:t>
             </w:r>
           </w:p>
         </w:tc>
@@ -16123,7 +16137,7 @@
                 <w:color w:val="000000"/>
                 <w:sz w:val="20"/>
               </w:rPr>
-              <w:t>Локальный просвет меньше 20 мм</w:t>
+              <w:t>ATFNODE не даёт вставить схему</w:t>
             </w:r>
           </w:p>
         </w:tc>
@@ -16148,7 +16162,7 @@
                 <w:color w:val="000000"/>
                 <w:sz w:val="20"/>
               </w:rPr>
-              <w:t>Расстояние между заявленными поверхностями не выполняет правило узла 4.2.1</w:t>
+              <w:t>Нет известных плоскостей, не определена выбранная поверхность либо есть противоречие</w:t>
             </w:r>
           </w:p>
         </w:tc>
@@ -16173,7 +16187,7 @@
                 <w:color w:val="000000"/>
                 <w:sz w:val="20"/>
               </w:rPr>
-              <w:t>Проверить исходные координаты и проектное решение; вынос облицовки не заменяет этот просвет</w:t>
+              <w:t>Прочитать численный просмотр; задать подтверждённые данные. Неизвестное не заменять нулём</w:t>
             </w:r>
           </w:p>
         </w:tc>
@@ -16203,7 +16217,7 @@
                 <w:color w:val="000000"/>
                 <w:sz w:val="20"/>
               </w:rPr>
-              <w:t>Снимок ATFNODE неактуален</w:t>
+              <w:t>Локальный просвет меньше 20 мм</w:t>
             </w:r>
           </w:p>
         </w:tc>
@@ -16228,7 +16242,7 @@
                 <w:color w:val="000000"/>
                 <w:sz w:val="20"/>
               </w:rPr>
-              <w:t>Изменились проект, привязка или геометрия зоны</w:t>
+              <w:t>Расстояние между заявленными поверхностями не выполняет правило узла 4.2.1</w:t>
             </w:r>
           </w:p>
         </w:tc>
@@ -16253,7 +16267,7 @@
                 <w:color w:val="000000"/>
                 <w:sz w:val="20"/>
               </w:rPr>
-              <w:t>Проверить текущие параметры и создать новый снимок; старую подпись не считать подтверждением</w:t>
+              <w:t>Проверить исходные координаты и проектное решение; вынос облицовки не заменяет этот просвет</w:t>
             </w:r>
           </w:p>
         </w:tc>
@@ -16283,7 +16297,7 @@
                 <w:color w:val="000000"/>
                 <w:sz w:val="20"/>
               </w:rPr>
-              <w:t>«У выбранного блока нет паспорта ATFNODE»</w:t>
+              <w:t>Снимок ATFNODE неактуален</w:t>
             </w:r>
           </w:p>
         </w:tc>
@@ -16308,7 +16322,7 @@
                 <w:color w:val="000000"/>
                 <w:sz w:val="20"/>
               </w:rPr>
-              <w:t>Выбран обычный блок либо утрачены служебные данные схемы</w:t>
+              <w:t>Изменились проект, привязка или геометрия зоны</w:t>
             </w:r>
           </w:p>
         </w:tc>
@@ -16333,7 +16347,7 @@
                 <w:color w:val="000000"/>
                 <w:sz w:val="20"/>
               </w:rPr>
-              <w:t>Выбрать исходную схему; для новой создать экземпляр через ATFNODE</w:t>
+              <w:t>Проверить текущие параметры и создать новый снимок; старую подпись не считать подтверждением</w:t>
             </w:r>
           </w:p>
         </w:tc>
@@ -16363,7 +16377,7 @@
                 <w:color w:val="000000"/>
                 <w:sz w:val="20"/>
               </w:rPr>
-              <w:t>Проверка ATFNODE отклоняет копию или изменённую схему</w:t>
+              <w:t>«У выбранного блока нет паспорта ATFNODE»</w:t>
             </w:r>
           </w:p>
         </w:tc>
@@ -16388,7 +16402,7 @@
                 <w:color w:val="000000"/>
                 <w:sz w:val="20"/>
               </w:rPr>
-              <w:t>COPY, масштабирование, повреждение записи либо ручная правка содержимого</w:t>
+              <w:t>Выбран обычный блок либо утрачены служебные данные схемы</w:t>
             </w:r>
           </w:p>
         </w:tc>
@@ -16413,7 +16427,7 @@
                 <w:color w:val="000000"/>
                 <w:sz w:val="20"/>
               </w:rPr>
-              <w:t>Создать отдельный проверяемый экземпляр через ATFNODE; сохранить проблемный для диагностики</w:t>
+              <w:t>Выбрать исходную схему; для новой создать экземпляр через ATFNODE</w:t>
             </w:r>
           </w:p>
         </w:tc>
@@ -16443,7 +16457,7 @@
                 <w:color w:val="000000"/>
                 <w:sz w:val="20"/>
               </w:rPr>
-              <w:t>Решение нельзя изменить при повторе только кляммеров</w:t>
+              <w:t>Проверка ATFNODE отклоняет копию или изменённую схему</w:t>
             </w:r>
           </w:p>
         </w:tc>
@@ -16468,7 +16482,7 @@
                 <w:color w:val="000000"/>
                 <w:sz w:val="20"/>
               </w:rPr>
-              <w:t>Направляющие и кронштейны сохраняются</w:t>
+              <w:t>COPY, масштабирование, повреждение записи либо ручная правка содержимого</w:t>
             </w:r>
           </w:p>
         </w:tc>
@@ -16493,7 +16507,7 @@
                 <w:color w:val="000000"/>
                 <w:sz w:val="20"/>
               </w:rPr>
-              <w:t>Вернуться к полному перестроению по согласованному проекту</w:t>
+              <w:t>Создать отдельный проверяемый экземпляр через ATFNODE; сохранить проблемный для диагностики</w:t>
             </w:r>
           </w:p>
         </w:tc>
@@ -16523,7 +16537,7 @@
                 <w:color w:val="000000"/>
                 <w:sz w:val="20"/>
               </w:rPr>
-              <w:t>Расчёт отклонён из-за опор или пролётов</w:t>
+              <w:t>Решение нельзя изменить при повторе только кляммеров</w:t>
             </w:r>
           </w:p>
         </w:tc>
@@ -16548,7 +16562,7 @@
                 <w:color w:val="000000"/>
                 <w:sz w:val="20"/>
               </w:rPr>
-              <w:t>Отдельный кусок не соответствует принятой модели</w:t>
+              <w:t>Направляющие и кронштейны сохраняются</w:t>
             </w:r>
           </w:p>
         </w:tc>
@@ -16573,7 +16587,7 @@
                 <w:color w:val="000000"/>
                 <w:sz w:val="20"/>
               </w:rPr>
-              <w:t>Проверить опоры, проёмы и стыки с конструктором; не подбирать параметры ради снятия отказа</w:t>
+              <w:t>Вернуться к полному перестроению по согласованному проекту</w:t>
             </w:r>
           </w:p>
         </w:tc>
@@ -16603,7 +16617,7 @@
                 <w:color w:val="000000"/>
                 <w:sz w:val="20"/>
               </w:rPr>
-              <w:t>Композит с кляммерами не принимается</w:t>
+              <w:t>Расчёт отклонён из-за опор или пролётов</w:t>
             </w:r>
           </w:p>
         </w:tc>
@@ -16628,7 +16642,7 @@
                 <w:color w:val="000000"/>
                 <w:sz w:val="20"/>
               </w:rPr>
-              <w:t>Неподходящий состав крепления</w:t>
+              <w:t>Отдельный кусок не соответствует принятой модели</w:t>
             </w:r>
           </w:p>
         </w:tc>
@@ -16653,7 +16667,7 @@
                 <w:color w:val="000000"/>
                 <w:sz w:val="20"/>
               </w:rPr>
-              <w:t>Выбрать «только подсистему» и проектное решение крепления</w:t>
+              <w:t>Проверить опоры, проёмы и стыки с конструктором; не подбирать параметры ради снятия отказа</w:t>
             </w:r>
           </w:p>
         </w:tc>
@@ -16683,7 +16697,7 @@
                 <w:color w:val="000000"/>
                 <w:sz w:val="20"/>
               </w:rPr>
-              <w:t>Таблица слишком большая</w:t>
+              <w:t>Композит с кляммерами не принимается</w:t>
             </w:r>
           </w:p>
         </w:tc>
@@ -16708,7 +16722,7 @@
                 <w:color w:val="000000"/>
                 <w:sz w:val="20"/>
               </w:rPr>
-              <w:t>Высота текста задана в единицах модели</w:t>
+              <w:t>Неподходящий состав крепления</w:t>
             </w:r>
           </w:p>
         </w:tc>
@@ -16733,7 +16747,7 @@
                 <w:color w:val="000000"/>
                 <w:sz w:val="20"/>
               </w:rPr>
-              <w:t>Перестроить таблицу с меньшей высотой текста; контуры не масштабировать</w:t>
+              <w:t>Выбрать «только подсистему» и проектное решение крепления</w:t>
             </w:r>
           </w:p>
         </w:tc>
@@ -16763,7 +16777,7 @@
                 <w:color w:val="000000"/>
                 <w:sz w:val="20"/>
               </w:rPr>
-              <w:t>После Save As не найдены зоны</w:t>
+              <w:t>Таблица слишком большая</w:t>
             </w:r>
           </w:p>
         </w:tc>
@@ -16788,7 +16802,7 @@
                 <w:color w:val="000000"/>
                 <w:sz w:val="20"/>
               </w:rPr>
-              <w:t>Отдельный JSON не перенесён/не соответствует DWG</w:t>
+              <w:t>Высота текста задана в единицах модели</w:t>
             </w:r>
           </w:p>
         </w:tc>
@@ -16813,7 +16827,7 @@
                 <w:color w:val="000000"/>
                 <w:sz w:val="20"/>
               </w:rPr>
-              <w:t>Проверить пару файлов и пересчитать/сохранить зоны в новой папке</w:t>
+              <w:t>Перестроить таблицу с меньшей высотой текста; контуры не масштабировать</w:t>
             </w:r>
           </w:p>
         </w:tc>
@@ -16843,7 +16857,7 @@
                 <w:color w:val="000000"/>
                 <w:sz w:val="20"/>
               </w:rPr>
-              <w:t>Вставка идёт долго</w:t>
+              <w:t>После Save As не найдены зоны</w:t>
             </w:r>
           </w:p>
         </w:tc>
@@ -16868,7 +16882,7 @@
                 <w:color w:val="000000"/>
                 <w:sz w:val="20"/>
               </w:rPr>
-              <w:t>Большая зона, много разных подрезок или сложные блоки</w:t>
+              <w:t>Отдельный JSON не перенесён/не соответствует DWG</w:t>
             </w:r>
           </w:p>
         </w:tc>
@@ -16893,7 +16907,7 @@
                 <w:color w:val="000000"/>
                 <w:sz w:val="20"/>
               </w:rPr>
-              <w:t>Дождаться сообщения завершения; первый тест делать на небольшом участке</w:t>
+              <w:t>Проверить пару файлов и пересчитать/сохранить зоны в новой папке</w:t>
             </w:r>
           </w:p>
         </w:tc>
@@ -16923,7 +16937,7 @@
                 <w:color w:val="000000"/>
                 <w:sz w:val="20"/>
               </w:rPr>
-              <w:t>Старая схема линий, предложен ATFZONERESET</w:t>
+              <w:t>Вставка идёт долго</w:t>
             </w:r>
           </w:p>
         </w:tc>
@@ -16948,7 +16962,7 @@
                 <w:color w:val="000000"/>
                 <w:sz w:val="20"/>
               </w:rPr>
-              <w:t>У старых объектов нет безопасных связей</w:t>
+              <w:t>Большая зона, много разных подрезок или сложные блоки</w:t>
             </w:r>
           </w:p>
         </w:tc>
@@ -16973,7 +16987,7 @@
                 <w:color w:val="000000"/>
                 <w:sz w:val="20"/>
               </w:rPr>
-              <w:t>Выполнить главу 10.4 на контрольной копии, выбрать только свой участок</w:t>
+              <w:t>Дождаться сообщения завершения; первый тест делать на небольшом участке</w:t>
             </w:r>
           </w:p>
         </w:tc>
@@ -17003,6 +17017,86 @@
                 <w:color w:val="000000"/>
                 <w:sz w:val="20"/>
               </w:rPr>
+              <w:t>Старая схема линий, предложен ATFZONERESET</w:t>
+            </w:r>
+          </w:p>
+        </w:tc>
+        <w:tc>
+          <w:tcPr>
+            <w:tcW w:type="dxa" w:w="3581"/>
+            <w:vAlign w:val="center"/>
+            <w:tcMar>
+              <w:top w:w="85" w:type="dxa"/>
+              <w:bottom w:w="85" w:type="dxa"/>
+              <w:left w:w="100" w:type="dxa"/>
+              <w:right w:w="100" w:type="dxa"/>
+            </w:tcMar>
+            <w:shd w:fill="FFFFFF"/>
+          </w:tcPr>
+          <w:p>
+            <w:pPr>
+              <w:spacing w:after="0" w:before="0" w:line="259" w:lineRule="auto"/>
+            </w:pPr>
+            <w:r>
+              <w:rPr>
+                <w:color w:val="000000"/>
+                <w:sz w:val="20"/>
+              </w:rPr>
+              <w:t>У старых объектов нет безопасных связей</w:t>
+            </w:r>
+          </w:p>
+        </w:tc>
+        <w:tc>
+          <w:tcPr>
+            <w:tcW w:type="dxa" w:w="3581"/>
+            <w:vAlign w:val="center"/>
+            <w:tcMar>
+              <w:top w:w="85" w:type="dxa"/>
+              <w:bottom w:w="85" w:type="dxa"/>
+              <w:left w:w="100" w:type="dxa"/>
+              <w:right w:w="100" w:type="dxa"/>
+            </w:tcMar>
+            <w:shd w:fill="FFFFFF"/>
+          </w:tcPr>
+          <w:p>
+            <w:pPr>
+              <w:spacing w:after="0" w:before="0" w:line="259" w:lineRule="auto"/>
+            </w:pPr>
+            <w:r>
+              <w:rPr>
+                <w:color w:val="000000"/>
+                <w:sz w:val="20"/>
+              </w:rPr>
+              <w:t>Выполнить главу 10.4 на контрольной копии, выбрать только свой участок</w:t>
+            </w:r>
+          </w:p>
+        </w:tc>
+      </w:tr>
+      <w:tr>
+        <w:trPr>
+          <w:cantSplit/>
+        </w:trPr>
+        <w:tc>
+          <w:tcPr>
+            <w:tcW w:type="dxa" w:w="2919"/>
+            <w:vAlign w:val="center"/>
+            <w:tcMar>
+              <w:top w:w="85" w:type="dxa"/>
+              <w:bottom w:w="85" w:type="dxa"/>
+              <w:left w:w="100" w:type="dxa"/>
+              <w:right w:w="100" w:type="dxa"/>
+            </w:tcMar>
+            <w:shd w:fill="F1F5F7"/>
+          </w:tcPr>
+          <w:p>
+            <w:pPr>
+              <w:spacing w:after="0" w:before="0" w:line="259" w:lineRule="auto"/>
+            </w:pPr>
+            <w:r>
+              <w:rPr>
+                <w:color w:val="000000"/>
+                <w:sz w:val="20"/>
+              </w:rPr>
               <w:t>Внутренняя ошибка</w:t>
             </w:r>
           </w:p>
@@ -17017,7 +17111,7 @@
               <w:left w:w="100" w:type="dxa"/>
               <w:right w:w="100" w:type="dxa"/>
             </w:tcMar>
-            <w:shd w:fill="FFFFFF"/>
+            <w:shd w:fill="F1F5F7"/>
           </w:tcPr>
           <w:p>
             <w:pPr>
@@ -17042,7 +17136,7 @@
               <w:left w:w="100" w:type="dxa"/>
               <w:right w:w="100" w:type="dxa"/>
             </w:tcMar>
-            <w:shd w:fill="FFFFFF"/>
+            <w:shd w:fill="F1F5F7"/>
           </w:tcPr>
           <w:p>
             <w:pPr>
@@ -17065,14 +17159,14 @@
       </w:pPr>
     </w:p>
     <w:p>
-      <w:bookmarkStart w:id="786" w:name="chapter_18"/>
+      <w:bookmarkStart w:id="789" w:name="chapter_18"/>
       <w:pPr>
         <w:pStyle w:val="Heading1"/>
       </w:pPr>
       <w:r>
         <w:t>17 Сохранение и передача результата</w:t>
       </w:r>
-      <w:bookmarkEnd w:id="786"/>
+      <w:bookmarkEnd w:id="789"/>
     </w:p>
     <w:p>
       <w:r>
@@ -17173,14 +17267,14 @@
       </w:r>
     </w:p>
     <w:p>
-      <w:bookmarkStart w:id="800" w:name="chapter_19"/>
+      <w:bookmarkStart w:id="803" w:name="chapter_19"/>
       <w:pPr>
         <w:pStyle w:val="Heading1"/>
       </w:pPr>
       <w:r>
         <w:t>18 Как сообщить о проблеме чтобы её можно было исправить</w:t>
       </w:r>
-      <w:bookmarkEnd w:id="800"/>
+      <w:bookmarkEnd w:id="803"/>
     </w:p>
     <w:p>
       <w:r>
@@ -17193,14 +17287,14 @@
       </w:r>
     </w:p>
     <w:p>
-      <w:bookmarkStart w:id="806" w:name="chapter_20"/>
+      <w:bookmarkStart w:id="809" w:name="chapter_20"/>
       <w:pPr>
         <w:pStyle w:val="Heading1"/>
       </w:pPr>
       <w:r>
         <w:t>19 Словарь начинающего пользователя</w:t>
       </w:r>
-      <w:bookmarkEnd w:id="806"/>
+      <w:bookmarkEnd w:id="809"/>
     </w:p>
     <w:tbl>
       <w:tblPr>
@@ -18990,14 +19084,14 @@
       </w:pPr>
     </w:p>
     <w:p>
-      <w:bookmarkStart w:id="842" w:name="chapter_21"/>
+      <w:bookmarkStart w:id="845" w:name="chapter_21"/>
       <w:pPr>
         <w:pStyle w:val="Heading1"/>
       </w:pPr>
       <w:r>
         <w:t>20 Финальная самопроверка первого урока</w:t>
       </w:r>
-      <w:bookmarkEnd w:id="842"/>
+      <w:bookmarkEnd w:id="845"/>
     </w:p>
     <w:p>
       <w:r>

--- a/docs/facades_beginner_3009/Facades_Beginner_Manual_30.09.docx
+++ b/docs/facades_beginner_3009/Facades_Beginner_Manual_30.09.docx
@@ -48,7 +48,7 @@
         <w:rPr>
           <w:b/>
         </w:rPr>
-        <w:t>Редакция для исходников после build-bundle #104. Этапы 2Б1–2Б5 и 2В1–2В2 ещё не входят в установочный выпуск. Перед занятием проверьте версию трёх бандлов по разделу «Какой версией пользоваться».</w:t>
+        <w:t>Редакция для пилотного комплекта build-105, исходники c400983. Перед занятием проверьте три бандла по разделу «Какой версией пользоваться». Монтаж, подтверждённый расчёт и автоподбор остаются закрыты; живая приёмка AutoCAD ещё предстоит.</w:t>
       </w:r>
     </w:p>
     <w:p>
@@ -357,54 +357,54 @@
         <w:rPr>
           <w:b/>
         </w:rPr>
-        <w:t>Эта редакция описывает исходники после build-bundle #104: этапы 2Б1–2Б5 главы 13 и адресные предупреждения о кандидатах-кронштейнах 2В1–2В2 в разделе 8.9. Эти изменения ещё не входят в установочный выпуск.</w:t>
-      </w:r>
-      <w:r>
-        <w:t xml:space="preserve"> Выпуск #104 содержит этап 2А: ведомости и геометрический паспорт соединений. Для него сохранено отдельное </w:t>
+        <w:t>Эта редакция подготовлена для пилотного комплекта build-105, исходники c400983.</w:t>
+      </w:r>
+      <w:r>
+        <w:t xml:space="preserve"> Она охватывает зоны, облицовку, подсистему и ведомости, выбор решения, параметры проекта и зон, размерную схему ATFNODE и монтажный отчёт. В неё включены исправления отмены ручных осей ATFRAME и вставки новой таблицы в ПСК. Статус файлов выпуска и их проверку подтверждает отдельный протокол комплекта. Руководство не означает, что живая приёмка AutoCAD уже выполнена.</w:t>
+      </w:r>
+    </w:p>
+    <w:p>
+      <w:r>
+        <w:t xml:space="preserve">Для самостоятельного прохода используйте три архива build-105 из одного комплекта: AFacades, AClad и AFrame. Сопоставьте номер выпуска, файл </w:t>
+      </w:r>
+      <w:r>
+        <w:rPr>
+          <w:rFonts w:ascii="DejaVu Sans Mono" w:hAnsi="DejaVu Sans Mono"/>
+          <w:sz w:val="19"/>
+        </w:rPr>
+        <w:t>build-info</w:t>
+      </w:r>
+      <w:r>
+        <w:t xml:space="preserve"> и строки загрузки DLL. Не смешивайте их с build-104 или случайно скачанным </w:t>
+      </w:r>
+      <w:r>
+        <w:rPr>
+          <w:rFonts w:ascii="DejaVu Sans Mono" w:hAnsi="DejaVu Sans Mono"/>
+          <w:sz w:val="19"/>
+        </w:rPr>
+        <w:t>latest</w:t>
+      </w:r>
+      <w:r>
+        <w:t xml:space="preserve">. Идентификатор исходников и происхождение руководства приведены в </w:t>
+      </w:r>
+      <w:r>
+        <w:rPr>
+          <w:rFonts w:ascii="DejaVu Sans Mono" w:hAnsi="DejaVu Sans Mono"/>
+          <w:sz w:val="19"/>
+        </w:rPr>
+        <w:t>SOURCE_COMMIT.json</w:t>
+      </w:r>
+      <w:r>
+        <w:t xml:space="preserve">. Для прежнего build-104 сохранено отдельное </w:t>
       </w:r>
       <w:hyperlink r:id="rId11">
         <w:r>
           <w:rPr>
             <w:color w:val="245D83"/>
           </w:rPr>
-          <w:t>руководство на 42 страницах</w:t>
+          <w:t>руководство этапа 2А</w:t>
         </w:r>
       </w:hyperlink>
-      <w:r>
-        <w:t>.</w:t>
-      </w:r>
-    </w:p>
-    <w:p>
-      <w:r>
-        <w:t xml:space="preserve">Для самостоятельного прохода получите согласованную тройку бандлов и сопоставьте описание выпуска, файл </w:t>
-      </w:r>
-      <w:r>
-        <w:rPr>
-          <w:rFonts w:ascii="DejaVu Sans Mono" w:hAnsi="DejaVu Sans Mono"/>
-          <w:sz w:val="19"/>
-        </w:rPr>
-        <w:t>build-info</w:t>
-      </w:r>
-      <w:r>
-        <w:t xml:space="preserve"> при его наличии и строки загрузки DLL. Не считайте случайно скачанный </w:t>
-      </w:r>
-      <w:r>
-        <w:rPr>
-          <w:rFonts w:ascii="DejaVu Sans Mono" w:hAnsi="DejaVu Sans Mono"/>
-          <w:sz w:val="19"/>
-        </w:rPr>
-        <w:t>latest</w:t>
-      </w:r>
-      <w:r>
-        <w:t xml:space="preserve"> соответствующим этой редакции. До отдельного выпуска 2Б1–2Б5 и 2В1–2В2 изучайте новые поля и сообщения по инструкции; доступность окна в исходниках не доказывает его работу в живом AutoCAD. Идентификатор проверенного кода приведён в </w:t>
-      </w:r>
-      <w:r>
-        <w:rPr>
-          <w:rFonts w:ascii="DejaVu Sans Mono" w:hAnsi="DejaVu Sans Mono"/>
-          <w:sz w:val="19"/>
-        </w:rPr>
-        <w:t>SOURCE_COMMIT.json</w:t>
-      </w:r>
       <w:r>
         <w:t>.</w:t>
       </w:r>
@@ -8160,6 +8160,11 @@
     </w:p>
     <w:p>
       <w:r>
+        <w:t>Точка новой таблицы переводится из текущей ПСК в мировые координаты. Таблица сохраняет прежнее направление; автоматически вслед за ПСК она не поворачивается. Смена ПСК после выбора точки вызывает отказ до записи. При «Обновить» используется прежнее место таблицы, новую точку задавать не нужно.</w:t>
+      </w:r>
+    </w:p>
+    <w:p>
+      <w:r>
         <w:t>Габариты контура по осям X/Y даны в миллиметрах, количество — в штуках, площадь деталей — в м². При повороте ручной панели габариты X/Y охватывают её повёрнутый контур в чертеже; это не номинальные размеры каталожной панели и не размеры заготовки. Площадь учитывает контур и отверстия детали по раскладке; она не равна площади зоны со швами. Заливка, внешний и внутренние контуры одной фигурной детали не добавляют отдельных штук. Фигурные детали получают в таблице местные обозначения форм Ф-1, Ф-2; одинаковый габарит разных форм не объединяет их в одно изделие.</w:t>
       </w:r>
     </w:p>
@@ -9171,7 +9176,7 @@
         <w:rPr>
           <w:b/>
         </w:rPr>
-        <w:t>В исходниках после build-104</w:t>
+        <w:t>В build-105</w:t>
       </w:r>
       <w:r>
         <w:t xml:space="preserve"> один физический кронштейн, попавший в кандидаты нескольких отдельных кусков ГП, получает адресное предупреждение </w:t>
@@ -9234,14 +9239,14 @@
       </w:r>
     </w:p>
     <w:p>
-      <w:bookmarkStart w:id="410" w:name="chapter_10"/>
+      <w:bookmarkStart w:id="412" w:name="chapter_10"/>
       <w:pPr>
         <w:pStyle w:val="Heading1"/>
       </w:pPr>
       <w:r>
         <w:t>9 Как проверять весь фасад не запутавшись в слоях</w:t>
       </w:r>
-      <w:bookmarkEnd w:id="410"/>
+      <w:bookmarkEnd w:id="412"/>
     </w:p>
     <w:p>
       <w:pPr>
@@ -9747,14 +9752,14 @@
       </w:r>
     </w:p>
     <w:p>
-      <w:bookmarkStart w:id="427" w:name="chapter_11"/>
+      <w:bookmarkStart w:id="429" w:name="chapter_11"/>
       <w:pPr>
         <w:pStyle w:val="Heading1"/>
       </w:pPr>
       <w:r>
         <w:t>10 Изменения повторный запуск и отмена</w:t>
       </w:r>
-      <w:bookmarkEnd w:id="427"/>
+      <w:bookmarkEnd w:id="429"/>
     </w:p>
     <w:p>
       <w:pPr>
@@ -9982,7 +9987,7 @@
     </w:p>
     <w:p>
       <w:r>
-        <w:t xml:space="preserve">Самый однозначный способ отказаться от генерации — кнопка «Отмена» в окне параметров до запуска. В ATFRAME при вводе внешних углов и отметок перекрытий Enter завершает список и продолжает работу, а Esc отменяет команду до расчёта и замены прежних объектов. В остальных командных запросах читайте подсказки: Enter может принять предложенное значение или закончить выбор. После построения обычная команда </w:t>
+        <w:t xml:space="preserve">Самый однозначный способ отказаться от генерации — кнопка «Отмена» в окне параметров до запуска. В ATFRAME при вводе ручных осей стоек, внешних углов и отметок перекрытий Enter завершает список и продолжает работу, а Esc отменяет команду до расчёта и замены прежних объектов, даже если часть точек уже указана. В остальных командных запросах читайте подсказки: Enter может принять предложенное значение или закончить выбор. После построения обычная команда </w:t>
       </w:r>
       <w:r>
         <w:rPr>
@@ -10050,14 +10055,14 @@
       </w:r>
     </w:p>
     <w:p>
-      <w:bookmarkStart w:id="476" w:name="chapter_12"/>
+      <w:bookmarkStart w:id="478" w:name="chapter_12"/>
       <w:pPr>
         <w:pStyle w:val="Heading1"/>
       </w:pPr>
       <w:r>
         <w:t>11 Второе упражнение фронтон со скатами</w:t>
       </w:r>
-      <w:bookmarkEnd w:id="476"/>
+      <w:bookmarkEnd w:id="478"/>
     </w:p>
     <w:p>
       <w:pPr>
@@ -10216,14 +10221,14 @@
       </w:r>
     </w:p>
     <w:p>
-      <w:bookmarkStart w:id="492" w:name="chapter_13"/>
+      <w:bookmarkStart w:id="494" w:name="chapter_13"/>
       <w:pPr>
         <w:pStyle w:val="Heading1"/>
       </w:pPr>
       <w:r>
         <w:t>12 ATTILE справочник режимов после первого урока</w:t>
       </w:r>
-      <w:bookmarkEnd w:id="492"/>
+      <w:bookmarkEnd w:id="494"/>
     </w:p>
     <w:p>
       <w:pPr>
@@ -10843,14 +10848,14 @@
       </w:r>
     </w:p>
     <w:p>
-      <w:bookmarkStart w:id="528" w:name="chapter_14"/>
+      <w:bookmarkStart w:id="530" w:name="chapter_14"/>
       <w:pPr>
         <w:pStyle w:val="Heading1"/>
       </w:pPr>
       <w:r>
         <w:t>13 ATFRAME какие режимы выбирать</w:t>
       </w:r>
-      <w:bookmarkEnd w:id="528"/>
+      <w:bookmarkEnd w:id="530"/>
     </w:p>
     <w:p>
       <w:pPr>
@@ -11227,7 +11232,7 @@
         <w:rPr>
           <w:b/>
         </w:rPr>
-        <w:t>Этот подраздел относится к исходникам после выпуска #104.</w:t>
+        <w:t>Этот подраздел относится к build-105.</w:t>
       </w:r>
       <w:r>
         <w:t xml:space="preserve"> Первый выбор ограничен вертикальной схемой под керамогранит: Вектор-1, альбом 2015 года, тип 1, Г-профиль, узел КР2 + УК + ГП на листе 4.2.1, странице 20 PDF. Название предустановки и переключение на ручные шаги не выбирают этот узел автоматически. Это историческая номенклатура источника; её современная доступность и пригодность для вашего объекта не подтверждены.</w:t>
@@ -13126,14 +13131,14 @@
       </w:r>
     </w:p>
     <w:p>
-      <w:bookmarkStart w:id="720" w:name="chapter_15"/>
+      <w:bookmarkStart w:id="722" w:name="chapter_15"/>
       <w:pPr>
         <w:pStyle w:val="Heading1"/>
       </w:pPr>
       <w:r>
         <w:t>14 Размеры и поиск дублей</w:t>
       </w:r>
-      <w:bookmarkEnd w:id="720"/>
+      <w:bookmarkEnd w:id="722"/>
     </w:p>
     <w:p>
       <w:r>
@@ -13175,14 +13180,14 @@
       </w:r>
     </w:p>
     <w:p>
-      <w:bookmarkStart w:id="728" w:name="chapter_16"/>
+      <w:bookmarkStart w:id="730" w:name="chapter_16"/>
       <w:pPr>
         <w:pStyle w:val="Heading1"/>
       </w:pPr>
       <w:r>
         <w:t>15 Зачем осталась команда ATCLAD</w:t>
       </w:r>
-      <w:bookmarkEnd w:id="728"/>
+      <w:bookmarkEnd w:id="730"/>
     </w:p>
     <w:p>
       <w:r>
@@ -13200,14 +13205,14 @@
       </w:r>
     </w:p>
     <w:p>
-      <w:bookmarkStart w:id="736" w:name="chapter_17"/>
+      <w:bookmarkStart w:id="738" w:name="chapter_17"/>
       <w:pPr>
         <w:pStyle w:val="Heading1"/>
       </w:pPr>
       <w:r>
         <w:t>16 Частые ошибки что делать по сообщению</w:t>
       </w:r>
-      <w:bookmarkEnd w:id="736"/>
+      <w:bookmarkEnd w:id="738"/>
     </w:p>
     <w:tbl>
       <w:tblPr>
@@ -16137,7 +16142,7 @@
                 <w:color w:val="000000"/>
                 <w:sz w:val="20"/>
               </w:rPr>
-              <w:t>ATFNODE не даёт вставить схему</w:t>
+              <w:t>ATFTABLE сообщает «ПСК изменилась во время команды»</w:t>
             </w:r>
           </w:p>
         </w:tc>
@@ -16162,7 +16167,7 @@
                 <w:color w:val="000000"/>
                 <w:sz w:val="20"/>
               </w:rPr>
-              <w:t>Нет известных плоскостей, не определена выбранная поверхность либо есть противоречие</w:t>
+              <w:t>ПСК новой вставки изменена после выбора точки</w:t>
             </w:r>
           </w:p>
         </w:tc>
@@ -16187,7 +16192,7 @@
                 <w:color w:val="000000"/>
                 <w:sz w:val="20"/>
               </w:rPr>
-              <w:t>Прочитать численный просмотр; задать подтверждённые данные. Неизвестное не заменять нулём</w:t>
+              <w:t>Повторить ATFTABLE при неизменной ПСК; прежняя таблица и файл сохраняются</w:t>
             </w:r>
           </w:p>
         </w:tc>
@@ -16217,7 +16222,7 @@
                 <w:color w:val="000000"/>
                 <w:sz w:val="20"/>
               </w:rPr>
-              <w:t>Локальный просвет меньше 20 мм</w:t>
+              <w:t>ATFNODE не даёт вставить схему</w:t>
             </w:r>
           </w:p>
         </w:tc>
@@ -16242,7 +16247,7 @@
                 <w:color w:val="000000"/>
                 <w:sz w:val="20"/>
               </w:rPr>
-              <w:t>Расстояние между заявленными поверхностями не выполняет правило узла 4.2.1</w:t>
+              <w:t>Нет известных плоскостей, не определена выбранная поверхность либо есть противоречие</w:t>
             </w:r>
           </w:p>
         </w:tc>
@@ -16267,7 +16272,7 @@
                 <w:color w:val="000000"/>
                 <w:sz w:val="20"/>
               </w:rPr>
-              <w:t>Проверить исходные координаты и проектное решение; вынос облицовки не заменяет этот просвет</w:t>
+              <w:t>Прочитать численный просмотр; задать подтверждённые данные. Неизвестное не заменять нулём</w:t>
             </w:r>
           </w:p>
         </w:tc>
@@ -16297,7 +16302,7 @@
                 <w:color w:val="000000"/>
                 <w:sz w:val="20"/>
               </w:rPr>
-              <w:t>Снимок ATFNODE неактуален</w:t>
+              <w:t>Локальный просвет меньше 20 мм</w:t>
             </w:r>
           </w:p>
         </w:tc>
@@ -16322,7 +16327,7 @@
                 <w:color w:val="000000"/>
                 <w:sz w:val="20"/>
               </w:rPr>
-              <w:t>Изменились проект, привязка или геометрия зоны</w:t>
+              <w:t>Расстояние между заявленными поверхностями не выполняет правило узла 4.2.1</w:t>
             </w:r>
           </w:p>
         </w:tc>
@@ -16347,7 +16352,7 @@
                 <w:color w:val="000000"/>
                 <w:sz w:val="20"/>
               </w:rPr>
-              <w:t>Проверить текущие параметры и создать новый снимок; старую подпись не считать подтверждением</w:t>
+              <w:t>Проверить исходные координаты и проектное решение; вынос облицовки не заменяет этот просвет</w:t>
             </w:r>
           </w:p>
         </w:tc>
@@ -16377,7 +16382,7 @@
                 <w:color w:val="000000"/>
                 <w:sz w:val="20"/>
               </w:rPr>
-              <w:t>«У выбранного блока нет паспорта ATFNODE»</w:t>
+              <w:t>Снимок ATFNODE неактуален</w:t>
             </w:r>
           </w:p>
         </w:tc>
@@ -16402,7 +16407,7 @@
                 <w:color w:val="000000"/>
                 <w:sz w:val="20"/>
               </w:rPr>
-              <w:t>Выбран обычный блок либо утрачены служебные данные схемы</w:t>
+              <w:t>Изменились проект, привязка или геометрия зоны</w:t>
             </w:r>
           </w:p>
         </w:tc>
@@ -16427,7 +16432,7 @@
                 <w:color w:val="000000"/>
                 <w:sz w:val="20"/>
               </w:rPr>
-              <w:t>Выбрать исходную схему; для новой создать экземпляр через ATFNODE</w:t>
+              <w:t>Проверить текущие параметры и создать новый снимок; старую подпись не считать подтверждением</w:t>
             </w:r>
           </w:p>
         </w:tc>
@@ -16457,7 +16462,7 @@
                 <w:color w:val="000000"/>
                 <w:sz w:val="20"/>
               </w:rPr>
-              <w:t>Проверка ATFNODE отклоняет копию или изменённую схему</w:t>
+              <w:t>«У выбранного блока нет паспорта ATFNODE»</w:t>
             </w:r>
           </w:p>
         </w:tc>
@@ -16482,7 +16487,7 @@
                 <w:color w:val="000000"/>
                 <w:sz w:val="20"/>
               </w:rPr>
-              <w:t>COPY, масштабирование, повреждение записи либо ручная правка содержимого</w:t>
+              <w:t>Выбран обычный блок либо утрачены служебные данные схемы</w:t>
             </w:r>
           </w:p>
         </w:tc>
@@ -16507,7 +16512,7 @@
                 <w:color w:val="000000"/>
                 <w:sz w:val="20"/>
               </w:rPr>
-              <w:t>Создать отдельный проверяемый экземпляр через ATFNODE; сохранить проблемный для диагностики</w:t>
+              <w:t>Выбрать исходную схему; для новой создать экземпляр через ATFNODE</w:t>
             </w:r>
           </w:p>
         </w:tc>
@@ -16537,7 +16542,7 @@
                 <w:color w:val="000000"/>
                 <w:sz w:val="20"/>
               </w:rPr>
-              <w:t>Решение нельзя изменить при повторе только кляммеров</w:t>
+              <w:t>Проверка ATFNODE отклоняет копию или изменённую схему</w:t>
             </w:r>
           </w:p>
         </w:tc>
@@ -16562,7 +16567,7 @@
                 <w:color w:val="000000"/>
                 <w:sz w:val="20"/>
               </w:rPr>
-              <w:t>Направляющие и кронштейны сохраняются</w:t>
+              <w:t>COPY, масштабирование, повреждение записи либо ручная правка содержимого</w:t>
             </w:r>
           </w:p>
         </w:tc>
@@ -16587,7 +16592,7 @@
                 <w:color w:val="000000"/>
                 <w:sz w:val="20"/>
               </w:rPr>
-              <w:t>Вернуться к полному перестроению по согласованному проекту</w:t>
+              <w:t>Создать отдельный проверяемый экземпляр через ATFNODE; сохранить проблемный для диагностики</w:t>
             </w:r>
           </w:p>
         </w:tc>
@@ -16617,7 +16622,7 @@
                 <w:color w:val="000000"/>
                 <w:sz w:val="20"/>
               </w:rPr>
-              <w:t>Расчёт отклонён из-за опор или пролётов</w:t>
+              <w:t>Решение нельзя изменить при повторе только кляммеров</w:t>
             </w:r>
           </w:p>
         </w:tc>
@@ -16642,7 +16647,7 @@
                 <w:color w:val="000000"/>
                 <w:sz w:val="20"/>
               </w:rPr>
-              <w:t>Отдельный кусок не соответствует принятой модели</w:t>
+              <w:t>Направляющие и кронштейны сохраняются</w:t>
             </w:r>
           </w:p>
         </w:tc>
@@ -16667,7 +16672,7 @@
                 <w:color w:val="000000"/>
                 <w:sz w:val="20"/>
               </w:rPr>
-              <w:t>Проверить опоры, проёмы и стыки с конструктором; не подбирать параметры ради снятия отказа</w:t>
+              <w:t>Вернуться к полному перестроению по согласованному проекту</w:t>
             </w:r>
           </w:p>
         </w:tc>
@@ -16697,7 +16702,7 @@
                 <w:color w:val="000000"/>
                 <w:sz w:val="20"/>
               </w:rPr>
-              <w:t>Композит с кляммерами не принимается</w:t>
+              <w:t>Расчёт отклонён из-за опор или пролётов</w:t>
             </w:r>
           </w:p>
         </w:tc>
@@ -16722,7 +16727,7 @@
                 <w:color w:val="000000"/>
                 <w:sz w:val="20"/>
               </w:rPr>
-              <w:t>Неподходящий состав крепления</w:t>
+              <w:t>Отдельный кусок не соответствует принятой модели</w:t>
             </w:r>
           </w:p>
         </w:tc>
@@ -16747,7 +16752,7 @@
                 <w:color w:val="000000"/>
                 <w:sz w:val="20"/>
               </w:rPr>
-              <w:t>Выбрать «только подсистему» и проектное решение крепления</w:t>
+              <w:t>Проверить опоры, проёмы и стыки с конструктором; не подбирать параметры ради снятия отказа</w:t>
             </w:r>
           </w:p>
         </w:tc>
@@ -16777,7 +16782,7 @@
                 <w:color w:val="000000"/>
                 <w:sz w:val="20"/>
               </w:rPr>
-              <w:t>Таблица слишком большая</w:t>
+              <w:t>Композит с кляммерами не принимается</w:t>
             </w:r>
           </w:p>
         </w:tc>
@@ -16802,7 +16807,7 @@
                 <w:color w:val="000000"/>
                 <w:sz w:val="20"/>
               </w:rPr>
-              <w:t>Высота текста задана в единицах модели</w:t>
+              <w:t>Неподходящий состав крепления</w:t>
             </w:r>
           </w:p>
         </w:tc>
@@ -16827,7 +16832,7 @@
                 <w:color w:val="000000"/>
                 <w:sz w:val="20"/>
               </w:rPr>
-              <w:t>Перестроить таблицу с меньшей высотой текста; контуры не масштабировать</w:t>
+              <w:t>Выбрать «только подсистему» и проектное решение крепления</w:t>
             </w:r>
           </w:p>
         </w:tc>
@@ -16857,7 +16862,7 @@
                 <w:color w:val="000000"/>
                 <w:sz w:val="20"/>
               </w:rPr>
-              <w:t>После Save As не найдены зоны</w:t>
+              <w:t>Таблица слишком большая</w:t>
             </w:r>
           </w:p>
         </w:tc>
@@ -16882,7 +16887,7 @@
                 <w:color w:val="000000"/>
                 <w:sz w:val="20"/>
               </w:rPr>
-              <w:t>Отдельный JSON не перенесён/не соответствует DWG</w:t>
+              <w:t>Высота текста задана в единицах модели</w:t>
             </w:r>
           </w:p>
         </w:tc>
@@ -16907,7 +16912,7 @@
                 <w:color w:val="000000"/>
                 <w:sz w:val="20"/>
               </w:rPr>
-              <w:t>Проверить пару файлов и пересчитать/сохранить зоны в новой папке</w:t>
+              <w:t>Перестроить таблицу с меньшей высотой текста; контуры не масштабировать</w:t>
             </w:r>
           </w:p>
         </w:tc>
@@ -16937,7 +16942,7 @@
                 <w:color w:val="000000"/>
                 <w:sz w:val="20"/>
               </w:rPr>
-              <w:t>Вставка идёт долго</w:t>
+              <w:t>После Save As не найдены зоны</w:t>
             </w:r>
           </w:p>
         </w:tc>
@@ -16962,7 +16967,7 @@
                 <w:color w:val="000000"/>
                 <w:sz w:val="20"/>
               </w:rPr>
-              <w:t>Большая зона, много разных подрезок или сложные блоки</w:t>
+              <w:t>Отдельный JSON не перенесён/не соответствует DWG</w:t>
             </w:r>
           </w:p>
         </w:tc>
@@ -16987,7 +16992,7 @@
                 <w:color w:val="000000"/>
                 <w:sz w:val="20"/>
               </w:rPr>
-              <w:t>Дождаться сообщения завершения; первый тест делать на небольшом участке</w:t>
+              <w:t>Проверить пару файлов и пересчитать/сохранить зоны в новой папке</w:t>
             </w:r>
           </w:p>
         </w:tc>
@@ -17017,7 +17022,7 @@
                 <w:color w:val="000000"/>
                 <w:sz w:val="20"/>
               </w:rPr>
-              <w:t>Старая схема линий, предложен ATFZONERESET</w:t>
+              <w:t>Вставка идёт долго</w:t>
             </w:r>
           </w:p>
         </w:tc>
@@ -17042,7 +17047,7 @@
                 <w:color w:val="000000"/>
                 <w:sz w:val="20"/>
               </w:rPr>
-              <w:t>У старых объектов нет безопасных связей</w:t>
+              <w:t>Большая зона, много разных подрезок или сложные блоки</w:t>
             </w:r>
           </w:p>
         </w:tc>
@@ -17067,7 +17072,7 @@
                 <w:color w:val="000000"/>
                 <w:sz w:val="20"/>
               </w:rPr>
-              <w:t>Выполнить главу 10.4 на контрольной копии, выбрать только свой участок</w:t>
+              <w:t>Дождаться сообщения завершения; первый тест делать на небольшом участке</w:t>
             </w:r>
           </w:p>
         </w:tc>
@@ -17097,6 +17102,86 @@
                 <w:color w:val="000000"/>
                 <w:sz w:val="20"/>
               </w:rPr>
+              <w:t>Старая схема линий, предложен ATFZONERESET</w:t>
+            </w:r>
+          </w:p>
+        </w:tc>
+        <w:tc>
+          <w:tcPr>
+            <w:tcW w:type="dxa" w:w="3581"/>
+            <w:vAlign w:val="center"/>
+            <w:tcMar>
+              <w:top w:w="85" w:type="dxa"/>
+              <w:bottom w:w="85" w:type="dxa"/>
+              <w:left w:w="100" w:type="dxa"/>
+              <w:right w:w="100" w:type="dxa"/>
+            </w:tcMar>
+            <w:shd w:fill="F1F5F7"/>
+          </w:tcPr>
+          <w:p>
+            <w:pPr>
+              <w:spacing w:after="0" w:before="0" w:line="259" w:lineRule="auto"/>
+            </w:pPr>
+            <w:r>
+              <w:rPr>
+                <w:color w:val="000000"/>
+                <w:sz w:val="20"/>
+              </w:rPr>
+              <w:t>У старых объектов нет безопасных связей</w:t>
+            </w:r>
+          </w:p>
+        </w:tc>
+        <w:tc>
+          <w:tcPr>
+            <w:tcW w:type="dxa" w:w="3581"/>
+            <w:vAlign w:val="center"/>
+            <w:tcMar>
+              <w:top w:w="85" w:type="dxa"/>
+              <w:bottom w:w="85" w:type="dxa"/>
+              <w:left w:w="100" w:type="dxa"/>
+              <w:right w:w="100" w:type="dxa"/>
+            </w:tcMar>
+            <w:shd w:fill="F1F5F7"/>
+          </w:tcPr>
+          <w:p>
+            <w:pPr>
+              <w:spacing w:after="0" w:before="0" w:line="259" w:lineRule="auto"/>
+            </w:pPr>
+            <w:r>
+              <w:rPr>
+                <w:color w:val="000000"/>
+                <w:sz w:val="20"/>
+              </w:rPr>
+              <w:t>Выполнить главу 10.4 на контрольной копии, выбрать только свой участок</w:t>
+            </w:r>
+          </w:p>
+        </w:tc>
+      </w:tr>
+      <w:tr>
+        <w:trPr>
+          <w:cantSplit/>
+        </w:trPr>
+        <w:tc>
+          <w:tcPr>
+            <w:tcW w:type="dxa" w:w="2919"/>
+            <w:vAlign w:val="center"/>
+            <w:tcMar>
+              <w:top w:w="85" w:type="dxa"/>
+              <w:bottom w:w="85" w:type="dxa"/>
+              <w:left w:w="100" w:type="dxa"/>
+              <w:right w:w="100" w:type="dxa"/>
+            </w:tcMar>
+            <w:shd w:fill="FFFFFF"/>
+          </w:tcPr>
+          <w:p>
+            <w:pPr>
+              <w:spacing w:after="0" w:before="0" w:line="259" w:lineRule="auto"/>
+            </w:pPr>
+            <w:r>
+              <w:rPr>
+                <w:color w:val="000000"/>
+                <w:sz w:val="20"/>
+              </w:rPr>
               <w:t>Внутренняя ошибка</w:t>
             </w:r>
           </w:p>
@@ -17111,7 +17196,7 @@
               <w:left w:w="100" w:type="dxa"/>
               <w:right w:w="100" w:type="dxa"/>
             </w:tcMar>
-            <w:shd w:fill="F1F5F7"/>
+            <w:shd w:fill="FFFFFF"/>
           </w:tcPr>
           <w:p>
             <w:pPr>
@@ -17136,7 +17221,7 @@
               <w:left w:w="100" w:type="dxa"/>
               <w:right w:w="100" w:type="dxa"/>
             </w:tcMar>
-            <w:shd w:fill="F1F5F7"/>
+            <w:shd w:fill="FFFFFF"/>
           </w:tcPr>
           <w:p>
             <w:pPr>
@@ -17159,14 +17244,14 @@
       </w:pPr>
     </w:p>
     <w:p>
-      <w:bookmarkStart w:id="789" w:name="chapter_18"/>
+      <w:bookmarkStart w:id="792" w:name="chapter_18"/>
       <w:pPr>
         <w:pStyle w:val="Heading1"/>
       </w:pPr>
       <w:r>
         <w:t>17 Сохранение и передача результата</w:t>
       </w:r>
-      <w:bookmarkEnd w:id="789"/>
+      <w:bookmarkEnd w:id="792"/>
     </w:p>
     <w:p>
       <w:r>
@@ -17267,14 +17352,14 @@
       </w:r>
     </w:p>
     <w:p>
-      <w:bookmarkStart w:id="803" w:name="chapter_19"/>
+      <w:bookmarkStart w:id="806" w:name="chapter_19"/>
       <w:pPr>
         <w:pStyle w:val="Heading1"/>
       </w:pPr>
       <w:r>
         <w:t>18 Как сообщить о проблеме чтобы её можно было исправить</w:t>
       </w:r>
-      <w:bookmarkEnd w:id="803"/>
+      <w:bookmarkEnd w:id="806"/>
     </w:p>
     <w:p>
       <w:r>
@@ -17287,14 +17372,14 @@
       </w:r>
     </w:p>
     <w:p>
-      <w:bookmarkStart w:id="809" w:name="chapter_20"/>
+      <w:bookmarkStart w:id="812" w:name="chapter_20"/>
       <w:pPr>
         <w:pStyle w:val="Heading1"/>
       </w:pPr>
       <w:r>
         <w:t>19 Словарь начинающего пользователя</w:t>
       </w:r>
-      <w:bookmarkEnd w:id="809"/>
+      <w:bookmarkEnd w:id="812"/>
     </w:p>
     <w:tbl>
       <w:tblPr>
@@ -19084,14 +19169,14 @@
       </w:pPr>
     </w:p>
     <w:p>
-      <w:bookmarkStart w:id="845" w:name="chapter_21"/>
+      <w:bookmarkStart w:id="848" w:name="chapter_21"/>
       <w:pPr>
         <w:pStyle w:val="Heading1"/>
       </w:pPr>
       <w:r>
         <w:t>20 Финальная самопроверка первого урока</w:t>
       </w:r>
-      <w:bookmarkEnd w:id="845"/>
+      <w:bookmarkEnd w:id="848"/>
     </w:p>
     <w:p>
       <w:r>
